--- a/src/Layers/W1/BaseApp/Sales/Document/StandardDraftSalesInvoiceBlueThemableBody.docx
+++ b/src/Layers/W1/BaseApp/Sales/Document/StandardDraftSalesInvoiceBlueThemableBody.docx
@@ -4,22 +4,23 @@
   <w:body>
     <w:tbl>
       <w:tblPr>
-        <w:tblStyle w:val="TableGrid"/>
-        <w:tblW w:w="4995" w:type="pct"/>
+        <w:tblStyle w:val="BCBlockTable"/>
+        <w:tblW w:w="5000" w:type="pct"/>
         <w:tblBorders>
-          <w:top w:val="none" w:color="auto" w:sz="0" w:space="0"/>
-          <w:left w:val="none" w:color="auto" w:sz="0" w:space="0"/>
-          <w:bottom w:val="none" w:color="auto" w:sz="0" w:space="0"/>
-          <w:right w:val="none" w:color="auto" w:sz="0" w:space="0"/>
-          <w:insideH w:val="none" w:color="auto" w:sz="0" w:space="0"/>
-          <w:insideV w:val="none" w:color="auto" w:sz="0" w:space="0"/>
+          <w:top w:val="none" w:sz="0" w:space="0" w:color="auto"/>
+          <w:left w:val="none" w:sz="0" w:space="0" w:color="auto"/>
+          <w:bottom w:val="none" w:sz="0" w:space="0" w:color="auto"/>
+          <w:right w:val="none" w:sz="0" w:space="0" w:color="auto"/>
+          <w:insideH w:val="none" w:sz="0" w:space="0" w:color="auto"/>
+          <w:insideV w:val="none" w:sz="0" w:space="0" w:color="auto"/>
         </w:tblBorders>
         <w:tblCellMar>
           <w:left w:w="0" w:type="dxa"/>
           <w:right w:w="0" w:type="dxa"/>
         </w:tblCellMar>
-        <w:tblLook w:val="04A0" w:firstRow="1" w:lastRow="0" w:firstColumn="1" w:lastColumn="0" w:noHBand="0" w:noVBand="1"/>
+        <w:tblLook w:val="0620" w:firstRow="1" w:lastRow="0" w:firstColumn="0" w:lastColumn="0" w:noHBand="1" w:noVBand="1"/>
         <w:tblCaption w:val="Address Block"/>
+        <w:tblDescription w:val="Layout table. Used for positioning, not for tabular data."/>
       </w:tblPr>
       <w:tblGrid>
         <w:gridCol w:w="2621"/>
@@ -29,17 +30,13 @@
       <w:tr>
         <w:trPr>
           <w:cnfStyle w:val="100000000000" w:firstRow="1" w:lastRow="0" w:firstColumn="0" w:lastColumn="0" w:oddVBand="0" w:evenVBand="0" w:oddHBand="0" w:evenHBand="0" w:firstRowFirstColumn="0" w:firstRowLastColumn="0" w:lastRowFirstColumn="0" w:lastRowLastColumn="0"/>
+          <w:cantSplit/>
           <w:trHeight w:val="254"/>
         </w:trPr>
         <w:sdt>
           <w:sdtPr>
             <w:rPr>
               <w:rStyle w:val="Strong"/>
-              <w:rFonts w:ascii="Segoe UI Semibold" w:hAnsi="Segoe UI Semibold" w:cs="Segoe UI Semibold"/>
-              <w:b w:val="0"/>
-              <w:bCs w:val="0"/>
-              <w:sz w:val="22"/>
-              <w:szCs w:val="22"/>
             </w:rPr>
             <w:alias w:val="CustomerAddress1"/>
             <w:tag w:val="#BC:InsertDataItem,DataItems/Header/CustomerAddress1"/>
@@ -47,9 +44,9 @@
             <w:placeholder>
               <w:docPart w:val="679C7827B2C6403F9BD151CB11F7515C"/>
             </w:placeholder>
+            <w:dataBinding w:prefixMappings="&lt;xmlns:ns0='urn:microsoft-dynamics-nav/reports/Standard_Sales_Draft_Invoice/1303/' " w:xpath="/ns0:NavWordReportXmlPart[1]/ns0:Header[1]/ns0:CustomerAddress1[1]" w:storeItemID="{00000000-0000-0000-0000-000000000000}"/>
             <w15:color w:val="808080"/>
             <w:text/>
-            <w:dataBinding w:prefixMappings="xmlns:ns0='urn:microsoft-dynamics-nav/reports/Standard_Sales_Draft_Invoice/1303/'" w:xpath="/ns0:NavWordReportXmlPart[1]/ns0:Header[1]/ns0:CustomerAddress1[1]"/>
           </w:sdtPr>
           <w:sdtContent>
             <w:tc>
@@ -58,25 +55,15 @@
               </w:tcPr>
               <w:p>
                 <w:pPr>
-                  <w:pStyle w:val="Heading2"/>
+                  <w:pStyle w:val="BCLabel"/>
                   <w:spacing w:before="0" w:after="0" w:line="276" w:lineRule="auto"/>
                   <w:rPr>
                     <w:rStyle w:val="Strong"/>
-                    <w:rFonts w:ascii="Segoe UI Semibold" w:hAnsi="Segoe UI Semibold" w:cs="Segoe UI Semibold"/>
-                    <w:b w:val="0"/>
-                    <w:bCs w:val="0"/>
-                    <w:sz w:val="22"/>
-                    <w:szCs w:val="22"/>
                   </w:rPr>
                 </w:pPr>
                 <w:r>
                   <w:rPr>
                     <w:rStyle w:val="Strong"/>
-                    <w:rFonts w:ascii="Segoe UI Semibold" w:hAnsi="Segoe UI Semibold" w:cs="Segoe UI Semibold"/>
-                    <w:b w:val="0"/>
-                    <w:bCs w:val="0"/>
-                    <w:sz w:val="22"/>
-                    <w:szCs w:val="22"/>
                   </w:rPr>
                   <w:t>CustomerAddress1</w:t>
                 </w:r>
@@ -90,15 +77,10 @@
           </w:tcPr>
           <w:p>
             <w:pPr>
-              <w:pStyle w:val="Heading2"/>
+              <w:pStyle w:val="BCLabel"/>
               <w:spacing w:before="0" w:after="0" w:line="276" w:lineRule="auto"/>
               <w:rPr>
                 <w:rStyle w:val="Strong"/>
-                <w:rFonts w:ascii="Segoe UI Semibold" w:hAnsi="Segoe UI Semibold" w:cs="Segoe UI Semibold"/>
-                <w:b w:val="0"/>
-                <w:bCs w:val="0"/>
-                <w:sz w:val="22"/>
-                <w:szCs w:val="22"/>
               </w:rPr>
             </w:pPr>
           </w:p>
@@ -107,11 +89,6 @@
           <w:sdtPr>
             <w:rPr>
               <w:rStyle w:val="Strong"/>
-              <w:rFonts w:ascii="Segoe UI Semibold" w:hAnsi="Segoe UI Semibold" w:cs="Segoe UI Semibold"/>
-              <w:b w:val="0"/>
-              <w:bCs w:val="0"/>
-              <w:sz w:val="22"/>
-              <w:szCs w:val="22"/>
             </w:rPr>
             <w:alias w:val="CompanyAddress1"/>
             <w:tag w:val="#BC:InsertDataItem,DataItems/Header/CompanyAddress1"/>
@@ -119,9 +96,9 @@
             <w:placeholder>
               <w:docPart w:val="8AD5AFF50EB248918B025654D2F454E4"/>
             </w:placeholder>
+            <w:dataBinding w:prefixMappings="&lt;xmlns:ns0='urn:microsoft-dynamics-nav/reports/Standard_Sales_Draft_Invoice/1303/' " w:xpath="/ns0:NavWordReportXmlPart[1]/ns0:Header[1]/ns0:CompanyAddress1[1]" w:storeItemID="{00000000-0000-0000-0000-000000000000}"/>
             <w15:color w:val="808080"/>
             <w:text/>
-            <w:dataBinding w:prefixMappings="xmlns:ns0='urn:microsoft-dynamics-nav/reports/Standard_Sales_Draft_Invoice/1303/'" w:xpath="/ns0:NavWordReportXmlPart[1]/ns0:Header[1]/ns0:CompanyAddress1[1]"/>
           </w:sdtPr>
           <w:sdtContent>
             <w:tc>
@@ -130,26 +107,17 @@
               </w:tcPr>
               <w:p>
                 <w:pPr>
-                  <w:pStyle w:val="Heading2"/>
+                  <w:pStyle w:val="BCLabelNumber"/>
                   <w:spacing w:before="0" w:after="0" w:line="276" w:lineRule="auto"/>
                   <w:jc w:val="right"/>
                   <w:rPr>
                     <w:rStyle w:val="Strong"/>
-                    <w:b w:val="0"/>
-                    <w:bCs w:val="0"/>
-                    <w:sz w:val="22"/>
-                    <w:szCs w:val="22"/>
                     <w:lang w:val="da-DK"/>
                   </w:rPr>
                 </w:pPr>
                 <w:r>
                   <w:rPr>
                     <w:rStyle w:val="Strong"/>
-                    <w:rFonts w:ascii="Segoe UI Semibold" w:hAnsi="Segoe UI Semibold" w:cs="Segoe UI Semibold"/>
-                    <w:b w:val="0"/>
-                    <w:bCs w:val="0"/>
-                    <w:sz w:val="22"/>
-                    <w:szCs w:val="22"/>
                   </w:rPr>
                   <w:t>CompanyAddress1</w:t>
                 </w:r>
@@ -160,26 +128,21 @@
       </w:tr>
       <w:tr>
         <w:trPr>
+          <w:cantSplit/>
           <w:trHeight w:val="242"/>
         </w:trPr>
         <w:sdt>
           <w:sdtPr>
-            <w:rPr>
-              <w:rFonts w:cs="Segoe UI Semibold"/>
-              <w:b/>
-              <w:bCs/>
-              <w:sz w:val="22"/>
-              <w:szCs w:val="22"/>
-            </w:rPr>
+            <w:rPr/>
             <w:alias w:val="CustomerAddress2"/>
             <w:tag w:val="#BC:InsertDataItem,DataItems/Header/CustomerAddress2"/>
             <w:id w:val="863552788"/>
             <w:placeholder>
               <w:docPart w:val="679C7827B2C6403F9BD151CB11F7515C"/>
             </w:placeholder>
+            <w:dataBinding w:prefixMappings="&lt;xmlns:ns0='urn:microsoft-dynamics-nav/reports/Standard_Sales_Draft_Invoice/1303/' " w:xpath="/ns0:NavWordReportXmlPart[1]/ns0:Header[1]/ns0:CustomerAddress2[1]" w:storeItemID="{00000000-0000-0000-0000-000000000000}"/>
             <w15:color w:val="808080"/>
             <w:text/>
-            <w:dataBinding w:prefixMappings="xmlns:ns0='urn:microsoft-dynamics-nav/reports/Standard_Sales_Draft_Invoice/1303/'" w:xpath="/ns0:NavWordReportXmlPart[1]/ns0:Header[1]/ns0:CustomerAddress2[1]"/>
           </w:sdtPr>
           <w:sdtContent>
             <w:tc>
@@ -188,18 +151,9 @@
               </w:tcPr>
               <w:p>
                 <w:pPr>
-                  <w:rPr>
-                    <w:rFonts w:cs="Segoe UI Semibold" w:asciiTheme="minorHAnsi" w:hAnsiTheme="minorHAnsi"/>
-                    <w:sz w:val="22"/>
-                    <w:szCs w:val="22"/>
-                  </w:rPr>
+                  <w:pStyle w:val="NoSpacing"/>
                 </w:pPr>
                 <w:r>
-                  <w:rPr>
-                    <w:rFonts w:cs="Segoe UI Semibold" w:asciiTheme="minorHAnsi" w:hAnsiTheme="minorHAnsi"/>
-                    <w:sz w:val="22"/>
-                    <w:szCs w:val="22"/>
-                  </w:rPr>
                   <w:t>CustomerAddress2</w:t>
                 </w:r>
               </w:p>
@@ -212,30 +166,22 @@
           </w:tcPr>
           <w:p>
             <w:pPr>
-              <w:rPr>
-                <w:rFonts w:cs="Segoe UI Semibold" w:asciiTheme="minorHAnsi" w:hAnsiTheme="minorHAnsi"/>
-                <w:sz w:val="22"/>
-                <w:szCs w:val="22"/>
-              </w:rPr>
+              <w:pStyle w:val="NoSpacing"/>
             </w:pPr>
           </w:p>
         </w:tc>
         <w:sdt>
           <w:sdtPr>
-            <w:rPr>
-              <w:rFonts w:cs="Segoe UI Semibold"/>
-              <w:sz w:val="22"/>
-              <w:szCs w:val="22"/>
-            </w:rPr>
+            <w:rPr/>
             <w:alias w:val="CompanyAddress2"/>
             <w:tag w:val="#BC:InsertDataItem,DataItems/Header/CompanyAddress2"/>
             <w:id w:val="-407616906"/>
             <w:placeholder>
               <w:docPart w:val="B8AA09E9E41A4526993958CA31622ECB"/>
             </w:placeholder>
+            <w:dataBinding w:prefixMappings="&lt;xmlns:ns0='urn:microsoft-dynamics-nav/reports/Standard_Sales_Draft_Invoice/1303/' " w:xpath="/ns0:NavWordReportXmlPart[1]/ns0:Header[1]/ns0:CompanyAddress2[1]" w:storeItemID="{00000000-0000-0000-0000-000000000000}"/>
             <w15:color w:val="808080"/>
             <w:text/>
-            <w:dataBinding w:prefixMappings="xmlns:ns0='urn:microsoft-dynamics-nav/reports/Standard_Sales_Draft_Invoice/1303/'" w:xpath="/ns0:NavWordReportXmlPart[1]/ns0:Header[1]/ns0:CompanyAddress2[1]"/>
           </w:sdtPr>
           <w:sdtContent>
             <w:tc>
@@ -244,19 +190,10 @@
               </w:tcPr>
               <w:p>
                 <w:pPr>
+                  <w:pStyle w:val="BCNumber"/>
                   <w:jc w:val="right"/>
-                  <w:rPr>
-                    <w:rFonts w:asciiTheme="minorHAnsi" w:hAnsiTheme="minorHAnsi"/>
-                    <w:sz w:val="22"/>
-                    <w:szCs w:val="22"/>
-                  </w:rPr>
                 </w:pPr>
                 <w:r>
-                  <w:rPr>
-                    <w:rFonts w:cs="Segoe UI Semibold" w:asciiTheme="minorHAnsi" w:hAnsiTheme="minorHAnsi"/>
-                    <w:sz w:val="22"/>
-                    <w:szCs w:val="22"/>
-                  </w:rPr>
                   <w:t>CompanyAddress2</w:t>
                 </w:r>
               </w:p>
@@ -266,24 +203,21 @@
       </w:tr>
       <w:tr>
         <w:trPr>
+          <w:cantSplit/>
           <w:trHeight w:val="242"/>
         </w:trPr>
         <w:sdt>
           <w:sdtPr>
-            <w:rPr>
-              <w:rFonts w:cs="Segoe UI Semibold"/>
-              <w:sz w:val="22"/>
-              <w:szCs w:val="22"/>
-            </w:rPr>
+            <w:rPr/>
             <w:alias w:val="CustomerAddress3"/>
             <w:tag w:val="#BC:InsertDataItem,DataItems/Header/CustomerAddress3"/>
             <w:id w:val="335427627"/>
             <w:placeholder>
               <w:docPart w:val="679C7827B2C6403F9BD151CB11F7515C"/>
             </w:placeholder>
+            <w:dataBinding w:prefixMappings="&lt;xmlns:ns0='urn:microsoft-dynamics-nav/reports/Standard_Sales_Draft_Invoice/1303/' " w:xpath="/ns0:NavWordReportXmlPart[1]/ns0:Header[1]/ns0:CustomerAddress3[1]" w:storeItemID="{00000000-0000-0000-0000-000000000000}"/>
             <w15:color w:val="808080"/>
             <w:text/>
-            <w:dataBinding w:prefixMappings="xmlns:ns0='urn:microsoft-dynamics-nav/reports/Standard_Sales_Draft_Invoice/1303/'" w:xpath="/ns0:NavWordReportXmlPart[1]/ns0:Header[1]/ns0:CustomerAddress3[1]"/>
           </w:sdtPr>
           <w:sdtContent>
             <w:tc>
@@ -292,18 +226,9 @@
               </w:tcPr>
               <w:p>
                 <w:pPr>
-                  <w:rPr>
-                    <w:rFonts w:cs="Segoe UI Semibold" w:asciiTheme="minorHAnsi" w:hAnsiTheme="minorHAnsi"/>
-                    <w:sz w:val="22"/>
-                    <w:szCs w:val="22"/>
-                  </w:rPr>
+                  <w:pStyle w:val="NoSpacing"/>
                 </w:pPr>
                 <w:r>
-                  <w:rPr>
-                    <w:rFonts w:cs="Segoe UI Semibold" w:asciiTheme="minorHAnsi" w:hAnsiTheme="minorHAnsi"/>
-                    <w:sz w:val="22"/>
-                    <w:szCs w:val="22"/>
-                  </w:rPr>
                   <w:t>CustomerAddress3</w:t>
                 </w:r>
               </w:p>
@@ -316,30 +241,22 @@
           </w:tcPr>
           <w:p>
             <w:pPr>
-              <w:rPr>
-                <w:rFonts w:cs="Segoe UI Semibold" w:asciiTheme="minorHAnsi" w:hAnsiTheme="minorHAnsi"/>
-                <w:sz w:val="22"/>
-                <w:szCs w:val="22"/>
-              </w:rPr>
+              <w:pStyle w:val="NoSpacing"/>
             </w:pPr>
           </w:p>
         </w:tc>
         <w:sdt>
           <w:sdtPr>
-            <w:rPr>
-              <w:rFonts w:cs="Segoe UI Semibold"/>
-              <w:sz w:val="22"/>
-              <w:szCs w:val="22"/>
-            </w:rPr>
+            <w:rPr/>
             <w:alias w:val="CompanyAddress3"/>
             <w:tag w:val="#BC:InsertDataItem,DataItems/Header/CompanyAddress3"/>
             <w:id w:val="-1208102821"/>
             <w:placeholder>
               <w:docPart w:val="F135EFDE6EE24E258FF611E1BC0AF56F"/>
             </w:placeholder>
+            <w:dataBinding w:prefixMappings="&lt;xmlns:ns0='urn:microsoft-dynamics-nav/reports/Standard_Sales_Draft_Invoice/1303/' " w:xpath="/ns0:NavWordReportXmlPart[1]/ns0:Header[1]/ns0:CompanyAddress3[1]" w:storeItemID="{00000000-0000-0000-0000-000000000000}"/>
             <w15:color w:val="808080"/>
             <w:text/>
-            <w:dataBinding w:prefixMappings="xmlns:ns0='urn:microsoft-dynamics-nav/reports/Standard_Sales_Draft_Invoice/1303/'" w:xpath="/ns0:NavWordReportXmlPart[1]/ns0:Header[1]/ns0:CompanyAddress3[1]"/>
           </w:sdtPr>
           <w:sdtContent>
             <w:tc>
@@ -348,18 +265,10 @@
               </w:tcPr>
               <w:p>
                 <w:pPr>
+                  <w:pStyle w:val="BCNumber"/>
                   <w:jc w:val="right"/>
-                  <w:rPr>
-                    <w:sz w:val="22"/>
-                    <w:szCs w:val="22"/>
-                  </w:rPr>
                 </w:pPr>
                 <w:r>
-                  <w:rPr>
-                    <w:rFonts w:cs="Segoe UI Semibold" w:asciiTheme="minorHAnsi" w:hAnsiTheme="minorHAnsi"/>
-                    <w:sz w:val="22"/>
-                    <w:szCs w:val="22"/>
-                  </w:rPr>
                   <w:t>CompanyAddress3</w:t>
                 </w:r>
               </w:p>
@@ -369,24 +278,21 @@
       </w:tr>
       <w:tr>
         <w:trPr>
+          <w:cantSplit/>
           <w:trHeight w:val="242"/>
         </w:trPr>
         <w:sdt>
           <w:sdtPr>
-            <w:rPr>
-              <w:rFonts w:cs="Segoe UI Semibold"/>
-              <w:sz w:val="22"/>
-              <w:szCs w:val="22"/>
-            </w:rPr>
+            <w:rPr/>
             <w:alias w:val="CustomerAddress4"/>
             <w:tag w:val="#BC:InsertDataItem,DataItems/Header/CustomerAddress4"/>
             <w:id w:val="172315661"/>
             <w:placeholder>
               <w:docPart w:val="679C7827B2C6403F9BD151CB11F7515C"/>
             </w:placeholder>
+            <w:dataBinding w:prefixMappings="&lt;xmlns:ns0='urn:microsoft-dynamics-nav/reports/Standard_Sales_Draft_Invoice/1303/' " w:xpath="/ns0:NavWordReportXmlPart[1]/ns0:Header[1]/ns0:CustomerAddress4[1]" w:storeItemID="{00000000-0000-0000-0000-000000000000}"/>
             <w15:color w:val="808080"/>
             <w:text/>
-            <w:dataBinding w:prefixMappings="xmlns:ns0='urn:microsoft-dynamics-nav/reports/Standard_Sales_Draft_Invoice/1303/'" w:xpath="/ns0:NavWordReportXmlPart[1]/ns0:Header[1]/ns0:CustomerAddress4[1]"/>
           </w:sdtPr>
           <w:sdtContent>
             <w:tc>
@@ -395,18 +301,9 @@
               </w:tcPr>
               <w:p>
                 <w:pPr>
-                  <w:rPr>
-                    <w:rFonts w:cs="Segoe UI Semibold" w:asciiTheme="minorHAnsi" w:hAnsiTheme="minorHAnsi"/>
-                    <w:sz w:val="22"/>
-                    <w:szCs w:val="22"/>
-                  </w:rPr>
+                  <w:pStyle w:val="NoSpacing"/>
                 </w:pPr>
                 <w:r>
-                  <w:rPr>
-                    <w:rFonts w:cs="Segoe UI Semibold" w:asciiTheme="minorHAnsi" w:hAnsiTheme="minorHAnsi"/>
-                    <w:sz w:val="22"/>
-                    <w:szCs w:val="22"/>
-                  </w:rPr>
                   <w:t>CustomerAddress4</w:t>
                 </w:r>
               </w:p>
@@ -419,30 +316,22 @@
           </w:tcPr>
           <w:p>
             <w:pPr>
-              <w:rPr>
-                <w:rFonts w:cs="Segoe UI Semibold" w:asciiTheme="minorHAnsi" w:hAnsiTheme="minorHAnsi"/>
-                <w:sz w:val="22"/>
-                <w:szCs w:val="22"/>
-              </w:rPr>
+              <w:pStyle w:val="NoSpacing"/>
             </w:pPr>
           </w:p>
         </w:tc>
         <w:sdt>
           <w:sdtPr>
-            <w:rPr>
-              <w:rFonts w:cs="Segoe UI Semibold"/>
-              <w:sz w:val="22"/>
-              <w:szCs w:val="22"/>
-            </w:rPr>
+            <w:rPr/>
             <w:alias w:val="CompanyAddress4"/>
             <w:tag w:val="#BC:InsertDataItem,DataItems/Header/CompanyAddress4"/>
             <w:id w:val="-1044596330"/>
             <w:placeholder>
               <w:docPart w:val="76E1CB52F4DF4EFF9219C9F72AAACA8F"/>
             </w:placeholder>
+            <w:dataBinding w:prefixMappings="&lt;xmlns:ns0='urn:microsoft-dynamics-nav/reports/Standard_Sales_Draft_Invoice/1303/' " w:xpath="/ns0:NavWordReportXmlPart[1]/ns0:Header[1]/ns0:CompanyAddress4[1]" w:storeItemID="{00000000-0000-0000-0000-000000000000}"/>
             <w15:color w:val="808080"/>
             <w:text/>
-            <w:dataBinding w:prefixMappings="xmlns:ns0='urn:microsoft-dynamics-nav/reports/Standard_Sales_Draft_Invoice/1303/'" w:xpath="/ns0:NavWordReportXmlPart[1]/ns0:Header[1]/ns0:CompanyAddress4[1]"/>
           </w:sdtPr>
           <w:sdtContent>
             <w:tc>
@@ -451,18 +340,10 @@
               </w:tcPr>
               <w:p>
                 <w:pPr>
+                  <w:pStyle w:val="BCNumber"/>
                   <w:jc w:val="right"/>
-                  <w:rPr>
-                    <w:sz w:val="22"/>
-                    <w:szCs w:val="22"/>
-                  </w:rPr>
                 </w:pPr>
                 <w:r>
-                  <w:rPr>
-                    <w:rFonts w:cs="Segoe UI Semibold" w:asciiTheme="minorHAnsi" w:hAnsiTheme="minorHAnsi"/>
-                    <w:sz w:val="22"/>
-                    <w:szCs w:val="22"/>
-                  </w:rPr>
                   <w:t>CompanyAddress4</w:t>
                 </w:r>
               </w:p>
@@ -472,24 +353,21 @@
       </w:tr>
       <w:tr>
         <w:trPr>
+          <w:cantSplit/>
           <w:trHeight w:val="242"/>
         </w:trPr>
         <w:sdt>
           <w:sdtPr>
-            <w:rPr>
-              <w:rFonts w:cs="Segoe UI Semibold"/>
-              <w:sz w:val="22"/>
-              <w:szCs w:val="22"/>
-            </w:rPr>
+            <w:rPr/>
             <w:alias w:val="CustomerAddress5"/>
             <w:tag w:val="#BC:InsertDataItem,DataItems/Header/CustomerAddress5"/>
             <w:id w:val="-2080044023"/>
             <w:placeholder>
               <w:docPart w:val="679C7827B2C6403F9BD151CB11F7515C"/>
             </w:placeholder>
+            <w:dataBinding w:prefixMappings="&lt;xmlns:ns0='urn:microsoft-dynamics-nav/reports/Standard_Sales_Draft_Invoice/1303/' " w:xpath="/ns0:NavWordReportXmlPart[1]/ns0:Header[1]/ns0:CustomerAddress5[1]" w:storeItemID="{00000000-0000-0000-0000-000000000000}"/>
             <w15:color w:val="808080"/>
             <w:text/>
-            <w:dataBinding w:prefixMappings="xmlns:ns0='urn:microsoft-dynamics-nav/reports/Standard_Sales_Draft_Invoice/1303/'" w:xpath="/ns0:NavWordReportXmlPart[1]/ns0:Header[1]/ns0:CustomerAddress5[1]"/>
           </w:sdtPr>
           <w:sdtContent>
             <w:tc>
@@ -498,18 +376,9 @@
               </w:tcPr>
               <w:p>
                 <w:pPr>
-                  <w:rPr>
-                    <w:rFonts w:cs="Segoe UI Semibold" w:asciiTheme="minorHAnsi" w:hAnsiTheme="minorHAnsi"/>
-                    <w:sz w:val="22"/>
-                    <w:szCs w:val="22"/>
-                  </w:rPr>
+                  <w:pStyle w:val="NoSpacing"/>
                 </w:pPr>
                 <w:r>
-                  <w:rPr>
-                    <w:rFonts w:cs="Segoe UI Semibold" w:asciiTheme="minorHAnsi" w:hAnsiTheme="minorHAnsi"/>
-                    <w:sz w:val="22"/>
-                    <w:szCs w:val="22"/>
-                  </w:rPr>
                   <w:t>CustomerAddress5</w:t>
                 </w:r>
               </w:p>
@@ -522,30 +391,22 @@
           </w:tcPr>
           <w:p>
             <w:pPr>
-              <w:rPr>
-                <w:rFonts w:cs="Segoe UI Semibold" w:asciiTheme="minorHAnsi" w:hAnsiTheme="minorHAnsi"/>
-                <w:sz w:val="22"/>
-                <w:szCs w:val="22"/>
-              </w:rPr>
+              <w:pStyle w:val="NoSpacing"/>
             </w:pPr>
           </w:p>
         </w:tc>
         <w:sdt>
           <w:sdtPr>
-            <w:rPr>
-              <w:rFonts w:cs="Segoe UI Semibold"/>
-              <w:sz w:val="22"/>
-              <w:szCs w:val="22"/>
-            </w:rPr>
+            <w:rPr/>
             <w:alias w:val="CompanyAddress5"/>
             <w:tag w:val="#BC:InsertDataItem,DataItems/Header/CompanyAddress5"/>
             <w:id w:val="-1334838620"/>
             <w:placeholder>
               <w:docPart w:val="6D30DE2452C44EA08BA8A860A5A2A18C"/>
             </w:placeholder>
+            <w:dataBinding w:prefixMappings="&lt;xmlns:ns0='urn:microsoft-dynamics-nav/reports/Standard_Sales_Draft_Invoice/1303/' " w:xpath="/ns0:NavWordReportXmlPart[1]/ns0:Header[1]/ns0:CompanyAddress5[1]" w:storeItemID="{00000000-0000-0000-0000-000000000000}"/>
             <w15:color w:val="808080"/>
             <w:text/>
-            <w:dataBinding w:prefixMappings="xmlns:ns0='urn:microsoft-dynamics-nav/reports/Standard_Sales_Draft_Invoice/1303/'" w:xpath="/ns0:NavWordReportXmlPart[1]/ns0:Header[1]/ns0:CompanyAddress5[1]"/>
           </w:sdtPr>
           <w:sdtContent>
             <w:tc>
@@ -554,18 +415,10 @@
               </w:tcPr>
               <w:p>
                 <w:pPr>
+                  <w:pStyle w:val="BCNumber"/>
                   <w:jc w:val="right"/>
-                  <w:rPr>
-                    <w:sz w:val="22"/>
-                    <w:szCs w:val="22"/>
-                  </w:rPr>
                 </w:pPr>
                 <w:r>
-                  <w:rPr>
-                    <w:rFonts w:cs="Segoe UI Semibold" w:asciiTheme="minorHAnsi" w:hAnsiTheme="minorHAnsi"/>
-                    <w:sz w:val="22"/>
-                    <w:szCs w:val="22"/>
-                  </w:rPr>
                   <w:t>CompanyAddress5</w:t>
                 </w:r>
               </w:p>
@@ -575,24 +428,21 @@
       </w:tr>
       <w:tr>
         <w:trPr>
+          <w:cantSplit/>
           <w:trHeight w:val="242"/>
         </w:trPr>
         <w:sdt>
           <w:sdtPr>
-            <w:rPr>
-              <w:rFonts w:cs="Segoe UI Semibold"/>
-              <w:sz w:val="22"/>
-              <w:szCs w:val="22"/>
-            </w:rPr>
+            <w:rPr/>
             <w:alias w:val="CustomerAddress6"/>
             <w:tag w:val="#BC:InsertDataItem,DataItems/Header/CustomerAddress6"/>
             <w:id w:val="-2086289259"/>
             <w:placeholder>
               <w:docPart w:val="679C7827B2C6403F9BD151CB11F7515C"/>
             </w:placeholder>
+            <w:dataBinding w:prefixMappings="&lt;xmlns:ns0='urn:microsoft-dynamics-nav/reports/Standard_Sales_Draft_Invoice/1303/' " w:xpath="/ns0:NavWordReportXmlPart[1]/ns0:Header[1]/ns0:CustomerAddress6[1]" w:storeItemID="{00000000-0000-0000-0000-000000000000}"/>
             <w15:color w:val="808080"/>
             <w:text/>
-            <w:dataBinding w:prefixMappings="xmlns:ns0='urn:microsoft-dynamics-nav/reports/Standard_Sales_Draft_Invoice/1303/'" w:xpath="/ns0:NavWordReportXmlPart[1]/ns0:Header[1]/ns0:CustomerAddress6[1]"/>
           </w:sdtPr>
           <w:sdtContent>
             <w:tc>
@@ -601,18 +451,9 @@
               </w:tcPr>
               <w:p>
                 <w:pPr>
-                  <w:rPr>
-                    <w:rFonts w:cs="Segoe UI Semibold" w:asciiTheme="minorHAnsi" w:hAnsiTheme="minorHAnsi"/>
-                    <w:sz w:val="22"/>
-                    <w:szCs w:val="22"/>
-                  </w:rPr>
+                  <w:pStyle w:val="NoSpacing"/>
                 </w:pPr>
                 <w:r>
-                  <w:rPr>
-                    <w:rFonts w:cs="Segoe UI Semibold" w:asciiTheme="minorHAnsi" w:hAnsiTheme="minorHAnsi"/>
-                    <w:sz w:val="22"/>
-                    <w:szCs w:val="22"/>
-                  </w:rPr>
                   <w:t>CustomerAddress6</w:t>
                 </w:r>
               </w:p>
@@ -625,30 +466,22 @@
           </w:tcPr>
           <w:p>
             <w:pPr>
-              <w:rPr>
-                <w:rFonts w:cs="Segoe UI Semibold" w:asciiTheme="minorHAnsi" w:hAnsiTheme="minorHAnsi"/>
-                <w:sz w:val="22"/>
-                <w:szCs w:val="22"/>
-              </w:rPr>
+              <w:pStyle w:val="NoSpacing"/>
             </w:pPr>
           </w:p>
         </w:tc>
         <w:sdt>
           <w:sdtPr>
-            <w:rPr>
-              <w:rFonts w:cs="Segoe UI Semibold"/>
-              <w:sz w:val="22"/>
-              <w:szCs w:val="22"/>
-            </w:rPr>
+            <w:rPr/>
             <w:alias w:val="CompanyAddress6"/>
             <w:tag w:val="#BC:InsertDataItem,DataItems/Header/CompanyAddress6"/>
             <w:id w:val="29467029"/>
             <w:placeholder>
               <w:docPart w:val="BFB34D157DEB46669EFC16241E93EBE9"/>
             </w:placeholder>
+            <w:dataBinding w:prefixMappings="&lt;xmlns:ns0='urn:microsoft-dynamics-nav/reports/Standard_Sales_Draft_Invoice/1303/' " w:xpath="/ns0:NavWordReportXmlPart[1]/ns0:Header[1]/ns0:CompanyAddress6[1]" w:storeItemID="{00000000-0000-0000-0000-000000000000}"/>
             <w15:color w:val="808080"/>
             <w:text/>
-            <w:dataBinding w:prefixMappings="xmlns:ns0='urn:microsoft-dynamics-nav/reports/Standard_Sales_Draft_Invoice/1303/'" w:xpath="/ns0:NavWordReportXmlPart[1]/ns0:Header[1]/ns0:CompanyAddress6[1]"/>
           </w:sdtPr>
           <w:sdtContent>
             <w:tc>
@@ -657,18 +490,10 @@
               </w:tcPr>
               <w:p>
                 <w:pPr>
+                  <w:pStyle w:val="BCNumber"/>
                   <w:jc w:val="right"/>
-                  <w:rPr>
-                    <w:sz w:val="22"/>
-                    <w:szCs w:val="22"/>
-                  </w:rPr>
                 </w:pPr>
                 <w:r>
-                  <w:rPr>
-                    <w:rFonts w:cs="Segoe UI Semibold" w:asciiTheme="minorHAnsi" w:hAnsiTheme="minorHAnsi"/>
-                    <w:sz w:val="22"/>
-                    <w:szCs w:val="22"/>
-                  </w:rPr>
                   <w:t>CompanyAddress6</w:t>
                 </w:r>
               </w:p>
@@ -678,84 +503,71 @@
       </w:tr>
     </w:tbl>
     <w:p>
-      <w:pPr>
-        <w:rPr>
-          <w:sz w:val="22"/>
-          <w:szCs w:val="22"/>
-        </w:rPr>
-      </w:pPr>
+      <w:pPr/>
     </w:p>
     <w:tbl>
       <w:tblPr>
-        <w:tblStyle w:val="TableGrid"/>
-        <w:tblW w:w="4995" w:type="pct"/>
+        <w:tblStyle w:val="BCBlockTable"/>
+        <w:tblW w:w="5000" w:type="pct"/>
         <w:tblBorders>
-          <w:top w:val="none" w:color="auto" w:sz="0" w:space="0"/>
-          <w:left w:val="none" w:color="auto" w:sz="0" w:space="0"/>
-          <w:bottom w:val="none" w:color="auto" w:sz="0" w:space="0"/>
-          <w:right w:val="none" w:color="auto" w:sz="0" w:space="0"/>
-          <w:insideH w:val="none" w:color="auto" w:sz="0" w:space="0"/>
-          <w:insideV w:val="none" w:color="auto" w:sz="0" w:space="0"/>
+          <w:top w:val="none" w:sz="0" w:space="0" w:color="auto"/>
+          <w:left w:val="none" w:sz="0" w:space="0" w:color="auto"/>
+          <w:bottom w:val="none" w:sz="0" w:space="0" w:color="auto"/>
+          <w:right w:val="none" w:sz="0" w:space="0" w:color="auto"/>
+          <w:insideH w:val="none" w:sz="0" w:space="0" w:color="auto"/>
+          <w:insideV w:val="none" w:sz="0" w:space="0" w:color="auto"/>
         </w:tblBorders>
         <w:tblCellMar>
           <w:left w:w="0" w:type="dxa"/>
           <w:right w:w="0" w:type="dxa"/>
         </w:tblCellMar>
-        <w:tblLook w:val="04A0" w:firstRow="1" w:lastRow="0" w:firstColumn="1" w:lastColumn="0" w:noHBand="0" w:noVBand="1"/>
+        <w:tblLook w:val="0620" w:firstRow="1" w:lastRow="0" w:firstColumn="0" w:lastColumn="0" w:noHBand="1" w:noVBand="1"/>
         <w:tblCaption w:val="Address Block"/>
+        <w:tblDescription w:val="Layout table. Used for positioning, not for tabular data."/>
       </w:tblPr>
       <w:tblGrid>
-        <w:gridCol w:w="2241"/>
-        <w:gridCol w:w="308"/>
-        <w:gridCol w:w="2492"/>
-        <w:gridCol w:w="2987"/>
-        <w:gridCol w:w="2456"/>
+        <w:gridCol w:w="2235"/>
+        <w:gridCol w:w="304"/>
+        <w:gridCol w:w="2472"/>
+        <w:gridCol w:w="2485"/>
+        <w:gridCol w:w="2988"/>
       </w:tblGrid>
       <w:tr>
         <w:trPr>
           <w:cnfStyle w:val="100000000000" w:firstRow="1" w:lastRow="0" w:firstColumn="0" w:lastColumn="0" w:oddVBand="0" w:evenVBand="0" w:oddHBand="0" w:evenHBand="0" w:firstRowFirstColumn="0" w:firstRowLastColumn="0" w:lastRowFirstColumn="0" w:lastRowLastColumn="0"/>
+          <w:cantSplit/>
           <w:trHeight w:val="254"/>
         </w:trPr>
         <w:sdt>
           <w:sdtPr>
-            <w:rPr>
-              <w:rFonts w:ascii="Segoe UI Semibold" w:hAnsi="Segoe UI Semibold" w:cs="Segoe UI Semibold"/>
-              <w:sz w:val="22"/>
-              <w:szCs w:val="22"/>
-            </w:rPr>
-            <w:alias w:val="DocumentDate_Lbl"/>
-            <w:tag w:val="#BC:InsertDataItem,DataItems/Header/DocumentDate_Lbl"/>
-            <w:id w:val="-990552869"/>
+            <w:rPr/>
+            <w:alias w:val="DocumentNo_Lbl"/>
+            <w:tag w:val="#BC:InsertDataItem,DataItems/Header/DocumentNo_Lbl"/>
+            <w:id w:val="810213398"/>
             <w:placeholder>
-              <w:docPart w:val="14AED826C92C44BAB7D533B2AE6F65B5"/>
+              <w:docPart w:val="DefaultPlaceholder_-1854013440"/>
             </w:placeholder>
             <w15:color w:val="808080"/>
             <w:text/>
-            <w:dataBinding w:prefixMappings="xmlns:ns0='urn:microsoft-dynamics-nav/reports/Standard_Sales_Draft_Invoice/1303/'" w:xpath="/ns0:NavWordReportXmlPart[1]/ns0:Header[1]/ns0:DocumentDate_Lbl[1]"/>
           </w:sdtPr>
           <w:sdtContent>
             <w:tc>
               <w:tcPr>
-                <w:tcW w:w="2273" w:type="dxa"/>
+                <w:tcW w:w="1066" w:type="pct"/>
               </w:tcPr>
               <w:p>
                 <w:pPr>
-                  <w:pStyle w:val="Heading2"/>
+                  <w:pStyle w:val="BCLabel"/>
                   <w:spacing w:before="0" w:after="0" w:line="276" w:lineRule="auto"/>
-                  <w:rPr>
-                    <w:rFonts w:ascii="Segoe UI Semibold" w:hAnsi="Segoe UI Semibold" w:cs="Segoe UI Semibold"/>
-                    <w:sz w:val="22"/>
-                    <w:szCs w:val="22"/>
-                  </w:rPr>
                 </w:pPr>
                 <w:proofErr w:type="spellStart"/>
+                <w:proofErr w:type="gramStart"/>
                 <w:r>
-                  <w:rPr>
-                    <w:rFonts w:ascii="Segoe UI Semibold" w:hAnsi="Segoe UI Semibold" w:cs="Segoe UI Semibold"/>
-                    <w:sz w:val="22"/>
-                    <w:szCs w:val="22"/>
-                  </w:rPr>
-                  <w:t>DocumentDate_Lbl</w:t>
+                  <w:t>DocumentNo</w:t>
+                </w:r>
+                <w:proofErr w:type="gramEnd"/>
+                <w:r>
+                  <w:t>_Lbl</w:t>
                 </w:r>
                 <w:proofErr w:type="spellEnd"/>
               </w:p>
@@ -764,59 +576,72 @@
         </w:sdt>
         <w:tc>
           <w:tcPr>
-            <w:tcW w:w="337" w:type="dxa"/>
+            <w:tcW w:w="145" w:type="pct"/>
           </w:tcPr>
           <w:p>
             <w:pPr>
-              <w:pStyle w:val="Heading2"/>
+              <w:pStyle w:val="BCLabel"/>
               <w:spacing w:before="0" w:after="0" w:line="276" w:lineRule="auto"/>
-              <w:rPr>
-                <w:rFonts w:ascii="Segoe UI Semibold" w:hAnsi="Segoe UI Semibold" w:cs="Segoe UI Semibold"/>
-                <w:sz w:val="22"/>
-                <w:szCs w:val="22"/>
-              </w:rPr>
             </w:pPr>
           </w:p>
         </w:tc>
         <w:sdt>
           <w:sdtPr>
-            <w:rPr>
-              <w:rFonts w:ascii="Segoe UI Semibold" w:hAnsi="Segoe UI Semibold" w:cs="Segoe UI Semibold"/>
-              <w:sz w:val="22"/>
-              <w:szCs w:val="22"/>
-            </w:rPr>
+            <w:rPr/>
+            <w:alias w:val="DocumentDate_Lbl"/>
+            <w:tag w:val="#BC:InsertDataItem,DataItems/Header/DocumentDate_Lbl"/>
+            <w:id w:val="-990552869"/>
+            <w:placeholder>
+              <w:docPart w:val="E3B5408407564983ACBE851511337BB1"/>
+            </w:placeholder>
+            <w:dataBinding w:prefixMappings="&lt;xmlns:ns0='urn:microsoft-dynamics-nav/reports/Standard_Sales_Draft_Invoice/1303/' " w:xpath="/ns0:NavWordReportXmlPart[1]/ns0:Header[1]/ns0:DocumentDate_Lbl[1]" w:storeItemID="{00000000-0000-0000-0000-000000000000}"/>
+            <w15:color w:val="808080"/>
+            <w:text/>
+          </w:sdtPr>
+          <w:sdtContent>
+            <w:tc>
+              <w:tcPr>
+                <w:tcW w:w="1179" w:type="pct"/>
+              </w:tcPr>
+              <w:p>
+                <w:pPr>
+                  <w:pStyle w:val="BCLabel"/>
+                  <w:spacing w:before="0" w:after="0" w:line="276" w:lineRule="auto"/>
+                </w:pPr>
+                <w:proofErr w:type="spellStart"/>
+                <w:r>
+                  <w:t>DocumentDate_Lbl</w:t>
+                </w:r>
+                <w:proofErr w:type="spellEnd"/>
+              </w:p>
+            </w:tc>
+          </w:sdtContent>
+        </w:sdt>
+        <w:sdt>
+          <w:sdtPr>
+            <w:rPr/>
             <w:alias w:val="DueDate_Lbl"/>
             <w:tag w:val="#BC:InsertDataItem,DataItems/Header/DueDate_Lbl"/>
             <w:id w:val="2002158017"/>
             <w:placeholder>
-              <w:docPart w:val="14AED826C92C44BAB7D533B2AE6F65B5"/>
+              <w:docPart w:val="94AB9016F7DC4FB5BD969618F6BE5327"/>
             </w:placeholder>
+            <w:dataBinding w:prefixMappings="&lt;xmlns:ns0='urn:microsoft-dynamics-nav/reports/Standard_Sales_Draft_Invoice/1303/' " w:xpath="/ns0:NavWordReportXmlPart[1]/ns0:Header[1]/ns0:DueDate_Lbl[1]" w:storeItemID="{00000000-0000-0000-0000-000000000000}"/>
             <w15:color w:val="808080"/>
             <w:text/>
-            <w:dataBinding w:prefixMappings="xmlns:ns0='urn:microsoft-dynamics-nav/reports/Standard_Sales_Draft_Invoice/1303/'" w:xpath="/ns0:NavWordReportXmlPart[1]/ns0:Header[1]/ns0:DueDate_Lbl[1]"/>
           </w:sdtPr>
           <w:sdtContent>
             <w:tc>
               <w:tcPr>
-                <w:tcW w:w="2610" w:type="dxa"/>
+                <w:tcW w:w="1185" w:type="pct"/>
               </w:tcPr>
               <w:p>
                 <w:pPr>
-                  <w:pStyle w:val="Heading2"/>
+                  <w:pStyle w:val="BCLabel"/>
                   <w:spacing w:before="0" w:after="0" w:line="276" w:lineRule="auto"/>
-                  <w:rPr>
-                    <w:rFonts w:ascii="Segoe UI Semibold" w:hAnsi="Segoe UI Semibold" w:cs="Segoe UI Semibold"/>
-                    <w:sz w:val="22"/>
-                    <w:szCs w:val="22"/>
-                  </w:rPr>
                 </w:pPr>
                 <w:proofErr w:type="spellStart"/>
                 <w:r>
-                  <w:rPr>
-                    <w:rFonts w:ascii="Segoe UI Semibold" w:hAnsi="Segoe UI Semibold" w:cs="Segoe UI Semibold"/>
-                    <w:sz w:val="22"/>
-                    <w:szCs w:val="22"/>
-                  </w:rPr>
                   <w:t>DueDate_Lbl</w:t>
                 </w:r>
                 <w:proofErr w:type="spellEnd"/>
@@ -826,43 +651,28 @@
         </w:sdt>
         <w:sdt>
           <w:sdtPr>
-            <w:rPr>
-              <w:rFonts w:ascii="Segoe UI Semibold" w:hAnsi="Segoe UI Semibold" w:cs="Segoe UI Semibold"/>
-              <w:sz w:val="22"/>
-              <w:szCs w:val="22"/>
-            </w:rPr>
+            <w:rPr/>
             <w:alias w:val="PaymentTermsDescription_Lbl"/>
             <w:tag w:val="#BC:InsertDataItem,DataItems/Header/PaymentTermsDescription_Lbl"/>
             <w:id w:val="822389090"/>
             <w:placeholder>
-              <w:docPart w:val="9D086F6E53394129AF0F80B519C84D8E"/>
+              <w:docPart w:val="E70C2A64DDD44A4D98D6ED86CD0CD5B7"/>
             </w:placeholder>
+            <w:dataBinding w:prefixMappings="&lt;xmlns:ns0='urn:microsoft-dynamics-nav/reports/Standard_Sales_Draft_Invoice/1303/' " w:xpath="/ns0:NavWordReportXmlPart[1]/ns0:Header[1]/ns0:PaymentTermsDescription_Lbl[1]" w:storeItemID="{00000000-0000-0000-0000-000000000000}"/>
             <w15:color w:val="808080"/>
             <w:text/>
-            <w:dataBinding w:prefixMappings="xmlns:ns0='urn:microsoft-dynamics-nav/reports/Standard_Sales_Draft_Invoice/1303/'" w:xpath="/ns0:NavWordReportXmlPart[1]/ns0:Header[1]/ns0:PaymentTermsDescription_Lbl[1]"/>
           </w:sdtPr>
           <w:sdtContent>
             <w:tc>
               <w:tcPr>
-                <w:tcW w:w="2700" w:type="dxa"/>
+                <w:tcW w:w="1425" w:type="pct"/>
               </w:tcPr>
               <w:p>
                 <w:pPr>
-                  <w:pStyle w:val="Heading2"/>
-                  <w:spacing w:before="0" w:after="0" w:line="276" w:lineRule="auto"/>
-                  <w:rPr>
-                    <w:rFonts w:ascii="Segoe UI Semibold" w:hAnsi="Segoe UI Semibold" w:cs="Segoe UI Semibold"/>
-                    <w:sz w:val="22"/>
-                    <w:szCs w:val="22"/>
-                  </w:rPr>
+                  <w:pStyle w:val="BCLabel"/>
                 </w:pPr>
                 <w:proofErr w:type="spellStart"/>
                 <w:r>
-                  <w:rPr>
-                    <w:rFonts w:ascii="Segoe UI Semibold" w:hAnsi="Segoe UI Semibold" w:cs="Segoe UI Semibold"/>
-                    <w:sz w:val="22"/>
-                    <w:szCs w:val="22"/>
-                  </w:rPr>
                   <w:t>PaymentTermsDescription_Lbl</w:t>
                 </w:r>
                 <w:proofErr w:type="spellEnd"/>
@@ -870,66 +680,82 @@
             </w:tc>
           </w:sdtContent>
         </w:sdt>
+      </w:tr>
+      <w:tr>
+        <w:trPr>
+          <w:cantSplit/>
+          <w:trHeight w:val="242"/>
+        </w:trPr>
         <w:tc>
           <w:tcPr>
-            <w:tcW w:w="2690" w:type="dxa"/>
+            <w:tcW w:w="1066" w:type="pct"/>
           </w:tcPr>
           <w:p>
             <w:pPr>
-              <w:pStyle w:val="Heading2"/>
-              <w:rPr>
-                <w:rFonts w:ascii="Segoe UI Semibold" w:hAnsi="Segoe UI Semibold" w:cs="Segoe UI Semibold"/>
-                <w:sz w:val="22"/>
-                <w:szCs w:val="22"/>
-              </w:rPr>
+              <w:pStyle w:val="NoSpacing"/>
+            </w:pPr>
+            <w:sdt>
+              <w:sdtPr>
+                <w:rPr>
+                  <w:rStyle w:val="Strong"/>
+                </w:rPr>
+                <w:alias w:val="DocumentNo"/>
+                <w:id w:val="-1454010444"/>
+                <w:placeholder>
+                  <w:docPart w:val="F47047BBF579449785775C999D815EAB"/>
+                </w:placeholder>
+                <w15:dataBinding w:prefixMappings="urn:microsoft-dynamics-nav/reports/Mini_Sales_Invoice/1306/" w:xpath="/ns0:NavWordReportXmlPart[1]/ns0:Header[1]/ns0:DocumentNo[1]" w:storeItemID="{87E5A65C-DE4E-46DF-BBC2-6CEFFEA62251}"/>
+              </w:sdtPr>
+              <w:sdtEndPr>
+                <w:rPr>
+                  <w:rStyle w:val="Strong"/>
+                </w:rPr>
+              </w:sdtEndPr>
+              <w:sdtContent>
+                <w:r>
+                  <w:t>Document</w:t>
+                </w:r>
+                <w:r>
+                  <w:t xml:space="preserve"> No</w:t>
+                </w:r>
+              </w:sdtContent>
+            </w:sdt>
+          </w:p>
+        </w:tc>
+        <w:tc>
+          <w:tcPr>
+            <w:tcW w:w="145" w:type="pct"/>
+          </w:tcPr>
+          <w:p>
+            <w:pPr>
+              <w:pStyle w:val="NoSpacing"/>
             </w:pPr>
           </w:p>
         </w:tc>
-      </w:tr>
-      <w:tr>
-        <w:trPr>
-          <w:trHeight w:val="242"/>
-        </w:trPr>
         <w:sdt>
           <w:sdtPr>
-            <w:rPr>
-              <w:rFonts w:cs="Segoe UI"/>
-              <w:color w:val="242424"/>
-              <w:sz w:val="22"/>
-              <w:szCs w:val="22"/>
-            </w:rPr>
+            <w:rPr/>
             <w:alias w:val="DocumentDate"/>
             <w:tag w:val="#BC:InsertDataItem,DataItems/Header/DocumentDate"/>
             <w:id w:val="741597794"/>
             <w:placeholder>
-              <w:docPart w:val="14AED826C92C44BAB7D533B2AE6F65B5"/>
+              <w:docPart w:val="C2BF165AD46C4E1C80671017ED2701EC"/>
             </w:placeholder>
+            <w:dataBinding w:prefixMappings="&lt;xmlns:ns0='urn:microsoft-dynamics-nav/reports/Standard_Sales_Draft_Invoice/1303/' " w:xpath="/ns0:NavWordReportXmlPart[1]/ns0:Header[1]/ns0:DocumentDate[1]" w:storeItemID="{00000000-0000-0000-0000-000000000000}"/>
             <w15:color w:val="808080"/>
             <w:text/>
-            <w:dataBinding w:prefixMappings="xmlns:ns0='urn:microsoft-dynamics-nav/reports/Standard_Sales_Draft_Invoice/1303/'" w:xpath="/ns0:NavWordReportXmlPart[1]/ns0:Header[1]/ns0:DocumentDate[1]"/>
           </w:sdtPr>
           <w:sdtContent>
             <w:tc>
               <w:tcPr>
-                <w:tcW w:w="2273" w:type="dxa"/>
+                <w:tcW w:w="1179" w:type="pct"/>
               </w:tcPr>
               <w:p>
                 <w:pPr>
-                  <w:rPr>
-                    <w:rFonts w:cs="Segoe UI" w:asciiTheme="minorHAnsi" w:hAnsiTheme="minorHAnsi"/>
-                    <w:color w:val="242424"/>
-                    <w:sz w:val="22"/>
-                    <w:szCs w:val="22"/>
-                  </w:rPr>
+                  <w:pStyle w:val="NoSpacing"/>
                 </w:pPr>
                 <w:proofErr w:type="spellStart"/>
                 <w:r>
-                  <w:rPr>
-                    <w:rFonts w:cs="Segoe UI" w:asciiTheme="minorHAnsi" w:hAnsiTheme="minorHAnsi"/>
-                    <w:color w:val="242424"/>
-                    <w:sz w:val="22"/>
-                    <w:szCs w:val="22"/>
-                  </w:rPr>
                   <w:t>DocumentDate</w:t>
                 </w:r>
                 <w:proofErr w:type="spellEnd"/>
@@ -937,61 +763,30 @@
             </w:tc>
           </w:sdtContent>
         </w:sdt>
-        <w:tc>
-          <w:tcPr>
-            <w:tcW w:w="337" w:type="dxa"/>
-          </w:tcPr>
-          <w:p>
-            <w:pPr>
-              <w:rPr>
-                <w:rFonts w:cs="Segoe UI" w:asciiTheme="minorHAnsi" w:hAnsiTheme="minorHAnsi"/>
-                <w:color w:val="242424"/>
-                <w:sz w:val="22"/>
-                <w:szCs w:val="22"/>
-              </w:rPr>
-            </w:pPr>
-          </w:p>
-        </w:tc>
         <w:sdt>
           <w:sdtPr>
-            <w:rPr>
-              <w:rFonts w:cs="Segoe UI"/>
-              <w:color w:val="242424"/>
-              <w:sz w:val="22"/>
-              <w:szCs w:val="22"/>
-            </w:rPr>
+            <w:rPr/>
             <w:alias w:val="DueDate"/>
             <w:tag w:val="#BC:InsertDataItem,DataItems/Header/DueDate"/>
             <w:id w:val="1851682101"/>
             <w:placeholder>
-              <w:docPart w:val="14AED826C92C44BAB7D533B2AE6F65B5"/>
+              <w:docPart w:val="16D4E2FA63AA431AB5D94AC90CB35FD8"/>
             </w:placeholder>
+            <w:dataBinding w:prefixMappings="&lt;xmlns:ns0='urn:microsoft-dynamics-nav/reports/Standard_Sales_Draft_Invoice/1303/' " w:xpath="/ns0:NavWordReportXmlPart[1]/ns0:Header[1]/ns0:DueDate[1]" w:storeItemID="{00000000-0000-0000-0000-000000000000}"/>
             <w15:color w:val="808080"/>
             <w:text/>
-            <w:dataBinding w:prefixMappings="xmlns:ns0='urn:microsoft-dynamics-nav/reports/Standard_Sales_Draft_Invoice/1303/'" w:xpath="/ns0:NavWordReportXmlPart[1]/ns0:Header[1]/ns0:DueDate[1]"/>
           </w:sdtPr>
           <w:sdtContent>
             <w:tc>
               <w:tcPr>
-                <w:tcW w:w="2610" w:type="dxa"/>
+                <w:tcW w:w="1185" w:type="pct"/>
               </w:tcPr>
               <w:p>
                 <w:pPr>
-                  <w:rPr>
-                    <w:rFonts w:cs="Segoe UI" w:asciiTheme="minorHAnsi" w:hAnsiTheme="minorHAnsi"/>
-                    <w:color w:val="242424"/>
-                    <w:sz w:val="22"/>
-                    <w:szCs w:val="22"/>
-                  </w:rPr>
+                  <w:pStyle w:val="NoSpacing"/>
                 </w:pPr>
                 <w:proofErr w:type="spellStart"/>
                 <w:r>
-                  <w:rPr>
-                    <w:rFonts w:cs="Segoe UI" w:asciiTheme="minorHAnsi" w:hAnsiTheme="minorHAnsi"/>
-                    <w:color w:val="242424"/>
-                    <w:sz w:val="22"/>
-                    <w:szCs w:val="22"/>
-                  </w:rPr>
                   <w:t>DueDate</w:t>
                 </w:r>
                 <w:proofErr w:type="spellEnd"/>
@@ -1001,44 +796,28 @@
         </w:sdt>
         <w:sdt>
           <w:sdtPr>
-            <w:rPr>
-              <w:rFonts w:cs="Segoe UI"/>
-              <w:color w:val="242424"/>
-              <w:sz w:val="22"/>
-              <w:szCs w:val="22"/>
-            </w:rPr>
+            <w:rPr/>
             <w:alias w:val="PaymentTermsDescription"/>
             <w:tag w:val="#BC:InsertDataItem,DataItems/Header/PaymentTermsDescription"/>
             <w:id w:val="-49539690"/>
             <w:placeholder>
-              <w:docPart w:val="9D086F6E53394129AF0F80B519C84D8E"/>
+              <w:docPart w:val="F9634A3342F049E689C1111434229713"/>
             </w:placeholder>
+            <w:dataBinding w:prefixMappings="&lt;xmlns:ns0='urn:microsoft-dynamics-nav/reports/Standard_Sales_Draft_Invoice/1303/' " w:xpath="/ns0:NavWordReportXmlPart[1]/ns0:Header[1]/ns0:PaymentTermsDescription[1]" w:storeItemID="{00000000-0000-0000-0000-000000000000}"/>
             <w15:color w:val="808080"/>
             <w:text/>
-            <w:dataBinding w:prefixMappings="xmlns:ns0='urn:microsoft-dynamics-nav/reports/Standard_Sales_Draft_Invoice/1303/'" w:xpath="/ns0:NavWordReportXmlPart[1]/ns0:Header[1]/ns0:PaymentTermsDescription[1]"/>
           </w:sdtPr>
           <w:sdtContent>
             <w:tc>
               <w:tcPr>
-                <w:tcW w:w="2700" w:type="dxa"/>
+                <w:tcW w:w="1425" w:type="pct"/>
               </w:tcPr>
               <w:p>
                 <w:pPr>
-                  <w:rPr>
-                    <w:rFonts w:cs="Segoe UI" w:asciiTheme="minorHAnsi" w:hAnsiTheme="minorHAnsi"/>
-                    <w:color w:val="242424"/>
-                    <w:sz w:val="22"/>
-                    <w:szCs w:val="22"/>
-                  </w:rPr>
+                  <w:pStyle w:val="NoSpacing"/>
                 </w:pPr>
                 <w:proofErr w:type="spellStart"/>
                 <w:r>
-                  <w:rPr>
-                    <w:rFonts w:cs="Segoe UI" w:asciiTheme="minorHAnsi" w:hAnsiTheme="minorHAnsi"/>
-                    <w:color w:val="242424"/>
-                    <w:sz w:val="22"/>
-                    <w:szCs w:val="22"/>
-                  </w:rPr>
                   <w:t>PaymentTermsDescription</w:t>
                 </w:r>
                 <w:proofErr w:type="spellEnd"/>
@@ -1046,89 +825,62 @@
             </w:tc>
           </w:sdtContent>
         </w:sdt>
-        <w:tc>
-          <w:tcPr>
-            <w:tcW w:w="2690" w:type="dxa"/>
-          </w:tcPr>
-          <w:p>
-            <w:pPr>
-              <w:rPr>
-                <w:rFonts w:cs="Segoe UI" w:asciiTheme="minorHAnsi" w:hAnsiTheme="minorHAnsi"/>
-                <w:color w:val="242424"/>
-                <w:sz w:val="22"/>
-                <w:szCs w:val="22"/>
-              </w:rPr>
-            </w:pPr>
-          </w:p>
-        </w:tc>
       </w:tr>
     </w:tbl>
     <w:p/>
     <w:tbl>
       <w:tblPr>
-        <w:tblStyle w:val="CLSequoiatablestyle021"/>
-        <w:tblW w:w="0" w:type="auto"/>
-        <w:tblLayout w:type="fixed"/>
-        <w:tblLook w:val="04A0" w:firstRow="1" w:lastRow="0" w:firstColumn="1" w:lastColumn="0" w:noHBand="0" w:noVBand="1"/>
+        <w:tblStyle w:val="BCDataTable"/>
+        <w:tblW w:w="5000" w:type="pct"/>
+        <w:tblLook w:val="0460" w:firstRow="1" w:lastRow="1" w:firstColumn="0" w:lastColumn="0" w:noHBand="0" w:noVBand="1"/>
         <w:tblCaption w:val="Data Table Block"/>
+        <w:tblDescription w:val="Document lines. Column headers in the first row."/>
       </w:tblPr>
       <w:tblGrid>
         <w:gridCol w:w="810"/>
         <w:gridCol w:w="2340"/>
-        <w:gridCol w:w="1170"/>
+        <w:gridCol w:w="1169"/>
         <w:gridCol w:w="810"/>
         <w:gridCol w:w="1440"/>
         <w:gridCol w:w="1350"/>
-        <w:gridCol w:w="990"/>
-        <w:gridCol w:w="1584"/>
+        <w:gridCol w:w="991"/>
+        <w:gridCol w:w="1585"/>
       </w:tblGrid>
       <w:tr>
         <w:trPr>
           <w:cnfStyle w:val="100000000000" w:firstRow="1" w:lastRow="0" w:firstColumn="0" w:lastColumn="0" w:oddVBand="0" w:evenVBand="0" w:oddHBand="0" w:evenHBand="0" w:firstRowFirstColumn="0" w:firstRowLastColumn="0" w:lastRowFirstColumn="0" w:lastRowLastColumn="0"/>
+          <w:cantSplit/>
           <w:trHeight w:val="490"/>
+          <w:tblHeader/>
         </w:trPr>
         <w:tc>
           <w:tcPr>
             <w:cnfStyle w:val="001000000000" w:firstRow="0" w:lastRow="0" w:firstColumn="1" w:lastColumn="0" w:oddVBand="0" w:evenVBand="0" w:oddHBand="0" w:evenHBand="0" w:firstRowFirstColumn="0" w:firstRowLastColumn="0" w:lastRowFirstColumn="0" w:lastRowLastColumn="0"/>
-            <w:tcW w:w="810" w:type="dxa"/>
+            <w:tcW w:w="386" w:type="pct"/>
             <w:tcBorders>
-              <w:bottom w:val="single" w:color="auto" w:sz="4" w:space="0"/>
+              <w:bottom w:val="single" w:sz="4" w:space="0" w:color="auto"/>
             </w:tcBorders>
           </w:tcPr>
           <w:sdt>
             <w:sdtPr>
-              <w:rPr>
-                <w:rFonts w:ascii="Segoe UI Semibold" w:hAnsi="Segoe UI Semibold" w:cs="Segoe UI Semibold" w:eastAsiaTheme="minorHAnsi"/>
-                <w:sz w:val="22"/>
-                <w:szCs w:val="22"/>
-              </w:rPr>
+              <w:rPr/>
               <w:alias w:val="ItemNo_Line_Lbl"/>
               <w:tag w:val="#BC:InsertDataItem,DataItems/Header/Line/ItemNo_Line_Lbl"/>
               <w:id w:val="2050642905"/>
               <w:placeholder>
                 <w:docPart w:val="C8CB4A074B504966AECC5951E8AEB8AE"/>
               </w:placeholder>
-              <w:dataBinding w:prefixMappings="xmlns:ns0='urn:microsoft-dynamics-nav/reports/Standard_Sales_Draft_Invoice/1303/'" w:xpath="/ns0:NavWordReportXmlPart[1]/ns0:Header[1]/ns0:Line[1]/ns0:ItemNo_Line_Lbl[1]" w:storeItemID="{00000000-0000-0000-0000-000000000000}"/>
+              <w:dataBinding w:prefixMappings="&lt;xmlns:ns0='urn:microsoft-dynamics-nav/reports/Standard_Sales_Draft_Invoice/1303/' " w:xpath="/ns0:NavWordReportXmlPart[1]/ns0:Header[1]/ns0:Line[1]/ns0:ItemNo_Line_Lbl[1]" w:storeItemID="{00000000-0000-0000-0000-000000000000}"/>
               <w15:color w:val="808080"/>
               <w:text/>
             </w:sdtPr>
             <w:sdtContent>
               <w:p>
                 <w:pPr>
-                  <w:pStyle w:val="Heading2"/>
-                  <w:rPr>
-                    <w:rFonts w:ascii="Segoe UI Semibold" w:hAnsi="Segoe UI Semibold" w:cs="Segoe UI Semibold" w:eastAsiaTheme="minorHAnsi"/>
-                    <w:sz w:val="22"/>
-                    <w:szCs w:val="22"/>
-                  </w:rPr>
+                  <w:pStyle w:val="BCLabel"/>
                 </w:pPr>
                 <w:proofErr w:type="spellStart"/>
                 <w:r>
-                  <w:rPr>
-                    <w:rFonts w:ascii="Segoe UI Semibold" w:hAnsi="Segoe UI Semibold" w:cs="Segoe UI Semibold" w:eastAsiaTheme="minorHAnsi"/>
-                    <w:sz w:val="22"/>
-                    <w:szCs w:val="22"/>
-                  </w:rPr>
                   <w:t>ItemNo_Line_Lbl</w:t>
                 </w:r>
                 <w:proofErr w:type="spellEnd"/>
@@ -1138,46 +890,32 @@
         </w:tc>
         <w:sdt>
           <w:sdtPr>
-            <w:rPr>
-              <w:rFonts w:ascii="Segoe UI Semibold" w:hAnsi="Segoe UI Semibold" w:cs="Segoe UI Semibold"/>
-              <w:sz w:val="22"/>
-              <w:szCs w:val="22"/>
-            </w:rPr>
+            <w:rPr/>
             <w:alias w:val="Description_Line_Lbl"/>
             <w:tag w:val="#BC:InsertDataItem,DataItems/Header/Line/Description_Line_Lbl"/>
             <w:id w:val="55748171"/>
             <w:placeholder>
               <w:docPart w:val="FA0881BF698E44D8ABF5558F65655BCF"/>
             </w:placeholder>
-            <w:dataBinding w:prefixMappings="xmlns:ns0='urn:microsoft-dynamics-nav/reports/Standard_Sales_Draft_Invoice/1303/'" w:xpath="/ns0:NavWordReportXmlPart[1]/ns0:Header[1]/ns0:Line[1]/ns0:Description_Line_Lbl[1]" w:storeItemID="{00000000-0000-0000-0000-000000000000}"/>
+            <w:dataBinding w:prefixMappings="&lt;xmlns:ns0='urn:microsoft-dynamics-nav/reports/Standard_Sales_Draft_Invoice/1303/' " w:xpath="/ns0:NavWordReportXmlPart[1]/ns0:Header[1]/ns0:Line[1]/ns0:Description_Line_Lbl[1]" w:storeItemID="{00000000-0000-0000-0000-000000000000}"/>
             <w15:color w:val="808080"/>
             <w:text/>
           </w:sdtPr>
           <w:sdtContent>
             <w:tc>
               <w:tcPr>
-                <w:tcW w:w="2340" w:type="dxa"/>
+                <w:tcW w:w="1115" w:type="pct"/>
                 <w:tcBorders>
-                  <w:bottom w:val="single" w:color="auto" w:sz="4" w:space="0"/>
+                  <w:bottom w:val="single" w:sz="4" w:space="0" w:color="auto"/>
                 </w:tcBorders>
               </w:tcPr>
               <w:p>
                 <w:pPr>
-                  <w:pStyle w:val="Heading2"/>
+                  <w:pStyle w:val="BCLabel"/>
                   <w:cnfStyle w:val="100000000000" w:firstRow="1" w:lastRow="0" w:firstColumn="0" w:lastColumn="0" w:oddVBand="0" w:evenVBand="0" w:oddHBand="0" w:evenHBand="0" w:firstRowFirstColumn="0" w:firstRowLastColumn="0" w:lastRowFirstColumn="0" w:lastRowLastColumn="0"/>
-                  <w:rPr>
-                    <w:rFonts w:ascii="Segoe UI Semibold" w:hAnsi="Segoe UI Semibold" w:cs="Segoe UI Semibold"/>
-                    <w:sz w:val="22"/>
-                    <w:szCs w:val="22"/>
-                  </w:rPr>
                 </w:pPr>
                 <w:proofErr w:type="spellStart"/>
                 <w:r>
-                  <w:rPr>
-                    <w:rFonts w:ascii="Segoe UI Semibold" w:hAnsi="Segoe UI Semibold" w:cs="Segoe UI Semibold"/>
-                    <w:sz w:val="22"/>
-                    <w:szCs w:val="22"/>
-                  </w:rPr>
                   <w:t>Description_Line_Lbl</w:t>
                 </w:r>
                 <w:proofErr w:type="spellEnd"/>
@@ -1187,47 +925,33 @@
         </w:sdt>
         <w:sdt>
           <w:sdtPr>
-            <w:rPr>
-              <w:rFonts w:ascii="Segoe UI Semibold" w:hAnsi="Segoe UI Semibold" w:cs="Segoe UI Semibold"/>
-              <w:sz w:val="22"/>
-              <w:szCs w:val="22"/>
-            </w:rPr>
+            <w:rPr/>
             <w:alias w:val="Quantity_Line_Lbl"/>
             <w:tag w:val="#BC:InsertDataItem,DataItems/Header/Line/Quantity_Line_Lbl"/>
             <w:id w:val="-278416351"/>
             <w:placeholder>
               <w:docPart w:val="F36BFA99BE48419691E6B5A17389C689"/>
             </w:placeholder>
-            <w:dataBinding w:prefixMappings="xmlns:ns0='urn:microsoft-dynamics-nav/reports/Standard_Sales_Draft_Invoice/1303/'" w:xpath="/ns0:NavWordReportXmlPart[1]/ns0:Header[1]/ns0:Line[1]/ns0:Quantity_Line_Lbl[1]" w:storeItemID="{00000000-0000-0000-0000-000000000000}"/>
+            <w:dataBinding w:prefixMappings="&lt;xmlns:ns0='urn:microsoft-dynamics-nav/reports/Standard_Sales_Draft_Invoice/1303/' " w:xpath="/ns0:NavWordReportXmlPart[1]/ns0:Header[1]/ns0:Line[1]/ns0:Quantity_Line_Lbl[1]" w:storeItemID="{00000000-0000-0000-0000-000000000000}"/>
             <w15:color w:val="808080"/>
             <w:text/>
           </w:sdtPr>
           <w:sdtContent>
             <w:tc>
               <w:tcPr>
-                <w:tcW w:w="1170" w:type="dxa"/>
+                <w:tcW w:w="557" w:type="pct"/>
                 <w:tcBorders>
-                  <w:bottom w:val="single" w:color="auto" w:sz="4" w:space="0"/>
+                  <w:bottom w:val="single" w:sz="4" w:space="0" w:color="auto"/>
                 </w:tcBorders>
               </w:tcPr>
               <w:p>
                 <w:pPr>
-                  <w:pStyle w:val="Heading2"/>
+                  <w:pStyle w:val="BCLabelNumber"/>
                   <w:jc w:val="right"/>
                   <w:cnfStyle w:val="100000000000" w:firstRow="1" w:lastRow="0" w:firstColumn="0" w:lastColumn="0" w:oddVBand="0" w:evenVBand="0" w:oddHBand="0" w:evenHBand="0" w:firstRowFirstColumn="0" w:firstRowLastColumn="0" w:lastRowFirstColumn="0" w:lastRowLastColumn="0"/>
-                  <w:rPr>
-                    <w:rFonts w:ascii="Segoe UI Semibold" w:hAnsi="Segoe UI Semibold" w:cs="Segoe UI Semibold"/>
-                    <w:sz w:val="22"/>
-                    <w:szCs w:val="22"/>
-                  </w:rPr>
                 </w:pPr>
                 <w:proofErr w:type="spellStart"/>
                 <w:r>
-                  <w:rPr>
-                    <w:rFonts w:ascii="Segoe UI Semibold" w:hAnsi="Segoe UI Semibold" w:cs="Segoe UI Semibold"/>
-                    <w:sz w:val="22"/>
-                    <w:szCs w:val="22"/>
-                  </w:rPr>
                   <w:t>Quantity_Line_Lbl</w:t>
                 </w:r>
                 <w:proofErr w:type="spellEnd"/>
@@ -1237,46 +961,32 @@
         </w:sdt>
         <w:sdt>
           <w:sdtPr>
-            <w:rPr>
-              <w:rFonts w:ascii="Segoe UI Semibold" w:hAnsi="Segoe UI Semibold" w:cs="Segoe UI Semibold"/>
-              <w:sz w:val="22"/>
-              <w:szCs w:val="22"/>
-            </w:rPr>
+            <w:rPr/>
             <w:alias w:val="Unit_Lbl"/>
             <w:tag w:val="#BC:InsertDataItem,DataItems/Header/Line/Unit_Lbl"/>
             <w:id w:val="1441568432"/>
             <w:placeholder>
               <w:docPart w:val="06834673B62A4F78BCECCA05C1C32D94"/>
             </w:placeholder>
+            <w:dataBinding w:prefixMappings="&lt;xmlns:ns0='urn:microsoft-dynamics-nav/reports/Standard_Sales_Draft_Invoice/1303/' " w:xpath="/ns0:NavWordReportXmlPart[1]/ns0:Header[1]/ns0:Line[1]/ns0:Unit_Lbl[1]" w:storeItemID="{00000000-0000-0000-0000-000000000000}"/>
             <w15:color w:val="808080"/>
             <w:text/>
-            <w:dataBinding w:prefixMappings="xmlns:ns0='urn:microsoft-dynamics-nav/reports/Standard_Sales_Draft_Invoice/1303/'" w:xpath="/ns0:NavWordReportXmlPart[1]/ns0:Header[1]/ns0:Line[1]/ns0:Unit_Lbl[1]"/>
           </w:sdtPr>
           <w:sdtContent>
             <w:tc>
               <w:tcPr>
-                <w:tcW w:w="810" w:type="dxa"/>
+                <w:tcW w:w="386" w:type="pct"/>
                 <w:tcBorders>
-                  <w:bottom w:val="single" w:color="auto" w:sz="4" w:space="0"/>
+                  <w:bottom w:val="single" w:sz="4" w:space="0" w:color="auto"/>
                 </w:tcBorders>
               </w:tcPr>
               <w:p>
                 <w:pPr>
-                  <w:pStyle w:val="Heading2"/>
+                  <w:pStyle w:val="BCLabel"/>
                   <w:cnfStyle w:val="100000000000" w:firstRow="1" w:lastRow="0" w:firstColumn="0" w:lastColumn="0" w:oddVBand="0" w:evenVBand="0" w:oddHBand="0" w:evenHBand="0" w:firstRowFirstColumn="0" w:firstRowLastColumn="0" w:lastRowFirstColumn="0" w:lastRowLastColumn="0"/>
-                  <w:rPr>
-                    <w:rFonts w:ascii="Segoe UI Semibold" w:hAnsi="Segoe UI Semibold" w:cs="Segoe UI Semibold"/>
-                    <w:sz w:val="22"/>
-                    <w:szCs w:val="22"/>
-                  </w:rPr>
                 </w:pPr>
                 <w:proofErr w:type="spellStart"/>
                 <w:r>
-                  <w:rPr>
-                    <w:rFonts w:ascii="Segoe UI Semibold" w:hAnsi="Segoe UI Semibold" w:cs="Segoe UI Semibold"/>
-                    <w:sz w:val="22"/>
-                    <w:szCs w:val="22"/>
-                  </w:rPr>
                   <w:t>Unit_Lbl</w:t>
                 </w:r>
                 <w:proofErr w:type="spellEnd"/>
@@ -1286,47 +996,33 @@
         </w:sdt>
         <w:sdt>
           <w:sdtPr>
-            <w:rPr>
-              <w:rFonts w:ascii="Segoe UI Semibold" w:hAnsi="Segoe UI Semibold" w:cs="Segoe UI Semibold"/>
-              <w:sz w:val="22"/>
-              <w:szCs w:val="22"/>
-            </w:rPr>
+            <w:rPr/>
             <w:alias w:val="UnitPrice_Lbl"/>
             <w:tag w:val="#BC:InsertDataItem,DataItems/Header/Line/UnitPrice_Lbl"/>
             <w:id w:val="-1044597726"/>
             <w:placeholder>
               <w:docPart w:val="3AF5A4A7569C4AF4A6A80FC9F1049E42"/>
             </w:placeholder>
-            <w:dataBinding w:prefixMappings="xmlns:ns0='urn:microsoft-dynamics-nav/reports/Standard_Sales_Draft_Invoice/1303/'" w:xpath="/ns0:NavWordReportXmlPart[1]/ns0:Header[1]/ns0:Line[1]/ns0:UnitPrice_Lbl[1]" w:storeItemID="{00000000-0000-0000-0000-000000000000}"/>
+            <w:dataBinding w:prefixMappings="&lt;xmlns:ns0='urn:microsoft-dynamics-nav/reports/Standard_Sales_Draft_Invoice/1303/' " w:xpath="/ns0:NavWordReportXmlPart[1]/ns0:Header[1]/ns0:Line[1]/ns0:UnitPrice_Lbl[1]" w:storeItemID="{00000000-0000-0000-0000-000000000000}"/>
             <w15:color w:val="808080"/>
             <w:text/>
           </w:sdtPr>
           <w:sdtContent>
             <w:tc>
               <w:tcPr>
-                <w:tcW w:w="1440" w:type="dxa"/>
+                <w:tcW w:w="686" w:type="pct"/>
                 <w:tcBorders>
-                  <w:bottom w:val="single" w:color="auto" w:sz="4" w:space="0"/>
+                  <w:bottom w:val="single" w:sz="4" w:space="0" w:color="auto"/>
                 </w:tcBorders>
               </w:tcPr>
               <w:p>
                 <w:pPr>
-                  <w:pStyle w:val="Heading2"/>
+                  <w:pStyle w:val="BCLabelNumber"/>
                   <w:jc w:val="right"/>
                   <w:cnfStyle w:val="100000000000" w:firstRow="1" w:lastRow="0" w:firstColumn="0" w:lastColumn="0" w:oddVBand="0" w:evenVBand="0" w:oddHBand="0" w:evenHBand="0" w:firstRowFirstColumn="0" w:firstRowLastColumn="0" w:lastRowFirstColumn="0" w:lastRowLastColumn="0"/>
-                  <w:rPr>
-                    <w:rFonts w:ascii="Segoe UI Semibold" w:hAnsi="Segoe UI Semibold" w:cs="Segoe UI Semibold"/>
-                    <w:sz w:val="22"/>
-                    <w:szCs w:val="22"/>
-                  </w:rPr>
                 </w:pPr>
                 <w:proofErr w:type="spellStart"/>
                 <w:r>
-                  <w:rPr>
-                    <w:rFonts w:ascii="Segoe UI Semibold" w:hAnsi="Segoe UI Semibold" w:cs="Segoe UI Semibold"/>
-                    <w:sz w:val="22"/>
-                    <w:szCs w:val="22"/>
-                  </w:rPr>
                   <w:t>UnitPrice_Lbl</w:t>
                 </w:r>
                 <w:proofErr w:type="spellEnd"/>
@@ -1336,46 +1032,32 @@
         </w:sdt>
         <w:sdt>
           <w:sdtPr>
-            <w:rPr>
-              <w:rFonts w:ascii="Segoe UI Semibold" w:hAnsi="Segoe UI Semibold" w:cs="Segoe UI Semibold"/>
-              <w:sz w:val="22"/>
-              <w:szCs w:val="22"/>
-            </w:rPr>
+            <w:rPr/>
             <w:alias w:val="SalesInvoiceLineDiscount_Lbl"/>
             <w:tag w:val="#BC:InsertDataItem,DataItems/Header/SalesInvoiceLineDiscount_Lbl"/>
             <w:id w:val="-264690703"/>
             <w:placeholder>
               <w:docPart w:val="06834673B62A4F78BCECCA05C1C32D94"/>
             </w:placeholder>
+            <w:dataBinding w:prefixMappings="&lt;xmlns:ns0='urn:microsoft-dynamics-nav/reports/Standard_Sales_Draft_Invoice/1303/' " w:xpath="/ns0:NavWordReportXmlPart[1]/ns0:Header[1]/ns0:SalesInvoiceLineDiscount_Lbl[1]" w:storeItemID="{00000000-0000-0000-0000-000000000000}"/>
             <w15:color w:val="808080"/>
             <w:text/>
-            <w:dataBinding w:prefixMappings="xmlns:ns0='urn:microsoft-dynamics-nav/reports/Standard_Sales_Draft_Invoice/1303/'" w:xpath="/ns0:NavWordReportXmlPart[1]/ns0:Header[1]/ns0:SalesInvoiceLineDiscount_Lbl[1]"/>
           </w:sdtPr>
           <w:sdtContent>
             <w:tc>
               <w:tcPr>
-                <w:tcW w:w="1350" w:type="dxa"/>
+                <w:tcW w:w="643" w:type="pct"/>
                 <w:tcBorders>
-                  <w:bottom w:val="single" w:color="auto" w:sz="4" w:space="0"/>
+                  <w:bottom w:val="single" w:sz="4" w:space="0" w:color="auto"/>
                 </w:tcBorders>
               </w:tcPr>
               <w:p>
                 <w:pPr>
-                  <w:pStyle w:val="Heading2"/>
+                  <w:pStyle w:val="BCLabel"/>
                   <w:cnfStyle w:val="100000000000" w:firstRow="1" w:lastRow="0" w:firstColumn="0" w:lastColumn="0" w:oddVBand="0" w:evenVBand="0" w:oddHBand="0" w:evenHBand="0" w:firstRowFirstColumn="0" w:firstRowLastColumn="0" w:lastRowFirstColumn="0" w:lastRowLastColumn="0"/>
-                  <w:rPr>
-                    <w:rFonts w:ascii="Segoe UI Semibold" w:hAnsi="Segoe UI Semibold" w:cs="Segoe UI Semibold"/>
-                    <w:sz w:val="22"/>
-                    <w:szCs w:val="22"/>
-                  </w:rPr>
                 </w:pPr>
                 <w:proofErr w:type="spellStart"/>
                 <w:r>
-                  <w:rPr>
-                    <w:rFonts w:ascii="Segoe UI Semibold" w:hAnsi="Segoe UI Semibold" w:cs="Segoe UI Semibold"/>
-                    <w:sz w:val="22"/>
-                    <w:szCs w:val="22"/>
-                  </w:rPr>
                   <w:t>SalesInvoiceLineDiscount_Lbl</w:t>
                 </w:r>
                 <w:proofErr w:type="spellEnd"/>
@@ -1385,47 +1067,33 @@
         </w:sdt>
         <w:sdt>
           <w:sdtPr>
-            <w:rPr>
-              <w:rFonts w:ascii="Segoe UI Semibold" w:hAnsi="Segoe UI Semibold" w:cs="Segoe UI Semibold"/>
-              <w:sz w:val="22"/>
-              <w:szCs w:val="22"/>
-            </w:rPr>
+            <w:rPr/>
             <w:alias w:val="VATPct_Line_Lbl"/>
             <w:tag w:val="#BC:InsertDataItem,DataItems/Header/Line/VATPct_Line_Lbl"/>
             <w:id w:val="682009838"/>
             <w:placeholder>
               <w:docPart w:val="6065D913E1EE43B3B1280DCD595AE35E"/>
             </w:placeholder>
+            <w:dataBinding w:prefixMappings="&lt;xmlns:ns0='urn:microsoft-dynamics-nav/reports/Standard_Sales_Draft_Invoice/1303/' " w:xpath="/ns0:NavWordReportXmlPart[1]/ns0:Header[1]/ns0:Line[1]/ns0:VATPct_Line_Lbl[1]" w:storeItemID="{00000000-0000-0000-0000-000000000000}"/>
             <w15:color w:val="808080"/>
             <w:text/>
-            <w:dataBinding w:prefixMappings="xmlns:ns0='urn:microsoft-dynamics-nav/reports/Standard_Sales_Draft_Invoice/1303/'" w:xpath="/ns0:NavWordReportXmlPart[1]/ns0:Header[1]/ns0:Line[1]/ns0:VATPct_Line_Lbl[1]"/>
           </w:sdtPr>
           <w:sdtContent>
             <w:tc>
               <w:tcPr>
-                <w:tcW w:w="990" w:type="dxa"/>
+                <w:tcW w:w="472" w:type="pct"/>
                 <w:tcBorders>
-                  <w:bottom w:val="single" w:color="auto" w:sz="4" w:space="0"/>
+                  <w:bottom w:val="single" w:sz="4" w:space="0" w:color="auto"/>
                 </w:tcBorders>
               </w:tcPr>
               <w:p>
                 <w:pPr>
-                  <w:pStyle w:val="Heading2"/>
+                  <w:pStyle w:val="BCLabelNumber"/>
                   <w:jc w:val="right"/>
                   <w:cnfStyle w:val="100000000000" w:firstRow="1" w:lastRow="0" w:firstColumn="0" w:lastColumn="0" w:oddVBand="0" w:evenVBand="0" w:oddHBand="0" w:evenHBand="0" w:firstRowFirstColumn="0" w:firstRowLastColumn="0" w:lastRowFirstColumn="0" w:lastRowLastColumn="0"/>
-                  <w:rPr>
-                    <w:rFonts w:ascii="Segoe UI Semibold" w:hAnsi="Segoe UI Semibold" w:cs="Segoe UI Semibold"/>
-                    <w:sz w:val="22"/>
-                    <w:szCs w:val="22"/>
-                  </w:rPr>
                 </w:pPr>
                 <w:proofErr w:type="spellStart"/>
                 <w:r>
-                  <w:rPr>
-                    <w:rFonts w:ascii="Segoe UI Semibold" w:hAnsi="Segoe UI Semibold" w:cs="Segoe UI Semibold"/>
-                    <w:sz w:val="22"/>
-                    <w:szCs w:val="22"/>
-                  </w:rPr>
                   <w:t>VATPct_Line_Lbl</w:t>
                 </w:r>
                 <w:proofErr w:type="spellEnd"/>
@@ -1435,47 +1103,33 @@
         </w:sdt>
         <w:sdt>
           <w:sdtPr>
-            <w:rPr>
-              <w:rFonts w:ascii="Segoe UI Semibold" w:hAnsi="Segoe UI Semibold" w:cs="Segoe UI Semibold"/>
-              <w:sz w:val="22"/>
-              <w:szCs w:val="22"/>
-            </w:rPr>
+            <w:rPr/>
             <w:alias w:val="LineAmount_Line_Lbl"/>
             <w:tag w:val="#BC:InsertDataItem,DataItems/Header/Line/LineAmount_Line_Lbl"/>
             <w:id w:val="-812258216"/>
             <w:placeholder>
               <w:docPart w:val="4CA4335A3EFE44E28137DC764A3E8BA6"/>
             </w:placeholder>
-            <w:dataBinding w:prefixMappings="xmlns:ns0='urn:microsoft-dynamics-nav/reports/Standard_Sales_Draft_Invoice/1303/'" w:xpath="/ns0:NavWordReportXmlPart[1]/ns0:Header[1]/ns0:Line[1]/ns0:LineAmount_Line_Lbl[1]" w:storeItemID="{00000000-0000-0000-0000-000000000000}"/>
+            <w:dataBinding w:prefixMappings="&lt;xmlns:ns0='urn:microsoft-dynamics-nav/reports/Standard_Sales_Draft_Invoice/1303/' " w:xpath="/ns0:NavWordReportXmlPart[1]/ns0:Header[1]/ns0:Line[1]/ns0:LineAmount_Line_Lbl[1]" w:storeItemID="{00000000-0000-0000-0000-000000000000}"/>
             <w15:color w:val="808080"/>
             <w:text/>
           </w:sdtPr>
           <w:sdtContent>
             <w:tc>
               <w:tcPr>
-                <w:tcW w:w="1584" w:type="dxa"/>
+                <w:tcW w:w="755" w:type="pct"/>
                 <w:tcBorders>
-                  <w:bottom w:val="single" w:color="auto" w:sz="4" w:space="0"/>
+                  <w:bottom w:val="single" w:sz="4" w:space="0" w:color="auto"/>
                 </w:tcBorders>
               </w:tcPr>
               <w:p>
                 <w:pPr>
-                  <w:pStyle w:val="Heading2"/>
+                  <w:pStyle w:val="BCLabelNumber"/>
                   <w:jc w:val="right"/>
                   <w:cnfStyle w:val="100000000000" w:firstRow="1" w:lastRow="0" w:firstColumn="0" w:lastColumn="0" w:oddVBand="0" w:evenVBand="0" w:oddHBand="0" w:evenHBand="0" w:firstRowFirstColumn="0" w:firstRowLastColumn="0" w:lastRowFirstColumn="0" w:lastRowLastColumn="0"/>
-                  <w:rPr>
-                    <w:rFonts w:ascii="Segoe UI Semibold" w:hAnsi="Segoe UI Semibold" w:cs="Segoe UI Semibold"/>
-                    <w:sz w:val="22"/>
-                    <w:szCs w:val="22"/>
-                  </w:rPr>
                 </w:pPr>
                 <w:proofErr w:type="spellStart"/>
                 <w:r>
-                  <w:rPr>
-                    <w:rFonts w:ascii="Segoe UI Semibold" w:hAnsi="Segoe UI Semibold" w:cs="Segoe UI Semibold"/>
-                    <w:sz w:val="22"/>
-                    <w:szCs w:val="22"/>
-                  </w:rPr>
                   <w:t>LineAmount_Line_Lbl</w:t>
                 </w:r>
                 <w:proofErr w:type="spellEnd"/>
@@ -1487,23 +1141,21 @@
       <w:tr>
         <w:trPr>
           <w:cnfStyle w:val="000000100000" w:firstRow="0" w:lastRow="0" w:firstColumn="0" w:lastColumn="0" w:oddVBand="0" w:evenVBand="0" w:oddHBand="1" w:evenHBand="0" w:firstRowFirstColumn="0" w:firstRowLastColumn="0" w:lastRowFirstColumn="0" w:lastRowLastColumn="0"/>
-          <w:trHeight w:val="245" w:hRule="exact"/>
+          <w:cantSplit/>
+          <w:trHeight w:hRule="atLeast" w:val="245"/>
         </w:trPr>
         <w:tc>
           <w:tcPr>
             <w:cnfStyle w:val="001000000000" w:firstRow="0" w:lastRow="0" w:firstColumn="1" w:lastColumn="0" w:oddVBand="0" w:evenVBand="0" w:oddHBand="0" w:evenHBand="0" w:firstRowFirstColumn="0" w:firstRowLastColumn="0" w:lastRowFirstColumn="0" w:lastRowLastColumn="0"/>
-            <w:tcW w:w="810" w:type="dxa"/>
+            <w:tcW w:w="386" w:type="pct"/>
             <w:tcBorders>
-              <w:top w:val="single" w:color="auto" w:sz="4" w:space="0"/>
+              <w:top w:val="single" w:sz="4" w:space="0" w:color="auto"/>
             </w:tcBorders>
           </w:tcPr>
           <w:p>
             <w:pPr>
+              <w:pStyle w:val="NoSpacing"/>
               <w:rPr>
-                <w:rFonts w:ascii="Segoe UI Semibold" w:hAnsi="Segoe UI Semibold" w:cs="Segoe UI Semibold"/>
-                <w:b/>
-                <w:sz w:val="22"/>
-                <w:szCs w:val="22"/>
                 <w:lang w:val="en-US" w:eastAsia="en-US"/>
               </w:rPr>
             </w:pPr>
@@ -1511,20 +1163,16 @@
         </w:tc>
         <w:tc>
           <w:tcPr>
-            <w:tcW w:w="2340" w:type="dxa"/>
+            <w:tcW w:w="1115" w:type="pct"/>
             <w:tcBorders>
-              <w:top w:val="single" w:color="auto" w:sz="4" w:space="0"/>
+              <w:top w:val="single" w:sz="4" w:space="0" w:color="auto"/>
             </w:tcBorders>
           </w:tcPr>
           <w:p>
             <w:pPr>
+              <w:pStyle w:val="NoSpacing"/>
               <w:cnfStyle w:val="000000100000" w:firstRow="0" w:lastRow="0" w:firstColumn="0" w:lastColumn="0" w:oddVBand="0" w:evenVBand="0" w:oddHBand="1" w:evenHBand="0" w:firstRowFirstColumn="0" w:firstRowLastColumn="0" w:lastRowFirstColumn="0" w:lastRowLastColumn="0"/>
               <w:rPr>
-                <w:rFonts w:ascii="Segoe UI Semibold" w:hAnsi="Segoe UI Semibold" w:cs="Segoe UI Semibold"/>
-                <w:b/>
-                <w:bCs/>
-                <w:sz w:val="22"/>
-                <w:szCs w:val="22"/>
                 <w:lang w:val="en-US" w:eastAsia="en-US"/>
               </w:rPr>
             </w:pPr>
@@ -1532,20 +1180,16 @@
         </w:tc>
         <w:tc>
           <w:tcPr>
-            <w:tcW w:w="1170" w:type="dxa"/>
+            <w:tcW w:w="557" w:type="pct"/>
             <w:tcBorders>
-              <w:top w:val="single" w:color="auto" w:sz="4" w:space="0"/>
+              <w:top w:val="single" w:sz="4" w:space="0" w:color="auto"/>
             </w:tcBorders>
           </w:tcPr>
           <w:p>
             <w:pPr>
+              <w:pStyle w:val="NoSpacing"/>
               <w:cnfStyle w:val="000000100000" w:firstRow="0" w:lastRow="0" w:firstColumn="0" w:lastColumn="0" w:oddVBand="0" w:evenVBand="0" w:oddHBand="1" w:evenHBand="0" w:firstRowFirstColumn="0" w:firstRowLastColumn="0" w:lastRowFirstColumn="0" w:lastRowLastColumn="0"/>
               <w:rPr>
-                <w:rFonts w:ascii="Segoe UI Semibold" w:hAnsi="Segoe UI Semibold" w:cs="Segoe UI Semibold"/>
-                <w:b/>
-                <w:bCs/>
-                <w:sz w:val="22"/>
-                <w:szCs w:val="22"/>
                 <w:lang w:val="en-US" w:eastAsia="en-US"/>
               </w:rPr>
             </w:pPr>
@@ -1553,20 +1197,16 @@
         </w:tc>
         <w:tc>
           <w:tcPr>
-            <w:tcW w:w="810" w:type="dxa"/>
+            <w:tcW w:w="386" w:type="pct"/>
             <w:tcBorders>
-              <w:top w:val="single" w:color="auto" w:sz="4" w:space="0"/>
+              <w:top w:val="single" w:sz="4" w:space="0" w:color="auto"/>
             </w:tcBorders>
           </w:tcPr>
           <w:p>
             <w:pPr>
+              <w:pStyle w:val="NoSpacing"/>
               <w:cnfStyle w:val="000000100000" w:firstRow="0" w:lastRow="0" w:firstColumn="0" w:lastColumn="0" w:oddVBand="0" w:evenVBand="0" w:oddHBand="1" w:evenHBand="0" w:firstRowFirstColumn="0" w:firstRowLastColumn="0" w:lastRowFirstColumn="0" w:lastRowLastColumn="0"/>
               <w:rPr>
-                <w:rFonts w:ascii="Segoe UI Semibold" w:hAnsi="Segoe UI Semibold" w:cs="Segoe UI Semibold"/>
-                <w:b/>
-                <w:bCs/>
-                <w:sz w:val="22"/>
-                <w:szCs w:val="22"/>
                 <w:lang w:val="en-US" w:eastAsia="en-US"/>
               </w:rPr>
             </w:pPr>
@@ -1574,20 +1214,16 @@
         </w:tc>
         <w:tc>
           <w:tcPr>
-            <w:tcW w:w="1440" w:type="dxa"/>
+            <w:tcW w:w="686" w:type="pct"/>
             <w:tcBorders>
-              <w:top w:val="single" w:color="auto" w:sz="4" w:space="0"/>
+              <w:top w:val="single" w:sz="4" w:space="0" w:color="auto"/>
             </w:tcBorders>
           </w:tcPr>
           <w:p>
             <w:pPr>
+              <w:pStyle w:val="NoSpacing"/>
               <w:cnfStyle w:val="000000100000" w:firstRow="0" w:lastRow="0" w:firstColumn="0" w:lastColumn="0" w:oddVBand="0" w:evenVBand="0" w:oddHBand="1" w:evenHBand="0" w:firstRowFirstColumn="0" w:firstRowLastColumn="0" w:lastRowFirstColumn="0" w:lastRowLastColumn="0"/>
               <w:rPr>
-                <w:rFonts w:ascii="Segoe UI Semibold" w:hAnsi="Segoe UI Semibold" w:cs="Segoe UI Semibold"/>
-                <w:b/>
-                <w:bCs/>
-                <w:sz w:val="22"/>
-                <w:szCs w:val="22"/>
                 <w:lang w:val="en-US" w:eastAsia="en-US"/>
               </w:rPr>
             </w:pPr>
@@ -1595,21 +1231,17 @@
         </w:tc>
         <w:tc>
           <w:tcPr>
-            <w:tcW w:w="1350" w:type="dxa"/>
+            <w:tcW w:w="643" w:type="pct"/>
             <w:tcBorders>
-              <w:top w:val="single" w:color="auto" w:sz="4" w:space="0"/>
+              <w:top w:val="single" w:sz="4" w:space="0" w:color="auto"/>
             </w:tcBorders>
           </w:tcPr>
           <w:p>
             <w:pPr>
+              <w:pStyle w:val="BCNumber"/>
               <w:jc w:val="right"/>
               <w:cnfStyle w:val="000000100000" w:firstRow="0" w:lastRow="0" w:firstColumn="0" w:lastColumn="0" w:oddVBand="0" w:evenVBand="0" w:oddHBand="1" w:evenHBand="0" w:firstRowFirstColumn="0" w:firstRowLastColumn="0" w:lastRowFirstColumn="0" w:lastRowLastColumn="0"/>
               <w:rPr>
-                <w:rFonts w:ascii="Segoe UI Semibold" w:hAnsi="Segoe UI Semibold" w:cs="Segoe UI Semibold"/>
-                <w:b/>
-                <w:bCs/>
-                <w:sz w:val="22"/>
-                <w:szCs w:val="22"/>
                 <w:lang w:val="en-US" w:eastAsia="en-US"/>
               </w:rPr>
             </w:pPr>
@@ -1617,21 +1249,17 @@
         </w:tc>
         <w:tc>
           <w:tcPr>
-            <w:tcW w:w="990" w:type="dxa"/>
+            <w:tcW w:w="472" w:type="pct"/>
             <w:tcBorders>
-              <w:top w:val="single" w:color="auto" w:sz="4" w:space="0"/>
+              <w:top w:val="single" w:sz="4" w:space="0" w:color="auto"/>
             </w:tcBorders>
           </w:tcPr>
           <w:p>
             <w:pPr>
+              <w:pStyle w:val="BCNumber"/>
               <w:jc w:val="right"/>
               <w:cnfStyle w:val="000000100000" w:firstRow="0" w:lastRow="0" w:firstColumn="0" w:lastColumn="0" w:oddVBand="0" w:evenVBand="0" w:oddHBand="1" w:evenHBand="0" w:firstRowFirstColumn="0" w:firstRowLastColumn="0" w:lastRowFirstColumn="0" w:lastRowLastColumn="0"/>
               <w:rPr>
-                <w:rFonts w:ascii="Segoe UI Semibold" w:hAnsi="Segoe UI Semibold" w:cs="Segoe UI Semibold"/>
-                <w:b/>
-                <w:bCs/>
-                <w:sz w:val="22"/>
-                <w:szCs w:val="22"/>
                 <w:lang w:val="en-US" w:eastAsia="en-US"/>
               </w:rPr>
             </w:pPr>
@@ -1639,21 +1267,17 @@
         </w:tc>
         <w:tc>
           <w:tcPr>
-            <w:tcW w:w="1584" w:type="dxa"/>
+            <w:tcW w:w="755" w:type="pct"/>
             <w:tcBorders>
-              <w:top w:val="single" w:color="auto" w:sz="4" w:space="0"/>
+              <w:top w:val="single" w:sz="4" w:space="0" w:color="auto"/>
             </w:tcBorders>
           </w:tcPr>
           <w:p>
             <w:pPr>
+              <w:pStyle w:val="BCNumber"/>
               <w:jc w:val="right"/>
               <w:cnfStyle w:val="000000100000" w:firstRow="0" w:lastRow="0" w:firstColumn="0" w:lastColumn="0" w:oddVBand="0" w:evenVBand="0" w:oddHBand="1" w:evenHBand="0" w:firstRowFirstColumn="0" w:firstRowLastColumn="0" w:lastRowFirstColumn="0" w:lastRowLastColumn="0"/>
               <w:rPr>
-                <w:rFonts w:ascii="Segoe UI Semibold" w:hAnsi="Segoe UI Semibold" w:cs="Segoe UI Semibold"/>
-                <w:b/>
-                <w:bCs/>
-                <w:sz w:val="22"/>
-                <w:szCs w:val="22"/>
                 <w:lang w:val="en-US" w:eastAsia="en-US"/>
               </w:rPr>
             </w:pPr>
@@ -1663,13 +1287,7 @@
       <w:sdt>
         <w:sdtPr>
           <w:rPr>
-            <w:rFonts w:cs="Arial" w:asciiTheme="minorHAnsi" w:hAnsiTheme="minorHAnsi" w:eastAsiaTheme="minorEastAsia"/>
-            <w:bCs w:val="0"/>
-            <w:kern w:val="2"/>
-            <w:sz w:val="22"/>
-            <w:szCs w:val="22"/>
             <w:lang w:val="en-US" w:eastAsia="en-US"/>
-            <w14:ligatures w14:val="standardContextual"/>
           </w:rPr>
           <w:alias w:val="Repeater: Line"/>
           <w:tag w:val="#BC:InsertRepeater,DataItems/Header/Line"/>
@@ -1677,478 +1295,393 @@
           <w:placeholder>
             <w:docPart w:val="3EFC22D9D38D42EB97B970BA395654AB"/>
           </w:placeholder>
+          <w15:dataBinding w:prefixMappings="&lt;xmlns:ns0='urn:microsoft-dynamics-nav/reports/Standard_Sales_Draft_Invoice/1303/' " w:xpath="/ns0:NavWordReportXmlPart[1]/ns0:Header[1]/ns0:Line" w:storeItemID="{00000000-0000-0000-0000-000000000000}"/>
           <w15:color w:val="808080"/>
+          <w15:repeatingSection/>
         </w:sdtPr>
         <w:sdtEndPr>
           <w:rPr>
-            <w:rFonts w:cstheme="minorBidi"/>
             <w:lang w:val="en-DK" w:eastAsia="en-DK"/>
           </w:rPr>
         </w:sdtEndPr>
         <w:sdtContent>
-          <w:tr>
-            <w:trPr>
-              <w:cnfStyle w:val="000000010000" w:firstRow="0" w:lastRow="0" w:firstColumn="0" w:lastColumn="0" w:oddVBand="0" w:evenVBand="0" w:oddHBand="0" w:evenHBand="1" w:firstRowFirstColumn="0" w:firstRowLastColumn="0" w:lastRowFirstColumn="0" w:lastRowLastColumn="0"/>
-              <w:trHeight w:val="490"/>
-            </w:trPr>
-            <w:sdt>
-              <w:sdtPr>
-                <w:rPr>
-                  <w:rFonts w:cs="Arial" w:asciiTheme="minorHAnsi" w:hAnsiTheme="minorHAnsi" w:eastAsiaTheme="minorEastAsia"/>
-                  <w:bCs w:val="0"/>
-                  <w:kern w:val="2"/>
-                  <w:sz w:val="22"/>
-                  <w:szCs w:val="22"/>
-                  <w:lang w:val="en-US" w:eastAsia="en-US"/>
-                  <w14:ligatures w14:val="standardContextual"/>
-                </w:rPr>
-                <w:alias w:val="ItemNo_Line"/>
-                <w:tag w:val="#BC:InsertDataItem,DataItems/Header/Line/ItemNo_Line"/>
-                <w:id w:val="1767953054"/>
-                <w:placeholder>
-                  <w:docPart w:val="5ED82037EC1B4DEAAC65613536F1C4F1"/>
-                </w:placeholder>
-                <w:dataBinding w:prefixMappings="xmlns:ns0='urn:microsoft-dynamics-nav/reports/Standard_Sales_Draft_Invoice/1303/'" w:xpath="/ns0:NavWordReportXmlPart[1]/ns0:Header[1]/ns0:Line[1]/ns0:ItemNo_Line[1]" w:storeItemID="{00000000-0000-0000-0000-000000000000}"/>
-                <w15:color w:val="808080"/>
-                <w:text/>
-              </w:sdtPr>
-              <w:sdtEndPr>
-                <w:rPr>
-                  <w:rFonts w:ascii="Segoe UI" w:hAnsi="Segoe UI" w:eastAsia="Aptos"/>
-                  <w:kern w:val="0"/>
-                  <w14:ligatures w14:val="none"/>
-                </w:rPr>
-              </w:sdtEndPr>
-              <w:sdtContent>
+          <w:sdt>
+            <w:sdtPr>
+              <w:rPr>
+                <w:lang w:val="en-US" w:eastAsia="en-US"/>
+              </w:rPr>
+              <w:id w:val="1504701533"/>
+              <w15:color w:val="808080"/>
+              <w15:repeatingSectionItem/>
+            </w:sdtPr>
+            <w:sdtEndPr>
+              <w:rPr>
+                <w:lang w:val="en-DK" w:eastAsia="en-DK"/>
+              </w:rPr>
+            </w:sdtEndPr>
+            <w:sdtContent>
+              <w:tr>
+                <w:trPr>
+                  <w:cnfStyle w:val="000000010000" w:firstRow="0" w:lastRow="0" w:firstColumn="0" w:lastColumn="0" w:oddVBand="0" w:evenVBand="0" w:oddHBand="0" w:evenHBand="1" w:firstRowFirstColumn="0" w:firstRowLastColumn="0" w:lastRowFirstColumn="0" w:lastRowLastColumn="0"/>
+                  <w:cantSplit/>
+                  <w:trHeight w:val="490"/>
+                </w:trPr>
+                <w:sdt>
+                  <w:sdtPr>
+                    <w:rPr>
+                      <w:lang w:val="en-US" w:eastAsia="en-US"/>
+                    </w:rPr>
+                    <w:alias w:val="ItemNo_Line"/>
+                    <w:tag w:val="#BC:InsertDataItem,DataItems/Header/Line/ItemNo_Line"/>
+                    <w:id w:val="1767953054"/>
+                    <w:placeholder>
+                      <w:docPart w:val="5ED82037EC1B4DEAAC65613536F1C4F1"/>
+                    </w:placeholder>
+                    <w:dataBinding w:prefixMappings="&lt;xmlns:ns0='urn:microsoft-dynamics-nav/reports/Standard_Sales_Draft_Invoice/1303/' " w:xpath="/ns0:NavWordReportXmlPart[1]/ns0:Header[1]/ns0:Line[1]/ns0:ItemNo_Line[1]" w:storeItemID="{00000000-0000-0000-0000-000000000000}"/>
+                    <w15:color w:val="808080"/>
+                    <w:text/>
+                  </w:sdtPr>
+                  <w:sdtEndPr/>
+                  <w:sdtContent>
+                    <w:tc>
+                      <w:tcPr>
+                        <w:cnfStyle w:val="001000000000" w:firstRow="0" w:lastRow="0" w:firstColumn="1" w:lastColumn="0" w:oddVBand="0" w:evenVBand="0" w:oddHBand="0" w:evenHBand="0" w:firstRowFirstColumn="0" w:firstRowLastColumn="0" w:lastRowFirstColumn="0" w:lastRowLastColumn="0"/>
+                        <w:tcW w:w="386" w:type="pct"/>
+                        <w:vAlign w:val="center"/>
+                      </w:tcPr>
+                      <w:p>
+                        <w:pPr>
+                          <w:pStyle w:val="NoSpacing"/>
+                          <w:rPr>
+                            <w:lang w:val="en-US" w:eastAsia="en-US"/>
+                          </w:rPr>
+                        </w:pPr>
+                        <w:proofErr w:type="spellStart"/>
+                        <w:r>
+                          <w:rPr>
+                            <w:lang w:val="en-US" w:eastAsia="en-US"/>
+                          </w:rPr>
+                          <w:t>ItemNo_Line</w:t>
+                        </w:r>
+                        <w:proofErr w:type="spellEnd"/>
+                      </w:p>
+                    </w:tc>
+                  </w:sdtContent>
+                </w:sdt>
+                <w:sdt>
+                  <w:sdtPr>
+                    <w:rPr>
+                      <w:lang w:eastAsia="en-US"/>
+                    </w:rPr>
+                    <w:alias w:val="Description_Line"/>
+                    <w:tag w:val="#BC:InsertDataItem,DataItems/Header/Line/Description_Line"/>
+                    <w:id w:val="1393535743"/>
+                    <w:placeholder>
+                      <w:docPart w:val="273B8D3616294AD0A2605C5BB8F2EC19"/>
+                    </w:placeholder>
+                    <w:dataBinding w:prefixMappings="&lt;xmlns:ns0='urn:microsoft-dynamics-nav/reports/Standard_Sales_Draft_Invoice/1303/' " w:xpath="/ns0:NavWordReportXmlPart[1]/ns0:Header[1]/ns0:Line[1]/ns0:Description_Line[1]" w:storeItemID="{00000000-0000-0000-0000-000000000000}"/>
+                    <w15:color w:val="808080"/>
+                    <w:text/>
+                  </w:sdtPr>
+                  <w:sdtContent>
+                    <w:tc>
+                      <w:tcPr>
+                        <w:tcW w:w="1115" w:type="pct"/>
+                        <w:vAlign w:val="center"/>
+                      </w:tcPr>
+                      <w:p>
+                        <w:pPr>
+                          <w:pStyle w:val="NoSpacing"/>
+                          <w:cnfStyle w:val="000000010000" w:firstRow="0" w:lastRow="0" w:firstColumn="0" w:lastColumn="0" w:oddVBand="0" w:evenVBand="0" w:oddHBand="0" w:evenHBand="1" w:firstRowFirstColumn="0" w:firstRowLastColumn="0" w:lastRowFirstColumn="0" w:lastRowLastColumn="0"/>
+                          <w:rPr>
+                            <w:lang w:eastAsia="en-US"/>
+                          </w:rPr>
+                        </w:pPr>
+                        <w:proofErr w:type="spellStart"/>
+                        <w:r>
+                          <w:rPr>
+                            <w:lang w:eastAsia="en-US"/>
+                          </w:rPr>
+                          <w:t>Description_Line</w:t>
+                        </w:r>
+                        <w:proofErr w:type="spellEnd"/>
+                      </w:p>
+                    </w:tc>
+                  </w:sdtContent>
+                </w:sdt>
+                <w:sdt>
+                  <w:sdtPr>
+                    <w:rPr>
+                      <w:lang w:val="en-US" w:eastAsia="en-US"/>
+                    </w:rPr>
+                    <w:alias w:val="Quantity_Line"/>
+                    <w:tag w:val="#BC:InsertDataItem,DataItems/Header/Line/Quantity_Line"/>
+                    <w:id w:val="1672756728"/>
+                    <w:placeholder>
+                      <w:docPart w:val="6908486889C04068B901C601F2114DFC"/>
+                    </w:placeholder>
+                    <w:dataBinding w:prefixMappings="&lt;xmlns:ns0='urn:microsoft-dynamics-nav/reports/Standard_Sales_Draft_Invoice/1303/' " w:xpath="/ns0:NavWordReportXmlPart[1]/ns0:Header[1]/ns0:Line[1]/ns0:Quantity_Line[1]" w:storeItemID="{00000000-0000-0000-0000-000000000000}"/>
+                    <w15:color w:val="808080"/>
+                    <w:text/>
+                  </w:sdtPr>
+                  <w:sdtContent>
+                    <w:tc>
+                      <w:tcPr>
+                        <w:tcW w:w="557" w:type="pct"/>
+                        <w:vAlign w:val="center"/>
+                      </w:tcPr>
+                      <w:p>
+                        <w:pPr>
+                          <w:pStyle w:val="BCNumber"/>
+                          <w:jc w:val="right"/>
+                          <w:cnfStyle w:val="000000010000" w:firstRow="0" w:lastRow="0" w:firstColumn="0" w:lastColumn="0" w:oddVBand="0" w:evenVBand="0" w:oddHBand="0" w:evenHBand="1" w:firstRowFirstColumn="0" w:firstRowLastColumn="0" w:lastRowFirstColumn="0" w:lastRowLastColumn="0"/>
+                          <w:rPr>
+                            <w:lang w:val="en-US" w:eastAsia="en-US"/>
+                          </w:rPr>
+                        </w:pPr>
+                        <w:proofErr w:type="spellStart"/>
+                        <w:r>
+                          <w:rPr>
+                            <w:lang w:val="en-US" w:eastAsia="en-US"/>
+                          </w:rPr>
+                          <w:t>Quantity_Line</w:t>
+                        </w:r>
+                        <w:proofErr w:type="spellEnd"/>
+                      </w:p>
+                    </w:tc>
+                  </w:sdtContent>
+                </w:sdt>
+                <w:sdt>
+                  <w:sdtPr>
+                    <w:rPr/>
+                    <w:alias w:val="UnitOfMeasure"/>
+                    <w:tag w:val="#BC:InsertDataItem,DataItems/Header/Line/UnitOfMeasure"/>
+                    <w:id w:val="-2053294236"/>
+                    <w:placeholder>
+                      <w:docPart w:val="A476AB7DB70A45BBB6AFE6E1B708FEA5"/>
+                    </w:placeholder>
+                    <w:dataBinding w:prefixMappings="&lt;xmlns:ns0='urn:microsoft-dynamics-nav/reports/Standard_Sales_Draft_Invoice/1303/' " w:xpath="/ns0:NavWordReportXmlPart[1]/ns0:Header[1]/ns0:Line[1]/ns0:UnitOfMeasure[1]" w:storeItemID="{00000000-0000-0000-0000-000000000000}"/>
+                    <w15:color w:val="808080"/>
+                    <w:text/>
+                  </w:sdtPr>
+                  <w:sdtContent>
+                    <w:tc>
+                      <w:tcPr>
+                        <w:tcW w:w="386" w:type="pct"/>
+                        <w:vAlign w:val="center"/>
+                      </w:tcPr>
+                      <w:p>
+                        <w:pPr>
+                          <w:pStyle w:val="NoSpacing"/>
+                          <w:cnfStyle w:val="000000010000" w:firstRow="0" w:lastRow="0" w:firstColumn="0" w:lastColumn="0" w:oddVBand="0" w:evenVBand="0" w:oddHBand="0" w:evenHBand="1" w:firstRowFirstColumn="0" w:firstRowLastColumn="0" w:lastRowFirstColumn="0" w:lastRowLastColumn="0"/>
+                        </w:pPr>
+                        <w:proofErr w:type="spellStart"/>
+                        <w:r>
+                          <w:t>UnitOfMeasure</w:t>
+                        </w:r>
+                        <w:proofErr w:type="spellEnd"/>
+                      </w:p>
+                    </w:tc>
+                  </w:sdtContent>
+                </w:sdt>
                 <w:tc>
                   <w:tcPr>
-                    <w:cnfStyle w:val="001000000000" w:firstRow="0" w:lastRow="0" w:firstColumn="1" w:lastColumn="0" w:oddVBand="0" w:evenVBand="0" w:oddHBand="0" w:evenHBand="0" w:firstRowFirstColumn="0" w:firstRowLastColumn="0" w:lastRowFirstColumn="0" w:lastRowLastColumn="0"/>
-                    <w:tcW w:w="810" w:type="dxa"/>
+                    <w:tcW w:w="686" w:type="pct"/>
                     <w:vAlign w:val="center"/>
                   </w:tcPr>
                   <w:p>
                     <w:pPr>
+                      <w:pStyle w:val="BCNumber"/>
+                      <w:jc w:val="right"/>
+                      <w:cnfStyle w:val="000000010000" w:firstRow="0" w:lastRow="0" w:firstColumn="0" w:lastColumn="0" w:oddVBand="0" w:evenVBand="0" w:oddHBand="0" w:evenHBand="1" w:firstRowFirstColumn="0" w:firstRowLastColumn="0" w:lastRowFirstColumn="0" w:lastRowLastColumn="0"/>
                       <w:rPr>
-                        <w:rFonts w:cs="Arial" w:asciiTheme="minorHAnsi" w:hAnsiTheme="minorHAnsi"/>
-                        <w:sz w:val="22"/>
-                        <w:szCs w:val="22"/>
                         <w:lang w:val="en-US" w:eastAsia="en-US"/>
                       </w:rPr>
                     </w:pPr>
-                    <w:proofErr w:type="spellStart"/>
-                    <w:r>
-                      <w:rPr>
-                        <w:rFonts w:cs="Arial" w:asciiTheme="minorHAnsi" w:hAnsiTheme="minorHAnsi"/>
-                        <w:sz w:val="22"/>
-                        <w:szCs w:val="22"/>
-                        <w:lang w:val="en-US" w:eastAsia="en-US"/>
-                      </w:rPr>
-                      <w:t>ItemNo_Line</w:t>
-                    </w:r>
-                    <w:proofErr w:type="spellEnd"/>
+                    <w:sdt>
+                      <w:sdtPr>
+                        <w:rPr/>
+                        <w:alias w:val="UnitPrice"/>
+                        <w:tag w:val="#BC:InsertDataItem,DataItems/Header/Line/UnitPrice"/>
+                        <w:id w:val="-1253814634"/>
+                        <w:placeholder>
+                          <w:docPart w:val="CA9C8A5C6AE24F05AE436BA3000BC8B2"/>
+                        </w:placeholder>
+                        <w:dataBinding w:prefixMappings="&lt;xmlns:ns0='urn:microsoft-dynamics-nav/reports/Standard_Sales_Draft_Invoice/1303/' " w:xpath="/ns0:NavWordReportXmlPart[1]/ns0:Header[1]/ns0:Line[1]/ns0:UnitPrice[1]" w:storeItemID="{00000000-0000-0000-0000-000000000000}"/>
+                        <w15:color w:val="808080"/>
+                        <w:text/>
+                      </w:sdtPr>
+                      <w:sdtContent>
+                        <w:proofErr w:type="spellStart"/>
+                        <w:r>
+                          <w:t>UnitPrice</w:t>
+                        </w:r>
+                        <w:proofErr w:type="spellEnd"/>
+                      </w:sdtContent>
+                    </w:sdt>
                   </w:p>
                 </w:tc>
-              </w:sdtContent>
-            </w:sdt>
-            <w:sdt>
-              <w:sdtPr>
-                <w:rPr>
-                  <w:rFonts w:cs="Arial"/>
-                  <w:sz w:val="22"/>
-                  <w:szCs w:val="22"/>
-                  <w:lang w:eastAsia="en-US"/>
-                </w:rPr>
-                <w:alias w:val="Description_Line"/>
-                <w:tag w:val="#BC:InsertDataItem,DataItems/Header/Line/Description_Line"/>
-                <w:id w:val="1393535743"/>
-                <w:placeholder>
-                  <w:docPart w:val="273B8D3616294AD0A2605C5BB8F2EC19"/>
-                </w:placeholder>
-                <w:dataBinding w:prefixMappings="xmlns:ns0='urn:microsoft-dynamics-nav/reports/Standard_Sales_Draft_Invoice/1303/'" w:xpath="/ns0:NavWordReportXmlPart[1]/ns0:Header[1]/ns0:Line[1]/ns0:Description_Line[1]" w:storeItemID="{00000000-0000-0000-0000-000000000000}"/>
-                <w15:color w:val="808080"/>
-                <w:text/>
-              </w:sdtPr>
-              <w:sdtContent>
+                <w:sdt>
+                  <w:sdtPr>
+                    <w:rPr/>
+                    <w:alias w:val="LineDiscountPercentText_Line"/>
+                    <w:tag w:val="#BC:InsertDataItem,DataItems/Header/Line/LineDiscountPercentText_Line"/>
+                    <w:id w:val="415913873"/>
+                    <w:placeholder>
+                      <w:docPart w:val="09354C34D5D74F00A340A1FC9BE233A5"/>
+                    </w:placeholder>
+                    <w:dataBinding w:prefixMappings="&lt;xmlns:ns0='urn:microsoft-dynamics-nav/reports/Standard_Sales_Draft_Invoice/1303/' " w:xpath="/ns0:NavWordReportXmlPart[1]/ns0:Header[1]/ns0:Line[1]/ns0:LineDiscountPercentText_Line[1]" w:storeItemID="{00000000-0000-0000-0000-000000000000}"/>
+                    <w15:color w:val="808080"/>
+                    <w:text/>
+                  </w:sdtPr>
+                  <w:sdtContent>
+                    <w:tc>
+                      <w:tcPr>
+                        <w:tcW w:w="643" w:type="pct"/>
+                        <w:vAlign w:val="center"/>
+                      </w:tcPr>
+                      <w:p>
+                        <w:pPr>
+                          <w:pStyle w:val="NoSpacing"/>
+                          <w:cnfStyle w:val="000000010000" w:firstRow="0" w:lastRow="0" w:firstColumn="0" w:lastColumn="0" w:oddVBand="0" w:evenVBand="0" w:oddHBand="0" w:evenHBand="1" w:firstRowFirstColumn="0" w:firstRowLastColumn="0" w:lastRowFirstColumn="0" w:lastRowLastColumn="0"/>
+                        </w:pPr>
+                        <w:proofErr w:type="spellStart"/>
+                        <w:r>
+                          <w:t>LineDiscountPercentText_Line</w:t>
+                        </w:r>
+                        <w:proofErr w:type="spellEnd"/>
+                      </w:p>
+                    </w:tc>
+                  </w:sdtContent>
+                </w:sdt>
+                <w:sdt>
+                  <w:sdtPr>
+                    <w:rPr/>
+                    <w:alias w:val="VATPct_Line"/>
+                    <w:tag w:val="#BC:InsertDataItem,DataItems/Header/Line/VATPct_Line"/>
+                    <w:id w:val="1436251310"/>
+                    <w:placeholder>
+                      <w:docPart w:val="6065D913E1EE43B3B1280DCD595AE35E"/>
+                    </w:placeholder>
+                    <w:dataBinding w:prefixMappings="&lt;xmlns:ns0='urn:microsoft-dynamics-nav/reports/Standard_Sales_Draft_Invoice/1303/' " w:xpath="/ns0:NavWordReportXmlPart[1]/ns0:Header[1]/ns0:Line[1]/ns0:VATPct_Line[1]" w:storeItemID="{00000000-0000-0000-0000-000000000000}"/>
+                    <w15:color w:val="808080"/>
+                    <w:text/>
+                  </w:sdtPr>
+                  <w:sdtContent>
+                    <w:tc>
+                      <w:tcPr>
+                        <w:tcW w:w="472" w:type="pct"/>
+                        <w:vAlign w:val="center"/>
+                      </w:tcPr>
+                      <w:p>
+                        <w:pPr>
+                          <w:pStyle w:val="BCNumber"/>
+                          <w:jc w:val="right"/>
+                          <w:cnfStyle w:val="000000010000" w:firstRow="0" w:lastRow="0" w:firstColumn="0" w:lastColumn="0" w:oddVBand="0" w:evenVBand="0" w:oddHBand="0" w:evenHBand="1" w:firstRowFirstColumn="0" w:firstRowLastColumn="0" w:lastRowFirstColumn="0" w:lastRowLastColumn="0"/>
+                        </w:pPr>
+                        <w:proofErr w:type="spellStart"/>
+                        <w:r>
+                          <w:t>VATPct_Line</w:t>
+                        </w:r>
+                        <w:proofErr w:type="spellEnd"/>
+                      </w:p>
+                    </w:tc>
+                  </w:sdtContent>
+                </w:sdt>
                 <w:tc>
                   <w:tcPr>
-                    <w:tcW w:w="2340" w:type="dxa"/>
+                    <w:tcW w:w="755" w:type="pct"/>
                     <w:vAlign w:val="center"/>
                   </w:tcPr>
                   <w:p>
                     <w:pPr>
-                      <w:cnfStyle w:val="000000010000" w:firstRow="0" w:lastRow="0" w:firstColumn="0" w:lastColumn="0" w:oddVBand="0" w:evenVBand="0" w:oddHBand="0" w:evenHBand="1" w:firstRowFirstColumn="0" w:firstRowLastColumn="0" w:lastRowFirstColumn="0" w:lastRowLastColumn="0"/>
-                      <w:rPr>
-                        <w:rFonts w:cs="Arial" w:asciiTheme="minorHAnsi" w:hAnsiTheme="minorHAnsi"/>
-                        <w:sz w:val="22"/>
-                        <w:szCs w:val="22"/>
-                        <w:lang w:eastAsia="en-US"/>
-                      </w:rPr>
-                    </w:pPr>
-                    <w:proofErr w:type="spellStart"/>
-                    <w:r>
-                      <w:rPr>
-                        <w:rFonts w:cs="Arial" w:asciiTheme="minorHAnsi" w:hAnsiTheme="minorHAnsi"/>
-                        <w:sz w:val="22"/>
-                        <w:szCs w:val="22"/>
-                        <w:lang w:eastAsia="en-US"/>
-                      </w:rPr>
-                      <w:t>Description_Line</w:t>
-                    </w:r>
-                    <w:proofErr w:type="spellEnd"/>
-                  </w:p>
-                </w:tc>
-              </w:sdtContent>
-            </w:sdt>
-            <w:sdt>
-              <w:sdtPr>
-                <w:rPr>
-                  <w:rFonts w:cs="Arial"/>
-                  <w:sz w:val="22"/>
-                  <w:szCs w:val="22"/>
-                  <w:lang w:val="en-US" w:eastAsia="en-US"/>
-                </w:rPr>
-                <w:alias w:val="Quantity_Line"/>
-                <w:tag w:val="#BC:InsertDataItem,DataItems/Header/Line/Quantity_Line"/>
-                <w:id w:val="1672756728"/>
-                <w:placeholder>
-                  <w:docPart w:val="6908486889C04068B901C601F2114DFC"/>
-                </w:placeholder>
-                <w:dataBinding w:prefixMappings="xmlns:ns0='urn:microsoft-dynamics-nav/reports/Standard_Sales_Draft_Invoice/1303/'" w:xpath="/ns0:NavWordReportXmlPart[1]/ns0:Header[1]/ns0:Line[1]/ns0:Quantity_Line[1]" w:storeItemID="{00000000-0000-0000-0000-000000000000}"/>
-                <w15:color w:val="808080"/>
-                <w:text/>
-              </w:sdtPr>
-              <w:sdtContent>
-                <w:tc>
-                  <w:tcPr>
-                    <w:tcW w:w="1170" w:type="dxa"/>
-                    <w:vAlign w:val="center"/>
-                  </w:tcPr>
-                  <w:p>
-                    <w:pPr>
+                      <w:pStyle w:val="BCNumber"/>
                       <w:jc w:val="right"/>
                       <w:cnfStyle w:val="000000010000" w:firstRow="0" w:lastRow="0" w:firstColumn="0" w:lastColumn="0" w:oddVBand="0" w:evenVBand="0" w:oddHBand="0" w:evenHBand="1" w:firstRowFirstColumn="0" w:firstRowLastColumn="0" w:lastRowFirstColumn="0" w:lastRowLastColumn="0"/>
                       <w:rPr>
-                        <w:rFonts w:cs="Arial" w:asciiTheme="minorHAnsi" w:hAnsiTheme="minorHAnsi"/>
-                        <w:sz w:val="22"/>
-                        <w:szCs w:val="22"/>
                         <w:lang w:val="en-US" w:eastAsia="en-US"/>
                       </w:rPr>
                     </w:pPr>
-                    <w:proofErr w:type="spellStart"/>
+                    <w:sdt>
+                      <w:sdtPr>
+                        <w:rPr/>
+                        <w:alias w:val="LineAmount_Line"/>
+                        <w:tag w:val="#BC:InsertDataItem,DataItems/Header/Line/LineAmount_Line"/>
+                        <w:id w:val="787541011"/>
+                        <w:placeholder>
+                          <w:docPart w:val="38864A908D2E402CB3A5939E6389E6D3"/>
+                        </w:placeholder>
+                        <w:dataBinding w:prefixMappings="&lt;xmlns:ns0='urn:microsoft-dynamics-nav/reports/Standard_Sales_Draft_Invoice/1303/' " w:xpath="/ns0:NavWordReportXmlPart[1]/ns0:Header[1]/ns0:Line[1]/ns0:LineAmount_Line[1]" w:storeItemID="{00000000-0000-0000-0000-000000000000}"/>
+                        <w15:color w:val="808080"/>
+                        <w:text/>
+                      </w:sdtPr>
+                      <w:sdtContent>
+                        <w:proofErr w:type="spellStart"/>
+                        <w:r>
+                          <w:t>LineAmount_Line</w:t>
+                        </w:r>
+                        <w:proofErr w:type="spellEnd"/>
+                      </w:sdtContent>
+                    </w:sdt>
                     <w:r>
-                      <w:rPr>
-                        <w:rFonts w:cs="Arial" w:asciiTheme="minorHAnsi" w:hAnsiTheme="minorHAnsi"/>
-                        <w:sz w:val="22"/>
-                        <w:szCs w:val="22"/>
-                        <w:lang w:val="en-US" w:eastAsia="en-US"/>
-                      </w:rPr>
-                      <w:t>Quantity_Line</w:t>
+                      <w:t> </w:t>
                     </w:r>
-                    <w:proofErr w:type="spellEnd"/>
                   </w:p>
                 </w:tc>
-              </w:sdtContent>
-            </w:sdt>
-            <w:sdt>
-              <w:sdtPr>
-                <w:rPr>
-                  <w:sz w:val="22"/>
-                  <w:szCs w:val="22"/>
-                </w:rPr>
-                <w:alias w:val="UnitOfMeasure"/>
-                <w:tag w:val="#BC:InsertDataItem,DataItems/Header/Line/UnitOfMeasure"/>
-                <w:id w:val="-2053294236"/>
-                <w:placeholder>
-                  <w:docPart w:val="A476AB7DB70A45BBB6AFE6E1B708FEA5"/>
-                </w:placeholder>
-                <w15:color w:val="808080"/>
-                <w:text/>
-                <w:dataBinding w:prefixMappings="xmlns:ns0='urn:microsoft-dynamics-nav/reports/Standard_Sales_Draft_Invoice/1303/'" w:xpath="/ns0:NavWordReportXmlPart[1]/ns0:Header[1]/ns0:Line[1]/ns0:UnitOfMeasure[1]"/>
-              </w:sdtPr>
-              <w:sdtContent>
-                <w:tc>
-                  <w:tcPr>
-                    <w:tcW w:w="810" w:type="dxa"/>
-                    <w:vAlign w:val="center"/>
-                  </w:tcPr>
-                  <w:p>
-                    <w:pPr>
-                      <w:cnfStyle w:val="000000010000" w:firstRow="0" w:lastRow="0" w:firstColumn="0" w:lastColumn="0" w:oddVBand="0" w:evenVBand="0" w:oddHBand="0" w:evenHBand="1" w:firstRowFirstColumn="0" w:firstRowLastColumn="0" w:lastRowFirstColumn="0" w:lastRowLastColumn="0"/>
-                      <w:rPr>
-                        <w:rFonts w:asciiTheme="minorHAnsi" w:hAnsiTheme="minorHAnsi"/>
-                        <w:sz w:val="22"/>
-                        <w:szCs w:val="22"/>
-                      </w:rPr>
-                    </w:pPr>
-                    <w:proofErr w:type="spellStart"/>
-                    <w:r>
-                      <w:rPr>
-                        <w:rFonts w:asciiTheme="minorHAnsi" w:hAnsiTheme="minorHAnsi"/>
-                        <w:sz w:val="22"/>
-                        <w:szCs w:val="22"/>
-                      </w:rPr>
-                      <w:t>UnitOfMeasure</w:t>
-                    </w:r>
-                    <w:proofErr w:type="spellEnd"/>
-                  </w:p>
-                </w:tc>
-              </w:sdtContent>
-            </w:sdt>
-            <w:tc>
-              <w:tcPr>
-                <w:tcW w:w="1440" w:type="dxa"/>
-                <w:vAlign w:val="center"/>
-              </w:tcPr>
-              <w:p>
-                <w:pPr>
-                  <w:jc w:val="right"/>
-                  <w:cnfStyle w:val="000000010000" w:firstRow="0" w:lastRow="0" w:firstColumn="0" w:lastColumn="0" w:oddVBand="0" w:evenVBand="0" w:oddHBand="0" w:evenHBand="1" w:firstRowFirstColumn="0" w:firstRowLastColumn="0" w:lastRowFirstColumn="0" w:lastRowLastColumn="0"/>
-                  <w:rPr>
-                    <w:rFonts w:cs="Arial" w:asciiTheme="minorHAnsi" w:hAnsiTheme="minorHAnsi"/>
-                    <w:sz w:val="22"/>
-                    <w:szCs w:val="22"/>
-                    <w:lang w:val="en-US" w:eastAsia="en-US"/>
-                  </w:rPr>
-                </w:pPr>
-                <w:sdt>
-                  <w:sdtPr>
-                    <w:rPr>
-                      <w:sz w:val="22"/>
-                      <w:szCs w:val="22"/>
-                    </w:rPr>
-                    <w:alias w:val="UnitPrice"/>
-                    <w:tag w:val="#BC:InsertDataItem,DataItems/Header/Line/UnitPrice"/>
-                    <w:id w:val="-1253814634"/>
-                    <w:placeholder>
-                      <w:docPart w:val="CA9C8A5C6AE24F05AE436BA3000BC8B2"/>
-                    </w:placeholder>
-                    <w:dataBinding w:prefixMappings="xmlns:ns0='urn:microsoft-dynamics-nav/reports/Standard_Sales_Draft_Invoice/1303/'" w:xpath="/ns0:NavWordReportXmlPart[1]/ns0:Header[1]/ns0:Line[1]/ns0:UnitPrice[1]" w:storeItemID="{00000000-0000-0000-0000-000000000000}"/>
-                    <w15:color w:val="808080"/>
-                    <w:text/>
-                  </w:sdtPr>
-                  <w:sdtContent>
-                    <w:proofErr w:type="spellStart"/>
-                    <w:r>
-                      <w:rPr>
-                        <w:rFonts w:asciiTheme="minorHAnsi" w:hAnsiTheme="minorHAnsi"/>
-                        <w:sz w:val="22"/>
-                        <w:szCs w:val="22"/>
-                      </w:rPr>
-                      <w:t>UnitPrice</w:t>
-                    </w:r>
-                    <w:proofErr w:type="spellEnd"/>
-                  </w:sdtContent>
-                </w:sdt>
-              </w:p>
-            </w:tc>
-            <w:sdt>
-              <w:sdtPr>
-                <w:rPr>
-                  <w:sz w:val="22"/>
-                  <w:szCs w:val="22"/>
-                </w:rPr>
-                <w:alias w:val="LineDiscountPercentText_Line"/>
-                <w:tag w:val="#BC:InsertDataItem,DataItems/Header/Line/LineDiscountPercentText_Line"/>
-                <w:id w:val="415913873"/>
-                <w:placeholder>
-                  <w:docPart w:val="09354C34D5D74F00A340A1FC9BE233A5"/>
-                </w:placeholder>
-                <w15:color w:val="808080"/>
-                <w:text/>
-                <w:dataBinding w:prefixMappings="xmlns:ns0='urn:microsoft-dynamics-nav/reports/Standard_Sales_Draft_Invoice/1303/'" w:xpath="/ns0:NavWordReportXmlPart[1]/ns0:Header[1]/ns0:Line[1]/ns0:LineDiscountPercentText_Line[1]"/>
-              </w:sdtPr>
-              <w:sdtContent>
-                <w:tc>
-                  <w:tcPr>
-                    <w:tcW w:w="1350" w:type="dxa"/>
-                    <w:vAlign w:val="center"/>
-                  </w:tcPr>
-                  <w:p>
-                    <w:pPr>
-                      <w:cnfStyle w:val="000000010000" w:firstRow="0" w:lastRow="0" w:firstColumn="0" w:lastColumn="0" w:oddVBand="0" w:evenVBand="0" w:oddHBand="0" w:evenHBand="1" w:firstRowFirstColumn="0" w:firstRowLastColumn="0" w:lastRowFirstColumn="0" w:lastRowLastColumn="0"/>
-                      <w:rPr>
-                        <w:rFonts w:asciiTheme="minorHAnsi" w:hAnsiTheme="minorHAnsi"/>
-                        <w:sz w:val="22"/>
-                        <w:szCs w:val="22"/>
-                      </w:rPr>
-                    </w:pPr>
-                    <w:proofErr w:type="spellStart"/>
-                    <w:r>
-                      <w:rPr>
-                        <w:rFonts w:asciiTheme="minorHAnsi" w:hAnsiTheme="minorHAnsi"/>
-                        <w:sz w:val="22"/>
-                        <w:szCs w:val="22"/>
-                      </w:rPr>
-                      <w:t>LineDiscountPercentText_Line</w:t>
-                    </w:r>
-                    <w:proofErr w:type="spellEnd"/>
-                  </w:p>
-                </w:tc>
-              </w:sdtContent>
-            </w:sdt>
-            <w:sdt>
-              <w:sdtPr>
-                <w:rPr>
-                  <w:sz w:val="22"/>
-                  <w:szCs w:val="22"/>
-                </w:rPr>
-                <w:alias w:val="VATPct_Line"/>
-                <w:tag w:val="#BC:InsertDataItem,DataItems/Header/Line/VATPct_Line"/>
-                <w:id w:val="1436251310"/>
-                <w:placeholder>
-                  <w:docPart w:val="6065D913E1EE43B3B1280DCD595AE35E"/>
-                </w:placeholder>
-                <w15:color w:val="808080"/>
-                <w:text/>
-                <w:dataBinding w:prefixMappings="xmlns:ns0='urn:microsoft-dynamics-nav/reports/Standard_Sales_Draft_Invoice/1303/'" w:xpath="/ns0:NavWordReportXmlPart[1]/ns0:Header[1]/ns0:Line[1]/ns0:VATPct_Line[1]"/>
-              </w:sdtPr>
-              <w:sdtContent>
-                <w:tc>
-                  <w:tcPr>
-                    <w:tcW w:w="990" w:type="dxa"/>
-                    <w:vAlign w:val="center"/>
-                  </w:tcPr>
-                  <w:p>
-                    <w:pPr>
-                      <w:jc w:val="right"/>
-                      <w:cnfStyle w:val="000000010000" w:firstRow="0" w:lastRow="0" w:firstColumn="0" w:lastColumn="0" w:oddVBand="0" w:evenVBand="0" w:oddHBand="0" w:evenHBand="1" w:firstRowFirstColumn="0" w:firstRowLastColumn="0" w:lastRowFirstColumn="0" w:lastRowLastColumn="0"/>
-                      <w:rPr>
-                        <w:rFonts w:asciiTheme="minorHAnsi" w:hAnsiTheme="minorHAnsi"/>
-                        <w:sz w:val="22"/>
-                        <w:szCs w:val="22"/>
-                      </w:rPr>
-                    </w:pPr>
-                    <w:proofErr w:type="spellStart"/>
-                    <w:r>
-                      <w:rPr>
-                        <w:rFonts w:asciiTheme="minorHAnsi" w:hAnsiTheme="minorHAnsi"/>
-                        <w:sz w:val="22"/>
-                        <w:szCs w:val="22"/>
-                      </w:rPr>
-                      <w:t>VATPct_Line</w:t>
-                    </w:r>
-                    <w:proofErr w:type="spellEnd"/>
-                  </w:p>
-                </w:tc>
-              </w:sdtContent>
-            </w:sdt>
-            <w:tc>
-              <w:tcPr>
-                <w:tcW w:w="1584" w:type="dxa"/>
-                <w:vAlign w:val="center"/>
-              </w:tcPr>
-              <w:p>
-                <w:pPr>
-                  <w:jc w:val="right"/>
-                  <w:cnfStyle w:val="000000010000" w:firstRow="0" w:lastRow="0" w:firstColumn="0" w:lastColumn="0" w:oddVBand="0" w:evenVBand="0" w:oddHBand="0" w:evenHBand="1" w:firstRowFirstColumn="0" w:firstRowLastColumn="0" w:lastRowFirstColumn="0" w:lastRowLastColumn="0"/>
-                  <w:rPr>
-                    <w:rFonts w:cs="Arial" w:asciiTheme="minorHAnsi" w:hAnsiTheme="minorHAnsi"/>
-                    <w:sz w:val="22"/>
-                    <w:szCs w:val="22"/>
-                    <w:lang w:val="en-US" w:eastAsia="en-US"/>
-                  </w:rPr>
-                </w:pPr>
-                <w:sdt>
-                  <w:sdtPr>
-                    <w:rPr>
-                      <w:sz w:val="22"/>
-                      <w:szCs w:val="22"/>
-                    </w:rPr>
-                    <w:alias w:val="LineAmount_Line"/>
-                    <w:tag w:val="#BC:InsertDataItem,DataItems/Header/Line/LineAmount_Line"/>
-                    <w:id w:val="787541011"/>
-                    <w:placeholder>
-                      <w:docPart w:val="38864A908D2E402CB3A5939E6389E6D3"/>
-                    </w:placeholder>
-                    <w:dataBinding w:prefixMappings="xmlns:ns0='urn:microsoft-dynamics-nav/reports/Standard_Sales_Draft_Invoice/1303/'" w:xpath="/ns0:NavWordReportXmlPart[1]/ns0:Header[1]/ns0:Line[1]/ns0:LineAmount_Line[1]" w:storeItemID="{00000000-0000-0000-0000-000000000000}"/>
-                    <w15:color w:val="808080"/>
-                    <w:text/>
-                  </w:sdtPr>
-                  <w:sdtContent>
-                    <w:proofErr w:type="spellStart"/>
-                    <w:r>
-                      <w:rPr>
-                        <w:rFonts w:asciiTheme="minorHAnsi" w:hAnsiTheme="minorHAnsi"/>
-                        <w:sz w:val="22"/>
-                        <w:szCs w:val="22"/>
-                      </w:rPr>
-                      <w:t>LineAmount_Line</w:t>
-                    </w:r>
-                    <w:proofErr w:type="spellEnd"/>
-                  </w:sdtContent>
-                </w:sdt>
-                <w:r>
-                  <w:rPr>
-                    <w:rFonts w:asciiTheme="minorHAnsi" w:hAnsiTheme="minorHAnsi"/>
-                    <w:sz w:val="22"/>
-                    <w:szCs w:val="22"/>
-                  </w:rPr>
-                  <w:t> </w:t>
-                </w:r>
-              </w:p>
-            </w:tc>
-          </w:tr>
+              </w:tr>
+            </w:sdtContent>
+          </w:sdt>
         </w:sdtContent>
       </w:sdt>
     </w:tbl>
     <w:p/>
     <w:tbl>
       <w:tblPr>
-        <w:tblStyle w:val="CLSequoiatablestyle021"/>
+        <w:tblStyle w:val="BCTotalsTable"/>
         <w:tblW w:w="5000" w:type="pct"/>
-        <w:tblLook w:val="06C0" w:firstRow="0" w:lastRow="1" w:firstColumn="1" w:lastColumn="0" w:noHBand="1" w:noVBand="1"/>
+        <w:tblLook w:val="0640" w:firstRow="0" w:lastRow="1" w:firstColumn="0" w:lastColumn="0" w:noHBand="1" w:noVBand="1"/>
+        <w:tblCaption w:val="Table 4"/>
+        <w:tblDescription w:val="Document totals."/>
       </w:tblPr>
       <w:tblGrid>
         <w:gridCol w:w="4995"/>
-        <w:gridCol w:w="960"/>
-        <w:gridCol w:w="425"/>
-        <w:gridCol w:w="429"/>
-        <w:gridCol w:w="3685"/>
+        <w:gridCol w:w="959"/>
+        <w:gridCol w:w="424"/>
+        <w:gridCol w:w="428"/>
+        <w:gridCol w:w="3688"/>
       </w:tblGrid>
       <w:tr>
         <w:trPr>
+          <w:cantSplit/>
           <w:trHeight w:val="490"/>
         </w:trPr>
         <w:sdt>
           <w:sdtPr>
-            <w:rPr>
-              <w:rFonts w:eastAsia="Times New Roman"/>
-              <w:sz w:val="22"/>
-              <w:szCs w:val="22"/>
-            </w:rPr>
+            <w:rPr/>
             <w:alias w:val="Description_ReportTotalsLine"/>
             <w:tag w:val="#BC:InsertDataItem,DataItems/Header/ReportTotalsLine/Description_ReportTotalsLine"/>
             <w:id w:val="700291320"/>
             <w:placeholder>
               <w:docPart w:val="F389DFD398DB45BD937802651A85DEBF"/>
             </w:placeholder>
+            <w:dataBinding w:prefixMappings="&lt;xmlns:ns0='urn:microsoft-dynamics-nav/reports/Standard_Sales_Draft_Invoice/1303/' " w:xpath="/ns0:NavWordReportXmlPart[1]/ns0:Header[1]/ns0:ReportTotalsLine[1]/ns0:Description_ReportTotalsLine[1]" w:storeItemID="{00000000-0000-0000-0000-000000000000}"/>
             <w15:color w:val="808080"/>
             <w:text/>
-            <w:dataBinding w:prefixMappings="xmlns:ns0='urn:microsoft-dynamics-nav/reports/Standard_Sales_Draft_Invoice/1303/'" w:xpath="/ns0:NavWordReportXmlPart[1]/ns0:Header[1]/ns0:ReportTotalsLine[1]/ns0:Description_ReportTotalsLine[1]"/>
           </w:sdtPr>
           <w:sdtContent>
             <w:tc>
               <w:tcPr>
                 <w:cnfStyle w:val="001000000000" w:firstRow="0" w:lastRow="0" w:firstColumn="1" w:lastColumn="0" w:oddVBand="0" w:evenVBand="0" w:oddHBand="0" w:evenHBand="0" w:firstRowFirstColumn="0" w:firstRowLastColumn="0" w:lastRowFirstColumn="0" w:lastRowLastColumn="0"/>
-                <w:tcW w:w="4995" w:type="dxa"/>
+                <w:tcW w:w="2380" w:type="pct"/>
                 <w:vAlign w:val="center"/>
               </w:tcPr>
               <w:p>
                 <w:pPr>
-                  <w:spacing w:before="120" w:after="120" w:line="240" w:lineRule="exact"/>
-                  <w:rPr>
-                    <w:rFonts w:eastAsia="Times New Roman" w:asciiTheme="minorHAnsi" w:hAnsiTheme="minorHAnsi"/>
-                    <w:sz w:val="22"/>
-                    <w:szCs w:val="22"/>
-                  </w:rPr>
+                  <w:pStyle w:val="NoSpacing"/>
+                  <w:spacing w:before="120" w:after="120" w:line="240" w:lineRule="auto"/>
                 </w:pPr>
                 <w:proofErr w:type="spellStart"/>
                 <w:r>
-                  <w:rPr>
-                    <w:rFonts w:eastAsia="Times New Roman" w:asciiTheme="minorHAnsi" w:hAnsiTheme="minorHAnsi"/>
-                    <w:sz w:val="22"/>
-                    <w:szCs w:val="22"/>
-                  </w:rPr>
                   <w:t>Description_ReportTotalsLine</w:t>
                 </w:r>
                 <w:proofErr w:type="spellEnd"/>
@@ -2158,17 +1691,15 @@
         </w:sdt>
         <w:tc>
           <w:tcPr>
-            <w:tcW w:w="960" w:type="dxa"/>
+            <w:tcW w:w="457" w:type="pct"/>
             <w:vAlign w:val="center"/>
           </w:tcPr>
           <w:p>
             <w:pPr>
-              <w:spacing w:before="120" w:after="120" w:line="240" w:lineRule="exact"/>
+              <w:pStyle w:val="NoSpacing"/>
+              <w:spacing w:before="120" w:after="120" w:line="240" w:lineRule="auto"/>
               <w:cnfStyle w:val="000000000000" w:firstRow="0" w:lastRow="0" w:firstColumn="0" w:lastColumn="0" w:oddVBand="0" w:evenVBand="0" w:oddHBand="0" w:evenHBand="0" w:firstRowFirstColumn="0" w:firstRowLastColumn="0" w:lastRowFirstColumn="0" w:lastRowLastColumn="0"/>
               <w:rPr>
-                <w:rFonts w:cs="Arial" w:asciiTheme="minorHAnsi" w:hAnsiTheme="minorHAnsi"/>
-                <w:sz w:val="22"/>
-                <w:szCs w:val="22"/>
                 <w:lang w:eastAsia="en-US"/>
               </w:rPr>
             </w:pPr>
@@ -2176,17 +1707,15 @@
         </w:tc>
         <w:tc>
           <w:tcPr>
-            <w:tcW w:w="425" w:type="dxa"/>
+            <w:tcW w:w="202" w:type="pct"/>
             <w:vAlign w:val="center"/>
           </w:tcPr>
           <w:p>
             <w:pPr>
-              <w:spacing w:before="120" w:after="120" w:line="240" w:lineRule="exact"/>
+              <w:pStyle w:val="NoSpacing"/>
+              <w:spacing w:before="120" w:after="120" w:line="240" w:lineRule="auto"/>
               <w:cnfStyle w:val="000000000000" w:firstRow="0" w:lastRow="0" w:firstColumn="0" w:lastColumn="0" w:oddVBand="0" w:evenVBand="0" w:oddHBand="0" w:evenHBand="0" w:firstRowFirstColumn="0" w:firstRowLastColumn="0" w:lastRowFirstColumn="0" w:lastRowLastColumn="0"/>
               <w:rPr>
-                <w:rFonts w:cs="Arial" w:asciiTheme="minorHAnsi" w:hAnsiTheme="minorHAnsi"/>
-                <w:sz w:val="22"/>
-                <w:szCs w:val="22"/>
                 <w:lang w:val="en-US" w:eastAsia="en-US"/>
               </w:rPr>
             </w:pPr>
@@ -2194,17 +1723,15 @@
         </w:tc>
         <w:tc>
           <w:tcPr>
-            <w:tcW w:w="429" w:type="dxa"/>
+            <w:tcW w:w="204" w:type="pct"/>
             <w:vAlign w:val="center"/>
           </w:tcPr>
           <w:p>
             <w:pPr>
-              <w:spacing w:before="120" w:after="120" w:line="240" w:lineRule="exact"/>
+              <w:pStyle w:val="NoSpacing"/>
+              <w:spacing w:before="120" w:after="120" w:line="240" w:lineRule="auto"/>
               <w:cnfStyle w:val="000000000000" w:firstRow="0" w:lastRow="0" w:firstColumn="0" w:lastColumn="0" w:oddVBand="0" w:evenVBand="0" w:oddHBand="0" w:evenHBand="0" w:firstRowFirstColumn="0" w:firstRowLastColumn="0" w:lastRowFirstColumn="0" w:lastRowLastColumn="0"/>
               <w:rPr>
-                <w:rFonts w:cs="Arial" w:asciiTheme="minorHAnsi" w:hAnsiTheme="minorHAnsi"/>
-                <w:sz w:val="22"/>
-                <w:szCs w:val="22"/>
                 <w:lang w:eastAsia="en-US"/>
               </w:rPr>
             </w:pPr>
@@ -2213,9 +1740,6 @@
         <w:sdt>
           <w:sdtPr>
             <w:rPr>
-              <w:rFonts w:cs="Arial"/>
-              <w:sz w:val="22"/>
-              <w:szCs w:val="22"/>
               <w:lang w:eastAsia="en-US"/>
             </w:rPr>
             <w:alias w:val="AmountFormatted_ReportTotalsLine"/>
@@ -2224,34 +1748,29 @@
             <w:placeholder>
               <w:docPart w:val="C9FC13CF3AAE4A2983245B9379891F2C"/>
             </w:placeholder>
+            <w:dataBinding w:prefixMappings="&lt;xmlns:ns0='urn:microsoft-dynamics-nav/reports/Standard_Sales_Draft_Invoice/1303/' " w:xpath="/ns0:NavWordReportXmlPart[1]/ns0:Header[1]/ns0:ReportTotalsLine[1]/ns0:AmountFormatted_ReportTotalsLine[1]" w:storeItemID="{00000000-0000-0000-0000-000000000000}"/>
             <w15:color w:val="808080"/>
             <w:text/>
-            <w:dataBinding w:prefixMappings="xmlns:ns0='urn:microsoft-dynamics-nav/reports/Standard_Sales_Draft_Invoice/1303/'" w:xpath="/ns0:NavWordReportXmlPart[1]/ns0:Header[1]/ns0:ReportTotalsLine[1]/ns0:AmountFormatted_ReportTotalsLine[1]"/>
           </w:sdtPr>
           <w:sdtContent>
             <w:tc>
               <w:tcPr>
-                <w:tcW w:w="3685" w:type="dxa"/>
+                <w:tcW w:w="1757" w:type="pct"/>
                 <w:vAlign w:val="center"/>
               </w:tcPr>
               <w:p>
                 <w:pPr>
-                  <w:spacing w:before="120" w:after="120" w:line="240" w:lineRule="exact"/>
+                  <w:pStyle w:val="BCNumber"/>
+                  <w:spacing w:before="120" w:after="120" w:line="240" w:lineRule="auto"/>
                   <w:jc w:val="right"/>
                   <w:cnfStyle w:val="000000000000" w:firstRow="0" w:lastRow="0" w:firstColumn="0" w:lastColumn="0" w:oddVBand="0" w:evenVBand="0" w:oddHBand="0" w:evenHBand="0" w:firstRowFirstColumn="0" w:firstRowLastColumn="0" w:lastRowFirstColumn="0" w:lastRowLastColumn="0"/>
                   <w:rPr>
-                    <w:rFonts w:cs="Arial" w:asciiTheme="minorHAnsi" w:hAnsiTheme="minorHAnsi"/>
-                    <w:sz w:val="22"/>
-                    <w:szCs w:val="22"/>
                     <w:lang w:eastAsia="en-US"/>
                   </w:rPr>
                 </w:pPr>
                 <w:proofErr w:type="spellStart"/>
                 <w:r>
                   <w:rPr>
-                    <w:rFonts w:cs="Arial" w:asciiTheme="minorHAnsi" w:hAnsiTheme="minorHAnsi"/>
-                    <w:sz w:val="22"/>
-                    <w:szCs w:val="22"/>
                     <w:lang w:eastAsia="en-US"/>
                   </w:rPr>
                   <w:t>AmountFormatted_ReportTotalsLine</w:t>
@@ -2264,51 +1783,39 @@
       </w:tr>
       <w:tr>
         <w:trPr>
+          <w:cantSplit/>
           <w:trHeight w:val="490"/>
         </w:trPr>
         <w:sdt>
           <w:sdtPr>
-            <w:rPr>
-              <w:sz w:val="22"/>
-              <w:szCs w:val="22"/>
-            </w:rPr>
+            <w:rPr/>
             <w:alias w:val="VATAmount_Lbl"/>
             <w:tag w:val="#BC:InsertDataItem,DataItems/Header/VATAmount_Lbl"/>
             <w:id w:val="-255750165"/>
             <w:placeholder>
               <w:docPart w:val="F16CCDBA97A9430089C4B64512FF83D9"/>
             </w:placeholder>
+            <w:dataBinding w:prefixMappings="&lt;xmlns:ns0='urn:microsoft-dynamics-nav/reports/Standard_Sales_Draft_Invoice/1303/' " w:xpath="/ns0:NavWordReportXmlPart[1]/ns0:Header[1]/ns0:VATAmount_Lbl[1]" w:storeItemID="{00000000-0000-0000-0000-000000000000}"/>
             <w15:color w:val="808080"/>
             <w:text/>
-            <w:dataBinding w:prefixMappings="xmlns:ns0='urn:microsoft-dynamics-nav/reports/Standard_Sales_Draft_Invoice/1303/'" w:xpath="/ns0:NavWordReportXmlPart[1]/ns0:Header[1]/ns0:VATAmount_Lbl[1]"/>
           </w:sdtPr>
           <w:sdtContent>
             <w:tc>
               <w:tcPr>
                 <w:cnfStyle w:val="001000000000" w:firstRow="0" w:lastRow="0" w:firstColumn="1" w:lastColumn="0" w:oddVBand="0" w:evenVBand="0" w:oddHBand="0" w:evenHBand="0" w:firstRowFirstColumn="0" w:firstRowLastColumn="0" w:lastRowFirstColumn="0" w:lastRowLastColumn="0"/>
-                <w:tcW w:w="4995" w:type="dxa"/>
+                <w:tcW w:w="2380" w:type="pct"/>
                 <w:tcBorders>
-                  <w:bottom w:val="single" w:color="auto" w:sz="4" w:space="0"/>
+                  <w:bottom w:val="single" w:sz="4" w:space="0" w:color="auto"/>
                 </w:tcBorders>
                 <w:vAlign w:val="center"/>
               </w:tcPr>
               <w:p>
                 <w:pPr>
+                  <w:pStyle w:val="NoSpacing"/>
                   <w:spacing w:before="120" w:after="120"/>
-                  <w:rPr>
-                    <w:rFonts w:cs="Segoe UI Semibold" w:asciiTheme="minorHAnsi" w:hAnsiTheme="minorHAnsi"/>
-                    <w:b/>
-                    <w:sz w:val="22"/>
-                    <w:szCs w:val="22"/>
-                  </w:rPr>
                 </w:pPr>
                 <w:proofErr w:type="spellStart"/>
                 <w:r>
-                  <w:rPr>
-                    <w:rFonts w:asciiTheme="minorHAnsi" w:hAnsiTheme="minorHAnsi"/>
-                    <w:sz w:val="22"/>
-                    <w:szCs w:val="22"/>
-                  </w:rPr>
                   <w:t>VATAmount_Lbl</w:t>
                 </w:r>
                 <w:proofErr w:type="spellEnd"/>
@@ -2318,21 +1825,18 @@
         </w:sdt>
         <w:tc>
           <w:tcPr>
-            <w:tcW w:w="960" w:type="dxa"/>
+            <w:tcW w:w="457" w:type="pct"/>
             <w:tcBorders>
-              <w:bottom w:val="single" w:color="auto" w:sz="4" w:space="0"/>
+              <w:bottom w:val="single" w:sz="4" w:space="0" w:color="auto"/>
             </w:tcBorders>
             <w:vAlign w:val="center"/>
           </w:tcPr>
           <w:p>
             <w:pPr>
+              <w:pStyle w:val="NoSpacing"/>
               <w:spacing w:before="120" w:after="120"/>
               <w:cnfStyle w:val="000000000000" w:firstRow="0" w:lastRow="0" w:firstColumn="0" w:lastColumn="0" w:oddVBand="0" w:evenVBand="0" w:oddHBand="0" w:evenHBand="0" w:firstRowFirstColumn="0" w:firstRowLastColumn="0" w:lastRowFirstColumn="0" w:lastRowLastColumn="0"/>
               <w:rPr>
-                <w:rFonts w:cs="Segoe UI Semibold" w:asciiTheme="minorHAnsi" w:hAnsiTheme="minorHAnsi"/>
-                <w:b/>
-                <w:sz w:val="22"/>
-                <w:szCs w:val="22"/>
                 <w:lang w:eastAsia="en-US"/>
               </w:rPr>
             </w:pPr>
@@ -2340,21 +1844,18 @@
         </w:tc>
         <w:tc>
           <w:tcPr>
-            <w:tcW w:w="425" w:type="dxa"/>
+            <w:tcW w:w="202" w:type="pct"/>
             <w:tcBorders>
-              <w:bottom w:val="single" w:color="auto" w:sz="4" w:space="0"/>
+              <w:bottom w:val="single" w:sz="4" w:space="0" w:color="auto"/>
             </w:tcBorders>
             <w:vAlign w:val="center"/>
           </w:tcPr>
           <w:p>
             <w:pPr>
+              <w:pStyle w:val="NoSpacing"/>
               <w:spacing w:before="120" w:after="120"/>
               <w:cnfStyle w:val="000000000000" w:firstRow="0" w:lastRow="0" w:firstColumn="0" w:lastColumn="0" w:oddVBand="0" w:evenVBand="0" w:oddHBand="0" w:evenHBand="0" w:firstRowFirstColumn="0" w:firstRowLastColumn="0" w:lastRowFirstColumn="0" w:lastRowLastColumn="0"/>
               <w:rPr>
-                <w:rFonts w:cs="Segoe UI Semibold" w:asciiTheme="minorHAnsi" w:hAnsiTheme="minorHAnsi"/>
-                <w:b/>
-                <w:sz w:val="22"/>
-                <w:szCs w:val="22"/>
                 <w:lang w:eastAsia="en-US"/>
               </w:rPr>
             </w:pPr>
@@ -2362,21 +1863,18 @@
         </w:tc>
         <w:tc>
           <w:tcPr>
-            <w:tcW w:w="429" w:type="dxa"/>
+            <w:tcW w:w="204" w:type="pct"/>
             <w:tcBorders>
-              <w:bottom w:val="single" w:color="auto" w:sz="4" w:space="0"/>
+              <w:bottom w:val="single" w:sz="4" w:space="0" w:color="auto"/>
             </w:tcBorders>
             <w:vAlign w:val="center"/>
           </w:tcPr>
           <w:p>
             <w:pPr>
+              <w:pStyle w:val="NoSpacing"/>
               <w:spacing w:before="120" w:after="120"/>
               <w:cnfStyle w:val="000000000000" w:firstRow="0" w:lastRow="0" w:firstColumn="0" w:lastColumn="0" w:oddVBand="0" w:evenVBand="0" w:oddHBand="0" w:evenHBand="0" w:firstRowFirstColumn="0" w:firstRowLastColumn="0" w:lastRowFirstColumn="0" w:lastRowLastColumn="0"/>
               <w:rPr>
-                <w:rFonts w:cs="Segoe UI Semibold" w:asciiTheme="minorHAnsi" w:hAnsiTheme="minorHAnsi"/>
-                <w:b/>
-                <w:sz w:val="22"/>
-                <w:szCs w:val="22"/>
                 <w:lang w:eastAsia="en-US"/>
               </w:rPr>
             </w:pPr>
@@ -2385,9 +1883,6 @@
         <w:sdt>
           <w:sdtPr>
             <w:rPr>
-              <w:rFonts w:cs="Arial"/>
-              <w:sz w:val="22"/>
-              <w:szCs w:val="22"/>
               <w:lang w:eastAsia="en-US"/>
             </w:rPr>
             <w:alias w:val="TotalVATAmount"/>
@@ -2396,37 +1891,29 @@
             <w:placeholder>
               <w:docPart w:val="C4B61A5AF8F6482B85E66C59A91995D3"/>
             </w:placeholder>
+            <w:dataBinding w:prefixMappings="&lt;xmlns:ns0='urn:microsoft-dynamics-nav/reports/Standard_Sales_Draft_Invoice/1303/' " w:xpath="/ns0:NavWordReportXmlPart[1]/ns0:Header[1]/ns0:Totals[1]/ns0:TotalVATAmount[1]" w:storeItemID="{00000000-0000-0000-0000-000000000000}"/>
             <w15:color w:val="808080"/>
             <w:text/>
-            <w:dataBinding w:prefixMappings="xmlns:ns0='urn:microsoft-dynamics-nav/reports/Standard_Sales_Draft_Invoice/1303/'" w:xpath="/ns0:NavWordReportXmlPart[1]/ns0:Header[1]/ns0:Totals[1]/ns0:TotalVATAmount[1]"/>
           </w:sdtPr>
           <w:sdtContent>
             <w:tc>
               <w:tcPr>
-                <w:tcW w:w="3685" w:type="dxa"/>
+                <w:tcW w:w="1757" w:type="pct"/>
                 <w:tcBorders>
-                  <w:bottom w:val="single" w:color="auto" w:sz="4" w:space="0"/>
+                  <w:bottom w:val="single" w:sz="4" w:space="0" w:color="auto"/>
                 </w:tcBorders>
                 <w:vAlign w:val="center"/>
               </w:tcPr>
               <w:p>
                 <w:pPr>
+                  <w:pStyle w:val="BCNumber"/>
                   <w:spacing w:before="120" w:after="120"/>
                   <w:jc w:val="right"/>
                   <w:cnfStyle w:val="000000000000" w:firstRow="0" w:lastRow="0" w:firstColumn="0" w:lastColumn="0" w:oddVBand="0" w:evenVBand="0" w:oddHBand="0" w:evenHBand="0" w:firstRowFirstColumn="0" w:firstRowLastColumn="0" w:lastRowFirstColumn="0" w:lastRowLastColumn="0"/>
-                  <w:rPr>
-                    <w:rFonts w:cs="Segoe UI Semibold" w:asciiTheme="minorHAnsi" w:hAnsiTheme="minorHAnsi"/>
-                    <w:b/>
-                    <w:sz w:val="22"/>
-                    <w:szCs w:val="22"/>
-                  </w:rPr>
                 </w:pPr>
                 <w:proofErr w:type="spellStart"/>
                 <w:r>
                   <w:rPr>
-                    <w:rFonts w:cs="Arial" w:asciiTheme="minorHAnsi" w:hAnsiTheme="minorHAnsi"/>
-                    <w:sz w:val="22"/>
-                    <w:szCs w:val="22"/>
                     <w:lang w:eastAsia="en-US"/>
                   </w:rPr>
                   <w:t>TotalVATAmount</w:t>
@@ -2439,58 +1926,40 @@
       </w:tr>
       <w:tr>
         <w:trPr>
+          <w:cantSplit/>
           <w:trHeight w:val="490"/>
         </w:trPr>
         <w:sdt>
           <w:sdtPr>
-            <w:rPr>
-              <w:rFonts w:ascii="Segoe UI Semibold" w:hAnsi="Segoe UI Semibold" w:eastAsia="Times New Roman" w:cs="Segoe UI Semibold"/>
-              <w:b/>
-              <w:sz w:val="22"/>
-              <w:szCs w:val="22"/>
-            </w:rPr>
+            <w:rPr/>
             <w:alias w:val="TotalText"/>
             <w:tag w:val="#BC:InsertDataItem,DataItems/Header/Totals/TotalText"/>
             <w:id w:val="1502704674"/>
             <w:placeholder>
               <w:docPart w:val="EE2A6BCE407843CAA6AB6DF0BE9AF72D"/>
             </w:placeholder>
+            <w:dataBinding w:prefixMappings="&lt;xmlns:ns0='urn:microsoft-dynamics-nav/reports/Standard_Sales_Draft_Invoice/1303/' " w:xpath="/ns0:NavWordReportXmlPart[1]/ns0:Header[1]/ns0:Totals[1]/ns0:TotalText[1]" w:storeItemID="{00000000-0000-0000-0000-000000000000}"/>
             <w15:color w:val="808080"/>
             <w:text/>
-            <w:dataBinding w:prefixMappings="xmlns:ns0='urn:microsoft-dynamics-nav/reports/Standard_Sales_Draft_Invoice/1303/'" w:xpath="/ns0:NavWordReportXmlPart[1]/ns0:Header[1]/ns0:Totals[1]/ns0:TotalText[1]"/>
           </w:sdtPr>
           <w:sdtContent>
             <w:tc>
               <w:tcPr>
                 <w:cnfStyle w:val="001000000000" w:firstRow="0" w:lastRow="0" w:firstColumn="1" w:lastColumn="0" w:oddVBand="0" w:evenVBand="0" w:oddHBand="0" w:evenHBand="0" w:firstRowFirstColumn="0" w:firstRowLastColumn="0" w:lastRowFirstColumn="0" w:lastRowLastColumn="0"/>
-                <w:tcW w:w="4995" w:type="dxa"/>
+                <w:tcW w:w="2380" w:type="pct"/>
                 <w:tcBorders>
-                  <w:top w:val="single" w:color="auto" w:sz="4" w:space="0"/>
-                  <w:bottom w:val="single" w:color="auto" w:sz="8" w:space="0"/>
+                  <w:top w:val="single" w:sz="4" w:space="0" w:color="auto"/>
+                  <w:bottom w:val="single" w:sz="8" w:space="0" w:color="auto"/>
                 </w:tcBorders>
                 <w:vAlign w:val="center"/>
               </w:tcPr>
               <w:p>
                 <w:pPr>
-                  <w:pStyle w:val="Heading2"/>
+                  <w:pStyle w:val="BCLabel"/>
                   <w:spacing w:before="120" w:after="120"/>
-                  <w:rPr>
-                    <w:rFonts w:ascii="Segoe UI Semibold" w:hAnsi="Segoe UI Semibold" w:eastAsia="Times New Roman" w:cs="Segoe UI Semibold"/>
-                    <w:b/>
-                    <w:bCs w:val="0"/>
-                    <w:sz w:val="22"/>
-                    <w:szCs w:val="22"/>
-                  </w:rPr>
                 </w:pPr>
                 <w:proofErr w:type="spellStart"/>
                 <w:r>
-                  <w:rPr>
-                    <w:rFonts w:ascii="Segoe UI Semibold" w:hAnsi="Segoe UI Semibold" w:eastAsia="Times New Roman" w:cs="Segoe UI Semibold"/>
-                    <w:b/>
-                    <w:bCs w:val="0"/>
-                    <w:sz w:val="22"/>
-                    <w:szCs w:val="22"/>
-                  </w:rPr>
                   <w:t>TotalText</w:t>
                 </w:r>
                 <w:proofErr w:type="spellEnd"/>
@@ -2500,23 +1969,19 @@
         </w:sdt>
         <w:tc>
           <w:tcPr>
-            <w:tcW w:w="960" w:type="dxa"/>
+            <w:tcW w:w="457" w:type="pct"/>
             <w:tcBorders>
-              <w:top w:val="single" w:color="auto" w:sz="4" w:space="0"/>
-              <w:bottom w:val="single" w:color="auto" w:sz="8" w:space="0"/>
+              <w:top w:val="single" w:sz="4" w:space="0" w:color="auto"/>
+              <w:bottom w:val="single" w:sz="8" w:space="0" w:color="auto"/>
             </w:tcBorders>
             <w:vAlign w:val="center"/>
           </w:tcPr>
           <w:p>
             <w:pPr>
-              <w:pStyle w:val="Heading2"/>
+              <w:pStyle w:val="BCLabel"/>
               <w:spacing w:before="120" w:after="120"/>
               <w:cnfStyle w:val="000000000000" w:firstRow="0" w:lastRow="0" w:firstColumn="0" w:lastColumn="0" w:oddVBand="0" w:evenVBand="0" w:oddHBand="0" w:evenHBand="0" w:firstRowFirstColumn="0" w:firstRowLastColumn="0" w:lastRowFirstColumn="0" w:lastRowLastColumn="0"/>
               <w:rPr>
-                <w:rFonts w:ascii="Segoe UI Semibold" w:hAnsi="Segoe UI Semibold" w:cs="Segoe UI Semibold"/>
-                <w:b/>
-                <w:sz w:val="22"/>
-                <w:szCs w:val="22"/>
                 <w:lang w:eastAsia="en-US"/>
               </w:rPr>
             </w:pPr>
@@ -2524,23 +1989,19 @@
         </w:tc>
         <w:tc>
           <w:tcPr>
-            <w:tcW w:w="425" w:type="dxa"/>
+            <w:tcW w:w="202" w:type="pct"/>
             <w:tcBorders>
-              <w:top w:val="single" w:color="auto" w:sz="4" w:space="0"/>
-              <w:bottom w:val="single" w:color="auto" w:sz="8" w:space="0"/>
+              <w:top w:val="single" w:sz="4" w:space="0" w:color="auto"/>
+              <w:bottom w:val="single" w:sz="8" w:space="0" w:color="auto"/>
             </w:tcBorders>
             <w:vAlign w:val="center"/>
           </w:tcPr>
           <w:p>
             <w:pPr>
-              <w:pStyle w:val="Heading2"/>
+              <w:pStyle w:val="BCLabel"/>
               <w:spacing w:before="120" w:after="120"/>
               <w:cnfStyle w:val="000000000000" w:firstRow="0" w:lastRow="0" w:firstColumn="0" w:lastColumn="0" w:oddVBand="0" w:evenVBand="0" w:oddHBand="0" w:evenHBand="0" w:firstRowFirstColumn="0" w:firstRowLastColumn="0" w:lastRowFirstColumn="0" w:lastRowLastColumn="0"/>
               <w:rPr>
-                <w:rFonts w:ascii="Segoe UI Semibold" w:hAnsi="Segoe UI Semibold" w:cs="Segoe UI Semibold"/>
-                <w:b/>
-                <w:sz w:val="22"/>
-                <w:szCs w:val="22"/>
                 <w:lang w:eastAsia="en-US"/>
               </w:rPr>
             </w:pPr>
@@ -2548,23 +2009,19 @@
         </w:tc>
         <w:tc>
           <w:tcPr>
-            <w:tcW w:w="429" w:type="dxa"/>
+            <w:tcW w:w="204" w:type="pct"/>
             <w:tcBorders>
-              <w:top w:val="single" w:color="auto" w:sz="4" w:space="0"/>
-              <w:bottom w:val="single" w:color="auto" w:sz="8" w:space="0"/>
+              <w:top w:val="single" w:sz="4" w:space="0" w:color="auto"/>
+              <w:bottom w:val="single" w:sz="8" w:space="0" w:color="auto"/>
             </w:tcBorders>
             <w:vAlign w:val="center"/>
           </w:tcPr>
           <w:p>
             <w:pPr>
-              <w:pStyle w:val="Heading2"/>
+              <w:pStyle w:val="BCLabel"/>
               <w:spacing w:before="120" w:after="120"/>
               <w:cnfStyle w:val="000000000000" w:firstRow="0" w:lastRow="0" w:firstColumn="0" w:lastColumn="0" w:oddVBand="0" w:evenVBand="0" w:oddHBand="0" w:evenHBand="0" w:firstRowFirstColumn="0" w:firstRowLastColumn="0" w:lastRowFirstColumn="0" w:lastRowLastColumn="0"/>
               <w:rPr>
-                <w:rFonts w:ascii="Segoe UI Semibold" w:hAnsi="Segoe UI Semibold" w:cs="Segoe UI Semibold"/>
-                <w:b/>
-                <w:sz w:val="22"/>
-                <w:szCs w:val="22"/>
                 <w:lang w:eastAsia="en-US"/>
               </w:rPr>
             </w:pPr>
@@ -2572,63 +2029,42 @@
         </w:tc>
         <w:tc>
           <w:tcPr>
-            <w:tcW w:w="3685" w:type="dxa"/>
+            <w:tcW w:w="1757" w:type="pct"/>
             <w:tcBorders>
-              <w:top w:val="single" w:color="auto" w:sz="4" w:space="0"/>
-              <w:bottom w:val="single" w:color="auto" w:sz="8" w:space="0"/>
+              <w:top w:val="single" w:sz="4" w:space="0" w:color="auto"/>
+              <w:bottom w:val="single" w:sz="8" w:space="0" w:color="auto"/>
             </w:tcBorders>
             <w:vAlign w:val="center"/>
           </w:tcPr>
           <w:p>
             <w:pPr>
-              <w:pStyle w:val="Heading2"/>
+              <w:pStyle w:val="BCLabelNumber"/>
               <w:spacing w:before="120" w:after="120"/>
               <w:jc w:val="right"/>
               <w:cnfStyle w:val="000000000000" w:firstRow="0" w:lastRow="0" w:firstColumn="0" w:lastColumn="0" w:oddVBand="0" w:evenVBand="0" w:oddHBand="0" w:evenHBand="0" w:firstRowFirstColumn="0" w:firstRowLastColumn="0" w:lastRowFirstColumn="0" w:lastRowLastColumn="0"/>
               <w:rPr>
-                <w:rFonts w:ascii="Segoe UI Semibold" w:hAnsi="Segoe UI Semibold" w:cs="Segoe UI Semibold"/>
-                <w:b/>
-                <w:sz w:val="22"/>
-                <w:szCs w:val="22"/>
                 <w:lang w:eastAsia="en-US"/>
               </w:rPr>
             </w:pPr>
             <w:r>
-              <w:rPr>
-                <w:rFonts w:ascii="Segoe UI Semibold" w:hAnsi="Segoe UI Semibold" w:eastAsia="Times New Roman" w:cs="Segoe UI Semibold"/>
-                <w:b/>
-                <w:sz w:val="22"/>
-                <w:szCs w:val="22"/>
-              </w:rPr>
               <w:t> </w:t>
             </w:r>
+            <w:proofErr w:type="spellStart"/>
             <w:sdt>
               <w:sdtPr>
-                <w:rPr>
-                  <w:rFonts w:ascii="Segoe UI Semibold" w:hAnsi="Segoe UI Semibold" w:eastAsia="Times New Roman" w:cs="Segoe UI Semibold"/>
-                  <w:b/>
-                  <w:sz w:val="22"/>
-                  <w:szCs w:val="22"/>
-                </w:rPr>
+                <w:rPr/>
                 <w:alias w:val="TotalAmountIncludingVAT"/>
                 <w:tag w:val="#BC:InsertDataItem,DataItems/Header/Totals/TotalAmountIncludingVAT"/>
                 <w:id w:val="674850532"/>
                 <w:placeholder>
                   <w:docPart w:val="DD524D72013A438A8DE7D30E3C6C9DF3"/>
                 </w:placeholder>
+                <w:dataBinding w:prefixMappings="&lt;xmlns:ns0='urn:microsoft-dynamics-nav/reports/Standard_Sales_Draft_Invoice/1303/' " w:xpath="/ns0:NavWordReportXmlPart[1]/ns0:Header[1]/ns0:Totals[1]/ns0:TotalAmountIncludingVAT[1]" w:storeItemID="{00000000-0000-0000-0000-000000000000}"/>
                 <w15:color w:val="808080"/>
                 <w:text/>
-                <w:dataBinding w:prefixMappings="xmlns:ns0='urn:microsoft-dynamics-nav/reports/Standard_Sales_Draft_Invoice/1303/'" w:xpath="/ns0:NavWordReportXmlPart[1]/ns0:Header[1]/ns0:Totals[1]/ns0:TotalAmountIncludingVAT[1]"/>
               </w:sdtPr>
               <w:sdtContent>
-                <w:proofErr w:type="spellStart"/>
                 <w:r>
-                  <w:rPr>
-                    <w:rFonts w:ascii="Segoe UI Semibold" w:hAnsi="Segoe UI Semibold" w:eastAsia="Times New Roman" w:cs="Segoe UI Semibold"/>
-                    <w:b/>
-                    <w:sz w:val="22"/>
-                    <w:szCs w:val="22"/>
-                  </w:rPr>
                   <w:t>TotalAmountIncludingVAT</w:t>
                 </w:r>
                 <w:proofErr w:type="spellEnd"/>
@@ -2639,52 +2075,40 @@
       </w:tr>
       <w:tr>
         <w:trPr>
+          <w:cantSplit/>
           <w:trHeight w:val="490"/>
         </w:trPr>
         <w:sdt>
           <w:sdtPr>
-            <w:rPr>
-              <w:rFonts w:asciiTheme="minorHAnsi" w:hAnsiTheme="minorHAnsi"/>
-              <w:sz w:val="22"/>
-              <w:szCs w:val="22"/>
-            </w:rPr>
+            <w:rPr/>
             <w:alias w:val="VATClausesHeader"/>
             <w:tag w:val="#BC:InsertDataItem,DataItems/Header/VATClauseLine/VATClausesHeader"/>
             <w:id w:val="1974017078"/>
             <w:placeholder>
               <w:docPart w:val="DefaultPlaceholder_-1854013440"/>
             </w:placeholder>
+            <w:dataBinding w:prefixMappings="&lt;xmlns:ns0='urn:microsoft-dynamics-nav/reports/Standard_Sales_Draft_Invoice/1303/' " w:xpath="/ns0:NavWordReportXmlPart[1]/ns0:Header[1]/ns0:VATClauseLine[1]/ns0:VATClausesHeader[1]" w:storeItemID="{00000000-0000-0000-0000-000000000000}"/>
             <w15:color w:val="808080"/>
             <w:text/>
-            <w:dataBinding w:prefixMappings="xmlns:ns0='urn:microsoft-dynamics-nav/reports/Standard_Sales_Draft_Invoice/1303/'" w:xpath="/ns0:NavWordReportXmlPart[1]/ns0:Header[1]/ns0:VATClauseLine[1]/ns0:VATClausesHeader[1]"/>
           </w:sdtPr>
           <w:sdtContent>
             <w:tc>
               <w:tcPr>
                 <w:cnfStyle w:val="001000000000" w:firstRow="0" w:lastRow="0" w:firstColumn="1" w:lastColumn="0" w:oddVBand="0" w:evenVBand="0" w:oddHBand="0" w:evenHBand="0" w:firstRowFirstColumn="0" w:firstRowLastColumn="0" w:lastRowFirstColumn="0" w:lastRowLastColumn="0"/>
-                <w:tcW w:w="4995" w:type="dxa"/>
+                <w:tcW w:w="2380" w:type="pct"/>
                 <w:tcBorders>
-                  <w:top w:val="single" w:color="auto" w:sz="8" w:space="0"/>
+                  <w:top w:val="single" w:sz="8" w:space="0" w:color="auto"/>
                 </w:tcBorders>
                 <w:vAlign w:val="center"/>
               </w:tcPr>
               <w:p>
                 <w:pPr>
-                  <w:spacing w:before="120" w:after="120" w:line="240" w:lineRule="exact"/>
+                  <w:pStyle w:val="NoSpacing"/>
+                  <w:spacing w:before="120" w:after="120" w:line="240" w:lineRule="auto"/>
                   <w:textAlignment w:val="baseline"/>
-                  <w:rPr>
-                    <w:rFonts w:asciiTheme="minorHAnsi" w:hAnsiTheme="minorHAnsi"/>
-                    <w:sz w:val="22"/>
-                    <w:szCs w:val="22"/>
-                  </w:rPr>
                 </w:pPr>
                 <w:proofErr w:type="spellStart"/>
                 <w:r>
-                  <w:rPr>
-                    <w:rFonts w:asciiTheme="minorHAnsi" w:hAnsiTheme="minorHAnsi"/>
-                    <w:sz w:val="22"/>
-                    <w:szCs w:val="22"/>
-                  </w:rPr>
                   <w:t>VATClausesHeader</w:t>
                 </w:r>
                 <w:proofErr w:type="spellEnd"/>
@@ -2694,20 +2118,18 @@
         </w:sdt>
         <w:tc>
           <w:tcPr>
-            <w:tcW w:w="960" w:type="dxa"/>
+            <w:tcW w:w="457" w:type="pct"/>
             <w:tcBorders>
-              <w:top w:val="single" w:color="auto" w:sz="8" w:space="0"/>
+              <w:top w:val="single" w:sz="8" w:space="0" w:color="auto"/>
             </w:tcBorders>
             <w:vAlign w:val="center"/>
           </w:tcPr>
           <w:p>
             <w:pPr>
-              <w:spacing w:before="120" w:after="120" w:line="240" w:lineRule="exact"/>
+              <w:pStyle w:val="NoSpacing"/>
+              <w:spacing w:before="120" w:after="120" w:line="240" w:lineRule="auto"/>
               <w:cnfStyle w:val="000000000000" w:firstRow="0" w:lastRow="0" w:firstColumn="0" w:lastColumn="0" w:oddVBand="0" w:evenVBand="0" w:oddHBand="0" w:evenHBand="0" w:firstRowFirstColumn="0" w:firstRowLastColumn="0" w:lastRowFirstColumn="0" w:lastRowLastColumn="0"/>
               <w:rPr>
-                <w:rFonts w:cs="Arial" w:asciiTheme="minorHAnsi" w:hAnsiTheme="minorHAnsi"/>
-                <w:sz w:val="22"/>
-                <w:szCs w:val="22"/>
                 <w:lang w:eastAsia="en-US"/>
               </w:rPr>
             </w:pPr>
@@ -2715,20 +2137,18 @@
         </w:tc>
         <w:tc>
           <w:tcPr>
-            <w:tcW w:w="425" w:type="dxa"/>
+            <w:tcW w:w="202" w:type="pct"/>
             <w:tcBorders>
-              <w:top w:val="single" w:color="auto" w:sz="8" w:space="0"/>
+              <w:top w:val="single" w:sz="8" w:space="0" w:color="auto"/>
             </w:tcBorders>
             <w:vAlign w:val="center"/>
           </w:tcPr>
           <w:p>
             <w:pPr>
-              <w:spacing w:before="120" w:after="120" w:line="240" w:lineRule="exact"/>
+              <w:pStyle w:val="NoSpacing"/>
+              <w:spacing w:before="120" w:after="120" w:line="240" w:lineRule="auto"/>
               <w:cnfStyle w:val="000000000000" w:firstRow="0" w:lastRow="0" w:firstColumn="0" w:lastColumn="0" w:oddVBand="0" w:evenVBand="0" w:oddHBand="0" w:evenHBand="0" w:firstRowFirstColumn="0" w:firstRowLastColumn="0" w:lastRowFirstColumn="0" w:lastRowLastColumn="0"/>
               <w:rPr>
-                <w:rFonts w:cs="Arial" w:asciiTheme="minorHAnsi" w:hAnsiTheme="minorHAnsi"/>
-                <w:sz w:val="22"/>
-                <w:szCs w:val="22"/>
                 <w:lang w:eastAsia="en-US"/>
               </w:rPr>
             </w:pPr>
@@ -2736,20 +2156,18 @@
         </w:tc>
         <w:tc>
           <w:tcPr>
-            <w:tcW w:w="429" w:type="dxa"/>
+            <w:tcW w:w="204" w:type="pct"/>
             <w:tcBorders>
-              <w:top w:val="single" w:color="auto" w:sz="8" w:space="0"/>
+              <w:top w:val="single" w:sz="8" w:space="0" w:color="auto"/>
             </w:tcBorders>
             <w:vAlign w:val="center"/>
           </w:tcPr>
           <w:p>
             <w:pPr>
-              <w:spacing w:before="120" w:after="120" w:line="240" w:lineRule="exact"/>
+              <w:pStyle w:val="NoSpacing"/>
+              <w:spacing w:before="120" w:after="120" w:line="240" w:lineRule="auto"/>
               <w:cnfStyle w:val="000000000000" w:firstRow="0" w:lastRow="0" w:firstColumn="0" w:lastColumn="0" w:oddVBand="0" w:evenVBand="0" w:oddHBand="0" w:evenHBand="0" w:firstRowFirstColumn="0" w:firstRowLastColumn="0" w:lastRowFirstColumn="0" w:lastRowLastColumn="0"/>
               <w:rPr>
-                <w:rFonts w:cs="Arial" w:asciiTheme="minorHAnsi" w:hAnsiTheme="minorHAnsi"/>
-                <w:sz w:val="22"/>
-                <w:szCs w:val="22"/>
                 <w:lang w:eastAsia="en-US"/>
               </w:rPr>
             </w:pPr>
@@ -2757,22 +2175,18 @@
         </w:tc>
         <w:tc>
           <w:tcPr>
-            <w:tcW w:w="3685" w:type="dxa"/>
+            <w:tcW w:w="1757" w:type="pct"/>
             <w:tcBorders>
-              <w:top w:val="single" w:color="auto" w:sz="8" w:space="0"/>
+              <w:top w:val="single" w:sz="8" w:space="0" w:color="auto"/>
             </w:tcBorders>
             <w:vAlign w:val="center"/>
           </w:tcPr>
           <w:p>
             <w:pPr>
-              <w:spacing w:before="120" w:after="120" w:line="240" w:lineRule="exact"/>
+              <w:pStyle w:val="BCNumber"/>
+              <w:spacing w:before="120" w:after="120" w:line="240" w:lineRule="auto"/>
               <w:jc w:val="right"/>
               <w:cnfStyle w:val="000000000000" w:firstRow="0" w:lastRow="0" w:firstColumn="0" w:lastColumn="0" w:oddVBand="0" w:evenVBand="0" w:oddHBand="0" w:evenHBand="0" w:firstRowFirstColumn="0" w:firstRowLastColumn="0" w:lastRowFirstColumn="0" w:lastRowLastColumn="0"/>
-              <w:rPr>
-                <w:rFonts w:eastAsia="Times New Roman" w:cs="Segoe UI" w:asciiTheme="minorHAnsi" w:hAnsiTheme="minorHAnsi"/>
-                <w:sz w:val="22"/>
-                <w:szCs w:val="22"/>
-              </w:rPr>
             </w:pPr>
           </w:p>
         </w:tc>
@@ -2780,56 +2194,40 @@
       <w:tr>
         <w:trPr>
           <w:cnfStyle w:val="010000000000" w:firstRow="0" w:lastRow="1" w:firstColumn="0" w:lastColumn="0" w:oddVBand="0" w:evenVBand="0" w:oddHBand="0" w:evenHBand="0" w:firstRowFirstColumn="0" w:firstRowLastColumn="0" w:lastRowFirstColumn="0" w:lastRowLastColumn="0"/>
+          <w:cantSplit/>
           <w:trHeight w:val="490"/>
         </w:trPr>
         <w:sdt>
           <w:sdtPr>
-            <w:rPr>
-              <w:rFonts w:eastAsia="Times New Roman" w:cs="Segoe UI"/>
-              <w:sz w:val="22"/>
-              <w:szCs w:val="22"/>
-            </w:rPr>
+            <w:rPr/>
             <w:alias w:val="Description_VATClauseLine"/>
             <w:tag w:val="#BC:InsertDataItem,DataItems/Header/VATClauseLine/Description_VATClauseLine"/>
             <w:id w:val="1620184004"/>
             <w:placeholder>
               <w:docPart w:val="B805ED04338344559064C7EC7885C817"/>
             </w:placeholder>
+            <w:dataBinding w:prefixMappings="&lt;xmlns:ns0='urn:microsoft-dynamics-nav/reports/Standard_Sales_Draft_Invoice/1303/' " w:xpath="/ns0:NavWordReportXmlPart[1]/ns0:Header[1]/ns0:VATClauseLine[1]/ns0:Description_VATClauseLine[1]" w:storeItemID="{00000000-0000-0000-0000-000000000000}"/>
             <w15:color w:val="808080"/>
             <w:text/>
-            <w:dataBinding w:prefixMappings="xmlns:ns0='urn:microsoft-dynamics-nav/reports/Standard_Sales_Draft_Invoice/1303/'" w:xpath="/ns0:NavWordReportXmlPart[1]/ns0:Header[1]/ns0:VATClauseLine[1]/ns0:Description_VATClauseLine[1]"/>
           </w:sdtPr>
           <w:sdtContent>
             <w:tc>
               <w:tcPr>
                 <w:cnfStyle w:val="001000000000" w:firstRow="0" w:lastRow="0" w:firstColumn="1" w:lastColumn="0" w:oddVBand="0" w:evenVBand="0" w:oddHBand="0" w:evenHBand="0" w:firstRowFirstColumn="0" w:firstRowLastColumn="0" w:lastRowFirstColumn="0" w:lastRowLastColumn="0"/>
-                <w:tcW w:w="4995" w:type="dxa"/>
+                <w:tcW w:w="2380" w:type="pct"/>
                 <w:tcBorders>
-                  <w:top w:val="none" w:color="auto" w:sz="0" w:space="0"/>
+                  <w:top w:val="none" w:sz="0" w:space="0" w:color="auto"/>
                 </w:tcBorders>
                 <w:vAlign w:val="center"/>
               </w:tcPr>
               <w:p>
                 <w:pPr>
-                  <w:spacing w:before="120" w:after="120" w:line="240" w:lineRule="exact"/>
+                  <w:pStyle w:val="BCLabel"/>
+                  <w:spacing w:before="120" w:after="120" w:line="240" w:lineRule="auto"/>
                   <w:textAlignment w:val="baseline"/>
-                  <w:rPr>
-                    <w:rFonts w:asciiTheme="minorHAnsi" w:hAnsiTheme="minorHAnsi"/>
-                    <w:b w:val="0"/>
-                    <w:bCs w:val="0"/>
-                    <w:sz w:val="22"/>
-                    <w:szCs w:val="22"/>
-                  </w:rPr>
                 </w:pPr>
                 <w:proofErr w:type="spellStart"/>
                 <w:r>
-                  <w:rPr>
-                    <w:rFonts w:eastAsia="Times New Roman" w:cs="Segoe UI" w:asciiTheme="minorHAnsi" w:hAnsiTheme="minorHAnsi"/>
-                    <w:b w:val="0"/>
-                    <w:bCs w:val="0"/>
-                    <w:sz w:val="22"/>
-                    <w:szCs w:val="22"/>
-                  </w:rPr>
                   <w:t>Description_VATClauseLine</w:t>
                 </w:r>
                 <w:proofErr w:type="spellEnd"/>
@@ -2839,22 +2237,18 @@
         </w:sdt>
         <w:tc>
           <w:tcPr>
-            <w:tcW w:w="960" w:type="dxa"/>
+            <w:tcW w:w="457" w:type="pct"/>
             <w:tcBorders>
-              <w:top w:val="none" w:color="auto" w:sz="0" w:space="0"/>
+              <w:top w:val="none" w:sz="0" w:space="0" w:color="auto"/>
             </w:tcBorders>
             <w:vAlign w:val="center"/>
           </w:tcPr>
           <w:p>
             <w:pPr>
-              <w:spacing w:before="120" w:after="120" w:line="240" w:lineRule="exact"/>
+              <w:pStyle w:val="BCLabel"/>
+              <w:spacing w:before="120" w:after="120" w:line="240" w:lineRule="auto"/>
               <w:cnfStyle w:val="010000000000" w:firstRow="0" w:lastRow="1" w:firstColumn="0" w:lastColumn="0" w:oddVBand="0" w:evenVBand="0" w:oddHBand="0" w:evenHBand="0" w:firstRowFirstColumn="0" w:firstRowLastColumn="0" w:lastRowFirstColumn="0" w:lastRowLastColumn="0"/>
               <w:rPr>
-                <w:rFonts w:cs="Arial" w:asciiTheme="minorHAnsi" w:hAnsiTheme="minorHAnsi"/>
-                <w:b w:val="0"/>
-                <w:bCs w:val="0"/>
-                <w:sz w:val="22"/>
-                <w:szCs w:val="22"/>
                 <w:lang w:eastAsia="en-US"/>
               </w:rPr>
             </w:pPr>
@@ -2862,22 +2256,18 @@
         </w:tc>
         <w:tc>
           <w:tcPr>
-            <w:tcW w:w="425" w:type="dxa"/>
+            <w:tcW w:w="202" w:type="pct"/>
             <w:tcBorders>
-              <w:top w:val="none" w:color="auto" w:sz="0" w:space="0"/>
+              <w:top w:val="none" w:sz="0" w:space="0" w:color="auto"/>
             </w:tcBorders>
             <w:vAlign w:val="center"/>
           </w:tcPr>
           <w:p>
             <w:pPr>
-              <w:spacing w:before="120" w:after="120" w:line="240" w:lineRule="exact"/>
+              <w:pStyle w:val="BCLabel"/>
+              <w:spacing w:before="120" w:after="120" w:line="240" w:lineRule="auto"/>
               <w:cnfStyle w:val="010000000000" w:firstRow="0" w:lastRow="1" w:firstColumn="0" w:lastColumn="0" w:oddVBand="0" w:evenVBand="0" w:oddHBand="0" w:evenHBand="0" w:firstRowFirstColumn="0" w:firstRowLastColumn="0" w:lastRowFirstColumn="0" w:lastRowLastColumn="0"/>
               <w:rPr>
-                <w:rFonts w:cs="Arial" w:asciiTheme="minorHAnsi" w:hAnsiTheme="minorHAnsi"/>
-                <w:b w:val="0"/>
-                <w:bCs w:val="0"/>
-                <w:sz w:val="22"/>
-                <w:szCs w:val="22"/>
                 <w:lang w:eastAsia="en-US"/>
               </w:rPr>
             </w:pPr>
@@ -2885,22 +2275,18 @@
         </w:tc>
         <w:tc>
           <w:tcPr>
-            <w:tcW w:w="429" w:type="dxa"/>
+            <w:tcW w:w="204" w:type="pct"/>
             <w:tcBorders>
-              <w:top w:val="none" w:color="auto" w:sz="0" w:space="0"/>
+              <w:top w:val="none" w:sz="0" w:space="0" w:color="auto"/>
             </w:tcBorders>
             <w:vAlign w:val="center"/>
           </w:tcPr>
           <w:p>
             <w:pPr>
-              <w:spacing w:before="120" w:after="120" w:line="240" w:lineRule="exact"/>
+              <w:pStyle w:val="BCLabel"/>
+              <w:spacing w:before="120" w:after="120" w:line="240" w:lineRule="auto"/>
               <w:cnfStyle w:val="010000000000" w:firstRow="0" w:lastRow="1" w:firstColumn="0" w:lastColumn="0" w:oddVBand="0" w:evenVBand="0" w:oddHBand="0" w:evenHBand="0" w:firstRowFirstColumn="0" w:firstRowLastColumn="0" w:lastRowFirstColumn="0" w:lastRowLastColumn="0"/>
               <w:rPr>
-                <w:rFonts w:cs="Arial" w:asciiTheme="minorHAnsi" w:hAnsiTheme="minorHAnsi"/>
-                <w:b w:val="0"/>
-                <w:bCs w:val="0"/>
-                <w:sz w:val="22"/>
-                <w:szCs w:val="22"/>
                 <w:lang w:eastAsia="en-US"/>
               </w:rPr>
             </w:pPr>
@@ -2908,52 +2294,35 @@
         </w:tc>
         <w:sdt>
           <w:sdtPr>
-            <w:rPr>
-              <w:rFonts w:eastAsia="Times New Roman" w:cs="Segoe UI"/>
-              <w:sz w:val="22"/>
-              <w:szCs w:val="22"/>
-            </w:rPr>
+            <w:rPr/>
             <w:alias w:val="VATAmount_VATClauseLine"/>
             <w:tag w:val="#BC:InsertDataItem,DataItems/Header/VATClauseLine/VATAmount_VATClauseLine"/>
             <w:id w:val="825557612"/>
             <w:placeholder>
               <w:docPart w:val="B6ACC8E91A5A47B399E873A1B7946263"/>
             </w:placeholder>
+            <w:dataBinding w:prefixMappings="&lt;xmlns:ns0='urn:microsoft-dynamics-nav/reports/Standard_Sales_Draft_Invoice/1303/' " w:xpath="/ns0:NavWordReportXmlPart[1]/ns0:Header[1]/ns0:VATClauseLine[1]/ns0:VATAmount_VATClauseLine[1]" w:storeItemID="{00000000-0000-0000-0000-000000000000}"/>
             <w15:color w:val="808080"/>
             <w:text/>
-            <w:dataBinding w:prefixMappings="xmlns:ns0='urn:microsoft-dynamics-nav/reports/Standard_Sales_Draft_Invoice/1303/'" w:xpath="/ns0:NavWordReportXmlPart[1]/ns0:Header[1]/ns0:VATClauseLine[1]/ns0:VATAmount_VATClauseLine[1]"/>
           </w:sdtPr>
           <w:sdtContent>
             <w:tc>
               <w:tcPr>
-                <w:tcW w:w="3685" w:type="dxa"/>
+                <w:tcW w:w="1757" w:type="pct"/>
                 <w:tcBorders>
-                  <w:top w:val="none" w:color="auto" w:sz="0" w:space="0"/>
+                  <w:top w:val="none" w:sz="0" w:space="0" w:color="auto"/>
                 </w:tcBorders>
                 <w:vAlign w:val="center"/>
               </w:tcPr>
               <w:p>
                 <w:pPr>
-                  <w:spacing w:before="120" w:after="120" w:line="240" w:lineRule="exact"/>
+                  <w:pStyle w:val="BCLabelNumber"/>
+                  <w:spacing w:before="120" w:after="120" w:line="240" w:lineRule="auto"/>
                   <w:jc w:val="right"/>
                   <w:cnfStyle w:val="010000000000" w:firstRow="0" w:lastRow="1" w:firstColumn="0" w:lastColumn="0" w:oddVBand="0" w:evenVBand="0" w:oddHBand="0" w:evenHBand="0" w:firstRowFirstColumn="0" w:firstRowLastColumn="0" w:lastRowFirstColumn="0" w:lastRowLastColumn="0"/>
-                  <w:rPr>
-                    <w:rFonts w:eastAsia="Times New Roman" w:cs="Segoe UI" w:asciiTheme="minorHAnsi" w:hAnsiTheme="minorHAnsi"/>
-                    <w:b w:val="0"/>
-                    <w:bCs w:val="0"/>
-                    <w:sz w:val="22"/>
-                    <w:szCs w:val="22"/>
-                  </w:rPr>
                 </w:pPr>
                 <w:proofErr w:type="spellStart"/>
                 <w:r>
-                  <w:rPr>
-                    <w:rFonts w:eastAsia="Times New Roman" w:cs="Segoe UI" w:asciiTheme="minorHAnsi" w:hAnsiTheme="minorHAnsi"/>
-                    <w:b w:val="0"/>
-                    <w:bCs w:val="0"/>
-                    <w:sz w:val="22"/>
-                    <w:szCs w:val="22"/>
-                  </w:rPr>
                   <w:t>VATAmount_VATClauseLine</w:t>
                 </w:r>
                 <w:proofErr w:type="spellEnd"/>
@@ -2964,45 +2333,28 @@
       </w:tr>
     </w:tbl>
     <w:p>
-      <w:pPr>
-        <w:rPr>
-          <w:sz w:val="22"/>
-          <w:szCs w:val="22"/>
-        </w:rPr>
-      </w:pPr>
+      <w:pPr/>
     </w:p>
     <w:sdt>
       <w:sdtPr>
-        <w:rPr>
-          <w:iCs/>
-          <w:sz w:val="22"/>
-          <w:szCs w:val="22"/>
-        </w:rPr>
+        <w:rPr/>
         <w:alias w:val="WorkDescriptionLine"/>
         <w:tag w:val="#BC:InsertDataItem,DataItems/Header/WorkDescriptionLines/WorkDescriptionLine"/>
         <w:id w:val="1093668451"/>
         <w:placeholder>
           <w:docPart w:val="13A69F3169BF458693C30C1BBB592363"/>
         </w:placeholder>
+        <w:dataBinding w:prefixMappings="&lt;xmlns:ns0='urn:microsoft-dynamics-nav/reports/Standard_Sales_Draft_Invoice/1303/' " w:xpath="/ns0:NavWordReportXmlPart[1]/ns0:Header[1]/ns0:WorkDescriptionLines[1]/ns0:WorkDescriptionLine[1]" w:storeItemID="{00000000-0000-0000-0000-000000000000}"/>
         <w15:color w:val="808080"/>
         <w:text/>
-        <w:dataBinding w:prefixMappings="xmlns:ns0='urn:microsoft-dynamics-nav/reports/Standard_Sales_Draft_Invoice/1303/'" w:xpath="/ns0:NavWordReportXmlPart[1]/ns0:Header[1]/ns0:WorkDescriptionLines[1]/ns0:WorkDescriptionLine[1]"/>
       </w:sdtPr>
       <w:sdtContent>
         <w:p>
           <w:pPr>
             <w:ind w:right="26"/>
-            <w:rPr>
-              <w:i/>
-            </w:rPr>
           </w:pPr>
           <w:proofErr w:type="spellStart"/>
           <w:r>
-            <w:rPr>
-              <w:iCs/>
-              <w:sz w:val="22"/>
-              <w:szCs w:val="22"/>
-            </w:rPr>
             <w:t>WorkDescriptionLine</w:t>
           </w:r>
           <w:proofErr w:type="spellEnd"/>
@@ -3535,6 +2887,7 @@
       <w:kern w:val="0"/>
       <w:sz w:val="20"/>
       <w:szCs w:val="20"/>
+      <w:lang w:val="da-DK" w:eastAsia="da-DK"/>
       <w14:ligatures w14:val="none"/>
     </w:rPr>
     <w:tblPr/>
@@ -3727,70 +3080,257 @@
       <w:color w:val="666666"/>
     </w:rPr>
   </w:style>
+  <w:style w:type="paragraph" w:styleId="NoSpacing">
+    <w:name w:val="No Spacing"/>
+    <w:uiPriority w:val="1"/>
+    <w:qFormat/>
+    <w:rsid w:val="00416FC2"/>
+    <w:pPr>
+      <w:spacing w:after="0" w:line="240" w:lineRule="auto"/>
+    </w:pPr>
+    <w:rPr>
+      <w:rFonts w:asciiTheme="minorHAnsi" w:hAnsiTheme="minorHAnsi" w:eastAsiaTheme="minorHAnsi" w:cstheme="minorBidi"/>
+      <w:color w:val="242424" w:themeColor="text1"/>
+    </w:rPr>
+  </w:style>
+  <w:style w:type="paragraph" w:customStyle="1" w:styleId="BCNumber">
+    <w:name w:val="BC Number"/>
+    <w:basedOn w:val="NoSpacing"/>
+    <w:next w:val="Normal"/>
+    <w:uiPriority w:val="2"/>
+    <w:qFormat/>
+    <w:pPr>
+      <w:spacing w:before="0" w:after="0" w:line="240" w:lineRule="auto"/>
+    </w:pPr>
+    <w:rPr>
+      <w:rFonts w:asciiTheme="minorHAnsi" w:hAnsiTheme="minorHAnsi" w:eastAsiaTheme="minorHAnsi" w:cstheme="minorBidi"/>
+      <w:color w:val="242424" w:themeColor="text1"/>
+      <w14:numForm w14:val="tabular"/>
+      <w14:numSpacing w14:val="tabular"/>
+    </w:rPr>
+  </w:style>
+  <w:style w:type="paragraph" w:customStyle="1" w:styleId="BCLabel">
+    <w:name w:val="BC Label"/>
+    <w:basedOn w:val="NoSpacing"/>
+    <w:next w:val="Normal"/>
+    <w:uiPriority w:val="2"/>
+    <w:qFormat/>
+    <w:pPr>
+      <w:keepNext/>
+      <w:spacing w:before="0" w:after="0" w:line="240" w:lineRule="auto"/>
+    </w:pPr>
+    <w:rPr>
+      <w:rFonts w:asciiTheme="majorHAnsi" w:hAnsiTheme="majorHAnsi" w:eastAsiaTheme="majorEastAsia" w:cstheme="majorBidi"/>
+      <w:color w:val="242424" w:themeColor="text1"/>
+    </w:rPr>
+  </w:style>
+  <w:style w:type="paragraph" w:customStyle="1" w:styleId="BCLabelNumber">
+    <w:name w:val="BC Label Number"/>
+    <w:basedOn w:val="BCLabel"/>
+    <w:next w:val="Normal"/>
+    <w:uiPriority w:val="2"/>
+    <w:qFormat/>
+    <w:pPr>
+      <w:spacing w:before="0" w:after="0" w:line="240" w:lineRule="auto"/>
+    </w:pPr>
+    <w:rPr>
+      <w:rFonts w:asciiTheme="majorHAnsi" w:hAnsiTheme="majorHAnsi" w:eastAsiaTheme="majorEastAsia" w:cstheme="majorBidi"/>
+      <w:color w:val="242424" w:themeColor="text1"/>
+      <w14:numForm w14:val="tabular"/>
+      <w14:numSpacing w14:val="tabular"/>
+    </w:rPr>
+  </w:style>
+  <w:style w:type="table" w:customStyle="1" w:styleId="BCBlockTable">
+    <w:name w:val="BC Block Table"/>
+    <w:basedOn w:val="TableNormal"/>
+    <w:uiPriority w:val="99"/>
+    <w:qFormat/>
+    <w:pPr>
+      <w:spacing w:before="0" w:after="0" w:line="240" w:lineRule="auto"/>
+    </w:pPr>
+    <w:tblPr>
+      <w:tblStyleRowBandSize w:val="1"/>
+      <w:tblStyleColBandSize w:val="1"/>
+      <w:tblCellMar>
+        <w:top w:w="0" w:type="dxa"/>
+        <w:left w:w="0" w:type="dxa"/>
+        <w:bottom w:w="0" w:type="dxa"/>
+        <w:right w:w="0" w:type="dxa"/>
+      </w:tblCellMar>
+    </w:tblPr>
+    <w:tcPr>
+      <w:vAlign w:val="top"/>
+    </w:tcPr>
+    <w:tblStylePr w:type="firstRow">
+      <w:rPr>
+        <w:rFonts w:asciiTheme="majorHAnsi" w:hAnsiTheme="majorHAnsi" w:cstheme="majorBidi"/>
+      </w:rPr>
+      <w:tcPr>
+        <w:vAlign w:val="top"/>
+      </w:tcPr>
+    </w:tblStylePr>
+  </w:style>
+  <w:style w:type="table" w:customStyle="1" w:styleId="BCDataTable">
+    <w:name w:val="BC Data Table"/>
+    <w:basedOn w:val="TableNormal"/>
+    <w:uiPriority w:val="99"/>
+    <w:qFormat/>
+    <w:pPr>
+      <w:spacing w:before="0" w:after="0" w:line="240" w:lineRule="auto"/>
+    </w:pPr>
+    <w:tblPr>
+      <w:tblStyleRowBandSize w:val="1"/>
+      <w:tblStyleColBandSize w:val="1"/>
+      <w:tblCellMar>
+        <w:top w:w="0" w:type="dxa"/>
+        <w:left w:w="115" w:type="dxa"/>
+        <w:bottom w:w="0" w:type="dxa"/>
+        <w:right w:w="115" w:type="dxa"/>
+      </w:tblCellMar>
+    </w:tblPr>
+    <w:tcPr>
+      <w:vAlign w:val="center"/>
+    </w:tcPr>
+    <w:tblStylePr w:type="firstRow">
+      <w:pPr>
+        <w:spacing w:before="160" w:after="80"/>
+      </w:pPr>
+      <w:rPr>
+        <w:rFonts w:asciiTheme="majorHAnsi" w:hAnsiTheme="majorHAnsi" w:cstheme="majorBidi"/>
+      </w:rPr>
+      <w:tcPr>
+        <w:tcBorders>
+          <w:bottom w:val="single" w:sz="4" w:space="0" w:color="242424" w:themeColor="text1"/>
+        </w:tcBorders>
+        <w:vAlign w:val="top"/>
+      </w:tcPr>
+    </w:tblStylePr>
+    <w:tblStylePr w:type="lastRow">
+      <w:tcPr>
+        <w:tcBorders>
+          <w:bottom w:val="single" w:sz="4" w:space="0" w:color="F5F7F8" w:themeColor="background2"/>
+        </w:tcBorders>
+      </w:tcPr>
+    </w:tblStylePr>
+    <w:tblStylePr w:type="band1Horz">
+      <w:tcPr>
+        <w:shd w:val="clear" w:color="auto" w:fill="auto"/>
+      </w:tcPr>
+    </w:tblStylePr>
+    <w:tblStylePr w:type="band2Horz">
+      <w:tcPr>
+        <w:shd w:val="clear" w:color="auto" w:fill="CCE6E9" w:themeFill="accent2" w:themeFillTint="33"/>
+      </w:tcPr>
+    </w:tblStylePr>
+  </w:style>
+  <w:style w:type="table" w:customStyle="1" w:styleId="BCTotalsTable">
+    <w:name w:val="BC Totals Table"/>
+    <w:basedOn w:val="TableNormal"/>
+    <w:uiPriority w:val="99"/>
+    <w:qFormat/>
+    <w:pPr>
+      <w:spacing w:before="0" w:after="0" w:line="240" w:lineRule="auto"/>
+    </w:pPr>
+    <w:tblPr>
+      <w:tblStyleRowBandSize w:val="1"/>
+      <w:tblStyleColBandSize w:val="1"/>
+      <w:tblCellMar>
+        <w:top w:w="0" w:type="dxa"/>
+        <w:left w:w="115" w:type="dxa"/>
+        <w:bottom w:w="0" w:type="dxa"/>
+        <w:right w:w="115" w:type="dxa"/>
+      </w:tblCellMar>
+    </w:tblPr>
+    <w:tcPr>
+      <w:vAlign w:val="center"/>
+    </w:tcPr>
+    <w:tblStylePr w:type="lastRow">
+      <w:rPr>
+        <w:rFonts w:asciiTheme="majorHAnsi" w:hAnsiTheme="majorHAnsi" w:cstheme="majorBidi"/>
+      </w:rPr>
+      <w:tcPr>
+        <w:tcBorders>
+          <w:top w:val="single" w:sz="4" w:space="0" w:color="242424" w:themeColor="text1"/>
+          <w:bottom w:val="single" w:sz="8" w:space="0" w:color="242424" w:themeColor="text1"/>
+        </w:tcBorders>
+      </w:tcPr>
+    </w:tblStylePr>
+  </w:style>
+  <w:style w:type="table" w:customStyle="1" w:styleId="BCCalculationTable">
+    <w:name w:val="BC Calculation Table"/>
+    <w:basedOn w:val="TableNormal"/>
+    <w:uiPriority w:val="99"/>
+    <w:qFormat/>
+    <w:pPr>
+      <w:spacing w:before="0" w:after="0" w:line="240" w:lineRule="auto"/>
+    </w:pPr>
+    <w:tblPr>
+      <w:tblStyleRowBandSize w:val="1"/>
+      <w:tblStyleColBandSize w:val="1"/>
+      <w:tblCellMar>
+        <w:top w:w="58" w:type="dxa"/>
+        <w:left w:w="0" w:type="dxa"/>
+        <w:bottom w:w="58" w:type="dxa"/>
+        <w:right w:w="0" w:type="dxa"/>
+      </w:tblCellMar>
+    </w:tblPr>
+    <w:tcPr>
+      <w:vAlign w:val="center"/>
+    </w:tcPr>
+    <w:tblStylePr w:type="firstRow">
+      <w:rPr>
+        <w:rFonts w:asciiTheme="majorHAnsi" w:hAnsiTheme="majorHAnsi" w:cstheme="majorBidi"/>
+      </w:rPr>
+      <w:tcPr>
+        <w:vAlign w:val="bottom"/>
+      </w:tcPr>
+    </w:tblStylePr>
+    <w:tblStylePr w:type="lastRow">
+      <w:rPr>
+        <w:rFonts w:asciiTheme="majorHAnsi" w:hAnsiTheme="majorHAnsi" w:cstheme="majorBidi"/>
+      </w:rPr>
+      <w:tcPr>
+        <w:tcBorders>
+          <w:top w:val="single" w:sz="4" w:space="0" w:color="242424" w:themeColor="text1"/>
+        </w:tcBorders>
+      </w:tcPr>
+    </w:tblStylePr>
+  </w:style>
+  <w:style w:type="table" w:customStyle="1" w:styleId="BCSignatureTable">
+    <w:name w:val="BC Signature Table"/>
+    <w:basedOn w:val="TableNormal"/>
+    <w:uiPriority w:val="99"/>
+    <w:qFormat/>
+    <w:pPr>
+      <w:spacing w:before="0" w:after="0" w:line="240" w:lineRule="auto"/>
+    </w:pPr>
+    <w:tblPr>
+      <w:tblStyleRowBandSize w:val="1"/>
+      <w:tblStyleColBandSize w:val="1"/>
+      <w:tblCellMar>
+        <w:top w:w="0" w:type="dxa"/>
+        <w:left w:w="0" w:type="dxa"/>
+        <w:bottom w:w="0" w:type="dxa"/>
+        <w:right w:w="0" w:type="dxa"/>
+      </w:tblCellMar>
+    </w:tblPr>
+    <w:tcPr>
+      <w:vAlign w:val="top"/>
+    </w:tcPr>
+    <w:tblStylePr w:type="lastRow">
+      <w:tcPr>
+        <w:tcBorders>
+          <w:bottom w:val="single" w:sz="4" w:space="0" w:color="242424" w:themeColor="text1"/>
+        </w:tcBorders>
+      </w:tcPr>
+    </w:tblStylePr>
+  </w:style>
 </w:styles>
 </file>
 
 <file path=word/glossary/document.xml><?xml version="1.0" encoding="utf-8"?>
 <w:glossaryDocument xmlns:wpc="http://schemas.microsoft.com/office/word/2010/wordprocessingCanvas" xmlns:cx="http://schemas.microsoft.com/office/drawing/2014/chartex" xmlns:cx1="http://schemas.microsoft.com/office/drawing/2015/9/8/chartex" xmlns:cx2="http://schemas.microsoft.com/office/drawing/2015/10/21/chartex" xmlns:cx3="http://schemas.microsoft.com/office/drawing/2016/5/9/chartex" xmlns:cx4="http://schemas.microsoft.com/office/drawing/2016/5/10/chartex" xmlns:cx5="http://schemas.microsoft.com/office/drawing/2016/5/11/chartex" xmlns:cx6="http://schemas.microsoft.com/office/drawing/2016/5/12/chartex" xmlns:cx7="http://schemas.microsoft.com/office/drawing/2016/5/13/chartex" xmlns:cx8="http://schemas.microsoft.com/office/drawing/2016/5/14/chartex" xmlns:mc="http://schemas.openxmlformats.org/markup-compatibility/2006" xmlns:aink="http://schemas.microsoft.com/office/drawing/2016/ink" xmlns:am3d="http://schemas.microsoft.com/office/drawing/2017/model3d" xmlns:o="urn:schemas-microsoft-com:office:office" xmlns:oel="http://schemas.microsoft.com/office/2019/extlst" xmlns:r="http://schemas.openxmlformats.org/officeDocument/2006/relationships" xmlns:m="http://schemas.openxmlformats.org/officeDocument/2006/math" xmlns:v="urn:schemas-microsoft-com:vml" xmlns:wp14="http://schemas.microsoft.com/office/word/2010/wordprocessingDrawing" xmlns:wp="http://schemas.openxmlformats.org/drawingml/2006/wordprocessingDrawing" xmlns:w10="urn:schemas-microsoft-com:office:word" xmlns:w="http://schemas.openxmlformats.org/wordprocessingml/2006/main" xmlns:w14="http://schemas.microsoft.com/office/word/2010/wordml" xmlns:w15="http://schemas.microsoft.com/office/word/2012/wordml" xmlns:w16cex="http://schemas.microsoft.com/office/word/2018/wordml/cex" xmlns:w16cid="http://schemas.microsoft.com/office/word/2016/wordml/cid" xmlns:w16="http://schemas.microsoft.com/office/word/2018/wordml" xmlns:w16du="http://schemas.microsoft.com/office/word/2023/wordml/word16du" xmlns:w16sdtdh="http://schemas.microsoft.com/office/word/2020/wordml/sdtdatahash" xmlns:w16sdtfl="http://schemas.microsoft.com/office/word/2024/wordml/sdtformatlock" xmlns:w16se="http://schemas.microsoft.com/office/word/2015/wordml/symex" xmlns:wpg="http://schemas.microsoft.com/office/word/2010/wordprocessingGroup" xmlns:wpi="http://schemas.microsoft.com/office/word/2010/wordprocessingInk" xmlns:wne="http://schemas.microsoft.com/office/word/2006/wordml" xmlns:wps="http://schemas.microsoft.com/office/word/2010/wordprocessingShape" mc:Ignorable="w14 w15 w16se w16cid w16 w16cex w16sdtdh w16sdtfl w16du wp14">
   <w:docParts>
-    <w:docPart>
-      <w:docPartPr>
-        <w:name w:val="9D086F6E53394129AF0F80B519C84D8E"/>
-        <w:category>
-          <w:name w:val="General"/>
-          <w:gallery w:val="placeholder"/>
-        </w:category>
-        <w:types>
-          <w:type w:val="bbPlcHdr"/>
-        </w:types>
-        <w:behaviors>
-          <w:behavior w:val="content"/>
-        </w:behaviors>
-        <w:guid w:val="{4840A878-DC0F-433E-BBD1-8DBB17E517CB}"/>
-      </w:docPartPr>
-      <w:docPartBody>
-        <w:p>
-          <w:pPr>
-            <w:pStyle w:val="9D086F6E53394129AF0F80B519C84D8E"/>
-          </w:pPr>
-          <w:r>
-            <w:rPr>
-              <w:rStyle w:val="PlaceholderText"/>
-            </w:rPr>
-            <w:t>Click or tap here to enter text.</w:t>
-          </w:r>
-        </w:p>
-      </w:docPartBody>
-    </w:docPart>
-    <w:docPart>
-      <w:docPartPr>
-        <w:name w:val="14AED826C92C44BAB7D533B2AE6F65B5"/>
-        <w:category>
-          <w:name w:val="General"/>
-          <w:gallery w:val="placeholder"/>
-        </w:category>
-        <w:types>
-          <w:type w:val="bbPlcHdr"/>
-        </w:types>
-        <w:behaviors>
-          <w:behavior w:val="content"/>
-        </w:behaviors>
-        <w:guid w:val="{335758E1-2250-4060-9DC2-504398256F54}"/>
-      </w:docPartPr>
-      <w:docPartBody>
-        <w:p>
-          <w:pPr>
-            <w:pStyle w:val="14AED826C92C44BAB7D533B2AE6F65B5"/>
-          </w:pPr>
-          <w:r>
-            <w:rPr>
-              <w:rStyle w:val="PlaceholderText"/>
-            </w:rPr>
-            <w:t>Click or tap here to enter text.</w:t>
-          </w:r>
-        </w:p>
-      </w:docPartBody>
-    </w:docPart>
     <w:docPart>
       <w:docPartPr>
         <w:name w:val="13A69F3169BF458693C30C1BBB592363"/>
@@ -4716,6 +4256,209 @@
         </w:p>
       </w:docPartBody>
     </w:docPart>
+    <w:docPart>
+      <w:docPartPr>
+        <w:name w:val="E3B5408407564983ACBE851511337BB1"/>
+        <w:category>
+          <w:name w:val="General"/>
+          <w:gallery w:val="placeholder"/>
+        </w:category>
+        <w:types>
+          <w:type w:val="bbPlcHdr"/>
+        </w:types>
+        <w:behaviors>
+          <w:behavior w:val="content"/>
+        </w:behaviors>
+        <w:guid w:val="{9353B1A5-A330-4621-BE70-6BBE7A91C5D9}"/>
+      </w:docPartPr>
+      <w:docPartBody>
+        <w:p>
+          <w:pPr>
+            <w:pStyle w:val="E3B5408407564983ACBE851511337BB1"/>
+          </w:pPr>
+          <w:r>
+            <w:rPr>
+              <w:rStyle w:val="PlaceholderText"/>
+            </w:rPr>
+            <w:t>Click or tap here to enter text.</w:t>
+          </w:r>
+        </w:p>
+      </w:docPartBody>
+    </w:docPart>
+    <w:docPart>
+      <w:docPartPr>
+        <w:name w:val="94AB9016F7DC4FB5BD969618F6BE5327"/>
+        <w:category>
+          <w:name w:val="General"/>
+          <w:gallery w:val="placeholder"/>
+        </w:category>
+        <w:types>
+          <w:type w:val="bbPlcHdr"/>
+        </w:types>
+        <w:behaviors>
+          <w:behavior w:val="content"/>
+        </w:behaviors>
+        <w:guid w:val="{1AE5553E-1AD3-4D56-A76E-D1564B56DC8E}"/>
+      </w:docPartPr>
+      <w:docPartBody>
+        <w:p>
+          <w:pPr>
+            <w:pStyle w:val="94AB9016F7DC4FB5BD969618F6BE5327"/>
+          </w:pPr>
+          <w:r>
+            <w:rPr>
+              <w:rStyle w:val="PlaceholderText"/>
+            </w:rPr>
+            <w:t>Click or tap here to enter text.</w:t>
+          </w:r>
+        </w:p>
+      </w:docPartBody>
+    </w:docPart>
+    <w:docPart>
+      <w:docPartPr>
+        <w:name w:val="E70C2A64DDD44A4D98D6ED86CD0CD5B7"/>
+        <w:category>
+          <w:name w:val="General"/>
+          <w:gallery w:val="placeholder"/>
+        </w:category>
+        <w:types>
+          <w:type w:val="bbPlcHdr"/>
+        </w:types>
+        <w:behaviors>
+          <w:behavior w:val="content"/>
+        </w:behaviors>
+        <w:guid w:val="{B0C430B1-52C6-4BB6-B9C8-CC1DEA1D43D1}"/>
+      </w:docPartPr>
+      <w:docPartBody>
+        <w:p>
+          <w:pPr>
+            <w:pStyle w:val="E70C2A64DDD44A4D98D6ED86CD0CD5B7"/>
+          </w:pPr>
+          <w:r>
+            <w:rPr>
+              <w:rStyle w:val="PlaceholderText"/>
+            </w:rPr>
+            <w:t>Click or tap here to enter text.</w:t>
+          </w:r>
+        </w:p>
+      </w:docPartBody>
+    </w:docPart>
+    <w:docPart>
+      <w:docPartPr>
+        <w:name w:val="C2BF165AD46C4E1C80671017ED2701EC"/>
+        <w:category>
+          <w:name w:val="General"/>
+          <w:gallery w:val="placeholder"/>
+        </w:category>
+        <w:types>
+          <w:type w:val="bbPlcHdr"/>
+        </w:types>
+        <w:behaviors>
+          <w:behavior w:val="content"/>
+        </w:behaviors>
+        <w:guid w:val="{387ADEA6-78C4-47D2-A19A-ECAC2C51DFD1}"/>
+      </w:docPartPr>
+      <w:docPartBody>
+        <w:p>
+          <w:pPr>
+            <w:pStyle w:val="C2BF165AD46C4E1C80671017ED2701EC"/>
+          </w:pPr>
+          <w:r>
+            <w:rPr>
+              <w:rStyle w:val="PlaceholderText"/>
+            </w:rPr>
+            <w:t>Click or tap here to enter text.</w:t>
+          </w:r>
+        </w:p>
+      </w:docPartBody>
+    </w:docPart>
+    <w:docPart>
+      <w:docPartPr>
+        <w:name w:val="16D4E2FA63AA431AB5D94AC90CB35FD8"/>
+        <w:category>
+          <w:name w:val="General"/>
+          <w:gallery w:val="placeholder"/>
+        </w:category>
+        <w:types>
+          <w:type w:val="bbPlcHdr"/>
+        </w:types>
+        <w:behaviors>
+          <w:behavior w:val="content"/>
+        </w:behaviors>
+        <w:guid w:val="{97DF9811-3E97-43E1-94B3-BEC4A4143BC2}"/>
+      </w:docPartPr>
+      <w:docPartBody>
+        <w:p>
+          <w:pPr>
+            <w:pStyle w:val="16D4E2FA63AA431AB5D94AC90CB35FD8"/>
+          </w:pPr>
+          <w:r>
+            <w:rPr>
+              <w:rStyle w:val="PlaceholderText"/>
+            </w:rPr>
+            <w:t>Click or tap here to enter text.</w:t>
+          </w:r>
+        </w:p>
+      </w:docPartBody>
+    </w:docPart>
+    <w:docPart>
+      <w:docPartPr>
+        <w:name w:val="F9634A3342F049E689C1111434229713"/>
+        <w:category>
+          <w:name w:val="General"/>
+          <w:gallery w:val="placeholder"/>
+        </w:category>
+        <w:types>
+          <w:type w:val="bbPlcHdr"/>
+        </w:types>
+        <w:behaviors>
+          <w:behavior w:val="content"/>
+        </w:behaviors>
+        <w:guid w:val="{18D0BC87-EDDB-4263-8709-6FB0CF9DD203}"/>
+      </w:docPartPr>
+      <w:docPartBody>
+        <w:p>
+          <w:pPr>
+            <w:pStyle w:val="F9634A3342F049E689C1111434229713"/>
+          </w:pPr>
+          <w:r>
+            <w:rPr>
+              <w:rStyle w:val="PlaceholderText"/>
+            </w:rPr>
+            <w:t>Click or tap here to enter text.</w:t>
+          </w:r>
+        </w:p>
+      </w:docPartBody>
+    </w:docPart>
+    <w:docPart>
+      <w:docPartPr>
+        <w:name w:val="F47047BBF579449785775C999D815EAB"/>
+        <w:category>
+          <w:name w:val="General"/>
+          <w:gallery w:val="placeholder"/>
+        </w:category>
+        <w:types>
+          <w:type w:val="bbPlcHdr"/>
+        </w:types>
+        <w:behaviors>
+          <w:behavior w:val="content"/>
+        </w:behaviors>
+        <w:guid w:val="{BF4AB9E7-FD6B-4BBB-A614-A313278E97CA}"/>
+      </w:docPartPr>
+      <w:docPartBody>
+        <w:p>
+          <w:pPr>
+            <w:pStyle w:val="F47047BBF579449785775C999D815EAB"/>
+          </w:pPr>
+          <w:r>
+            <w:rPr>
+              <w:rStyle w:val="PlaceholderText"/>
+            </w:rPr>
+            <w:t>Click here to enter text.</w:t>
+          </w:r>
+        </w:p>
+      </w:docPartBody>
+    </w:docPart>
   </w:docParts>
 </w:glossaryDocument>
 </file>
@@ -4776,6 +4519,7 @@
 <w:settings xmlns:mc="http://schemas.openxmlformats.org/markup-compatibility/2006" xmlns:o="urn:schemas-microsoft-com:office:office" xmlns:r="http://schemas.openxmlformats.org/officeDocument/2006/relationships" xmlns:m="http://schemas.openxmlformats.org/officeDocument/2006/math" xmlns:v="urn:schemas-microsoft-com:vml" xmlns:w10="urn:schemas-microsoft-com:office:word" xmlns:w="http://schemas.openxmlformats.org/wordprocessingml/2006/main" xmlns:w14="http://schemas.microsoft.com/office/word/2010/wordml" xmlns:w15="http://schemas.microsoft.com/office/word/2012/wordml" xmlns:w16cex="http://schemas.microsoft.com/office/word/2018/wordml/cex" xmlns:w16cid="http://schemas.microsoft.com/office/word/2016/wordml/cid" xmlns:w16="http://schemas.microsoft.com/office/word/2018/wordml" xmlns:w16du="http://schemas.microsoft.com/office/word/2023/wordml/word16du" xmlns:w16sdtdh="http://schemas.microsoft.com/office/word/2020/wordml/sdtdatahash" xmlns:w16sdtfl="http://schemas.microsoft.com/office/word/2024/wordml/sdtformatlock" xmlns:w16se="http://schemas.microsoft.com/office/word/2015/wordml/symex" xmlns:sl="http://schemas.openxmlformats.org/schemaLibrary/2006/main" mc:Ignorable="w14 w15 w16se w16cid w16 w16cex w16sdtdh w16sdtfl w16du">
   <w:view w:val="normal"/>
   <w:defaultTabStop w:val="720"/>
+  <w:hyphenationZone w:val="425"/>
   <w:characterSpacingControl w:val="doNotCompress"/>
   <w:compat>
     <w:useFELayout/>
@@ -4790,8 +4534,11 @@
     <w:rsidRoot w:val="002732CE"/>
     <w:rsid w:val="000C65A1"/>
     <w:rsid w:val="002732CE"/>
+    <w:rsid w:val="006203BB"/>
     <w:rsid w:val="006A56E4"/>
     <w:rsid w:val="006B54D9"/>
+    <w:rsid w:val="008B1B25"/>
+    <w:rsid w:val="00973FDF"/>
     <w:rsid w:val="00DD4377"/>
     <w:rsid w:val="00EF7BF0"/>
   </w:rsids>
@@ -5249,129 +4996,78 @@
     <w:basedOn w:val="DefaultParagraphFont"/>
     <w:uiPriority w:val="99"/>
     <w:semiHidden/>
-    <w:rsid w:val="006B54D9"/>
+    <w:rsid w:val="00973FDF"/>
     <w:rPr>
-      <w:color w:val="666666"/>
+      <w:color w:val="808080"/>
     </w:rPr>
   </w:style>
   <w:style w:type="paragraph" w:customStyle="1" w:styleId="904EAE0702E64FDD834909B072201100">
     <w:name w:val="904EAE0702E64FDD834909B072201100"/>
     <w:rsid w:val="006B54D9"/>
-    <w:rPr>
-      <w:lang w:val="en-DK" w:eastAsia="en-DK"/>
-    </w:rPr>
   </w:style>
   <w:style w:type="paragraph" w:customStyle="1" w:styleId="1078727C89D447F78487592CAFDEAEC5">
     <w:name w:val="1078727C89D447F78487592CAFDEAEC5"/>
     <w:rsid w:val="006B54D9"/>
-    <w:rPr>
-      <w:lang w:val="en-DK" w:eastAsia="en-DK"/>
-    </w:rPr>
   </w:style>
   <w:style w:type="paragraph" w:customStyle="1" w:styleId="BA3469668F5C42F6A24E4E7A2916383B">
     <w:name w:val="BA3469668F5C42F6A24E4E7A2916383B"/>
     <w:rsid w:val="006B54D9"/>
-    <w:rPr>
-      <w:lang w:val="en-DK" w:eastAsia="en-DK"/>
-    </w:rPr>
   </w:style>
   <w:style w:type="paragraph" w:customStyle="1" w:styleId="BD47608D99F847F994AA7F5C084CC5C2">
     <w:name w:val="BD47608D99F847F994AA7F5C084CC5C2"/>
     <w:rsid w:val="006B54D9"/>
-    <w:rPr>
-      <w:lang w:val="en-DK" w:eastAsia="en-DK"/>
-    </w:rPr>
   </w:style>
   <w:style w:type="paragraph" w:customStyle="1" w:styleId="7595D04729C746368A6CB2DB021D8B31">
     <w:name w:val="7595D04729C746368A6CB2DB021D8B31"/>
     <w:rsid w:val="006B54D9"/>
-    <w:rPr>
-      <w:lang w:val="en-DK" w:eastAsia="en-DK"/>
-    </w:rPr>
   </w:style>
   <w:style w:type="paragraph" w:customStyle="1" w:styleId="57B44C4EB4EA4A49BB0A3FEAB109BFD5">
     <w:name w:val="57B44C4EB4EA4A49BB0A3FEAB109BFD5"/>
     <w:rsid w:val="006B54D9"/>
-    <w:rPr>
-      <w:lang w:val="en-DK" w:eastAsia="en-DK"/>
-    </w:rPr>
   </w:style>
   <w:style w:type="paragraph" w:customStyle="1" w:styleId="57E067C632864CF9BD4E16F397424D39">
     <w:name w:val="57E067C632864CF9BD4E16F397424D39"/>
     <w:rsid w:val="006B54D9"/>
-    <w:rPr>
-      <w:lang w:val="en-DK" w:eastAsia="en-DK"/>
-    </w:rPr>
   </w:style>
   <w:style w:type="paragraph" w:customStyle="1" w:styleId="823661B824FF4197BD0C49C4A7854F72">
     <w:name w:val="823661B824FF4197BD0C49C4A7854F72"/>
     <w:rsid w:val="006B54D9"/>
-    <w:rPr>
-      <w:lang w:val="en-DK" w:eastAsia="en-DK"/>
-    </w:rPr>
   </w:style>
   <w:style w:type="paragraph" w:customStyle="1" w:styleId="1AA110F6BABD4FC98240948FFF9BCDD1">
     <w:name w:val="1AA110F6BABD4FC98240948FFF9BCDD1"/>
     <w:rsid w:val="006B54D9"/>
-    <w:rPr>
-      <w:lang w:val="en-DK" w:eastAsia="en-DK"/>
-    </w:rPr>
   </w:style>
   <w:style w:type="paragraph" w:customStyle="1" w:styleId="6F4BC9DB2E4B4FC1AAA9E20E83280E12">
     <w:name w:val="6F4BC9DB2E4B4FC1AAA9E20E83280E12"/>
     <w:rsid w:val="006B54D9"/>
-    <w:rPr>
-      <w:lang w:val="en-DK" w:eastAsia="en-DK"/>
-    </w:rPr>
   </w:style>
   <w:style w:type="paragraph" w:customStyle="1" w:styleId="679C7827B2C6403F9BD151CB11F7515C">
     <w:name w:val="679C7827B2C6403F9BD151CB11F7515C"/>
     <w:rsid w:val="006B54D9"/>
-    <w:rPr>
-      <w:lang w:val="en-DK" w:eastAsia="en-DK"/>
-    </w:rPr>
   </w:style>
   <w:style w:type="paragraph" w:customStyle="1" w:styleId="8AD5AFF50EB248918B025654D2F454E4">
     <w:name w:val="8AD5AFF50EB248918B025654D2F454E4"/>
     <w:rsid w:val="006B54D9"/>
-    <w:rPr>
-      <w:lang w:val="en-DK" w:eastAsia="en-DK"/>
-    </w:rPr>
   </w:style>
   <w:style w:type="paragraph" w:customStyle="1" w:styleId="B8AA09E9E41A4526993958CA31622ECB">
     <w:name w:val="B8AA09E9E41A4526993958CA31622ECB"/>
     <w:rsid w:val="006B54D9"/>
-    <w:rPr>
-      <w:lang w:val="en-DK" w:eastAsia="en-DK"/>
-    </w:rPr>
   </w:style>
   <w:style w:type="paragraph" w:customStyle="1" w:styleId="F135EFDE6EE24E258FF611E1BC0AF56F">
     <w:name w:val="F135EFDE6EE24E258FF611E1BC0AF56F"/>
     <w:rsid w:val="006B54D9"/>
-    <w:rPr>
-      <w:lang w:val="en-DK" w:eastAsia="en-DK"/>
-    </w:rPr>
   </w:style>
   <w:style w:type="paragraph" w:customStyle="1" w:styleId="76E1CB52F4DF4EFF9219C9F72AAACA8F">
     <w:name w:val="76E1CB52F4DF4EFF9219C9F72AAACA8F"/>
     <w:rsid w:val="006B54D9"/>
-    <w:rPr>
-      <w:lang w:val="en-DK" w:eastAsia="en-DK"/>
-    </w:rPr>
   </w:style>
   <w:style w:type="paragraph" w:customStyle="1" w:styleId="6D30DE2452C44EA08BA8A860A5A2A18C">
     <w:name w:val="6D30DE2452C44EA08BA8A860A5A2A18C"/>
     <w:rsid w:val="006B54D9"/>
-    <w:rPr>
-      <w:lang w:val="en-DK" w:eastAsia="en-DK"/>
-    </w:rPr>
   </w:style>
   <w:style w:type="paragraph" w:customStyle="1" w:styleId="BFB34D157DEB46669EFC16241E93EBE9">
     <w:name w:val="BFB34D157DEB46669EFC16241E93EBE9"/>
     <w:rsid w:val="006B54D9"/>
-    <w:rPr>
-      <w:lang w:val="en-DK" w:eastAsia="en-DK"/>
-    </w:rPr>
   </w:style>
   <w:style w:type="paragraph" w:customStyle="1" w:styleId="9D086F6E53394129AF0F80B519C84D8E">
     <w:name w:val="9D086F6E53394129AF0F80B519C84D8E"/>
@@ -5444,246 +5140,302 @@
   <w:style w:type="paragraph" w:customStyle="1" w:styleId="DA55146D56224950811B0296D95A245E">
     <w:name w:val="DA55146D56224950811B0296D95A245E"/>
     <w:rsid w:val="006B54D9"/>
-    <w:rPr>
-      <w:lang w:val="en-DK" w:eastAsia="en-DK"/>
-    </w:rPr>
   </w:style>
   <w:style w:type="paragraph" w:customStyle="1" w:styleId="4821E269CFA34108A45D3F3A9C7B2D53">
     <w:name w:val="4821E269CFA34108A45D3F3A9C7B2D53"/>
     <w:rsid w:val="006B54D9"/>
-    <w:rPr>
-      <w:lang w:val="en-DK" w:eastAsia="en-DK"/>
-    </w:rPr>
   </w:style>
   <w:style w:type="paragraph" w:customStyle="1" w:styleId="8120924FFFA044C08104EA3EAE5339D0">
     <w:name w:val="8120924FFFA044C08104EA3EAE5339D0"/>
     <w:rsid w:val="006B54D9"/>
-    <w:rPr>
-      <w:lang w:val="en-DK" w:eastAsia="en-DK"/>
-    </w:rPr>
   </w:style>
   <w:style w:type="paragraph" w:customStyle="1" w:styleId="C8CB4A074B504966AECC5951E8AEB8AE">
     <w:name w:val="C8CB4A074B504966AECC5951E8AEB8AE"/>
     <w:rsid w:val="006B54D9"/>
-    <w:rPr>
-      <w:lang w:val="en-DK" w:eastAsia="en-DK"/>
-    </w:rPr>
   </w:style>
   <w:style w:type="paragraph" w:customStyle="1" w:styleId="FA0881BF698E44D8ABF5558F65655BCF">
     <w:name w:val="FA0881BF698E44D8ABF5558F65655BCF"/>
     <w:rsid w:val="006B54D9"/>
-    <w:rPr>
-      <w:lang w:val="en-DK" w:eastAsia="en-DK"/>
-    </w:rPr>
   </w:style>
   <w:style w:type="paragraph" w:customStyle="1" w:styleId="F36BFA99BE48419691E6B5A17389C689">
     <w:name w:val="F36BFA99BE48419691E6B5A17389C689"/>
     <w:rsid w:val="006B54D9"/>
-    <w:rPr>
-      <w:lang w:val="en-DK" w:eastAsia="en-DK"/>
-    </w:rPr>
   </w:style>
   <w:style w:type="paragraph" w:customStyle="1" w:styleId="06834673B62A4F78BCECCA05C1C32D94">
     <w:name w:val="06834673B62A4F78BCECCA05C1C32D94"/>
     <w:rsid w:val="006B54D9"/>
-    <w:rPr>
-      <w:lang w:val="en-DK" w:eastAsia="en-DK"/>
-    </w:rPr>
   </w:style>
   <w:style w:type="paragraph" w:customStyle="1" w:styleId="3AF5A4A7569C4AF4A6A80FC9F1049E42">
     <w:name w:val="3AF5A4A7569C4AF4A6A80FC9F1049E42"/>
     <w:rsid w:val="006B54D9"/>
-    <w:rPr>
-      <w:lang w:val="en-DK" w:eastAsia="en-DK"/>
-    </w:rPr>
   </w:style>
   <w:style w:type="paragraph" w:customStyle="1" w:styleId="6065D913E1EE43B3B1280DCD595AE35E">
     <w:name w:val="6065D913E1EE43B3B1280DCD595AE35E"/>
     <w:rsid w:val="006B54D9"/>
-    <w:rPr>
-      <w:lang w:val="en-DK" w:eastAsia="en-DK"/>
-    </w:rPr>
   </w:style>
   <w:style w:type="paragraph" w:customStyle="1" w:styleId="4CA4335A3EFE44E28137DC764A3E8BA6">
     <w:name w:val="4CA4335A3EFE44E28137DC764A3E8BA6"/>
     <w:rsid w:val="006B54D9"/>
-    <w:rPr>
-      <w:lang w:val="en-DK" w:eastAsia="en-DK"/>
-    </w:rPr>
   </w:style>
   <w:style w:type="paragraph" w:customStyle="1" w:styleId="3EFC22D9D38D42EB97B970BA395654AB">
     <w:name w:val="3EFC22D9D38D42EB97B970BA395654AB"/>
     <w:rsid w:val="006B54D9"/>
-    <w:rPr>
-      <w:lang w:val="en-DK" w:eastAsia="en-DK"/>
-    </w:rPr>
   </w:style>
   <w:style w:type="paragraph" w:customStyle="1" w:styleId="5ED82037EC1B4DEAAC65613536F1C4F1">
     <w:name w:val="5ED82037EC1B4DEAAC65613536F1C4F1"/>
     <w:rsid w:val="006B54D9"/>
-    <w:rPr>
-      <w:lang w:val="en-DK" w:eastAsia="en-DK"/>
-    </w:rPr>
   </w:style>
   <w:style w:type="paragraph" w:customStyle="1" w:styleId="273B8D3616294AD0A2605C5BB8F2EC19">
     <w:name w:val="273B8D3616294AD0A2605C5BB8F2EC19"/>
     <w:rsid w:val="006B54D9"/>
-    <w:rPr>
-      <w:lang w:val="en-DK" w:eastAsia="en-DK"/>
-    </w:rPr>
   </w:style>
   <w:style w:type="paragraph" w:customStyle="1" w:styleId="6908486889C04068B901C601F2114DFC">
     <w:name w:val="6908486889C04068B901C601F2114DFC"/>
     <w:rsid w:val="006B54D9"/>
-    <w:rPr>
-      <w:lang w:val="en-DK" w:eastAsia="en-DK"/>
-    </w:rPr>
   </w:style>
   <w:style w:type="paragraph" w:customStyle="1" w:styleId="A476AB7DB70A45BBB6AFE6E1B708FEA5">
     <w:name w:val="A476AB7DB70A45BBB6AFE6E1B708FEA5"/>
     <w:rsid w:val="006B54D9"/>
-    <w:rPr>
-      <w:lang w:val="en-DK" w:eastAsia="en-DK"/>
-    </w:rPr>
   </w:style>
   <w:style w:type="paragraph" w:customStyle="1" w:styleId="CA9C8A5C6AE24F05AE436BA3000BC8B2">
     <w:name w:val="CA9C8A5C6AE24F05AE436BA3000BC8B2"/>
     <w:rsid w:val="006B54D9"/>
-    <w:rPr>
-      <w:lang w:val="en-DK" w:eastAsia="en-DK"/>
-    </w:rPr>
   </w:style>
   <w:style w:type="paragraph" w:customStyle="1" w:styleId="09354C34D5D74F00A340A1FC9BE233A5">
     <w:name w:val="09354C34D5D74F00A340A1FC9BE233A5"/>
     <w:rsid w:val="006B54D9"/>
-    <w:rPr>
-      <w:lang w:val="en-DK" w:eastAsia="en-DK"/>
-    </w:rPr>
   </w:style>
   <w:style w:type="paragraph" w:customStyle="1" w:styleId="38864A908D2E402CB3A5939E6389E6D3">
     <w:name w:val="38864A908D2E402CB3A5939E6389E6D3"/>
     <w:rsid w:val="006B54D9"/>
-    <w:rPr>
-      <w:lang w:val="en-DK" w:eastAsia="en-DK"/>
-    </w:rPr>
   </w:style>
   <w:style w:type="paragraph" w:customStyle="1" w:styleId="C84A59C0C35B4252B73C2408734D9E46">
     <w:name w:val="C84A59C0C35B4252B73C2408734D9E46"/>
     <w:rsid w:val="006B54D9"/>
-    <w:rPr>
-      <w:lang w:val="en-DK" w:eastAsia="en-DK"/>
-    </w:rPr>
   </w:style>
   <w:style w:type="paragraph" w:customStyle="1" w:styleId="F16CCDBA97A9430089C4B64512FF83D9">
     <w:name w:val="F16CCDBA97A9430089C4B64512FF83D9"/>
     <w:rsid w:val="006B54D9"/>
-    <w:rPr>
-      <w:lang w:val="en-DK" w:eastAsia="en-DK"/>
-    </w:rPr>
   </w:style>
   <w:style w:type="paragraph" w:customStyle="1" w:styleId="C4B61A5AF8F6482B85E66C59A91995D3">
     <w:name w:val="C4B61A5AF8F6482B85E66C59A91995D3"/>
     <w:rsid w:val="006B54D9"/>
-    <w:rPr>
-      <w:lang w:val="en-DK" w:eastAsia="en-DK"/>
-    </w:rPr>
   </w:style>
   <w:style w:type="paragraph" w:customStyle="1" w:styleId="83184545BBDF44D18F84164F33B3D480">
     <w:name w:val="83184545BBDF44D18F84164F33B3D480"/>
     <w:rsid w:val="006B54D9"/>
-    <w:rPr>
-      <w:lang w:val="en-DK" w:eastAsia="en-DK"/>
-    </w:rPr>
   </w:style>
   <w:style w:type="paragraph" w:customStyle="1" w:styleId="18F5B01769BE4E38B8F4459849AEBF88">
     <w:name w:val="18F5B01769BE4E38B8F4459849AEBF88"/>
     <w:rsid w:val="006B54D9"/>
-    <w:rPr>
-      <w:lang w:val="en-DK" w:eastAsia="en-DK"/>
-    </w:rPr>
   </w:style>
   <w:style w:type="paragraph" w:customStyle="1" w:styleId="A80BC44280244AB0A2436109F4BEE476">
     <w:name w:val="A80BC44280244AB0A2436109F4BEE476"/>
     <w:rsid w:val="006B54D9"/>
-    <w:rPr>
-      <w:lang w:val="en-DK" w:eastAsia="en-DK"/>
-    </w:rPr>
   </w:style>
   <w:style w:type="paragraph" w:customStyle="1" w:styleId="F37E5C80E1504B6EA3A0A8E4756F6F0D">
     <w:name w:val="F37E5C80E1504B6EA3A0A8E4756F6F0D"/>
     <w:rsid w:val="006B54D9"/>
-    <w:rPr>
-      <w:lang w:val="en-DK" w:eastAsia="en-DK"/>
-    </w:rPr>
   </w:style>
   <w:style w:type="paragraph" w:customStyle="1" w:styleId="F389DFD398DB45BD937802651A85DEBF">
     <w:name w:val="F389DFD398DB45BD937802651A85DEBF"/>
     <w:rsid w:val="006B54D9"/>
-    <w:rPr>
-      <w:lang w:val="en-DK" w:eastAsia="en-DK"/>
-    </w:rPr>
   </w:style>
   <w:style w:type="paragraph" w:customStyle="1" w:styleId="C9FC13CF3AAE4A2983245B9379891F2C">
     <w:name w:val="C9FC13CF3AAE4A2983245B9379891F2C"/>
     <w:rsid w:val="006B54D9"/>
-    <w:rPr>
-      <w:lang w:val="en-DK" w:eastAsia="en-DK"/>
-    </w:rPr>
   </w:style>
   <w:style w:type="paragraph" w:customStyle="1" w:styleId="EE2A6BCE407843CAA6AB6DF0BE9AF72D">
     <w:name w:val="EE2A6BCE407843CAA6AB6DF0BE9AF72D"/>
     <w:rsid w:val="006B54D9"/>
-    <w:rPr>
-      <w:lang w:val="en-DK" w:eastAsia="en-DK"/>
-    </w:rPr>
   </w:style>
   <w:style w:type="paragraph" w:customStyle="1" w:styleId="DD524D72013A438A8DE7D30E3C6C9DF3">
     <w:name w:val="DD524D72013A438A8DE7D30E3C6C9DF3"/>
     <w:rsid w:val="006B54D9"/>
-    <w:rPr>
-      <w:lang w:val="en-DK" w:eastAsia="en-DK"/>
-    </w:rPr>
   </w:style>
   <w:style w:type="paragraph" w:customStyle="1" w:styleId="12561A6D42ED4DE8AB8AA48F97A885D2">
     <w:name w:val="12561A6D42ED4DE8AB8AA48F97A885D2"/>
     <w:rsid w:val="006B54D9"/>
-    <w:rPr>
-      <w:lang w:val="en-DK" w:eastAsia="en-DK"/>
-    </w:rPr>
   </w:style>
   <w:style w:type="paragraph" w:customStyle="1" w:styleId="FA8DBAD0C4754D97A8C2D9D5DB16E906">
     <w:name w:val="FA8DBAD0C4754D97A8C2D9D5DB16E906"/>
     <w:rsid w:val="006B54D9"/>
-    <w:rPr>
-      <w:lang w:val="en-DK" w:eastAsia="en-DK"/>
-    </w:rPr>
   </w:style>
   <w:style w:type="paragraph" w:customStyle="1" w:styleId="849A62AFE1EC4A2F9421F33F3DE7C983">
     <w:name w:val="849A62AFE1EC4A2F9421F33F3DE7C983"/>
     <w:rsid w:val="006B54D9"/>
-    <w:rPr>
-      <w:lang w:val="en-DK" w:eastAsia="en-DK"/>
-    </w:rPr>
   </w:style>
   <w:style w:type="paragraph" w:customStyle="1" w:styleId="8B2D40E0D6CD499A8870A53439922201">
     <w:name w:val="8B2D40E0D6CD499A8870A53439922201"/>
     <w:rsid w:val="006B54D9"/>
-    <w:rPr>
-      <w:lang w:val="en-DK" w:eastAsia="en-DK"/>
-    </w:rPr>
   </w:style>
   <w:style w:type="paragraph" w:customStyle="1" w:styleId="B805ED04338344559064C7EC7885C817">
     <w:name w:val="B805ED04338344559064C7EC7885C817"/>
     <w:rsid w:val="006B54D9"/>
-    <w:rPr>
-      <w:lang w:val="en-DK" w:eastAsia="en-DK"/>
-    </w:rPr>
   </w:style>
   <w:style w:type="paragraph" w:customStyle="1" w:styleId="B6ACC8E91A5A47B399E873A1B7946263">
     <w:name w:val="B6ACC8E91A5A47B399E873A1B7946263"/>
     <w:rsid w:val="006B54D9"/>
+  </w:style>
+  <w:style w:type="paragraph" w:customStyle="1" w:styleId="815467C8C27E47CCB4441735D46D6502">
+    <w:name w:val="815467C8C27E47CCB4441735D46D6502"/>
+    <w:rsid w:val="00973FDF"/>
     <w:rPr>
-      <w:lang w:val="en-DK" w:eastAsia="en-DK"/>
+      <w:lang w:val="da-DK" w:eastAsia="da-DK"/>
+    </w:rPr>
+  </w:style>
+  <w:style w:type="paragraph" w:customStyle="1" w:styleId="70B14F3F1EAF42A6B9085E7A679AA8C5">
+    <w:name w:val="70B14F3F1EAF42A6B9085E7A679AA8C5"/>
+    <w:rsid w:val="00973FDF"/>
+    <w:rPr>
+      <w:lang w:val="da-DK" w:eastAsia="da-DK"/>
+    </w:rPr>
+  </w:style>
+  <w:style w:type="paragraph" w:customStyle="1" w:styleId="023F7E78B5BC4736952360AB54125FD7">
+    <w:name w:val="023F7E78B5BC4736952360AB54125FD7"/>
+    <w:rsid w:val="00973FDF"/>
+    <w:rPr>
+      <w:lang w:val="da-DK" w:eastAsia="da-DK"/>
+    </w:rPr>
+  </w:style>
+  <w:style w:type="paragraph" w:customStyle="1" w:styleId="E9E1B4114B934A1B8802E7448B481D98">
+    <w:name w:val="E9E1B4114B934A1B8802E7448B481D98"/>
+    <w:rsid w:val="00973FDF"/>
+    <w:rPr>
+      <w:lang w:val="da-DK" w:eastAsia="da-DK"/>
+    </w:rPr>
+  </w:style>
+  <w:style w:type="paragraph" w:customStyle="1" w:styleId="B0ABFD8A52BA4FA9A075AF41A12E385E">
+    <w:name w:val="B0ABFD8A52BA4FA9A075AF41A12E385E"/>
+    <w:rsid w:val="00973FDF"/>
+    <w:rPr>
+      <w:lang w:val="da-DK" w:eastAsia="da-DK"/>
+    </w:rPr>
+  </w:style>
+  <w:style w:type="paragraph" w:customStyle="1" w:styleId="D1051E18608044F4A46E568FC07E99A6">
+    <w:name w:val="D1051E18608044F4A46E568FC07E99A6"/>
+    <w:rsid w:val="00973FDF"/>
+    <w:rPr>
+      <w:lang w:val="da-DK" w:eastAsia="da-DK"/>
+    </w:rPr>
+  </w:style>
+  <w:style w:type="paragraph" w:customStyle="1" w:styleId="B4D64F17CDF44354A8BAC5C51C049C3F">
+    <w:name w:val="B4D64F17CDF44354A8BAC5C51C049C3F"/>
+    <w:rsid w:val="00973FDF"/>
+    <w:rPr>
+      <w:lang w:val="da-DK" w:eastAsia="da-DK"/>
+    </w:rPr>
+  </w:style>
+  <w:style w:type="paragraph" w:customStyle="1" w:styleId="8ED9BB5F0A554A2683AD42F0A149F394">
+    <w:name w:val="8ED9BB5F0A554A2683AD42F0A149F394"/>
+    <w:rsid w:val="00973FDF"/>
+    <w:rPr>
+      <w:lang w:val="da-DK" w:eastAsia="da-DK"/>
+    </w:rPr>
+  </w:style>
+  <w:style w:type="paragraph" w:customStyle="1" w:styleId="0EE6D5F5BF6E4462ABCAF75F83CE80D1">
+    <w:name w:val="0EE6D5F5BF6E4462ABCAF75F83CE80D1"/>
+    <w:rsid w:val="00973FDF"/>
+    <w:rPr>
+      <w:lang w:val="da-DK" w:eastAsia="da-DK"/>
+    </w:rPr>
+  </w:style>
+  <w:style w:type="paragraph" w:customStyle="1" w:styleId="5F53A6F372444E9D9A7074BF7A4DA919">
+    <w:name w:val="5F53A6F372444E9D9A7074BF7A4DA919"/>
+    <w:rsid w:val="00973FDF"/>
+    <w:rPr>
+      <w:lang w:val="da-DK" w:eastAsia="da-DK"/>
+    </w:rPr>
+  </w:style>
+  <w:style w:type="paragraph" w:customStyle="1" w:styleId="F26F8BD1B1D84338A639F84AE1C496A3">
+    <w:name w:val="F26F8BD1B1D84338A639F84AE1C496A3"/>
+    <w:rsid w:val="00973FDF"/>
+    <w:rPr>
+      <w:lang w:val="da-DK" w:eastAsia="da-DK"/>
+    </w:rPr>
+  </w:style>
+  <w:style w:type="paragraph" w:customStyle="1" w:styleId="9EA36AA76EAD4921A7FA1564417BF7E3">
+    <w:name w:val="9EA36AA76EAD4921A7FA1564417BF7E3"/>
+    <w:rsid w:val="00973FDF"/>
+    <w:rPr>
+      <w:lang w:val="da-DK" w:eastAsia="da-DK"/>
+    </w:rPr>
+  </w:style>
+  <w:style w:type="paragraph" w:customStyle="1" w:styleId="0A0364A35AB34F03B1D73909F7079D30">
+    <w:name w:val="0A0364A35AB34F03B1D73909F7079D30"/>
+    <w:rsid w:val="00973FDF"/>
+    <w:rPr>
+      <w:lang w:val="da-DK" w:eastAsia="da-DK"/>
+    </w:rPr>
+  </w:style>
+  <w:style w:type="paragraph" w:customStyle="1" w:styleId="E3B5408407564983ACBE851511337BB1">
+    <w:name w:val="E3B5408407564983ACBE851511337BB1"/>
+    <w:rsid w:val="00973FDF"/>
+    <w:rPr>
+      <w:lang w:val="da-DK" w:eastAsia="da-DK"/>
+    </w:rPr>
+  </w:style>
+  <w:style w:type="paragraph" w:customStyle="1" w:styleId="94AB9016F7DC4FB5BD969618F6BE5327">
+    <w:name w:val="94AB9016F7DC4FB5BD969618F6BE5327"/>
+    <w:rsid w:val="00973FDF"/>
+    <w:rPr>
+      <w:lang w:val="da-DK" w:eastAsia="da-DK"/>
+    </w:rPr>
+  </w:style>
+  <w:style w:type="paragraph" w:customStyle="1" w:styleId="E70C2A64DDD44A4D98D6ED86CD0CD5B7">
+    <w:name w:val="E70C2A64DDD44A4D98D6ED86CD0CD5B7"/>
+    <w:rsid w:val="00973FDF"/>
+    <w:rPr>
+      <w:lang w:val="da-DK" w:eastAsia="da-DK"/>
+    </w:rPr>
+  </w:style>
+  <w:style w:type="paragraph" w:customStyle="1" w:styleId="CF8A8CFCAB744892B3BE800D54AECEAB">
+    <w:name w:val="CF8A8CFCAB744892B3BE800D54AECEAB"/>
+    <w:rsid w:val="00973FDF"/>
+    <w:rPr>
+      <w:lang w:val="da-DK" w:eastAsia="da-DK"/>
+    </w:rPr>
+  </w:style>
+  <w:style w:type="paragraph" w:customStyle="1" w:styleId="240EFA06555D49DE875D68C56ADE78C9">
+    <w:name w:val="240EFA06555D49DE875D68C56ADE78C9"/>
+    <w:rsid w:val="00973FDF"/>
+    <w:rPr>
+      <w:lang w:val="da-DK" w:eastAsia="da-DK"/>
+    </w:rPr>
+  </w:style>
+  <w:style w:type="paragraph" w:customStyle="1" w:styleId="14D1166E8BC848C9B60DE5D9EF2A7599">
+    <w:name w:val="14D1166E8BC848C9B60DE5D9EF2A7599"/>
+    <w:rsid w:val="00973FDF"/>
+    <w:rPr>
+      <w:lang w:val="da-DK" w:eastAsia="da-DK"/>
+    </w:rPr>
+  </w:style>
+  <w:style w:type="paragraph" w:customStyle="1" w:styleId="C2BF165AD46C4E1C80671017ED2701EC">
+    <w:name w:val="C2BF165AD46C4E1C80671017ED2701EC"/>
+    <w:rsid w:val="00973FDF"/>
+    <w:rPr>
+      <w:lang w:val="da-DK" w:eastAsia="da-DK"/>
+    </w:rPr>
+  </w:style>
+  <w:style w:type="paragraph" w:customStyle="1" w:styleId="16D4E2FA63AA431AB5D94AC90CB35FD8">
+    <w:name w:val="16D4E2FA63AA431AB5D94AC90CB35FD8"/>
+    <w:rsid w:val="00973FDF"/>
+    <w:rPr>
+      <w:lang w:val="da-DK" w:eastAsia="da-DK"/>
+    </w:rPr>
+  </w:style>
+  <w:style w:type="paragraph" w:customStyle="1" w:styleId="F9634A3342F049E689C1111434229713">
+    <w:name w:val="F9634A3342F049E689C1111434229713"/>
+    <w:rsid w:val="00973FDF"/>
+    <w:rPr>
+      <w:lang w:val="da-DK" w:eastAsia="da-DK"/>
+    </w:rPr>
+  </w:style>
+  <w:style w:type="paragraph" w:customStyle="1" w:styleId="F47047BBF579449785775C999D815EAB">
+    <w:name w:val="F47047BBF579449785775C999D815EAB"/>
+    <w:rsid w:val="00973FDF"/>
+    <w:rPr>
+      <w:lang w:val="da-DK" w:eastAsia="da-DK"/>
     </w:rPr>
   </w:style>
 </w:styles>
@@ -6016,6 +5768,9 @@
   <wetp:taskpane dockstate="right" visibility="0" width="350" row="1">
     <wetp:webextensionref xmlns:r="http://schemas.openxmlformats.org/officeDocument/2006/relationships" r:id="rId1"/>
   </wetp:taskpane>
+  <wetp:taskpane dockstate="right" visibility="0" width="350" row="1">
+    <wetp:webextensionref xmlns:r="http://schemas.openxmlformats.org/officeDocument/2006/relationships" r:id="rId2"/>
+  </wetp:taskpane>
 </wetp:taskpanes>
 </file>
 
@@ -6031,9 +5786,19 @@
 </we:webextension>
 </file>
 
-<file path=customXml/item1.xml>��< ? x m l   v e r s i o n = " 1 . 0 "   e n c o d i n g = " u t f - 1 6 " ? > - 
- < N a v W o r d R e p o r t X m l P a r t   x m l n s = " u r n : m i c r o s o f t - d y n a m i c s - b u s i n e s s c e n t r a l / i n t e r n a l / e x t e n d e d / r e p o r t s / S t a n d a r d _ S a l e s _ D r a f t _ I n v o i c e / 1 3 0 3 / " > +<file path=word/webextensions/webextension2.xml><?xml version="1.0" encoding="utf-8"?>
+<we:webextension xmlns:we="http://schemas.microsoft.com/office/webextensions/webextension/2010/11" id="{13E91185-2193-4F4B-BE77-2F54D4EE3C3E}">
+  <we:reference id="wa200007356" version="2.0.0.1" store="en-US" storeType="OMEX"/>
+  <we:alternateReferences>
+    <we:reference id="WA200007356" version="2.0.0.1" store="WA200007356" storeType="OMEX"/>
+  </we:alternateReferences>
+  <we:properties/>
+  <we:bindings/>
+  <we:snapshot xmlns:r="http://schemas.openxmlformats.org/officeDocument/2006/relationships"/>
+</we:webextension>
+</file>
+
+<file path=customXml/item1.xml>��< ? x m l   v e r s i o n = " 1 . 0 "   e n c o d i n g = " u t f - 1 6 " ? > < N a v W o r d R e p o r t X m l P a r t   x m l n s = " u r n : m i c r o s o f t - d y n a m i c s - n a v / r e p o r t s / S t a n d a r d _ S a l e s _ D r a f t _ I n v o i c e / 1 3 0 3 / " >   
      < B C R e p o r t I n f o r m a t i o n >   
@@ -6097,829 +5862,477 @@
  
          < / R e p o r t R e q u e s t >   
-         < C o m p a n y M e t a d a t a > - 
-             < C o m p a n y N a m e > C o m p a n y   N a m e < / C o m p a n y N a m e > - 
-             < C o m p a n y D i s p l a y N a m e > C o m p a n y   D i s p l a y   N a m e < / C o m p a n y D i s p l a y N a m e > - 
-             < C o m p a n y A d d r e s s L i n e s > - 
-                 < C o m p a n y A d d r e s s L i n e > C o m p a n y   A d d r e s s   L i n e   1 < / C o m p a n y A d d r e s s L i n e > - 
-                 < C o m p a n y A d d r e s s L i n e > C o m p a n y   A d d r e s s   L i n e   2 < / C o m p a n y A d d r e s s L i n e > - 
-                 < C o m p a n y A d d r e s s L i n e > C o m p a n y   A d d r e s s   L i n e   3 < / C o m p a n y A d d r e s s L i n e > - 
-                 < C o m p a n y A d d r e s s L i n e > C o m p a n y   A d d r e s s   L i n e   4 < / C o m p a n y A d d r e s s L i n e > - 
-                 < C o m p a n y A d d r e s s L i n e > C o m p a n y   A d d r e s s   L i n e   5 < / C o m p a n y A d d r e s s L i n e > - 
-                 < C o m p a n y A d d r e s s L i n e > C o m p a n y   A d d r e s s   L i n e   6 < / C o m p a n y A d d r e s s L i n e > - 
-                 < C o m p a n y A d d r e s s L i n e > C o m p a n y   A d d r e s s   L i n e   7 < / C o m p a n y A d d r e s s L i n e > - 
-                 < C o m p a n y A d d r e s s L i n e > C o m p a n y   A d d r e s s   L i n e   8 < / C o m p a n y A d d r e s s L i n e > - 
-             < / C o m p a n y A d d r e s s L i n e s > - 
-             < C o m p a n y P h o n e > C o m p a n y   P h o n e < / C o m p a n y P h o n e > - 
-             < C o m p a n y P h o n e C a p t i o n > C o m p a n y   P h o n e   C a p t i o n < / C o m p a n y P h o n e C a p t i o n > - 
-             < C o m p a n y F a x N o > C o m p a n y   F a x   N o . < / C o m p a n y F a x N o > - 
-             < C o m p a n y F a x N o C a p t i o n > C o m p a n y   F a x   N o .   C a p t i o n < / C o m p a n y F a x N o C a p t i o n > - 
-             < C o m p a n y E m a i l > C o m p a n y   E m a i l < / C o m p a n y E m a i l > - 
-             < C o m p a n y E m a i l C a p t i o n > C o m p a n y   E m a i l   C a p t i o n < / C o m p a n y E m a i l C a p t i o n > - 
-             < C o m p a n y H o m e P a g e > C o m p a n y   H o m e   P a g e < / C o m p a n y H o m e P a g e > - 
-             < C o m p a n y H o m e P a g e C a p t i o n > C o m p a n y   H o m e   P a g e   C a p t i o n < / C o m p a n y H o m e P a g e C a p t i o n > - 
-             < C o m p a n y L o g o > C o m p a n y   L o g o < / C o m p a n y L o g o > - 
-             < C o m p a n y V A T R e g i s t r a t i o n N o > C o m p a n y   V A T   R e g i s t r a t i o n   N o . < / C o m p a n y V A T R e g i s t r a t i o n N o > - 
-             < C o m p a n y V A T R e g i s t r a t i o n N o C a p t i o n > C o m p a n y   V A T   R e g i s t r a t i o n   N o .   C a p t i o n < / C o m p a n y V A T R e g i s t r a t i o n N o C a p t i o n > - 
-             < C o m p a n y R e g i s t r a t i o n N o > C o m p a n y   R e g i s t r a t i o n   N o . < / C o m p a n y R e g i s t r a t i o n N o > - 
-             < C o m p a n y R e g i s t r a t i o n N o C a p t i o n > C o m p a n y   R e g i s t r a t i o n   N o .   C a p t i o n < / C o m p a n y R e g i s t r a t i o n N o C a p t i o n > - 
-             < C o m p a n y B a n k N a m e > C o m p a n y   B a n k   N a m e < / C o m p a n y B a n k N a m e > - 
-             < C o m p a n y B a n k N a m e C a p t i o n > C o m p a n y   B a n k   N a m e   C a p t i o n < / C o m p a n y B a n k N a m e C a p t i o n > - 
-             < C o m p a n y B a n k A c c o u n t N o > C o m p a n y   B a n k   A c c o u n t   N o . < / C o m p a n y B a n k A c c o u n t N o > - 
-             < C o m p a n y B a n k A c c o u n t N o C a p t i o n > C o m p a n y   B a n k   A c c o u n t   N o .   C a p t i o n < / C o m p a n y B a n k A c c o u n t N o C a p t i o n > - 
-             < C o m p a n y B a n k B r a n c h N o > C o m p a n y   B a n k   B r a n c h   N o . < / C o m p a n y B a n k B r a n c h N o > - 
-             < C o m p a n y B a n k B r a n c h N o C a p t i o n > C o m p a n y   B a n k   B r a n c h   N o .   C a p t i o n < / C o m p a n y B a n k B r a n c h N o C a p t i o n > - 
-             < C o m p a n y I B A N > C o m p a n y   I B A N < / C o m p a n y I B A N > - 
-             < C o m p a n y I B A N C a p t i o n > C o m p a n y   I B A N   C a p t i o n < / C o m p a n y I B A N C a p t i o n > - 
-             < C o m p a n y B a n k S W I F T > C o m p a n y   B a n k   S W I F T < / C o m p a n y B a n k S W I F T > - 
-             < C o m p a n y B a n k S W I F T C a p t i o n > C o m p a n y   B a n k   S W I F T   C a p t i o n < / C o m p a n y B a n k S W I F T C a p t i o n > - 
-             < C o m p a n y G i r o N o > C o m p a n y   G i r o   N o . < / C o m p a n y G i r o N o > - 
-             < C o m p a n y G i r o N o C a p t i o n > C o m p a n y   G i r o   N o .   C a p t i o n < / C o m p a n y G i r o N o C a p t i o n > - 
-         < / C o m p a n y M e t a d a t a > - 
      < / B C R e p o r t I n f o r m a t i o n >   
-     < T o o l t i p s > - 
-         < T o o l t i p   c o l u m n = " C o m p a n y H o m e P a g e "   E l e m e n t I d = " 1 9 8 9 1 8 8 7 0 " > - 
-             < T o o l t i p T e x t   l a n g = " e n - U S " > S p e c i f i e s   y o u r   c o m p a n y ' s   w e b   s i t e . < / T o o l t i p T e x t > - 
-         < / T o o l t i p > - 
-         < T o o l t i p   c o l u m n = " C o m p a n y E M a i l "   E l e m e n t I d = " 1 6 7 7 0 7 4 0 5 8 " > - 
-             < T o o l t i p T e x t   l a n g = " e n - U S " > S p e c i f i e s   t h e   c o m p a n y ' s   e m a i l   a d d r e s s . < / T o o l t i p T e x t > - 
-         < / T o o l t i p > - 
-         < T o o l t i p   c o l u m n = " C o m p a n y P i c t u r e "   E l e m e n t I d = " 1 3 9 7 4 1 1 0 7 4 " > - 
-             < T o o l t i p T e x t   l a n g = " e n - U S " > S p e c i f i e s   t h e   p i c t u r e   t h a t   h a s   b e e n   s e t   u p   f o r   t h e   c o m p a n y ,   s u c h   a s   a   c o m p a n y   l o g o . < / T o o l t i p T e x t > - 
-         < / T o o l t i p > - 
-         < T o o l t i p   c o l u m n = " C o m p a n y P h o n e N o "   E l e m e n t I d = " 2 5 0 4 4 0 6 5 5 " > - 
-             < T o o l t i p T e x t   l a n g = " e n - U S " > S p e c i f i e s   t h e   c o m p a n y ' s   t e l e p h o n e   n u m b e r . < / T o o l t i p T e x t > - 
-         < / T o o l t i p > - 
-         < T o o l t i p   c o l u m n = " C o m p a n y G i r o N o "   E l e m e n t I d = " 1 3 6 0 1 9 6 3 2 0 " > - 
-             < T o o l t i p T e x t   l a n g = " e n - U S " > S p e c i f i e s   t h e   c o m p a n y ' s   g i r o   n u m b e r . < / T o o l t i p T e x t > - 
-         < / T o o l t i p > - 
-         < T o o l t i p   c o l u m n = " C o m p a n y B a n k N a m e "   E l e m e n t I d = " 1 5 3 4 9 0 5 6 0 5 " > - 
-             < T o o l t i p T e x t   l a n g = " e n - U S " > S p e c i f i e s   t h e   n a m e   o f   t h e   b a n k   w h e r e   y o u   h a v e   t h e   b a n k   a c c o u n t . < / T o o l t i p T e x t > - 
-         < / T o o l t i p > - 
-         < T o o l t i p   c o l u m n = " C o m p a n y B a n k B r a n c h N o "   E l e m e n t I d = " 7 9 3 1 3 3 0 5 7 " > - 
-             < T o o l t i p T e x t   l a n g = " e n - U S " > S p e c i f i e s   a   n u m b e r   o f   t h e   b a n k   b r a n c h . < / T o o l t i p T e x t > - 
-         < / T o o l t i p > - 
-         < T o o l t i p   c o l u m n = " C o m p a n y B a n k A c c o u n t N o "   E l e m e n t I d = " 3 0 1 4 0 2 0 4 " > - 
-             < T o o l t i p T e x t   l a n g = " e n - U S " > S p e c i f i e s   t h e   n u m b e r   u s e d   b y   t h e   b a n k   f o r   t h e   b a n k   a c c o u n t . < / T o o l t i p T e x t > - 
-         < / T o o l t i p > - 
-         < T o o l t i p   c o l u m n = " C o m p a n y I B A N "   E l e m e n t I d = " 9 0 6 5 4 9 1 8 2 " > - 
-             < T o o l t i p T e x t   l a n g = " e n - U S " > S p e c i f i e s   t h e   b a n k   a c c o u n t ' s   i n t e r n a t i o n a l   b a n k   a c c o u n t   n u m b e r . < / T o o l t i p T e x t > - 
-         < / T o o l t i p > - 
-         < T o o l t i p   c o l u m n = " C o m p a n y S W I F T "   E l e m e n t I d = " 6 6 8 2 5 0 2 4 5 " > - 
-             < T o o l t i p T e x t   l a n g = " e n - U S " > S p e c i f i e s   t h e   i n t e r n a t i o n a l   b a n k   i d e n t i f i e r   c o d e   ( S W I F T )   o f   t h e   b a n k   w h e r e   y o u   h a v e   t h e   a c c o u n t . < / T o o l t i p T e x t > - 
-         < / T o o l t i p > - 
-         < T o o l t i p   c o l u m n = " S e l l T o C o n t a c t P h o n e N o "   E l e m e n t I d = " 1 6 1 3 8 2 2 4 8 3 " > - 
-             < T o o l t i p T e x t   l a n g = " e n - U S " > S p e c i f i e s   t h e   c o n t a c t ' s   p h o n e   n u m b e r . < / T o o l t i p T e x t > - 
-         < / T o o l t i p > - 
-         < T o o l t i p   c o l u m n = " S e l l T o C o n t a c t M o b i l e P h o n e N o "   E l e m e n t I d = " 1 8 4 3 5 8 7 4 7 " > - 
-             < T o o l t i p T e x t   l a n g = " e n - U S " > S p e c i f i e s   t h e   c o n t a c t ' s   m o b i l e   t e l e p h o n e   n u m b e r . < / T o o l t i p T e x t > - 
-         < / T o o l t i p > - 
-         < T o o l t i p   c o l u m n = " S e l l T o C o n t a c t E m a i l "   E l e m e n t I d = " 2 6 2 8 2 4 5 6 4 " > - 
-             < T o o l t i p T e x t   l a n g = " e n - U S " > S p e c i f i e s   t h e   e m a i l   a d d r e s s   o f   t h e   c o n t a c t . < / T o o l t i p T e x t > - 
-         < / T o o l t i p > - 
-         < T o o l t i p   c o l u m n = " B i l l T o C o n t a c t P h o n e N o "   E l e m e n t I d = " 3 6 2 4 7 7 4 8 8 " > - 
-             < T o o l t i p T e x t   l a n g = " e n - U S " > S p e c i f i e s   t h e   c o n t a c t ' s   p h o n e   n u m b e r . < / T o o l t i p T e x t > - 
-         < / T o o l t i p > - 
-         < T o o l t i p   c o l u m n = " B i l l T o C o n t a c t M o b i l e P h o n e N o "   E l e m e n t I d = " 2 4 8 4 8 8 6 9 6 " > - 
-             < T o o l t i p T e x t   l a n g = " e n - U S " > S p e c i f i e s   t h e   c o n t a c t ' s   m o b i l e   t e l e p h o n e   n u m b e r . < / T o o l t i p T e x t > - 
-         < / T o o l t i p > - 
-         < T o o l t i p   c o l u m n = " B i l l T o C o n t a c t E m a i l "   E l e m e n t I d = " 3 3 5 8 2 7 8 9 5 " > - 
-             < T o o l t i p T e x t   l a n g = " e n - U S " > S p e c i f i e s   t h e   e m a i l   a d d r e s s   o f   t h e   c o n t a c t . < / T o o l t i p T e x t > - 
-         < / T o o l t i p > - 
-         < T o o l t i p   c o l u m n = " Y o u r R e f e r e n c e "   E l e m e n t I d = " 1 1 0 3 9 9 5 1 " > - 
-             < T o o l t i p T e x t   l a n g = " e n - U S " > S p e c i f i e s   t h e   c u s t o m e r ' s   r e f e r e n c e .   T h e   c o n t e n t   w i l l   b e   p r i n t e d   o n   s a l e s   d o c u m e n t s . < / T o o l t i p T e x t > - 
-         < / T o o l t i p > - 
-         < T o o l t i p   c o l u m n = " E x t e r n a l D o c u m e n t N o "   E l e m e n t I d = " 7 3 3 9 5 3 9 6 6 " > - 
-             < T o o l t i p T e x t   l a n g = " e n - U S " > S p e c i f i e s   a   d o c u m e n t   n u m b e r   t h a t   r e f e r s   t o   t h e   c u s t o m e r ' s   o r   v e n d o r ' s   n u m b e r i n g   s y s t e m . < / T o o l t i p T e x t > - 
-         < / T o o l t i p > - 
-         < T o o l t i p   c o l u m n = " S h i p m e n t M e t h o d D e s c r i p t i o n "   E l e m e n t I d = " 2 0 5 9 4 0 3 2 6 0 " > - 
-             < T o o l t i p T e x t   l a n g = " e n - U S " > S p e c i f i e s   a   d e s c r i p t i o n   o f   t h e   s h i p m e n t   m e t h o d . < / T o o l t i p T e x t > - 
-         < / T o o l t i p > - 
-         < T o o l t i p   c o l u m n = " S h i p T o P h o n e N o "   E l e m e n t I d = " 3 6 9 7 0 2 2 5 5 " > - 
-             < T o o l t i p T e x t   l a n g = " e n - U S " > S p e c i f i e s   t h e   t e l e p h o n e   n u m b e r   o f   t h e   c o m p a n y ' s   s h i p p i n g   a d d r e s s . < / T o o l t i p T e x t > - 
-         < / T o o l t i p > - 
-         < T o o l t i p   c o l u m n = " P a y m e n t T e r m s D e s c r i p t i o n "   E l e m e n t I d = " 2 0 3 8 7 4 2 7 0 0 " > - 
-             < T o o l t i p T e x t   l a n g = " e n - U S " > S p e c i f i e s   a n   e x p l a n a t i o n   o f   t h e   p a y m e n t   t e r m s . < / T o o l t i p T e x t > - 
-         < / T o o l t i p > - 
-         < T o o l t i p   c o l u m n = " P a y m e n t M e t h o d D e s c r i p t i o n "   E l e m e n t I d = " 5 8 5 7 5 7 9 7 4 " > - 
-             < T o o l t i p T e x t   l a n g = " e n - U S " > S p e c i f i e s   a   t e x t   t h a t   d e s c r i b e s   t h e   p a y m e n t   m e t h o d . < / T o o l t i p T e x t > - 
-         < / T o o l t i p > - 
-         < T o o l t i p   c o l u m n = " B i l l t o C u s t u m e r N o "   E l e m e n t I d = " 2 8 0 4 7 3 0 5 8 " > - 
-             < T o o l t i p T e x t   l a n g = " e n - U S " > S p e c i f i e s   t h e   n u m b e r   o f   t h e   c u s t o m e r   t h a t   y o u   s e n d   o r   s e n t   t h e   i n v o i c e   o r   c r e d i t   m e m o   t o . < / T o o l t i p T e x t > - 
-         < / T o o l t i p > - 
-         < T o o l t i p   c o l u m n = " D o c u m e n t N o "   E l e m e n t I d = " 9 7 0 3 5 0 5 3 9 " > - 
-             < T o o l t i p T e x t   l a n g = " e n - U S " > S p e c i f i e s   a   u n i q u e   n u m b e r   t h a t   i d e n t i f i e s   t h e   s a l e s   d o c u m e n t .   T h e   n u m b e r   c a n   b e   g e n e r a t e d   a u t o m a t i c a l l y   f r o m   a   n u m b e r   s e r i e s ,   o r   y o u   c a n   n u m b e r   e a c h   o f   t h e m   m a n u a l l y . < / T o o l t i p T e x t > - 
-         < / T o o l t i p > - 
-         < T o o l t i p   c o l u m n = " P r i c e s I n c l u d i n g V A T "   E l e m e n t I d = " 5 1 8 8 1 7 1 6 7 " > - 
-             < T o o l t i p T e x t   l a n g = " e n - U S " > S p e c i f i e s   i f   t h e   U n i t   P r i c e   a n d   L i n e   A m o u n t   f i e l d s   o n   d o c u m e n t   l i n e s   s h o u l d   b e   s h o w n   w i t h   o r   w i t h o u t   V A T . < / T o o l t i p T e x t > - 
-         < / T o o l t i p > - 
-         < T o o l t i p   c o l u m n = " S a l e s P e r s o n N a m e "   E l e m e n t I d = " 8 7 1 4 9 2 9 8 3 " > - 
-             < T o o l t i p T e x t   l a n g = " e n - U S " > S p e c i f i e s   t h e   n a m e   o f   t h e   s a l e s p e r s o n   o r   p u r c h a s e r . < / T o o l t i p T e x t > - 
-         < / T o o l t i p > - 
-         < T o o l t i p   c o l u m n = " S e l l t o C u s t o m e r N o "   E l e m e n t I d = " 2 0 5 0 6 4 7 3 4 9 " > - 
-             < T o o l t i p T e x t   l a n g = " e n - U S " > S p e c i f i e s   t h e   n u m b e r   o f   t h e   c u s t o m e r   t h a t   y o u ' r e   s e l l i n g   t o .   B y   d e f a u l t ,   t h e   s a m e   c u s t o m e r   i s   s u g g e s t e d   a s   t h e   s h i p - t o   c u s t o m e r .   I f   n e e d e d ,   y o u   c a n   s p e c i f y   a   d i f f e r e n t   s h i p - t o   c u s t o m e r   o n   t h e   d o c u m e n t . < / T o o l t i p T e x t > - 
-         < / T o o l t i p > - 
-         < T o o l t i p   c o l u m n = " L i n e N o _ L i n e "   E l e m e n t I d = " 6 9 8 9 8 5 9 7 9 " > - 
-             < T o o l t i p T e x t   l a n g = " e n - U S " > S p e c i f i e s   t h e   l i n e   n u m b e r . < / T o o l t i p T e x t > - 
-         < / T o o l t i p > - 
-         < T o o l t i p   c o l u m n = " A m o u n t E x c l u d i n g V A T _ L i n e "   E l e m e n t I d = " 1 0 6 2 4 6 0 0 4 0 " > - 
-             < T o o l t i p T e x t   l a n g = " e n - U S " > S p e c i f i e s   t h e   s u m   o f   a m o u n t s   i n   t h e   L i n e   A m o u n t   f i e l d   o n   t h e   s a l e s   r e t u r n   o r d e r   l i n e s . < / T o o l t i p T e x t > - 
-         < / T o o l t i p > - 
-         < T o o l t i p   c o l u m n = " D e s c r i p t i o n _ L i n e "   E l e m e n t I d = " 1 4 0 6 8 2 2 3 1 0 " > - 
-             < T o o l t i p T e x t   l a n g = " e n - U S " > S p e c i f i e s   a   d e s c r i p t i o n   o f   t h e   e n t r y   o f   t h e   p r o d u c t   t o   b e   s o l d .   T o   a d d   a   n o n - t r a n s a c t i o n a l   t e x t   l i n e ,   f i l l   i n   t h e   D e s c r i p t i o n   f i e l d   o n l y . < / T o o l t i p T e x t > - 
-         < / T o o l t i p > - 
-         < T o o l t i p   c o l u m n = " L i n e D i s c o u n t P e r c e n t _ L i n e "   E l e m e n t I d = " 9 0 7 8 2 7 4 3 6 " > - 
-             < T o o l t i p T e x t   l a n g = " e n - U S " > S p e c i f i e s   t h e   d i s c o u n t   p e r c e n t a g e   t h a t   i s   g r a n t e d   f o r   t h e   i t e m   o n   t h e   l i n e . < / T o o l t i p T e x t > - 
-         < / T o o l t i p > - 
-         < T o o l t i p   c o l u m n = " I t e m N o _ L i n e "   E l e m e n t I d = " 1 9 1 0 2 9 6 2 8 8 " > - 
-             < T o o l t i p T e x t   l a n g = " e n - U S " > S p e c i f i e s   t h e   n u m b e r   o f   t h e   i n v o l v e d   e n t r y   o r   r e c o r d ,   a c c o r d i n g   t o   t h e   s p e c i f i e d   n u m b e r   s e r i e s . < / T o o l t i p T e x t > - 
-         < / T o o l t i p > - 
-         < T o o l t i p   c o l u m n = " I t e m R e f e r e n c e N o _ L i n e "   E l e m e n t I d = " 9 2 7 2 3 5 7 " > - 
-             < T o o l t i p T e x t   l a n g = " e n - U S " > S p e c i f i e s   t h e   r e f e r e n c e d   i t e m   n u m b e r . < / T o o l t i p T e x t > - 
-         < / T o o l t i p > - 
-         < T o o l t i p   c o l u m n = " U n i t O f M e a s u r e "   E l e m e n t I d = " 1 8 0 8 2 2 8 0 1 8 " > - 
-             < T o o l t i p T e x t   l a n g = " e n - U S " > S p e c i f i e s   t h e   u n i t   o f   m e a s u r e   f o r   t h e   i t e m   o r   r e s o u r c e   o n   t h e   s a l e s   l i n e . < / T o o l t i p T e x t > - 
-         < / T o o l t i p > - 
-         < T o o l t i p   c o l u m n = " I n v o i c e D i s c o u n t A m o u n t _ V A T A m o u n t L i n e "   E l e m e n t I d = " 8 2 4 7 3 0 1 4 1 " > - 
-             < T o o l t i p T e x t   l a n g = " e n - U S " > S p e c i f i e s   t h e   i n v o i c e   d i s c o u n t   a m o u n t   f o r   a   s p e c i f i c   V A T   i d e n t i f i e r . < / T o o l t i p T e x t > - 
-         < / T o o l t i p > - 
-         < T o o l t i p   c o l u m n = " I n v o i c e D i s c o u n t B a s e A m o u n t _ V A T A m o u n t L i n e "   E l e m e n t I d = " 2 0 4 0 3 3 2 2 6 6 " > - 
-             < T o o l t i p T e x t   l a n g = " e n - U S " > S p e c i f i e s   t h e   i n v o i c e   d i s c o u n t   b a s e   a m o u n t . < / T o o l t i p T e x t > - 
-         < / T o o l t i p > - 
-         < T o o l t i p   c o l u m n = " L i n e A m o u n t _ V a t A m o u n t L i n e "   E l e m e n t I d = " 2 1 4 6 5 4 0 1 " > - 
-             < T o o l t i p T e x t   l a n g = " e n - U S " > S p e c i f i e s   t h e   t o t a l   a m o u n t   f o r   s a l e s   o r   p u r c h a s e   l i n e s   w i t h   a   s p e c i f i c   V A T   i d e n t i f i e r . < / T o o l t i p T e x t > - 
-         < / T o o l t i p > - 
-         < T o o l t i p   c o l u m n = " V A T A m o u n t _ V a t A m o u n t L i n e "   E l e m e n t I d = " 1 8 9 1 8 2 0 6 2 0 " > - 
-             < T o o l t i p T e x t   l a n g = " e n - U S " > S p e c i f i e s   t h e   a m o u n t   o f   V A T   t h a t   i s   i n c l u d e d   i n   t h e   t o t a l   a m o u n t . < / T o o l t i p T e x t > - 
-         < / T o o l t i p > - 
-         < T o o l t i p   c o l u m n = " V A T B a s e _ V a t A m o u n t L i n e "   E l e m e n t I d = " 1 4 5 8 9 3 7 8 1 9 " > - 
-             < T o o l t i p T e x t   l a n g = " e n - U S " > S p e c i f i e s   t h e   t o t a l   n e t   a m o u n t   ( a m o u n t   e x c l u d i n g   V A T )   f o r   s a l e s   o r   p u r c h a s e   l i n e s   w i t h   a   s p e c i f i c   V A T   I d e n t i f i e r . < / T o o l t i p T e x t > - 
-         < / T o o l t i p > - 
-         < T o o l t i p   c o l u m n = " V A T I d e n t i f i e r _ V a t A m o u n t L i n e "   E l e m e n t I d = " 1 1 4 2 0 7 0 0 3 5 " > - 
-             < T o o l t i p T e x t   l a n g = " e n - U S " > S p e c i f i e s   t h e   V A T   I d e n t i f i e r   v a l u e . < / T o o l t i p T e x t > - 
-         < / T o o l t i p > - 
-         < T o o l t i p   c o l u m n = " V A T P c t _ V a t A m o u n t L i n e "   E l e m e n t I d = " 1 4 5 3 5 4 2 7 7 7 " > - 
-             < T o o l t i p T e x t   l a n g = " e n - U S " > S p e c i f i e s   t h e   V A T   %   t h a t   w a s   u s e d   o n   t h e   s a l e s   o r   p u r c h a s e   l i n e s   w i t h   t h i s   V A T   I d e n t i f i e r . < / T o o l t i p T e x t > - 
-         < / T o o l t i p > - 
-         < T o o l t i p   c o l u m n = " V A T I d e n t i f i e r _ V A T C l a u s e L i n e "   E l e m e n t I d = " 1 4 6 4 4 7 2 4 7 8 " > - 
-             < T o o l t i p T e x t   l a n g = " e n - U S " > S p e c i f i e s   t h e   V A T   I d e n t i f i e r   v a l u e . < / T o o l t i p T e x t > - 
-         < / T o o l t i p > - 
-         < T o o l t i p   c o l u m n = " C o d e _ V A T C l a u s e L i n e "   E l e m e n t I d = " 1 8 2 4 5 8 9 8 4 7 " > - 
-             < T o o l t i p T e x t   l a n g = " e n - U S " > S p e c i f i e s   t h e   c o d e   f o r   a   V A T   c l a u s e ,   w h i c h   i s   u s e d   t o   p r o v i d e   a   V A T   d e s c r i p t i o n   a s s o c i a t e d   w i t h   a   s a l e s   l i n e   o n   a   s a l e s   i n v o i c e ,   c r e d i t   m e m o ,   o r   o t h e r   s a l e s   d o c u m e n t . < / T o o l t i p T e x t > - 
-         < / T o o l t i p > - 
-         < T o o l t i p   c o l u m n = " D e s c r i p t i o n 2 _ V A T C l a u s e L i n e "   E l e m e n t I d = " 1 3 7 9 6 6 7 4 7 0 " > - 
-             < T o o l t i p T e x t   l a n g = " e n - U S " > S p e c i f i e s   a n   a d d i t i o n a l   d e s c r i p t i o n   o f   a   V A T   c l a u s e . < / T o o l t i p T e x t > - 
-         < / T o o l t i p > - 
-         < T o o l t i p   c o l u m n = " V A T A m o u n t _ V A T C l a u s e L i n e "   E l e m e n t I d = " 2 2 2 4 6 9 0 5 9 " > - 
-             < T o o l t i p T e x t   l a n g = " e n - U S " > S p e c i f i e s   t h e   a m o u n t   o f   V A T   t h a t   i s   i n c l u d e d   i n   t h e   t o t a l   a m o u n t . < / T o o l t i p T e x t > - 
-         < / T o o l t i p > - 
-     < / T o o l t i p s > - 
-     < H e a d e r   E l e m e n t T y p e = " D a t a I t e m "   E l e m e n t I d = " 1 2 4 0 3 7 3 8 8 6 " > - 
-         < B i l l e d T o _ L b l   E l e m e n t T y p e = " C o l u m n "   E l e m e n t I d = " 1 7 4 5 4 4 9 0 7 9 "   D a t a T y p e = " L a b e l " > B i l l e d T o _ L b l < / B i l l e d T o _ L b l > - 
-         < B i l l T o C o n t a c t E m a i l   E l e m e n t T y p e = " C o l u m n "   E l e m e n t I d = " 3 3 5 8 2 7 8 9 5 "   D a t a T y p e = " T e x t " > B i l l T o C o n t a c t E m a i l < / B i l l T o C o n t a c t E m a i l > - 
-         < B i l l T o C o n t a c t E m a i l L b l   E l e m e n t T y p e = " C o l u m n "   E l e m e n t I d = " 2 9 6 4 7 8 3 6 5 "   D a t a T y p e = " L a b e l " > B i l l T o C o n t a c t E m a i l L b l < / B i l l T o C o n t a c t E m a i l L b l > - 
-         < B i l l T o C o n t a c t M o b i l e P h o n e N o   E l e m e n t T y p e = " C o l u m n "   E l e m e n t I d = " 2 4 8 4 8 8 6 9 6 "   D a t a T y p e = " T e x t " > B i l l T o C o n t a c t M o b i l e P h o n e N o < / B i l l T o C o n t a c t M o b i l e P h o n e N o > - 
-         < B i l l T o C o n t a c t M o b i l e P h o n e N o L b l   E l e m e n t T y p e = " C o l u m n "   E l e m e n t I d = " 2 7 6 3 1 1 3 3 8 "   D a t a T y p e = " L a b e l " > B i l l T o C o n t a c t M o b i l e P h o n e N o L b l < / B i l l T o C o n t a c t M o b i l e P h o n e N o L b l > - 
-         < B i l l T o C o n t a c t P h o n e N o   E l e m e n t T y p e = " C o l u m n "   E l e m e n t I d = " 3 6 2 4 7 7 4 8 8 "   D a t a T y p e = " T e x t " > B i l l T o C o n t a c t P h o n e N o < / B i l l T o C o n t a c t P h o n e N o > - 
-         < B i l l T o C o n t a c t P h o n e N o L b l   E l e m e n t T y p e = " C o l u m n "   E l e m e n t I d = " 2 1 2 3 3 4 5 9 6 6 "   D a t a T y p e = " L a b e l " > B i l l T o C o n t a c t P h o n e N o L b l < / B i l l T o C o n t a c t P h o n e N o L b l > - 
-         < B i l l t o C u s t o m e r N o _ L b l   E l e m e n t T y p e = " C o l u m n "   E l e m e n t I d = " 3 6 9 3 0 7 8 1 3 "   D a t a T y p e = " S t r i n g " > B i l l t o C u s t o m e r N o _ L b l < / B i l l t o C u s t o m e r N o _ L b l > - 
-         < B i l l t o C u s t u m e r N o   E l e m e n t T y p e = " C o l u m n "   E l e m e n t I d = " 2 8 0 4 7 3 0 5 8 "   D a t a T y p e = " C o d e " > B i l l t o C u s t u m e r N o < / B i l l t o C u s t u m e r N o > - 
-         < C h e c k s P a y a b l e _ L b l   E l e m e n t T y p e = " C o l u m n "   E l e m e n t I d = " 1 0 5 3 1 5 6 0 6 5 "   D a t a T y p e = " T e x t " > C h e c k s P a y a b l e _ L b l < / C h e c k s P a y a b l e _ L b l > - 
-         < C o m p a n y A d d r e s s 1   E l e m e n t T y p e = " C o l u m n "   E l e m e n t I d = " 1 8 8 4 1 6 4 3 2 3 "   D a t a T y p e = " T e x t " > C o m p a n y A d d r e s s 1 < / C o m p a n y A d d r e s s 1 > - 
-         < C o m p a n y A d d r e s s 2   E l e m e n t T y p e = " C o l u m n "   E l e m e n t I d = " 1 2 4 6 4 6 7 7 0 6 "   D a t a T y p e = " T e x t " > C o m p a n y A d d r e s s 2 < / C o m p a n y A d d r e s s 2 > - 
-         < C o m p a n y A d d r e s s 3   E l e m e n t T y p e = " C o l u m n "   E l e m e n t I d = " 6 0 8 7 7 1 0 8 9 "   D a t a T y p e = " T e x t " > C o m p a n y A d d r e s s 3 < / C o m p a n y A d d r e s s 3 > - 
-         < C o m p a n y A d d r e s s 4   E l e m e n t T y p e = " C o l u m n "   E l e m e n t I d = " 7 7 7 6 8 0 1 1 2 "   D a t a T y p e = " T e x t " > C o m p a n y A d d r e s s 4 < / C o m p a n y A d d r e s s 4 > - 
-         < C o m p a n y A d d r e s s 5   E l e m e n t T y p e = " C o l u m n "   E l e m e n t I d = " 1 3 9 9 8 3 4 9 5 "   D a t a T y p e = " T e x t " > C o m p a n y A d d r e s s 5 < / C o m p a n y A d d r e s s 5 > - 
-         < C o m p a n y A d d r e s s 6   E l e m e n t T y p e = " C o l u m n "   E l e m e n t I d = " 4 9 7 7 1 3 1 2 2 "   D a t a T y p e = " T e x t " > C o m p a n y A d d r e s s 6 < / C o m p a n y A d d r e s s 6 > - 
-         < C o m p a n y A d d r e s s 7   E l e m e n t T y p e = " C o l u m n "   E l e m e n t I d = " 1 1 3 5 4 0 9 7 3 9 "   D a t a T y p e = " T e x t " > C o m p a n y A d d r e s s 7 < / C o m p a n y A d d r e s s 7 > - 
-         < C o m p a n y A d d r e s s 8   E l e m e n t T y p e = " C o l u m n "   E l e m e n t I d = " 1 7 1 5 2 5 5 3 0 0 "   D a t a T y p e = " T e x t " > C o m p a n y A d d r e s s 8 < / C o m p a n y A d d r e s s 8 > - 
-         < C o m p a n y B a n k A c c o u n t N o   E l e m e n t T y p e = " C o l u m n "   E l e m e n t I d = " 3 0 1 4 0 2 0 4 "   D a t a T y p e = " T e x t " > C o m p a n y B a n k A c c o u n t N o < / C o m p a n y B a n k A c c o u n t N o > - 
-         < C o m p a n y B a n k A c c o u n t N o _ L b l   E l e m e n t T y p e = " C o l u m n "   E l e m e n t I d = " 1 0 9 7 7 4 3 3 4 5 "   D a t a T y p e = " L a b e l " > C o m p a n y B a n k A c c o u n t N o _ L b l < / C o m p a n y B a n k A c c o u n t N o _ L b l > - 
-         < C o m p a n y B a n k B r a n c h N o   E l e m e n t T y p e = " C o l u m n "   E l e m e n t I d = " 7 9 3 1 3 3 0 5 7 "   D a t a T y p e = " T e x t " > C o m p a n y B a n k B r a n c h N o < / C o m p a n y B a n k B r a n c h N o > - 
-         < C o m p a n y B a n k B r a n c h N o _ L b l   E l e m e n t T y p e = " C o l u m n "   E l e m e n t I d = " 3 2 7 9 0 6 6 9 2 "   D a t a T y p e = " S t r i n g " > C o m p a n y B a n k B r a n c h N o _ L b l < / C o m p a n y B a n k B r a n c h N o _ L b l > - 
-         < C o m p a n y B a n k N a m e   E l e m e n t T y p e = " C o l u m n "   E l e m e n t I d = " 1 5 3 4 9 0 5 6 0 5 "   D a t a T y p e = " T e x t " > C o m p a n y B a n k N a m e < / C o m p a n y B a n k N a m e > - 
-         < C o m p a n y B a n k N a m e _ L b l   E l e m e n t T y p e = " C o l u m n "   E l e m e n t I d = " 1 2 0 4 3 0 7 0 1 4 "   D a t a T y p e = " L a b e l " > C o m p a n y B a n k N a m e _ L b l < / C o m p a n y B a n k N a m e _ L b l > - 
-         < C o m p a n y C u s t o m G i r o   E l e m e n t T y p e = " C o l u m n "   E l e m e n t I d = " 1 6 7 0 4 7 5 7 9 8 "   D a t a T y p e = " T e x t " > C o m p a n y C u s t o m G i r o < / C o m p a n y C u s t o m G i r o > - 
-         < C o m p a n y C u s t o m G i r o _ L b l   E l e m e n t T y p e = " C o l u m n "   E l e m e n t I d = " 8 9 1 4 3 9 6 2 5 "   D a t a T y p e = " T e x t " > C o m p a n y C u s t o m G i r o _ L b l < / C o m p a n y C u s t o m G i r o _ L b l > - 
-         < C o m p a n y E M a i l   E l e m e n t T y p e = " C o l u m n "   E l e m e n t I d = " 1 6 7 7 0 7 4 0 5 8 "   D a t a T y p e = " T e x t " > C o m p a n y E M a i l < / C o m p a n y E M a i l > - 
-         < C o m p a n y G i r o N o   E l e m e n t T y p e = " C o l u m n "   E l e m e n t I d = " 1 3 6 0 1 9 6 3 2 0 "   D a t a T y p e = " T e x t " > C o m p a n y G i r o N o < / C o m p a n y G i r o N o > - 
-         < C o m p a n y G i r o N o _ L b l   E l e m e n t T y p e = " C o l u m n "   E l e m e n t I d = " 8 6 1 6 0 2 1 1 5 "   D a t a T y p e = " L a b e l " > C o m p a n y G i r o N o _ L b l < / C o m p a n y G i r o N o _ L b l > - 
-         < C o m p a n y H o m e P a g e   E l e m e n t T y p e = " C o l u m n "   E l e m e n t I d = " 1 9 8 9 1 8 8 7 0 "   D a t a T y p e = " T e x t " > C o m p a n y H o m e P a g e < / C o m p a n y H o m e P a g e > - 
-         < C o m p a n y I B A N   E l e m e n t T y p e = " C o l u m n "   E l e m e n t I d = " 9 0 6 5 4 9 1 8 2 "   D a t a T y p e = " C o d e " > C o m p a n y I B A N < / C o m p a n y I B A N > - 
-         < C o m p a n y I B A N _ L b l   E l e m e n t T y p e = " C o l u m n "   E l e m e n t I d = " 1 2 6 7 9 5 2 2 2 7 "   D a t a T y p e = " S t r i n g " > C o m p a n y I B A N _ L b l < / C o m p a n y I B A N _ L b l > - 
-         < C o m p a n y L e g a l O f f i c e   E l e m e n t T y p e = " C o l u m n "   E l e m e n t I d = " 7 1 4 2 5 8 1 1 1 "   D a t a T y p e = " T e x t " > C o m p a n y L e g a l O f f i c e < / C o m p a n y L e g a l O f f i c e > - 
-         < C o m p a n y L e g a l O f f i c e _ L b l   E l e m e n t T y p e = " C o l u m n "   E l e m e n t I d = " 1 5 3 3 1 7 5 1 0 8 "   D a t a T y p e = " T e x t " > C o m p a n y L e g a l O f f i c e _ L b l < / C o m p a n y L e g a l O f f i c e _ L b l > - 
-         < C o m p a n y L e g a l S t a t e m e n t   E l e m e n t T y p e = " C o l u m n "   E l e m e n t I d = " 4 4 8 3 5 8 8 7 6 "   D a t a T y p e = " T e x t " > C o m p a n y L e g a l S t a t e m e n t < / C o m p a n y L e g a l S t a t e m e n t > - 
-         < C o m p a n y L o g o P o s i t i o n   E l e m e n t T y p e = " C o l u m n "   E l e m e n t I d = " 1 4 2 5 2 6 6 6 8 8 "   D a t a T y p e = " I n t e g e r " > C o m p a n y L o g o P o s i t i o n < / C o m p a n y L o g o P o s i t i o n > - 
-         < C o m p a n y P h o n e N o   E l e m e n t T y p e = " C o l u m n "   E l e m e n t I d = " 2 5 0 4 4 0 6 5 5 "   D a t a T y p e = " T e x t " > C o m p a n y P h o n e N o < / C o m p a n y P h o n e N o > - 
-         < C o m p a n y P h o n e N o _ L b l   E l e m e n t T y p e = " C o l u m n "   E l e m e n t I d = " 5 5 8 5 9 3 5 8 6 "   D a t a T y p e = " L a b e l " > C o m p a n y P h o n e N o _ L b l < / C o m p a n y P h o n e N o _ L b l > - 
-         < C o m p a n y P i c t u r e   E l e m e n t T y p e = " C o l u m n "   E l e m e n t I d = " 1 3 9 7 4 1 1 0 7 4 "   D a t a T y p e = " B l o b "   / > - 
-         < C o m p a n y R e g i s t r a t i o n N u m b e r   E l e m e n t T y p e = " C o l u m n "   E l e m e n t I d = " 2 0 2 3 6 3 9 4 2 4 "   D a t a T y p e = " T e x t " > C o m p a n y R e g i s t r a t i o n N u m b e r < / C o m p a n y R e g i s t r a t i o n N u m b e r > - 
-         < C o m p a n y R e g i s t r a t i o n N u m b e r _ L b l   E l e m e n t T y p e = " C o l u m n "   E l e m e n t I d = " 1 8 3 3 1 0 6 6 5 3 "   D a t a T y p e = " T e x t " > C o m p a n y R e g i s t r a t i o n N u m b e r _ L b l < / C o m p a n y R e g i s t r a t i o n N u m b e r _ L b l > - 
-         < C o m p a n y S W I F T   E l e m e n t T y p e = " C o l u m n "   E l e m e n t I d = " 6 6 8 2 5 0 2 4 5 "   D a t a T y p e = " C o d e " > C o m p a n y S W I F T < / C o m p a n y S W I F T > - 
-         < C o m p a n y S W I F T _ L b l   E l e m e n t T y p e = " C o l u m n "   E l e m e n t I d = " 2 0 2 9 5 9 7 3 8 4 "   D a t a T y p e = " S t r i n g " > C o m p a n y S W I F T _ L b l < / C o m p a n y S W I F T _ L b l > - 
-         < C o m p a n y V A T R e g i s t r a t i o n N o   E l e m e n t T y p e = " C o l u m n "   E l e m e n t I d = " 1 9 1 4 0 1 3 6 4 9 "   D a t a T y p e = " T e x t " > C o m p a n y V A T R e g i s t r a t i o n N o < / C o m p a n y V A T R e g i s t r a t i o n N o > - 
-         < C o m p a n y V A T R e g i s t r a t i o n N o _ L b l   E l e m e n t T y p e = " C o l u m n "   E l e m e n t I d = " 9 2 4 5 0 3 1 2 4 "   D a t a T y p e = " T e x t " > C o m p a n y V A T R e g i s t r a t i o n N o _ L b l < / C o m p a n y V A T R e g i s t r a t i o n N o _ L b l > - 
-         < C o m p a n y V A T R e g N o   E l e m e n t T y p e = " C o l u m n "   E l e m e n t I d = " 1 7 1 4 3 1 9 3 6 "   D a t a T y p e = " T e x t " > C o m p a n y V A T R e g N o < / C o m p a n y V A T R e g N o > - 
-         < C o m p a n y V A T R e g N o _ L b l   E l e m e n t T y p e = " C o l u m n "   E l e m e n t I d = " 7 7 3 2 0 1 5 0 1 "   D a t a T y p e = " T e x t " > C o m p a n y V A T R e g N o _ L b l < / C o m p a n y V A T R e g N o _ L b l > - 
-         < C o n t a c t _ L b l   E l e m e n t T y p e = " C o l u m n "   E l e m e n t I d = " 1 1 5 5 0 9 4 7 5 2 "   D a t a T y p e = " T e x t " > C o n t a c t _ L b l < / C o n t a c t _ L b l > - 
-         < C o p y _ L b l   E l e m e n t T y p e = " C o l u m n "   E l e m e n t I d = " 6 0 4 7 8 2 7 8 1 "   D a t a T y p e = " L a b e l " > C o p y _ L b l < / C o p y _ L b l > - 
-         < C u s t o m e r A d d r e s s 1   E l e m e n t T y p e = " C o l u m n "   E l e m e n t I d = " 1 8 0 1 9 6 6 4 5 4 "   D a t a T y p e = " T e x t " > C u s t o m e r A d d r e s s 1 < / C u s t o m e r A d d r e s s 1 > - 
-         < C u s t o m e r A d d r e s s 2   E l e m e n t T y p e = " C o l u m n "   E l e m e n t I d = " 1 1 6 4 2 6 9 8 3 7 "   D a t a T y p e = " T e x t " > C u s t o m e r A d d r e s s 2 < / C u s t o m e r A d d r e s s 2 > - 
-         < C u s t o m e r A d d r e s s 3   E l e m e n t T y p e = " C o l u m n "   E l e m e n t I d = " 5 2 6 5 7 3 2 2 0 "   D a t a T y p e = " T e x t " > C u s t o m e r A d d r e s s 3 < / C u s t o m e r A d d r e s s 3 > - 
-         < C u s t o m e r A d d r e s s 4   E l e m e n t T y p e = " C o l u m n "   E l e m e n t I d = " 1 1 1 1 2 3 3 9 7 "   D a t a T y p e = " T e x t " > C u s t o m e r A d d r e s s 4 < / C u s t o m e r A d d r e s s 4 > - 
-         < C u s t o m e r A d d r e s s 5   E l e m e n t T y p e = " C o l u m n "   E l e m e n t I d = " 7 4 8 8 2 0 0 1 4 "   D a t a T y p e = " T e x t " > C u s t o m e r A d d r e s s 5 < / C u s t o m e r A d d r e s s 5 > - 
-         < C u s t o m e r A d d r e s s 6   E l e m e n t T y p e = " C o l u m n "   E l e m e n t I d = " 1 3 8 6 5 1 6 6 3 1 "   D a t a T y p e = " T e x t " > C u s t o m e r A d d r e s s 6 < / C u s t o m e r A d d r e s s 6 > - 
-         < C u s t o m e r A d d r e s s 7   E l e m e n t T y p e = " C o l u m n "   E l e m e n t I d = " 2 0 2 4 2 1 3 2 4 8 "   D a t a T y p e = " T e x t " > C u s t o m e r A d d r e s s 7 < / C u s t o m e r A d d r e s s 7 > - 
-         < C u s t o m e r A d d r e s s 8   E l e m e n t T y p e = " C o l u m n "   E l e m e n t I d = " 1 0 4 8 6 9 8 5 8 5 "   D a t a T y p e = " T e x t " > C u s t o m e r A d d r e s s 8 < / C u s t o m e r A d d r e s s 8 > - 
-         < C u s t o m e r P o s t a l B a r C o d e   E l e m e n t T y p e = " C o l u m n "   E l e m e n t I d = " 3 9 8 5 8 0 6 8 8 "   D a t a T y p e = " T e x t " > C u s t o m e r P o s t a l B a r C o d e < / C u s t o m e r P o s t a l B a r C o d e > - 
-         < D o c u m e n t D a t e   E l e m e n t T y p e = " C o l u m n "   E l e m e n t I d = " 5 5 2 8 7 1 9 1 4 "   D a t a T y p e = " S t r i n g " > D o c u m e n t D a t e < / D o c u m e n t D a t e > - 
-         < D o c u m e n t D a t e _ L b l   E l e m e n t T y p e = " C o l u m n "   E l e m e n t I d = " 1 0 2 6 4 9 4 8 3 "   D a t a T y p e = " S t r i n g " > D o c u m e n t D a t e _ L b l < / D o c u m e n t D a t e _ L b l > - 
-         < D o c u m e n t N o   E l e m e n t T y p e = " C o l u m n "   E l e m e n t I d = " 9 7 0 3 5 0 5 3 9 "   D a t a T y p e = " C o d e " > D o c u m e n t N o < / D o c u m e n t N o > - 
-         < D o c u m e n t N o _ L b l   E l e m e n t T y p e = " C o l u m n "   E l e m e n t I d = " 7 8 9 7 9 5 9 7 8 "   D a t a T y p e = " T e x t " > D o c u m e n t N o _ L b l < / D o c u m e n t N o _ L b l > - 
-         < D o c u m e n t T i t l e _ L b l   E l e m e n t T y p e = " C o l u m n "   E l e m e n t I d = " 8 5 8 4 2 3 9 2 9 "   D a t a T y p e = " T e x t " > D o c u m e n t T i t l e _ L b l < / D o c u m e n t T i t l e _ L b l > - 
-         < D u e D a t e   E l e m e n t T y p e = " C o l u m n "   E l e m e n t I d = " 7 4 5 1 7 0 2 0 3 "   D a t a T y p e = " S t r i n g " > D u e D a t e < / D u e D a t e > - 
-         < D u e D a t e _ L b l   E l e m e n t T y p e = " C o l u m n "   E l e m e n t I d = " 1 6 4 8 2 8 4 6 4 8 "   D a t a T y p e = " S t r i n g " > D u e D a t e _ L b l < / D u e D a t e _ L b l > - 
-         < E M a i l _ L b l   E l e m e n t T y p e = " C o l u m n "   E l e m e n t I d = " 1 4 3 8 8 6 8 0 1 2 "   D a t a T y p e = " L a b e l " > E M a i l _ L b l < / E M a i l _ L b l > - 
-         < E x c h a n g e R a t e A s T e x t   E l e m e n t T y p e = " C o l u m n "   E l e m e n t I d = " 5 9 2 9 5 5 8 4 5 "   D a t a T y p e = " T e x t " > E x c h a n g e R a t e A s T e x t < / E x c h a n g e R a t e A s T e x t > - 
-         < E x t e r n a l D o c u m e n t N o   E l e m e n t T y p e = " C o l u m n "   E l e m e n t I d = " 7 3 3 9 5 3 9 6 6 "   D a t a T y p e = " C o d e " > E x t e r n a l D o c u m e n t N o < / E x t e r n a l D o c u m e n t N o > - 
-         < E x t e r n a l D o c u m e n t N o _ _ L b l   E l e m e n t T y p e = " C o l u m n "   E l e m e n t I d = " 2 2 3 4 3 3 3 2 "   D a t a T y p e = " S t r i n g " > E x t e r n a l D o c u m e n t N o _ _ L b l < / E x t e r n a l D o c u m e n t N o _ _ L b l > - 
-         < F r o m _ L b l   E l e m e n t T y p e = " C o l u m n "   E l e m e n t I d = " 4 8 5 4 2 6 1 3 8 "   D a t a T y p e = " L a b e l " > F r o m _ L b l < / F r o m _ L b l > - 
-         < H o m e P a g e _ L b l   E l e m e n t T y p e = " C o l u m n "   E l e m e n t I d = " 1 4 3 3 5 9 2 3 0 0 "   D a t a T y p e = " L a b e l " > H o m e P a g e _ L b l < / H o m e P a g e _ L b l > - 
-         < I n v o i c e D i s c o u n t A m o u n t _ L b l   E l e m e n t T y p e = " C o l u m n "   E l e m e n t I d = " 1 5 9 3 0 1 2 7 3 6 "   D a t a T y p e = " L a b e l " > I n v o i c e D i s c o u n t A m o u n t _ L b l < / I n v o i c e D i s c o u n t A m o u n t _ L b l > - 
-         < I n v o i c e D i s c o u n t B a s e A m o u n t _ L b l   E l e m e n t T y p e = " C o l u m n "   E l e m e n t I d = " 2 0 2 9 2 6 6 8 7 5 "   D a t a T y p e = " L a b e l " > I n v o i c e D i s c o u n t B a s e A m o u n t _ L b l < / I n v o i c e D i s c o u n t B a s e A m o u n t _ L b l > - 
-         < I n v o i c e N o P o s i t i o n _ L b l   E l e m e n t T y p e = " C o l u m n "   E l e m e n t I d = " 1 4 5 8 4 6 7 4 4 1 "   D a t a T y p e = " T e x t " > I n v o i c e N o P o s i t i o n _ L b l < / I n v o i c e N o P o s i t i o n _ L b l > - 
-         < L e g a l E n t i t y T y p e   E l e m e n t T y p e = " C o l u m n "   E l e m e n t I d = " 2 0 5 1 8 7 3 5 6 3 "   D a t a T y p e = " T e x t " > L e g a l E n t i t y T y p e < / L e g a l E n t i t y T y p e > - 
-         < L e g a l E n t i t y T y p e _ L b l   E l e m e n t T y p e = " C o l u m n "   E l e m e n t I d = " 2 0 8 0 2 2 4 7 9 2 "   D a t a T y p e = " T e x t " > L e g a l E n t i t y T y p e _ L b l < / L e g a l E n t i t y T y p e _ L b l > - 
-         < L i n e A m o u n t A f t e r I n v o i c e D i s c o u n t _ L b l   E l e m e n t T y p e = " C o l u m n "   E l e m e n t I d = " 6 7 3 7 2 1 0 9 4 "   D a t a T y p e = " L a b e l " > L i n e A m o u n t A f t e r I n v o i c e D i s c o u n t _ L b l < / L i n e A m o u n t A f t e r I n v o i c e D i s c o u n t _ L b l > - 
-         < L o c a l C u r r e n c y _ L b l   E l e m e n t T y p e = " C o l u m n "   E l e m e n t I d = " 1 5 5 9 6 9 3 4 2 2 "   D a t a T y p e = " L a b e l " > L o c a l C u r r e n c y _ L b l < / L o c a l C u r r e n c y _ L b l > - 
-         < P a g e _ L b l   E l e m e n t T y p e = " C o l u m n "   E l e m e n t I d = " 6 8 0 6 4 8 0 9 1 "   D a t a T y p e = " L a b e l " > P a g e _ L b l < / P a g e _ L b l > - 
-         < P a y m e n t I n s t r u c t i o n s _ T x t   E l e m e n t T y p e = " C o l u m n "   E l e m e n t I d = " 1 8 7 2 0 8 8 3 "   D a t a T y p e = " T e x t " > P a y m e n t I n s t r u c t i o n s _ T x t < / P a y m e n t I n s t r u c t i o n s _ T x t > - 
-         < P a y m e n t M e t h o d D e s c r i p t i o n   E l e m e n t T y p e = " C o l u m n "   E l e m e n t I d = " 5 8 5 7 5 7 9 7 4 "   D a t a T y p e = " T e x t " > P a y m e n t M e t h o d D e s c r i p t i o n < / P a y m e n t M e t h o d D e s c r i p t i o n > - 
-         < P a y m e n t M e t h o d D e s c r i p t i o n _ L b l   E l e m e n t T y p e = " C o l u m n "   E l e m e n t I d = " 7 9 7 1 1 7 3 2 3 "   D a t a T y p e = " L a b e l " > P a y m e n t M e t h o d D e s c r i p t i o n _ L b l < / P a y m e n t M e t h o d D e s c r i p t i o n _ L b l > - 
-         < P a y m e n t T e r m s D e s c r i p t i o n   E l e m e n t T y p e = " C o l u m n "   E l e m e n t I d = " 2 0 3 8 7 4 2 7 0 0 "   D a t a T y p e = " T e x t " > P a y m e n t T e r m s D e s c r i p t i o n < / P a y m e n t T e r m s D e s c r i p t i o n > - 
-         < P a y m e n t T e r m s D e s c r i p t i o n _ L b l   E l e m e n t T y p e = " C o l u m n "   E l e m e n t I d = " 1 8 7 4 4 9 4 3 2 1 "   D a t a T y p e = " L a b e l " > P a y m e n t T e r m s D e s c r i p t i o n _ L b l < / P a y m e n t T e r m s D e s c r i p t i o n _ L b l > - 
-         < P r i c e s I n c l u d i n g V A T   E l e m e n t T y p e = " C o l u m n "   E l e m e n t I d = " 5 1 8 8 1 7 1 6 7 "   D a t a T y p e = " B o o l e a n " > P r i c e s I n c l u d i n g V A T < / P r i c e s I n c l u d i n g V A T > - 
-         < P r i c e s I n c l u d i n g V A T Y e s N o   E l e m e n t T y p e = " C o l u m n "   E l e m e n t I d = " 1 4 1 1 1 4 7 5 9 9 "   D a t a T y p e = " S t r i n g " > P r i c e s I n c l u d i n g V A T Y e s N o < / P r i c e s I n c l u d i n g V A T Y e s N o > - 
-         < P r i c e s I n c l u d i n g V A T _ L b l   E l e m e n t T y p e = " C o l u m n "   E l e m e n t I d = " 1 3 7 7 9 7 9 4 4 4 "   D a t a T y p e = " S t r i n g " > P r i c e s I n c l u d i n g V A T _ L b l < / P r i c e s I n c l u d i n g V A T _ L b l > - 
-         < Q u e s t i o n s _ L b l   E l e m e n t T y p e = " C o l u m n "   E l e m e n t I d = " 2 0 7 0 8 9 0 0 1 9 "   D a t a T y p e = " L a b e l " > Q u e s t i o n s _ L b l < / Q u e s t i o n s _ L b l > - 
-         < S a l e s I n v o i c e L i n e D i s c o u n t _ L b l   E l e m e n t T y p e = " C o l u m n "   E l e m e n t I d = " 6 6 4 6 0 1 5 8 2 "   D a t a T y p e = " L a b e l " > S a l e s I n v o i c e L i n e D i s c o u n t _ L b l < / S a l e s I n v o i c e L i n e D i s c o u n t _ L b l > - 
-         < S a l e s P e r s o n B l a n k _ L b l   E l e m e n t T y p e = " C o l u m n "   E l e m e n t I d = " 6 5 4 6 2 4 6 0 1 "   D a t a T y p e = " T e x t " > S a l e s P e r s o n B l a n k _ L b l < / S a l e s P e r s o n B l a n k _ L b l > - 
-         < S a l e s P e r s o n N a m e   E l e m e n t T y p e = " C o l u m n "   E l e m e n t I d = " 8 7 1 4 9 2 9 8 3 "   D a t a T y p e = " T e x t " > S a l e s P e r s o n N a m e < / S a l e s P e r s o n N a m e > - 
-         < S a l e s P e r s o n _ L b l   E l e m e n t T y p e = " C o l u m n "   E l e m e n t I d = " 1 5 6 4 1 9 6 3 6 5 "   D a t a T y p e = " L a b e l " > S a l e s P e r s o n _ L b l < / S a l e s P e r s o n _ L b l > - 
-         < S e l l T o C o n t a c t E m a i l   E l e m e n t T y p e = " C o l u m n "   E l e m e n t I d = " 2 6 2 8 2 4 5 6 4 "   D a t a T y p e = " T e x t " > S e l l T o C o n t a c t E m a i l < / S e l l T o C o n t a c t E m a i l > - 
-         < S e l l T o C o n t a c t E m a i l L b l   E l e m e n t T y p e = " C o l u m n "   E l e m e n t I d = " 3 7 0 9 2 0 3 7 4 "   D a t a T y p e = " L a b e l " > S e l l T o C o n t a c t E m a i l L b l < / S e l l T o C o n t a c t E m a i l L b l > - 
-         < S e l l T o C o n t a c t M o b i l e P h o n e N o   E l e m e n t T y p e = " C o l u m n "   E l e m e n t I d = " 1 8 4 3 5 8 7 4 7 "   D a t a T y p e = " T e x t " > S e l l T o C o n t a c t M o b i l e P h o n e N o < / S e l l T o C o n t a c t M o b i l e P h o n e N o > - 
-         < S e l l T o C o n t a c t M o b i l e P h o n e N o L b l   E l e m e n t T y p e = " C o l u m n "   E l e m e n t I d = " 1 4 5 7 5 2 8 4 1 7 "   D a t a T y p e = " L a b e l " > S e l l T o C o n t a c t M o b i l e P h o n e N o L b l < / S e l l T o C o n t a c t M o b i l e P h o n e N o L b l > - 
-         < S e l l T o C o n t a c t P h o n e N o   E l e m e n t T y p e = " C o l u m n "   E l e m e n t I d = " 1 6 1 3 8 2 2 4 8 3 "   D a t a T y p e = " T e x t " > S e l l T o C o n t a c t P h o n e N o < / S e l l T o C o n t a c t P h o n e N o > - 
-         < S e l l T o C o n t a c t P h o n e N o L b l   E l e m e n t T y p e = " C o l u m n "   E l e m e n t I d = " 1 0 5 0 6 8 6 8 0 9 "   D a t a T y p e = " L a b e l " > S e l l T o C o n t a c t P h o n e N o L b l < / S e l l T o C o n t a c t P h o n e N o L b l > - 
-         < S e l l t o C u s t o m e r N o   E l e m e n t T y p e = " C o l u m n "   E l e m e n t I d = " 2 0 5 0 6 4 7 3 4 9 "   D a t a T y p e = " C o d e " > S e l l t o C u s t o m e r N o < / S e l l t o C u s t o m e r N o > - 
-         < S e l l t o C u s t o m e r N o _ L b l   E l e m e n t T y p e = " C o l u m n "   E l e m e n t I d = " 2 9 8 3 8 1 5 1 2 "   D a t a T y p e = " S t r i n g " > S e l l t o C u s t o m e r N o _ L b l < / S e l l t o C u s t o m e r N o _ L b l > - 
-         < S h i p m e n t M e t h o d D e s c r i p t i o n   E l e m e n t T y p e = " C o l u m n "   E l e m e n t I d = " 2 0 5 9 4 0 3 2 6 0 "   D a t a T y p e = " T e x t " > S h i p m e n t M e t h o d D e s c r i p t i o n < / S h i p m e n t M e t h o d D e s c r i p t i o n > - 
-         < S h i p m e n t M e t h o d D e s c r i p t i o n _ L b l   E l e m e n t T y p e = " C o l u m n "   E l e m e n t I d = " 1 1 7 9 9 7 8 4 6 5 "   D a t a T y p e = " L a b e l " > S h i p m e n t M e t h o d D e s c r i p t i o n _ L b l < / S h i p m e n t M e t h o d D e s c r i p t i o n _ L b l > - 
-         < S h i p m e n t _ L b l   E l e m e n t T y p e = " C o l u m n "   E l e m e n t I d = " 2 0 8 5 7 6 7 1 2 0 "   D a t a T y p e = " L a b e l " > S h i p m e n t _ L b l < / S h i p m e n t _ L b l > - 
-         < S h i p T o A d d r e s s 1   E l e m e n t T y p e = " C o l u m n "   E l e m e n t I d = " 1 3 5 7 6 7 2 8 6 1 "   D a t a T y p e = " T e x t " > S h i p T o A d d r e s s 1 < / S h i p T o A d d r e s s 1 > - 
-         < S h i p T o A d d r e s s 2   E l e m e n t T y p e = " C o l u m n "   E l e m e n t I d = " 1 0 2 4 2 0 4 5 8 4 "   D a t a T y p e = " T e x t " > S h i p T o A d d r e s s 2 < / S h i p T o A d d r e s s 2 > - 
-         < S h i p T o A d d r e s s 3   E l e m e n t T y p e = " C o l u m n "   E l e m e n t I d = " 1 6 6 1 9 0 1 2 0 1 "   D a t a T y p e = " T e x t " > S h i p T o A d d r e s s 3 < / S h i p T o A d d r e s s 3 > - 
-         < S h i p T o A d d r e s s 4   E l e m e n t T y p e = " C o l u m n "   E l e m e n t I d = " 5 5 5 4 1 6 9 9 0 "   D a t a T y p e = " T e x t " > S h i p T o A d d r e s s 4 < / S h i p T o A d d r e s s 4 > - 
-         < S h i p T o A d d r e s s 5   E l e m e n t T y p e = " C o l u m n "   E l e m e n t I d = " 1 1 9 3 1 1 3 6 0 7 "   D a t a T y p e = " T e x t " > S h i p T o A d d r e s s 5 < / S h i p T o A d d r e s s 5 > - 
-         < S h i p T o A d d r e s s 6   E l e m e n t T y p e = " C o l u m n "   E l e m e n t I d = " 7 1 9 9 7 6 2 4 4 "   D a t a T y p e = " T e x t " > S h i p T o A d d r e s s 6 < / S h i p T o A d d r e s s 6 > - 
-         < S h i p T o A d d r e s s 7   E l e m e n t T y p e = " C o l u m n "   E l e m e n t I d = " 8 2 2 7 9 6 2 7 "   D a t a T y p e = " T e x t " > S h i p T o A d d r e s s 7 < / S h i p T o A d d r e s s 7 > - 
-         < S h i p T o A d d r e s s 8   E l e m e n t T y p e = " C o l u m n "   E l e m e n t I d = " 1 4 9 2 9 9 2 1 7 8 "   D a t a T y p e = " T e x t " > S h i p T o A d d r e s s 8 < / S h i p T o A d d r e s s 8 > - 
-         < S h i p T o A d d r e s s _ L b l   E l e m e n t T y p e = " C o l u m n "   E l e m e n t I d = " 1 6 5 0 5 0 5 0 1 7 "   D a t a T y p e = " L a b e l " > S h i p T o A d d r e s s _ L b l < / S h i p T o A d d r e s s _ L b l > - 
-         < S h i p T o P h o n e N o   E l e m e n t T y p e = " C o l u m n "   E l e m e n t I d = " 3 6 9 7 0 2 2 5 5 "   D a t a T y p e = " T e x t " > S h i p T o P h o n e N o < / S h i p T o P h o n e N o > - 
-         < S h o w S h i p p i n g A d d r e s s   E l e m e n t T y p e = " C o l u m n "   E l e m e n t I d = " 1 1 2 0 0 7 1 2 6 6 "   D a t a T y p e = " B o o l e a n " > S h o w S h i p p i n g A d d r e s s < / S h o w S h i p p i n g A d d r e s s > - 
-         < S h o w W o r k D e s c r i p t i o n   E l e m e n t T y p e = " C o l u m n "   E l e m e n t I d = " 7 8 5 4 6 8 8 6 5 "   D a t a T y p e = " B o o l e a n " > S h o w W o r k D e s c r i p t i o n < / S h o w W o r k D e s c r i p t i o n > - 
-         < S u b t o t a l _ L b l   E l e m e n t T y p e = " C o l u m n "   E l e m e n t I d = " 1 9 6 7 7 9 5 1 4 2 "   D a t a T y p e = " L a b e l " > S u b t o t a l _ L b l < / S u b t o t a l _ L b l > - 
-         < T h a n k s _ L b l   E l e m e n t T y p e = " C o l u m n "   E l e m e n t I d = " 2 1 0 3 3 0 5 5 2 5 "   D a t a T y p e = " L a b e l " > T h a n k s _ L b l < / T h a n k s _ L b l > - 
-         < T o t a l _ L b l   E l e m e n t T y p e = " C o l u m n "   E l e m e n t I d = " 1 2 1 0 1 0 0 8 7 8 "   D a t a T y p e = " L a b e l " > T o t a l _ L b l < / T o t a l _ L b l > - 
-         < V A T A m o u n t S p e c i f i c a t i o n _ L b l   E l e m e n t T y p e = " C o l u m n "   E l e m e n t I d = " 8 7 8 7 0 6 8 4 6 "   D a t a T y p e = " L a b e l " > V A T A m o u n t S p e c i f i c a t i o n _ L b l < / V A T A m o u n t S p e c i f i c a t i o n _ L b l > - 
-         < V A T A m o u n t _ L b l   E l e m e n t T y p e = " C o l u m n "   E l e m e n t I d = " 1 0 9 4 6 5 7 2 9 "   D a t a T y p e = " L a b e l " > V A T A m o u n t _ L b l < / V A T A m o u n t _ L b l > - 
-         < V A T B a s e _ L b l   E l e m e n t T y p e = " C o l u m n "   E l e m e n t I d = " 1 8 6 6 1 5 8 2 7 8 "   D a t a T y p e = " L a b e l " > V A T B a s e _ L b l < / V A T B a s e _ L b l > - 
-         < V A T C l a u s e s _ L b l   E l e m e n t T y p e = " C o l u m n "   E l e m e n t I d = " 1 3 8 3 9 2 0 0 1 9 "   D a t a T y p e = " L a b e l " > V A T C l a u s e s _ L b l < / V A T C l a u s e s _ L b l > - 
-         < V A T C l a u s e _ L b l   E l e m e n t T y p e = " C o l u m n "   E l e m e n t I d = " 1 5 7 0 4 9 5 4 9 0 "   D a t a T y p e = " S t r i n g " > V A T C l a u s e _ L b l < / V A T C l a u s e _ L b l > - 
-         < V A T I d e n t i f i e r _ L b l   E l e m e n t T y p e = " C o l u m n "   E l e m e n t I d = " 1 6 8 6 6 2 3 9 8 4 "   D a t a T y p e = " L a b e l " > V A T I d e n t i f i e r _ L b l < / V A T I d e n t i f i e r _ L b l > - 
-         < V A T P e r c e n t a g e _ L b l   E l e m e n t T y p e = " C o l u m n "   E l e m e n t I d = " 6 7 6 6 5 4 5 6 5 "   D a t a T y p e = " L a b e l " > V A T P e r c e n t a g e _ L b l < / V A T P e r c e n t a g e _ L b l > - 
-         < V A T R e g i s t r a t i o n N o   E l e m e n t T y p e = " C o l u m n "   E l e m e n t I d = " 1 8 8 9 1 9 5 4 0 2 "   D a t a T y p e = " T e x t " > V A T R e g i s t r a t i o n N o < / V A T R e g i s t r a t i o n N o > - 
-         < V A T R e g i s t r a t i o n N o _ L b l   E l e m e n t T y p e = " C o l u m n "   E l e m e n t I d = " 1 4 2 4 6 1 6 0 8 5 "   D a t a T y p e = " T e x t " > V A T R e g i s t r a t i o n N o _ L b l < / V A T R e g i s t r a t i o n N o _ L b l > - 
-         < Y o u r D o c u m e n t T i t l e _ L b l   E l e m e n t T y p e = " C o l u m n "   E l e m e n t I d = " 1 8 2 1 7 1 6 9 3 4 "   D a t a T y p e = " T e x t " > Y o u r D o c u m e n t T i t l e _ L b l < / Y o u r D o c u m e n t T i t l e _ L b l > - 
-         < Y o u r R e f e r e n c e   E l e m e n t T y p e = " C o l u m n "   E l e m e n t I d = " 1 1 0 3 9 9 5 1 "   D a t a T y p e = " T e x t " > Y o u r R e f e r e n c e < / Y o u r R e f e r e n c e > - 
-         < Y o u r R e f e r e n c e _ _ L b l   E l e m e n t T y p e = " C o l u m n "   E l e m e n t I d = " 1 1 2 6 2 8 0 3 7 1 "   D a t a T y p e = " S t r i n g " > Y o u r R e f e r e n c e _ _ L b l < / Y o u r R e f e r e n c e _ _ L b l > - 
-         < L i n e   E l e m e n t T y p e = " D a t a I t e m "   E l e m e n t I d = " 4 1 1 9 7 6 1 3 3 " > - 
-             < A m o u n t E x c l u d i n g V A T _ L i n e   E l e m e n t T y p e = " C o l u m n "   E l e m e n t I d = " 1 0 6 2 4 6 0 0 4 0 "   D a t a T y p e = " D e c i m a l " > A m o u n t E x c l u d i n g V A T _ L i n e < / A m o u n t E x c l u d i n g V A T _ L i n e > - 
-             < A m o u n t E x c l u d i n g V A T _ L i n e _ L b l   E l e m e n t T y p e = " C o l u m n "   E l e m e n t I d = " 2 0 0 2 8 7 4 4 7 5 "   D a t a T y p e = " S t r i n g " > A m o u n t E x c l u d i n g V A T _ L i n e _ L b l < / A m o u n t E x c l u d i n g V A T _ L i n e _ L b l > - 
-             < A m o u n t I n c l u d i n g V A T _ L i n e   E l e m e n t T y p e = " C o l u m n "   E l e m e n t I d = " 7 7 0 9 2 8 4 0 2 "   D a t a T y p e = " D e c i m a l " > A m o u n t I n c l u d i n g V A T _ L i n e < / A m o u n t I n c l u d i n g V A T _ L i n e > - 
-             < A m o u n t I n c l u d i n g V A T _ L i n e _ L b l   E l e m e n t T y p e = " C o l u m n "   E l e m e n t I d = " 9 3 0 7 4 7 3 1 3 "   D a t a T y p e = " S t r i n g " > A m o u n t I n c l u d i n g V A T _ L i n e _ L b l < / A m o u n t I n c l u d i n g V A T _ L i n e _ L b l > - 
-             < D e s c r i p t i o n _ L i n e   E l e m e n t T y p e = " C o l u m n "   E l e m e n t I d = " 1 4 0 6 8 2 2 3 1 0 "   D a t a T y p e = " T e x t " > D e s c r i p t i o n _ L i n e < / D e s c r i p t i o n _ L i n e > - 
-             < D e s c r i p t i o n _ L i n e _ L b l   E l e m e n t T y p e = " C o l u m n "   E l e m e n t I d = " 2 1 1 8 9 5 1 4 9 5 "   D a t a T y p e = " S t r i n g " > D e s c r i p t i o n _ L i n e _ L b l < / D e s c r i p t i o n _ L i n e _ L b l > - 
-             < I t e m N o _ L i n e   E l e m e n t T y p e = " C o l u m n "   E l e m e n t I d = " 1 9 1 0 2 9 6 2 8 8 "   D a t a T y p e = " C o d e " > I t e m N o _ L i n e < / I t e m N o _ L i n e > - 
-             < I t e m N o _ L i n e _ L b l   E l e m e n t T y p e = " C o l u m n "   E l e m e n t I d = " 1 3 4 0 0 7 9 6 1 3 "   D a t a T y p e = " S t r i n g " > I t e m N o _ L i n e _ L b l < / I t e m N o _ L i n e _ L b l > - 
-             < I t e m R e f e r e n c e N o _ L i n e   E l e m e n t T y p e = " C o l u m n "   E l e m e n t I d = " 9 2 7 2 3 5 7 "   D a t a T y p e = " C o d e " > I t e m R e f e r e n c e N o _ L i n e < / I t e m R e f e r e n c e N o _ L i n e > - 
-             < I t e m R e f e r e n c e N o _ L i n e _ L b l   E l e m e n t T y p e = " C o l u m n "   E l e m e n t I d = " 1 9 8 0 6 3 1 1 3 0 "   D a t a T y p e = " S t r i n g " > I t e m R e f e r e n c e N o _ L i n e _ L b l < / I t e m R e f e r e n c e N o _ L i n e _ L b l > - 
-             < L i n e A m o u n t _ L i n e   E l e m e n t T y p e = " C o l u m n "   E l e m e n t I d = " 2 6 8 9 3 7 1 6 2 "   D a t a T y p e = " T e x t " > L i n e A m o u n t _ L i n e < / L i n e A m o u n t _ L i n e > - 
-             < L i n e A m o u n t _ L i n e _ L b l   E l e m e n t T y p e = " C o l u m n "   E l e m e n t I d = " 9 9 2 9 0 1 8 4 5 "   D a t a T y p e = " S t r i n g " > L i n e A m o u n t _ L i n e _ L b l < / L i n e A m o u n t _ L i n e _ L b l > - 
-             < L i n e D i s c o u n t P e r c e n t T e x t _ L i n e   E l e m e n t T y p e = " C o l u m n "   E l e m e n t I d = " 6 1 3 1 3 5 1 9 "   D a t a T y p e = " T e x t " > L i n e D i s c o u n t P e r c e n t T e x t _ L i n e < / L i n e D i s c o u n t P e r c e n t T e x t _ L i n e > - 
-             < L i n e D i s c o u n t P e r c e n t _ L i n e   E l e m e n t T y p e = " C o l u m n "   E l e m e n t I d = " 9 0 7 8 2 7 4 3 6 "   D a t a T y p e = " D e c i m a l " > L i n e D i s c o u n t P e r c e n t _ L i n e < / L i n e D i s c o u n t P e r c e n t _ L i n e > - 
-             < L i n e N o _ L i n e   E l e m e n t T y p e = " C o l u m n "   E l e m e n t I d = " 6 9 8 9 8 5 9 7 9 "   D a t a T y p e = " I n t e g e r " > L i n e N o _ L i n e < / L i n e N o _ L i n e > - 
-             < P r i c e P e r _ L b l   E l e m e n t T y p e = " C o l u m n "   E l e m e n t I d = " 9 7 3 2 8 0 1 3 4 "   D a t a T y p e = " L a b e l " > P r i c e P e r _ L b l < / P r i c e P e r _ L b l > - 
-             < P r i c e _ L b l   E l e m e n t T y p e = " C o l u m n "   E l e m e n t I d = " 2 1 2 6 7 6 4 9 2 5 "   D a t a T y p e = " L a b e l " > P r i c e _ L b l < / P r i c e _ L b l > - 
-             < Q t y _ L b l   E l e m e n t T y p e = " C o l u m n "   E l e m e n t I d = " 2 6 3 6 7 3 7 6 4 "   D a t a T y p e = " L a b e l " > Q t y _ L b l < / Q t y _ L b l > - 
-             < Q u a n t i t y _ L i n e   E l e m e n t T y p e = " C o l u m n "   E l e m e n t I d = " 1 0 6 8 5 4 3 5 3 7 "   D a t a T y p e = " T e x t " > Q u a n t i t y _ L i n e < / Q u a n t i t y _ L i n e > - 
-             < Q u a n t i t y _ L i n e _ L b l   E l e m e n t T y p e = " C o l u m n "   E l e m e n t I d = " 2 0 3 4 5 0 6 8 0 2 "   D a t a T y p e = " S t r i n g " > Q u a n t i t y _ L i n e _ L b l < / Q u a n t i t y _ L i n e _ L b l > - 
-             < S h i p m e n t D a t e _ L b l   E l e m e n t T y p e = " C o l u m n "   E l e m e n t I d = " 6 1 4 4 0 0 3 6 4 "   D a t a T y p e = " L a b e l " > S h i p m e n t D a t e _ L b l < / S h i p m e n t D a t e _ L b l > - 
-             < S h i p m e n t D a t e _ L i n e   E l e m e n t T y p e = " C o l u m n "   E l e m e n t I d = " 1 6 7 3 3 7 5 4 1 6 "   D a t a T y p e = " S t r i n g " > S h i p m e n t D a t e _ L i n e < / S h i p m e n t D a t e _ L i n e > - 
-             < T r a n s H e a d e r A m o u n t   E l e m e n t T y p e = " C o l u m n "   E l e m e n t I d = " 2 0 2 8 3 0 6 2 7 6 "   D a t a T y p e = " D e c i m a l " > T r a n s H e a d e r A m o u n t < / T r a n s H e a d e r A m o u n t > - 
-             < T y p e _ L i n e   E l e m e n t T y p e = " C o l u m n "   E l e m e n t I d = " 2 7 2 8 0 4 9 2 4 "   D a t a T y p e = " S t r i n g " > T y p e _ L i n e < / T y p e _ L i n e > - 
-             < U n i t O f M e a s u r e   E l e m e n t T y p e = " C o l u m n "   E l e m e n t I d = " 1 8 0 8 2 2 8 0 1 8 "   D a t a T y p e = " T e x t " > U n i t O f M e a s u r e < / U n i t O f M e a s u r e > - 
-             < U n i t O f M e a s u r e _ L b l   E l e m e n t T y p e = " C o l u m n "   E l e m e n t I d = " 9 8 1 9 5 1 2 4 9 "   D a t a T y p e = " S t r i n g " > U n i t O f M e a s u r e _ L b l < / U n i t O f M e a s u r e _ L b l > - 
-             < U n i t P r i c e   E l e m e n t T y p e = " C o l u m n "   E l e m e n t I d = " 1 4 7 8 2 2 1 5 2 6 "   D a t a T y p e = " T e x t " > U n i t P r i c e < / U n i t P r i c e > - 
-             < U n i t P r i c e _ L b l   E l e m e n t T y p e = " C o l u m n "   E l e m e n t I d = " 1 1 6 3 9 2 6 6 0 3 "   D a t a T y p e = " S t r i n g " > U n i t P r i c e _ L b l < / U n i t P r i c e _ L b l > - 
-             < U n i t _ L b l   E l e m e n t T y p e = " C o l u m n "   E l e m e n t I d = " 8 1 4 3 6 4 3 1 8 "   D a t a T y p e = " L a b e l " > U n i t _ L b l < / U n i t _ L b l > - 
-             < V A T I d e n t i f i e r _ L i n e   E l e m e n t T y p e = " C o l u m n "   E l e m e n t I d = " 1 7 7 3 6 2 2 4 1 2 "   D a t a T y p e = " C o d e " > V A T I d e n t i f i e r _ L i n e < / V A T I d e n t i f i e r _ L i n e > - 
-             < V A T I d e n t i f i e r _ L i n e _ L b l   E l e m e n t T y p e = " C o l u m n "   E l e m e n t I d = " 5 3 3 7 8 2 7 0 3 "   D a t a T y p e = " S t r i n g " > V A T I d e n t i f i e r _ L i n e _ L b l < / V A T I d e n t i f i e r _ L i n e _ L b l > - 
-             < V A T P c t _ L i n e   E l e m e n t T y p e = " C o l u m n "   E l e m e n t I d = " 1 9 7 4 0 0 1 9 4 4 "   D a t a T y p e = " T e x t " > V A T P c t _ L i n e < / V A T P c t _ L i n e > - 
-             < V A T P c t _ L i n e _ L b l   E l e m e n t T y p e = " C o l u m n "   E l e m e n t I d = " 1 2 0 7 5 2 9 9 1 5 "   D a t a T y p e = " S t r i n g " > V A T P c t _ L i n e _ L b l < / V A T P c t _ L i n e _ L b l > +     < H e a d e r > + 
+         < B i l l e d T o _ L b l > B i l l e d T o _ L b l < / B i l l e d T o _ L b l > + 
+         < B i l l T o C o n t a c t E m a i l > B i l l T o C o n t a c t E m a i l < / B i l l T o C o n t a c t E m a i l > + 
+         < B i l l T o C o n t a c t E m a i l L b l > B i l l T o C o n t a c t E m a i l L b l < / B i l l T o C o n t a c t E m a i l L b l > + 
+         < B i l l T o C o n t a c t M o b i l e P h o n e N o > B i l l T o C o n t a c t M o b i l e P h o n e N o < / B i l l T o C o n t a c t M o b i l e P h o n e N o > + 
+         < B i l l T o C o n t a c t M o b i l e P h o n e N o L b l > B i l l T o C o n t a c t M o b i l e P h o n e N o L b l < / B i l l T o C o n t a c t M o b i l e P h o n e N o L b l > + 
+         < B i l l T o C o n t a c t P h o n e N o > B i l l T o C o n t a c t P h o n e N o < / B i l l T o C o n t a c t P h o n e N o > + 
+         < B i l l T o C o n t a c t P h o n e N o L b l > B i l l T o C o n t a c t P h o n e N o L b l < / B i l l T o C o n t a c t P h o n e N o L b l > + 
+         < B i l l t o C u s t o m e r N o _ L b l > B i l l t o C u s t o m e r N o _ L b l < / B i l l t o C u s t o m e r N o _ L b l > + 
+         < B i l l t o C u s t u m e r N o > B i l l t o C u s t u m e r N o < / B i l l t o C u s t u m e r N o > + 
+         < C h e c k s P a y a b l e _ L b l > C h e c k s P a y a b l e _ L b l < / C h e c k s P a y a b l e _ L b l > + 
+         < C o m p a n y A d d r e s s 1 > C o m p a n y A d d r e s s 1 < / C o m p a n y A d d r e s s 1 > + 
+         < C o m p a n y A d d r e s s 2 > C o m p a n y A d d r e s s 2 < / C o m p a n y A d d r e s s 2 > + 
+         < C o m p a n y A d d r e s s 3 > C o m p a n y A d d r e s s 3 < / C o m p a n y A d d r e s s 3 > + 
+         < C o m p a n y A d d r e s s 4 > C o m p a n y A d d r e s s 4 < / C o m p a n y A d d r e s s 4 > + 
+         < C o m p a n y A d d r e s s 5 > C o m p a n y A d d r e s s 5 < / C o m p a n y A d d r e s s 5 > + 
+         < C o m p a n y A d d r e s s 6 > C o m p a n y A d d r e s s 6 < / C o m p a n y A d d r e s s 6 > + 
+         < C o m p a n y A d d r e s s 7 > C o m p a n y A d d r e s s 7 < / C o m p a n y A d d r e s s 7 > + 
+         < C o m p a n y A d d r e s s 8 > C o m p a n y A d d r e s s 8 < / C o m p a n y A d d r e s s 8 > + 
+         < C o m p a n y B a n k A c c o u n t N o > C o m p a n y B a n k A c c o u n t N o < / C o m p a n y B a n k A c c o u n t N o > + 
+         < C o m p a n y B a n k A c c o u n t N o _ L b l > C o m p a n y B a n k A c c o u n t N o _ L b l < / C o m p a n y B a n k A c c o u n t N o _ L b l > + 
+         < C o m p a n y B a n k B r a n c h N o > C o m p a n y B a n k B r a n c h N o < / C o m p a n y B a n k B r a n c h N o > + 
+         < C o m p a n y B a n k B r a n c h N o _ L b l > C o m p a n y B a n k B r a n c h N o _ L b l < / C o m p a n y B a n k B r a n c h N o _ L b l > + 
+         < C o m p a n y B a n k N a m e > C o m p a n y B a n k N a m e < / C o m p a n y B a n k N a m e > + 
+         < C o m p a n y B a n k N a m e _ L b l > C o m p a n y B a n k N a m e _ L b l < / C o m p a n y B a n k N a m e _ L b l > + 
+         < C o m p a n y C u s t o m G i r o > C o m p a n y C u s t o m G i r o < / C o m p a n y C u s t o m G i r o > + 
+         < C o m p a n y C u s t o m G i r o _ L b l > C o m p a n y C u s t o m G i r o _ L b l < / C o m p a n y C u s t o m G i r o _ L b l > + 
+         < C o m p a n y E M a i l > C o m p a n y E M a i l < / C o m p a n y E M a i l > + 
+         < C o m p a n y G i r o N o > C o m p a n y G i r o N o < / C o m p a n y G i r o N o > + 
+         < C o m p a n y G i r o N o _ L b l > C o m p a n y G i r o N o _ L b l < / C o m p a n y G i r o N o _ L b l > + 
+         < C o m p a n y H o m e P a g e > C o m p a n y H o m e P a g e < / C o m p a n y H o m e P a g e > + 
+         < C o m p a n y I B A N > C o m p a n y I B A N < / C o m p a n y I B A N > + 
+         < C o m p a n y I B A N _ L b l > C o m p a n y I B A N _ L b l < / C o m p a n y I B A N _ L b l > + 
+         < C o m p a n y L e g a l O f f i c e > C o m p a n y L e g a l O f f i c e < / C o m p a n y L e g a l O f f i c e > + 
+         < C o m p a n y L e g a l O f f i c e _ L b l > C o m p a n y L e g a l O f f i c e _ L b l < / C o m p a n y L e g a l O f f i c e _ L b l > + 
+         < C o m p a n y L e g a l S t a t e m e n t > C o m p a n y L e g a l S t a t e m e n t < / C o m p a n y L e g a l S t a t e m e n t > + 
+         < C o m p a n y L o g o P o s i t i o n > C o m p a n y L o g o P o s i t i o n < / C o m p a n y L o g o P o s i t i o n > + 
+         < C o m p a n y P h o n e N o > C o m p a n y P h o n e N o < / C o m p a n y P h o n e N o > + 
+         < C o m p a n y P h o n e N o _ L b l > C o m p a n y P h o n e N o _ L b l < / C o m p a n y P h o n e N o _ L b l > + 
+         < C o m p a n y P i c t u r e / > + 
+         < C o m p a n y R e g i s t r a t i o n N u m b e r > C o m p a n y R e g i s t r a t i o n N u m b e r < / C o m p a n y R e g i s t r a t i o n N u m b e r > + 
+         < C o m p a n y R e g i s t r a t i o n N u m b e r _ L b l > C o m p a n y R e g i s t r a t i o n N u m b e r _ L b l < / C o m p a n y R e g i s t r a t i o n N u m b e r _ L b l > + 
+         < C o m p a n y S W I F T > C o m p a n y S W I F T < / C o m p a n y S W I F T > + 
+         < C o m p a n y S W I F T _ L b l > C o m p a n y S W I F T _ L b l < / C o m p a n y S W I F T _ L b l > + 
+         < C o m p a n y V A T R e g i s t r a t i o n N o > C o m p a n y V A T R e g i s t r a t i o n N o < / C o m p a n y V A T R e g i s t r a t i o n N o > + 
+         < C o m p a n y V A T R e g i s t r a t i o n N o _ L b l > C o m p a n y V A T R e g i s t r a t i o n N o _ L b l < / C o m p a n y V A T R e g i s t r a t i o n N o _ L b l > + 
+         < C o m p a n y V A T R e g N o > C o m p a n y V A T R e g N o < / C o m p a n y V A T R e g N o > + 
+         < C o m p a n y V A T R e g N o _ L b l > C o m p a n y V A T R e g N o _ L b l < / C o m p a n y V A T R e g N o _ L b l > + 
+         < C o n t a c t _ L b l > C o n t a c t _ L b l < / C o n t a c t _ L b l > + 
+         < C o p y _ L b l > C o p y _ L b l < / C o p y _ L b l > + 
+         < C u s t o m e r A d d r e s s 1 > C u s t o m e r A d d r e s s 1 < / C u s t o m e r A d d r e s s 1 > + 
+         < C u s t o m e r A d d r e s s 2 > C u s t o m e r A d d r e s s 2 < / C u s t o m e r A d d r e s s 2 > + 
+         < C u s t o m e r A d d r e s s 3 > C u s t o m e r A d d r e s s 3 < / C u s t o m e r A d d r e s s 3 > + 
+         < C u s t o m e r A d d r e s s 4 > C u s t o m e r A d d r e s s 4 < / C u s t o m e r A d d r e s s 4 > + 
+         < C u s t o m e r A d d r e s s 5 > C u s t o m e r A d d r e s s 5 < / C u s t o m e r A d d r e s s 5 > + 
+         < C u s t o m e r A d d r e s s 6 > C u s t o m e r A d d r e s s 6 < / C u s t o m e r A d d r e s s 6 > + 
+         < C u s t o m e r A d d r e s s 7 > C u s t o m e r A d d r e s s 7 < / C u s t o m e r A d d r e s s 7 > + 
+         < C u s t o m e r A d d r e s s 8 > C u s t o m e r A d d r e s s 8 < / C u s t o m e r A d d r e s s 8 > + 
+         < C u s t o m e r P o s t a l B a r C o d e > C u s t o m e r P o s t a l B a r C o d e < / C u s t o m e r P o s t a l B a r C o d e > + 
+         < D o c u m e n t D a t e > D o c u m e n t D a t e < / D o c u m e n t D a t e > + 
+         < D o c u m e n t D a t e _ L b l > D o c u m e n t D a t e _ L b l < / D o c u m e n t D a t e _ L b l > + 
+         < D o c u m e n t N o > D o c u m e n t N o < / D o c u m e n t N o > + 
+         < D o c u m e n t N o _ L b l > D o c u m e n t N o _ L b l < / D o c u m e n t N o _ L b l > + 
+         < D o c u m e n t T i t l e _ L b l > D o c u m e n t T i t l e _ L b l < / D o c u m e n t T i t l e _ L b l > + 
+         < D u e D a t e > D u e D a t e < / D u e D a t e > + 
+         < D u e D a t e _ L b l > D u e D a t e _ L b l < / D u e D a t e _ L b l > + 
+         < E M a i l _ L b l > E M a i l _ L b l < / E M a i l _ L b l > + 
+         < E x c h a n g e R a t e A s T e x t > E x c h a n g e R a t e A s T e x t < / E x c h a n g e R a t e A s T e x t > + 
+         < E x t e r n a l D o c u m e n t N o > E x t e r n a l D o c u m e n t N o < / E x t e r n a l D o c u m e n t N o > + 
+         < E x t e r n a l D o c u m e n t N o _ _ L b l > E x t e r n a l D o c u m e n t N o _ _ L b l < / E x t e r n a l D o c u m e n t N o _ _ L b l > + 
+         < F r o m _ L b l > F r o m _ L b l < / F r o m _ L b l > + 
+         < H o m e P a g e _ L b l > H o m e P a g e _ L b l < / H o m e P a g e _ L b l > + 
+         < I n v o i c e D i s c o u n t A m o u n t _ L b l > I n v o i c e D i s c o u n t A m o u n t _ L b l < / I n v o i c e D i s c o u n t A m o u n t _ L b l > + 
+         < I n v o i c e D i s c o u n t B a s e A m o u n t _ L b l > I n v o i c e D i s c o u n t B a s e A m o u n t _ L b l < / I n v o i c e D i s c o u n t B a s e A m o u n t _ L b l > + 
+         < I n v o i c e N o P o s i t i o n _ L b l > I n v o i c e N o P o s i t i o n _ L b l < / I n v o i c e N o P o s i t i o n _ L b l > + 
+         < L e g a l E n t i t y T y p e > L e g a l E n t i t y T y p e < / L e g a l E n t i t y T y p e > + 
+         < L e g a l E n t i t y T y p e _ L b l > L e g a l E n t i t y T y p e _ L b l < / L e g a l E n t i t y T y p e _ L b l > + 
+         < L i n e A m o u n t A f t e r I n v o i c e D i s c o u n t _ L b l > L i n e A m o u n t A f t e r I n v o i c e D i s c o u n t _ L b l < / L i n e A m o u n t A f t e r I n v o i c e D i s c o u n t _ L b l > + 
+         < L o c a l C u r r e n c y _ L b l > L o c a l C u r r e n c y _ L b l < / L o c a l C u r r e n c y _ L b l > + 
+         < P a g e _ L b l > P a g e _ L b l < / P a g e _ L b l > + 
+         < P a y m e n t I n s t r u c t i o n s _ T x t > P a y m e n t I n s t r u c t i o n s _ T x t < / P a y m e n t I n s t r u c t i o n s _ T x t > + 
+         < P a y m e n t M e t h o d D e s c r i p t i o n > P a y m e n t M e t h o d D e s c r i p t i o n < / P a y m e n t M e t h o d D e s c r i p t i o n > + 
+         < P a y m e n t M e t h o d D e s c r i p t i o n _ L b l > P a y m e n t M e t h o d D e s c r i p t i o n _ L b l < / P a y m e n t M e t h o d D e s c r i p t i o n _ L b l > + 
+         < P a y m e n t T e r m s D e s c r i p t i o n > P a y m e n t T e r m s D e s c r i p t i o n < / P a y m e n t T e r m s D e s c r i p t i o n > + 
+         < P a y m e n t T e r m s D e s c r i p t i o n _ L b l > P a y m e n t T e r m s D e s c r i p t i o n _ L b l < / P a y m e n t T e r m s D e s c r i p t i o n _ L b l > + 
+         < P r i c e s I n c l u d i n g V A T > P r i c e s I n c l u d i n g V A T < / P r i c e s I n c l u d i n g V A T > + 
+         < P r i c e s I n c l u d i n g V A T _ L b l > P r i c e s I n c l u d i n g V A T _ L b l < / P r i c e s I n c l u d i n g V A T _ L b l > + 
+         < P r i c e s I n c l u d i n g V A T Y e s N o > P r i c e s I n c l u d i n g V A T Y e s N o < / P r i c e s I n c l u d i n g V A T Y e s N o > + 
+         < Q u e s t i o n s _ L b l > Q u e s t i o n s _ L b l < / Q u e s t i o n s _ L b l > + 
+         < S a l e s I n v o i c e L i n e D i s c o u n t _ L b l > S a l e s I n v o i c e L i n e D i s c o u n t _ L b l < / S a l e s I n v o i c e L i n e D i s c o u n t _ L b l > + 
+         < S a l e s P e r s o n _ L b l > S a l e s P e r s o n _ L b l < / S a l e s P e r s o n _ L b l > + 
+         < S a l e s P e r s o n B l a n k _ L b l > S a l e s P e r s o n B l a n k _ L b l < / S a l e s P e r s o n B l a n k _ L b l > + 
+         < S a l e s P e r s o n N a m e > S a l e s P e r s o n N a m e < / S a l e s P e r s o n N a m e > + 
+         < S e l l T o C o n t a c t E m a i l > S e l l T o C o n t a c t E m a i l < / S e l l T o C o n t a c t E m a i l > + 
+         < S e l l T o C o n t a c t E m a i l L b l > S e l l T o C o n t a c t E m a i l L b l < / S e l l T o C o n t a c t E m a i l L b l > + 
+         < S e l l T o C o n t a c t M o b i l e P h o n e N o > S e l l T o C o n t a c t M o b i l e P h o n e N o < / S e l l T o C o n t a c t M o b i l e P h o n e N o > + 
+         < S e l l T o C o n t a c t M o b i l e P h o n e N o L b l > S e l l T o C o n t a c t M o b i l e P h o n e N o L b l < / S e l l T o C o n t a c t M o b i l e P h o n e N o L b l > + 
+         < S e l l T o C o n t a c t P h o n e N o > S e l l T o C o n t a c t P h o n e N o < / S e l l T o C o n t a c t P h o n e N o > + 
+         < S e l l T o C o n t a c t P h o n e N o L b l > S e l l T o C o n t a c t P h o n e N o L b l < / S e l l T o C o n t a c t P h o n e N o L b l > + 
+         < S e l l t o C u s t o m e r N o > S e l l t o C u s t o m e r N o < / S e l l t o C u s t o m e r N o > + 
+         < S e l l t o C u s t o m e r N o _ L b l > S e l l t o C u s t o m e r N o _ L b l < / S e l l t o C u s t o m e r N o _ L b l > + 
+         < S h i p m e n t _ L b l > S h i p m e n t _ L b l < / S h i p m e n t _ L b l > + 
+         < S h i p m e n t M e t h o d D e s c r i p t i o n > S h i p m e n t M e t h o d D e s c r i p t i o n < / S h i p m e n t M e t h o d D e s c r i p t i o n > + 
+         < S h i p m e n t M e t h o d D e s c r i p t i o n _ L b l > S h i p m e n t M e t h o d D e s c r i p t i o n _ L b l < / S h i p m e n t M e t h o d D e s c r i p t i o n _ L b l > + 
+         < S h i p T o A d d r e s s _ L b l > S h i p T o A d d r e s s _ L b l < / S h i p T o A d d r e s s _ L b l > + 
+         < S h i p T o A d d r e s s 1 > S h i p T o A d d r e s s 1 < / S h i p T o A d d r e s s 1 > + 
+         < S h i p T o A d d r e s s 2 > S h i p T o A d d r e s s 2 < / S h i p T o A d d r e s s 2 > + 
+         < S h i p T o A d d r e s s 3 > S h i p T o A d d r e s s 3 < / S h i p T o A d d r e s s 3 > + 
+         < S h i p T o A d d r e s s 4 > S h i p T o A d d r e s s 4 < / S h i p T o A d d r e s s 4 > + 
+         < S h i p T o A d d r e s s 5 > S h i p T o A d d r e s s 5 < / S h i p T o A d d r e s s 5 > + 
+         < S h i p T o A d d r e s s 6 > S h i p T o A d d r e s s 6 < / S h i p T o A d d r e s s 6 > + 
+         < S h i p T o A d d r e s s 7 > S h i p T o A d d r e s s 7 < / S h i p T o A d d r e s s 7 > + 
+         < S h i p T o A d d r e s s 8 > S h i p T o A d d r e s s 8 < / S h i p T o A d d r e s s 8 > + 
+         < S h i p T o P h o n e N o > S h i p T o P h o n e N o < / S h i p T o P h o n e N o > + 
+         < S h o w S h i p p i n g A d d r e s s > S h o w S h i p p i n g A d d r e s s < / S h o w S h i p p i n g A d d r e s s > + 
+         < S h o w W o r k D e s c r i p t i o n > S h o w W o r k D e s c r i p t i o n < / S h o w W o r k D e s c r i p t i o n > + 
+         < S u b t o t a l _ L b l > S u b t o t a l _ L b l < / S u b t o t a l _ L b l > + 
+         < T h a n k s _ L b l > T h a n k s _ L b l < / T h a n k s _ L b l > + 
+         < T o t a l _ L b l > T o t a l _ L b l < / T o t a l _ L b l > + 
+         < V A T A m o u n t _ L b l > V A T A m o u n t _ L b l < / V A T A m o u n t _ L b l > + 
+         < V A T A m o u n t S p e c i f i c a t i o n _ L b l > V A T A m o u n t S p e c i f i c a t i o n _ L b l < / V A T A m o u n t S p e c i f i c a t i o n _ L b l > + 
+         < V A T B a s e _ L b l > V A T B a s e _ L b l < / V A T B a s e _ L b l > + 
+         < V A T C l a u s e _ L b l > V A T C l a u s e _ L b l < / V A T C l a u s e _ L b l > + 
+         < V A T C l a u s e s _ L b l > V A T C l a u s e s _ L b l < / V A T C l a u s e s _ L b l > + 
+         < V A T I d e n t i f i e r _ L b l > V A T I d e n t i f i e r _ L b l < / V A T I d e n t i f i e r _ L b l > + 
+         < V A T P e r c e n t a g e _ L b l > V A T P e r c e n t a g e _ L b l < / V A T P e r c e n t a g e _ L b l > + 
+         < V A T R e g i s t r a t i o n N o > V A T R e g i s t r a t i o n N o < / V A T R e g i s t r a t i o n N o > + 
+         < V A T R e g i s t r a t i o n N o _ L b l > V A T R e g i s t r a t i o n N o _ L b l < / V A T R e g i s t r a t i o n N o _ L b l > + 
+         < Y o u r D o c u m e n t T i t l e _ L b l > Y o u r D o c u m e n t T i t l e _ L b l < / Y o u r D o c u m e n t T i t l e _ L b l > + 
+         < Y o u r R e f e r e n c e > Y o u r R e f e r e n c e < / Y o u r R e f e r e n c e > + 
+         < Y o u r R e f e r e n c e _ _ L b l > Y o u r R e f e r e n c e _ _ L b l < / Y o u r R e f e r e n c e _ _ L b l > + 
+         < L i n e > + 
+             < A m o u n t E x c l u d i n g V A T _ L i n e > A m o u n t E x c l u d i n g V A T _ L i n e < / A m o u n t E x c l u d i n g V A T _ L i n e > + 
+             < A m o u n t E x c l u d i n g V A T _ L i n e _ L b l > A m o u n t E x c l u d i n g V A T _ L i n e _ L b l < / A m o u n t E x c l u d i n g V A T _ L i n e _ L b l > + 
+             < A m o u n t I n c l u d i n g V A T _ L i n e > A m o u n t I n c l u d i n g V A T _ L i n e < / A m o u n t I n c l u d i n g V A T _ L i n e > + 
+             < A m o u n t I n c l u d i n g V A T _ L i n e _ L b l > A m o u n t I n c l u d i n g V A T _ L i n e _ L b l < / A m o u n t I n c l u d i n g V A T _ L i n e _ L b l > + 
+             < D e s c r i p t i o n _ L i n e > D e s c r i p t i o n _ L i n e < / D e s c r i p t i o n _ L i n e > + 
+             < D e s c r i p t i o n _ L i n e _ L b l > D e s c r i p t i o n _ L i n e _ L b l < / D e s c r i p t i o n _ L i n e _ L b l > + 
+             < I t e m N o _ L i n e > I t e m N o _ L i n e < / I t e m N o _ L i n e > + 
+             < I t e m N o _ L i n e _ L b l > I t e m N o _ L i n e _ L b l < / I t e m N o _ L i n e _ L b l > + 
+             < I t e m R e f e r e n c e N o _ L i n e > I t e m R e f e r e n c e N o _ L i n e < / I t e m R e f e r e n c e N o _ L i n e > + 
+             < I t e m R e f e r e n c e N o _ L i n e _ L b l > I t e m R e f e r e n c e N o _ L i n e _ L b l < / I t e m R e f e r e n c e N o _ L i n e _ L b l > + 
+             < L i n e A m o u n t _ L i n e > L i n e A m o u n t _ L i n e < / L i n e A m o u n t _ L i n e > + 
+             < L i n e A m o u n t _ L i n e _ L b l > L i n e A m o u n t _ L i n e _ L b l < / L i n e A m o u n t _ L i n e _ L b l > + 
+             < L i n e D i s c o u n t P e r c e n t _ L i n e > L i n e D i s c o u n t P e r c e n t _ L i n e < / L i n e D i s c o u n t P e r c e n t _ L i n e > + 
+             < L i n e D i s c o u n t P e r c e n t T e x t _ L i n e > L i n e D i s c o u n t P e r c e n t T e x t _ L i n e < / L i n e D i s c o u n t P e r c e n t T e x t _ L i n e > + 
+             < L i n e N o _ L i n e > L i n e N o _ L i n e < / L i n e N o _ L i n e > + 
+             < P r i c e _ L b l > P r i c e _ L b l < / P r i c e _ L b l > + 
+             < P r i c e P e r _ L b l > P r i c e P e r _ L b l < / P r i c e P e r _ L b l > + 
+             < Q t y _ L b l > Q t y _ L b l < / Q t y _ L b l > + 
+             < Q u a n t i t y _ L i n e > Q u a n t i t y _ L i n e < / Q u a n t i t y _ L i n e > + 
+             < Q u a n t i t y _ L i n e _ L b l > Q u a n t i t y _ L i n e _ L b l < / Q u a n t i t y _ L i n e _ L b l > + 
+             < S h i p m e n t D a t e _ L b l > S h i p m e n t D a t e _ L b l < / S h i p m e n t D a t e _ L b l > + 
+             < S h i p m e n t D a t e _ L i n e > S h i p m e n t D a t e _ L i n e < / S h i p m e n t D a t e _ L i n e > + 
+             < T r a n s H e a d e r A m o u n t > T r a n s H e a d e r A m o u n t < / T r a n s H e a d e r A m o u n t > + 
+             < T y p e _ L i n e > T y p e _ L i n e < / T y p e _ L i n e > + 
+             < U n i t _ L b l > U n i t _ L b l < / U n i t _ L b l > + 
+             < U n i t O f M e a s u r e > U n i t O f M e a s u r e < / U n i t O f M e a s u r e > + 
+             < U n i t O f M e a s u r e _ L b l > U n i t O f M e a s u r e _ L b l < / U n i t O f M e a s u r e _ L b l > + 
+             < U n i t P r i c e > U n i t P r i c e < / U n i t P r i c e > + 
+             < U n i t P r i c e _ L b l > U n i t P r i c e _ L b l < / U n i t P r i c e _ L b l > + 
+             < V A T I d e n t i f i e r _ L i n e > V A T I d e n t i f i e r _ L i n e < / V A T I d e n t i f i e r _ L i n e > + 
+             < V A T I d e n t i f i e r _ L i n e _ L b l > V A T I d e n t i f i e r _ L i n e _ L b l < / V A T I d e n t i f i e r _ L i n e _ L b l > + 
+             < V A T P c t _ L i n e > V A T P c t _ L i n e < / V A T P c t _ L i n e > + 
+             < V A T P c t _ L i n e _ L b l > V A T P c t _ L i n e _ L b l < / V A T P c t _ L i n e _ L b l >   
          < / L i n e >   
-         < W o r k D e s c r i p t i o n L i n e s   E l e m e n t T y p e = " D a t a I t e m "   E l e m e n t I d = " 2 7 6 8 1 9 4 4 7 " > - 
-             < W o r k D e s c r i p t i o n L i n e   E l e m e n t T y p e = " C o l u m n "   E l e m e n t I d = " 1 9 4 7 6 2 1 6 7 6 "   D a t a T y p e = " T e x t " > W o r k D e s c r i p t i o n L i n e < / W o r k D e s c r i p t i o n L i n e > - 
-             < W o r k D e s c r i p t i o n L i n e N u m b e r   E l e m e n t T y p e = " C o l u m n "   E l e m e n t I d = " 7 9 7 3 0 7 2 2 3 "   D a t a T y p e = " I n t e g e r " > W o r k D e s c r i p t i o n L i n e N u m b e r < / W o r k D e s c r i p t i o n L i n e N u m b e r > +         < W o r k D e s c r i p t i o n L i n e s > + 
+             < W o r k D e s c r i p t i o n L i n e > W o r k D e s c r i p t i o n L i n e < / W o r k D e s c r i p t i o n L i n e > + 
+             < W o r k D e s c r i p t i o n L i n e N u m b e r > W o r k D e s c r i p t i o n L i n e N u m b e r < / W o r k D e s c r i p t i o n L i n e N u m b e r >   
          < / W o r k D e s c r i p t i o n L i n e s >   
-         < V A T A m o u n t L i n e   E l e m e n t T y p e = " D a t a I t e m "   E l e m e n t I d = " 8 2 7 5 3 4 3 4 8 " > - 
-             < I n v o i c e D i s c o u n t A m o u n t _ V A T A m o u n t L i n e   E l e m e n t T y p e = " C o l u m n "   E l e m e n t I d = " 8 2 4 7 3 0 1 4 1 "   D a t a T y p e = " D e c i m a l " > I n v o i c e D i s c o u n t A m o u n t _ V A T A m o u n t L i n e < / I n v o i c e D i s c o u n t A m o u n t _ V A T A m o u n t L i n e > - 
-             < I n v o i c e D i s c o u n t A m o u n t _ V A T A m o u n t L i n e _ L b l   E l e m e n t T y p e = " C o l u m n "   E l e m e n t I d = " 1 5 6 2 2 0 0 0 3 4 "   D a t a T y p e = " S t r i n g " > I n v o i c e D i s c o u n t A m o u n t _ V A T A m o u n t L i n e _ L b l < / I n v o i c e D i s c o u n t A m o u n t _ V A T A m o u n t L i n e _ L b l > - 
-             < I n v o i c e D i s c o u n t B a s e A m o u n t _ V A T A m o u n t L i n e   E l e m e n t T y p e = " C o l u m n "   E l e m e n t I d = " 2 0 4 0 3 3 2 2 6 6 "   D a t a T y p e = " D e c i m a l " > I n v o i c e D i s c o u n t B a s e A m o u n t _ V A T A m o u n t L i n e < / I n v o i c e D i s c o u n t B a s e A m o u n t _ V A T A m o u n t L i n e > - 
-             < I n v o i c e D i s c o u n t B a s e A m o u n t _ V A T A m o u n t L i n e _ L b l   E l e m e n t T y p e = " C o l u m n "   E l e m e n t I d = " 4 0 5 9 6 0 3 3 1 "   D a t a T y p e = " S t r i n g " > I n v o i c e D i s c o u n t B a s e A m o u n t _ V A T A m o u n t L i n e _ L b l < / I n v o i c e D i s c o u n t B a s e A m o u n t _ V A T A m o u n t L i n e _ L b l > - 
-             < L i n e A m o u n t _ V a t A m o u n t L i n e   E l e m e n t T y p e = " C o l u m n "   E l e m e n t I d = " 2 1 4 6 5 4 0 1 "   D a t a T y p e = " D e c i m a l " > L i n e A m o u n t _ V a t A m o u n t L i n e < / L i n e A m o u n t _ V a t A m o u n t L i n e > - 
-             < L i n e A m o u n t _ V a t A m o u n t L i n e _ L b l   E l e m e n t T y p e = " C o l u m n "   E l e m e n t I d = " 1 1 1 0 9 1 2 1 2 4 "   D a t a T y p e = " S t r i n g " > L i n e A m o u n t _ V a t A m o u n t L i n e _ L b l < / L i n e A m o u n t _ V a t A m o u n t L i n e _ L b l > - 
-             < N o O f V A T I d e n t i f i e r s   E l e m e n t T y p e = " C o l u m n "   E l e m e n t I d = " 1 1 5 3 2 6 3 0 2 6 "   D a t a T y p e = " I n t e g e r " > N o O f V A T I d e n t i f i e r s < / N o O f V A T I d e n t i f i e r s > - 
-             < V A T A m o u n t L C Y _ V A T A m o u n t L i n e   E l e m e n t T y p e = " C o l u m n "   E l e m e n t I d = " 1 5 8 1 9 9 4 3 5 0 "   D a t a T y p e = " D e c i m a l " > V A T A m o u n t L C Y _ V A T A m o u n t L i n e < / V A T A m o u n t L C Y _ V A T A m o u n t L i n e > - 
-             < V A T A m o u n t L C Y _ V A T A m o u n t L i n e _ L b l   E l e m e n t T y p e = " C o l u m n "   E l e m e n t I d = " 9 2 3 0 0 3 3 7 "   D a t a T y p e = " L a b e l " > V A T A m o u n t L C Y _ V A T A m o u n t L i n e _ L b l < / V A T A m o u n t L C Y _ V A T A m o u n t L i n e _ L b l > - 
-             < V A T A m o u n t _ V a t A m o u n t L i n e   E l e m e n t T y p e = " C o l u m n "   E l e m e n t I d = " 1 8 9 1 8 2 0 6 2 0 "   D a t a T y p e = " D e c i m a l " > V A T A m o u n t _ V a t A m o u n t L i n e < / V A T A m o u n t _ V a t A m o u n t L i n e > - 
-             < V A T A m o u n t _ V a t A m o u n t L i n e _ L b l   E l e m e n t T y p e = " C o l u m n "   E l e m e n t I d = " 1 5 1 3 5 5 5 4 7 3 "   D a t a T y p e = " S t r i n g " > V A T A m o u n t _ V a t A m o u n t L i n e _ L b l < / V A T A m o u n t _ V a t A m o u n t L i n e _ L b l > - 
-             < V A T B a s e L C Y _ V A T A m o u n t L i n e   E l e m e n t T y p e = " C o l u m n "   E l e m e n t I d = " 1 8 6 0 9 4 5 6 3 5 "   D a t a T y p e = " D e c i m a l " > V A T B a s e L C Y _ V A T A m o u n t L i n e < / V A T B a s e L C Y _ V A T A m o u n t L i n e > - 
-             < V A T B a s e L C Y _ V A T A m o u n t L i n e _ L b l   E l e m e n t T y p e = " C o l u m n "   E l e m e n t I d = " 1 2 3 6 4 6 7 9 9 8 "   D a t a T y p e = " L a b e l " > V A T B a s e L C Y _ V A T A m o u n t L i n e _ L b l < / V A T B a s e L C Y _ V A T A m o u n t L i n e _ L b l > - 
-             < V A T B a s e _ V a t A m o u n t L i n e   E l e m e n t T y p e = " C o l u m n "   E l e m e n t I d = " 1 4 5 8 9 3 7 8 1 9 "   D a t a T y p e = " D e c i m a l " > V A T B a s e _ V a t A m o u n t L i n e < / V A T B a s e _ V a t A m o u n t L i n e > - 
-             < V A T B a s e _ V a t A m o u n t L i n e _ L b l   E l e m e n t T y p e = " C o l u m n "   E l e m e n t I d = " 1 6 9 1 3 0 2 4 8 8 "   D a t a T y p e = " S t r i n g " > V A T B a s e _ V a t A m o u n t L i n e _ L b l < / V A T B a s e _ V a t A m o u n t L i n e _ L b l > - 
-             < V A T I d e n t i f i e r _ V a t A m o u n t L i n e   E l e m e n t T y p e = " C o l u m n "   E l e m e n t I d = " 1 1 4 2 0 7 0 0 3 5 "   D a t a T y p e = " C o d e " > V A T I d e n t i f i e r _ V a t A m o u n t L i n e < / V A T I d e n t i f i e r _ V a t A m o u n t L i n e > - 
-             < V A T I d e n t i f i e r _ V a t A m o u n t L i n e _ L b l   E l e m e n t T y p e = " C o l u m n "   E l e m e n t I d = " 8 6 4 5 0 4 5 0 "   D a t a T y p e = " S t r i n g " > V A T I d e n t i f i e r _ V a t A m o u n t L i n e _ L b l < / V A T I d e n t i f i e r _ V a t A m o u n t L i n e _ L b l > - 
-             < V A T P c t _ V a t A m o u n t L i n e   E l e m e n t T y p e = " C o l u m n "   E l e m e n t I d = " 1 4 5 3 5 4 2 7 7 7 "   D a t a T y p e = " D e c i m a l " > V A T P c t _ V a t A m o u n t L i n e < / V A T P c t _ V a t A m o u n t L i n e > - 
-             < V A T P c t _ V a t A m o u n t L i n e _ L b l   E l e m e n t T y p e = " C o l u m n "   E l e m e n t I d = " 6 7 6 3 2 3 7 8 "   D a t a T y p e = " S t r i n g " > V A T P c t _ V a t A m o u n t L i n e _ L b l < / V A T P c t _ V a t A m o u n t L i n e _ L b l > +         < V A T A m o u n t L i n e > + 
+             < I n v o i c e D i s c o u n t A m o u n t _ V A T A m o u n t L i n e > I n v o i c e D i s c o u n t A m o u n t _ V A T A m o u n t L i n e < / I n v o i c e D i s c o u n t A m o u n t _ V A T A m o u n t L i n e > + 
+             < I n v o i c e D i s c o u n t A m o u n t _ V A T A m o u n t L i n e _ L b l > I n v o i c e D i s c o u n t A m o u n t _ V A T A m o u n t L i n e _ L b l < / I n v o i c e D i s c o u n t A m o u n t _ V A T A m o u n t L i n e _ L b l > + 
+             < I n v o i c e D i s c o u n t B a s e A m o u n t _ V A T A m o u n t L i n e > I n v o i c e D i s c o u n t B a s e A m o u n t _ V A T A m o u n t L i n e < / I n v o i c e D i s c o u n t B a s e A m o u n t _ V A T A m o u n t L i n e > + 
+             < I n v o i c e D i s c o u n t B a s e A m o u n t _ V A T A m o u n t L i n e _ L b l > I n v o i c e D i s c o u n t B a s e A m o u n t _ V A T A m o u n t L i n e _ L b l < / I n v o i c e D i s c o u n t B a s e A m o u n t _ V A T A m o u n t L i n e _ L b l > + 
+             < L i n e A m o u n t _ V a t A m o u n t L i n e > L i n e A m o u n t _ V a t A m o u n t L i n e < / L i n e A m o u n t _ V a t A m o u n t L i n e > + 
+             < L i n e A m o u n t _ V a t A m o u n t L i n e _ L b l > L i n e A m o u n t _ V a t A m o u n t L i n e _ L b l < / L i n e A m o u n t _ V a t A m o u n t L i n e _ L b l > + 
+             < N o O f V A T I d e n t i f i e r s > N o O f V A T I d e n t i f i e r s < / N o O f V A T I d e n t i f i e r s > + 
+             < V A T A m o u n t _ V a t A m o u n t L i n e > V A T A m o u n t _ V a t A m o u n t L i n e < / V A T A m o u n t _ V a t A m o u n t L i n e > + 
+             < V A T A m o u n t _ V a t A m o u n t L i n e _ L b l > V A T A m o u n t _ V a t A m o u n t L i n e _ L b l < / V A T A m o u n t _ V a t A m o u n t L i n e _ L b l > + 
+             < V A T A m o u n t L C Y _ V A T A m o u n t L i n e > V A T A m o u n t L C Y _ V A T A m o u n t L i n e < / V A T A m o u n t L C Y _ V A T A m o u n t L i n e > + 
+             < V A T A m o u n t L C Y _ V A T A m o u n t L i n e _ L b l > V A T A m o u n t L C Y _ V A T A m o u n t L i n e _ L b l < / V A T A m o u n t L C Y _ V A T A m o u n t L i n e _ L b l > + 
+             < V A T B a s e _ V a t A m o u n t L i n e > V A T B a s e _ V a t A m o u n t L i n e < / V A T B a s e _ V a t A m o u n t L i n e > + 
+             < V A T B a s e _ V a t A m o u n t L i n e _ L b l > V A T B a s e _ V a t A m o u n t L i n e _ L b l < / V A T B a s e _ V a t A m o u n t L i n e _ L b l > + 
+             < V A T B a s e L C Y _ V A T A m o u n t L i n e > V A T B a s e L C Y _ V A T A m o u n t L i n e < / V A T B a s e L C Y _ V A T A m o u n t L i n e > + 
+             < V A T B a s e L C Y _ V A T A m o u n t L i n e _ L b l > V A T B a s e L C Y _ V A T A m o u n t L i n e _ L b l < / V A T B a s e L C Y _ V A T A m o u n t L i n e _ L b l > + 
+             < V A T I d e n t i f i e r _ V a t A m o u n t L i n e > V A T I d e n t i f i e r _ V a t A m o u n t L i n e < / V A T I d e n t i f i e r _ V a t A m o u n t L i n e > + 
+             < V A T I d e n t i f i e r _ V a t A m o u n t L i n e _ L b l > V A T I d e n t i f i e r _ V a t A m o u n t L i n e _ L b l < / V A T I d e n t i f i e r _ V a t A m o u n t L i n e _ L b l > + 
+             < V A T P c t _ V a t A m o u n t L i n e > V A T P c t _ V a t A m o u n t L i n e < / V A T P c t _ V a t A m o u n t L i n e > + 
+             < V A T P c t _ V a t A m o u n t L i n e _ L b l > V A T P c t _ V a t A m o u n t L i n e _ L b l < / V A T P c t _ V a t A m o u n t L i n e _ L b l >   
          < / V A T A m o u n t L i n e >   
-         < V A T C l a u s e L i n e   E l e m e n t T y p e = " D a t a I t e m "   E l e m e n t I d = " 1 6 6 5 5 0 0 1 6 3 " > - 
-             < C o d e _ V A T C l a u s e L i n e   E l e m e n t T y p e = " C o l u m n "   E l e m e n t I d = " 1 8 2 4 5 8 9 8 4 7 "   D a t a T y p e = " C o d e " > C o d e _ V A T C l a u s e L i n e < / C o d e _ V A T C l a u s e L i n e > - 
-             < C o d e _ V A T C l a u s e L i n e _ L b l   E l e m e n t T y p e = " C o l u m n "   E l e m e n t I d = " 4 6 1 5 3 3 0 2 "   D a t a T y p e = " S t r i n g " > C o d e _ V A T C l a u s e L i n e _ L b l < / C o d e _ V A T C l a u s e L i n e _ L b l > - 
-             < D e s c r i p t i o n 2 _ V A T C l a u s e L i n e   E l e m e n t T y p e = " C o l u m n "   E l e m e n t I d = " 1 3 7 9 6 6 7 4 7 0 "   D a t a T y p e = " T e x t " > D e s c r i p t i o n 2 _ V A T C l a u s e L i n e < / D e s c r i p t i o n 2 _ V A T C l a u s e L i n e > - 
-             < D e s c r i p t i o n _ V A T C l a u s e L i n e   E l e m e n t T y p e = " C o l u m n "   E l e m e n t I d = " 1 3 0 5 5 4 5 9 2 4 "   D a t a T y p e = " T e x t " > D e s c r i p t i o n _ V A T C l a u s e L i n e < / D e s c r i p t i o n _ V A T C l a u s e L i n e > - 
-             < N o O f V A T C l a u s e s   E l e m e n t T y p e = " C o l u m n "   E l e m e n t I d = " 7 5 6 4 1 7 3 9 2 "   D a t a T y p e = " I n t e g e r " > N o O f V A T C l a u s e s < / N o O f V A T C l a u s e s > - 
-             < V A T A m o u n t _ V A T C l a u s e L i n e   E l e m e n t T y p e = " C o l u m n "   E l e m e n t I d = " 2 2 2 4 6 9 0 5 9 "   D a t a T y p e = " D e c i m a l " > V A T A m o u n t _ V A T C l a u s e L i n e < / V A T A m o u n t _ V A T C l a u s e L i n e > - 
-             < V A T C l a u s e s H e a d e r   E l e m e n t T y p e = " C o l u m n "   E l e m e n t I d = " 1 9 7 2 4 0 9 9 2 9 "   D a t a T y p e = " T e x t " > V A T C l a u s e s H e a d e r < / V A T C l a u s e s H e a d e r > - 
-             < V A T I d e n t i f i e r _ V A T C l a u s e L i n e   E l e m e n t T y p e = " C o l u m n "   E l e m e n t I d = " 1 4 6 4 4 7 2 4 7 8 "   D a t a T y p e = " C o d e " > V A T I d e n t i f i e r _ V A T C l a u s e L i n e < / V A T I d e n t i f i e r _ V A T C l a u s e L i n e > +         < V A T C l a u s e L i n e > + 
+             < C o d e _ V A T C l a u s e L i n e > C o d e _ V A T C l a u s e L i n e < / C o d e _ V A T C l a u s e L i n e > + 
+             < C o d e _ V A T C l a u s e L i n e _ L b l > C o d e _ V A T C l a u s e L i n e _ L b l < / C o d e _ V A T C l a u s e L i n e _ L b l > + 
+             < D e s c r i p t i o n _ V A T C l a u s e L i n e > D e s c r i p t i o n _ V A T C l a u s e L i n e < / D e s c r i p t i o n _ V A T C l a u s e L i n e > + 
+             < D e s c r i p t i o n 2 _ V A T C l a u s e L i n e > D e s c r i p t i o n 2 _ V A T C l a u s e L i n e < / D e s c r i p t i o n 2 _ V A T C l a u s e L i n e > + 
+             < N o O f V A T C l a u s e s > N o O f V A T C l a u s e s < / N o O f V A T C l a u s e s > + 
+             < V A T A m o u n t _ V A T C l a u s e L i n e > V A T A m o u n t _ V A T C l a u s e L i n e < / V A T A m o u n t _ V A T C l a u s e L i n e > + 
+             < V A T C l a u s e s H e a d e r > V A T C l a u s e s H e a d e r < / V A T C l a u s e s H e a d e r > + 
+             < V A T I d e n t i f i e r _ V A T C l a u s e L i n e > V A T I d e n t i f i e r _ V A T C l a u s e L i n e < / V A T I d e n t i f i e r _ V A T C l a u s e L i n e >   
          < / V A T C l a u s e L i n e >   
-         < R e p o r t T o t a l s L i n e   E l e m e n t T y p e = " D a t a I t e m "   E l e m e n t I d = " 2 1 2 2 5 4 9 8 3 6 " > - 
-             < A m o u n t F o r m a t t e d _ R e p o r t T o t a l s L i n e   E l e m e n t T y p e = " C o l u m n "   E l e m e n t I d = " 1 5 0 6 1 3 6 8 2 5 "   D a t a T y p e = " T e x t " > A m o u n t F o r m a t t e d _ R e p o r t T o t a l s L i n e < / A m o u n t F o r m a t t e d _ R e p o r t T o t a l s L i n e > - 
-             < A m o u n t _ R e p o r t T o t a l s L i n e   E l e m e n t T y p e = " C o l u m n "   E l e m e n t I d = " 4 1 9 9 1 8 3 6 9 "   D a t a T y p e = " D e c i m a l " > A m o u n t _ R e p o r t T o t a l s L i n e < / A m o u n t _ R e p o r t T o t a l s L i n e > - 
-             < D e s c r i p t i o n _ R e p o r t T o t a l s L i n e   E l e m e n t T y p e = " C o l u m n "   E l e m e n t I d = " 5 8 1 9 9 6 0 6 7 "   D a t a T y p e = " T e x t " > D e s c r i p t i o n _ R e p o r t T o t a l s L i n e < / D e s c r i p t i o n _ R e p o r t T o t a l s L i n e > - 
-             < F o n t B o l d _ R e p o r t T o t a l s L i n e   E l e m e n t T y p e = " C o l u m n "   E l e m e n t I d = " 9 4 6 5 4 0 5 4 9 "   D a t a T y p e = " B o o l e a n " > F o n t B o l d _ R e p o r t T o t a l s L i n e < / F o n t B o l d _ R e p o r t T o t a l s L i n e > - 
-             < F o n t U n d e r l i n e _ R e p o r t T o t a l s L i n e   E l e m e n t T y p e = " C o l u m n "   E l e m e n t I d = " 2 0 2 1 5 3 3 6 9 4 "   D a t a T y p e = " B o o l e a n " > F o n t U n d e r l i n e _ R e p o r t T o t a l s L i n e < / F o n t U n d e r l i n e _ R e p o r t T o t a l s L i n e > +         < R e p o r t T o t a l s L i n e > + 
+             < A m o u n t _ R e p o r t T o t a l s L i n e > A m o u n t _ R e p o r t T o t a l s L i n e < / A m o u n t _ R e p o r t T o t a l s L i n e > + 
+             < A m o u n t F o r m a t t e d _ R e p o r t T o t a l s L i n e > A m o u n t F o r m a t t e d _ R e p o r t T o t a l s L i n e < / A m o u n t F o r m a t t e d _ R e p o r t T o t a l s L i n e > + 
+             < D e s c r i p t i o n _ R e p o r t T o t a l s L i n e > D e s c r i p t i o n _ R e p o r t T o t a l s L i n e < / D e s c r i p t i o n _ R e p o r t T o t a l s L i n e > + 
+             < F o n t B o l d _ R e p o r t T o t a l s L i n e > F o n t B o l d _ R e p o r t T o t a l s L i n e < / F o n t B o l d _ R e p o r t T o t a l s L i n e > + 
+             < F o n t U n d e r l i n e _ R e p o r t T o t a l s L i n e > F o n t U n d e r l i n e _ R e p o r t T o t a l s L i n e < / F o n t U n d e r l i n e _ R e p o r t T o t a l s L i n e >   
          < / R e p o r t T o t a l s L i n e >   
-         < P a y m e n t R e p o r t i n g A r g u m e n t   E l e m e n t T y p e = " D a t a I t e m "   E l e m e n t I d = " 3 1 3 7 4 4 1 9 4 " > - 
-             < P a y m e n t S e r v i c e L o g o   E l e m e n t T y p e = " C o l u m n "   E l e m e n t I d = " 4 1 6 7 9 0 7 6 7 "   D a t a T y p e = " B l o b "   / > - 
-             < P a y m e n t S e r v i c e L o g o _ U r l   E l e m e n t T y p e = " C o l u m n "   E l e m e n t I d = " 6 4 4 9 7 5 1 3 9 "   D a t a T y p e = " T e x t " > P a y m e n t S e r v i c e L o g o _ U r l < / P a y m e n t S e r v i c e L o g o _ U r l > - 
-             < P a y m e n t S e r v i c e L o g o _ U r l T e x t   E l e m e n t T y p e = " C o l u m n "   E l e m e n t I d = " 1 4 1 1 7 0 3 9 7 6 "   D a t a T y p e = " T e x t " > P a y m e n t S e r v i c e L o g o _ U r l T e x t < / P a y m e n t S e r v i c e L o g o _ U r l T e x t > - 
-             < P a y m e n t S e r v i c e T e x t _ U r l   E l e m e n t T y p e = " C o l u m n "   E l e m e n t I d = " 1 7 4 2 3 3 4 7 "   D a t a T y p e = " T e x t " > P a y m e n t S e r v i c e T e x t _ U r l < / P a y m e n t S e r v i c e T e x t _ U r l > - 
-             < P a y m e n t S e r v i c e T e x t _ U r l T e x t   E l e m e n t T y p e = " C o l u m n "   E l e m e n t I d = " 1 6 3 6 7 7 2 9 3 4 "   D a t a T y p e = " T e x t " > P a y m e n t S e r v i c e T e x t _ U r l T e x t < / P a y m e n t S e r v i c e T e x t _ U r l T e x t > +         < P a y m e n t R e p o r t i n g A r g u m e n t > + 
+             < P a y m e n t S e r v i c e L o g o / > + 
+             < P a y m e n t S e r v i c e L o g o _ U r l > P a y m e n t S e r v i c e L o g o _ U r l < / P a y m e n t S e r v i c e L o g o _ U r l > + 
+             < P a y m e n t S e r v i c e L o g o _ U r l T e x t > P a y m e n t S e r v i c e L o g o _ U r l T e x t < / P a y m e n t S e r v i c e L o g o _ U r l T e x t > + 
+             < P a y m e n t S e r v i c e T e x t _ U r l > P a y m e n t S e r v i c e T e x t _ U r l < / P a y m e n t S e r v i c e T e x t _ U r l > + 
+             < P a y m e n t S e r v i c e T e x t _ U r l T e x t > P a y m e n t S e r v i c e T e x t _ U r l T e x t < / P a y m e n t S e r v i c e T e x t _ U r l T e x t >   
          < / P a y m e n t R e p o r t i n g A r g u m e n t >   
-         < L e t t e r T e x t   E l e m e n t T y p e = " D a t a I t e m "   E l e m e n t I d = " 1 5 1 0 3 5 3 8 3 4 " > - 
-             < B o d y T e x t   E l e m e n t T y p e = " C o l u m n "   E l e m e n t I d = " 1 4 9 7 5 9 8 0 8 "   D a t a T y p e = " T e x t " > B o d y T e x t < / B o d y T e x t > - 
-             < C l o s i n g T e x t   E l e m e n t T y p e = " C o l u m n "   E l e m e n t I d = " 5 1 2 1 3 5 9 0 9 "   D a t a T y p e = " L a b e l " > C l o s i n g T e x t < / C l o s i n g T e x t > - 
-             < G r e e t i n g T e x t   E l e m e n t T y p e = " C o l u m n "   E l e m e n t I d = " 1 1 7 5 2 7 9 2 8 9 "   D a t a T y p e = " L a b e l " > G r e e t i n g T e x t < / G r e e t i n g T e x t > - 
-             < P m t D i s c T e x t   E l e m e n t T y p e = " C o l u m n "   E l e m e n t I d = " 2 0 1 3 8 4 9 9 4 8 "   D a t a T y p e = " T e x t " > P m t D i s c T e x t < / P m t D i s c T e x t > +         < L e t t e r T e x t > + 
+             < B o d y T e x t > B o d y T e x t < / B o d y T e x t > + 
+             < C l o s i n g T e x t > C l o s i n g T e x t < / C l o s i n g T e x t > + 
+             < G r e e t i n g T e x t > G r e e t i n g T e x t < / G r e e t i n g T e x t > + 
+             < P m t D i s c T e x t > P m t D i s c T e x t < / P m t D i s c T e x t >   
          < / L e t t e r T e x t >   
-         < T o t a l s   E l e m e n t T y p e = " D a t a I t e m "   E l e m e n t I d = " 1 8 2 3 9 5 0 0 4 4 " > - 
-             < T o t a l A m o u n t I n c l u d i n g V A T   E l e m e n t T y p e = " C o l u m n "   E l e m e n t I d = " 9 1 0 5 1 1 5 7 5 "   D a t a T y p e = " D e c i m a l " > T o t a l A m o u n t I n c l u d i n g V A T < / T o t a l A m o u n t I n c l u d i n g V A T > - 
-             < T o t a l E x c l u d i n g V A T T e x t   E l e m e n t T y p e = " C o l u m n "   E l e m e n t I d = " 1 9 2 2 9 4 6 3 1 0 "   D a t a T y p e = " T e x t " > T o t a l E x c l u d i n g V A T T e x t < / T o t a l E x c l u d i n g V A T T e x t > - 
-             < T o t a l I n c l u d i n g V A T T e x t   E l e m e n t T y p e = " C o l u m n "   E l e m e n t I d = " 1 2 0 4 0 1 6 3 5 2 "   D a t a T y p e = " T e x t " > T o t a l I n c l u d i n g V A T T e x t < / T o t a l I n c l u d i n g V A T T e x t > - 
-             < T o t a l I n v o i c e D i s c o u n t A m o u n t   E l e m e n t T y p e = " C o l u m n "   E l e m e n t I d = " 4 0 2 1 7 7 5 1 "   D a t a T y p e = " D e c i m a l " > T o t a l I n v o i c e D i s c o u n t A m o u n t < / T o t a l I n v o i c e D i s c o u n t A m o u n t > - 
-             < T o t a l N e t A m o u n t   E l e m e n t T y p e = " C o l u m n "   E l e m e n t I d = " 4 8 3 1 9 3 3 7 2 "   D a t a T y p e = " D e c i m a l " > T o t a l N e t A m o u n t < / T o t a l N e t A m o u n t > - 
-             < T o t a l P a y m e n t D i s c o u n t O n V A T   E l e m e n t T y p e = " C o l u m n "   E l e m e n t I d = " 7 3 6 0 4 1 8 8 6 "   D a t a T y p e = " D e c i m a l " > T o t a l P a y m e n t D i s c o u n t O n V A T < / T o t a l P a y m e n t D i s c o u n t O n V A T > - 
-             < T o t a l S u b T o t a l   E l e m e n t T y p e = " C o l u m n "   E l e m e n t I d = " 2 0 9 7 8 7 6 8 0 1 "   D a t a T y p e = " D e c i m a l " > T o t a l S u b T o t a l < / T o t a l S u b T o t a l > - 
-             < T o t a l S u b T o t a l M i n u s I n v o i c e D i s c o u n t   E l e m e n t T y p e = " C o l u m n "   E l e m e n t I d = " 7 6 9 4 3 1 8 8 7 "   D a t a T y p e = " D e c i m a l " > T o t a l S u b T o t a l M i n u s I n v o i c e D i s c o u n t < / T o t a l S u b T o t a l M i n u s I n v o i c e D i s c o u n t > - 
-             < T o t a l T e x t   E l e m e n t T y p e = " C o l u m n "   E l e m e n t I d = " 2 3 1 9 1 0 5 1 8 "   D a t a T y p e = " T e x t " > T o t a l T e x t < / T o t a l T e x t > - 
-             < T o t a l V A T A m o u n t   E l e m e n t T y p e = " C o l u m n "   E l e m e n t I d = " 1 6 2 7 1 0 2 3 2 8 "   D a t a T y p e = " D e c i m a l " > T o t a l V A T A m o u n t < / T o t a l V A T A m o u n t > - 
-             < T o t a l V A T A m o u n t L C Y   E l e m e n t T y p e = " C o l u m n "   E l e m e n t I d = " 1 5 0 6 5 7 0 2 1 8 "   D a t a T y p e = " D e c i m a l " > T o t a l V A T A m o u n t L C Y < / T o t a l V A T A m o u n t L C Y > - 
-             < T o t a l V A T A m o u n t T e x t   E l e m e n t T y p e = " C o l u m n "   E l e m e n t I d = " 9 7 3 6 6 6 3 3 9 "   D a t a T y p e = " T e x t " > T o t a l V A T A m o u n t T e x t < / T o t a l V A T A m o u n t T e x t > - 
-             < T o t a l V A T B a s e L C Y   E l e m e n t T y p e = " C o l u m n "   E l e m e n t I d = " 8 3 4 4 5 0 5 2 1 "   D a t a T y p e = " D e c i m a l " > T o t a l V A T B a s e L C Y < / T o t a l V A T B a s e L C Y > +         < T o t a l s > + 
+             < T o t a l A m o u n t I n c l u d i n g V A T > T o t a l A m o u n t I n c l u d i n g V A T < / T o t a l A m o u n t I n c l u d i n g V A T > + 
+             < T o t a l E x c l u d i n g V A T T e x t > T o t a l E x c l u d i n g V A T T e x t < / T o t a l E x c l u d i n g V A T T e x t > + 
+             < T o t a l I n c l u d i n g V A T T e x t > T o t a l I n c l u d i n g V A T T e x t < / T o t a l I n c l u d i n g V A T T e x t > + 
+             < T o t a l I n v o i c e D i s c o u n t A m o u n t > T o t a l I n v o i c e D i s c o u n t A m o u n t < / T o t a l I n v o i c e D i s c o u n t A m o u n t > + 
+             < T o t a l N e t A m o u n t > T o t a l N e t A m o u n t < / T o t a l N e t A m o u n t > + 
+             < T o t a l P a y m e n t D i s c o u n t O n V A T > T o t a l P a y m e n t D i s c o u n t O n V A T < / T o t a l P a y m e n t D i s c o u n t O n V A T > + 
+             < T o t a l S u b T o t a l > T o t a l S u b T o t a l < / T o t a l S u b T o t a l > + 
+             < T o t a l S u b T o t a l M i n u s I n v o i c e D i s c o u n t > T o t a l S u b T o t a l M i n u s I n v o i c e D i s c o u n t < / T o t a l S u b T o t a l M i n u s I n v o i c e D i s c o u n t > + 
+             < T o t a l T e x t > T o t a l T e x t < / T o t a l T e x t > + 
+             < T o t a l V A T A m o u n t > T o t a l V A T A m o u n t < / T o t a l V A T A m o u n t > + 
+             < T o t a l V A T A m o u n t L C Y > T o t a l V A T A m o u n t L C Y < / T o t a l V A T A m o u n t L C Y > + 
+             < T o t a l V A T A m o u n t T e x t > T o t a l V A T A m o u n t T e x t < / T o t a l V A T A m o u n t T e x t > + 
+             < T o t a l V A T B a s e L C Y > T o t a l V A T B a s e L C Y < / T o t a l V A T B a s e L C Y >   
          < / T o t a l s >   
@@ -6928,9 +6341,7 @@
  < / N a v W o r d R e p o r t X m l P a r t > 
 </file>
 
-<file path=customXml/item2.xml>��< ? x m l   v e r s i o n = " 1 . 0 "   e n c o d i n g = " u t f - 1 6 " ? > - 
- < N a v W o r d R e p o r t X m l P a r t   x m l n s = " u r n : m i c r o s o f t - d y n a m i c s - n a v / r e p o r t s / S t a n d a r d _ S a l e s _ D r a f t _ I n v o i c e / 1 3 0 3 / " > +<file path=customXml/item2.xml>��< ? x m l   v e r s i o n = " 1 . 0 "   e n c o d i n g = " u t f - 1 6 " ? > < N a v W o r d R e p o r t X m l P a r t   x m l n s = " u r n : m i c r o s o f t - d y n a m i c s - b u s i n e s s c e n t r a l / i n t e r n a l / e x t e n d e d / r e p o r t s / S t a n d a r d _ S a l e s _ D r a f t _ I n v o i c e / 1 3 0 3 / " >   
      < B C R e p o r t I n f o r m a t i o n >   
@@ -6994,555 +6405,479 @@
  
          < / R e p o r t R e q u e s t >   
-         < C o m p a n y M e t a d a t a > - 
-             < C o m p a n y N a m e > C o m p a n y   N a m e < / C o m p a n y N a m e > - 
-             < C o m p a n y D i s p l a y N a m e > C o m p a n y   D i s p l a y   N a m e < / C o m p a n y D i s p l a y N a m e > - 
-             < C o m p a n y A d d r e s s L i n e s > - 
-                 < C o m p a n y A d d r e s s L i n e > C o m p a n y   A d d r e s s   L i n e   1 < / C o m p a n y A d d r e s s L i n e > - 
-                 < C o m p a n y A d d r e s s L i n e > C o m p a n y   A d d r e s s   L i n e   2 < / C o m p a n y A d d r e s s L i n e > - 
-                 < C o m p a n y A d d r e s s L i n e > C o m p a n y   A d d r e s s   L i n e   3 < / C o m p a n y A d d r e s s L i n e > - 
-                 < C o m p a n y A d d r e s s L i n e > C o m p a n y   A d d r e s s   L i n e   4 < / C o m p a n y A d d r e s s L i n e > - 
-                 < C o m p a n y A d d r e s s L i n e > C o m p a n y   A d d r e s s   L i n e   5 < / C o m p a n y A d d r e s s L i n e > - 
-                 < C o m p a n y A d d r e s s L i n e > C o m p a n y   A d d r e s s   L i n e   6 < / C o m p a n y A d d r e s s L i n e > - 
-                 < C o m p a n y A d d r e s s L i n e > C o m p a n y   A d d r e s s   L i n e   7 < / C o m p a n y A d d r e s s L i n e > - 
-                 < C o m p a n y A d d r e s s L i n e > C o m p a n y   A d d r e s s   L i n e   8 < / C o m p a n y A d d r e s s L i n e > - 
-             < / C o m p a n y A d d r e s s L i n e s > - 
-             < C o m p a n y P h o n e > C o m p a n y   P h o n e < / C o m p a n y P h o n e > - 
-             < C o m p a n y P h o n e C a p t i o n > C o m p a n y   P h o n e   C a p t i o n < / C o m p a n y P h o n e C a p t i o n > - 
-             < C o m p a n y F a x N o > C o m p a n y   F a x   N o . < / C o m p a n y F a x N o > - 
-             < C o m p a n y F a x N o C a p t i o n > C o m p a n y   F a x   N o .   C a p t i o n < / C o m p a n y F a x N o C a p t i o n > - 
-             < C o m p a n y E m a i l > C o m p a n y   E m a i l < / C o m p a n y E m a i l > - 
-             < C o m p a n y E m a i l C a p t i o n > C o m p a n y   E m a i l   C a p t i o n < / C o m p a n y E m a i l C a p t i o n > - 
-             < C o m p a n y H o m e P a g e > C o m p a n y   H o m e   P a g e < / C o m p a n y H o m e P a g e > - 
-             < C o m p a n y H o m e P a g e C a p t i o n > C o m p a n y   H o m e   P a g e   C a p t i o n < / C o m p a n y H o m e P a g e C a p t i o n > - 
-             < C o m p a n y L o g o > C o m p a n y   L o g o < / C o m p a n y L o g o > - 
-             < C o m p a n y V A T R e g i s t r a t i o n N o > C o m p a n y   V A T   R e g i s t r a t i o n   N o . < / C o m p a n y V A T R e g i s t r a t i o n N o > - 
-             < C o m p a n y V A T R e g i s t r a t i o n N o C a p t i o n > C o m p a n y   V A T   R e g i s t r a t i o n   N o .   C a p t i o n < / C o m p a n y V A T R e g i s t r a t i o n N o C a p t i o n > - 
-             < C o m p a n y R e g i s t r a t i o n N o > C o m p a n y   R e g i s t r a t i o n   N o . < / C o m p a n y R e g i s t r a t i o n N o > - 
-             < C o m p a n y R e g i s t r a t i o n N o C a p t i o n > C o m p a n y   R e g i s t r a t i o n   N o .   C a p t i o n < / C o m p a n y R e g i s t r a t i o n N o C a p t i o n > - 
-             < C o m p a n y B a n k N a m e > C o m p a n y   B a n k   N a m e < / C o m p a n y B a n k N a m e > - 
-             < C o m p a n y B a n k N a m e C a p t i o n > C o m p a n y   B a n k   N a m e   C a p t i o n < / C o m p a n y B a n k N a m e C a p t i o n > - 
-             < C o m p a n y B a n k A c c o u n t N o > C o m p a n y   B a n k   A c c o u n t   N o . < / C o m p a n y B a n k A c c o u n t N o > - 
-             < C o m p a n y B a n k A c c o u n t N o C a p t i o n > C o m p a n y   B a n k   A c c o u n t   N o .   C a p t i o n < / C o m p a n y B a n k A c c o u n t N o C a p t i o n > - 
-             < C o m p a n y B a n k B r a n c h N o > C o m p a n y   B a n k   B r a n c h   N o . < / C o m p a n y B a n k B r a n c h N o > - 
-             < C o m p a n y B a n k B r a n c h N o C a p t i o n > C o m p a n y   B a n k   B r a n c h   N o .   C a p t i o n < / C o m p a n y B a n k B r a n c h N o C a p t i o n > - 
-             < C o m p a n y I B A N > C o m p a n y   I B A N < / C o m p a n y I B A N > - 
-             < C o m p a n y I B A N C a p t i o n > C o m p a n y   I B A N   C a p t i o n < / C o m p a n y I B A N C a p t i o n > - 
-             < C o m p a n y B a n k S W I F T > C o m p a n y   B a n k   S W I F T < / C o m p a n y B a n k S W I F T > - 
-             < C o m p a n y B a n k S W I F T C a p t i o n > C o m p a n y   B a n k   S W I F T   C a p t i o n < / C o m p a n y B a n k S W I F T C a p t i o n > - 
-             < C o m p a n y G i r o N o > C o m p a n y   G i r o   N o . < / C o m p a n y G i r o N o > - 
-             < C o m p a n y G i r o N o C a p t i o n > C o m p a n y   G i r o   N o .   C a p t i o n < / C o m p a n y G i r o N o C a p t i o n > - 
-         < / C o m p a n y M e t a d a t a > - 
      < / B C R e p o r t I n f o r m a t i o n >   
-     < H e a d e r > - 
-         < B i l l e d T o _ L b l > B i l l e d T o _ L b l < / B i l l e d T o _ L b l > - 
-         < B i l l T o C o n t a c t E m a i l > B i l l T o C o n t a c t E m a i l < / B i l l T o C o n t a c t E m a i l > - 
-         < B i l l T o C o n t a c t E m a i l L b l > B i l l T o C o n t a c t E m a i l L b l < / B i l l T o C o n t a c t E m a i l L b l > - 
-         < B i l l T o C o n t a c t M o b i l e P h o n e N o > B i l l T o C o n t a c t M o b i l e P h o n e N o < / B i l l T o C o n t a c t M o b i l e P h o n e N o > - 
-         < B i l l T o C o n t a c t M o b i l e P h o n e N o L b l > B i l l T o C o n t a c t M o b i l e P h o n e N o L b l < / B i l l T o C o n t a c t M o b i l e P h o n e N o L b l > - 
-         < B i l l T o C o n t a c t P h o n e N o > B i l l T o C o n t a c t P h o n e N o < / B i l l T o C o n t a c t P h o n e N o > - 
-         < B i l l T o C o n t a c t P h o n e N o L b l > B i l l T o C o n t a c t P h o n e N o L b l < / B i l l T o C o n t a c t P h o n e N o L b l > - 
-         < B i l l t o C u s t o m e r N o _ L b l > B i l l t o C u s t o m e r N o _ L b l < / B i l l t o C u s t o m e r N o _ L b l > - 
-         < B i l l t o C u s t u m e r N o > B i l l t o C u s t u m e r N o < / B i l l t o C u s t u m e r N o > - 
-         < C h e c k s P a y a b l e _ L b l > C h e c k s P a y a b l e _ L b l < / C h e c k s P a y a b l e _ L b l > - 
-         < C o m p a n y A d d r e s s 1 > C o m p a n y A d d r e s s 1 < / C o m p a n y A d d r e s s 1 > - 
-         < C o m p a n y A d d r e s s 2 > C o m p a n y A d d r e s s 2 < / C o m p a n y A d d r e s s 2 > - 
-         < C o m p a n y A d d r e s s 3 > C o m p a n y A d d r e s s 3 < / C o m p a n y A d d r e s s 3 > - 
-         < C o m p a n y A d d r e s s 4 > C o m p a n y A d d r e s s 4 < / C o m p a n y A d d r e s s 4 > - 
-         < C o m p a n y A d d r e s s 5 > C o m p a n y A d d r e s s 5 < / C o m p a n y A d d r e s s 5 > - 
-         < C o m p a n y A d d r e s s 6 > C o m p a n y A d d r e s s 6 < / C o m p a n y A d d r e s s 6 > - 
-         < C o m p a n y A d d r e s s 7 > C o m p a n y A d d r e s s 7 < / C o m p a n y A d d r e s s 7 > - 
-         < C o m p a n y A d d r e s s 8 > C o m p a n y A d d r e s s 8 < / C o m p a n y A d d r e s s 8 > - 
-         < C o m p a n y B a n k A c c o u n t N o > C o m p a n y B a n k A c c o u n t N o < / C o m p a n y B a n k A c c o u n t N o > - 
-         < C o m p a n y B a n k A c c o u n t N o _ L b l > C o m p a n y B a n k A c c o u n t N o _ L b l < / C o m p a n y B a n k A c c o u n t N o _ L b l > - 
-         < C o m p a n y B a n k B r a n c h N o > C o m p a n y B a n k B r a n c h N o < / C o m p a n y B a n k B r a n c h N o > - 
-         < C o m p a n y B a n k B r a n c h N o _ L b l > C o m p a n y B a n k B r a n c h N o _ L b l < / C o m p a n y B a n k B r a n c h N o _ L b l > - 
-         < C o m p a n y B a n k N a m e > C o m p a n y B a n k N a m e < / C o m p a n y B a n k N a m e > - 
-         < C o m p a n y B a n k N a m e _ L b l > C o m p a n y B a n k N a m e _ L b l < / C o m p a n y B a n k N a m e _ L b l > - 
-         < C o m p a n y C u s t o m G i r o > C o m p a n y C u s t o m G i r o < / C o m p a n y C u s t o m G i r o > - 
-         < C o m p a n y C u s t o m G i r o _ L b l > C o m p a n y C u s t o m G i r o _ L b l < / C o m p a n y C u s t o m G i r o _ L b l > - 
-         < C o m p a n y E M a i l > C o m p a n y E M a i l < / C o m p a n y E M a i l > - 
-         < C o m p a n y G i r o N o > C o m p a n y G i r o N o < / C o m p a n y G i r o N o > - 
-         < C o m p a n y G i r o N o _ L b l > C o m p a n y G i r o N o _ L b l < / C o m p a n y G i r o N o _ L b l > - 
-         < C o m p a n y H o m e P a g e > C o m p a n y H o m e P a g e < / C o m p a n y H o m e P a g e > - 
-         < C o m p a n y I B A N > C o m p a n y I B A N < / C o m p a n y I B A N > - 
-         < C o m p a n y I B A N _ L b l > C o m p a n y I B A N _ L b l < / C o m p a n y I B A N _ L b l > - 
-         < C o m p a n y L e g a l O f f i c e > C o m p a n y L e g a l O f f i c e < / C o m p a n y L e g a l O f f i c e > - 
-         < C o m p a n y L e g a l O f f i c e _ L b l > C o m p a n y L e g a l O f f i c e _ L b l < / C o m p a n y L e g a l O f f i c e _ L b l > - 
-         < C o m p a n y L e g a l S t a t e m e n t > C o m p a n y L e g a l S t a t e m e n t < / C o m p a n y L e g a l S t a t e m e n t > - 
-         < C o m p a n y L o g o P o s i t i o n > C o m p a n y L o g o P o s i t i o n < / C o m p a n y L o g o P o s i t i o n > - 
-         < C o m p a n y P h o n e N o > C o m p a n y P h o n e N o < / C o m p a n y P h o n e N o > - 
-         < C o m p a n y P h o n e N o _ L b l > C o m p a n y P h o n e N o _ L b l < / C o m p a n y P h o n e N o _ L b l > - 
-         < C o m p a n y P i c t u r e   / > - 
-         < C o m p a n y R e g i s t r a t i o n N u m b e r > C o m p a n y R e g i s t r a t i o n N u m b e r < / C o m p a n y R e g i s t r a t i o n N u m b e r > - 
-         < C o m p a n y R e g i s t r a t i o n N u m b e r _ L b l > C o m p a n y R e g i s t r a t i o n N u m b e r _ L b l < / C o m p a n y R e g i s t r a t i o n N u m b e r _ L b l > - 
-         < C o m p a n y S W I F T > C o m p a n y S W I F T < / C o m p a n y S W I F T > - 
-         < C o m p a n y S W I F T _ L b l > C o m p a n y S W I F T _ L b l < / C o m p a n y S W I F T _ L b l > - 
-         < C o m p a n y V A T R e g i s t r a t i o n N o > C o m p a n y V A T R e g i s t r a t i o n N o < / C o m p a n y V A T R e g i s t r a t i o n N o > - 
-         < C o m p a n y V A T R e g i s t r a t i o n N o _ L b l > C o m p a n y V A T R e g i s t r a t i o n N o _ L b l < / C o m p a n y V A T R e g i s t r a t i o n N o _ L b l > - 
-         < C o m p a n y V A T R e g N o > C o m p a n y V A T R e g N o < / C o m p a n y V A T R e g N o > - 
-         < C o m p a n y V A T R e g N o _ L b l > C o m p a n y V A T R e g N o _ L b l < / C o m p a n y V A T R e g N o _ L b l > - 
-         < C o n t a c t _ L b l > C o n t a c t _ L b l < / C o n t a c t _ L b l > - 
-         < C o p y _ L b l > C o p y _ L b l < / C o p y _ L b l > - 
-         < C u s t o m e r A d d r e s s 1 > C u s t o m e r A d d r e s s 1 < / C u s t o m e r A d d r e s s 1 > - 
-         < C u s t o m e r A d d r e s s 2 > C u s t o m e r A d d r e s s 2 < / C u s t o m e r A d d r e s s 2 > - 
-         < C u s t o m e r A d d r e s s 3 > C u s t o m e r A d d r e s s 3 < / C u s t o m e r A d d r e s s 3 > - 
-         < C u s t o m e r A d d r e s s 4 > C u s t o m e r A d d r e s s 4 < / C u s t o m e r A d d r e s s 4 > - 
-         < C u s t o m e r A d d r e s s 5 > C u s t o m e r A d d r e s s 5 < / C u s t o m e r A d d r e s s 5 > - 
-         < C u s t o m e r A d d r e s s 6 > C u s t o m e r A d d r e s s 6 < / C u s t o m e r A d d r e s s 6 > - 
-         < C u s t o m e r A d d r e s s 7 > C u s t o m e r A d d r e s s 7 < / C u s t o m e r A d d r e s s 7 > - 
-         < C u s t o m e r A d d r e s s 8 > C u s t o m e r A d d r e s s 8 < / C u s t o m e r A d d r e s s 8 > - 
-         < C u s t o m e r P o s t a l B a r C o d e > C u s t o m e r P o s t a l B a r C o d e < / C u s t o m e r P o s t a l B a r C o d e > - 
-         < D o c u m e n t D a t e > D o c u m e n t D a t e < / D o c u m e n t D a t e > - 
-         < D o c u m e n t D a t e _ L b l > D o c u m e n t D a t e _ L b l < / D o c u m e n t D a t e _ L b l > - 
-         < D o c u m e n t N o > D o c u m e n t N o < / D o c u m e n t N o > - 
-         < D o c u m e n t N o _ L b l > D o c u m e n t N o _ L b l < / D o c u m e n t N o _ L b l > - 
-         < D o c u m e n t T i t l e _ L b l > D o c u m e n t T i t l e _ L b l < / D o c u m e n t T i t l e _ L b l > - 
-         < D u e D a t e > D u e D a t e < / D u e D a t e > - 
-         < D u e D a t e _ L b l > D u e D a t e _ L b l < / D u e D a t e _ L b l > - 
-         < E M a i l _ L b l > E M a i l _ L b l < / E M a i l _ L b l > - 
-         < E x c h a n g e R a t e A s T e x t > E x c h a n g e R a t e A s T e x t < / E x c h a n g e R a t e A s T e x t > - 
-         < E x t e r n a l D o c u m e n t N o > E x t e r n a l D o c u m e n t N o < / E x t e r n a l D o c u m e n t N o > - 
-         < E x t e r n a l D o c u m e n t N o _ _ L b l > E x t e r n a l D o c u m e n t N o _ _ L b l < / E x t e r n a l D o c u m e n t N o _ _ L b l > - 
-         < F r o m _ L b l > F r o m _ L b l < / F r o m _ L b l > - 
-         < H o m e P a g e _ L b l > H o m e P a g e _ L b l < / H o m e P a g e _ L b l > - 
-         < I n v o i c e D i s c o u n t A m o u n t _ L b l > I n v o i c e D i s c o u n t A m o u n t _ L b l < / I n v o i c e D i s c o u n t A m o u n t _ L b l > - 
-         < I n v o i c e D i s c o u n t B a s e A m o u n t _ L b l > I n v o i c e D i s c o u n t B a s e A m o u n t _ L b l < / I n v o i c e D i s c o u n t B a s e A m o u n t _ L b l > - 
-         < I n v o i c e N o P o s i t i o n _ L b l > I n v o i c e N o P o s i t i o n _ L b l < / I n v o i c e N o P o s i t i o n _ L b l > - 
-         < L e g a l E n t i t y T y p e > L e g a l E n t i t y T y p e < / L e g a l E n t i t y T y p e > - 
-         < L e g a l E n t i t y T y p e _ L b l > L e g a l E n t i t y T y p e _ L b l < / L e g a l E n t i t y T y p e _ L b l > - 
-         < L i n e A m o u n t A f t e r I n v o i c e D i s c o u n t _ L b l > L i n e A m o u n t A f t e r I n v o i c e D i s c o u n t _ L b l < / L i n e A m o u n t A f t e r I n v o i c e D i s c o u n t _ L b l > - 
-         < L o c a l C u r r e n c y _ L b l > L o c a l C u r r e n c y _ L b l < / L o c a l C u r r e n c y _ L b l > - 
-         < P a g e _ L b l > P a g e _ L b l < / P a g e _ L b l > - 
-         < P a y m e n t I n s t r u c t i o n s _ T x t > P a y m e n t I n s t r u c t i o n s _ T x t < / P a y m e n t I n s t r u c t i o n s _ T x t > - 
-         < P a y m e n t M e t h o d D e s c r i p t i o n > P a y m e n t M e t h o d D e s c r i p t i o n < / P a y m e n t M e t h o d D e s c r i p t i o n > - 
-         < P a y m e n t M e t h o d D e s c r i p t i o n _ L b l > P a y m e n t M e t h o d D e s c r i p t i o n _ L b l < / P a y m e n t M e t h o d D e s c r i p t i o n _ L b l > - 
-         < P a y m e n t T e r m s D e s c r i p t i o n > P a y m e n t T e r m s D e s c r i p t i o n < / P a y m e n t T e r m s D e s c r i p t i o n > - 
-         < P a y m e n t T e r m s D e s c r i p t i o n _ L b l > P a y m e n t T e r m s D e s c r i p t i o n _ L b l < / P a y m e n t T e r m s D e s c r i p t i o n _ L b l > - 
-         < P r i c e s I n c l u d i n g V A T > P r i c e s I n c l u d i n g V A T < / P r i c e s I n c l u d i n g V A T > - 
-         < P r i c e s I n c l u d i n g V A T Y e s N o > P r i c e s I n c l u d i n g V A T Y e s N o < / P r i c e s I n c l u d i n g V A T Y e s N o > - 
-         < P r i c e s I n c l u d i n g V A T _ L b l > P r i c e s I n c l u d i n g V A T _ L b l < / P r i c e s I n c l u d i n g V A T _ L b l > - 
-         < Q u e s t i o n s _ L b l > Q u e s t i o n s _ L b l < / Q u e s t i o n s _ L b l > - 
-         < S a l e s I n v o i c e L i n e D i s c o u n t _ L b l > S a l e s I n v o i c e L i n e D i s c o u n t _ L b l < / S a l e s I n v o i c e L i n e D i s c o u n t _ L b l > - 
-         < S a l e s P e r s o n B l a n k _ L b l > S a l e s P e r s o n B l a n k _ L b l < / S a l e s P e r s o n B l a n k _ L b l > - 
-         < S a l e s P e r s o n N a m e > S a l e s P e r s o n N a m e < / S a l e s P e r s o n N a m e > - 
-         < S a l e s P e r s o n _ L b l > S a l e s P e r s o n _ L b l < / S a l e s P e r s o n _ L b l > - 
-         < S e l l T o C o n t a c t E m a i l > S e l l T o C o n t a c t E m a i l < / S e l l T o C o n t a c t E m a i l > - 
-         < S e l l T o C o n t a c t E m a i l L b l > S e l l T o C o n t a c t E m a i l L b l < / S e l l T o C o n t a c t E m a i l L b l > - 
-         < S e l l T o C o n t a c t M o b i l e P h o n e N o > S e l l T o C o n t a c t M o b i l e P h o n e N o < / S e l l T o C o n t a c t M o b i l e P h o n e N o > - 
-         < S e l l T o C o n t a c t M o b i l e P h o n e N o L b l > S e l l T o C o n t a c t M o b i l e P h o n e N o L b l < / S e l l T o C o n t a c t M o b i l e P h o n e N o L b l > - 
-         < S e l l T o C o n t a c t P h o n e N o > S e l l T o C o n t a c t P h o n e N o < / S e l l T o C o n t a c t P h o n e N o > - 
-         < S e l l T o C o n t a c t P h o n e N o L b l > S e l l T o C o n t a c t P h o n e N o L b l < / S e l l T o C o n t a c t P h o n e N o L b l > - 
-         < S e l l t o C u s t o m e r N o > S e l l t o C u s t o m e r N o < / S e l l t o C u s t o m e r N o > - 
-         < S e l l t o C u s t o m e r N o _ L b l > S e l l t o C u s t o m e r N o _ L b l < / S e l l t o C u s t o m e r N o _ L b l > - 
-         < S h i p m e n t M e t h o d D e s c r i p t i o n > S h i p m e n t M e t h o d D e s c r i p t i o n < / S h i p m e n t M e t h o d D e s c r i p t i o n > - 
-         < S h i p m e n t M e t h o d D e s c r i p t i o n _ L b l > S h i p m e n t M e t h o d D e s c r i p t i o n _ L b l < / S h i p m e n t M e t h o d D e s c r i p t i o n _ L b l > - 
-         < S h i p m e n t _ L b l > S h i p m e n t _ L b l < / S h i p m e n t _ L b l > - 
-         < S h i p T o A d d r e s s 1 > S h i p T o A d d r e s s 1 < / S h i p T o A d d r e s s 1 > - 
-         < S h i p T o A d d r e s s 2 > S h i p T o A d d r e s s 2 < / S h i p T o A d d r e s s 2 > - 
-         < S h i p T o A d d r e s s 3 > S h i p T o A d d r e s s 3 < / S h i p T o A d d r e s s 3 > - 
-         < S h i p T o A d d r e s s 4 > S h i p T o A d d r e s s 4 < / S h i p T o A d d r e s s 4 > - 
-         < S h i p T o A d d r e s s 5 > S h i p T o A d d r e s s 5 < / S h i p T o A d d r e s s 5 > - 
-         < S h i p T o A d d r e s s 6 > S h i p T o A d d r e s s 6 < / S h i p T o A d d r e s s 6 > - 
-         < S h i p T o A d d r e s s 7 > S h i p T o A d d r e s s 7 < / S h i p T o A d d r e s s 7 > - 
-         < S h i p T o A d d r e s s 8 > S h i p T o A d d r e s s 8 < / S h i p T o A d d r e s s 8 > - 
-         < S h i p T o A d d r e s s _ L b l > S h i p T o A d d r e s s _ L b l < / S h i p T o A d d r e s s _ L b l > - 
-         < S h i p T o P h o n e N o > S h i p T o P h o n e N o < / S h i p T o P h o n e N o > - 
-         < S h o w S h i p p i n g A d d r e s s > S h o w S h i p p i n g A d d r e s s < / S h o w S h i p p i n g A d d r e s s > - 
-         < S h o w W o r k D e s c r i p t i o n > S h o w W o r k D e s c r i p t i o n < / S h o w W o r k D e s c r i p t i o n > - 
-         < S u b t o t a l _ L b l > S u b t o t a l _ L b l < / S u b t o t a l _ L b l > - 
-         < T h a n k s _ L b l > T h a n k s _ L b l < / T h a n k s _ L b l > - 
-         < T o t a l _ L b l > T o t a l _ L b l < / T o t a l _ L b l > - 
-         < V A T A m o u n t S p e c i f i c a t i o n _ L b l > V A T A m o u n t S p e c i f i c a t i o n _ L b l < / V A T A m o u n t S p e c i f i c a t i o n _ L b l > - 
-         < V A T A m o u n t _ L b l > V A T A m o u n t _ L b l < / V A T A m o u n t _ L b l > - 
-         < V A T B a s e _ L b l > V A T B a s e _ L b l < / V A T B a s e _ L b l > - 
-         < V A T C l a u s e s _ L b l > V A T C l a u s e s _ L b l < / V A T C l a u s e s _ L b l > - 
-         < V A T C l a u s e _ L b l > V A T C l a u s e _ L b l < / V A T C l a u s e _ L b l > - 
-         < V A T I d e n t i f i e r _ L b l > V A T I d e n t i f i e r _ L b l < / V A T I d e n t i f i e r _ L b l > - 
-         < V A T P e r c e n t a g e _ L b l > V A T P e r c e n t a g e _ L b l < / V A T P e r c e n t a g e _ L b l > - 
-         < V A T R e g i s t r a t i o n N o > V A T R e g i s t r a t i o n N o < / V A T R e g i s t r a t i o n N o > - 
-         < V A T R e g i s t r a t i o n N o _ L b l > V A T R e g i s t r a t i o n N o _ L b l < / V A T R e g i s t r a t i o n N o _ L b l > - 
-         < Y o u r D o c u m e n t T i t l e _ L b l > Y o u r D o c u m e n t T i t l e _ L b l < / Y o u r D o c u m e n t T i t l e _ L b l > - 
-         < Y o u r R e f e r e n c e > Y o u r R e f e r e n c e < / Y o u r R e f e r e n c e > - 
-         < Y o u r R e f e r e n c e _ _ L b l > Y o u r R e f e r e n c e _ _ L b l < / Y o u r R e f e r e n c e _ _ L b l > - 
-         < L i n e > - 
-             < A m o u n t E x c l u d i n g V A T _ L i n e > A m o u n t E x c l u d i n g V A T _ L i n e < / A m o u n t E x c l u d i n g V A T _ L i n e > - 
-             < A m o u n t E x c l u d i n g V A T _ L i n e _ L b l > A m o u n t E x c l u d i n g V A T _ L i n e _ L b l < / A m o u n t E x c l u d i n g V A T _ L i n e _ L b l > - 
-             < A m o u n t I n c l u d i n g V A T _ L i n e > A m o u n t I n c l u d i n g V A T _ L i n e < / A m o u n t I n c l u d i n g V A T _ L i n e > - 
-             < A m o u n t I n c l u d i n g V A T _ L i n e _ L b l > A m o u n t I n c l u d i n g V A T _ L i n e _ L b l < / A m o u n t I n c l u d i n g V A T _ L i n e _ L b l > - 
-             < D e s c r i p t i o n _ L i n e > D e s c r i p t i o n _ L i n e < / D e s c r i p t i o n _ L i n e > - 
-             < D e s c r i p t i o n _ L i n e _ L b l > D e s c r i p t i o n _ L i n e _ L b l < / D e s c r i p t i o n _ L i n e _ L b l > - 
-             < I t e m N o _ L i n e > I t e m N o _ L i n e < / I t e m N o _ L i n e > - 
-             < I t e m N o _ L i n e _ L b l > I t e m N o _ L i n e _ L b l < / I t e m N o _ L i n e _ L b l > - 
-             < I t e m R e f e r e n c e N o _ L i n e > I t e m R e f e r e n c e N o _ L i n e < / I t e m R e f e r e n c e N o _ L i n e > - 
-             < I t e m R e f e r e n c e N o _ L i n e _ L b l > I t e m R e f e r e n c e N o _ L i n e _ L b l < / I t e m R e f e r e n c e N o _ L i n e _ L b l > - 
-             < L i n e A m o u n t _ L i n e > L i n e A m o u n t _ L i n e < / L i n e A m o u n t _ L i n e > - 
-             < L i n e A m o u n t _ L i n e _ L b l > L i n e A m o u n t _ L i n e _ L b l < / L i n e A m o u n t _ L i n e _ L b l > - 
-             < L i n e D i s c o u n t P e r c e n t T e x t _ L i n e > L i n e D i s c o u n t P e r c e n t T e x t _ L i n e < / L i n e D i s c o u n t P e r c e n t T e x t _ L i n e > - 
-             < L i n e D i s c o u n t P e r c e n t _ L i n e > L i n e D i s c o u n t P e r c e n t _ L i n e < / L i n e D i s c o u n t P e r c e n t _ L i n e > - 
-             < L i n e N o _ L i n e > L i n e N o _ L i n e < / L i n e N o _ L i n e > - 
-             < P r i c e P e r _ L b l > P r i c e P e r _ L b l < / P r i c e P e r _ L b l > - 
-             < P r i c e _ L b l > P r i c e _ L b l < / P r i c e _ L b l > - 
-             < Q t y _ L b l > Q t y _ L b l < / Q t y _ L b l > - 
-             < Q u a n t i t y _ L i n e > Q u a n t i t y _ L i n e < / Q u a n t i t y _ L i n e > - 
-             < Q u a n t i t y _ L i n e _ L b l > Q u a n t i t y _ L i n e _ L b l < / Q u a n t i t y _ L i n e _ L b l > - 
-             < S h i p m e n t D a t e _ L b l > S h i p m e n t D a t e _ L b l < / S h i p m e n t D a t e _ L b l > - 
-             < S h i p m e n t D a t e _ L i n e > S h i p m e n t D a t e _ L i n e < / S h i p m e n t D a t e _ L i n e > - 
-             < T r a n s H e a d e r A m o u n t > T r a n s H e a d e r A m o u n t < / T r a n s H e a d e r A m o u n t > - 
-             < T y p e _ L i n e > T y p e _ L i n e < / T y p e _ L i n e > - 
-             < U n i t O f M e a s u r e > U n i t O f M e a s u r e < / U n i t O f M e a s u r e > - 
-             < U n i t O f M e a s u r e _ L b l > U n i t O f M e a s u r e _ L b l < / U n i t O f M e a s u r e _ L b l > - 
-             < U n i t P r i c e > U n i t P r i c e < / U n i t P r i c e > - 
-             < U n i t P r i c e _ L b l > U n i t P r i c e _ L b l < / U n i t P r i c e _ L b l > - 
-             < U n i t _ L b l > U n i t _ L b l < / U n i t _ L b l > - 
-             < V A T I d e n t i f i e r _ L i n e > V A T I d e n t i f i e r _ L i n e < / V A T I d e n t i f i e r _ L i n e > - 
-             < V A T I d e n t i f i e r _ L i n e _ L b l > V A T I d e n t i f i e r _ L i n e _ L b l < / V A T I d e n t i f i e r _ L i n e _ L b l > - 
-             < V A T P c t _ L i n e > V A T P c t _ L i n e < / V A T P c t _ L i n e > - 
-             < V A T P c t _ L i n e _ L b l > V A T P c t _ L i n e _ L b l < / V A T P c t _ L i n e _ L b l > +     < T o o l t i p s / > + 
+     < H e a d e r   E l e m e n t T y p e = " D a t a I t e m "   E l e m e n t I d = " 1 2 4 0 3 7 3 8 8 6 " > + 
+         < B i l l e d T o _ L b l   E l e m e n t T y p e = " C o l u m n "   E l e m e n t I d = " 1 7 4 5 4 4 9 0 7 9 "   D a t a T y p e = " T e x t C o n s t " > B i l l e d T o _ L b l < / B i l l e d T o _ L b l > + 
+         < B i l l T o C o n t a c t E m a i l   E l e m e n t T y p e = " C o l u m n "   E l e m e n t I d = " 3 3 5 8 2 7 8 9 5 "   D a t a T y p e = " T e x t " > B i l l T o C o n t a c t E m a i l < / B i l l T o C o n t a c t E m a i l > + 
+         < B i l l T o C o n t a c t E m a i l L b l   E l e m e n t T y p e = " C o l u m n "   E l e m e n t I d = " 2 9 6 4 7 8 3 6 5 "   D a t a T y p e = " T e x t C o n s t " > B i l l T o C o n t a c t E m a i l L b l < / B i l l T o C o n t a c t E m a i l L b l > + 
+         < B i l l T o C o n t a c t M o b i l e P h o n e N o   E l e m e n t T y p e = " C o l u m n "   E l e m e n t I d = " 2 4 8 4 8 8 6 9 6 "   D a t a T y p e = " T e x t " > B i l l T o C o n t a c t M o b i l e P h o n e N o < / B i l l T o C o n t a c t M o b i l e P h o n e N o > + 
+         < B i l l T o C o n t a c t M o b i l e P h o n e N o L b l   E l e m e n t T y p e = " C o l u m n "   E l e m e n t I d = " 2 7 6 3 1 1 3 3 8 "   D a t a T y p e = " T e x t C o n s t " > B i l l T o C o n t a c t M o b i l e P h o n e N o L b l < / B i l l T o C o n t a c t M o b i l e P h o n e N o L b l > + 
+         < B i l l T o C o n t a c t P h o n e N o   E l e m e n t T y p e = " C o l u m n "   E l e m e n t I d = " 3 6 2 4 7 7 4 8 8 "   D a t a T y p e = " T e x t " > B i l l T o C o n t a c t P h o n e N o < / B i l l T o C o n t a c t P h o n e N o > + 
+         < B i l l T o C o n t a c t P h o n e N o L b l   E l e m e n t T y p e = " C o l u m n "   E l e m e n t I d = " 2 1 2 3 3 4 5 9 6 6 "   D a t a T y p e = " T e x t C o n s t " > B i l l T o C o n t a c t P h o n e N o L b l < / B i l l T o C o n t a c t P h o n e N o L b l > + 
+         < B i l l t o C u s t o m e r N o _ L b l   E l e m e n t T y p e = " C o l u m n "   E l e m e n t I d = " 3 6 9 3 0 7 8 1 3 "   D a t a T y p e = " S t r i n g " > B i l l t o C u s t o m e r N o _ L b l < / B i l l t o C u s t o m e r N o _ L b l > + 
+         < B i l l t o C u s t u m e r N o   E l e m e n t T y p e = " C o l u m n "   E l e m e n t I d = " 2 8 0 4 7 3 0 5 8 "   D a t a T y p e = " C o d e " > B i l l t o C u s t u m e r N o < / B i l l t o C u s t u m e r N o > + 
+         < C h e c k s P a y a b l e _ L b l   E l e m e n t T y p e = " C o l u m n "   E l e m e n t I d = " 1 0 5 3 1 5 6 0 6 5 "   D a t a T y p e = " T e x t " > C h e c k s P a y a b l e _ L b l < / C h e c k s P a y a b l e _ L b l > + 
+         < C o m p a n y A d d r e s s 1   E l e m e n t T y p e = " C o l u m n "   E l e m e n t I d = " 1 8 8 4 1 6 4 3 2 3 "   D a t a T y p e = " T e x t " > C o m p a n y A d d r e s s 1 < / C o m p a n y A d d r e s s 1 > + 
+         < C o m p a n y A d d r e s s 2   E l e m e n t T y p e = " C o l u m n "   E l e m e n t I d = " 1 2 4 6 4 6 7 7 0 6 "   D a t a T y p e = " T e x t " > C o m p a n y A d d r e s s 2 < / C o m p a n y A d d r e s s 2 > + 
+         < C o m p a n y A d d r e s s 3   E l e m e n t T y p e = " C o l u m n "   E l e m e n t I d = " 6 0 8 7 7 1 0 8 9 "   D a t a T y p e = " T e x t " > C o m p a n y A d d r e s s 3 < / C o m p a n y A d d r e s s 3 > + 
+         < C o m p a n y A d d r e s s 4   E l e m e n t T y p e = " C o l u m n "   E l e m e n t I d = " 7 7 7 6 8 0 1 1 2 "   D a t a T y p e = " T e x t " > C o m p a n y A d d r e s s 4 < / C o m p a n y A d d r e s s 4 > + 
+         < C o m p a n y A d d r e s s 5   E l e m e n t T y p e = " C o l u m n "   E l e m e n t I d = " 1 3 9 9 8 3 4 9 5 "   D a t a T y p e = " T e x t " > C o m p a n y A d d r e s s 5 < / C o m p a n y A d d r e s s 5 > + 
+         < C o m p a n y A d d r e s s 6   E l e m e n t T y p e = " C o l u m n "   E l e m e n t I d = " 4 9 7 7 1 3 1 2 2 "   D a t a T y p e = " T e x t " > C o m p a n y A d d r e s s 6 < / C o m p a n y A d d r e s s 6 > + 
+         < C o m p a n y A d d r e s s 7   E l e m e n t T y p e = " C o l u m n "   E l e m e n t I d = " 1 1 3 5 4 0 9 7 3 9 "   D a t a T y p e = " T e x t " > C o m p a n y A d d r e s s 7 < / C o m p a n y A d d r e s s 7 > + 
+         < C o m p a n y A d d r e s s 8   E l e m e n t T y p e = " C o l u m n "   E l e m e n t I d = " 1 7 1 5 2 5 5 3 0 0 "   D a t a T y p e = " T e x t " > C o m p a n y A d d r e s s 8 < / C o m p a n y A d d r e s s 8 > + 
+         < C o m p a n y B a n k A c c o u n t N o   E l e m e n t T y p e = " C o l u m n "   E l e m e n t I d = " 3 0 1 4 0 2 0 4 "   D a t a T y p e = " T e x t " > C o m p a n y B a n k A c c o u n t N o < / C o m p a n y B a n k A c c o u n t N o > + 
+         < C o m p a n y B a n k A c c o u n t N o _ L b l   E l e m e n t T y p e = " C o l u m n "   E l e m e n t I d = " 1 0 9 7 7 4 3 3 4 5 "   D a t a T y p e = " T e x t C o n s t " > C o m p a n y B a n k A c c o u n t N o _ L b l < / C o m p a n y B a n k A c c o u n t N o _ L b l > + 
+         < C o m p a n y B a n k B r a n c h N o   E l e m e n t T y p e = " C o l u m n "   E l e m e n t I d = " 7 9 3 1 3 3 0 5 7 "   D a t a T y p e = " T e x t " > C o m p a n y B a n k B r a n c h N o < / C o m p a n y B a n k B r a n c h N o > + 
+         < C o m p a n y B a n k B r a n c h N o _ L b l   E l e m e n t T y p e = " C o l u m n "   E l e m e n t I d = " 3 2 7 9 0 6 6 9 2 "   D a t a T y p e = " S t r i n g " > C o m p a n y B a n k B r a n c h N o _ L b l < / C o m p a n y B a n k B r a n c h N o _ L b l > + 
+         < C o m p a n y B a n k N a m e   E l e m e n t T y p e = " C o l u m n "   E l e m e n t I d = " 1 5 3 4 9 0 5 6 0 5 "   D a t a T y p e = " T e x t " > C o m p a n y B a n k N a m e < / C o m p a n y B a n k N a m e > + 
+         < C o m p a n y B a n k N a m e _ L b l   E l e m e n t T y p e = " C o l u m n "   E l e m e n t I d = " 1 2 0 4 3 0 7 0 1 4 "   D a t a T y p e = " T e x t C o n s t " > C o m p a n y B a n k N a m e _ L b l < / C o m p a n y B a n k N a m e _ L b l > + 
+         < C o m p a n y C u s t o m G i r o   E l e m e n t T y p e = " C o l u m n "   E l e m e n t I d = " 1 6 7 0 4 7 5 7 9 8 "   D a t a T y p e = " T e x t " > C o m p a n y C u s t o m G i r o < / C o m p a n y C u s t o m G i r o > + 
+         < C o m p a n y C u s t o m G i r o _ L b l   E l e m e n t T y p e = " C o l u m n "   E l e m e n t I d = " 8 9 1 4 3 9 6 2 5 "   D a t a T y p e = " T e x t " > C o m p a n y C u s t o m G i r o _ L b l < / C o m p a n y C u s t o m G i r o _ L b l > + 
+         < C o m p a n y E M a i l   E l e m e n t T y p e = " C o l u m n "   E l e m e n t I d = " 1 6 7 7 0 7 4 0 5 8 "   D a t a T y p e = " T e x t " > C o m p a n y E M a i l < / C o m p a n y E M a i l > + 
+         < C o m p a n y G i r o N o   E l e m e n t T y p e = " C o l u m n "   E l e m e n t I d = " 1 3 6 0 1 9 6 3 2 0 "   D a t a T y p e = " T e x t " > C o m p a n y G i r o N o < / C o m p a n y G i r o N o > + 
+         < C o m p a n y G i r o N o _ L b l   E l e m e n t T y p e = " C o l u m n "   E l e m e n t I d = " 8 6 1 6 0 2 1 1 5 "   D a t a T y p e = " T e x t C o n s t " > C o m p a n y G i r o N o _ L b l < / C o m p a n y G i r o N o _ L b l > + 
+         < C o m p a n y H o m e P a g e   E l e m e n t T y p e = " C o l u m n "   E l e m e n t I d = " 1 9 8 9 1 8 8 7 0 "   D a t a T y p e = " T e x t " > C o m p a n y H o m e P a g e < / C o m p a n y H o m e P a g e > + 
+         < C o m p a n y I B A N   E l e m e n t T y p e = " C o l u m n "   E l e m e n t I d = " 9 0 6 5 4 9 1 8 2 "   D a t a T y p e = " C o d e " > C o m p a n y I B A N < / C o m p a n y I B A N > + 
+         < C o m p a n y I B A N _ L b l   E l e m e n t T y p e = " C o l u m n "   E l e m e n t I d = " 1 2 6 7 9 5 2 2 2 7 "   D a t a T y p e = " S t r i n g " > C o m p a n y I B A N _ L b l < / C o m p a n y I B A N _ L b l > + 
+         < C o m p a n y L e g a l O f f i c e   E l e m e n t T y p e = " C o l u m n "   E l e m e n t I d = " 7 1 4 2 5 8 1 1 1 "   D a t a T y p e = " T e x t " > C o m p a n y L e g a l O f f i c e < / C o m p a n y L e g a l O f f i c e > + 
+         < C o m p a n y L e g a l O f f i c e _ L b l   E l e m e n t T y p e = " C o l u m n "   E l e m e n t I d = " 1 5 3 3 1 7 5 1 0 8 "   D a t a T y p e = " T e x t " > C o m p a n y L e g a l O f f i c e _ L b l < / C o m p a n y L e g a l O f f i c e _ L b l > + 
+         < C o m p a n y L e g a l S t a t e m e n t   E l e m e n t T y p e = " C o l u m n "   E l e m e n t I d = " 4 4 8 3 5 8 8 7 6 "   D a t a T y p e = " T e x t " > C o m p a n y L e g a l S t a t e m e n t < / C o m p a n y L e g a l S t a t e m e n t > + 
+         < C o m p a n y L o g o P o s i t i o n   E l e m e n t T y p e = " C o l u m n "   E l e m e n t I d = " 1 4 2 5 2 6 6 6 8 8 "   D a t a T y p e = " I n t e g e r " > C o m p a n y L o g o P o s i t i o n < / C o m p a n y L o g o P o s i t i o n > + 
+         < C o m p a n y P h o n e N o   E l e m e n t T y p e = " C o l u m n "   E l e m e n t I d = " 2 5 0 4 4 0 6 5 5 "   D a t a T y p e = " T e x t " > C o m p a n y P h o n e N o < / C o m p a n y P h o n e N o > + 
+         < C o m p a n y P h o n e N o _ L b l   E l e m e n t T y p e = " C o l u m n "   E l e m e n t I d = " 5 5 8 5 9 3 5 8 6 "   D a t a T y p e = " T e x t C o n s t " > C o m p a n y P h o n e N o _ L b l < / C o m p a n y P h o n e N o _ L b l > + 
+         < C o m p a n y P i c t u r e   E l e m e n t T y p e = " C o l u m n "   E l e m e n t I d = " 1 3 9 7 4 1 1 0 7 4 "   D a t a T y p e = " B L O B " / > + 
+         < C o m p a n y R e g i s t r a t i o n N u m b e r   E l e m e n t T y p e = " C o l u m n "   E l e m e n t I d = " 2 0 2 3 6 3 9 4 2 4 "   D a t a T y p e = " T e x t " > C o m p a n y R e g i s t r a t i o n N u m b e r < / C o m p a n y R e g i s t r a t i o n N u m b e r > + 
+         < C o m p a n y R e g i s t r a t i o n N u m b e r _ L b l   E l e m e n t T y p e = " C o l u m n "   E l e m e n t I d = " 1 8 3 3 1 0 6 6 5 3 "   D a t a T y p e = " T e x t " > C o m p a n y R e g i s t r a t i o n N u m b e r _ L b l < / C o m p a n y R e g i s t r a t i o n N u m b e r _ L b l > + 
+         < C o m p a n y S W I F T   E l e m e n t T y p e = " C o l u m n "   E l e m e n t I d = " 6 6 8 2 5 0 2 4 5 "   D a t a T y p e = " C o d e " > C o m p a n y S W I F T < / C o m p a n y S W I F T > + 
+         < C o m p a n y S W I F T _ L b l   E l e m e n t T y p e = " C o l u m n "   E l e m e n t I d = " 2 0 2 9 5 9 7 3 8 4 "   D a t a T y p e = " S t r i n g " > C o m p a n y S W I F T _ L b l < / C o m p a n y S W I F T _ L b l > + 
+         < C o m p a n y V A T R e g i s t r a t i o n N o   E l e m e n t T y p e = " C o l u m n "   E l e m e n t I d = " 1 9 1 4 0 1 3 6 4 9 "   D a t a T y p e = " T e x t " > C o m p a n y V A T R e g i s t r a t i o n N o < / C o m p a n y V A T R e g i s t r a t i o n N o > + 
+         < C o m p a n y V A T R e g i s t r a t i o n N o _ L b l   E l e m e n t T y p e = " C o l u m n "   E l e m e n t I d = " 9 2 4 5 0 3 1 2 4 "   D a t a T y p e = " T e x t " > C o m p a n y V A T R e g i s t r a t i o n N o _ L b l < / C o m p a n y V A T R e g i s t r a t i o n N o _ L b l > + 
+         < C o m p a n y V A T R e g N o   E l e m e n t T y p e = " C o l u m n "   E l e m e n t I d = " 1 7 1 4 3 1 9 3 6 "   D a t a T y p e = " T e x t " > C o m p a n y V A T R e g N o < / C o m p a n y V A T R e g N o > + 
+         < C o m p a n y V A T R e g N o _ L b l   E l e m e n t T y p e = " C o l u m n "   E l e m e n t I d = " 7 7 3 2 0 1 5 0 1 "   D a t a T y p e = " T e x t " > C o m p a n y V A T R e g N o _ L b l < / C o m p a n y V A T R e g N o _ L b l > + 
+         < C o n t a c t _ L b l   E l e m e n t T y p e = " C o l u m n "   E l e m e n t I d = " 1 1 5 5 0 9 4 7 5 2 "   D a t a T y p e = " T e x t " > C o n t a c t _ L b l < / C o n t a c t _ L b l > + 
+         < C o p y _ L b l   E l e m e n t T y p e = " C o l u m n "   E l e m e n t I d = " 6 0 4 7 8 2 7 8 1 "   D a t a T y p e = " T e x t C o n s t " > C o p y _ L b l < / C o p y _ L b l > + 
+         < C u s t o m e r A d d r e s s 1   E l e m e n t T y p e = " C o l u m n "   E l e m e n t I d = " 1 8 0 1 9 6 6 4 5 4 "   D a t a T y p e = " T e x t " > C u s t o m e r A d d r e s s 1 < / C u s t o m e r A d d r e s s 1 > + 
+         < C u s t o m e r A d d r e s s 2   E l e m e n t T y p e = " C o l u m n "   E l e m e n t I d = " 1 1 6 4 2 6 9 8 3 7 "   D a t a T y p e = " T e x t " > C u s t o m e r A d d r e s s 2 < / C u s t o m e r A d d r e s s 2 > + 
+         < C u s t o m e r A d d r e s s 3   E l e m e n t T y p e = " C o l u m n "   E l e m e n t I d = " 5 2 6 5 7 3 2 2 0 "   D a t a T y p e = " T e x t " > C u s t o m e r A d d r e s s 3 < / C u s t o m e r A d d r e s s 3 > + 
+         < C u s t o m e r A d d r e s s 4   E l e m e n t T y p e = " C o l u m n "   E l e m e n t I d = " 1 1 1 1 2 3 3 9 7 "   D a t a T y p e = " T e x t " > C u s t o m e r A d d r e s s 4 < / C u s t o m e r A d d r e s s 4 > + 
+         < C u s t o m e r A d d r e s s 5   E l e m e n t T y p e = " C o l u m n "   E l e m e n t I d = " 7 4 8 8 2 0 0 1 4 "   D a t a T y p e = " T e x t " > C u s t o m e r A d d r e s s 5 < / C u s t o m e r A d d r e s s 5 > + 
+         < C u s t o m e r A d d r e s s 6   E l e m e n t T y p e = " C o l u m n "   E l e m e n t I d = " 1 3 8 6 5 1 6 6 3 1 "   D a t a T y p e = " T e x t " > C u s t o m e r A d d r e s s 6 < / C u s t o m e r A d d r e s s 6 > + 
+         < C u s t o m e r A d d r e s s 7   E l e m e n t T y p e = " C o l u m n "   E l e m e n t I d = " 2 0 2 4 2 1 3 2 4 8 "   D a t a T y p e = " T e x t " > C u s t o m e r A d d r e s s 7 < / C u s t o m e r A d d r e s s 7 > + 
+         < C u s t o m e r A d d r e s s 8   E l e m e n t T y p e = " C o l u m n "   E l e m e n t I d = " 1 0 4 8 6 9 8 5 8 5 "   D a t a T y p e = " T e x t " > C u s t o m e r A d d r e s s 8 < / C u s t o m e r A d d r e s s 8 > + 
+         < C u s t o m e r P o s t a l B a r C o d e   E l e m e n t T y p e = " C o l u m n "   E l e m e n t I d = " 3 9 8 5 8 0 6 8 8 "   D a t a T y p e = " T e x t " > C u s t o m e r P o s t a l B a r C o d e < / C u s t o m e r P o s t a l B a r C o d e > + 
+         < D o c u m e n t D a t e   E l e m e n t T y p e = " C o l u m n "   E l e m e n t I d = " 5 5 2 8 7 1 9 1 4 "   D a t a T y p e = " S t r i n g " > D o c u m e n t D a t e < / D o c u m e n t D a t e > + 
+         < D o c u m e n t D a t e _ L b l   E l e m e n t T y p e = " C o l u m n "   E l e m e n t I d = " 1 0 2 6 4 9 4 8 3 "   D a t a T y p e = " S t r i n g " > D o c u m e n t D a t e _ L b l < / D o c u m e n t D a t e _ L b l > + 
+         < D o c u m e n t N o   E l e m e n t T y p e = " C o l u m n "   E l e m e n t I d = " 9 7 0 3 5 0 5 3 9 "   D a t a T y p e = " C o d e " > D o c u m e n t N o < / D o c u m e n t N o > + 
+         < D o c u m e n t N o _ L b l   E l e m e n t T y p e = " C o l u m n "   E l e m e n t I d = " 7 8 9 7 9 5 9 7 8 "   D a t a T y p e = " T e x t " > D o c u m e n t N o _ L b l < / D o c u m e n t N o _ L b l > + 
+         < D o c u m e n t T i t l e _ L b l   E l e m e n t T y p e = " C o l u m n "   E l e m e n t I d = " 8 5 8 4 2 3 9 2 9 "   D a t a T y p e = " T e x t " > D o c u m e n t T i t l e _ L b l < / D o c u m e n t T i t l e _ L b l > + 
+         < D u e D a t e   E l e m e n t T y p e = " C o l u m n "   E l e m e n t I d = " 7 4 5 1 7 0 2 0 3 "   D a t a T y p e = " S t r i n g " > D u e D a t e < / D u e D a t e > + 
+         < D u e D a t e _ L b l   E l e m e n t T y p e = " C o l u m n "   E l e m e n t I d = " 1 6 4 8 2 8 4 6 4 8 "   D a t a T y p e = " S t r i n g " > D u e D a t e _ L b l < / D u e D a t e _ L b l > + 
+         < E M a i l _ L b l   E l e m e n t T y p e = " C o l u m n "   E l e m e n t I d = " 1 4 3 8 8 6 8 0 1 2 "   D a t a T y p e = " T e x t C o n s t " > E M a i l _ L b l < / E M a i l _ L b l > + 
+         < E x c h a n g e R a t e A s T e x t   E l e m e n t T y p e = " C o l u m n "   E l e m e n t I d = " 5 9 2 9 5 5 8 4 5 "   D a t a T y p e = " T e x t " > E x c h a n g e R a t e A s T e x t < / E x c h a n g e R a t e A s T e x t > + 
+         < E x t e r n a l D o c u m e n t N o   E l e m e n t T y p e = " C o l u m n "   E l e m e n t I d = " 7 3 3 9 5 3 9 6 6 "   D a t a T y p e = " C o d e " > E x t e r n a l D o c u m e n t N o < / E x t e r n a l D o c u m e n t N o > + 
+         < E x t e r n a l D o c u m e n t N o _ _ L b l   E l e m e n t T y p e = " C o l u m n "   E l e m e n t I d = " 2 2 3 4 3 3 3 2 "   D a t a T y p e = " S t r i n g " > E x t e r n a l D o c u m e n t N o _ _ L b l < / E x t e r n a l D o c u m e n t N o _ _ L b l > + 
+         < F r o m _ L b l   E l e m e n t T y p e = " C o l u m n "   E l e m e n t I d = " 4 8 5 4 2 6 1 3 8 "   D a t a T y p e = " T e x t C o n s t " > F r o m _ L b l < / F r o m _ L b l > + 
+         < H o m e P a g e _ L b l   E l e m e n t T y p e = " C o l u m n "   E l e m e n t I d = " 1 4 3 3 5 9 2 3 0 0 "   D a t a T y p e = " T e x t C o n s t " > H o m e P a g e _ L b l < / H o m e P a g e _ L b l > + 
+         < I n v o i c e D i s c o u n t A m o u n t _ L b l   E l e m e n t T y p e = " C o l u m n "   E l e m e n t I d = " 1 5 9 3 0 1 2 7 3 6 "   D a t a T y p e = " T e x t C o n s t " > I n v o i c e D i s c o u n t A m o u n t _ L b l < / I n v o i c e D i s c o u n t A m o u n t _ L b l > + 
+         < I n v o i c e D i s c o u n t B a s e A m o u n t _ L b l   E l e m e n t T y p e = " C o l u m n "   E l e m e n t I d = " 2 0 2 9 2 6 6 8 7 5 "   D a t a T y p e = " T e x t C o n s t " > I n v o i c e D i s c o u n t B a s e A m o u n t _ L b l < / I n v o i c e D i s c o u n t B a s e A m o u n t _ L b l > + 
+         < I n v o i c e N o P o s i t i o n _ L b l   E l e m e n t T y p e = " C o l u m n "   E l e m e n t I d = " 1 4 5 8 4 6 7 4 4 1 "   D a t a T y p e = " T e x t " > I n v o i c e N o P o s i t i o n _ L b l < / I n v o i c e N o P o s i t i o n _ L b l > + 
+         < L e g a l E n t i t y T y p e   E l e m e n t T y p e = " C o l u m n "   E l e m e n t I d = " 2 0 5 1 8 7 3 5 6 3 "   D a t a T y p e = " T e x t " > L e g a l E n t i t y T y p e < / L e g a l E n t i t y T y p e > + 
+         < L e g a l E n t i t y T y p e _ L b l   E l e m e n t T y p e = " C o l u m n "   E l e m e n t I d = " 2 0 8 0 2 2 4 7 9 2 "   D a t a T y p e = " T e x t " > L e g a l E n t i t y T y p e _ L b l < / L e g a l E n t i t y T y p e _ L b l > + 
+         < L i n e A m o u n t A f t e r I n v o i c e D i s c o u n t _ L b l   E l e m e n t T y p e = " C o l u m n "   E l e m e n t I d = " 6 7 3 7 2 1 0 9 4 "   D a t a T y p e = " T e x t C o n s t " > L i n e A m o u n t A f t e r I n v o i c e D i s c o u n t _ L b l < / L i n e A m o u n t A f t e r I n v o i c e D i s c o u n t _ L b l > + 
+         < L o c a l C u r r e n c y _ L b l   E l e m e n t T y p e = " C o l u m n "   E l e m e n t I d = " 1 5 5 9 6 9 3 4 2 2 "   D a t a T y p e = " T e x t C o n s t " > L o c a l C u r r e n c y _ L b l < / L o c a l C u r r e n c y _ L b l > + 
+         < P a g e _ L b l   E l e m e n t T y p e = " C o l u m n "   E l e m e n t I d = " 6 8 0 6 4 8 0 9 1 "   D a t a T y p e = " T e x t C o n s t " > P a g e _ L b l < / P a g e _ L b l > + 
+         < P a y m e n t I n s t r u c t i o n s _ T x t   E l e m e n t T y p e = " C o l u m n "   E l e m e n t I d = " 1 8 7 2 0 8 8 3 "   D a t a T y p e = " T e x t " > P a y m e n t I n s t r u c t i o n s _ T x t < / P a y m e n t I n s t r u c t i o n s _ T x t > + 
+         < P a y m e n t M e t h o d D e s c r i p t i o n   E l e m e n t T y p e = " C o l u m n "   E l e m e n t I d = " 5 8 5 7 5 7 9 7 4 "   D a t a T y p e = " T e x t " > P a y m e n t M e t h o d D e s c r i p t i o n < / P a y m e n t M e t h o d D e s c r i p t i o n > + 
+         < P a y m e n t M e t h o d D e s c r i p t i o n _ L b l   E l e m e n t T y p e = " C o l u m n "   E l e m e n t I d = " 7 9 7 1 1 7 3 2 3 "   D a t a T y p e = " T e x t C o n s t " > P a y m e n t M e t h o d D e s c r i p t i o n _ L b l < / P a y m e n t M e t h o d D e s c r i p t i o n _ L b l > + 
+         < P a y m e n t T e r m s D e s c r i p t i o n   E l e m e n t T y p e = " C o l u m n "   E l e m e n t I d = " 2 0 3 8 7 4 2 7 0 0 "   D a t a T y p e = " T e x t " > P a y m e n t T e r m s D e s c r i p t i o n < / P a y m e n t T e r m s D e s c r i p t i o n > + 
+         < P a y m e n t T e r m s D e s c r i p t i o n _ L b l   E l e m e n t T y p e = " C o l u m n "   E l e m e n t I d = " 1 8 7 4 4 9 4 3 2 1 "   D a t a T y p e = " T e x t C o n s t " > P a y m e n t T e r m s D e s c r i p t i o n _ L b l < / P a y m e n t T e r m s D e s c r i p t i o n _ L b l > + 
+         < P r i c e s I n c l u d i n g V A T   E l e m e n t T y p e = " C o l u m n "   E l e m e n t I d = " 5 1 8 8 1 7 1 6 7 "   D a t a T y p e = " B o o l e a n " > P r i c e s I n c l u d i n g V A T < / P r i c e s I n c l u d i n g V A T > + 
+         < P r i c e s I n c l u d i n g V A T _ L b l   E l e m e n t T y p e = " C o l u m n "   E l e m e n t I d = " 1 3 7 7 9 7 9 4 4 4 "   D a t a T y p e = " S t r i n g " > P r i c e s I n c l u d i n g V A T _ L b l < / P r i c e s I n c l u d i n g V A T _ L b l > + 
+         < P r i c e s I n c l u d i n g V A T Y e s N o   E l e m e n t T y p e = " C o l u m n "   E l e m e n t I d = " 1 4 1 1 1 4 7 5 9 9 "   D a t a T y p e = " S t r i n g " > P r i c e s I n c l u d i n g V A T Y e s N o < / P r i c e s I n c l u d i n g V A T Y e s N o > + 
+         < Q u e s t i o n s _ L b l   E l e m e n t T y p e = " C o l u m n "   E l e m e n t I d = " 2 0 7 0 8 9 0 0 1 9 "   D a t a T y p e = " T e x t C o n s t " > Q u e s t i o n s _ L b l < / Q u e s t i o n s _ L b l > + 
+         < S a l e s I n v o i c e L i n e D i s c o u n t _ L b l   E l e m e n t T y p e = " C o l u m n "   E l e m e n t I d = " 6 6 4 6 0 1 5 8 2 "   D a t a T y p e = " T e x t C o n s t " > S a l e s I n v o i c e L i n e D i s c o u n t _ L b l < / S a l e s I n v o i c e L i n e D i s c o u n t _ L b l > + 
+         < S a l e s P e r s o n _ L b l   E l e m e n t T y p e = " C o l u m n "   E l e m e n t I d = " 1 5 6 4 1 9 6 3 6 5 "   D a t a T y p e = " T e x t C o n s t " > S a l e s P e r s o n _ L b l < / S a l e s P e r s o n _ L b l > + 
+         < S a l e s P e r s o n B l a n k _ L b l   E l e m e n t T y p e = " C o l u m n "   E l e m e n t I d = " 6 5 4 6 2 4 6 0 1 "   D a t a T y p e = " T e x t " > S a l e s P e r s o n B l a n k _ L b l < / S a l e s P e r s o n B l a n k _ L b l > + 
+         < S a l e s P e r s o n N a m e   E l e m e n t T y p e = " C o l u m n "   E l e m e n t I d = " 8 7 1 4 9 2 9 8 3 "   D a t a T y p e = " T e x t " > S a l e s P e r s o n N a m e < / S a l e s P e r s o n N a m e > + 
+         < S e l l T o C o n t a c t E m a i l   E l e m e n t T y p e = " C o l u m n "   E l e m e n t I d = " 2 6 2 8 2 4 5 6 4 "   D a t a T y p e = " T e x t " > S e l l T o C o n t a c t E m a i l < / S e l l T o C o n t a c t E m a i l > + 
+         < S e l l T o C o n t a c t E m a i l L b l   E l e m e n t T y p e = " C o l u m n "   E l e m e n t I d = " 3 7 0 9 2 0 3 7 4 "   D a t a T y p e = " T e x t C o n s t " > S e l l T o C o n t a c t E m a i l L b l < / S e l l T o C o n t a c t E m a i l L b l > + 
+         < S e l l T o C o n t a c t M o b i l e P h o n e N o   E l e m e n t T y p e = " C o l u m n "   E l e m e n t I d = " 1 8 4 3 5 8 7 4 7 "   D a t a T y p e = " T e x t " > S e l l T o C o n t a c t M o b i l e P h o n e N o < / S e l l T o C o n t a c t M o b i l e P h o n e N o > + 
+         < S e l l T o C o n t a c t M o b i l e P h o n e N o L b l   E l e m e n t T y p e = " C o l u m n "   E l e m e n t I d = " 1 4 5 7 5 2 8 4 1 7 "   D a t a T y p e = " T e x t C o n s t " > S e l l T o C o n t a c t M o b i l e P h o n e N o L b l < / S e l l T o C o n t a c t M o b i l e P h o n e N o L b l > + 
+         < S e l l T o C o n t a c t P h o n e N o   E l e m e n t T y p e = " C o l u m n "   E l e m e n t I d = " 1 6 1 3 8 2 2 4 8 3 "   D a t a T y p e = " T e x t " > S e l l T o C o n t a c t P h o n e N o < / S e l l T o C o n t a c t P h o n e N o > + 
+         < S e l l T o C o n t a c t P h o n e N o L b l   E l e m e n t T y p e = " C o l u m n "   E l e m e n t I d = " 1 0 5 0 6 8 6 8 0 9 "   D a t a T y p e = " T e x t C o n s t " > S e l l T o C o n t a c t P h o n e N o L b l < / S e l l T o C o n t a c t P h o n e N o L b l > + 
+         < S e l l t o C u s t o m e r N o   E l e m e n t T y p e = " C o l u m n "   E l e m e n t I d = " 2 0 5 0 6 4 7 3 4 9 "   D a t a T y p e = " C o d e " > S e l l t o C u s t o m e r N o < / S e l l t o C u s t o m e r N o > + 
+         < S e l l t o C u s t o m e r N o _ L b l   E l e m e n t T y p e = " C o l u m n "   E l e m e n t I d = " 2 9 8 3 8 1 5 1 2 "   D a t a T y p e = " S t r i n g " > S e l l t o C u s t o m e r N o _ L b l < / S e l l t o C u s t o m e r N o _ L b l > + 
+         < S h i p m e n t _ L b l   E l e m e n t T y p e = " C o l u m n "   E l e m e n t I d = " 2 0 8 5 7 6 7 1 2 0 "   D a t a T y p e = " T e x t C o n s t " > S h i p m e n t _ L b l < / S h i p m e n t _ L b l > + 
+         < S h i p m e n t M e t h o d D e s c r i p t i o n   E l e m e n t T y p e = " C o l u m n "   E l e m e n t I d = " 2 0 5 9 4 0 3 2 6 0 "   D a t a T y p e = " T e x t " > S h i p m e n t M e t h o d D e s c r i p t i o n < / S h i p m e n t M e t h o d D e s c r i p t i o n > + 
+         < S h i p m e n t M e t h o d D e s c r i p t i o n _ L b l   E l e m e n t T y p e = " C o l u m n "   E l e m e n t I d = " 1 1 7 9 9 7 8 4 6 5 "   D a t a T y p e = " T e x t C o n s t " > S h i p m e n t M e t h o d D e s c r i p t i o n _ L b l < / S h i p m e n t M e t h o d D e s c r i p t i o n _ L b l > + 
+         < S h i p T o A d d r e s s _ L b l   E l e m e n t T y p e = " C o l u m n "   E l e m e n t I d = " 1 6 5 0 5 0 5 0 1 7 "   D a t a T y p e = " T e x t C o n s t " > S h i p T o A d d r e s s _ L b l < / S h i p T o A d d r e s s _ L b l > + 
+         < S h i p T o A d d r e s s 1   E l e m e n t T y p e = " C o l u m n "   E l e m e n t I d = " 1 3 5 7 6 7 2 8 6 1 "   D a t a T y p e = " T e x t " > S h i p T o A d d r e s s 1 < / S h i p T o A d d r e s s 1 > + 
+         < S h i p T o A d d r e s s 2   E l e m e n t T y p e = " C o l u m n "   E l e m e n t I d = " 1 0 2 4 2 0 4 5 8 4 "   D a t a T y p e = " T e x t " > S h i p T o A d d r e s s 2 < / S h i p T o A d d r e s s 2 > + 
+         < S h i p T o A d d r e s s 3   E l e m e n t T y p e = " C o l u m n "   E l e m e n t I d = " 1 6 6 1 9 0 1 2 0 1 "   D a t a T y p e = " T e x t " > S h i p T o A d d r e s s 3 < / S h i p T o A d d r e s s 3 > + 
+         < S h i p T o A d d r e s s 4   E l e m e n t T y p e = " C o l u m n "   E l e m e n t I d = " 5 5 5 4 1 6 9 9 0 "   D a t a T y p e = " T e x t " > S h i p T o A d d r e s s 4 < / S h i p T o A d d r e s s 4 > + 
+         < S h i p T o A d d r e s s 5   E l e m e n t T y p e = " C o l u m n "   E l e m e n t I d = " 1 1 9 3 1 1 3 6 0 7 "   D a t a T y p e = " T e x t " > S h i p T o A d d r e s s 5 < / S h i p T o A d d r e s s 5 > + 
+         < S h i p T o A d d r e s s 6   E l e m e n t T y p e = " C o l u m n "   E l e m e n t I d = " 7 1 9 9 7 6 2 4 4 "   D a t a T y p e = " T e x t " > S h i p T o A d d r e s s 6 < / S h i p T o A d d r e s s 6 > + 
+         < S h i p T o A d d r e s s 7   E l e m e n t T y p e = " C o l u m n "   E l e m e n t I d = " 8 2 2 7 9 6 2 7 "   D a t a T y p e = " T e x t " > S h i p T o A d d r e s s 7 < / S h i p T o A d d r e s s 7 > + 
+         < S h i p T o A d d r e s s 8   E l e m e n t T y p e = " C o l u m n "   E l e m e n t I d = " 1 4 9 2 9 9 2 1 7 8 "   D a t a T y p e = " T e x t " > S h i p T o A d d r e s s 8 < / S h i p T o A d d r e s s 8 > + 
+         < S h i p T o P h o n e N o   E l e m e n t T y p e = " C o l u m n "   E l e m e n t I d = " 3 6 9 7 0 2 2 5 5 "   D a t a T y p e = " T e x t " > S h i p T o P h o n e N o < / S h i p T o P h o n e N o > + 
+         < S h o w S h i p p i n g A d d r e s s   E l e m e n t T y p e = " C o l u m n "   E l e m e n t I d = " 1 1 2 0 0 7 1 2 6 6 "   D a t a T y p e = " B o o l e a n " > S h o w S h i p p i n g A d d r e s s < / S h o w S h i p p i n g A d d r e s s > + 
+         < S h o w W o r k D e s c r i p t i o n   E l e m e n t T y p e = " C o l u m n "   E l e m e n t I d = " 7 8 5 4 6 8 8 6 5 "   D a t a T y p e = " B o o l e a n " > S h o w W o r k D e s c r i p t i o n < / S h o w W o r k D e s c r i p t i o n > + 
+         < S u b t o t a l _ L b l   E l e m e n t T y p e = " C o l u m n "   E l e m e n t I d = " 1 9 6 7 7 9 5 1 4 2 "   D a t a T y p e = " T e x t C o n s t " > S u b t o t a l _ L b l < / S u b t o t a l _ L b l > + 
+         < T h a n k s _ L b l   E l e m e n t T y p e = " C o l u m n "   E l e m e n t I d = " 2 1 0 3 3 0 5 5 2 5 "   D a t a T y p e = " T e x t C o n s t " > T h a n k s _ L b l < / T h a n k s _ L b l > + 
+         < T o t a l _ L b l   E l e m e n t T y p e = " C o l u m n "   E l e m e n t I d = " 1 2 1 0 1 0 0 8 7 8 "   D a t a T y p e = " T e x t C o n s t " > T o t a l _ L b l < / T o t a l _ L b l > + 
+         < V A T A m o u n t _ L b l   E l e m e n t T y p e = " C o l u m n "   E l e m e n t I d = " 1 0 9 4 6 5 7 2 9 "   D a t a T y p e = " T e x t C o n s t " > V A T A m o u n t _ L b l < / V A T A m o u n t _ L b l > + 
+         < V A T A m o u n t S p e c i f i c a t i o n _ L b l   E l e m e n t T y p e = " C o l u m n "   E l e m e n t I d = " 8 7 8 7 0 6 8 4 6 "   D a t a T y p e = " T e x t C o n s t " > V A T A m o u n t S p e c i f i c a t i o n _ L b l < / V A T A m o u n t S p e c i f i c a t i o n _ L b l > + 
+         < V A T B a s e _ L b l   E l e m e n t T y p e = " C o l u m n "   E l e m e n t I d = " 1 8 6 6 1 5 8 2 7 8 "   D a t a T y p e = " T e x t C o n s t " > V A T B a s e _ L b l < / V A T B a s e _ L b l > + 
+         < V A T C l a u s e _ L b l   E l e m e n t T y p e = " C o l u m n "   E l e m e n t I d = " 1 5 7 0 4 9 5 4 9 0 "   D a t a T y p e = " S t r i n g " > V A T C l a u s e _ L b l < / V A T C l a u s e _ L b l > + 
+         < V A T C l a u s e s _ L b l   E l e m e n t T y p e = " C o l u m n "   E l e m e n t I d = " 1 3 8 3 9 2 0 0 1 9 "   D a t a T y p e = " T e x t C o n s t " > V A T C l a u s e s _ L b l < / V A T C l a u s e s _ L b l > + 
+         < V A T I d e n t i f i e r _ L b l   E l e m e n t T y p e = " C o l u m n "   E l e m e n t I d = " 1 6 8 6 6 2 3 9 8 4 "   D a t a T y p e = " T e x t C o n s t " > V A T I d e n t i f i e r _ L b l < / V A T I d e n t i f i e r _ L b l > + 
+         < V A T P e r c e n t a g e _ L b l   E l e m e n t T y p e = " C o l u m n "   E l e m e n t I d = " 6 7 6 6 5 4 5 6 5 "   D a t a T y p e = " T e x t C o n s t " > V A T P e r c e n t a g e _ L b l < / V A T P e r c e n t a g e _ L b l > + 
+         < V A T R e g i s t r a t i o n N o   E l e m e n t T y p e = " C o l u m n "   E l e m e n t I d = " 1 8 8 9 1 9 5 4 0 2 "   D a t a T y p e = " T e x t " > V A T R e g i s t r a t i o n N o < / V A T R e g i s t r a t i o n N o > + 
+         < V A T R e g i s t r a t i o n N o _ L b l   E l e m e n t T y p e = " C o l u m n "   E l e m e n t I d = " 1 4 2 4 6 1 6 0 8 5 "   D a t a T y p e = " T e x t " > V A T R e g i s t r a t i o n N o _ L b l < / V A T R e g i s t r a t i o n N o _ L b l > + 
+         < Y o u r D o c u m e n t T i t l e _ L b l   E l e m e n t T y p e = " C o l u m n "   E l e m e n t I d = " 1 8 2 1 7 1 6 9 3 4 "   D a t a T y p e = " T e x t " > Y o u r D o c u m e n t T i t l e _ L b l < / Y o u r D o c u m e n t T i t l e _ L b l > + 
+         < Y o u r R e f e r e n c e   E l e m e n t T y p e = " C o l u m n "   E l e m e n t I d = " 1 1 0 3 9 9 5 1 "   D a t a T y p e = " T e x t " > Y o u r R e f e r e n c e < / Y o u r R e f e r e n c e > + 
+         < Y o u r R e f e r e n c e _ _ L b l   E l e m e n t T y p e = " C o l u m n "   E l e m e n t I d = " 1 1 2 6 2 8 0 3 7 1 "   D a t a T y p e = " S t r i n g " > Y o u r R e f e r e n c e _ _ L b l < / Y o u r R e f e r e n c e _ _ L b l > + 
+         < L i n e   E l e m e n t T y p e = " D a t a I t e m "   E l e m e n t I d = " 4 1 1 9 7 6 1 3 3 " > + 
+             < A m o u n t E x c l u d i n g V A T _ L i n e   E l e m e n t T y p e = " C o l u m n "   E l e m e n t I d = " 1 0 6 2 4 6 0 0 4 0 "   D a t a T y p e = " D e c i m a l " > A m o u n t E x c l u d i n g V A T _ L i n e < / A m o u n t E x c l u d i n g V A T _ L i n e > + 
+             < A m o u n t E x c l u d i n g V A T _ L i n e _ L b l   E l e m e n t T y p e = " C o l u m n "   E l e m e n t I d = " 2 0 0 2 8 7 4 4 7 5 "   D a t a T y p e = " S t r i n g " > A m o u n t E x c l u d i n g V A T _ L i n e _ L b l < / A m o u n t E x c l u d i n g V A T _ L i n e _ L b l > + 
+             < A m o u n t I n c l u d i n g V A T _ L i n e   E l e m e n t T y p e = " C o l u m n "   E l e m e n t I d = " 7 7 0 9 2 8 4 0 2 "   D a t a T y p e = " D e c i m a l " > A m o u n t I n c l u d i n g V A T _ L i n e < / A m o u n t I n c l u d i n g V A T _ L i n e > + 
+             < A m o u n t I n c l u d i n g V A T _ L i n e _ L b l   E l e m e n t T y p e = " C o l u m n "   E l e m e n t I d = " 9 3 0 7 4 7 3 1 3 "   D a t a T y p e = " S t r i n g " > A m o u n t I n c l u d i n g V A T _ L i n e _ L b l < / A m o u n t I n c l u d i n g V A T _ L i n e _ L b l > + 
+             < D e s c r i p t i o n _ L i n e   E l e m e n t T y p e = " C o l u m n "   E l e m e n t I d = " 1 4 0 6 8 2 2 3 1 0 "   D a t a T y p e = " T e x t " > D e s c r i p t i o n _ L i n e < / D e s c r i p t i o n _ L i n e > + 
+             < D e s c r i p t i o n _ L i n e _ L b l   E l e m e n t T y p e = " C o l u m n "   E l e m e n t I d = " 2 1 1 8 9 5 1 4 9 5 "   D a t a T y p e = " S t r i n g " > D e s c r i p t i o n _ L i n e _ L b l < / D e s c r i p t i o n _ L i n e _ L b l > + 
+             < I t e m N o _ L i n e   E l e m e n t T y p e = " C o l u m n "   E l e m e n t I d = " 1 9 1 0 2 9 6 2 8 8 "   D a t a T y p e = " C o d e " > I t e m N o _ L i n e < / I t e m N o _ L i n e > + 
+             < I t e m N o _ L i n e _ L b l   E l e m e n t T y p e = " C o l u m n "   E l e m e n t I d = " 1 3 4 0 0 7 9 6 1 3 "   D a t a T y p e = " S t r i n g " > I t e m N o _ L i n e _ L b l < / I t e m N o _ L i n e _ L b l > + 
+             < I t e m R e f e r e n c e N o _ L i n e   E l e m e n t T y p e = " C o l u m n "   E l e m e n t I d = " 9 2 7 2 3 5 7 "   D a t a T y p e = " C o d e " > I t e m R e f e r e n c e N o _ L i n e < / I t e m R e f e r e n c e N o _ L i n e > + 
+             < I t e m R e f e r e n c e N o _ L i n e _ L b l   E l e m e n t T y p e = " C o l u m n "   E l e m e n t I d = " 1 9 8 0 6 3 1 1 3 0 "   D a t a T y p e = " S t r i n g " > I t e m R e f e r e n c e N o _ L i n e _ L b l < / I t e m R e f e r e n c e N o _ L i n e _ L b l > + 
+             < L i n e A m o u n t _ L i n e   E l e m e n t T y p e = " C o l u m n "   E l e m e n t I d = " 2 6 8 9 3 7 1 6 2 "   D a t a T y p e = " T e x t " > L i n e A m o u n t _ L i n e < / L i n e A m o u n t _ L i n e > + 
+             < L i n e A m o u n t _ L i n e _ L b l   E l e m e n t T y p e = " C o l u m n "   E l e m e n t I d = " 9 9 2 9 0 1 8 4 5 "   D a t a T y p e = " S t r i n g " > L i n e A m o u n t _ L i n e _ L b l < / L i n e A m o u n t _ L i n e _ L b l > + 
+             < L i n e D i s c o u n t P e r c e n t _ L i n e   E l e m e n t T y p e = " C o l u m n "   E l e m e n t I d = " 9 0 7 8 2 7 4 3 6 "   D a t a T y p e = " D e c i m a l " > L i n e D i s c o u n t P e r c e n t _ L i n e < / L i n e D i s c o u n t P e r c e n t _ L i n e > + 
+             < L i n e D i s c o u n t P e r c e n t T e x t _ L i n e   E l e m e n t T y p e = " C o l u m n "   E l e m e n t I d = " 6 1 3 1 3 5 1 9 "   D a t a T y p e = " T e x t " > L i n e D i s c o u n t P e r c e n t T e x t _ L i n e < / L i n e D i s c o u n t P e r c e n t T e x t _ L i n e > + 
+             < L i n e N o _ L i n e   E l e m e n t T y p e = " C o l u m n "   E l e m e n t I d = " 6 9 8 9 8 5 9 7 9 "   D a t a T y p e = " I n t e g e r " > L i n e N o _ L i n e < / L i n e N o _ L i n e > + 
+             < P r i c e _ L b l   E l e m e n t T y p e = " C o l u m n "   E l e m e n t I d = " 2 1 2 6 7 6 4 9 2 5 "   D a t a T y p e = " T e x t C o n s t " > P r i c e _ L b l < / P r i c e _ L b l > + 
+             < P r i c e P e r _ L b l   E l e m e n t T y p e = " C o l u m n "   E l e m e n t I d = " 9 7 3 2 8 0 1 3 4 "   D a t a T y p e = " T e x t C o n s t " > P r i c e P e r _ L b l < / P r i c e P e r _ L b l > + 
+             < Q t y _ L b l   E l e m e n t T y p e = " C o l u m n "   E l e m e n t I d = " 2 6 3 6 7 3 7 6 4 "   D a t a T y p e = " T e x t C o n s t " > Q t y _ L b l < / Q t y _ L b l > + 
+             < Q u a n t i t y _ L i n e   E l e m e n t T y p e = " C o l u m n "   E l e m e n t I d = " 1 0 6 8 5 4 3 5 3 7 "   D a t a T y p e = " T e x t " > Q u a n t i t y _ L i n e < / Q u a n t i t y _ L i n e > + 
+             < Q u a n t i t y _ L i n e _ L b l   E l e m e n t T y p e = " C o l u m n "   E l e m e n t I d = " 2 0 3 4 5 0 6 8 0 2 "   D a t a T y p e = " S t r i n g " > Q u a n t i t y _ L i n e _ L b l < / Q u a n t i t y _ L i n e _ L b l > + 
+             < S h i p m e n t D a t e _ L b l   E l e m e n t T y p e = " C o l u m n "   E l e m e n t I d = " 6 1 4 4 0 0 3 6 4 "   D a t a T y p e = " T e x t C o n s t " > S h i p m e n t D a t e _ L b l < / S h i p m e n t D a t e _ L b l > + 
+             < S h i p m e n t D a t e _ L i n e   E l e m e n t T y p e = " C o l u m n "   E l e m e n t I d = " 1 6 7 3 3 7 5 4 1 6 "   D a t a T y p e = " S t r i n g " > S h i p m e n t D a t e _ L i n e < / S h i p m e n t D a t e _ L i n e > + 
+             < T r a n s H e a d e r A m o u n t   E l e m e n t T y p e = " C o l u m n "   E l e m e n t I d = " 2 0 2 8 3 0 6 2 7 6 "   D a t a T y p e = " D e c i m a l " > T r a n s H e a d e r A m o u n t < / T r a n s H e a d e r A m o u n t > + 
+             < T y p e _ L i n e   E l e m e n t T y p e = " C o l u m n "   E l e m e n t I d = " 2 7 2 8 0 4 9 2 4 "   D a t a T y p e = " S t r i n g " > T y p e _ L i n e < / T y p e _ L i n e > + 
+             < U n i t _ L b l   E l e m e n t T y p e = " C o l u m n "   E l e m e n t I d = " 8 1 4 3 6 4 3 1 8 "   D a t a T y p e = " T e x t C o n s t " > U n i t _ L b l < / U n i t _ L b l > + 
+             < U n i t O f M e a s u r e   E l e m e n t T y p e = " C o l u m n "   E l e m e n t I d = " 1 8 0 8 2 2 8 0 1 8 "   D a t a T y p e = " T e x t " > U n i t O f M e a s u r e < / U n i t O f M e a s u r e > + 
+             < U n i t O f M e a s u r e _ L b l   E l e m e n t T y p e = " C o l u m n "   E l e m e n t I d = " 9 8 1 9 5 1 2 4 9 "   D a t a T y p e = " S t r i n g " > U n i t O f M e a s u r e _ L b l < / U n i t O f M e a s u r e _ L b l > + 
+             < U n i t P r i c e   E l e m e n t T y p e = " C o l u m n "   E l e m e n t I d = " 1 4 7 8 2 2 1 5 2 6 "   D a t a T y p e = " T e x t " > U n i t P r i c e < / U n i t P r i c e > + 
+             < U n i t P r i c e _ L b l   E l e m e n t T y p e = " C o l u m n "   E l e m e n t I d = " 1 1 6 3 9 2 6 6 0 3 "   D a t a T y p e = " S t r i n g " > U n i t P r i c e _ L b l < / U n i t P r i c e _ L b l > + 
+             < V A T I d e n t i f i e r _ L i n e   E l e m e n t T y p e = " C o l u m n "   E l e m e n t I d = " 1 7 7 3 6 2 2 4 1 2 "   D a t a T y p e = " C o d e " > V A T I d e n t i f i e r _ L i n e < / V A T I d e n t i f i e r _ L i n e > + 
+             < V A T I d e n t i f i e r _ L i n e _ L b l   E l e m e n t T y p e = " C o l u m n "   E l e m e n t I d = " 5 3 3 7 8 2 7 0 3 "   D a t a T y p e = " S t r i n g " > V A T I d e n t i f i e r _ L i n e _ L b l < / V A T I d e n t i f i e r _ L i n e _ L b l > + 
+             < V A T P c t _ L i n e   E l e m e n t T y p e = " C o l u m n "   E l e m e n t I d = " 1 9 7 4 0 0 1 9 4 4 "   D a t a T y p e = " T e x t " > V A T P c t _ L i n e < / V A T P c t _ L i n e > + 
+             < V A T P c t _ L i n e _ L b l   E l e m e n t T y p e = " C o l u m n "   E l e m e n t I d = " 1 2 0 7 5 2 9 9 1 5 "   D a t a T y p e = " S t r i n g " > V A T P c t _ L i n e _ L b l < / V A T P c t _ L i n e _ L b l >   
          < / L i n e >   
-         < W o r k D e s c r i p t i o n L i n e s > - 
-             < W o r k D e s c r i p t i o n L i n e > W o r k D e s c r i p t i o n L i n e < / W o r k D e s c r i p t i o n L i n e > - 
-             < W o r k D e s c r i p t i o n L i n e N u m b e r > W o r k D e s c r i p t i o n L i n e N u m b e r < / W o r k D e s c r i p t i o n L i n e N u m b e r > +         < W o r k D e s c r i p t i o n L i n e s   E l e m e n t T y p e = " D a t a I t e m "   E l e m e n t I d = " 2 7 6 8 1 9 4 4 7 " > + 
+             < W o r k D e s c r i p t i o n L i n e   E l e m e n t T y p e = " C o l u m n "   E l e m e n t I d = " 1 9 4 7 6 2 1 6 7 6 "   D a t a T y p e = " T e x t " > W o r k D e s c r i p t i o n L i n e < / W o r k D e s c r i p t i o n L i n e > + 
+             < W o r k D e s c r i p t i o n L i n e N u m b e r   E l e m e n t T y p e = " C o l u m n "   E l e m e n t I d = " 7 9 7 3 0 7 2 2 3 "   D a t a T y p e = " I n t e g e r " > W o r k D e s c r i p t i o n L i n e N u m b e r < / W o r k D e s c r i p t i o n L i n e N u m b e r >   
          < / W o r k D e s c r i p t i o n L i n e s >   
-         < V A T A m o u n t L i n e > - 
-             < I n v o i c e D i s c o u n t A m o u n t _ V A T A m o u n t L i n e > I n v o i c e D i s c o u n t A m o u n t _ V A T A m o u n t L i n e < / I n v o i c e D i s c o u n t A m o u n t _ V A T A m o u n t L i n e > - 
-             < I n v o i c e D i s c o u n t A m o u n t _ V A T A m o u n t L i n e _ L b l > I n v o i c e D i s c o u n t A m o u n t _ V A T A m o u n t L i n e _ L b l < / I n v o i c e D i s c o u n t A m o u n t _ V A T A m o u n t L i n e _ L b l > - 
-             < I n v o i c e D i s c o u n t B a s e A m o u n t _ V A T A m o u n t L i n e > I n v o i c e D i s c o u n t B a s e A m o u n t _ V A T A m o u n t L i n e < / I n v o i c e D i s c o u n t B a s e A m o u n t _ V A T A m o u n t L i n e > - 
-             < I n v o i c e D i s c o u n t B a s e A m o u n t _ V A T A m o u n t L i n e _ L b l > I n v o i c e D i s c o u n t B a s e A m o u n t _ V A T A m o u n t L i n e _ L b l < / I n v o i c e D i s c o u n t B a s e A m o u n t _ V A T A m o u n t L i n e _ L b l > - 
-             < L i n e A m o u n t _ V a t A m o u n t L i n e > L i n e A m o u n t _ V a t A m o u n t L i n e < / L i n e A m o u n t _ V a t A m o u n t L i n e > - 
-             < L i n e A m o u n t _ V a t A m o u n t L i n e _ L b l > L i n e A m o u n t _ V a t A m o u n t L i n e _ L b l < / L i n e A m o u n t _ V a t A m o u n t L i n e _ L b l > - 
-             < N o O f V A T I d e n t i f i e r s > N o O f V A T I d e n t i f i e r s < / N o O f V A T I d e n t i f i e r s > - 
-             < V A T A m o u n t L C Y _ V A T A m o u n t L i n e > V A T A m o u n t L C Y _ V A T A m o u n t L i n e < / V A T A m o u n t L C Y _ V A T A m o u n t L i n e > - 
-             < V A T A m o u n t L C Y _ V A T A m o u n t L i n e _ L b l > V A T A m o u n t L C Y _ V A T A m o u n t L i n e _ L b l < / V A T A m o u n t L C Y _ V A T A m o u n t L i n e _ L b l > - 
-             < V A T A m o u n t _ V a t A m o u n t L i n e > V A T A m o u n t _ V a t A m o u n t L i n e < / V A T A m o u n t _ V a t A m o u n t L i n e > - 
-             < V A T A m o u n t _ V a t A m o u n t L i n e _ L b l > V A T A m o u n t _ V a t A m o u n t L i n e _ L b l < / V A T A m o u n t _ V a t A m o u n t L i n e _ L b l > - 
-             < V A T B a s e L C Y _ V A T A m o u n t L i n e > V A T B a s e L C Y _ V A T A m o u n t L i n e < / V A T B a s e L C Y _ V A T A m o u n t L i n e > - 
-             < V A T B a s e L C Y _ V A T A m o u n t L i n e _ L b l > V A T B a s e L C Y _ V A T A m o u n t L i n e _ L b l < / V A T B a s e L C Y _ V A T A m o u n t L i n e _ L b l > - 
-             < V A T B a s e _ V a t A m o u n t L i n e > V A T B a s e _ V a t A m o u n t L i n e < / V A T B a s e _ V a t A m o u n t L i n e > - 
-             < V A T B a s e _ V a t A m o u n t L i n e _ L b l > V A T B a s e _ V a t A m o u n t L i n e _ L b l < / V A T B a s e _ V a t A m o u n t L i n e _ L b l > - 
-             < V A T I d e n t i f i e r _ V a t A m o u n t L i n e > V A T I d e n t i f i e r _ V a t A m o u n t L i n e < / V A T I d e n t i f i e r _ V a t A m o u n t L i n e > - 
-             < V A T I d e n t i f i e r _ V a t A m o u n t L i n e _ L b l > V A T I d e n t i f i e r _ V a t A m o u n t L i n e _ L b l < / V A T I d e n t i f i e r _ V a t A m o u n t L i n e _ L b l > - 
-             < V A T P c t _ V a t A m o u n t L i n e > V A T P c t _ V a t A m o u n t L i n e < / V A T P c t _ V a t A m o u n t L i n e > - 
-             < V A T P c t _ V a t A m o u n t L i n e _ L b l > V A T P c t _ V a t A m o u n t L i n e _ L b l < / V A T P c t _ V a t A m o u n t L i n e _ L b l > +         < V A T A m o u n t L i n e   E l e m e n t T y p e = " D a t a I t e m "   E l e m e n t I d = " 8 2 7 5 3 4 3 4 8 " > + 
+             < I n v o i c e D i s c o u n t A m o u n t _ V A T A m o u n t L i n e   E l e m e n t T y p e = " C o l u m n "   E l e m e n t I d = " 8 2 4 7 3 0 1 4 1 "   D a t a T y p e = " D e c i m a l " > I n v o i c e D i s c o u n t A m o u n t _ V A T A m o u n t L i n e < / I n v o i c e D i s c o u n t A m o u n t _ V A T A m o u n t L i n e > + 
+             < I n v o i c e D i s c o u n t A m o u n t _ V A T A m o u n t L i n e _ L b l   E l e m e n t T y p e = " C o l u m n "   E l e m e n t I d = " 1 5 6 2 2 0 0 0 3 4 "   D a t a T y p e = " S t r i n g " > I n v o i c e D i s c o u n t A m o u n t _ V A T A m o u n t L i n e _ L b l < / I n v o i c e D i s c o u n t A m o u n t _ V A T A m o u n t L i n e _ L b l > + 
+             < I n v o i c e D i s c o u n t B a s e A m o u n t _ V A T A m o u n t L i n e   E l e m e n t T y p e = " C o l u m n "   E l e m e n t I d = " 2 0 4 0 3 3 2 2 6 6 "   D a t a T y p e = " D e c i m a l " > I n v o i c e D i s c o u n t B a s e A m o u n t _ V A T A m o u n t L i n e < / I n v o i c e D i s c o u n t B a s e A m o u n t _ V A T A m o u n t L i n e > + 
+             < I n v o i c e D i s c o u n t B a s e A m o u n t _ V A T A m o u n t L i n e _ L b l   E l e m e n t T y p e = " C o l u m n "   E l e m e n t I d = " 4 0 5 9 6 0 3 3 1 "   D a t a T y p e = " S t r i n g " > I n v o i c e D i s c o u n t B a s e A m o u n t _ V A T A m o u n t L i n e _ L b l < / I n v o i c e D i s c o u n t B a s e A m o u n t _ V A T A m o u n t L i n e _ L b l > + 
+             < L i n e A m o u n t _ V a t A m o u n t L i n e   E l e m e n t T y p e = " C o l u m n "   E l e m e n t I d = " 2 1 4 6 5 4 0 1 "   D a t a T y p e = " D e c i m a l " > L i n e A m o u n t _ V a t A m o u n t L i n e < / L i n e A m o u n t _ V a t A m o u n t L i n e > + 
+             < L i n e A m o u n t _ V a t A m o u n t L i n e _ L b l   E l e m e n t T y p e = " C o l u m n "   E l e m e n t I d = " 1 1 1 0 9 1 2 1 2 4 "   D a t a T y p e = " S t r i n g " > L i n e A m o u n t _ V a t A m o u n t L i n e _ L b l < / L i n e A m o u n t _ V a t A m o u n t L i n e _ L b l > + 
+             < N o O f V A T I d e n t i f i e r s   E l e m e n t T y p e = " C o l u m n "   E l e m e n t I d = " 1 1 5 3 2 6 3 0 2 6 "   D a t a T y p e = " I n t e g e r " > N o O f V A T I d e n t i f i e r s < / N o O f V A T I d e n t i f i e r s > + 
+             < V A T A m o u n t _ V a t A m o u n t L i n e   E l e m e n t T y p e = " C o l u m n "   E l e m e n t I d = " 1 8 9 1 8 2 0 6 2 0 "   D a t a T y p e = " D e c i m a l " > V A T A m o u n t _ V a t A m o u n t L i n e < / V A T A m o u n t _ V a t A m o u n t L i n e > + 
+             < V A T A m o u n t _ V a t A m o u n t L i n e _ L b l   E l e m e n t T y p e = " C o l u m n "   E l e m e n t I d = " 1 5 1 3 5 5 5 4 7 3 "   D a t a T y p e = " S t r i n g " > V A T A m o u n t _ V a t A m o u n t L i n e _ L b l < / V A T A m o u n t _ V a t A m o u n t L i n e _ L b l > + 
+             < V A T A m o u n t L C Y _ V A T A m o u n t L i n e   E l e m e n t T y p e = " C o l u m n "   E l e m e n t I d = " 1 5 8 1 9 9 4 3 5 0 "   D a t a T y p e = " D e c i m a l " > V A T A m o u n t L C Y _ V A T A m o u n t L i n e < / V A T A m o u n t L C Y _ V A T A m o u n t L i n e > + 
+             < V A T A m o u n t L C Y _ V A T A m o u n t L i n e _ L b l   E l e m e n t T y p e = " C o l u m n "   E l e m e n t I d = " 9 2 3 0 0 3 3 7 "   D a t a T y p e = " T e x t C o n s t " > V A T A m o u n t L C Y _ V A T A m o u n t L i n e _ L b l < / V A T A m o u n t L C Y _ V A T A m o u n t L i n e _ L b l > + 
+             < V A T B a s e _ V a t A m o u n t L i n e   E l e m e n t T y p e = " C o l u m n "   E l e m e n t I d = " 1 4 5 8 9 3 7 8 1 9 "   D a t a T y p e = " D e c i m a l " > V A T B a s e _ V a t A m o u n t L i n e < / V A T B a s e _ V a t A m o u n t L i n e > + 
+             < V A T B a s e _ V a t A m o u n t L i n e _ L b l   E l e m e n t T y p e = " C o l u m n "   E l e m e n t I d = " 1 6 9 1 3 0 2 4 8 8 "   D a t a T y p e = " S t r i n g " > V A T B a s e _ V a t A m o u n t L i n e _ L b l < / V A T B a s e _ V a t A m o u n t L i n e _ L b l > + 
+             < V A T B a s e L C Y _ V A T A m o u n t L i n e   E l e m e n t T y p e = " C o l u m n "   E l e m e n t I d = " 1 8 6 0 9 4 5 6 3 5 "   D a t a T y p e = " D e c i m a l " > V A T B a s e L C Y _ V A T A m o u n t L i n e < / V A T B a s e L C Y _ V A T A m o u n t L i n e > + 
+             < V A T B a s e L C Y _ V A T A m o u n t L i n e _ L b l   E l e m e n t T y p e = " C o l u m n "   E l e m e n t I d = " 1 2 3 6 4 6 7 9 9 8 "   D a t a T y p e = " T e x t C o n s t " > V A T B a s e L C Y _ V A T A m o u n t L i n e _ L b l < / V A T B a s e L C Y _ V A T A m o u n t L i n e _ L b l > + 
+             < V A T I d e n t i f i e r _ V a t A m o u n t L i n e   E l e m e n t T y p e = " C o l u m n "   E l e m e n t I d = " 1 1 4 2 0 7 0 0 3 5 "   D a t a T y p e = " C o d e " > V A T I d e n t i f i e r _ V a t A m o u n t L i n e < / V A T I d e n t i f i e r _ V a t A m o u n t L i n e > + 
+             < V A T I d e n t i f i e r _ V a t A m o u n t L i n e _ L b l   E l e m e n t T y p e = " C o l u m n "   E l e m e n t I d = " 8 6 4 5 0 4 5 0 "   D a t a T y p e = " S t r i n g " > V A T I d e n t i f i e r _ V a t A m o u n t L i n e _ L b l < / V A T I d e n t i f i e r _ V a t A m o u n t L i n e _ L b l > + 
+             < V A T P c t _ V a t A m o u n t L i n e   E l e m e n t T y p e = " C o l u m n "   E l e m e n t I d = " 1 4 5 3 5 4 2 7 7 7 "   D a t a T y p e = " D e c i m a l " > V A T P c t _ V a t A m o u n t L i n e < / V A T P c t _ V a t A m o u n t L i n e > + 
+             < V A T P c t _ V a t A m o u n t L i n e _ L b l   E l e m e n t T y p e = " C o l u m n "   E l e m e n t I d = " 6 7 6 3 2 3 7 8 "   D a t a T y p e = " S t r i n g " > V A T P c t _ V a t A m o u n t L i n e _ L b l < / V A T P c t _ V a t A m o u n t L i n e _ L b l >   
          < / V A T A m o u n t L i n e >   
-         < V A T C l a u s e L i n e > - 
-             < C o d e _ V A T C l a u s e L i n e > C o d e _ V A T C l a u s e L i n e < / C o d e _ V A T C l a u s e L i n e > - 
-             < C o d e _ V A T C l a u s e L i n e _ L b l > C o d e _ V A T C l a u s e L i n e _ L b l < / C o d e _ V A T C l a u s e L i n e _ L b l > - 
-             < D e s c r i p t i o n 2 _ V A T C l a u s e L i n e > D e s c r i p t i o n 2 _ V A T C l a u s e L i n e < / D e s c r i p t i o n 2 _ V A T C l a u s e L i n e > - 
-             < D e s c r i p t i o n _ V A T C l a u s e L i n e > D e s c r i p t i o n _ V A T C l a u s e L i n e < / D e s c r i p t i o n _ V A T C l a u s e L i n e > - 
-             < N o O f V A T C l a u s e s > N o O f V A T C l a u s e s < / N o O f V A T C l a u s e s > - 
-             < V A T A m o u n t _ V A T C l a u s e L i n e > V A T A m o u n t _ V A T C l a u s e L i n e < / V A T A m o u n t _ V A T C l a u s e L i n e > - 
-             < V A T C l a u s e s H e a d e r > V A T C l a u s e s H e a d e r < / V A T C l a u s e s H e a d e r > - 
-             < V A T I d e n t i f i e r _ V A T C l a u s e L i n e > V A T I d e n t i f i e r _ V A T C l a u s e L i n e < / V A T I d e n t i f i e r _ V A T C l a u s e L i n e > +         < V A T C l a u s e L i n e   E l e m e n t T y p e = " D a t a I t e m "   E l e m e n t I d = " 1 6 6 5 5 0 0 1 6 3 " > + 
+             < C o d e _ V A T C l a u s e L i n e   E l e m e n t T y p e = " C o l u m n "   E l e m e n t I d = " 1 8 2 4 5 8 9 8 4 7 "   D a t a T y p e = " C o d e " > C o d e _ V A T C l a u s e L i n e < / C o d e _ V A T C l a u s e L i n e > + 
+             < C o d e _ V A T C l a u s e L i n e _ L b l   E l e m e n t T y p e = " C o l u m n "   E l e m e n t I d = " 4 6 1 5 3 3 0 2 "   D a t a T y p e = " S t r i n g " > C o d e _ V A T C l a u s e L i n e _ L b l < / C o d e _ V A T C l a u s e L i n e _ L b l > + 
+             < D e s c r i p t i o n _ V A T C l a u s e L i n e   E l e m e n t T y p e = " C o l u m n "   E l e m e n t I d = " 1 3 0 5 5 4 5 9 2 4 "   D a t a T y p e = " T e x t " > D e s c r i p t i o n _ V A T C l a u s e L i n e < / D e s c r i p t i o n _ V A T C l a u s e L i n e > + 
+             < D e s c r i p t i o n 2 _ V A T C l a u s e L i n e   E l e m e n t T y p e = " C o l u m n "   E l e m e n t I d = " 1 3 7 9 6 6 7 4 7 0 "   D a t a T y p e = " T e x t " > D e s c r i p t i o n 2 _ V A T C l a u s e L i n e < / D e s c r i p t i o n 2 _ V A T C l a u s e L i n e > + 
+             < N o O f V A T C l a u s e s   E l e m e n t T y p e = " C o l u m n "   E l e m e n t I d = " 7 5 6 4 1 7 3 9 2 "   D a t a T y p e = " I n t e g e r " > N o O f V A T C l a u s e s < / N o O f V A T C l a u s e s > + 
+             < V A T A m o u n t _ V A T C l a u s e L i n e   E l e m e n t T y p e = " C o l u m n "   E l e m e n t I d = " 2 2 2 4 6 9 0 5 9 "   D a t a T y p e = " D e c i m a l " > V A T A m o u n t _ V A T C l a u s e L i n e < / V A T A m o u n t _ V A T C l a u s e L i n e > + 
+             < V A T C l a u s e s H e a d e r   E l e m e n t T y p e = " C o l u m n "   E l e m e n t I d = " 1 9 7 2 4 0 9 9 2 9 "   D a t a T y p e = " T e x t " > V A T C l a u s e s H e a d e r < / V A T C l a u s e s H e a d e r > + 
+             < V A T I d e n t i f i e r _ V A T C l a u s e L i n e   E l e m e n t T y p e = " C o l u m n "   E l e m e n t I d = " 1 4 6 4 4 7 2 4 7 8 "   D a t a T y p e = " C o d e " > V A T I d e n t i f i e r _ V A T C l a u s e L i n e < / V A T I d e n t i f i e r _ V A T C l a u s e L i n e >   
          < / V A T C l a u s e L i n e >   
-         < R e p o r t T o t a l s L i n e > - 
-             < A m o u n t F o r m a t t e d _ R e p o r t T o t a l s L i n e > A m o u n t F o r m a t t e d _ R e p o r t T o t a l s L i n e < / A m o u n t F o r m a t t e d _ R e p o r t T o t a l s L i n e > - 
-             < A m o u n t _ R e p o r t T o t a l s L i n e > A m o u n t _ R e p o r t T o t a l s L i n e < / A m o u n t _ R e p o r t T o t a l s L i n e > - 
-             < D e s c r i p t i o n _ R e p o r t T o t a l s L i n e > D e s c r i p t i o n _ R e p o r t T o t a l s L i n e < / D e s c r i p t i o n _ R e p o r t T o t a l s L i n e > - 
-             < F o n t B o l d _ R e p o r t T o t a l s L i n e > F o n t B o l d _ R e p o r t T o t a l s L i n e < / F o n t B o l d _ R e p o r t T o t a l s L i n e > - 
-             < F o n t U n d e r l i n e _ R e p o r t T o t a l s L i n e > F o n t U n d e r l i n e _ R e p o r t T o t a l s L i n e < / F o n t U n d e r l i n e _ R e p o r t T o t a l s L i n e > +         < R e p o r t T o t a l s L i n e   E l e m e n t T y p e = " D a t a I t e m "   E l e m e n t I d = " 2 1 2 2 5 4 9 8 3 6 " > + 
+             < A m o u n t _ R e p o r t T o t a l s L i n e   E l e m e n t T y p e = " C o l u m n "   E l e m e n t I d = " 4 1 9 9 1 8 3 6 9 "   D a t a T y p e = " D e c i m a l " > A m o u n t _ R e p o r t T o t a l s L i n e < / A m o u n t _ R e p o r t T o t a l s L i n e > + 
+             < A m o u n t F o r m a t t e d _ R e p o r t T o t a l s L i n e   E l e m e n t T y p e = " C o l u m n "   E l e m e n t I d = " 1 5 0 6 1 3 6 8 2 5 "   D a t a T y p e = " T e x t " > A m o u n t F o r m a t t e d _ R e p o r t T o t a l s L i n e < / A m o u n t F o r m a t t e d _ R e p o r t T o t a l s L i n e > + 
+             < D e s c r i p t i o n _ R e p o r t T o t a l s L i n e   E l e m e n t T y p e = " C o l u m n "   E l e m e n t I d = " 5 8 1 9 9 6 0 6 7 "   D a t a T y p e = " T e x t " > D e s c r i p t i o n _ R e p o r t T o t a l s L i n e < / D e s c r i p t i o n _ R e p o r t T o t a l s L i n e > + 
+             < F o n t B o l d _ R e p o r t T o t a l s L i n e   E l e m e n t T y p e = " C o l u m n "   E l e m e n t I d = " 9 4 6 5 4 0 5 4 9 "   D a t a T y p e = " B o o l e a n " > F o n t B o l d _ R e p o r t T o t a l s L i n e < / F o n t B o l d _ R e p o r t T o t a l s L i n e > + 
+             < F o n t U n d e r l i n e _ R e p o r t T o t a l s L i n e   E l e m e n t T y p e = " C o l u m n "   E l e m e n t I d = " 2 0 2 1 5 3 3 6 9 4 "   D a t a T y p e = " B o o l e a n " > F o n t U n d e r l i n e _ R e p o r t T o t a l s L i n e < / F o n t U n d e r l i n e _ R e p o r t T o t a l s L i n e >   
          < / R e p o r t T o t a l s L i n e >   
-         < P a y m e n t R e p o r t i n g A r g u m e n t > - 
-             < P a y m e n t S e r v i c e L o g o   / > - 
-             < P a y m e n t S e r v i c e L o g o _ U r l > P a y m e n t S e r v i c e L o g o _ U r l < / P a y m e n t S e r v i c e L o g o _ U r l > - 
-             < P a y m e n t S e r v i c e L o g o _ U r l T e x t > P a y m e n t S e r v i c e L o g o _ U r l T e x t < / P a y m e n t S e r v i c e L o g o _ U r l T e x t > - 
-             < P a y m e n t S e r v i c e T e x t _ U r l > P a y m e n t S e r v i c e T e x t _ U r l < / P a y m e n t S e r v i c e T e x t _ U r l > - 
-             < P a y m e n t S e r v i c e T e x t _ U r l T e x t > P a y m e n t S e r v i c e T e x t _ U r l T e x t < / P a y m e n t S e r v i c e T e x t _ U r l T e x t > +         < P a y m e n t R e p o r t i n g A r g u m e n t   E l e m e n t T y p e = " D a t a I t e m "   E l e m e n t I d = " 3 1 3 7 4 4 1 9 4 " > + 
+             < P a y m e n t S e r v i c e L o g o   E l e m e n t T y p e = " C o l u m n "   E l e m e n t I d = " 4 1 6 7 9 0 7 6 7 "   D a t a T y p e = " B L O B " / > + 
+             < P a y m e n t S e r v i c e L o g o _ U r l   E l e m e n t T y p e = " C o l u m n "   E l e m e n t I d = " 6 4 4 9 7 5 1 3 9 "   D a t a T y p e = " T e x t " > P a y m e n t S e r v i c e L o g o _ U r l < / P a y m e n t S e r v i c e L o g o _ U r l > + 
+             < P a y m e n t S e r v i c e L o g o _ U r l T e x t   E l e m e n t T y p e = " C o l u m n "   E l e m e n t I d = " 1 4 1 1 7 0 3 9 7 6 "   D a t a T y p e = " T e x t " > P a y m e n t S e r v i c e L o g o _ U r l T e x t < / P a y m e n t S e r v i c e L o g o _ U r l T e x t > + 
+             < P a y m e n t S e r v i c e T e x t _ U r l   E l e m e n t T y p e = " C o l u m n "   E l e m e n t I d = " 1 7 4 2 3 3 4 7 "   D a t a T y p e = " T e x t " > P a y m e n t S e r v i c e T e x t _ U r l < / P a y m e n t S e r v i c e T e x t _ U r l > + 
+             < P a y m e n t S e r v i c e T e x t _ U r l T e x t   E l e m e n t T y p e = " C o l u m n "   E l e m e n t I d = " 1 6 3 6 7 7 2 9 3 4 "   D a t a T y p e = " T e x t " > P a y m e n t S e r v i c e T e x t _ U r l T e x t < / P a y m e n t S e r v i c e T e x t _ U r l T e x t >   
          < / P a y m e n t R e p o r t i n g A r g u m e n t >   
-         < L e t t e r T e x t > - 
-             < B o d y T e x t > B o d y T e x t < / B o d y T e x t > - 
-             < C l o s i n g T e x t > C l o s i n g T e x t < / C l o s i n g T e x t > - 
-             < G r e e t i n g T e x t > G r e e t i n g T e x t < / G r e e t i n g T e x t > - 
-             < P m t D i s c T e x t > P m t D i s c T e x t < / P m t D i s c T e x t > +         < L e t t e r T e x t   E l e m e n t T y p e = " D a t a I t e m "   E l e m e n t I d = " 1 5 1 0 3 5 3 8 3 4 " > + 
+             < B o d y T e x t   E l e m e n t T y p e = " C o l u m n "   E l e m e n t I d = " 1 4 9 7 5 9 8 0 8 "   D a t a T y p e = " T e x t " > B o d y T e x t < / B o d y T e x t > + 
+             < C l o s i n g T e x t   E l e m e n t T y p e = " C o l u m n "   E l e m e n t I d = " 5 1 2 1 3 5 9 0 9 "   D a t a T y p e = " T e x t C o n s t " > C l o s i n g T e x t < / C l o s i n g T e x t > + 
+             < G r e e t i n g T e x t   E l e m e n t T y p e = " C o l u m n "   E l e m e n t I d = " 1 1 7 5 2 7 9 2 8 9 "   D a t a T y p e = " T e x t C o n s t " > G r e e t i n g T e x t < / G r e e t i n g T e x t > + 
+             < P m t D i s c T e x t   E l e m e n t T y p e = " C o l u m n "   E l e m e n t I d = " 2 0 1 3 8 4 9 9 4 8 "   D a t a T y p e = " T e x t " > P m t D i s c T e x t < / P m t D i s c T e x t >   
          < / L e t t e r T e x t >   
-         < T o t a l s > - 
-             < T o t a l A m o u n t I n c l u d i n g V A T > T o t a l A m o u n t I n c l u d i n g V A T < / T o t a l A m o u n t I n c l u d i n g V A T > - 
-             < T o t a l E x c l u d i n g V A T T e x t > T o t a l E x c l u d i n g V A T T e x t < / T o t a l E x c l u d i n g V A T T e x t > - 
-             < T o t a l I n c l u d i n g V A T T e x t > T o t a l I n c l u d i n g V A T T e x t < / T o t a l I n c l u d i n g V A T T e x t > - 
-             < T o t a l I n v o i c e D i s c o u n t A m o u n t > T o t a l I n v o i c e D i s c o u n t A m o u n t < / T o t a l I n v o i c e D i s c o u n t A m o u n t > - 
-             < T o t a l N e t A m o u n t > T o t a l N e t A m o u n t < / T o t a l N e t A m o u n t > - 
-             < T o t a l P a y m e n t D i s c o u n t O n V A T > T o t a l P a y m e n t D i s c o u n t O n V A T < / T o t a l P a y m e n t D i s c o u n t O n V A T > - 
-             < T o t a l S u b T o t a l > T o t a l S u b T o t a l < / T o t a l S u b T o t a l > - 
-             < T o t a l S u b T o t a l M i n u s I n v o i c e D i s c o u n t > T o t a l S u b T o t a l M i n u s I n v o i c e D i s c o u n t < / T o t a l S u b T o t a l M i n u s I n v o i c e D i s c o u n t > - 
-             < T o t a l T e x t > T o t a l T e x t < / T o t a l T e x t > - 
-             < T o t a l V A T A m o u n t > T o t a l V A T A m o u n t < / T o t a l V A T A m o u n t > - 
-             < T o t a l V A T A m o u n t L C Y > T o t a l V A T A m o u n t L C Y < / T o t a l V A T A m o u n t L C Y > - 
-             < T o t a l V A T A m o u n t T e x t > T o t a l V A T A m o u n t T e x t < / T o t a l V A T A m o u n t T e x t > - 
-             < T o t a l V A T B a s e L C Y > T o t a l V A T B a s e L C Y < / T o t a l V A T B a s e L C Y > +         < T o t a l s   E l e m e n t T y p e = " D a t a I t e m "   E l e m e n t I d = " 1 8 2 3 9 5 0 0 4 4 " > + 
+             < T o t a l A m o u n t I n c l u d i n g V A T   E l e m e n t T y p e = " C o l u m n "   E l e m e n t I d = " 9 1 0 5 1 1 5 7 5 "   D a t a T y p e = " D e c i m a l " > T o t a l A m o u n t I n c l u d i n g V A T < / T o t a l A m o u n t I n c l u d i n g V A T > + 
+             < T o t a l E x c l u d i n g V A T T e x t   E l e m e n t T y p e = " C o l u m n "   E l e m e n t I d = " 1 9 2 2 9 4 6 3 1 0 "   D a t a T y p e = " T e x t " > T o t a l E x c l u d i n g V A T T e x t < / T o t a l E x c l u d i n g V A T T e x t > + 
+             < T o t a l I n c l u d i n g V A T T e x t   E l e m e n t T y p e = " C o l u m n "   E l e m e n t I d = " 1 2 0 4 0 1 6 3 5 2 "   D a t a T y p e = " T e x t " > T o t a l I n c l u d i n g V A T T e x t < / T o t a l I n c l u d i n g V A T T e x t > + 
+             < T o t a l I n v o i c e D i s c o u n t A m o u n t   E l e m e n t T y p e = " C o l u m n "   E l e m e n t I d = " 4 0 2 1 7 7 5 1 "   D a t a T y p e = " D e c i m a l " > T o t a l I n v o i c e D i s c o u n t A m o u n t < / T o t a l I n v o i c e D i s c o u n t A m o u n t > + 
+             < T o t a l N e t A m o u n t   E l e m e n t T y p e = " C o l u m n "   E l e m e n t I d = " 4 8 3 1 9 3 3 7 2 "   D a t a T y p e = " D e c i m a l " > T o t a l N e t A m o u n t < / T o t a l N e t A m o u n t > + 
+             < T o t a l P a y m e n t D i s c o u n t O n V A T   E l e m e n t T y p e = " C o l u m n "   E l e m e n t I d = " 7 3 6 0 4 1 8 8 6 "   D a t a T y p e = " D e c i m a l " > T o t a l P a y m e n t D i s c o u n t O n V A T < / T o t a l P a y m e n t D i s c o u n t O n V A T > + 
+             < T o t a l S u b T o t a l   E l e m e n t T y p e = " C o l u m n "   E l e m e n t I d = " 2 0 9 7 8 7 6 8 0 1 "   D a t a T y p e = " D e c i m a l " > T o t a l S u b T o t a l < / T o t a l S u b T o t a l > + 
+             < T o t a l S u b T o t a l M i n u s I n v o i c e D i s c o u n t   E l e m e n t T y p e = " C o l u m n "   E l e m e n t I d = " 7 6 9 4 3 1 8 8 7 "   D a t a T y p e = " D e c i m a l " > T o t a l S u b T o t a l M i n u s I n v o i c e D i s c o u n t < / T o t a l S u b T o t a l M i n u s I n v o i c e D i s c o u n t > + 
+             < T o t a l T e x t   E l e m e n t T y p e = " C o l u m n "   E l e m e n t I d = " 2 3 1 9 1 0 5 1 8 "   D a t a T y p e = " T e x t " > T o t a l T e x t < / T o t a l T e x t > + 
+             < T o t a l V A T A m o u n t   E l e m e n t T y p e = " C o l u m n "   E l e m e n t I d = " 1 6 2 7 1 0 2 3 2 8 "   D a t a T y p e = " D e c i m a l " > T o t a l V A T A m o u n t < / T o t a l V A T A m o u n t > + 
+             < T o t a l V A T A m o u n t L C Y   E l e m e n t T y p e = " C o l u m n "   E l e m e n t I d = " 1 5 0 6 5 7 0 2 1 8 "   D a t a T y p e = " D e c i m a l " > T o t a l V A T A m o u n t L C Y < / T o t a l V A T A m o u n t L C Y > + 
+             < T o t a l V A T A m o u n t T e x t   E l e m e n t T y p e = " C o l u m n "   E l e m e n t I d = " 9 7 3 6 6 6 3 3 9 "   D a t a T y p e = " T e x t " > T o t a l V A T A m o u n t T e x t < / T o t a l V A T A m o u n t T e x t > + 
+             < T o t a l V A T B a s e L C Y   E l e m e n t T y p e = " C o l u m n "   E l e m e n t I d = " 8 3 4 4 5 0 5 2 1 "   D a t a T y p e = " D e c i m a l " > T o t a l V A T B a s e L C Y < / T o t a l V A T B a s e L C Y >   
          < / T o t a l s >   
@@ -7552,17 +6887,17 @@
 </file>
 
 <file path=customXml/itemProps1.xml><?xml version="1.0" encoding="utf-8"?>
+<ds:datastoreItem xmlns:ds="http://schemas.openxmlformats.org/officeDocument/2006/customXml" ds:itemID="{B94AAC4D-3F85-4057-98CF-6EDFBEDE9061}">
+  <ds:schemaRefs>
+    <ds:schemaRef ds:uri="urn:microsoft-dynamics-nav/reports/Standard_Sales_Draft_Invoice/1303/"/>
+  </ds:schemaRefs>
+</ds:datastoreItem>
+</file>
+
+<file path=customXml/itemProps2.xml><?xml version="1.0" encoding="utf-8"?>
 <ds:datastoreItem xmlns:ds="http://schemas.openxmlformats.org/officeDocument/2006/customXml" ds:itemID="{7DE1DA69-D3B5-4C46-ACB4-3B0026CB5FCC}">
   <ds:schemaRefs>
     <ds:schemaRef ds:uri="urn:microsoft-dynamics-businesscentral/internal/extended/reports/Standard_Sales_Draft_Invoice/1303/"/>
   </ds:schemaRefs>
 </ds:datastoreItem>
-</file>
-
-<file path=customXml/itemProps2.xml><?xml version="1.0" encoding="utf-8"?>
-<ds:datastoreItem xmlns:ds="http://schemas.openxmlformats.org/officeDocument/2006/customXml" ds:itemID="{B94AAC4D-3F85-4057-98CF-6EDFBEDE9061}">
-  <ds:schemaRefs>
-    <ds:schemaRef ds:uri="urn:microsoft-dynamics-nav/reports/Standard_Sales_Draft_Invoice/1303/"/>
-  </ds:schemaRefs>
-</ds:datastoreItem>
 </file>
--- a/src/Layers/W1/BaseApp/Sales/Document/StandardDraftSalesInvoiceBlueThemableBody.docx
+++ b/src/Layers/W1/BaseApp/Sales/Document/StandardDraftSalesInvoiceBlueThemableBody.docx
@@ -1,31 +1,19 @@
 
 <file path=word/document.xml><?xml version="1.0" encoding="utf-8"?>
-<w:document xmlns:wpc="http://schemas.microsoft.com/office/word/2010/wordprocessingCanvas" xmlns:cx="http://schemas.microsoft.com/office/drawing/2014/chartex" xmlns:cx1="http://schemas.microsoft.com/office/drawing/2015/9/8/chartex" xmlns:cx2="http://schemas.microsoft.com/office/drawing/2015/10/21/chartex" xmlns:cx3="http://schemas.microsoft.com/office/drawing/2016/5/9/chartex" xmlns:cx4="http://schemas.microsoft.com/office/drawing/2016/5/10/chartex" xmlns:cx5="http://schemas.microsoft.com/office/drawing/2016/5/11/chartex" xmlns:cx6="http://schemas.microsoft.com/office/drawing/2016/5/12/chartex" xmlns:cx7="http://schemas.microsoft.com/office/drawing/2016/5/13/chartex" xmlns:cx8="http://schemas.microsoft.com/office/drawing/2016/5/14/chartex" xmlns:mc="http://schemas.openxmlformats.org/markup-compatibility/2006" xmlns:aink="http://schemas.microsoft.com/office/drawing/2016/ink" xmlns:am3d="http://schemas.microsoft.com/office/drawing/2017/model3d" xmlns:o="urn:schemas-microsoft-com:office:office" xmlns:oel="http://schemas.microsoft.com/office/2019/extlst" xmlns:r="http://schemas.openxmlformats.org/officeDocument/2006/relationships" xmlns:m="http://schemas.openxmlformats.org/officeDocument/2006/math" xmlns:v="urn:schemas-microsoft-com:vml" xmlns:wp14="http://schemas.microsoft.com/office/word/2010/wordprocessingDrawing" xmlns:wp="http://schemas.openxmlformats.org/drawingml/2006/wordprocessingDrawing" xmlns:w10="urn:schemas-microsoft-com:office:word" xmlns:w="http://schemas.openxmlformats.org/wordprocessingml/2006/main" xmlns:w14="http://schemas.microsoft.com/office/word/2010/wordml" xmlns:w15="http://schemas.microsoft.com/office/word/2012/wordml" xmlns:w16cex="http://schemas.microsoft.com/office/word/2018/wordml/cex" xmlns:w16cid="http://schemas.microsoft.com/office/word/2016/wordml/cid" xmlns:w16="http://schemas.microsoft.com/office/word/2018/wordml" xmlns:w16du="http://schemas.microsoft.com/office/word/2023/wordml/word16du" xmlns:w16sdtdh="http://schemas.microsoft.com/office/word/2020/wordml/sdtdatahash" xmlns:w16sdtfl="http://schemas.microsoft.com/office/word/2024/wordml/sdtformatlock" xmlns:w16se="http://schemas.microsoft.com/office/word/2015/wordml/symex" xmlns:wpg="http://schemas.microsoft.com/office/word/2010/wordprocessingGroup" xmlns:wpi="http://schemas.microsoft.com/office/word/2010/wordprocessingInk" xmlns:wne="http://schemas.microsoft.com/office/word/2006/wordml" xmlns:wps="http://schemas.microsoft.com/office/word/2010/wordprocessingShape" mc:Ignorable="w14 w15 w16se w16cid w16 w16cex w16sdtdh w16sdtfl w16du wp14">
+<w:document xmlns:wpc="http://schemas.microsoft.com/office/word/2010/wordprocessingCanvas" xmlns:cx="http://schemas.microsoft.com/office/drawing/2014/chartex" xmlns:cx1="http://schemas.microsoft.com/office/drawing/2015/9/8/chartex" xmlns:cx2="http://schemas.microsoft.com/office/drawing/2015/10/21/chartex" xmlns:cx3="http://schemas.microsoft.com/office/drawing/2016/5/9/chartex" xmlns:cx4="http://schemas.microsoft.com/office/drawing/2016/5/10/chartex" xmlns:cx5="http://schemas.microsoft.com/office/drawing/2016/5/11/chartex" xmlns:cx6="http://schemas.microsoft.com/office/drawing/2016/5/12/chartex" xmlns:cx7="http://schemas.microsoft.com/office/drawing/2016/5/13/chartex" xmlns:cx8="http://schemas.microsoft.com/office/drawing/2016/5/14/chartex" xmlns:mc="http://schemas.openxmlformats.org/markup-compatibility/2006" xmlns:aink="http://schemas.microsoft.com/office/drawing/2016/ink" xmlns:am3d="http://schemas.microsoft.com/office/drawing/2017/model3d" xmlns:o="urn:schemas-microsoft-com:office:office" xmlns:oel="http://schemas.microsoft.com/office/2019/extlst" xmlns:r="http://schemas.openxmlformats.org/officeDocument/2006/relationships" xmlns:m="http://schemas.openxmlformats.org/officeDocument/2006/math" xmlns:v="urn:schemas-microsoft-com:vml" xmlns:wp14="http://schemas.microsoft.com/office/word/2010/wordprocessingDrawing" xmlns:wp="http://schemas.openxmlformats.org/drawingml/2006/wordprocessingDrawing" xmlns:w10="urn:schemas-microsoft-com:office:word" xmlns:w="http://schemas.openxmlformats.org/wordprocessingml/2006/main" xmlns:w14="http://schemas.microsoft.com/office/word/2010/wordml" xmlns:w15="http://schemas.microsoft.com/office/word/2012/wordml" xmlns:w16cei="http://schemas.microsoft.com/office/word/2026/wordml/cei" xmlns:w16cex="http://schemas.microsoft.com/office/word/2018/wordml/cex" xmlns:w16cid="http://schemas.microsoft.com/office/word/2016/wordml/cid" xmlns:w16="http://schemas.microsoft.com/office/word/2018/wordml" xmlns:w16du="http://schemas.microsoft.com/office/word/2023/wordml/word16du" xmlns:w16sdtdh="http://schemas.microsoft.com/office/word/2020/wordml/sdtdatahash" xmlns:w16sdtfl="http://schemas.microsoft.com/office/word/2024/wordml/sdtformatlock" xmlns:w16se="http://schemas.microsoft.com/office/word/2015/wordml/symex" xmlns:wpg="http://schemas.microsoft.com/office/word/2010/wordprocessingGroup" xmlns:wpi="http://schemas.microsoft.com/office/word/2010/wordprocessingInk" xmlns:wne="http://schemas.microsoft.com/office/word/2006/wordml" xmlns:wps="http://schemas.microsoft.com/office/word/2010/wordprocessingShape" mc:Ignorable="w14 w15 w16se w16cid w16 w16cex w16sdtdh w16sdtfl w16du wp14">
   <w:body>
     <w:tbl>
       <w:tblPr>
         <w:tblStyle w:val="BCBlockTable"/>
         <w:tblW w:w="5000" w:type="pct"/>
-        <w:tblBorders>
-          <w:top w:val="none" w:sz="0" w:space="0" w:color="auto"/>
-          <w:left w:val="none" w:sz="0" w:space="0" w:color="auto"/>
-          <w:bottom w:val="none" w:sz="0" w:space="0" w:color="auto"/>
-          <w:right w:val="none" w:sz="0" w:space="0" w:color="auto"/>
-          <w:insideH w:val="none" w:sz="0" w:space="0" w:color="auto"/>
-          <w:insideV w:val="none" w:sz="0" w:space="0" w:color="auto"/>
-        </w:tblBorders>
-        <w:tblCellMar>
-          <w:left w:w="0" w:type="dxa"/>
-          <w:right w:w="0" w:type="dxa"/>
-        </w:tblCellMar>
         <w:tblLook w:val="0620" w:firstRow="1" w:lastRow="0" w:firstColumn="0" w:lastColumn="0" w:noHBand="1" w:noVBand="1"/>
         <w:tblCaption w:val="Address Block"/>
         <w:tblDescription w:val="Layout table. Used for positioning, not for tabular data."/>
       </w:tblPr>
       <w:tblGrid>
-        <w:gridCol w:w="2621"/>
-        <w:gridCol w:w="4584"/>
-        <w:gridCol w:w="3279"/>
+        <w:gridCol w:w="2623"/>
+        <w:gridCol w:w="4588"/>
+        <w:gridCol w:w="3283"/>
       </w:tblGrid>
       <w:tr>
         <w:trPr>
@@ -56,7 +44,7 @@
               <w:p>
                 <w:pPr>
                   <w:pStyle w:val="BCLabel"/>
-                  <w:spacing w:before="0" w:after="0" w:line="276" w:lineRule="auto"/>
+                  <w:spacing w:line="276" w:lineRule="auto"/>
                   <w:rPr>
                     <w:rStyle w:val="Strong"/>
                   </w:rPr>
@@ -78,7 +66,7 @@
           <w:p>
             <w:pPr>
               <w:pStyle w:val="BCLabel"/>
-              <w:spacing w:before="0" w:after="0" w:line="276" w:lineRule="auto"/>
+              <w:spacing w:line="276" w:lineRule="auto"/>
               <w:rPr>
                 <w:rStyle w:val="Strong"/>
               </w:rPr>
@@ -108,7 +96,7 @@
               <w:p>
                 <w:pPr>
                   <w:pStyle w:val="BCLabelNumber"/>
-                  <w:spacing w:before="0" w:after="0" w:line="276" w:lineRule="auto"/>
+                  <w:spacing w:line="276" w:lineRule="auto"/>
                   <w:jc w:val="right"/>
                   <w:rPr>
                     <w:rStyle w:val="Strong"/>
@@ -133,7 +121,6 @@
         </w:trPr>
         <w:sdt>
           <w:sdtPr>
-            <w:rPr/>
             <w:alias w:val="CustomerAddress2"/>
             <w:tag w:val="#BC:InsertDataItem,DataItems/Header/CustomerAddress2"/>
             <w:id w:val="863552788"/>
@@ -172,7 +159,6 @@
         </w:tc>
         <w:sdt>
           <w:sdtPr>
-            <w:rPr/>
             <w:alias w:val="CompanyAddress2"/>
             <w:tag w:val="#BC:InsertDataItem,DataItems/Header/CompanyAddress2"/>
             <w:id w:val="-407616906"/>
@@ -208,7 +194,6 @@
         </w:trPr>
         <w:sdt>
           <w:sdtPr>
-            <w:rPr/>
             <w:alias w:val="CustomerAddress3"/>
             <w:tag w:val="#BC:InsertDataItem,DataItems/Header/CustomerAddress3"/>
             <w:id w:val="335427627"/>
@@ -247,7 +232,6 @@
         </w:tc>
         <w:sdt>
           <w:sdtPr>
-            <w:rPr/>
             <w:alias w:val="CompanyAddress3"/>
             <w:tag w:val="#BC:InsertDataItem,DataItems/Header/CompanyAddress3"/>
             <w:id w:val="-1208102821"/>
@@ -283,7 +267,6 @@
         </w:trPr>
         <w:sdt>
           <w:sdtPr>
-            <w:rPr/>
             <w:alias w:val="CustomerAddress4"/>
             <w:tag w:val="#BC:InsertDataItem,DataItems/Header/CustomerAddress4"/>
             <w:id w:val="172315661"/>
@@ -322,7 +305,6 @@
         </w:tc>
         <w:sdt>
           <w:sdtPr>
-            <w:rPr/>
             <w:alias w:val="CompanyAddress4"/>
             <w:tag w:val="#BC:InsertDataItem,DataItems/Header/CompanyAddress4"/>
             <w:id w:val="-1044596330"/>
@@ -358,7 +340,6 @@
         </w:trPr>
         <w:sdt>
           <w:sdtPr>
-            <w:rPr/>
             <w:alias w:val="CustomerAddress5"/>
             <w:tag w:val="#BC:InsertDataItem,DataItems/Header/CustomerAddress5"/>
             <w:id w:val="-2080044023"/>
@@ -397,7 +378,6 @@
         </w:tc>
         <w:sdt>
           <w:sdtPr>
-            <w:rPr/>
             <w:alias w:val="CompanyAddress5"/>
             <w:tag w:val="#BC:InsertDataItem,DataItems/Header/CompanyAddress5"/>
             <w:id w:val="-1334838620"/>
@@ -433,7 +413,6 @@
         </w:trPr>
         <w:sdt>
           <w:sdtPr>
-            <w:rPr/>
             <w:alias w:val="CustomerAddress6"/>
             <w:tag w:val="#BC:InsertDataItem,DataItems/Header/CustomerAddress6"/>
             <w:id w:val="-2086289259"/>
@@ -472,7 +451,6 @@
         </w:tc>
         <w:sdt>
           <w:sdtPr>
-            <w:rPr/>
             <w:alias w:val="CompanyAddress6"/>
             <w:tag w:val="#BC:InsertDataItem,DataItems/Header/CompanyAddress6"/>
             <w:id w:val="29467029"/>
@@ -502,35 +480,21 @@
         </w:sdt>
       </w:tr>
     </w:tbl>
-    <w:p>
-      <w:pPr/>
-    </w:p>
+    <w:p/>
     <w:tbl>
       <w:tblPr>
         <w:tblStyle w:val="BCBlockTable"/>
         <w:tblW w:w="5000" w:type="pct"/>
-        <w:tblBorders>
-          <w:top w:val="none" w:sz="0" w:space="0" w:color="auto"/>
-          <w:left w:val="none" w:sz="0" w:space="0" w:color="auto"/>
-          <w:bottom w:val="none" w:sz="0" w:space="0" w:color="auto"/>
-          <w:right w:val="none" w:sz="0" w:space="0" w:color="auto"/>
-          <w:insideH w:val="none" w:sz="0" w:space="0" w:color="auto"/>
-          <w:insideV w:val="none" w:sz="0" w:space="0" w:color="auto"/>
-        </w:tblBorders>
-        <w:tblCellMar>
-          <w:left w:w="0" w:type="dxa"/>
-          <w:right w:w="0" w:type="dxa"/>
-        </w:tblCellMar>
         <w:tblLook w:val="0620" w:firstRow="1" w:lastRow="0" w:firstColumn="0" w:lastColumn="0" w:noHBand="1" w:noVBand="1"/>
         <w:tblCaption w:val="Address Block"/>
         <w:tblDescription w:val="Layout table. Used for positioning, not for tabular data."/>
       </w:tblPr>
       <w:tblGrid>
-        <w:gridCol w:w="2235"/>
+        <w:gridCol w:w="2238"/>
         <w:gridCol w:w="304"/>
-        <w:gridCol w:w="2472"/>
-        <w:gridCol w:w="2485"/>
-        <w:gridCol w:w="2988"/>
+        <w:gridCol w:w="2474"/>
+        <w:gridCol w:w="2487"/>
+        <w:gridCol w:w="2991"/>
       </w:tblGrid>
       <w:tr>
         <w:trPr>
@@ -540,7 +504,6 @@
         </w:trPr>
         <w:sdt>
           <w:sdtPr>
-            <w:rPr/>
             <w:alias w:val="DocumentNo_Lbl"/>
             <w:tag w:val="#BC:InsertDataItem,DataItems/Header/DocumentNo_Lbl"/>
             <w:id w:val="810213398"/>
@@ -558,16 +521,11 @@
               <w:p>
                 <w:pPr>
                   <w:pStyle w:val="BCLabel"/>
-                  <w:spacing w:before="0" w:after="0" w:line="276" w:lineRule="auto"/>
+                  <w:spacing w:line="276" w:lineRule="auto"/>
                 </w:pPr>
                 <w:proofErr w:type="spellStart"/>
-                <w:proofErr w:type="gramStart"/>
                 <w:r>
-                  <w:t>DocumentNo</w:t>
-                </w:r>
-                <w:proofErr w:type="gramEnd"/>
-                <w:r>
-                  <w:t>_Lbl</w:t>
+                  <w:t>DocumentNo_Lbl</w:t>
                 </w:r>
                 <w:proofErr w:type="spellEnd"/>
               </w:p>
@@ -581,13 +539,12 @@
           <w:p>
             <w:pPr>
               <w:pStyle w:val="BCLabel"/>
-              <w:spacing w:before="0" w:after="0" w:line="276" w:lineRule="auto"/>
+              <w:spacing w:line="276" w:lineRule="auto"/>
             </w:pPr>
           </w:p>
         </w:tc>
         <w:sdt>
           <w:sdtPr>
-            <w:rPr/>
             <w:alias w:val="DocumentDate_Lbl"/>
             <w:tag w:val="#BC:InsertDataItem,DataItems/Header/DocumentDate_Lbl"/>
             <w:id w:val="-990552869"/>
@@ -606,7 +563,7 @@
               <w:p>
                 <w:pPr>
                   <w:pStyle w:val="BCLabel"/>
-                  <w:spacing w:before="0" w:after="0" w:line="276" w:lineRule="auto"/>
+                  <w:spacing w:line="276" w:lineRule="auto"/>
                 </w:pPr>
                 <w:proofErr w:type="spellStart"/>
                 <w:r>
@@ -619,7 +576,6 @@
         </w:sdt>
         <w:sdt>
           <w:sdtPr>
-            <w:rPr/>
             <w:alias w:val="DueDate_Lbl"/>
             <w:tag w:val="#BC:InsertDataItem,DataItems/Header/DueDate_Lbl"/>
             <w:id w:val="2002158017"/>
@@ -638,7 +594,7 @@
               <w:p>
                 <w:pPr>
                   <w:pStyle w:val="BCLabel"/>
-                  <w:spacing w:before="0" w:after="0" w:line="276" w:lineRule="auto"/>
+                  <w:spacing w:line="276" w:lineRule="auto"/>
                 </w:pPr>
                 <w:proofErr w:type="spellStart"/>
                 <w:r>
@@ -651,7 +607,6 @@
         </w:sdt>
         <w:sdt>
           <w:sdtPr>
-            <w:rPr/>
             <w:alias w:val="PaymentTermsDescription_Lbl"/>
             <w:tag w:val="#BC:InsertDataItem,DataItems/Header/PaymentTermsDescription_Lbl"/>
             <w:id w:val="822389090"/>
@@ -706,11 +661,6 @@
                 </w:placeholder>
                 <w15:dataBinding w:prefixMappings="urn:microsoft-dynamics-nav/reports/Mini_Sales_Invoice/1306/" w:xpath="/ns0:NavWordReportXmlPart[1]/ns0:Header[1]/ns0:DocumentNo[1]" w:storeItemID="{87E5A65C-DE4E-46DF-BBC2-6CEFFEA62251}"/>
               </w:sdtPr>
-              <w:sdtEndPr>
-                <w:rPr>
-                  <w:rStyle w:val="Strong"/>
-                </w:rPr>
-              </w:sdtEndPr>
               <w:sdtContent>
                 <w:r>
                   <w:t>Document</w:t>
@@ -734,7 +684,6 @@
         </w:tc>
         <w:sdt>
           <w:sdtPr>
-            <w:rPr/>
             <w:alias w:val="DocumentDate"/>
             <w:tag w:val="#BC:InsertDataItem,DataItems/Header/DocumentDate"/>
             <w:id w:val="741597794"/>
@@ -765,7 +714,6 @@
         </w:sdt>
         <w:sdt>
           <w:sdtPr>
-            <w:rPr/>
             <w:alias w:val="DueDate"/>
             <w:tag w:val="#BC:InsertDataItem,DataItems/Header/DueDate"/>
             <w:id w:val="1851682101"/>
@@ -796,7 +744,6 @@
         </w:sdt>
         <w:sdt>
           <w:sdtPr>
-            <w:rPr/>
             <w:alias w:val="PaymentTermsDescription"/>
             <w:tag w:val="#BC:InsertDataItem,DataItems/Header/PaymentTermsDescription"/>
             <w:id w:val="-49539690"/>
@@ -832,19 +779,19 @@
       <w:tblPr>
         <w:tblStyle w:val="BCDataTable"/>
         <w:tblW w:w="5000" w:type="pct"/>
-        <w:tblLook w:val="0460" w:firstRow="1" w:lastRow="1" w:firstColumn="0" w:lastColumn="0" w:noHBand="0" w:noVBand="1"/>
+        <w:tblLook w:val="0420" w:firstRow="1" w:lastRow="0" w:firstColumn="0" w:lastColumn="0" w:noHBand="0" w:noVBand="1"/>
         <w:tblCaption w:val="Data Table Block"/>
         <w:tblDescription w:val="Document lines. Column headers in the first row."/>
       </w:tblPr>
       <w:tblGrid>
-        <w:gridCol w:w="810"/>
-        <w:gridCol w:w="2340"/>
-        <w:gridCol w:w="1169"/>
-        <w:gridCol w:w="810"/>
-        <w:gridCol w:w="1440"/>
-        <w:gridCol w:w="1350"/>
-        <w:gridCol w:w="991"/>
-        <w:gridCol w:w="1585"/>
+        <w:gridCol w:w="1172"/>
+        <w:gridCol w:w="1398"/>
+        <w:gridCol w:w="1230"/>
+        <w:gridCol w:w="1129"/>
+        <w:gridCol w:w="973"/>
+        <w:gridCol w:w="2010"/>
+        <w:gridCol w:w="1151"/>
+        <w:gridCol w:w="1431"/>
       </w:tblGrid>
       <w:tr>
         <w:trPr>
@@ -855,7 +802,6 @@
         </w:trPr>
         <w:tc>
           <w:tcPr>
-            <w:cnfStyle w:val="001000000000" w:firstRow="0" w:lastRow="0" w:firstColumn="1" w:lastColumn="0" w:oddVBand="0" w:evenVBand="0" w:oddHBand="0" w:evenHBand="0" w:firstRowFirstColumn="0" w:firstRowLastColumn="0" w:lastRowFirstColumn="0" w:lastRowLastColumn="0"/>
             <w:tcW w:w="386" w:type="pct"/>
             <w:tcBorders>
               <w:bottom w:val="single" w:sz="4" w:space="0" w:color="auto"/>
@@ -863,7 +809,6 @@
           </w:tcPr>
           <w:sdt>
             <w:sdtPr>
-              <w:rPr/>
               <w:alias w:val="ItemNo_Line_Lbl"/>
               <w:tag w:val="#BC:InsertDataItem,DataItems/Header/Line/ItemNo_Line_Lbl"/>
               <w:id w:val="2050642905"/>
@@ -890,7 +835,6 @@
         </w:tc>
         <w:sdt>
           <w:sdtPr>
-            <w:rPr/>
             <w:alias w:val="Description_Line_Lbl"/>
             <w:tag w:val="#BC:InsertDataItem,DataItems/Header/Line/Description_Line_Lbl"/>
             <w:id w:val="55748171"/>
@@ -912,7 +856,6 @@
               <w:p>
                 <w:pPr>
                   <w:pStyle w:val="BCLabel"/>
-                  <w:cnfStyle w:val="100000000000" w:firstRow="1" w:lastRow="0" w:firstColumn="0" w:lastColumn="0" w:oddVBand="0" w:evenVBand="0" w:oddHBand="0" w:evenHBand="0" w:firstRowFirstColumn="0" w:firstRowLastColumn="0" w:lastRowFirstColumn="0" w:lastRowLastColumn="0"/>
                 </w:pPr>
                 <w:proofErr w:type="spellStart"/>
                 <w:r>
@@ -925,7 +868,6 @@
         </w:sdt>
         <w:sdt>
           <w:sdtPr>
-            <w:rPr/>
             <w:alias w:val="Quantity_Line_Lbl"/>
             <w:tag w:val="#BC:InsertDataItem,DataItems/Header/Line/Quantity_Line_Lbl"/>
             <w:id w:val="-278416351"/>
@@ -948,7 +890,6 @@
                 <w:pPr>
                   <w:pStyle w:val="BCLabelNumber"/>
                   <w:jc w:val="right"/>
-                  <w:cnfStyle w:val="100000000000" w:firstRow="1" w:lastRow="0" w:firstColumn="0" w:lastColumn="0" w:oddVBand="0" w:evenVBand="0" w:oddHBand="0" w:evenHBand="0" w:firstRowFirstColumn="0" w:firstRowLastColumn="0" w:lastRowFirstColumn="0" w:lastRowLastColumn="0"/>
                 </w:pPr>
                 <w:proofErr w:type="spellStart"/>
                 <w:r>
@@ -961,7 +902,6 @@
         </w:sdt>
         <w:sdt>
           <w:sdtPr>
-            <w:rPr/>
             <w:alias w:val="Unit_Lbl"/>
             <w:tag w:val="#BC:InsertDataItem,DataItems/Header/Line/Unit_Lbl"/>
             <w:id w:val="1441568432"/>
@@ -983,7 +923,6 @@
               <w:p>
                 <w:pPr>
                   <w:pStyle w:val="BCLabel"/>
-                  <w:cnfStyle w:val="100000000000" w:firstRow="1" w:lastRow="0" w:firstColumn="0" w:lastColumn="0" w:oddVBand="0" w:evenVBand="0" w:oddHBand="0" w:evenHBand="0" w:firstRowFirstColumn="0" w:firstRowLastColumn="0" w:lastRowFirstColumn="0" w:lastRowLastColumn="0"/>
                 </w:pPr>
                 <w:proofErr w:type="spellStart"/>
                 <w:r>
@@ -996,7 +935,6 @@
         </w:sdt>
         <w:sdt>
           <w:sdtPr>
-            <w:rPr/>
             <w:alias w:val="UnitPrice_Lbl"/>
             <w:tag w:val="#BC:InsertDataItem,DataItems/Header/Line/UnitPrice_Lbl"/>
             <w:id w:val="-1044597726"/>
@@ -1019,7 +957,6 @@
                 <w:pPr>
                   <w:pStyle w:val="BCLabelNumber"/>
                   <w:jc w:val="right"/>
-                  <w:cnfStyle w:val="100000000000" w:firstRow="1" w:lastRow="0" w:firstColumn="0" w:lastColumn="0" w:oddVBand="0" w:evenVBand="0" w:oddHBand="0" w:evenHBand="0" w:firstRowFirstColumn="0" w:firstRowLastColumn="0" w:lastRowFirstColumn="0" w:lastRowLastColumn="0"/>
                 </w:pPr>
                 <w:proofErr w:type="spellStart"/>
                 <w:r>
@@ -1032,7 +969,6 @@
         </w:sdt>
         <w:sdt>
           <w:sdtPr>
-            <w:rPr/>
             <w:alias w:val="SalesInvoiceLineDiscount_Lbl"/>
             <w:tag w:val="#BC:InsertDataItem,DataItems/Header/SalesInvoiceLineDiscount_Lbl"/>
             <w:id w:val="-264690703"/>
@@ -1054,7 +990,6 @@
               <w:p>
                 <w:pPr>
                   <w:pStyle w:val="BCLabel"/>
-                  <w:cnfStyle w:val="100000000000" w:firstRow="1" w:lastRow="0" w:firstColumn="0" w:lastColumn="0" w:oddVBand="0" w:evenVBand="0" w:oddHBand="0" w:evenHBand="0" w:firstRowFirstColumn="0" w:firstRowLastColumn="0" w:lastRowFirstColumn="0" w:lastRowLastColumn="0"/>
                 </w:pPr>
                 <w:proofErr w:type="spellStart"/>
                 <w:r>
@@ -1067,7 +1002,6 @@
         </w:sdt>
         <w:sdt>
           <w:sdtPr>
-            <w:rPr/>
             <w:alias w:val="VATPct_Line_Lbl"/>
             <w:tag w:val="#BC:InsertDataItem,DataItems/Header/Line/VATPct_Line_Lbl"/>
             <w:id w:val="682009838"/>
@@ -1090,7 +1024,6 @@
                 <w:pPr>
                   <w:pStyle w:val="BCLabelNumber"/>
                   <w:jc w:val="right"/>
-                  <w:cnfStyle w:val="100000000000" w:firstRow="1" w:lastRow="0" w:firstColumn="0" w:lastColumn="0" w:oddVBand="0" w:evenVBand="0" w:oddHBand="0" w:evenHBand="0" w:firstRowFirstColumn="0" w:firstRowLastColumn="0" w:lastRowFirstColumn="0" w:lastRowLastColumn="0"/>
                 </w:pPr>
                 <w:proofErr w:type="spellStart"/>
                 <w:r>
@@ -1103,7 +1036,6 @@
         </w:sdt>
         <w:sdt>
           <w:sdtPr>
-            <w:rPr/>
             <w:alias w:val="LineAmount_Line_Lbl"/>
             <w:tag w:val="#BC:InsertDataItem,DataItems/Header/Line/LineAmount_Line_Lbl"/>
             <w:id w:val="-812258216"/>
@@ -1126,7 +1058,6 @@
                 <w:pPr>
                   <w:pStyle w:val="BCLabelNumber"/>
                   <w:jc w:val="right"/>
-                  <w:cnfStyle w:val="100000000000" w:firstRow="1" w:lastRow="0" w:firstColumn="0" w:lastColumn="0" w:oddVBand="0" w:evenVBand="0" w:oddHBand="0" w:evenHBand="0" w:firstRowFirstColumn="0" w:firstRowLastColumn="0" w:lastRowFirstColumn="0" w:lastRowLastColumn="0"/>
                 </w:pPr>
                 <w:proofErr w:type="spellStart"/>
                 <w:r>
@@ -1142,11 +1073,10 @@
         <w:trPr>
           <w:cnfStyle w:val="000000100000" w:firstRow="0" w:lastRow="0" w:firstColumn="0" w:lastColumn="0" w:oddVBand="0" w:evenVBand="0" w:oddHBand="1" w:evenHBand="0" w:firstRowFirstColumn="0" w:firstRowLastColumn="0" w:lastRowFirstColumn="0" w:lastRowLastColumn="0"/>
           <w:cantSplit/>
-          <w:trHeight w:hRule="atLeast" w:val="245"/>
+          <w:trHeight w:val="245"/>
         </w:trPr>
         <w:tc>
           <w:tcPr>
-            <w:cnfStyle w:val="001000000000" w:firstRow="0" w:lastRow="0" w:firstColumn="1" w:lastColumn="0" w:oddVBand="0" w:evenVBand="0" w:oddHBand="0" w:evenHBand="0" w:firstRowFirstColumn="0" w:firstRowLastColumn="0" w:lastRowFirstColumn="0" w:lastRowLastColumn="0"/>
             <w:tcW w:w="386" w:type="pct"/>
             <w:tcBorders>
               <w:top w:val="single" w:sz="4" w:space="0" w:color="auto"/>
@@ -1171,7 +1101,6 @@
           <w:p>
             <w:pPr>
               <w:pStyle w:val="NoSpacing"/>
-              <w:cnfStyle w:val="000000100000" w:firstRow="0" w:lastRow="0" w:firstColumn="0" w:lastColumn="0" w:oddVBand="0" w:evenVBand="0" w:oddHBand="1" w:evenHBand="0" w:firstRowFirstColumn="0" w:firstRowLastColumn="0" w:lastRowFirstColumn="0" w:lastRowLastColumn="0"/>
               <w:rPr>
                 <w:lang w:val="en-US" w:eastAsia="en-US"/>
               </w:rPr>
@@ -1188,7 +1117,6 @@
           <w:p>
             <w:pPr>
               <w:pStyle w:val="NoSpacing"/>
-              <w:cnfStyle w:val="000000100000" w:firstRow="0" w:lastRow="0" w:firstColumn="0" w:lastColumn="0" w:oddVBand="0" w:evenVBand="0" w:oddHBand="1" w:evenHBand="0" w:firstRowFirstColumn="0" w:firstRowLastColumn="0" w:lastRowFirstColumn="0" w:lastRowLastColumn="0"/>
               <w:rPr>
                 <w:lang w:val="en-US" w:eastAsia="en-US"/>
               </w:rPr>
@@ -1205,7 +1133,6 @@
           <w:p>
             <w:pPr>
               <w:pStyle w:val="NoSpacing"/>
-              <w:cnfStyle w:val="000000100000" w:firstRow="0" w:lastRow="0" w:firstColumn="0" w:lastColumn="0" w:oddVBand="0" w:evenVBand="0" w:oddHBand="1" w:evenHBand="0" w:firstRowFirstColumn="0" w:firstRowLastColumn="0" w:lastRowFirstColumn="0" w:lastRowLastColumn="0"/>
               <w:rPr>
                 <w:lang w:val="en-US" w:eastAsia="en-US"/>
               </w:rPr>
@@ -1222,7 +1149,6 @@
           <w:p>
             <w:pPr>
               <w:pStyle w:val="NoSpacing"/>
-              <w:cnfStyle w:val="000000100000" w:firstRow="0" w:lastRow="0" w:firstColumn="0" w:lastColumn="0" w:oddVBand="0" w:evenVBand="0" w:oddHBand="1" w:evenHBand="0" w:firstRowFirstColumn="0" w:firstRowLastColumn="0" w:lastRowFirstColumn="0" w:lastRowLastColumn="0"/>
               <w:rPr>
                 <w:lang w:val="en-US" w:eastAsia="en-US"/>
               </w:rPr>
@@ -1240,7 +1166,6 @@
             <w:pPr>
               <w:pStyle w:val="BCNumber"/>
               <w:jc w:val="right"/>
-              <w:cnfStyle w:val="000000100000" w:firstRow="0" w:lastRow="0" w:firstColumn="0" w:lastColumn="0" w:oddVBand="0" w:evenVBand="0" w:oddHBand="1" w:evenHBand="0" w:firstRowFirstColumn="0" w:firstRowLastColumn="0" w:lastRowFirstColumn="0" w:lastRowLastColumn="0"/>
               <w:rPr>
                 <w:lang w:val="en-US" w:eastAsia="en-US"/>
               </w:rPr>
@@ -1258,7 +1183,6 @@
             <w:pPr>
               <w:pStyle w:val="BCNumber"/>
               <w:jc w:val="right"/>
-              <w:cnfStyle w:val="000000100000" w:firstRow="0" w:lastRow="0" w:firstColumn="0" w:lastColumn="0" w:oddVBand="0" w:evenVBand="0" w:oddHBand="1" w:evenHBand="0" w:firstRowFirstColumn="0" w:firstRowLastColumn="0" w:lastRowFirstColumn="0" w:lastRowLastColumn="0"/>
               <w:rPr>
                 <w:lang w:val="en-US" w:eastAsia="en-US"/>
               </w:rPr>
@@ -1276,7 +1200,6 @@
             <w:pPr>
               <w:pStyle w:val="BCNumber"/>
               <w:jc w:val="right"/>
-              <w:cnfStyle w:val="000000100000" w:firstRow="0" w:lastRow="0" w:firstColumn="0" w:lastColumn="0" w:oddVBand="0" w:evenVBand="0" w:oddHBand="1" w:evenHBand="0" w:firstRowFirstColumn="0" w:firstRowLastColumn="0" w:lastRowFirstColumn="0" w:lastRowLastColumn="0"/>
               <w:rPr>
                 <w:lang w:val="en-US" w:eastAsia="en-US"/>
               </w:rPr>
@@ -1288,6 +1211,7 @@
         <w:sdtPr>
           <w:rPr>
             <w:lang w:val="en-US" w:eastAsia="en-US"/>
+            <w14:numSpacing w14:val="tabular"/>
           </w:rPr>
           <w:alias w:val="Repeater: Line"/>
           <w:tag w:val="#BC:InsertRepeater,DataItems/Header/Line"/>
@@ -1309,6 +1233,7 @@
             <w:sdtPr>
               <w:rPr>
                 <w:lang w:val="en-US" w:eastAsia="en-US"/>
+                <w14:numSpacing w14:val="tabular"/>
               </w:rPr>
               <w:id w:val="1504701533"/>
               <w15:color w:val="808080"/>
@@ -1330,6 +1255,7 @@
                   <w:sdtPr>
                     <w:rPr>
                       <w:lang w:val="en-US" w:eastAsia="en-US"/>
+                      <w14:numSpacing w14:val="tabular"/>
                     </w:rPr>
                     <w:alias w:val="ItemNo_Line"/>
                     <w:tag w:val="#BC:InsertDataItem,DataItems/Header/Line/ItemNo_Line"/>
@@ -1341,13 +1267,15 @@
                     <w15:color w:val="808080"/>
                     <w:text/>
                   </w:sdtPr>
-                  <w:sdtEndPr/>
+                  <w:sdtEndPr>
+                    <w:rPr>
+                      <w14:numSpacing w14:val="default"/>
+                    </w:rPr>
+                  </w:sdtEndPr>
                   <w:sdtContent>
                     <w:tc>
                       <w:tcPr>
-                        <w:cnfStyle w:val="001000000000" w:firstRow="0" w:lastRow="0" w:firstColumn="1" w:lastColumn="0" w:oddVBand="0" w:evenVBand="0" w:oddHBand="0" w:evenHBand="0" w:firstRowFirstColumn="0" w:firstRowLastColumn="0" w:lastRowFirstColumn="0" w:lastRowLastColumn="0"/>
                         <w:tcW w:w="386" w:type="pct"/>
-                        <w:vAlign w:val="center"/>
                       </w:tcPr>
                       <w:p>
                         <w:pPr>
@@ -1387,12 +1315,10 @@
                     <w:tc>
                       <w:tcPr>
                         <w:tcW w:w="1115" w:type="pct"/>
-                        <w:vAlign w:val="center"/>
                       </w:tcPr>
                       <w:p>
                         <w:pPr>
                           <w:pStyle w:val="NoSpacing"/>
-                          <w:cnfStyle w:val="000000010000" w:firstRow="0" w:lastRow="0" w:firstColumn="0" w:lastColumn="0" w:oddVBand="0" w:evenVBand="0" w:oddHBand="0" w:evenHBand="1" w:firstRowFirstColumn="0" w:firstRowLastColumn="0" w:lastRowFirstColumn="0" w:lastRowLastColumn="0"/>
                           <w:rPr>
                             <w:lang w:eastAsia="en-US"/>
                           </w:rPr>
@@ -1428,13 +1354,11 @@
                     <w:tc>
                       <w:tcPr>
                         <w:tcW w:w="557" w:type="pct"/>
-                        <w:vAlign w:val="center"/>
                       </w:tcPr>
                       <w:p>
                         <w:pPr>
                           <w:pStyle w:val="BCNumber"/>
                           <w:jc w:val="right"/>
-                          <w:cnfStyle w:val="000000010000" w:firstRow="0" w:lastRow="0" w:firstColumn="0" w:lastColumn="0" w:oddVBand="0" w:evenVBand="0" w:oddHBand="0" w:evenHBand="1" w:firstRowFirstColumn="0" w:firstRowLastColumn="0" w:lastRowFirstColumn="0" w:lastRowLastColumn="0"/>
                           <w:rPr>
                             <w:lang w:val="en-US" w:eastAsia="en-US"/>
                           </w:rPr>
@@ -1453,7 +1377,6 @@
                 </w:sdt>
                 <w:sdt>
                   <w:sdtPr>
-                    <w:rPr/>
                     <w:alias w:val="UnitOfMeasure"/>
                     <w:tag w:val="#BC:InsertDataItem,DataItems/Header/Line/UnitOfMeasure"/>
                     <w:id w:val="-2053294236"/>
@@ -1468,12 +1391,10 @@
                     <w:tc>
                       <w:tcPr>
                         <w:tcW w:w="386" w:type="pct"/>
-                        <w:vAlign w:val="center"/>
                       </w:tcPr>
                       <w:p>
                         <w:pPr>
                           <w:pStyle w:val="NoSpacing"/>
-                          <w:cnfStyle w:val="000000010000" w:firstRow="0" w:lastRow="0" w:firstColumn="0" w:lastColumn="0" w:oddVBand="0" w:evenVBand="0" w:oddHBand="0" w:evenHBand="1" w:firstRowFirstColumn="0" w:firstRowLastColumn="0" w:lastRowFirstColumn="0" w:lastRowLastColumn="0"/>
                         </w:pPr>
                         <w:proofErr w:type="spellStart"/>
                         <w:r>
@@ -1487,20 +1408,17 @@
                 <w:tc>
                   <w:tcPr>
                     <w:tcW w:w="686" w:type="pct"/>
-                    <w:vAlign w:val="center"/>
                   </w:tcPr>
                   <w:p>
                     <w:pPr>
                       <w:pStyle w:val="BCNumber"/>
                       <w:jc w:val="right"/>
-                      <w:cnfStyle w:val="000000010000" w:firstRow="0" w:lastRow="0" w:firstColumn="0" w:lastColumn="0" w:oddVBand="0" w:evenVBand="0" w:oddHBand="0" w:evenHBand="1" w:firstRowFirstColumn="0" w:firstRowLastColumn="0" w:lastRowFirstColumn="0" w:lastRowLastColumn="0"/>
                       <w:rPr>
                         <w:lang w:val="en-US" w:eastAsia="en-US"/>
                       </w:rPr>
                     </w:pPr>
                     <w:sdt>
                       <w:sdtPr>
-                        <w:rPr/>
                         <w:alias w:val="UnitPrice"/>
                         <w:tag w:val="#BC:InsertDataItem,DataItems/Header/Line/UnitPrice"/>
                         <w:id w:val="-1253814634"/>
@@ -1523,7 +1441,6 @@
                 </w:tc>
                 <w:sdt>
                   <w:sdtPr>
-                    <w:rPr/>
                     <w:alias w:val="LineDiscountPercentText_Line"/>
                     <w:tag w:val="#BC:InsertDataItem,DataItems/Header/Line/LineDiscountPercentText_Line"/>
                     <w:id w:val="415913873"/>
@@ -1538,12 +1455,10 @@
                     <w:tc>
                       <w:tcPr>
                         <w:tcW w:w="643" w:type="pct"/>
-                        <w:vAlign w:val="center"/>
                       </w:tcPr>
                       <w:p>
                         <w:pPr>
                           <w:pStyle w:val="NoSpacing"/>
-                          <w:cnfStyle w:val="000000010000" w:firstRow="0" w:lastRow="0" w:firstColumn="0" w:lastColumn="0" w:oddVBand="0" w:evenVBand="0" w:oddHBand="0" w:evenHBand="1" w:firstRowFirstColumn="0" w:firstRowLastColumn="0" w:lastRowFirstColumn="0" w:lastRowLastColumn="0"/>
                         </w:pPr>
                         <w:proofErr w:type="spellStart"/>
                         <w:r>
@@ -1556,7 +1471,6 @@
                 </w:sdt>
                 <w:sdt>
                   <w:sdtPr>
-                    <w:rPr/>
                     <w:alias w:val="VATPct_Line"/>
                     <w:tag w:val="#BC:InsertDataItem,DataItems/Header/Line/VATPct_Line"/>
                     <w:id w:val="1436251310"/>
@@ -1571,13 +1485,11 @@
                     <w:tc>
                       <w:tcPr>
                         <w:tcW w:w="472" w:type="pct"/>
-                        <w:vAlign w:val="center"/>
                       </w:tcPr>
                       <w:p>
                         <w:pPr>
                           <w:pStyle w:val="BCNumber"/>
                           <w:jc w:val="right"/>
-                          <w:cnfStyle w:val="000000010000" w:firstRow="0" w:lastRow="0" w:firstColumn="0" w:lastColumn="0" w:oddVBand="0" w:evenVBand="0" w:oddHBand="0" w:evenHBand="1" w:firstRowFirstColumn="0" w:firstRowLastColumn="0" w:lastRowFirstColumn="0" w:lastRowLastColumn="0"/>
                         </w:pPr>
                         <w:proofErr w:type="spellStart"/>
                         <w:r>
@@ -1591,20 +1503,17 @@
                 <w:tc>
                   <w:tcPr>
                     <w:tcW w:w="755" w:type="pct"/>
-                    <w:vAlign w:val="center"/>
                   </w:tcPr>
                   <w:p>
                     <w:pPr>
                       <w:pStyle w:val="BCNumber"/>
                       <w:jc w:val="right"/>
-                      <w:cnfStyle w:val="000000010000" w:firstRow="0" w:lastRow="0" w:firstColumn="0" w:lastColumn="0" w:oddVBand="0" w:evenVBand="0" w:oddHBand="0" w:evenHBand="1" w:firstRowFirstColumn="0" w:firstRowLastColumn="0" w:lastRowFirstColumn="0" w:lastRowLastColumn="0"/>
                       <w:rPr>
                         <w:lang w:val="en-US" w:eastAsia="en-US"/>
                       </w:rPr>
                     </w:pPr>
                     <w:sdt>
                       <w:sdtPr>
-                        <w:rPr/>
                         <w:alias w:val="LineAmount_Line"/>
                         <w:tag w:val="#BC:InsertDataItem,DataItems/Header/Line/LineAmount_Line"/>
                         <w:id w:val="787541011"/>
@@ -1644,20 +1553,18 @@
         <w:tblDescription w:val="Document totals."/>
       </w:tblPr>
       <w:tblGrid>
-        <w:gridCol w:w="4995"/>
-        <w:gridCol w:w="959"/>
-        <w:gridCol w:w="424"/>
-        <w:gridCol w:w="428"/>
-        <w:gridCol w:w="3688"/>
+        <w:gridCol w:w="4921"/>
+        <w:gridCol w:w="884"/>
+        <w:gridCol w:w="348"/>
+        <w:gridCol w:w="353"/>
+        <w:gridCol w:w="3988"/>
       </w:tblGrid>
       <w:tr>
         <w:trPr>
-          <w:cantSplit/>
           <w:trHeight w:val="490"/>
         </w:trPr>
         <w:sdt>
           <w:sdtPr>
-            <w:rPr/>
             <w:alias w:val="Description_ReportTotalsLine"/>
             <w:tag w:val="#BC:InsertDataItem,DataItems/Header/ReportTotalsLine/Description_ReportTotalsLine"/>
             <w:id w:val="700291320"/>
@@ -1671,14 +1578,12 @@
           <w:sdtContent>
             <w:tc>
               <w:tcPr>
-                <w:cnfStyle w:val="001000000000" w:firstRow="0" w:lastRow="0" w:firstColumn="1" w:lastColumn="0" w:oddVBand="0" w:evenVBand="0" w:oddHBand="0" w:evenHBand="0" w:firstRowFirstColumn="0" w:firstRowLastColumn="0" w:lastRowFirstColumn="0" w:lastRowLastColumn="0"/>
-                <w:tcW w:w="2380" w:type="pct"/>
-                <w:vAlign w:val="center"/>
+                <w:tcW w:w="2345" w:type="pct"/>
               </w:tcPr>
               <w:p>
                 <w:pPr>
                   <w:pStyle w:val="NoSpacing"/>
-                  <w:spacing w:before="120" w:after="120" w:line="240" w:lineRule="auto"/>
+                  <w:spacing w:before="120" w:after="120"/>
                 </w:pPr>
                 <w:proofErr w:type="spellStart"/>
                 <w:r>
@@ -1691,14 +1596,12 @@
         </w:sdt>
         <w:tc>
           <w:tcPr>
-            <w:tcW w:w="457" w:type="pct"/>
-            <w:vAlign w:val="center"/>
+            <w:tcW w:w="421" w:type="pct"/>
           </w:tcPr>
           <w:p>
             <w:pPr>
               <w:pStyle w:val="NoSpacing"/>
-              <w:spacing w:before="120" w:after="120" w:line="240" w:lineRule="auto"/>
-              <w:cnfStyle w:val="000000000000" w:firstRow="0" w:lastRow="0" w:firstColumn="0" w:lastColumn="0" w:oddVBand="0" w:evenVBand="0" w:oddHBand="0" w:evenHBand="0" w:firstRowFirstColumn="0" w:firstRowLastColumn="0" w:lastRowFirstColumn="0" w:lastRowLastColumn="0"/>
+              <w:spacing w:before="120" w:after="120"/>
               <w:rPr>
                 <w:lang w:eastAsia="en-US"/>
               </w:rPr>
@@ -1707,14 +1610,12 @@
         </w:tc>
         <w:tc>
           <w:tcPr>
-            <w:tcW w:w="202" w:type="pct"/>
-            <w:vAlign w:val="center"/>
+            <w:tcW w:w="166" w:type="pct"/>
           </w:tcPr>
           <w:p>
             <w:pPr>
               <w:pStyle w:val="NoSpacing"/>
-              <w:spacing w:before="120" w:after="120" w:line="240" w:lineRule="auto"/>
-              <w:cnfStyle w:val="000000000000" w:firstRow="0" w:lastRow="0" w:firstColumn="0" w:lastColumn="0" w:oddVBand="0" w:evenVBand="0" w:oddHBand="0" w:evenHBand="0" w:firstRowFirstColumn="0" w:firstRowLastColumn="0" w:lastRowFirstColumn="0" w:lastRowLastColumn="0"/>
+              <w:spacing w:before="120" w:after="120"/>
               <w:rPr>
                 <w:lang w:val="en-US" w:eastAsia="en-US"/>
               </w:rPr>
@@ -1723,14 +1624,12 @@
         </w:tc>
         <w:tc>
           <w:tcPr>
-            <w:tcW w:w="204" w:type="pct"/>
-            <w:vAlign w:val="center"/>
+            <w:tcW w:w="168" w:type="pct"/>
           </w:tcPr>
           <w:p>
             <w:pPr>
               <w:pStyle w:val="NoSpacing"/>
-              <w:spacing w:before="120" w:after="120" w:line="240" w:lineRule="auto"/>
-              <w:cnfStyle w:val="000000000000" w:firstRow="0" w:lastRow="0" w:firstColumn="0" w:lastColumn="0" w:oddVBand="0" w:evenVBand="0" w:oddHBand="0" w:evenHBand="0" w:firstRowFirstColumn="0" w:firstRowLastColumn="0" w:lastRowFirstColumn="0" w:lastRowLastColumn="0"/>
+              <w:spacing w:before="120" w:after="120"/>
               <w:rPr>
                 <w:lang w:eastAsia="en-US"/>
               </w:rPr>
@@ -1755,15 +1654,13 @@
           <w:sdtContent>
             <w:tc>
               <w:tcPr>
-                <w:tcW w:w="1757" w:type="pct"/>
-                <w:vAlign w:val="center"/>
+                <w:tcW w:w="1900" w:type="pct"/>
               </w:tcPr>
               <w:p>
                 <w:pPr>
                   <w:pStyle w:val="BCNumber"/>
-                  <w:spacing w:before="120" w:after="120" w:line="240" w:lineRule="auto"/>
+                  <w:spacing w:before="120" w:after="120"/>
                   <w:jc w:val="right"/>
-                  <w:cnfStyle w:val="000000000000" w:firstRow="0" w:lastRow="0" w:firstColumn="0" w:lastColumn="0" w:oddVBand="0" w:evenVBand="0" w:oddHBand="0" w:evenHBand="0" w:firstRowFirstColumn="0" w:firstRowLastColumn="0" w:lastRowFirstColumn="0" w:lastRowLastColumn="0"/>
                   <w:rPr>
                     <w:lang w:eastAsia="en-US"/>
                   </w:rPr>
@@ -1783,12 +1680,10 @@
       </w:tr>
       <w:tr>
         <w:trPr>
-          <w:cantSplit/>
           <w:trHeight w:val="490"/>
         </w:trPr>
         <w:sdt>
           <w:sdtPr>
-            <w:rPr/>
             <w:alias w:val="VATAmount_Lbl"/>
             <w:tag w:val="#BC:InsertDataItem,DataItems/Header/VATAmount_Lbl"/>
             <w:id w:val="-255750165"/>
@@ -1802,12 +1697,7 @@
           <w:sdtContent>
             <w:tc>
               <w:tcPr>
-                <w:cnfStyle w:val="001000000000" w:firstRow="0" w:lastRow="0" w:firstColumn="1" w:lastColumn="0" w:oddVBand="0" w:evenVBand="0" w:oddHBand="0" w:evenHBand="0" w:firstRowFirstColumn="0" w:firstRowLastColumn="0" w:lastRowFirstColumn="0" w:lastRowLastColumn="0"/>
-                <w:tcW w:w="2380" w:type="pct"/>
-                <w:tcBorders>
-                  <w:bottom w:val="single" w:sz="4" w:space="0" w:color="auto"/>
-                </w:tcBorders>
-                <w:vAlign w:val="center"/>
+                <w:tcW w:w="2345" w:type="pct"/>
               </w:tcPr>
               <w:p>
                 <w:pPr>
@@ -1825,17 +1715,12 @@
         </w:sdt>
         <w:tc>
           <w:tcPr>
-            <w:tcW w:w="457" w:type="pct"/>
-            <w:tcBorders>
-              <w:bottom w:val="single" w:sz="4" w:space="0" w:color="auto"/>
-            </w:tcBorders>
-            <w:vAlign w:val="center"/>
+            <w:tcW w:w="421" w:type="pct"/>
           </w:tcPr>
           <w:p>
             <w:pPr>
               <w:pStyle w:val="NoSpacing"/>
               <w:spacing w:before="120" w:after="120"/>
-              <w:cnfStyle w:val="000000000000" w:firstRow="0" w:lastRow="0" w:firstColumn="0" w:lastColumn="0" w:oddVBand="0" w:evenVBand="0" w:oddHBand="0" w:evenHBand="0" w:firstRowFirstColumn="0" w:firstRowLastColumn="0" w:lastRowFirstColumn="0" w:lastRowLastColumn="0"/>
               <w:rPr>
                 <w:lang w:eastAsia="en-US"/>
               </w:rPr>
@@ -1844,17 +1729,12 @@
         </w:tc>
         <w:tc>
           <w:tcPr>
-            <w:tcW w:w="202" w:type="pct"/>
-            <w:tcBorders>
-              <w:bottom w:val="single" w:sz="4" w:space="0" w:color="auto"/>
-            </w:tcBorders>
-            <w:vAlign w:val="center"/>
+            <w:tcW w:w="166" w:type="pct"/>
           </w:tcPr>
           <w:p>
             <w:pPr>
               <w:pStyle w:val="NoSpacing"/>
               <w:spacing w:before="120" w:after="120"/>
-              <w:cnfStyle w:val="000000000000" w:firstRow="0" w:lastRow="0" w:firstColumn="0" w:lastColumn="0" w:oddVBand="0" w:evenVBand="0" w:oddHBand="0" w:evenHBand="0" w:firstRowFirstColumn="0" w:firstRowLastColumn="0" w:lastRowFirstColumn="0" w:lastRowLastColumn="0"/>
               <w:rPr>
                 <w:lang w:eastAsia="en-US"/>
               </w:rPr>
@@ -1863,17 +1743,12 @@
         </w:tc>
         <w:tc>
           <w:tcPr>
-            <w:tcW w:w="204" w:type="pct"/>
-            <w:tcBorders>
-              <w:bottom w:val="single" w:sz="4" w:space="0" w:color="auto"/>
-            </w:tcBorders>
-            <w:vAlign w:val="center"/>
+            <w:tcW w:w="168" w:type="pct"/>
           </w:tcPr>
           <w:p>
             <w:pPr>
               <w:pStyle w:val="NoSpacing"/>
               <w:spacing w:before="120" w:after="120"/>
-              <w:cnfStyle w:val="000000000000" w:firstRow="0" w:lastRow="0" w:firstColumn="0" w:lastColumn="0" w:oddVBand="0" w:evenVBand="0" w:oddHBand="0" w:evenHBand="0" w:firstRowFirstColumn="0" w:firstRowLastColumn="0" w:lastRowFirstColumn="0" w:lastRowLastColumn="0"/>
               <w:rPr>
                 <w:lang w:eastAsia="en-US"/>
               </w:rPr>
@@ -1898,18 +1773,13 @@
           <w:sdtContent>
             <w:tc>
               <w:tcPr>
-                <w:tcW w:w="1757" w:type="pct"/>
-                <w:tcBorders>
-                  <w:bottom w:val="single" w:sz="4" w:space="0" w:color="auto"/>
-                </w:tcBorders>
-                <w:vAlign w:val="center"/>
+                <w:tcW w:w="1900" w:type="pct"/>
               </w:tcPr>
               <w:p>
                 <w:pPr>
                   <w:pStyle w:val="BCNumber"/>
                   <w:spacing w:before="120" w:after="120"/>
                   <w:jc w:val="right"/>
-                  <w:cnfStyle w:val="000000000000" w:firstRow="0" w:lastRow="0" w:firstColumn="0" w:lastColumn="0" w:oddVBand="0" w:evenVBand="0" w:oddHBand="0" w:evenHBand="0" w:firstRowFirstColumn="0" w:firstRowLastColumn="0" w:lastRowFirstColumn="0" w:lastRowLastColumn="0"/>
                 </w:pPr>
                 <w:proofErr w:type="spellStart"/>
                 <w:r>
@@ -1926,12 +1796,11 @@
       </w:tr>
       <w:tr>
         <w:trPr>
-          <w:cantSplit/>
+          <w:cnfStyle w:val="010000000000" w:firstRow="0" w:lastRow="1" w:firstColumn="0" w:lastColumn="0" w:oddVBand="0" w:evenVBand="0" w:oddHBand="0" w:evenHBand="0" w:firstRowFirstColumn="0" w:firstRowLastColumn="0" w:lastRowFirstColumn="0" w:lastRowLastColumn="0"/>
           <w:trHeight w:val="490"/>
         </w:trPr>
         <w:sdt>
           <w:sdtPr>
-            <w:rPr/>
             <w:alias w:val="TotalText"/>
             <w:tag w:val="#BC:InsertDataItem,DataItems/Header/Totals/TotalText"/>
             <w:id w:val="1502704674"/>
@@ -1945,13 +1814,7 @@
           <w:sdtContent>
             <w:tc>
               <w:tcPr>
-                <w:cnfStyle w:val="001000000000" w:firstRow="0" w:lastRow="0" w:firstColumn="1" w:lastColumn="0" w:oddVBand="0" w:evenVBand="0" w:oddHBand="0" w:evenHBand="0" w:firstRowFirstColumn="0" w:firstRowLastColumn="0" w:lastRowFirstColumn="0" w:lastRowLastColumn="0"/>
-                <w:tcW w:w="2380" w:type="pct"/>
-                <w:tcBorders>
-                  <w:top w:val="single" w:sz="4" w:space="0" w:color="auto"/>
-                  <w:bottom w:val="single" w:sz="8" w:space="0" w:color="auto"/>
-                </w:tcBorders>
-                <w:vAlign w:val="center"/>
+                <w:tcW w:w="2345" w:type="pct"/>
               </w:tcPr>
               <w:p>
                 <w:pPr>
@@ -1969,18 +1832,12 @@
         </w:sdt>
         <w:tc>
           <w:tcPr>
-            <w:tcW w:w="457" w:type="pct"/>
-            <w:tcBorders>
-              <w:top w:val="single" w:sz="4" w:space="0" w:color="auto"/>
-              <w:bottom w:val="single" w:sz="8" w:space="0" w:color="auto"/>
-            </w:tcBorders>
-            <w:vAlign w:val="center"/>
+            <w:tcW w:w="421" w:type="pct"/>
           </w:tcPr>
           <w:p>
             <w:pPr>
               <w:pStyle w:val="BCLabel"/>
               <w:spacing w:before="120" w:after="120"/>
-              <w:cnfStyle w:val="000000000000" w:firstRow="0" w:lastRow="0" w:firstColumn="0" w:lastColumn="0" w:oddVBand="0" w:evenVBand="0" w:oddHBand="0" w:evenHBand="0" w:firstRowFirstColumn="0" w:firstRowLastColumn="0" w:lastRowFirstColumn="0" w:lastRowLastColumn="0"/>
               <w:rPr>
                 <w:lang w:eastAsia="en-US"/>
               </w:rPr>
@@ -1989,18 +1846,12 @@
         </w:tc>
         <w:tc>
           <w:tcPr>
-            <w:tcW w:w="202" w:type="pct"/>
-            <w:tcBorders>
-              <w:top w:val="single" w:sz="4" w:space="0" w:color="auto"/>
-              <w:bottom w:val="single" w:sz="8" w:space="0" w:color="auto"/>
-            </w:tcBorders>
-            <w:vAlign w:val="center"/>
+            <w:tcW w:w="166" w:type="pct"/>
           </w:tcPr>
           <w:p>
             <w:pPr>
               <w:pStyle w:val="BCLabel"/>
               <w:spacing w:before="120" w:after="120"/>
-              <w:cnfStyle w:val="000000000000" w:firstRow="0" w:lastRow="0" w:firstColumn="0" w:lastColumn="0" w:oddVBand="0" w:evenVBand="0" w:oddHBand="0" w:evenHBand="0" w:firstRowFirstColumn="0" w:firstRowLastColumn="0" w:lastRowFirstColumn="0" w:lastRowLastColumn="0"/>
               <w:rPr>
                 <w:lang w:eastAsia="en-US"/>
               </w:rPr>
@@ -2009,18 +1860,12 @@
         </w:tc>
         <w:tc>
           <w:tcPr>
-            <w:tcW w:w="204" w:type="pct"/>
-            <w:tcBorders>
-              <w:top w:val="single" w:sz="4" w:space="0" w:color="auto"/>
-              <w:bottom w:val="single" w:sz="8" w:space="0" w:color="auto"/>
-            </w:tcBorders>
-            <w:vAlign w:val="center"/>
+            <w:tcW w:w="168" w:type="pct"/>
           </w:tcPr>
           <w:p>
             <w:pPr>
               <w:pStyle w:val="BCLabel"/>
               <w:spacing w:before="120" w:after="120"/>
-              <w:cnfStyle w:val="000000000000" w:firstRow="0" w:lastRow="0" w:firstColumn="0" w:lastColumn="0" w:oddVBand="0" w:evenVBand="0" w:oddHBand="0" w:evenHBand="0" w:firstRowFirstColumn="0" w:firstRowLastColumn="0" w:lastRowFirstColumn="0" w:lastRowLastColumn="0"/>
               <w:rPr>
                 <w:lang w:eastAsia="en-US"/>
               </w:rPr>
@@ -2029,19 +1874,13 @@
         </w:tc>
         <w:tc>
           <w:tcPr>
-            <w:tcW w:w="1757" w:type="pct"/>
-            <w:tcBorders>
-              <w:top w:val="single" w:sz="4" w:space="0" w:color="auto"/>
-              <w:bottom w:val="single" w:sz="8" w:space="0" w:color="auto"/>
-            </w:tcBorders>
-            <w:vAlign w:val="center"/>
+            <w:tcW w:w="1900" w:type="pct"/>
           </w:tcPr>
           <w:p>
             <w:pPr>
               <w:pStyle w:val="BCLabelNumber"/>
               <w:spacing w:before="120" w:after="120"/>
               <w:jc w:val="right"/>
-              <w:cnfStyle w:val="000000000000" w:firstRow="0" w:lastRow="0" w:firstColumn="0" w:lastColumn="0" w:oddVBand="0" w:evenVBand="0" w:oddHBand="0" w:evenHBand="0" w:firstRowFirstColumn="0" w:firstRowLastColumn="0" w:lastRowFirstColumn="0" w:lastRowLastColumn="0"/>
               <w:rPr>
                 <w:lang w:eastAsia="en-US"/>
               </w:rPr>
@@ -2052,7 +1891,6 @@
             <w:proofErr w:type="spellStart"/>
             <w:sdt>
               <w:sdtPr>
-                <w:rPr/>
                 <w:alias w:val="TotalAmountIncludingVAT"/>
                 <w:tag w:val="#BC:InsertDataItem,DataItems/Header/Totals/TotalAmountIncludingVAT"/>
                 <w:id w:val="674850532"/>
@@ -2073,14 +1911,29 @@
           </w:p>
         </w:tc>
       </w:tr>
+    </w:tbl>
+    <w:p/>
+    <w:tbl>
+      <w:tblPr>
+        <w:tblStyle w:val="BCTotalsTable"/>
+        <w:tblW w:w="5000" w:type="pct"/>
+        <w:tblLook w:val="0600" w:firstRow="0" w:lastRow="0" w:firstColumn="0" w:lastColumn="0" w:noHBand="1" w:noVBand="1"/>
+        <w:tblCaption w:val="Table 4"/>
+        <w:tblDescription w:val="Document totals."/>
+      </w:tblPr>
+      <w:tblGrid>
+        <w:gridCol w:w="4921"/>
+        <w:gridCol w:w="884"/>
+        <w:gridCol w:w="348"/>
+        <w:gridCol w:w="353"/>
+        <w:gridCol w:w="3988"/>
+      </w:tblGrid>
       <w:tr>
         <w:trPr>
-          <w:cantSplit/>
           <w:trHeight w:val="490"/>
         </w:trPr>
         <w:sdt>
           <w:sdtPr>
-            <w:rPr/>
             <w:alias w:val="VATClausesHeader"/>
             <w:tag w:val="#BC:InsertDataItem,DataItems/Header/VATClauseLine/VATClausesHeader"/>
             <w:id w:val="1974017078"/>
@@ -2094,17 +1947,12 @@
           <w:sdtContent>
             <w:tc>
               <w:tcPr>
-                <w:cnfStyle w:val="001000000000" w:firstRow="0" w:lastRow="0" w:firstColumn="1" w:lastColumn="0" w:oddVBand="0" w:evenVBand="0" w:oddHBand="0" w:evenHBand="0" w:firstRowFirstColumn="0" w:firstRowLastColumn="0" w:lastRowFirstColumn="0" w:lastRowLastColumn="0"/>
-                <w:tcW w:w="2380" w:type="pct"/>
-                <w:tcBorders>
-                  <w:top w:val="single" w:sz="8" w:space="0" w:color="auto"/>
-                </w:tcBorders>
-                <w:vAlign w:val="center"/>
+                <w:tcW w:w="2345" w:type="pct"/>
               </w:tcPr>
               <w:p>
                 <w:pPr>
                   <w:pStyle w:val="NoSpacing"/>
-                  <w:spacing w:before="120" w:after="120" w:line="240" w:lineRule="auto"/>
+                  <w:spacing w:before="120" w:after="120"/>
                   <w:textAlignment w:val="baseline"/>
                 </w:pPr>
                 <w:proofErr w:type="spellStart"/>
@@ -2118,17 +1966,12 @@
         </w:sdt>
         <w:tc>
           <w:tcPr>
-            <w:tcW w:w="457" w:type="pct"/>
-            <w:tcBorders>
-              <w:top w:val="single" w:sz="8" w:space="0" w:color="auto"/>
-            </w:tcBorders>
-            <w:vAlign w:val="center"/>
+            <w:tcW w:w="421" w:type="pct"/>
           </w:tcPr>
           <w:p>
             <w:pPr>
               <w:pStyle w:val="NoSpacing"/>
-              <w:spacing w:before="120" w:after="120" w:line="240" w:lineRule="auto"/>
-              <w:cnfStyle w:val="000000000000" w:firstRow="0" w:lastRow="0" w:firstColumn="0" w:lastColumn="0" w:oddVBand="0" w:evenVBand="0" w:oddHBand="0" w:evenHBand="0" w:firstRowFirstColumn="0" w:firstRowLastColumn="0" w:lastRowFirstColumn="0" w:lastRowLastColumn="0"/>
+              <w:spacing w:before="120" w:after="120"/>
               <w:rPr>
                 <w:lang w:eastAsia="en-US"/>
               </w:rPr>
@@ -2137,17 +1980,12 @@
         </w:tc>
         <w:tc>
           <w:tcPr>
-            <w:tcW w:w="202" w:type="pct"/>
-            <w:tcBorders>
-              <w:top w:val="single" w:sz="8" w:space="0" w:color="auto"/>
-            </w:tcBorders>
-            <w:vAlign w:val="center"/>
+            <w:tcW w:w="166" w:type="pct"/>
           </w:tcPr>
           <w:p>
             <w:pPr>
               <w:pStyle w:val="NoSpacing"/>
-              <w:spacing w:before="120" w:after="120" w:line="240" w:lineRule="auto"/>
-              <w:cnfStyle w:val="000000000000" w:firstRow="0" w:lastRow="0" w:firstColumn="0" w:lastColumn="0" w:oddVBand="0" w:evenVBand="0" w:oddHBand="0" w:evenHBand="0" w:firstRowFirstColumn="0" w:firstRowLastColumn="0" w:lastRowFirstColumn="0" w:lastRowLastColumn="0"/>
+              <w:spacing w:before="120" w:after="120"/>
               <w:rPr>
                 <w:lang w:eastAsia="en-US"/>
               </w:rPr>
@@ -2156,17 +1994,12 @@
         </w:tc>
         <w:tc>
           <w:tcPr>
-            <w:tcW w:w="204" w:type="pct"/>
-            <w:tcBorders>
-              <w:top w:val="single" w:sz="8" w:space="0" w:color="auto"/>
-            </w:tcBorders>
-            <w:vAlign w:val="center"/>
+            <w:tcW w:w="168" w:type="pct"/>
           </w:tcPr>
           <w:p>
             <w:pPr>
               <w:pStyle w:val="NoSpacing"/>
-              <w:spacing w:before="120" w:after="120" w:line="240" w:lineRule="auto"/>
-              <w:cnfStyle w:val="000000000000" w:firstRow="0" w:lastRow="0" w:firstColumn="0" w:lastColumn="0" w:oddVBand="0" w:evenVBand="0" w:oddHBand="0" w:evenHBand="0" w:firstRowFirstColumn="0" w:firstRowLastColumn="0" w:lastRowFirstColumn="0" w:lastRowLastColumn="0"/>
+              <w:spacing w:before="120" w:after="120"/>
               <w:rPr>
                 <w:lang w:eastAsia="en-US"/>
               </w:rPr>
@@ -2175,31 +2008,23 @@
         </w:tc>
         <w:tc>
           <w:tcPr>
-            <w:tcW w:w="1757" w:type="pct"/>
-            <w:tcBorders>
-              <w:top w:val="single" w:sz="8" w:space="0" w:color="auto"/>
-            </w:tcBorders>
-            <w:vAlign w:val="center"/>
+            <w:tcW w:w="1900" w:type="pct"/>
           </w:tcPr>
           <w:p>
             <w:pPr>
               <w:pStyle w:val="BCNumber"/>
-              <w:spacing w:before="120" w:after="120" w:line="240" w:lineRule="auto"/>
+              <w:spacing w:before="120" w:after="120"/>
               <w:jc w:val="right"/>
-              <w:cnfStyle w:val="000000000000" w:firstRow="0" w:lastRow="0" w:firstColumn="0" w:lastColumn="0" w:oddVBand="0" w:evenVBand="0" w:oddHBand="0" w:evenHBand="0" w:firstRowFirstColumn="0" w:firstRowLastColumn="0" w:lastRowFirstColumn="0" w:lastRowLastColumn="0"/>
             </w:pPr>
           </w:p>
         </w:tc>
       </w:tr>
       <w:tr>
         <w:trPr>
-          <w:cnfStyle w:val="010000000000" w:firstRow="0" w:lastRow="1" w:firstColumn="0" w:lastColumn="0" w:oddVBand="0" w:evenVBand="0" w:oddHBand="0" w:evenHBand="0" w:firstRowFirstColumn="0" w:firstRowLastColumn="0" w:lastRowFirstColumn="0" w:lastRowLastColumn="0"/>
-          <w:cantSplit/>
           <w:trHeight w:val="490"/>
         </w:trPr>
         <w:sdt>
           <w:sdtPr>
-            <w:rPr/>
             <w:alias w:val="Description_VATClauseLine"/>
             <w:tag w:val="#BC:InsertDataItem,DataItems/Header/VATClauseLine/Description_VATClauseLine"/>
             <w:id w:val="1620184004"/>
@@ -2213,17 +2038,12 @@
           <w:sdtContent>
             <w:tc>
               <w:tcPr>
-                <w:cnfStyle w:val="001000000000" w:firstRow="0" w:lastRow="0" w:firstColumn="1" w:lastColumn="0" w:oddVBand="0" w:evenVBand="0" w:oddHBand="0" w:evenHBand="0" w:firstRowFirstColumn="0" w:firstRowLastColumn="0" w:lastRowFirstColumn="0" w:lastRowLastColumn="0"/>
-                <w:tcW w:w="2380" w:type="pct"/>
-                <w:tcBorders>
-                  <w:top w:val="none" w:sz="0" w:space="0" w:color="auto"/>
-                </w:tcBorders>
-                <w:vAlign w:val="center"/>
+                <w:tcW w:w="2345" w:type="pct"/>
               </w:tcPr>
               <w:p>
                 <w:pPr>
                   <w:pStyle w:val="BCLabel"/>
-                  <w:spacing w:before="120" w:after="120" w:line="240" w:lineRule="auto"/>
+                  <w:spacing w:before="120" w:after="120"/>
                   <w:textAlignment w:val="baseline"/>
                 </w:pPr>
                 <w:proofErr w:type="spellStart"/>
@@ -2237,17 +2057,12 @@
         </w:sdt>
         <w:tc>
           <w:tcPr>
-            <w:tcW w:w="457" w:type="pct"/>
-            <w:tcBorders>
-              <w:top w:val="none" w:sz="0" w:space="0" w:color="auto"/>
-            </w:tcBorders>
-            <w:vAlign w:val="center"/>
+            <w:tcW w:w="421" w:type="pct"/>
           </w:tcPr>
           <w:p>
             <w:pPr>
               <w:pStyle w:val="BCLabel"/>
-              <w:spacing w:before="120" w:after="120" w:line="240" w:lineRule="auto"/>
-              <w:cnfStyle w:val="010000000000" w:firstRow="0" w:lastRow="1" w:firstColumn="0" w:lastColumn="0" w:oddVBand="0" w:evenVBand="0" w:oddHBand="0" w:evenHBand="0" w:firstRowFirstColumn="0" w:firstRowLastColumn="0" w:lastRowFirstColumn="0" w:lastRowLastColumn="0"/>
+              <w:spacing w:before="120" w:after="120"/>
               <w:rPr>
                 <w:lang w:eastAsia="en-US"/>
               </w:rPr>
@@ -2256,17 +2071,12 @@
         </w:tc>
         <w:tc>
           <w:tcPr>
-            <w:tcW w:w="202" w:type="pct"/>
-            <w:tcBorders>
-              <w:top w:val="none" w:sz="0" w:space="0" w:color="auto"/>
-            </w:tcBorders>
-            <w:vAlign w:val="center"/>
+            <w:tcW w:w="166" w:type="pct"/>
           </w:tcPr>
           <w:p>
             <w:pPr>
               <w:pStyle w:val="BCLabel"/>
-              <w:spacing w:before="120" w:after="120" w:line="240" w:lineRule="auto"/>
-              <w:cnfStyle w:val="010000000000" w:firstRow="0" w:lastRow="1" w:firstColumn="0" w:lastColumn="0" w:oddVBand="0" w:evenVBand="0" w:oddHBand="0" w:evenHBand="0" w:firstRowFirstColumn="0" w:firstRowLastColumn="0" w:lastRowFirstColumn="0" w:lastRowLastColumn="0"/>
+              <w:spacing w:before="120" w:after="120"/>
               <w:rPr>
                 <w:lang w:eastAsia="en-US"/>
               </w:rPr>
@@ -2275,17 +2085,12 @@
         </w:tc>
         <w:tc>
           <w:tcPr>
-            <w:tcW w:w="204" w:type="pct"/>
-            <w:tcBorders>
-              <w:top w:val="none" w:sz="0" w:space="0" w:color="auto"/>
-            </w:tcBorders>
-            <w:vAlign w:val="center"/>
+            <w:tcW w:w="168" w:type="pct"/>
           </w:tcPr>
           <w:p>
             <w:pPr>
               <w:pStyle w:val="BCLabel"/>
-              <w:spacing w:before="120" w:after="120" w:line="240" w:lineRule="auto"/>
-              <w:cnfStyle w:val="010000000000" w:firstRow="0" w:lastRow="1" w:firstColumn="0" w:lastColumn="0" w:oddVBand="0" w:evenVBand="0" w:oddHBand="0" w:evenHBand="0" w:firstRowFirstColumn="0" w:firstRowLastColumn="0" w:lastRowFirstColumn="0" w:lastRowLastColumn="0"/>
+              <w:spacing w:before="120" w:after="120"/>
               <w:rPr>
                 <w:lang w:eastAsia="en-US"/>
               </w:rPr>
@@ -2294,7 +2099,6 @@
         </w:tc>
         <w:sdt>
           <w:sdtPr>
-            <w:rPr/>
             <w:alias w:val="VATAmount_VATClauseLine"/>
             <w:tag w:val="#BC:InsertDataItem,DataItems/Header/VATClauseLine/VATAmount_VATClauseLine"/>
             <w:id w:val="825557612"/>
@@ -2308,18 +2112,13 @@
           <w:sdtContent>
             <w:tc>
               <w:tcPr>
-                <w:tcW w:w="1757" w:type="pct"/>
-                <w:tcBorders>
-                  <w:top w:val="none" w:sz="0" w:space="0" w:color="auto"/>
-                </w:tcBorders>
-                <w:vAlign w:val="center"/>
+                <w:tcW w:w="1900" w:type="pct"/>
               </w:tcPr>
               <w:p>
                 <w:pPr>
                   <w:pStyle w:val="BCLabelNumber"/>
-                  <w:spacing w:before="120" w:after="120" w:line="240" w:lineRule="auto"/>
+                  <w:spacing w:before="120" w:after="120"/>
                   <w:jc w:val="right"/>
-                  <w:cnfStyle w:val="010000000000" w:firstRow="0" w:lastRow="1" w:firstColumn="0" w:lastColumn="0" w:oddVBand="0" w:evenVBand="0" w:oddHBand="0" w:evenHBand="0" w:firstRowFirstColumn="0" w:firstRowLastColumn="0" w:lastRowFirstColumn="0" w:lastRowLastColumn="0"/>
                 </w:pPr>
                 <w:proofErr w:type="spellStart"/>
                 <w:r>
@@ -2332,12 +2131,9 @@
         </w:sdt>
       </w:tr>
     </w:tbl>
-    <w:p>
-      <w:pPr/>
-    </w:p>
+    <w:p/>
     <w:sdt>
       <w:sdtPr>
-        <w:rPr/>
         <w:alias w:val="WorkDescriptionLine"/>
         <w:tag w:val="#BC:InsertDataItem,DataItems/Header/WorkDescriptionLines/WorkDescriptionLine"/>
         <w:id w:val="1093668451"/>
@@ -3089,8 +2885,8 @@
       <w:spacing w:after="0" w:line="240" w:lineRule="auto"/>
     </w:pPr>
     <w:rPr>
-      <w:rFonts w:asciiTheme="minorHAnsi" w:hAnsiTheme="minorHAnsi" w:eastAsiaTheme="minorHAnsi" w:cstheme="minorBidi"/>
-      <w:color w:val="242424" w:themeColor="text1"/>
+      <w:rFonts w:eastAsiaTheme="minorHAnsi"/>
+      <w:color w:val="000000" w:themeColor="text1"/>
     </w:rPr>
   </w:style>
   <w:style w:type="paragraph" w:customStyle="1" w:styleId="BCNumber">
@@ -3099,13 +2895,7 @@
     <w:next w:val="Normal"/>
     <w:uiPriority w:val="2"/>
     <w:qFormat/>
-    <w:pPr>
-      <w:spacing w:before="0" w:after="0" w:line="240" w:lineRule="auto"/>
-    </w:pPr>
     <w:rPr>
-      <w:rFonts w:asciiTheme="minorHAnsi" w:hAnsiTheme="minorHAnsi" w:eastAsiaTheme="minorHAnsi" w:cstheme="minorBidi"/>
-      <w:color w:val="242424" w:themeColor="text1"/>
-      <w14:numForm w14:val="tabular"/>
       <w14:numSpacing w14:val="tabular"/>
     </w:rPr>
   </w:style>
@@ -3117,11 +2907,9 @@
     <w:qFormat/>
     <w:pPr>
       <w:keepNext/>
-      <w:spacing w:before="0" w:after="0" w:line="240" w:lineRule="auto"/>
     </w:pPr>
     <w:rPr>
-      <w:rFonts w:asciiTheme="majorHAnsi" w:hAnsiTheme="majorHAnsi" w:eastAsiaTheme="majorEastAsia" w:cstheme="majorBidi"/>
-      <w:color w:val="242424" w:themeColor="text1"/>
+      <w:rFonts w:asciiTheme="majorHAnsi" w:eastAsiaTheme="majorEastAsia" w:hAnsiTheme="majorHAnsi" w:cstheme="majorBidi"/>
     </w:rPr>
   </w:style>
   <w:style w:type="paragraph" w:customStyle="1" w:styleId="BCLabelNumber">
@@ -3130,13 +2918,7 @@
     <w:next w:val="Normal"/>
     <w:uiPriority w:val="2"/>
     <w:qFormat/>
-    <w:pPr>
-      <w:spacing w:before="0" w:after="0" w:line="240" w:lineRule="auto"/>
-    </w:pPr>
     <w:rPr>
-      <w:rFonts w:asciiTheme="majorHAnsi" w:hAnsiTheme="majorHAnsi" w:eastAsiaTheme="majorEastAsia" w:cstheme="majorBidi"/>
-      <w:color w:val="242424" w:themeColor="text1"/>
-      <w14:numForm w14:val="tabular"/>
       <w14:numSpacing w14:val="tabular"/>
     </w:rPr>
   </w:style>
@@ -3146,25 +2928,21 @@
     <w:uiPriority w:val="99"/>
     <w:qFormat/>
     <w:pPr>
-      <w:spacing w:before="0" w:after="0" w:line="240" w:lineRule="auto"/>
+      <w:spacing w:after="0" w:line="240" w:lineRule="auto"/>
     </w:pPr>
     <w:tblPr>
       <w:tblStyleRowBandSize w:val="1"/>
       <w:tblStyleColBandSize w:val="1"/>
       <w:tblCellMar>
-        <w:top w:w="0" w:type="dxa"/>
         <w:left w:w="0" w:type="dxa"/>
-        <w:bottom w:w="0" w:type="dxa"/>
         <w:right w:w="0" w:type="dxa"/>
       </w:tblCellMar>
     </w:tblPr>
-    <w:tcPr>
-      <w:vAlign w:val="top"/>
-    </w:tcPr>
     <w:tblStylePr w:type="firstRow">
       <w:rPr>
         <w:rFonts w:asciiTheme="majorHAnsi" w:hAnsiTheme="majorHAnsi" w:cstheme="majorBidi"/>
       </w:rPr>
+      <w:tblPr/>
       <w:tcPr>
         <w:vAlign w:val="top"/>
       </w:tcPr>
@@ -3176,15 +2954,13 @@
     <w:uiPriority w:val="99"/>
     <w:qFormat/>
     <w:pPr>
-      <w:spacing w:before="0" w:after="0" w:line="240" w:lineRule="auto"/>
+      <w:spacing w:after="0" w:line="240" w:lineRule="auto"/>
     </w:pPr>
     <w:tblPr>
       <w:tblStyleRowBandSize w:val="1"/>
       <w:tblStyleColBandSize w:val="1"/>
       <w:tblCellMar>
-        <w:top w:w="0" w:type="dxa"/>
         <w:left w:w="115" w:type="dxa"/>
-        <w:bottom w:w="0" w:type="dxa"/>
         <w:right w:w="115" w:type="dxa"/>
       </w:tblCellMar>
     </w:tblPr>
@@ -3198,28 +2974,32 @@
       <w:rPr>
         <w:rFonts w:asciiTheme="majorHAnsi" w:hAnsiTheme="majorHAnsi" w:cstheme="majorBidi"/>
       </w:rPr>
+      <w:tblPr/>
       <w:tcPr>
         <w:tcBorders>
-          <w:bottom w:val="single" w:sz="4" w:space="0" w:color="242424" w:themeColor="text1"/>
+          <w:bottom w:val="single" w:sz="4" w:space="0" w:color="000000" w:themeColor="text1"/>
         </w:tcBorders>
         <w:vAlign w:val="top"/>
       </w:tcPr>
     </w:tblStylePr>
     <w:tblStylePr w:type="lastRow">
+      <w:tblPr/>
       <w:tcPr>
         <w:tcBorders>
-          <w:bottom w:val="single" w:sz="4" w:space="0" w:color="F5F7F8" w:themeColor="background2"/>
+          <w:bottom w:val="single" w:sz="4" w:space="0" w:color="E8E8E8" w:themeColor="background2"/>
         </w:tcBorders>
       </w:tcPr>
     </w:tblStylePr>
     <w:tblStylePr w:type="band1Horz">
+      <w:tblPr/>
       <w:tcPr>
         <w:shd w:val="clear" w:color="auto" w:fill="auto"/>
       </w:tcPr>
     </w:tblStylePr>
     <w:tblStylePr w:type="band2Horz">
+      <w:tblPr/>
       <w:tcPr>
-        <w:shd w:val="clear" w:color="auto" w:fill="CCE6E9" w:themeFill="accent2" w:themeFillTint="33"/>
+        <w:shd w:val="clear" w:color="auto" w:fill="FAE2D5" w:themeFill="accent2" w:themeFillTint="33"/>
       </w:tcPr>
     </w:tblStylePr>
   </w:style>
@@ -3229,15 +3009,13 @@
     <w:uiPriority w:val="99"/>
     <w:qFormat/>
     <w:pPr>
-      <w:spacing w:before="0" w:after="0" w:line="240" w:lineRule="auto"/>
+      <w:spacing w:after="0" w:line="240" w:lineRule="auto"/>
     </w:pPr>
     <w:tblPr>
       <w:tblStyleRowBandSize w:val="1"/>
       <w:tblStyleColBandSize w:val="1"/>
       <w:tblCellMar>
-        <w:top w:w="0" w:type="dxa"/>
         <w:left w:w="115" w:type="dxa"/>
-        <w:bottom w:w="0" w:type="dxa"/>
         <w:right w:w="115" w:type="dxa"/>
       </w:tblCellMar>
     </w:tblPr>
@@ -3248,10 +3026,11 @@
       <w:rPr>
         <w:rFonts w:asciiTheme="majorHAnsi" w:hAnsiTheme="majorHAnsi" w:cstheme="majorBidi"/>
       </w:rPr>
+      <w:tblPr/>
       <w:tcPr>
         <w:tcBorders>
-          <w:top w:val="single" w:sz="4" w:space="0" w:color="242424" w:themeColor="text1"/>
-          <w:bottom w:val="single" w:sz="8" w:space="0" w:color="242424" w:themeColor="text1"/>
+          <w:top w:val="single" w:sz="4" w:space="0" w:color="000000" w:themeColor="text1"/>
+          <w:bottom w:val="single" w:sz="8" w:space="0" w:color="000000" w:themeColor="text1"/>
         </w:tcBorders>
       </w:tcPr>
     </w:tblStylePr>
@@ -3262,7 +3041,7 @@
     <w:uiPriority w:val="99"/>
     <w:qFormat/>
     <w:pPr>
-      <w:spacing w:before="0" w:after="0" w:line="240" w:lineRule="auto"/>
+      <w:spacing w:after="0" w:line="240" w:lineRule="auto"/>
     </w:pPr>
     <w:tblPr>
       <w:tblStyleRowBandSize w:val="1"/>
@@ -3281,6 +3060,7 @@
       <w:rPr>
         <w:rFonts w:asciiTheme="majorHAnsi" w:hAnsiTheme="majorHAnsi" w:cstheme="majorBidi"/>
       </w:rPr>
+      <w:tblPr/>
       <w:tcPr>
         <w:vAlign w:val="bottom"/>
       </w:tcPr>
@@ -3289,9 +3069,10 @@
       <w:rPr>
         <w:rFonts w:asciiTheme="majorHAnsi" w:hAnsiTheme="majorHAnsi" w:cstheme="majorBidi"/>
       </w:rPr>
+      <w:tblPr/>
       <w:tcPr>
         <w:tcBorders>
-          <w:top w:val="single" w:sz="4" w:space="0" w:color="242424" w:themeColor="text1"/>
+          <w:top w:val="single" w:sz="4" w:space="0" w:color="000000" w:themeColor="text1"/>
         </w:tcBorders>
       </w:tcPr>
     </w:tblStylePr>
@@ -3302,25 +3083,21 @@
     <w:uiPriority w:val="99"/>
     <w:qFormat/>
     <w:pPr>
-      <w:spacing w:before="0" w:after="0" w:line="240" w:lineRule="auto"/>
+      <w:spacing w:after="0" w:line="240" w:lineRule="auto"/>
     </w:pPr>
     <w:tblPr>
       <w:tblStyleRowBandSize w:val="1"/>
       <w:tblStyleColBandSize w:val="1"/>
       <w:tblCellMar>
-        <w:top w:w="0" w:type="dxa"/>
         <w:left w:w="0" w:type="dxa"/>
-        <w:bottom w:w="0" w:type="dxa"/>
         <w:right w:w="0" w:type="dxa"/>
       </w:tblCellMar>
     </w:tblPr>
-    <w:tcPr>
-      <w:vAlign w:val="top"/>
-    </w:tcPr>
     <w:tblStylePr w:type="lastRow">
+      <w:tblPr/>
       <w:tcPr>
         <w:tcBorders>
-          <w:bottom w:val="single" w:sz="4" w:space="0" w:color="242424" w:themeColor="text1"/>
+          <w:bottom w:val="single" w:sz="4" w:space="0" w:color="000000" w:themeColor="text1"/>
         </w:tcBorders>
       </w:tcPr>
     </w:tblStylePr>
@@ -3329,7 +3106,7 @@
 </file>
 
 <file path=word/glossary/document.xml><?xml version="1.0" encoding="utf-8"?>
-<w:glossaryDocument xmlns:wpc="http://schemas.microsoft.com/office/word/2010/wordprocessingCanvas" xmlns:cx="http://schemas.microsoft.com/office/drawing/2014/chartex" xmlns:cx1="http://schemas.microsoft.com/office/drawing/2015/9/8/chartex" xmlns:cx2="http://schemas.microsoft.com/office/drawing/2015/10/21/chartex" xmlns:cx3="http://schemas.microsoft.com/office/drawing/2016/5/9/chartex" xmlns:cx4="http://schemas.microsoft.com/office/drawing/2016/5/10/chartex" xmlns:cx5="http://schemas.microsoft.com/office/drawing/2016/5/11/chartex" xmlns:cx6="http://schemas.microsoft.com/office/drawing/2016/5/12/chartex" xmlns:cx7="http://schemas.microsoft.com/office/drawing/2016/5/13/chartex" xmlns:cx8="http://schemas.microsoft.com/office/drawing/2016/5/14/chartex" xmlns:mc="http://schemas.openxmlformats.org/markup-compatibility/2006" xmlns:aink="http://schemas.microsoft.com/office/drawing/2016/ink" xmlns:am3d="http://schemas.microsoft.com/office/drawing/2017/model3d" xmlns:o="urn:schemas-microsoft-com:office:office" xmlns:oel="http://schemas.microsoft.com/office/2019/extlst" xmlns:r="http://schemas.openxmlformats.org/officeDocument/2006/relationships" xmlns:m="http://schemas.openxmlformats.org/officeDocument/2006/math" xmlns:v="urn:schemas-microsoft-com:vml" xmlns:wp14="http://schemas.microsoft.com/office/word/2010/wordprocessingDrawing" xmlns:wp="http://schemas.openxmlformats.org/drawingml/2006/wordprocessingDrawing" xmlns:w10="urn:schemas-microsoft-com:office:word" xmlns:w="http://schemas.openxmlformats.org/wordprocessingml/2006/main" xmlns:w14="http://schemas.microsoft.com/office/word/2010/wordml" xmlns:w15="http://schemas.microsoft.com/office/word/2012/wordml" xmlns:w16cex="http://schemas.microsoft.com/office/word/2018/wordml/cex" xmlns:w16cid="http://schemas.microsoft.com/office/word/2016/wordml/cid" xmlns:w16="http://schemas.microsoft.com/office/word/2018/wordml" xmlns:w16du="http://schemas.microsoft.com/office/word/2023/wordml/word16du" xmlns:w16sdtdh="http://schemas.microsoft.com/office/word/2020/wordml/sdtdatahash" xmlns:w16sdtfl="http://schemas.microsoft.com/office/word/2024/wordml/sdtformatlock" xmlns:w16se="http://schemas.microsoft.com/office/word/2015/wordml/symex" xmlns:wpg="http://schemas.microsoft.com/office/word/2010/wordprocessingGroup" xmlns:wpi="http://schemas.microsoft.com/office/word/2010/wordprocessingInk" xmlns:wne="http://schemas.microsoft.com/office/word/2006/wordml" xmlns:wps="http://schemas.microsoft.com/office/word/2010/wordprocessingShape" mc:Ignorable="w14 w15 w16se w16cid w16 w16cex w16sdtdh w16sdtfl w16du wp14">
+<w:glossaryDocument xmlns:wpc="http://schemas.microsoft.com/office/word/2010/wordprocessingCanvas" xmlns:cx="http://schemas.microsoft.com/office/drawing/2014/chartex" xmlns:cx1="http://schemas.microsoft.com/office/drawing/2015/9/8/chartex" xmlns:cx2="http://schemas.microsoft.com/office/drawing/2015/10/21/chartex" xmlns:cx3="http://schemas.microsoft.com/office/drawing/2016/5/9/chartex" xmlns:cx4="http://schemas.microsoft.com/office/drawing/2016/5/10/chartex" xmlns:cx5="http://schemas.microsoft.com/office/drawing/2016/5/11/chartex" xmlns:cx6="http://schemas.microsoft.com/office/drawing/2016/5/12/chartex" xmlns:cx7="http://schemas.microsoft.com/office/drawing/2016/5/13/chartex" xmlns:cx8="http://schemas.microsoft.com/office/drawing/2016/5/14/chartex" xmlns:mc="http://schemas.openxmlformats.org/markup-compatibility/2006" xmlns:aink="http://schemas.microsoft.com/office/drawing/2016/ink" xmlns:am3d="http://schemas.microsoft.com/office/drawing/2017/model3d" xmlns:o="urn:schemas-microsoft-com:office:office" xmlns:oel="http://schemas.microsoft.com/office/2019/extlst" xmlns:r="http://schemas.openxmlformats.org/officeDocument/2006/relationships" xmlns:m="http://schemas.openxmlformats.org/officeDocument/2006/math" xmlns:v="urn:schemas-microsoft-com:vml" xmlns:wp14="http://schemas.microsoft.com/office/word/2010/wordprocessingDrawing" xmlns:wp="http://schemas.openxmlformats.org/drawingml/2006/wordprocessingDrawing" xmlns:w10="urn:schemas-microsoft-com:office:word" xmlns:w="http://schemas.openxmlformats.org/wordprocessingml/2006/main" xmlns:w14="http://schemas.microsoft.com/office/word/2010/wordml" xmlns:w15="http://schemas.microsoft.com/office/word/2012/wordml" xmlns:w16cei="http://schemas.microsoft.com/office/word/2026/wordml/cei" xmlns:w16cex="http://schemas.microsoft.com/office/word/2018/wordml/cex" xmlns:w16cid="http://schemas.microsoft.com/office/word/2016/wordml/cid" xmlns:w16="http://schemas.microsoft.com/office/word/2018/wordml" xmlns:w16du="http://schemas.microsoft.com/office/word/2023/wordml/word16du" xmlns:w16sdtdh="http://schemas.microsoft.com/office/word/2020/wordml/sdtdatahash" xmlns:w16sdtfl="http://schemas.microsoft.com/office/word/2024/wordml/sdtformatlock" xmlns:w16se="http://schemas.microsoft.com/office/word/2015/wordml/symex" xmlns:wpg="http://schemas.microsoft.com/office/word/2010/wordprocessingGroup" xmlns:wpi="http://schemas.microsoft.com/office/word/2010/wordprocessingInk" xmlns:wne="http://schemas.microsoft.com/office/word/2006/wordml" xmlns:wps="http://schemas.microsoft.com/office/word/2010/wordprocessingShape" mc:Ignorable="w14 w15 w16se w16cid w16 w16cex w16sdtdh w16sdtfl w16du wp14">
   <w:docParts>
     <w:docPart>
       <w:docPartPr>
@@ -4505,13 +4282,6 @@
     <w:pitch w:val="variable"/>
     <w:sig w:usb0="E4002EFF" w:usb1="C000E47F" w:usb2="00000009" w:usb3="00000000" w:csb0="000001FF" w:csb1="00000000"/>
   </w:font>
-  <w:font w:name="Arial">
-    <w:panose1 w:val="020B0604020202020204"/>
-    <w:charset w:val="00"/>
-    <w:family w:val="swiss"/>
-    <w:pitch w:val="variable"/>
-    <w:sig w:usb0="E0002EFF" w:usb1="C000785B" w:usb2="00000009" w:usb3="00000000" w:csb0="000001FF" w:csb1="00000000"/>
-  </w:font>
 </w:fonts>
 </file>
 
@@ -4534,11 +4304,17 @@
     <w:rsidRoot w:val="002732CE"/>
     <w:rsid w:val="000C65A1"/>
     <w:rsid w:val="002732CE"/>
+    <w:rsid w:val="003F2BDF"/>
+    <w:rsid w:val="004669A0"/>
+    <w:rsid w:val="005B7C56"/>
     <w:rsid w:val="006203BB"/>
     <w:rsid w:val="006A56E4"/>
     <w:rsid w:val="006B54D9"/>
+    <w:rsid w:val="008858E8"/>
     <w:rsid w:val="008B1B25"/>
     <w:rsid w:val="00973FDF"/>
+    <w:rsid w:val="00A32EF3"/>
+    <w:rsid w:val="00D157B8"/>
     <w:rsid w:val="00DD4377"/>
     <w:rsid w:val="00EF7BF0"/>
   </w:rsids>
@@ -5798,7 +5574,7 @@
 </we:webextension>
 </file>
 
-<file path=customXml/item1.xml>��< ? x m l   v e r s i o n = " 1 . 0 "   e n c o d i n g = " u t f - 1 6 " ? > < N a v W o r d R e p o r t X m l P a r t   x m l n s = " u r n : m i c r o s o f t - d y n a m i c s - n a v / r e p o r t s / S t a n d a r d _ S a l e s _ D r a f t _ I n v o i c e / 1 3 0 3 / " > +<file path=customXml/item1.xml>��< ? x m l   v e r s i o n = " 1 . 0 "   e n c o d i n g = " u t f - 1 6 " ? > < N a v W o r d R e p o r t X m l P a r t   x m l n s = " u r n : m i c r o s o f t - d y n a m i c s - b u s i n e s s c e n t r a l / i n t e r n a l / e x t e n d e d / r e p o r t s / S t a n d a r d _ S a l e s _ D r a f t _ I n v o i c e / 1 3 0 3 / " >   
      < B C R e p o r t I n f o r m a t i o n >   
@@ -5864,475 +5640,477 @@
  
      < / B C R e p o r t I n f o r m a t i o n >   
-     < H e a d e r > - 
-         < B i l l e d T o _ L b l > B i l l e d T o _ L b l < / B i l l e d T o _ L b l > - 
-         < B i l l T o C o n t a c t E m a i l > B i l l T o C o n t a c t E m a i l < / B i l l T o C o n t a c t E m a i l > - 
-         < B i l l T o C o n t a c t E m a i l L b l > B i l l T o C o n t a c t E m a i l L b l < / B i l l T o C o n t a c t E m a i l L b l > - 
-         < B i l l T o C o n t a c t M o b i l e P h o n e N o > B i l l T o C o n t a c t M o b i l e P h o n e N o < / B i l l T o C o n t a c t M o b i l e P h o n e N o > - 
-         < B i l l T o C o n t a c t M o b i l e P h o n e N o L b l > B i l l T o C o n t a c t M o b i l e P h o n e N o L b l < / B i l l T o C o n t a c t M o b i l e P h o n e N o L b l > - 
-         < B i l l T o C o n t a c t P h o n e N o > B i l l T o C o n t a c t P h o n e N o < / B i l l T o C o n t a c t P h o n e N o > - 
-         < B i l l T o C o n t a c t P h o n e N o L b l > B i l l T o C o n t a c t P h o n e N o L b l < / B i l l T o C o n t a c t P h o n e N o L b l > - 
-         < B i l l t o C u s t o m e r N o _ L b l > B i l l t o C u s t o m e r N o _ L b l < / B i l l t o C u s t o m e r N o _ L b l > - 
-         < B i l l t o C u s t u m e r N o > B i l l t o C u s t u m e r N o < / B i l l t o C u s t u m e r N o > - 
-         < C h e c k s P a y a b l e _ L b l > C h e c k s P a y a b l e _ L b l < / C h e c k s P a y a b l e _ L b l > - 
-         < C o m p a n y A d d r e s s 1 > C o m p a n y A d d r e s s 1 < / C o m p a n y A d d r e s s 1 > - 
-         < C o m p a n y A d d r e s s 2 > C o m p a n y A d d r e s s 2 < / C o m p a n y A d d r e s s 2 > - 
-         < C o m p a n y A d d r e s s 3 > C o m p a n y A d d r e s s 3 < / C o m p a n y A d d r e s s 3 > - 
-         < C o m p a n y A d d r e s s 4 > C o m p a n y A d d r e s s 4 < / C o m p a n y A d d r e s s 4 > - 
-         < C o m p a n y A d d r e s s 5 > C o m p a n y A d d r e s s 5 < / C o m p a n y A d d r e s s 5 > - 
-         < C o m p a n y A d d r e s s 6 > C o m p a n y A d d r e s s 6 < / C o m p a n y A d d r e s s 6 > - 
-         < C o m p a n y A d d r e s s 7 > C o m p a n y A d d r e s s 7 < / C o m p a n y A d d r e s s 7 > - 
-         < C o m p a n y A d d r e s s 8 > C o m p a n y A d d r e s s 8 < / C o m p a n y A d d r e s s 8 > - 
-         < C o m p a n y B a n k A c c o u n t N o > C o m p a n y B a n k A c c o u n t N o < / C o m p a n y B a n k A c c o u n t N o > - 
-         < C o m p a n y B a n k A c c o u n t N o _ L b l > C o m p a n y B a n k A c c o u n t N o _ L b l < / C o m p a n y B a n k A c c o u n t N o _ L b l > - 
-         < C o m p a n y B a n k B r a n c h N o > C o m p a n y B a n k B r a n c h N o < / C o m p a n y B a n k B r a n c h N o > - 
-         < C o m p a n y B a n k B r a n c h N o _ L b l > C o m p a n y B a n k B r a n c h N o _ L b l < / C o m p a n y B a n k B r a n c h N o _ L b l > - 
-         < C o m p a n y B a n k N a m e > C o m p a n y B a n k N a m e < / C o m p a n y B a n k N a m e > - 
-         < C o m p a n y B a n k N a m e _ L b l > C o m p a n y B a n k N a m e _ L b l < / C o m p a n y B a n k N a m e _ L b l > - 
-         < C o m p a n y C u s t o m G i r o > C o m p a n y C u s t o m G i r o < / C o m p a n y C u s t o m G i r o > - 
-         < C o m p a n y C u s t o m G i r o _ L b l > C o m p a n y C u s t o m G i r o _ L b l < / C o m p a n y C u s t o m G i r o _ L b l > - 
-         < C o m p a n y E M a i l > C o m p a n y E M a i l < / C o m p a n y E M a i l > - 
-         < C o m p a n y G i r o N o > C o m p a n y G i r o N o < / C o m p a n y G i r o N o > - 
-         < C o m p a n y G i r o N o _ L b l > C o m p a n y G i r o N o _ L b l < / C o m p a n y G i r o N o _ L b l > - 
-         < C o m p a n y H o m e P a g e > C o m p a n y H o m e P a g e < / C o m p a n y H o m e P a g e > - 
-         < C o m p a n y I B A N > C o m p a n y I B A N < / C o m p a n y I B A N > - 
-         < C o m p a n y I B A N _ L b l > C o m p a n y I B A N _ L b l < / C o m p a n y I B A N _ L b l > - 
-         < C o m p a n y L e g a l O f f i c e > C o m p a n y L e g a l O f f i c e < / C o m p a n y L e g a l O f f i c e > - 
-         < C o m p a n y L e g a l O f f i c e _ L b l > C o m p a n y L e g a l O f f i c e _ L b l < / C o m p a n y L e g a l O f f i c e _ L b l > - 
-         < C o m p a n y L e g a l S t a t e m e n t > C o m p a n y L e g a l S t a t e m e n t < / C o m p a n y L e g a l S t a t e m e n t > - 
-         < C o m p a n y L o g o P o s i t i o n > C o m p a n y L o g o P o s i t i o n < / C o m p a n y L o g o P o s i t i o n > - 
-         < C o m p a n y P h o n e N o > C o m p a n y P h o n e N o < / C o m p a n y P h o n e N o > - 
-         < C o m p a n y P h o n e N o _ L b l > C o m p a n y P h o n e N o _ L b l < / C o m p a n y P h o n e N o _ L b l > - 
-         < C o m p a n y P i c t u r e / > - 
-         < C o m p a n y R e g i s t r a t i o n N u m b e r > C o m p a n y R e g i s t r a t i o n N u m b e r < / C o m p a n y R e g i s t r a t i o n N u m b e r > - 
-         < C o m p a n y R e g i s t r a t i o n N u m b e r _ L b l > C o m p a n y R e g i s t r a t i o n N u m b e r _ L b l < / C o m p a n y R e g i s t r a t i o n N u m b e r _ L b l > - 
-         < C o m p a n y S W I F T > C o m p a n y S W I F T < / C o m p a n y S W I F T > - 
-         < C o m p a n y S W I F T _ L b l > C o m p a n y S W I F T _ L b l < / C o m p a n y S W I F T _ L b l > - 
-         < C o m p a n y V A T R e g i s t r a t i o n N o > C o m p a n y V A T R e g i s t r a t i o n N o < / C o m p a n y V A T R e g i s t r a t i o n N o > - 
-         < C o m p a n y V A T R e g i s t r a t i o n N o _ L b l > C o m p a n y V A T R e g i s t r a t i o n N o _ L b l < / C o m p a n y V A T R e g i s t r a t i o n N o _ L b l > - 
-         < C o m p a n y V A T R e g N o > C o m p a n y V A T R e g N o < / C o m p a n y V A T R e g N o > - 
-         < C o m p a n y V A T R e g N o _ L b l > C o m p a n y V A T R e g N o _ L b l < / C o m p a n y V A T R e g N o _ L b l > - 
-         < C o n t a c t _ L b l > C o n t a c t _ L b l < / C o n t a c t _ L b l > - 
-         < C o p y _ L b l > C o p y _ L b l < / C o p y _ L b l > - 
-         < C u s t o m e r A d d r e s s 1 > C u s t o m e r A d d r e s s 1 < / C u s t o m e r A d d r e s s 1 > - 
-         < C u s t o m e r A d d r e s s 2 > C u s t o m e r A d d r e s s 2 < / C u s t o m e r A d d r e s s 2 > - 
-         < C u s t o m e r A d d r e s s 3 > C u s t o m e r A d d r e s s 3 < / C u s t o m e r A d d r e s s 3 > - 
-         < C u s t o m e r A d d r e s s 4 > C u s t o m e r A d d r e s s 4 < / C u s t o m e r A d d r e s s 4 > - 
-         < C u s t o m e r A d d r e s s 5 > C u s t o m e r A d d r e s s 5 < / C u s t o m e r A d d r e s s 5 > - 
-         < C u s t o m e r A d d r e s s 6 > C u s t o m e r A d d r e s s 6 < / C u s t o m e r A d d r e s s 6 > - 
-         < C u s t o m e r A d d r e s s 7 > C u s t o m e r A d d r e s s 7 < / C u s t o m e r A d d r e s s 7 > - 
-         < C u s t o m e r A d d r e s s 8 > C u s t o m e r A d d r e s s 8 < / C u s t o m e r A d d r e s s 8 > - 
-         < C u s t o m e r P o s t a l B a r C o d e > C u s t o m e r P o s t a l B a r C o d e < / C u s t o m e r P o s t a l B a r C o d e > - 
-         < D o c u m e n t D a t e > D o c u m e n t D a t e < / D o c u m e n t D a t e > - 
-         < D o c u m e n t D a t e _ L b l > D o c u m e n t D a t e _ L b l < / D o c u m e n t D a t e _ L b l > - 
-         < D o c u m e n t N o > D o c u m e n t N o < / D o c u m e n t N o > - 
-         < D o c u m e n t N o _ L b l > D o c u m e n t N o _ L b l < / D o c u m e n t N o _ L b l > - 
-         < D o c u m e n t T i t l e _ L b l > D o c u m e n t T i t l e _ L b l < / D o c u m e n t T i t l e _ L b l > - 
-         < D u e D a t e > D u e D a t e < / D u e D a t e > - 
-         < D u e D a t e _ L b l > D u e D a t e _ L b l < / D u e D a t e _ L b l > - 
-         < E M a i l _ L b l > E M a i l _ L b l < / E M a i l _ L b l > - 
-         < E x c h a n g e R a t e A s T e x t > E x c h a n g e R a t e A s T e x t < / E x c h a n g e R a t e A s T e x t > - 
-         < E x t e r n a l D o c u m e n t N o > E x t e r n a l D o c u m e n t N o < / E x t e r n a l D o c u m e n t N o > - 
-         < E x t e r n a l D o c u m e n t N o _ _ L b l > E x t e r n a l D o c u m e n t N o _ _ L b l < / E x t e r n a l D o c u m e n t N o _ _ L b l > - 
-         < F r o m _ L b l > F r o m _ L b l < / F r o m _ L b l > - 
-         < H o m e P a g e _ L b l > H o m e P a g e _ L b l < / H o m e P a g e _ L b l > - 
-         < I n v o i c e D i s c o u n t A m o u n t _ L b l > I n v o i c e D i s c o u n t A m o u n t _ L b l < / I n v o i c e D i s c o u n t A m o u n t _ L b l > - 
-         < I n v o i c e D i s c o u n t B a s e A m o u n t _ L b l > I n v o i c e D i s c o u n t B a s e A m o u n t _ L b l < / I n v o i c e D i s c o u n t B a s e A m o u n t _ L b l > - 
-         < I n v o i c e N o P o s i t i o n _ L b l > I n v o i c e N o P o s i t i o n _ L b l < / I n v o i c e N o P o s i t i o n _ L b l > - 
-         < L e g a l E n t i t y T y p e > L e g a l E n t i t y T y p e < / L e g a l E n t i t y T y p e > - 
-         < L e g a l E n t i t y T y p e _ L b l > L e g a l E n t i t y T y p e _ L b l < / L e g a l E n t i t y T y p e _ L b l > - 
-         < L i n e A m o u n t A f t e r I n v o i c e D i s c o u n t _ L b l > L i n e A m o u n t A f t e r I n v o i c e D i s c o u n t _ L b l < / L i n e A m o u n t A f t e r I n v o i c e D i s c o u n t _ L b l > - 
-         < L o c a l C u r r e n c y _ L b l > L o c a l C u r r e n c y _ L b l < / L o c a l C u r r e n c y _ L b l > - 
-         < P a g e _ L b l > P a g e _ L b l < / P a g e _ L b l > - 
-         < P a y m e n t I n s t r u c t i o n s _ T x t > P a y m e n t I n s t r u c t i o n s _ T x t < / P a y m e n t I n s t r u c t i o n s _ T x t > - 
-         < P a y m e n t M e t h o d D e s c r i p t i o n > P a y m e n t M e t h o d D e s c r i p t i o n < / P a y m e n t M e t h o d D e s c r i p t i o n > - 
-         < P a y m e n t M e t h o d D e s c r i p t i o n _ L b l > P a y m e n t M e t h o d D e s c r i p t i o n _ L b l < / P a y m e n t M e t h o d D e s c r i p t i o n _ L b l > - 
-         < P a y m e n t T e r m s D e s c r i p t i o n > P a y m e n t T e r m s D e s c r i p t i o n < / P a y m e n t T e r m s D e s c r i p t i o n > - 
-         < P a y m e n t T e r m s D e s c r i p t i o n _ L b l > P a y m e n t T e r m s D e s c r i p t i o n _ L b l < / P a y m e n t T e r m s D e s c r i p t i o n _ L b l > - 
-         < P r i c e s I n c l u d i n g V A T > P r i c e s I n c l u d i n g V A T < / P r i c e s I n c l u d i n g V A T > - 
-         < P r i c e s I n c l u d i n g V A T _ L b l > P r i c e s I n c l u d i n g V A T _ L b l < / P r i c e s I n c l u d i n g V A T _ L b l > - 
-         < P r i c e s I n c l u d i n g V A T Y e s N o > P r i c e s I n c l u d i n g V A T Y e s N o < / P r i c e s I n c l u d i n g V A T Y e s N o > - 
-         < Q u e s t i o n s _ L b l > Q u e s t i o n s _ L b l < / Q u e s t i o n s _ L b l > - 
-         < S a l e s I n v o i c e L i n e D i s c o u n t _ L b l > S a l e s I n v o i c e L i n e D i s c o u n t _ L b l < / S a l e s I n v o i c e L i n e D i s c o u n t _ L b l > - 
-         < S a l e s P e r s o n _ L b l > S a l e s P e r s o n _ L b l < / S a l e s P e r s o n _ L b l > - 
-         < S a l e s P e r s o n B l a n k _ L b l > S a l e s P e r s o n B l a n k _ L b l < / S a l e s P e r s o n B l a n k _ L b l > - 
-         < S a l e s P e r s o n N a m e > S a l e s P e r s o n N a m e < / S a l e s P e r s o n N a m e > - 
-         < S e l l T o C o n t a c t E m a i l > S e l l T o C o n t a c t E m a i l < / S e l l T o C o n t a c t E m a i l > - 
-         < S e l l T o C o n t a c t E m a i l L b l > S e l l T o C o n t a c t E m a i l L b l < / S e l l T o C o n t a c t E m a i l L b l > - 
-         < S e l l T o C o n t a c t M o b i l e P h o n e N o > S e l l T o C o n t a c t M o b i l e P h o n e N o < / S e l l T o C o n t a c t M o b i l e P h o n e N o > - 
-         < S e l l T o C o n t a c t M o b i l e P h o n e N o L b l > S e l l T o C o n t a c t M o b i l e P h o n e N o L b l < / S e l l T o C o n t a c t M o b i l e P h o n e N o L b l > - 
-         < S e l l T o C o n t a c t P h o n e N o > S e l l T o C o n t a c t P h o n e N o < / S e l l T o C o n t a c t P h o n e N o > - 
-         < S e l l T o C o n t a c t P h o n e N o L b l > S e l l T o C o n t a c t P h o n e N o L b l < / S e l l T o C o n t a c t P h o n e N o L b l > - 
-         < S e l l t o C u s t o m e r N o > S e l l t o C u s t o m e r N o < / S e l l t o C u s t o m e r N o > - 
-         < S e l l t o C u s t o m e r N o _ L b l > S e l l t o C u s t o m e r N o _ L b l < / S e l l t o C u s t o m e r N o _ L b l > - 
-         < S h i p m e n t _ L b l > S h i p m e n t _ L b l < / S h i p m e n t _ L b l > - 
-         < S h i p m e n t M e t h o d D e s c r i p t i o n > S h i p m e n t M e t h o d D e s c r i p t i o n < / S h i p m e n t M e t h o d D e s c r i p t i o n > - 
-         < S h i p m e n t M e t h o d D e s c r i p t i o n _ L b l > S h i p m e n t M e t h o d D e s c r i p t i o n _ L b l < / S h i p m e n t M e t h o d D e s c r i p t i o n _ L b l > - 
-         < S h i p T o A d d r e s s _ L b l > S h i p T o A d d r e s s _ L b l < / S h i p T o A d d r e s s _ L b l > - 
-         < S h i p T o A d d r e s s 1 > S h i p T o A d d r e s s 1 < / S h i p T o A d d r e s s 1 > - 
-         < S h i p T o A d d r e s s 2 > S h i p T o A d d r e s s 2 < / S h i p T o A d d r e s s 2 > - 
-         < S h i p T o A d d r e s s 3 > S h i p T o A d d r e s s 3 < / S h i p T o A d d r e s s 3 > - 
-         < S h i p T o A d d r e s s 4 > S h i p T o A d d r e s s 4 < / S h i p T o A d d r e s s 4 > - 
-         < S h i p T o A d d r e s s 5 > S h i p T o A d d r e s s 5 < / S h i p T o A d d r e s s 5 > - 
-         < S h i p T o A d d r e s s 6 > S h i p T o A d d r e s s 6 < / S h i p T o A d d r e s s 6 > - 
-         < S h i p T o A d d r e s s 7 > S h i p T o A d d r e s s 7 < / S h i p T o A d d r e s s 7 > - 
-         < S h i p T o A d d r e s s 8 > S h i p T o A d d r e s s 8 < / S h i p T o A d d r e s s 8 > - 
-         < S h i p T o P h o n e N o > S h i p T o P h o n e N o < / S h i p T o P h o n e N o > - 
-         < S h o w S h i p p i n g A d d r e s s > S h o w S h i p p i n g A d d r e s s < / S h o w S h i p p i n g A d d r e s s > - 
-         < S h o w W o r k D e s c r i p t i o n > S h o w W o r k D e s c r i p t i o n < / S h o w W o r k D e s c r i p t i o n > - 
-         < S u b t o t a l _ L b l > S u b t o t a l _ L b l < / S u b t o t a l _ L b l > - 
-         < T h a n k s _ L b l > T h a n k s _ L b l < / T h a n k s _ L b l > - 
-         < T o t a l _ L b l > T o t a l _ L b l < / T o t a l _ L b l > - 
-         < V A T A m o u n t _ L b l > V A T A m o u n t _ L b l < / V A T A m o u n t _ L b l > - 
-         < V A T A m o u n t S p e c i f i c a t i o n _ L b l > V A T A m o u n t S p e c i f i c a t i o n _ L b l < / V A T A m o u n t S p e c i f i c a t i o n _ L b l > - 
-         < V A T B a s e _ L b l > V A T B a s e _ L b l < / V A T B a s e _ L b l > - 
-         < V A T C l a u s e _ L b l > V A T C l a u s e _ L b l < / V A T C l a u s e _ L b l > - 
-         < V A T C l a u s e s _ L b l > V A T C l a u s e s _ L b l < / V A T C l a u s e s _ L b l > - 
-         < V A T I d e n t i f i e r _ L b l > V A T I d e n t i f i e r _ L b l < / V A T I d e n t i f i e r _ L b l > - 
-         < V A T P e r c e n t a g e _ L b l > V A T P e r c e n t a g e _ L b l < / V A T P e r c e n t a g e _ L b l > - 
-         < V A T R e g i s t r a t i o n N o > V A T R e g i s t r a t i o n N o < / V A T R e g i s t r a t i o n N o > - 
-         < V A T R e g i s t r a t i o n N o _ L b l > V A T R e g i s t r a t i o n N o _ L b l < / V A T R e g i s t r a t i o n N o _ L b l > - 
-         < Y o u r D o c u m e n t T i t l e _ L b l > Y o u r D o c u m e n t T i t l e _ L b l < / Y o u r D o c u m e n t T i t l e _ L b l > - 
-         < Y o u r R e f e r e n c e > Y o u r R e f e r e n c e < / Y o u r R e f e r e n c e > - 
-         < Y o u r R e f e r e n c e _ _ L b l > Y o u r R e f e r e n c e _ _ L b l < / Y o u r R e f e r e n c e _ _ L b l > - 
-         < L i n e > - 
-             < A m o u n t E x c l u d i n g V A T _ L i n e > A m o u n t E x c l u d i n g V A T _ L i n e < / A m o u n t E x c l u d i n g V A T _ L i n e > - 
-             < A m o u n t E x c l u d i n g V A T _ L i n e _ L b l > A m o u n t E x c l u d i n g V A T _ L i n e _ L b l < / A m o u n t E x c l u d i n g V A T _ L i n e _ L b l > - 
-             < A m o u n t I n c l u d i n g V A T _ L i n e > A m o u n t I n c l u d i n g V A T _ L i n e < / A m o u n t I n c l u d i n g V A T _ L i n e > - 
-             < A m o u n t I n c l u d i n g V A T _ L i n e _ L b l > A m o u n t I n c l u d i n g V A T _ L i n e _ L b l < / A m o u n t I n c l u d i n g V A T _ L i n e _ L b l > - 
-             < D e s c r i p t i o n _ L i n e > D e s c r i p t i o n _ L i n e < / D e s c r i p t i o n _ L i n e > - 
-             < D e s c r i p t i o n _ L i n e _ L b l > D e s c r i p t i o n _ L i n e _ L b l < / D e s c r i p t i o n _ L i n e _ L b l > - 
-             < I t e m N o _ L i n e > I t e m N o _ L i n e < / I t e m N o _ L i n e > - 
-             < I t e m N o _ L i n e _ L b l > I t e m N o _ L i n e _ L b l < / I t e m N o _ L i n e _ L b l > - 
-             < I t e m R e f e r e n c e N o _ L i n e > I t e m R e f e r e n c e N o _ L i n e < / I t e m R e f e r e n c e N o _ L i n e > - 
-             < I t e m R e f e r e n c e N o _ L i n e _ L b l > I t e m R e f e r e n c e N o _ L i n e _ L b l < / I t e m R e f e r e n c e N o _ L i n e _ L b l > - 
-             < L i n e A m o u n t _ L i n e > L i n e A m o u n t _ L i n e < / L i n e A m o u n t _ L i n e > - 
-             < L i n e A m o u n t _ L i n e _ L b l > L i n e A m o u n t _ L i n e _ L b l < / L i n e A m o u n t _ L i n e _ L b l > - 
-             < L i n e D i s c o u n t P e r c e n t _ L i n e > L i n e D i s c o u n t P e r c e n t _ L i n e < / L i n e D i s c o u n t P e r c e n t _ L i n e > - 
-             < L i n e D i s c o u n t P e r c e n t T e x t _ L i n e > L i n e D i s c o u n t P e r c e n t T e x t _ L i n e < / L i n e D i s c o u n t P e r c e n t T e x t _ L i n e > - 
-             < L i n e N o _ L i n e > L i n e N o _ L i n e < / L i n e N o _ L i n e > - 
-             < P r i c e _ L b l > P r i c e _ L b l < / P r i c e _ L b l > - 
-             < P r i c e P e r _ L b l > P r i c e P e r _ L b l < / P r i c e P e r _ L b l > - 
-             < Q t y _ L b l > Q t y _ L b l < / Q t y _ L b l > - 
-             < Q u a n t i t y _ L i n e > Q u a n t i t y _ L i n e < / Q u a n t i t y _ L i n e > - 
-             < Q u a n t i t y _ L i n e _ L b l > Q u a n t i t y _ L i n e _ L b l < / Q u a n t i t y _ L i n e _ L b l > - 
-             < S h i p m e n t D a t e _ L b l > S h i p m e n t D a t e _ L b l < / S h i p m e n t D a t e _ L b l > - 
-             < S h i p m e n t D a t e _ L i n e > S h i p m e n t D a t e _ L i n e < / S h i p m e n t D a t e _ L i n e > - 
-             < T r a n s H e a d e r A m o u n t > T r a n s H e a d e r A m o u n t < / T r a n s H e a d e r A m o u n t > - 
-             < T y p e _ L i n e > T y p e _ L i n e < / T y p e _ L i n e > - 
-             < U n i t _ L b l > U n i t _ L b l < / U n i t _ L b l > - 
-             < U n i t O f M e a s u r e > U n i t O f M e a s u r e < / U n i t O f M e a s u r e > - 
-             < U n i t O f M e a s u r e _ L b l > U n i t O f M e a s u r e _ L b l < / U n i t O f M e a s u r e _ L b l > - 
-             < U n i t P r i c e > U n i t P r i c e < / U n i t P r i c e > - 
-             < U n i t P r i c e _ L b l > U n i t P r i c e _ L b l < / U n i t P r i c e _ L b l > - 
-             < V A T I d e n t i f i e r _ L i n e > V A T I d e n t i f i e r _ L i n e < / V A T I d e n t i f i e r _ L i n e > - 
-             < V A T I d e n t i f i e r _ L i n e _ L b l > V A T I d e n t i f i e r _ L i n e _ L b l < / V A T I d e n t i f i e r _ L i n e _ L b l > - 
-             < V A T P c t _ L i n e > V A T P c t _ L i n e < / V A T P c t _ L i n e > - 
-             < V A T P c t _ L i n e _ L b l > V A T P c t _ L i n e _ L b l < / V A T P c t _ L i n e _ L b l > +     < T o o l t i p s / > + 
+     < H e a d e r   E l e m e n t T y p e = " D a t a I t e m "   E l e m e n t I d = " 1 2 4 0 3 7 3 8 8 6 " > + 
+         < B i l l e d T o _ L b l   E l e m e n t T y p e = " C o l u m n "   E l e m e n t I d = " 1 7 4 5 4 4 9 0 7 9 "   D a t a T y p e = " T e x t C o n s t " > B i l l e d T o _ L b l < / B i l l e d T o _ L b l > + 
+         < B i l l T o C o n t a c t E m a i l   E l e m e n t T y p e = " C o l u m n "   E l e m e n t I d = " 3 3 5 8 2 7 8 9 5 "   D a t a T y p e = " T e x t " > B i l l T o C o n t a c t E m a i l < / B i l l T o C o n t a c t E m a i l > + 
+         < B i l l T o C o n t a c t E m a i l L b l   E l e m e n t T y p e = " C o l u m n "   E l e m e n t I d = " 2 9 6 4 7 8 3 6 5 "   D a t a T y p e = " T e x t C o n s t " > B i l l T o C o n t a c t E m a i l L b l < / B i l l T o C o n t a c t E m a i l L b l > + 
+         < B i l l T o C o n t a c t M o b i l e P h o n e N o   E l e m e n t T y p e = " C o l u m n "   E l e m e n t I d = " 2 4 8 4 8 8 6 9 6 "   D a t a T y p e = " T e x t " > B i l l T o C o n t a c t M o b i l e P h o n e N o < / B i l l T o C o n t a c t M o b i l e P h o n e N o > + 
+         < B i l l T o C o n t a c t M o b i l e P h o n e N o L b l   E l e m e n t T y p e = " C o l u m n "   E l e m e n t I d = " 2 7 6 3 1 1 3 3 8 "   D a t a T y p e = " T e x t C o n s t " > B i l l T o C o n t a c t M o b i l e P h o n e N o L b l < / B i l l T o C o n t a c t M o b i l e P h o n e N o L b l > + 
+         < B i l l T o C o n t a c t P h o n e N o   E l e m e n t T y p e = " C o l u m n "   E l e m e n t I d = " 3 6 2 4 7 7 4 8 8 "   D a t a T y p e = " T e x t " > B i l l T o C o n t a c t P h o n e N o < / B i l l T o C o n t a c t P h o n e N o > + 
+         < B i l l T o C o n t a c t P h o n e N o L b l   E l e m e n t T y p e = " C o l u m n "   E l e m e n t I d = " 2 1 2 3 3 4 5 9 6 6 "   D a t a T y p e = " T e x t C o n s t " > B i l l T o C o n t a c t P h o n e N o L b l < / B i l l T o C o n t a c t P h o n e N o L b l > + 
+         < B i l l t o C u s t o m e r N o _ L b l   E l e m e n t T y p e = " C o l u m n "   E l e m e n t I d = " 3 6 9 3 0 7 8 1 3 "   D a t a T y p e = " S t r i n g " > B i l l t o C u s t o m e r N o _ L b l < / B i l l t o C u s t o m e r N o _ L b l > + 
+         < B i l l t o C u s t u m e r N o   E l e m e n t T y p e = " C o l u m n "   E l e m e n t I d = " 2 8 0 4 7 3 0 5 8 "   D a t a T y p e = " C o d e " > B i l l t o C u s t u m e r N o < / B i l l t o C u s t u m e r N o > + 
+         < C h e c k s P a y a b l e _ L b l   E l e m e n t T y p e = " C o l u m n "   E l e m e n t I d = " 1 0 5 3 1 5 6 0 6 5 "   D a t a T y p e = " T e x t " > C h e c k s P a y a b l e _ L b l < / C h e c k s P a y a b l e _ L b l > + 
+         < C o m p a n y A d d r e s s 1   E l e m e n t T y p e = " C o l u m n "   E l e m e n t I d = " 1 8 8 4 1 6 4 3 2 3 "   D a t a T y p e = " T e x t " > C o m p a n y A d d r e s s 1 < / C o m p a n y A d d r e s s 1 > + 
+         < C o m p a n y A d d r e s s 2   E l e m e n t T y p e = " C o l u m n "   E l e m e n t I d = " 1 2 4 6 4 6 7 7 0 6 "   D a t a T y p e = " T e x t " > C o m p a n y A d d r e s s 2 < / C o m p a n y A d d r e s s 2 > + 
+         < C o m p a n y A d d r e s s 3   E l e m e n t T y p e = " C o l u m n "   E l e m e n t I d = " 6 0 8 7 7 1 0 8 9 "   D a t a T y p e = " T e x t " > C o m p a n y A d d r e s s 3 < / C o m p a n y A d d r e s s 3 > + 
+         < C o m p a n y A d d r e s s 4   E l e m e n t T y p e = " C o l u m n "   E l e m e n t I d = " 7 7 7 6 8 0 1 1 2 "   D a t a T y p e = " T e x t " > C o m p a n y A d d r e s s 4 < / C o m p a n y A d d r e s s 4 > + 
+         < C o m p a n y A d d r e s s 5   E l e m e n t T y p e = " C o l u m n "   E l e m e n t I d = " 1 3 9 9 8 3 4 9 5 "   D a t a T y p e = " T e x t " > C o m p a n y A d d r e s s 5 < / C o m p a n y A d d r e s s 5 > + 
+         < C o m p a n y A d d r e s s 6   E l e m e n t T y p e = " C o l u m n "   E l e m e n t I d = " 4 9 7 7 1 3 1 2 2 "   D a t a T y p e = " T e x t " > C o m p a n y A d d r e s s 6 < / C o m p a n y A d d r e s s 6 > + 
+         < C o m p a n y A d d r e s s 7   E l e m e n t T y p e = " C o l u m n "   E l e m e n t I d = " 1 1 3 5 4 0 9 7 3 9 "   D a t a T y p e = " T e x t " > C o m p a n y A d d r e s s 7 < / C o m p a n y A d d r e s s 7 > + 
+         < C o m p a n y A d d r e s s 8   E l e m e n t T y p e = " C o l u m n "   E l e m e n t I d = " 1 7 1 5 2 5 5 3 0 0 "   D a t a T y p e = " T e x t " > C o m p a n y A d d r e s s 8 < / C o m p a n y A d d r e s s 8 > + 
+         < C o m p a n y B a n k A c c o u n t N o   E l e m e n t T y p e = " C o l u m n "   E l e m e n t I d = " 3 0 1 4 0 2 0 4 "   D a t a T y p e = " T e x t " > C o m p a n y B a n k A c c o u n t N o < / C o m p a n y B a n k A c c o u n t N o > + 
+         < C o m p a n y B a n k A c c o u n t N o _ L b l   E l e m e n t T y p e = " C o l u m n "   E l e m e n t I d = " 1 0 9 7 7 4 3 3 4 5 "   D a t a T y p e = " T e x t C o n s t " > C o m p a n y B a n k A c c o u n t N o _ L b l < / C o m p a n y B a n k A c c o u n t N o _ L b l > + 
+         < C o m p a n y B a n k B r a n c h N o   E l e m e n t T y p e = " C o l u m n "   E l e m e n t I d = " 7 9 3 1 3 3 0 5 7 "   D a t a T y p e = " T e x t " > C o m p a n y B a n k B r a n c h N o < / C o m p a n y B a n k B r a n c h N o > + 
+         < C o m p a n y B a n k B r a n c h N o _ L b l   E l e m e n t T y p e = " C o l u m n "   E l e m e n t I d = " 3 2 7 9 0 6 6 9 2 "   D a t a T y p e = " S t r i n g " > C o m p a n y B a n k B r a n c h N o _ L b l < / C o m p a n y B a n k B r a n c h N o _ L b l > + 
+         < C o m p a n y B a n k N a m e   E l e m e n t T y p e = " C o l u m n "   E l e m e n t I d = " 1 5 3 4 9 0 5 6 0 5 "   D a t a T y p e = " T e x t " > C o m p a n y B a n k N a m e < / C o m p a n y B a n k N a m e > + 
+         < C o m p a n y B a n k N a m e _ L b l   E l e m e n t T y p e = " C o l u m n "   E l e m e n t I d = " 1 2 0 4 3 0 7 0 1 4 "   D a t a T y p e = " T e x t C o n s t " > C o m p a n y B a n k N a m e _ L b l < / C o m p a n y B a n k N a m e _ L b l > + 
+         < C o m p a n y C u s t o m G i r o   E l e m e n t T y p e = " C o l u m n "   E l e m e n t I d = " 1 6 7 0 4 7 5 7 9 8 "   D a t a T y p e = " T e x t " > C o m p a n y C u s t o m G i r o < / C o m p a n y C u s t o m G i r o > + 
+         < C o m p a n y C u s t o m G i r o _ L b l   E l e m e n t T y p e = " C o l u m n "   E l e m e n t I d = " 8 9 1 4 3 9 6 2 5 "   D a t a T y p e = " T e x t " > C o m p a n y C u s t o m G i r o _ L b l < / C o m p a n y C u s t o m G i r o _ L b l > + 
+         < C o m p a n y E M a i l   E l e m e n t T y p e = " C o l u m n "   E l e m e n t I d = " 1 6 7 7 0 7 4 0 5 8 "   D a t a T y p e = " T e x t " > C o m p a n y E M a i l < / C o m p a n y E M a i l > + 
+         < C o m p a n y G i r o N o   E l e m e n t T y p e = " C o l u m n "   E l e m e n t I d = " 1 3 6 0 1 9 6 3 2 0 "   D a t a T y p e = " T e x t " > C o m p a n y G i r o N o < / C o m p a n y G i r o N o > + 
+         < C o m p a n y G i r o N o _ L b l   E l e m e n t T y p e = " C o l u m n "   E l e m e n t I d = " 8 6 1 6 0 2 1 1 5 "   D a t a T y p e = " T e x t C o n s t " > C o m p a n y G i r o N o _ L b l < / C o m p a n y G i r o N o _ L b l > + 
+         < C o m p a n y H o m e P a g e   E l e m e n t T y p e = " C o l u m n "   E l e m e n t I d = " 1 9 8 9 1 8 8 7 0 "   D a t a T y p e = " T e x t " > C o m p a n y H o m e P a g e < / C o m p a n y H o m e P a g e > + 
+         < C o m p a n y I B A N   E l e m e n t T y p e = " C o l u m n "   E l e m e n t I d = " 9 0 6 5 4 9 1 8 2 "   D a t a T y p e = " C o d e " > C o m p a n y I B A N < / C o m p a n y I B A N > + 
+         < C o m p a n y I B A N _ L b l   E l e m e n t T y p e = " C o l u m n "   E l e m e n t I d = " 1 2 6 7 9 5 2 2 2 7 "   D a t a T y p e = " S t r i n g " > C o m p a n y I B A N _ L b l < / C o m p a n y I B A N _ L b l > + 
+         < C o m p a n y L e g a l O f f i c e   E l e m e n t T y p e = " C o l u m n "   E l e m e n t I d = " 7 1 4 2 5 8 1 1 1 "   D a t a T y p e = " T e x t " > C o m p a n y L e g a l O f f i c e < / C o m p a n y L e g a l O f f i c e > + 
+         < C o m p a n y L e g a l O f f i c e _ L b l   E l e m e n t T y p e = " C o l u m n "   E l e m e n t I d = " 1 5 3 3 1 7 5 1 0 8 "   D a t a T y p e = " T e x t " > C o m p a n y L e g a l O f f i c e _ L b l < / C o m p a n y L e g a l O f f i c e _ L b l > + 
+         < C o m p a n y L e g a l S t a t e m e n t   E l e m e n t T y p e = " C o l u m n "   E l e m e n t I d = " 4 4 8 3 5 8 8 7 6 "   D a t a T y p e = " T e x t " > C o m p a n y L e g a l S t a t e m e n t < / C o m p a n y L e g a l S t a t e m e n t > + 
+         < C o m p a n y L o g o P o s i t i o n   E l e m e n t T y p e = " C o l u m n "   E l e m e n t I d = " 1 4 2 5 2 6 6 6 8 8 "   D a t a T y p e = " I n t e g e r " > C o m p a n y L o g o P o s i t i o n < / C o m p a n y L o g o P o s i t i o n > + 
+         < C o m p a n y P h o n e N o   E l e m e n t T y p e = " C o l u m n "   E l e m e n t I d = " 2 5 0 4 4 0 6 5 5 "   D a t a T y p e = " T e x t " > C o m p a n y P h o n e N o < / C o m p a n y P h o n e N o > + 
+         < C o m p a n y P h o n e N o _ L b l   E l e m e n t T y p e = " C o l u m n "   E l e m e n t I d = " 5 5 8 5 9 3 5 8 6 "   D a t a T y p e = " T e x t C o n s t " > C o m p a n y P h o n e N o _ L b l < / C o m p a n y P h o n e N o _ L b l > + 
+         < C o m p a n y P i c t u r e   E l e m e n t T y p e = " C o l u m n "   E l e m e n t I d = " 1 3 9 7 4 1 1 0 7 4 "   D a t a T y p e = " B L O B " / > + 
+         < C o m p a n y R e g i s t r a t i o n N u m b e r   E l e m e n t T y p e = " C o l u m n "   E l e m e n t I d = " 2 0 2 3 6 3 9 4 2 4 "   D a t a T y p e = " T e x t " > C o m p a n y R e g i s t r a t i o n N u m b e r < / C o m p a n y R e g i s t r a t i o n N u m b e r > + 
+         < C o m p a n y R e g i s t r a t i o n N u m b e r _ L b l   E l e m e n t T y p e = " C o l u m n "   E l e m e n t I d = " 1 8 3 3 1 0 6 6 5 3 "   D a t a T y p e = " T e x t " > C o m p a n y R e g i s t r a t i o n N u m b e r _ L b l < / C o m p a n y R e g i s t r a t i o n N u m b e r _ L b l > + 
+         < C o m p a n y S W I F T   E l e m e n t T y p e = " C o l u m n "   E l e m e n t I d = " 6 6 8 2 5 0 2 4 5 "   D a t a T y p e = " C o d e " > C o m p a n y S W I F T < / C o m p a n y S W I F T > + 
+         < C o m p a n y S W I F T _ L b l   E l e m e n t T y p e = " C o l u m n "   E l e m e n t I d = " 2 0 2 9 5 9 7 3 8 4 "   D a t a T y p e = " S t r i n g " > C o m p a n y S W I F T _ L b l < / C o m p a n y S W I F T _ L b l > + 
+         < C o m p a n y V A T R e g i s t r a t i o n N o   E l e m e n t T y p e = " C o l u m n "   E l e m e n t I d = " 1 9 1 4 0 1 3 6 4 9 "   D a t a T y p e = " T e x t " > C o m p a n y V A T R e g i s t r a t i o n N o < / C o m p a n y V A T R e g i s t r a t i o n N o > + 
+         < C o m p a n y V A T R e g i s t r a t i o n N o _ L b l   E l e m e n t T y p e = " C o l u m n "   E l e m e n t I d = " 9 2 4 5 0 3 1 2 4 "   D a t a T y p e = " T e x t " > C o m p a n y V A T R e g i s t r a t i o n N o _ L b l < / C o m p a n y V A T R e g i s t r a t i o n N o _ L b l > + 
+         < C o m p a n y V A T R e g N o   E l e m e n t T y p e = " C o l u m n "   E l e m e n t I d = " 1 7 1 4 3 1 9 3 6 "   D a t a T y p e = " T e x t " > C o m p a n y V A T R e g N o < / C o m p a n y V A T R e g N o > + 
+         < C o m p a n y V A T R e g N o _ L b l   E l e m e n t T y p e = " C o l u m n "   E l e m e n t I d = " 7 7 3 2 0 1 5 0 1 "   D a t a T y p e = " T e x t " > C o m p a n y V A T R e g N o _ L b l < / C o m p a n y V A T R e g N o _ L b l > + 
+         < C o n t a c t _ L b l   E l e m e n t T y p e = " C o l u m n "   E l e m e n t I d = " 1 1 5 5 0 9 4 7 5 2 "   D a t a T y p e = " T e x t " > C o n t a c t _ L b l < / C o n t a c t _ L b l > + 
+         < C o p y _ L b l   E l e m e n t T y p e = " C o l u m n "   E l e m e n t I d = " 6 0 4 7 8 2 7 8 1 "   D a t a T y p e = " T e x t C o n s t " > C o p y _ L b l < / C o p y _ L b l > + 
+         < C u s t o m e r A d d r e s s 1   E l e m e n t T y p e = " C o l u m n "   E l e m e n t I d = " 1 8 0 1 9 6 6 4 5 4 "   D a t a T y p e = " T e x t " > C u s t o m e r A d d r e s s 1 < / C u s t o m e r A d d r e s s 1 > + 
+         < C u s t o m e r A d d r e s s 2   E l e m e n t T y p e = " C o l u m n "   E l e m e n t I d = " 1 1 6 4 2 6 9 8 3 7 "   D a t a T y p e = " T e x t " > C u s t o m e r A d d r e s s 2 < / C u s t o m e r A d d r e s s 2 > + 
+         < C u s t o m e r A d d r e s s 3   E l e m e n t T y p e = " C o l u m n "   E l e m e n t I d = " 5 2 6 5 7 3 2 2 0 "   D a t a T y p e = " T e x t " > C u s t o m e r A d d r e s s 3 < / C u s t o m e r A d d r e s s 3 > + 
+         < C u s t o m e r A d d r e s s 4   E l e m e n t T y p e = " C o l u m n "   E l e m e n t I d = " 1 1 1 1 2 3 3 9 7 "   D a t a T y p e = " T e x t " > C u s t o m e r A d d r e s s 4 < / C u s t o m e r A d d r e s s 4 > + 
+         < C u s t o m e r A d d r e s s 5   E l e m e n t T y p e = " C o l u m n "   E l e m e n t I d = " 7 4 8 8 2 0 0 1 4 "   D a t a T y p e = " T e x t " > C u s t o m e r A d d r e s s 5 < / C u s t o m e r A d d r e s s 5 > + 
+         < C u s t o m e r A d d r e s s 6   E l e m e n t T y p e = " C o l u m n "   E l e m e n t I d = " 1 3 8 6 5 1 6 6 3 1 "   D a t a T y p e = " T e x t " > C u s t o m e r A d d r e s s 6 < / C u s t o m e r A d d r e s s 6 > + 
+         < C u s t o m e r A d d r e s s 7   E l e m e n t T y p e = " C o l u m n "   E l e m e n t I d = " 2 0 2 4 2 1 3 2 4 8 "   D a t a T y p e = " T e x t " > C u s t o m e r A d d r e s s 7 < / C u s t o m e r A d d r e s s 7 > + 
+         < C u s t o m e r A d d r e s s 8   E l e m e n t T y p e = " C o l u m n "   E l e m e n t I d = " 1 0 4 8 6 9 8 5 8 5 "   D a t a T y p e = " T e x t " > C u s t o m e r A d d r e s s 8 < / C u s t o m e r A d d r e s s 8 > + 
+         < C u s t o m e r P o s t a l B a r C o d e   E l e m e n t T y p e = " C o l u m n "   E l e m e n t I d = " 3 9 8 5 8 0 6 8 8 "   D a t a T y p e = " T e x t " > C u s t o m e r P o s t a l B a r C o d e < / C u s t o m e r P o s t a l B a r C o d e > + 
+         < D o c u m e n t D a t e   E l e m e n t T y p e = " C o l u m n "   E l e m e n t I d = " 5 5 2 8 7 1 9 1 4 "   D a t a T y p e = " S t r i n g " > D o c u m e n t D a t e < / D o c u m e n t D a t e > + 
+         < D o c u m e n t D a t e _ L b l   E l e m e n t T y p e = " C o l u m n "   E l e m e n t I d = " 1 0 2 6 4 9 4 8 3 "   D a t a T y p e = " S t r i n g " > D o c u m e n t D a t e _ L b l < / D o c u m e n t D a t e _ L b l > + 
+         < D o c u m e n t N o   E l e m e n t T y p e = " C o l u m n "   E l e m e n t I d = " 9 7 0 3 5 0 5 3 9 "   D a t a T y p e = " C o d e " > D o c u m e n t N o < / D o c u m e n t N o > + 
+         < D o c u m e n t N o _ L b l   E l e m e n t T y p e = " C o l u m n "   E l e m e n t I d = " 7 8 9 7 9 5 9 7 8 "   D a t a T y p e = " T e x t " > D o c u m e n t N o _ L b l < / D o c u m e n t N o _ L b l > + 
+         < D o c u m e n t T i t l e _ L b l   E l e m e n t T y p e = " C o l u m n "   E l e m e n t I d = " 8 5 8 4 2 3 9 2 9 "   D a t a T y p e = " T e x t " > D o c u m e n t T i t l e _ L b l < / D o c u m e n t T i t l e _ L b l > + 
+         < D u e D a t e   E l e m e n t T y p e = " C o l u m n "   E l e m e n t I d = " 7 4 5 1 7 0 2 0 3 "   D a t a T y p e = " S t r i n g " > D u e D a t e < / D u e D a t e > + 
+         < D u e D a t e _ L b l   E l e m e n t T y p e = " C o l u m n "   E l e m e n t I d = " 1 6 4 8 2 8 4 6 4 8 "   D a t a T y p e = " S t r i n g " > D u e D a t e _ L b l < / D u e D a t e _ L b l > + 
+         < E M a i l _ L b l   E l e m e n t T y p e = " C o l u m n "   E l e m e n t I d = " 1 4 3 8 8 6 8 0 1 2 "   D a t a T y p e = " T e x t C o n s t " > E M a i l _ L b l < / E M a i l _ L b l > + 
+         < E x c h a n g e R a t e A s T e x t   E l e m e n t T y p e = " C o l u m n "   E l e m e n t I d = " 5 9 2 9 5 5 8 4 5 "   D a t a T y p e = " T e x t " > E x c h a n g e R a t e A s T e x t < / E x c h a n g e R a t e A s T e x t > + 
+         < E x t e r n a l D o c u m e n t N o   E l e m e n t T y p e = " C o l u m n "   E l e m e n t I d = " 7 3 3 9 5 3 9 6 6 "   D a t a T y p e = " C o d e " > E x t e r n a l D o c u m e n t N o < / E x t e r n a l D o c u m e n t N o > + 
+         < E x t e r n a l D o c u m e n t N o _ _ L b l   E l e m e n t T y p e = " C o l u m n "   E l e m e n t I d = " 2 2 3 4 3 3 3 2 "   D a t a T y p e = " S t r i n g " > E x t e r n a l D o c u m e n t N o _ _ L b l < / E x t e r n a l D o c u m e n t N o _ _ L b l > + 
+         < F r o m _ L b l   E l e m e n t T y p e = " C o l u m n "   E l e m e n t I d = " 4 8 5 4 2 6 1 3 8 "   D a t a T y p e = " T e x t C o n s t " > F r o m _ L b l < / F r o m _ L b l > + 
+         < H o m e P a g e _ L b l   E l e m e n t T y p e = " C o l u m n "   E l e m e n t I d = " 1 4 3 3 5 9 2 3 0 0 "   D a t a T y p e = " T e x t C o n s t " > H o m e P a g e _ L b l < / H o m e P a g e _ L b l > + 
+         < I n v o i c e D i s c o u n t A m o u n t _ L b l   E l e m e n t T y p e = " C o l u m n "   E l e m e n t I d = " 1 5 9 3 0 1 2 7 3 6 "   D a t a T y p e = " T e x t C o n s t " > I n v o i c e D i s c o u n t A m o u n t _ L b l < / I n v o i c e D i s c o u n t A m o u n t _ L b l > + 
+         < I n v o i c e D i s c o u n t B a s e A m o u n t _ L b l   E l e m e n t T y p e = " C o l u m n "   E l e m e n t I d = " 2 0 2 9 2 6 6 8 7 5 "   D a t a T y p e = " T e x t C o n s t " > I n v o i c e D i s c o u n t B a s e A m o u n t _ L b l < / I n v o i c e D i s c o u n t B a s e A m o u n t _ L b l > + 
+         < I n v o i c e N o P o s i t i o n _ L b l   E l e m e n t T y p e = " C o l u m n "   E l e m e n t I d = " 1 4 5 8 4 6 7 4 4 1 "   D a t a T y p e = " T e x t " > I n v o i c e N o P o s i t i o n _ L b l < / I n v o i c e N o P o s i t i o n _ L b l > + 
+         < L e g a l E n t i t y T y p e   E l e m e n t T y p e = " C o l u m n "   E l e m e n t I d = " 2 0 5 1 8 7 3 5 6 3 "   D a t a T y p e = " T e x t " > L e g a l E n t i t y T y p e < / L e g a l E n t i t y T y p e > + 
+         < L e g a l E n t i t y T y p e _ L b l   E l e m e n t T y p e = " C o l u m n "   E l e m e n t I d = " 2 0 8 0 2 2 4 7 9 2 "   D a t a T y p e = " T e x t " > L e g a l E n t i t y T y p e _ L b l < / L e g a l E n t i t y T y p e _ L b l > + 
+         < L i n e A m o u n t A f t e r I n v o i c e D i s c o u n t _ L b l   E l e m e n t T y p e = " C o l u m n "   E l e m e n t I d = " 6 7 3 7 2 1 0 9 4 "   D a t a T y p e = " T e x t C o n s t " > L i n e A m o u n t A f t e r I n v o i c e D i s c o u n t _ L b l < / L i n e A m o u n t A f t e r I n v o i c e D i s c o u n t _ L b l > + 
+         < L o c a l C u r r e n c y _ L b l   E l e m e n t T y p e = " C o l u m n "   E l e m e n t I d = " 1 5 5 9 6 9 3 4 2 2 "   D a t a T y p e = " T e x t C o n s t " > L o c a l C u r r e n c y _ L b l < / L o c a l C u r r e n c y _ L b l > + 
+         < P a g e _ L b l   E l e m e n t T y p e = " C o l u m n "   E l e m e n t I d = " 6 8 0 6 4 8 0 9 1 "   D a t a T y p e = " T e x t C o n s t " > P a g e _ L b l < / P a g e _ L b l > + 
+         < P a y m e n t I n s t r u c t i o n s _ T x t   E l e m e n t T y p e = " C o l u m n "   E l e m e n t I d = " 1 8 7 2 0 8 8 3 "   D a t a T y p e = " T e x t " > P a y m e n t I n s t r u c t i o n s _ T x t < / P a y m e n t I n s t r u c t i o n s _ T x t > + 
+         < P a y m e n t M e t h o d D e s c r i p t i o n   E l e m e n t T y p e = " C o l u m n "   E l e m e n t I d = " 5 8 5 7 5 7 9 7 4 "   D a t a T y p e = " T e x t " > P a y m e n t M e t h o d D e s c r i p t i o n < / P a y m e n t M e t h o d D e s c r i p t i o n > + 
+         < P a y m e n t M e t h o d D e s c r i p t i o n _ L b l   E l e m e n t T y p e = " C o l u m n "   E l e m e n t I d = " 7 9 7 1 1 7 3 2 3 "   D a t a T y p e = " T e x t C o n s t " > P a y m e n t M e t h o d D e s c r i p t i o n _ L b l < / P a y m e n t M e t h o d D e s c r i p t i o n _ L b l > + 
+         < P a y m e n t T e r m s D e s c r i p t i o n   E l e m e n t T y p e = " C o l u m n "   E l e m e n t I d = " 2 0 3 8 7 4 2 7 0 0 "   D a t a T y p e = " T e x t " > P a y m e n t T e r m s D e s c r i p t i o n < / P a y m e n t T e r m s D e s c r i p t i o n > + 
+         < P a y m e n t T e r m s D e s c r i p t i o n _ L b l   E l e m e n t T y p e = " C o l u m n "   E l e m e n t I d = " 1 8 7 4 4 9 4 3 2 1 "   D a t a T y p e = " T e x t C o n s t " > P a y m e n t T e r m s D e s c r i p t i o n _ L b l < / P a y m e n t T e r m s D e s c r i p t i o n _ L b l > + 
+         < P r i c e s I n c l u d i n g V A T   E l e m e n t T y p e = " C o l u m n "   E l e m e n t I d = " 5 1 8 8 1 7 1 6 7 "   D a t a T y p e = " B o o l e a n " > P r i c e s I n c l u d i n g V A T < / P r i c e s I n c l u d i n g V A T > + 
+         < P r i c e s I n c l u d i n g V A T _ L b l   E l e m e n t T y p e = " C o l u m n "   E l e m e n t I d = " 1 3 7 7 9 7 9 4 4 4 "   D a t a T y p e = " S t r i n g " > P r i c e s I n c l u d i n g V A T _ L b l < / P r i c e s I n c l u d i n g V A T _ L b l > + 
+         < P r i c e s I n c l u d i n g V A T Y e s N o   E l e m e n t T y p e = " C o l u m n "   E l e m e n t I d = " 1 4 1 1 1 4 7 5 9 9 "   D a t a T y p e = " S t r i n g " > P r i c e s I n c l u d i n g V A T Y e s N o < / P r i c e s I n c l u d i n g V A T Y e s N o > + 
+         < Q u e s t i o n s _ L b l   E l e m e n t T y p e = " C o l u m n "   E l e m e n t I d = " 2 0 7 0 8 9 0 0 1 9 "   D a t a T y p e = " T e x t C o n s t " > Q u e s t i o n s _ L b l < / Q u e s t i o n s _ L b l > + 
+         < S a l e s I n v o i c e L i n e D i s c o u n t _ L b l   E l e m e n t T y p e = " C o l u m n "   E l e m e n t I d = " 6 6 4 6 0 1 5 8 2 "   D a t a T y p e = " T e x t C o n s t " > S a l e s I n v o i c e L i n e D i s c o u n t _ L b l < / S a l e s I n v o i c e L i n e D i s c o u n t _ L b l > + 
+         < S a l e s P e r s o n _ L b l   E l e m e n t T y p e = " C o l u m n "   E l e m e n t I d = " 1 5 6 4 1 9 6 3 6 5 "   D a t a T y p e = " T e x t C o n s t " > S a l e s P e r s o n _ L b l < / S a l e s P e r s o n _ L b l > + 
+         < S a l e s P e r s o n B l a n k _ L b l   E l e m e n t T y p e = " C o l u m n "   E l e m e n t I d = " 6 5 4 6 2 4 6 0 1 "   D a t a T y p e = " T e x t " > S a l e s P e r s o n B l a n k _ L b l < / S a l e s P e r s o n B l a n k _ L b l > + 
+         < S a l e s P e r s o n N a m e   E l e m e n t T y p e = " C o l u m n "   E l e m e n t I d = " 8 7 1 4 9 2 9 8 3 "   D a t a T y p e = " T e x t " > S a l e s P e r s o n N a m e < / S a l e s P e r s o n N a m e > + 
+         < S e l l T o C o n t a c t E m a i l   E l e m e n t T y p e = " C o l u m n "   E l e m e n t I d = " 2 6 2 8 2 4 5 6 4 "   D a t a T y p e = " T e x t " > S e l l T o C o n t a c t E m a i l < / S e l l T o C o n t a c t E m a i l > + 
+         < S e l l T o C o n t a c t E m a i l L b l   E l e m e n t T y p e = " C o l u m n "   E l e m e n t I d = " 3 7 0 9 2 0 3 7 4 "   D a t a T y p e = " T e x t C o n s t " > S e l l T o C o n t a c t E m a i l L b l < / S e l l T o C o n t a c t E m a i l L b l > + 
+         < S e l l T o C o n t a c t M o b i l e P h o n e N o   E l e m e n t T y p e = " C o l u m n "   E l e m e n t I d = " 1 8 4 3 5 8 7 4 7 "   D a t a T y p e = " T e x t " > S e l l T o C o n t a c t M o b i l e P h o n e N o < / S e l l T o C o n t a c t M o b i l e P h o n e N o > + 
+         < S e l l T o C o n t a c t M o b i l e P h o n e N o L b l   E l e m e n t T y p e = " C o l u m n "   E l e m e n t I d = " 1 4 5 7 5 2 8 4 1 7 "   D a t a T y p e = " T e x t C o n s t " > S e l l T o C o n t a c t M o b i l e P h o n e N o L b l < / S e l l T o C o n t a c t M o b i l e P h o n e N o L b l > + 
+         < S e l l T o C o n t a c t P h o n e N o   E l e m e n t T y p e = " C o l u m n "   E l e m e n t I d = " 1 6 1 3 8 2 2 4 8 3 "   D a t a T y p e = " T e x t " > S e l l T o C o n t a c t P h o n e N o < / S e l l T o C o n t a c t P h o n e N o > + 
+         < S e l l T o C o n t a c t P h o n e N o L b l   E l e m e n t T y p e = " C o l u m n "   E l e m e n t I d = " 1 0 5 0 6 8 6 8 0 9 "   D a t a T y p e = " T e x t C o n s t " > S e l l T o C o n t a c t P h o n e N o L b l < / S e l l T o C o n t a c t P h o n e N o L b l > + 
+         < S e l l t o C u s t o m e r N o   E l e m e n t T y p e = " C o l u m n "   E l e m e n t I d = " 2 0 5 0 6 4 7 3 4 9 "   D a t a T y p e = " C o d e " > S e l l t o C u s t o m e r N o < / S e l l t o C u s t o m e r N o > + 
+         < S e l l t o C u s t o m e r N o _ L b l   E l e m e n t T y p e = " C o l u m n "   E l e m e n t I d = " 2 9 8 3 8 1 5 1 2 "   D a t a T y p e = " S t r i n g " > S e l l t o C u s t o m e r N o _ L b l < / S e l l t o C u s t o m e r N o _ L b l > + 
+         < S h i p m e n t _ L b l   E l e m e n t T y p e = " C o l u m n "   E l e m e n t I d = " 2 0 8 5 7 6 7 1 2 0 "   D a t a T y p e = " T e x t C o n s t " > S h i p m e n t _ L b l < / S h i p m e n t _ L b l > + 
+         < S h i p m e n t M e t h o d D e s c r i p t i o n   E l e m e n t T y p e = " C o l u m n "   E l e m e n t I d = " 2 0 5 9 4 0 3 2 6 0 "   D a t a T y p e = " T e x t " > S h i p m e n t M e t h o d D e s c r i p t i o n < / S h i p m e n t M e t h o d D e s c r i p t i o n > + 
+         < S h i p m e n t M e t h o d D e s c r i p t i o n _ L b l   E l e m e n t T y p e = " C o l u m n "   E l e m e n t I d = " 1 1 7 9 9 7 8 4 6 5 "   D a t a T y p e = " T e x t C o n s t " > S h i p m e n t M e t h o d D e s c r i p t i o n _ L b l < / S h i p m e n t M e t h o d D e s c r i p t i o n _ L b l > + 
+         < S h i p T o A d d r e s s _ L b l   E l e m e n t T y p e = " C o l u m n "   E l e m e n t I d = " 1 6 5 0 5 0 5 0 1 7 "   D a t a T y p e = " T e x t C o n s t " > S h i p T o A d d r e s s _ L b l < / S h i p T o A d d r e s s _ L b l > + 
+         < S h i p T o A d d r e s s 1   E l e m e n t T y p e = " C o l u m n "   E l e m e n t I d = " 1 3 5 7 6 7 2 8 6 1 "   D a t a T y p e = " T e x t " > S h i p T o A d d r e s s 1 < / S h i p T o A d d r e s s 1 > + 
+         < S h i p T o A d d r e s s 2   E l e m e n t T y p e = " C o l u m n "   E l e m e n t I d = " 1 0 2 4 2 0 4 5 8 4 "   D a t a T y p e = " T e x t " > S h i p T o A d d r e s s 2 < / S h i p T o A d d r e s s 2 > + 
+         < S h i p T o A d d r e s s 3   E l e m e n t T y p e = " C o l u m n "   E l e m e n t I d = " 1 6 6 1 9 0 1 2 0 1 "   D a t a T y p e = " T e x t " > S h i p T o A d d r e s s 3 < / S h i p T o A d d r e s s 3 > + 
+         < S h i p T o A d d r e s s 4   E l e m e n t T y p e = " C o l u m n "   E l e m e n t I d = " 5 5 5 4 1 6 9 9 0 "   D a t a T y p e = " T e x t " > S h i p T o A d d r e s s 4 < / S h i p T o A d d r e s s 4 > + 
+         < S h i p T o A d d r e s s 5   E l e m e n t T y p e = " C o l u m n "   E l e m e n t I d = " 1 1 9 3 1 1 3 6 0 7 "   D a t a T y p e = " T e x t " > S h i p T o A d d r e s s 5 < / S h i p T o A d d r e s s 5 > + 
+         < S h i p T o A d d r e s s 6   E l e m e n t T y p e = " C o l u m n "   E l e m e n t I d = " 7 1 9 9 7 6 2 4 4 "   D a t a T y p e = " T e x t " > S h i p T o A d d r e s s 6 < / S h i p T o A d d r e s s 6 > + 
+         < S h i p T o A d d r e s s 7   E l e m e n t T y p e = " C o l u m n "   E l e m e n t I d = " 8 2 2 7 9 6 2 7 "   D a t a T y p e = " T e x t " > S h i p T o A d d r e s s 7 < / S h i p T o A d d r e s s 7 > + 
+         < S h i p T o A d d r e s s 8   E l e m e n t T y p e = " C o l u m n "   E l e m e n t I d = " 1 4 9 2 9 9 2 1 7 8 "   D a t a T y p e = " T e x t " > S h i p T o A d d r e s s 8 < / S h i p T o A d d r e s s 8 > + 
+         < S h i p T o P h o n e N o   E l e m e n t T y p e = " C o l u m n "   E l e m e n t I d = " 3 6 9 7 0 2 2 5 5 "   D a t a T y p e = " T e x t " > S h i p T o P h o n e N o < / S h i p T o P h o n e N o > + 
+         < S h o w S h i p p i n g A d d r e s s   E l e m e n t T y p e = " C o l u m n "   E l e m e n t I d = " 1 1 2 0 0 7 1 2 6 6 "   D a t a T y p e = " B o o l e a n " > S h o w S h i p p i n g A d d r e s s < / S h o w S h i p p i n g A d d r e s s > + 
+         < S h o w W o r k D e s c r i p t i o n   E l e m e n t T y p e = " C o l u m n "   E l e m e n t I d = " 7 8 5 4 6 8 8 6 5 "   D a t a T y p e = " B o o l e a n " > S h o w W o r k D e s c r i p t i o n < / S h o w W o r k D e s c r i p t i o n > + 
+         < S u b t o t a l _ L b l   E l e m e n t T y p e = " C o l u m n "   E l e m e n t I d = " 1 9 6 7 7 9 5 1 4 2 "   D a t a T y p e = " T e x t C o n s t " > S u b t o t a l _ L b l < / S u b t o t a l _ L b l > + 
+         < T h a n k s _ L b l   E l e m e n t T y p e = " C o l u m n "   E l e m e n t I d = " 2 1 0 3 3 0 5 5 2 5 "   D a t a T y p e = " T e x t C o n s t " > T h a n k s _ L b l < / T h a n k s _ L b l > + 
+         < T o t a l _ L b l   E l e m e n t T y p e = " C o l u m n "   E l e m e n t I d = " 1 2 1 0 1 0 0 8 7 8 "   D a t a T y p e = " T e x t C o n s t " > T o t a l _ L b l < / T o t a l _ L b l > + 
+         < V A T A m o u n t _ L b l   E l e m e n t T y p e = " C o l u m n "   E l e m e n t I d = " 1 0 9 4 6 5 7 2 9 "   D a t a T y p e = " T e x t C o n s t " > V A T A m o u n t _ L b l < / V A T A m o u n t _ L b l > + 
+         < V A T A m o u n t S p e c i f i c a t i o n _ L b l   E l e m e n t T y p e = " C o l u m n "   E l e m e n t I d = " 8 7 8 7 0 6 8 4 6 "   D a t a T y p e = " T e x t C o n s t " > V A T A m o u n t S p e c i f i c a t i o n _ L b l < / V A T A m o u n t S p e c i f i c a t i o n _ L b l > + 
+         < V A T B a s e _ L b l   E l e m e n t T y p e = " C o l u m n "   E l e m e n t I d = " 1 8 6 6 1 5 8 2 7 8 "   D a t a T y p e = " T e x t C o n s t " > V A T B a s e _ L b l < / V A T B a s e _ L b l > + 
+         < V A T C l a u s e _ L b l   E l e m e n t T y p e = " C o l u m n "   E l e m e n t I d = " 1 5 7 0 4 9 5 4 9 0 "   D a t a T y p e = " S t r i n g " > V A T C l a u s e _ L b l < / V A T C l a u s e _ L b l > + 
+         < V A T C l a u s e s _ L b l   E l e m e n t T y p e = " C o l u m n "   E l e m e n t I d = " 1 3 8 3 9 2 0 0 1 9 "   D a t a T y p e = " T e x t C o n s t " > V A T C l a u s e s _ L b l < / V A T C l a u s e s _ L b l > + 
+         < V A T I d e n t i f i e r _ L b l   E l e m e n t T y p e = " C o l u m n "   E l e m e n t I d = " 1 6 8 6 6 2 3 9 8 4 "   D a t a T y p e = " T e x t C o n s t " > V A T I d e n t i f i e r _ L b l < / V A T I d e n t i f i e r _ L b l > + 
+         < V A T P e r c e n t a g e _ L b l   E l e m e n t T y p e = " C o l u m n "   E l e m e n t I d = " 6 7 6 6 5 4 5 6 5 "   D a t a T y p e = " T e x t C o n s t " > V A T P e r c e n t a g e _ L b l < / V A T P e r c e n t a g e _ L b l > + 
+         < V A T R e g i s t r a t i o n N o   E l e m e n t T y p e = " C o l u m n "   E l e m e n t I d = " 1 8 8 9 1 9 5 4 0 2 "   D a t a T y p e = " T e x t " > V A T R e g i s t r a t i o n N o < / V A T R e g i s t r a t i o n N o > + 
+         < V A T R e g i s t r a t i o n N o _ L b l   E l e m e n t T y p e = " C o l u m n "   E l e m e n t I d = " 1 4 2 4 6 1 6 0 8 5 "   D a t a T y p e = " T e x t " > V A T R e g i s t r a t i o n N o _ L b l < / V A T R e g i s t r a t i o n N o _ L b l > + 
+         < Y o u r D o c u m e n t T i t l e _ L b l   E l e m e n t T y p e = " C o l u m n "   E l e m e n t I d = " 1 8 2 1 7 1 6 9 3 4 "   D a t a T y p e = " T e x t " > Y o u r D o c u m e n t T i t l e _ L b l < / Y o u r D o c u m e n t T i t l e _ L b l > + 
+         < Y o u r R e f e r e n c e   E l e m e n t T y p e = " C o l u m n "   E l e m e n t I d = " 1 1 0 3 9 9 5 1 "   D a t a T y p e = " T e x t " > Y o u r R e f e r e n c e < / Y o u r R e f e r e n c e > + 
+         < Y o u r R e f e r e n c e _ _ L b l   E l e m e n t T y p e = " C o l u m n "   E l e m e n t I d = " 1 1 2 6 2 8 0 3 7 1 "   D a t a T y p e = " S t r i n g " > Y o u r R e f e r e n c e _ _ L b l < / Y o u r R e f e r e n c e _ _ L b l > + 
+         < L i n e   E l e m e n t T y p e = " D a t a I t e m "   E l e m e n t I d = " 4 1 1 9 7 6 1 3 3 " > + 
+             < A m o u n t E x c l u d i n g V A T _ L i n e   E l e m e n t T y p e = " C o l u m n "   E l e m e n t I d = " 1 0 6 2 4 6 0 0 4 0 "   D a t a T y p e = " D e c i m a l " > A m o u n t E x c l u d i n g V A T _ L i n e < / A m o u n t E x c l u d i n g V A T _ L i n e > + 
+             < A m o u n t E x c l u d i n g V A T _ L i n e _ L b l   E l e m e n t T y p e = " C o l u m n "   E l e m e n t I d = " 2 0 0 2 8 7 4 4 7 5 "   D a t a T y p e = " S t r i n g " > A m o u n t E x c l u d i n g V A T _ L i n e _ L b l < / A m o u n t E x c l u d i n g V A T _ L i n e _ L b l > + 
+             < A m o u n t I n c l u d i n g V A T _ L i n e   E l e m e n t T y p e = " C o l u m n "   E l e m e n t I d = " 7 7 0 9 2 8 4 0 2 "   D a t a T y p e = " D e c i m a l " > A m o u n t I n c l u d i n g V A T _ L i n e < / A m o u n t I n c l u d i n g V A T _ L i n e > + 
+             < A m o u n t I n c l u d i n g V A T _ L i n e _ L b l   E l e m e n t T y p e = " C o l u m n "   E l e m e n t I d = " 9 3 0 7 4 7 3 1 3 "   D a t a T y p e = " S t r i n g " > A m o u n t I n c l u d i n g V A T _ L i n e _ L b l < / A m o u n t I n c l u d i n g V A T _ L i n e _ L b l > + 
+             < D e s c r i p t i o n _ L i n e   E l e m e n t T y p e = " C o l u m n "   E l e m e n t I d = " 1 4 0 6 8 2 2 3 1 0 "   D a t a T y p e = " T e x t " > D e s c r i p t i o n _ L i n e < / D e s c r i p t i o n _ L i n e > + 
+             < D e s c r i p t i o n _ L i n e _ L b l   E l e m e n t T y p e = " C o l u m n "   E l e m e n t I d = " 2 1 1 8 9 5 1 4 9 5 "   D a t a T y p e = " S t r i n g " > D e s c r i p t i o n _ L i n e _ L b l < / D e s c r i p t i o n _ L i n e _ L b l > + 
+             < I t e m N o _ L i n e   E l e m e n t T y p e = " C o l u m n "   E l e m e n t I d = " 1 9 1 0 2 9 6 2 8 8 "   D a t a T y p e = " C o d e " > I t e m N o _ L i n e < / I t e m N o _ L i n e > + 
+             < I t e m N o _ L i n e _ L b l   E l e m e n t T y p e = " C o l u m n "   E l e m e n t I d = " 1 3 4 0 0 7 9 6 1 3 "   D a t a T y p e = " S t r i n g " > I t e m N o _ L i n e _ L b l < / I t e m N o _ L i n e _ L b l > + 
+             < I t e m R e f e r e n c e N o _ L i n e   E l e m e n t T y p e = " C o l u m n "   E l e m e n t I d = " 9 2 7 2 3 5 7 "   D a t a T y p e = " C o d e " > I t e m R e f e r e n c e N o _ L i n e < / I t e m R e f e r e n c e N o _ L i n e > + 
+             < I t e m R e f e r e n c e N o _ L i n e _ L b l   E l e m e n t T y p e = " C o l u m n "   E l e m e n t I d = " 1 9 8 0 6 3 1 1 3 0 "   D a t a T y p e = " S t r i n g " > I t e m R e f e r e n c e N o _ L i n e _ L b l < / I t e m R e f e r e n c e N o _ L i n e _ L b l > + 
+             < L i n e A m o u n t _ L i n e   E l e m e n t T y p e = " C o l u m n "   E l e m e n t I d = " 2 6 8 9 3 7 1 6 2 "   D a t a T y p e = " T e x t " > L i n e A m o u n t _ L i n e < / L i n e A m o u n t _ L i n e > + 
+             < L i n e A m o u n t _ L i n e _ L b l   E l e m e n t T y p e = " C o l u m n "   E l e m e n t I d = " 9 9 2 9 0 1 8 4 5 "   D a t a T y p e = " S t r i n g " > L i n e A m o u n t _ L i n e _ L b l < / L i n e A m o u n t _ L i n e _ L b l > + 
+             < L i n e D i s c o u n t P e r c e n t _ L i n e   E l e m e n t T y p e = " C o l u m n "   E l e m e n t I d = " 9 0 7 8 2 7 4 3 6 "   D a t a T y p e = " D e c i m a l " > L i n e D i s c o u n t P e r c e n t _ L i n e < / L i n e D i s c o u n t P e r c e n t _ L i n e > + 
+             < L i n e D i s c o u n t P e r c e n t T e x t _ L i n e   E l e m e n t T y p e = " C o l u m n "   E l e m e n t I d = " 6 1 3 1 3 5 1 9 "   D a t a T y p e = " T e x t " > L i n e D i s c o u n t P e r c e n t T e x t _ L i n e < / L i n e D i s c o u n t P e r c e n t T e x t _ L i n e > + 
+             < L i n e N o _ L i n e   E l e m e n t T y p e = " C o l u m n "   E l e m e n t I d = " 6 9 8 9 8 5 9 7 9 "   D a t a T y p e = " I n t e g e r " > L i n e N o _ L i n e < / L i n e N o _ L i n e > + 
+             < P r i c e _ L b l   E l e m e n t T y p e = " C o l u m n "   E l e m e n t I d = " 2 1 2 6 7 6 4 9 2 5 "   D a t a T y p e = " T e x t C o n s t " > P r i c e _ L b l < / P r i c e _ L b l > + 
+             < P r i c e P e r _ L b l   E l e m e n t T y p e = " C o l u m n "   E l e m e n t I d = " 9 7 3 2 8 0 1 3 4 "   D a t a T y p e = " T e x t C o n s t " > P r i c e P e r _ L b l < / P r i c e P e r _ L b l > + 
+             < Q t y _ L b l   E l e m e n t T y p e = " C o l u m n "   E l e m e n t I d = " 2 6 3 6 7 3 7 6 4 "   D a t a T y p e = " T e x t C o n s t " > Q t y _ L b l < / Q t y _ L b l > + 
+             < Q u a n t i t y _ L i n e   E l e m e n t T y p e = " C o l u m n "   E l e m e n t I d = " 1 0 6 8 5 4 3 5 3 7 "   D a t a T y p e = " T e x t " > Q u a n t i t y _ L i n e < / Q u a n t i t y _ L i n e > + 
+             < Q u a n t i t y _ L i n e _ L b l   E l e m e n t T y p e = " C o l u m n "   E l e m e n t I d = " 2 0 3 4 5 0 6 8 0 2 "   D a t a T y p e = " S t r i n g " > Q u a n t i t y _ L i n e _ L b l < / Q u a n t i t y _ L i n e _ L b l > + 
+             < S h i p m e n t D a t e _ L b l   E l e m e n t T y p e = " C o l u m n "   E l e m e n t I d = " 6 1 4 4 0 0 3 6 4 "   D a t a T y p e = " T e x t C o n s t " > S h i p m e n t D a t e _ L b l < / S h i p m e n t D a t e _ L b l > + 
+             < S h i p m e n t D a t e _ L i n e   E l e m e n t T y p e = " C o l u m n "   E l e m e n t I d = " 1 6 7 3 3 7 5 4 1 6 "   D a t a T y p e = " S t r i n g " > S h i p m e n t D a t e _ L i n e < / S h i p m e n t D a t e _ L i n e > + 
+             < T r a n s H e a d e r A m o u n t   E l e m e n t T y p e = " C o l u m n "   E l e m e n t I d = " 2 0 2 8 3 0 6 2 7 6 "   D a t a T y p e = " D e c i m a l " > T r a n s H e a d e r A m o u n t < / T r a n s H e a d e r A m o u n t > + 
+             < T y p e _ L i n e   E l e m e n t T y p e = " C o l u m n "   E l e m e n t I d = " 2 7 2 8 0 4 9 2 4 "   D a t a T y p e = " S t r i n g " > T y p e _ L i n e < / T y p e _ L i n e > + 
+             < U n i t _ L b l   E l e m e n t T y p e = " C o l u m n "   E l e m e n t I d = " 8 1 4 3 6 4 3 1 8 "   D a t a T y p e = " T e x t C o n s t " > U n i t _ L b l < / U n i t _ L b l > + 
+             < U n i t O f M e a s u r e   E l e m e n t T y p e = " C o l u m n "   E l e m e n t I d = " 1 8 0 8 2 2 8 0 1 8 "   D a t a T y p e = " T e x t " > U n i t O f M e a s u r e < / U n i t O f M e a s u r e > + 
+             < U n i t O f M e a s u r e _ L b l   E l e m e n t T y p e = " C o l u m n "   E l e m e n t I d = " 9 8 1 9 5 1 2 4 9 "   D a t a T y p e = " S t r i n g " > U n i t O f M e a s u r e _ L b l < / U n i t O f M e a s u r e _ L b l > + 
+             < U n i t P r i c e   E l e m e n t T y p e = " C o l u m n "   E l e m e n t I d = " 1 4 7 8 2 2 1 5 2 6 "   D a t a T y p e = " T e x t " > U n i t P r i c e < / U n i t P r i c e > + 
+             < U n i t P r i c e _ L b l   E l e m e n t T y p e = " C o l u m n "   E l e m e n t I d = " 1 1 6 3 9 2 6 6 0 3 "   D a t a T y p e = " S t r i n g " > U n i t P r i c e _ L b l < / U n i t P r i c e _ L b l > + 
+             < V A T I d e n t i f i e r _ L i n e   E l e m e n t T y p e = " C o l u m n "   E l e m e n t I d = " 1 7 7 3 6 2 2 4 1 2 "   D a t a T y p e = " C o d e " > V A T I d e n t i f i e r _ L i n e < / V A T I d e n t i f i e r _ L i n e > + 
+             < V A T I d e n t i f i e r _ L i n e _ L b l   E l e m e n t T y p e = " C o l u m n "   E l e m e n t I d = " 5 3 3 7 8 2 7 0 3 "   D a t a T y p e = " S t r i n g " > V A T I d e n t i f i e r _ L i n e _ L b l < / V A T I d e n t i f i e r _ L i n e _ L b l > + 
+             < V A T P c t _ L i n e   E l e m e n t T y p e = " C o l u m n "   E l e m e n t I d = " 1 9 7 4 0 0 1 9 4 4 "   D a t a T y p e = " T e x t " > V A T P c t _ L i n e < / V A T P c t _ L i n e > + 
+             < V A T P c t _ L i n e _ L b l   E l e m e n t T y p e = " C o l u m n "   E l e m e n t I d = " 1 2 0 7 5 2 9 9 1 5 "   D a t a T y p e = " S t r i n g " > V A T P c t _ L i n e _ L b l < / V A T P c t _ L i n e _ L b l >   
          < / L i n e >   
-         < W o r k D e s c r i p t i o n L i n e s > - 
-             < W o r k D e s c r i p t i o n L i n e > W o r k D e s c r i p t i o n L i n e < / W o r k D e s c r i p t i o n L i n e > - 
-             < W o r k D e s c r i p t i o n L i n e N u m b e r > W o r k D e s c r i p t i o n L i n e N u m b e r < / W o r k D e s c r i p t i o n L i n e N u m b e r > +         < W o r k D e s c r i p t i o n L i n e s   E l e m e n t T y p e = " D a t a I t e m "   E l e m e n t I d = " 2 7 6 8 1 9 4 4 7 " > + 
+             < W o r k D e s c r i p t i o n L i n e   E l e m e n t T y p e = " C o l u m n "   E l e m e n t I d = " 1 9 4 7 6 2 1 6 7 6 "   D a t a T y p e = " T e x t " > W o r k D e s c r i p t i o n L i n e < / W o r k D e s c r i p t i o n L i n e > + 
+             < W o r k D e s c r i p t i o n L i n e N u m b e r   E l e m e n t T y p e = " C o l u m n "   E l e m e n t I d = " 7 9 7 3 0 7 2 2 3 "   D a t a T y p e = " I n t e g e r " > W o r k D e s c r i p t i o n L i n e N u m b e r < / W o r k D e s c r i p t i o n L i n e N u m b e r >   
          < / W o r k D e s c r i p t i o n L i n e s >   
-         < V A T A m o u n t L i n e > - 
-             < I n v o i c e D i s c o u n t A m o u n t _ V A T A m o u n t L i n e > I n v o i c e D i s c o u n t A m o u n t _ V A T A m o u n t L i n e < / I n v o i c e D i s c o u n t A m o u n t _ V A T A m o u n t L i n e > - 
-             < I n v o i c e D i s c o u n t A m o u n t _ V A T A m o u n t L i n e _ L b l > I n v o i c e D i s c o u n t A m o u n t _ V A T A m o u n t L i n e _ L b l < / I n v o i c e D i s c o u n t A m o u n t _ V A T A m o u n t L i n e _ L b l > - 
-             < I n v o i c e D i s c o u n t B a s e A m o u n t _ V A T A m o u n t L i n e > I n v o i c e D i s c o u n t B a s e A m o u n t _ V A T A m o u n t L i n e < / I n v o i c e D i s c o u n t B a s e A m o u n t _ V A T A m o u n t L i n e > - 
-             < I n v o i c e D i s c o u n t B a s e A m o u n t _ V A T A m o u n t L i n e _ L b l > I n v o i c e D i s c o u n t B a s e A m o u n t _ V A T A m o u n t L i n e _ L b l < / I n v o i c e D i s c o u n t B a s e A m o u n t _ V A T A m o u n t L i n e _ L b l > - 
-             < L i n e A m o u n t _ V a t A m o u n t L i n e > L i n e A m o u n t _ V a t A m o u n t L i n e < / L i n e A m o u n t _ V a t A m o u n t L i n e > - 
-             < L i n e A m o u n t _ V a t A m o u n t L i n e _ L b l > L i n e A m o u n t _ V a t A m o u n t L i n e _ L b l < / L i n e A m o u n t _ V a t A m o u n t L i n e _ L b l > - 
-             < N o O f V A T I d e n t i f i e r s > N o O f V A T I d e n t i f i e r s < / N o O f V A T I d e n t i f i e r s > - 
-             < V A T A m o u n t _ V a t A m o u n t L i n e > V A T A m o u n t _ V a t A m o u n t L i n e < / V A T A m o u n t _ V a t A m o u n t L i n e > - 
-             < V A T A m o u n t _ V a t A m o u n t L i n e _ L b l > V A T A m o u n t _ V a t A m o u n t L i n e _ L b l < / V A T A m o u n t _ V a t A m o u n t L i n e _ L b l > - 
-             < V A T A m o u n t L C Y _ V A T A m o u n t L i n e > V A T A m o u n t L C Y _ V A T A m o u n t L i n e < / V A T A m o u n t L C Y _ V A T A m o u n t L i n e > - 
-             < V A T A m o u n t L C Y _ V A T A m o u n t L i n e _ L b l > V A T A m o u n t L C Y _ V A T A m o u n t L i n e _ L b l < / V A T A m o u n t L C Y _ V A T A m o u n t L i n e _ L b l > - 
-             < V A T B a s e _ V a t A m o u n t L i n e > V A T B a s e _ V a t A m o u n t L i n e < / V A T B a s e _ V a t A m o u n t L i n e > - 
-             < V A T B a s e _ V a t A m o u n t L i n e _ L b l > V A T B a s e _ V a t A m o u n t L i n e _ L b l < / V A T B a s e _ V a t A m o u n t L i n e _ L b l > - 
-             < V A T B a s e L C Y _ V A T A m o u n t L i n e > V A T B a s e L C Y _ V A T A m o u n t L i n e < / V A T B a s e L C Y _ V A T A m o u n t L i n e > - 
-             < V A T B a s e L C Y _ V A T A m o u n t L i n e _ L b l > V A T B a s e L C Y _ V A T A m o u n t L i n e _ L b l < / V A T B a s e L C Y _ V A T A m o u n t L i n e _ L b l > - 
-             < V A T I d e n t i f i e r _ V a t A m o u n t L i n e > V A T I d e n t i f i e r _ V a t A m o u n t L i n e < / V A T I d e n t i f i e r _ V a t A m o u n t L i n e > - 
-             < V A T I d e n t i f i e r _ V a t A m o u n t L i n e _ L b l > V A T I d e n t i f i e r _ V a t A m o u n t L i n e _ L b l < / V A T I d e n t i f i e r _ V a t A m o u n t L i n e _ L b l > - 
-             < V A T P c t _ V a t A m o u n t L i n e > V A T P c t _ V a t A m o u n t L i n e < / V A T P c t _ V a t A m o u n t L i n e > - 
-             < V A T P c t _ V a t A m o u n t L i n e _ L b l > V A T P c t _ V a t A m o u n t L i n e _ L b l < / V A T P c t _ V a t A m o u n t L i n e _ L b l > +         < V A T A m o u n t L i n e   E l e m e n t T y p e = " D a t a I t e m "   E l e m e n t I d = " 8 2 7 5 3 4 3 4 8 " > + 
+             < I n v o i c e D i s c o u n t A m o u n t _ V A T A m o u n t L i n e   E l e m e n t T y p e = " C o l u m n "   E l e m e n t I d = " 8 2 4 7 3 0 1 4 1 "   D a t a T y p e = " D e c i m a l " > I n v o i c e D i s c o u n t A m o u n t _ V A T A m o u n t L i n e < / I n v o i c e D i s c o u n t A m o u n t _ V A T A m o u n t L i n e > + 
+             < I n v o i c e D i s c o u n t A m o u n t _ V A T A m o u n t L i n e _ L b l   E l e m e n t T y p e = " C o l u m n "   E l e m e n t I d = " 1 5 6 2 2 0 0 0 3 4 "   D a t a T y p e = " S t r i n g " > I n v o i c e D i s c o u n t A m o u n t _ V A T A m o u n t L i n e _ L b l < / I n v o i c e D i s c o u n t A m o u n t _ V A T A m o u n t L i n e _ L b l > + 
+             < I n v o i c e D i s c o u n t B a s e A m o u n t _ V A T A m o u n t L i n e   E l e m e n t T y p e = " C o l u m n "   E l e m e n t I d = " 2 0 4 0 3 3 2 2 6 6 "   D a t a T y p e = " D e c i m a l " > I n v o i c e D i s c o u n t B a s e A m o u n t _ V A T A m o u n t L i n e < / I n v o i c e D i s c o u n t B a s e A m o u n t _ V A T A m o u n t L i n e > + 
+             < I n v o i c e D i s c o u n t B a s e A m o u n t _ V A T A m o u n t L i n e _ L b l   E l e m e n t T y p e = " C o l u m n "   E l e m e n t I d = " 4 0 5 9 6 0 3 3 1 "   D a t a T y p e = " S t r i n g " > I n v o i c e D i s c o u n t B a s e A m o u n t _ V A T A m o u n t L i n e _ L b l < / I n v o i c e D i s c o u n t B a s e A m o u n t _ V A T A m o u n t L i n e _ L b l > + 
+             < L i n e A m o u n t _ V a t A m o u n t L i n e   E l e m e n t T y p e = " C o l u m n "   E l e m e n t I d = " 2 1 4 6 5 4 0 1 "   D a t a T y p e = " D e c i m a l " > L i n e A m o u n t _ V a t A m o u n t L i n e < / L i n e A m o u n t _ V a t A m o u n t L i n e > + 
+             < L i n e A m o u n t _ V a t A m o u n t L i n e _ L b l   E l e m e n t T y p e = " C o l u m n "   E l e m e n t I d = " 1 1 1 0 9 1 2 1 2 4 "   D a t a T y p e = " S t r i n g " > L i n e A m o u n t _ V a t A m o u n t L i n e _ L b l < / L i n e A m o u n t _ V a t A m o u n t L i n e _ L b l > + 
+             < N o O f V A T I d e n t i f i e r s   E l e m e n t T y p e = " C o l u m n "   E l e m e n t I d = " 1 1 5 3 2 6 3 0 2 6 "   D a t a T y p e = " I n t e g e r " > N o O f V A T I d e n t i f i e r s < / N o O f V A T I d e n t i f i e r s > + 
+             < V A T A m o u n t _ V a t A m o u n t L i n e   E l e m e n t T y p e = " C o l u m n "   E l e m e n t I d = " 1 8 9 1 8 2 0 6 2 0 "   D a t a T y p e = " D e c i m a l " > V A T A m o u n t _ V a t A m o u n t L i n e < / V A T A m o u n t _ V a t A m o u n t L i n e > + 
+             < V A T A m o u n t _ V a t A m o u n t L i n e _ L b l   E l e m e n t T y p e = " C o l u m n "   E l e m e n t I d = " 1 5 1 3 5 5 5 4 7 3 "   D a t a T y p e = " S t r i n g " > V A T A m o u n t _ V a t A m o u n t L i n e _ L b l < / V A T A m o u n t _ V a t A m o u n t L i n e _ L b l > + 
+             < V A T A m o u n t L C Y _ V A T A m o u n t L i n e   E l e m e n t T y p e = " C o l u m n "   E l e m e n t I d = " 1 5 8 1 9 9 4 3 5 0 "   D a t a T y p e = " D e c i m a l " > V A T A m o u n t L C Y _ V A T A m o u n t L i n e < / V A T A m o u n t L C Y _ V A T A m o u n t L i n e > + 
+             < V A T A m o u n t L C Y _ V A T A m o u n t L i n e _ L b l   E l e m e n t T y p e = " C o l u m n "   E l e m e n t I d = " 9 2 3 0 0 3 3 7 "   D a t a T y p e = " T e x t C o n s t " > V A T A m o u n t L C Y _ V A T A m o u n t L i n e _ L b l < / V A T A m o u n t L C Y _ V A T A m o u n t L i n e _ L b l > + 
+             < V A T B a s e _ V a t A m o u n t L i n e   E l e m e n t T y p e = " C o l u m n "   E l e m e n t I d = " 1 4 5 8 9 3 7 8 1 9 "   D a t a T y p e = " D e c i m a l " > V A T B a s e _ V a t A m o u n t L i n e < / V A T B a s e _ V a t A m o u n t L i n e > + 
+             < V A T B a s e _ V a t A m o u n t L i n e _ L b l   E l e m e n t T y p e = " C o l u m n "   E l e m e n t I d = " 1 6 9 1 3 0 2 4 8 8 "   D a t a T y p e = " S t r i n g " > V A T B a s e _ V a t A m o u n t L i n e _ L b l < / V A T B a s e _ V a t A m o u n t L i n e _ L b l > + 
+             < V A T B a s e L C Y _ V A T A m o u n t L i n e   E l e m e n t T y p e = " C o l u m n "   E l e m e n t I d = " 1 8 6 0 9 4 5 6 3 5 "   D a t a T y p e = " D e c i m a l " > V A T B a s e L C Y _ V A T A m o u n t L i n e < / V A T B a s e L C Y _ V A T A m o u n t L i n e > + 
+             < V A T B a s e L C Y _ V A T A m o u n t L i n e _ L b l   E l e m e n t T y p e = " C o l u m n "   E l e m e n t I d = " 1 2 3 6 4 6 7 9 9 8 "   D a t a T y p e = " T e x t C o n s t " > V A T B a s e L C Y _ V A T A m o u n t L i n e _ L b l < / V A T B a s e L C Y _ V A T A m o u n t L i n e _ L b l > + 
+             < V A T I d e n t i f i e r _ V a t A m o u n t L i n e   E l e m e n t T y p e = " C o l u m n "   E l e m e n t I d = " 1 1 4 2 0 7 0 0 3 5 "   D a t a T y p e = " C o d e " > V A T I d e n t i f i e r _ V a t A m o u n t L i n e < / V A T I d e n t i f i e r _ V a t A m o u n t L i n e > + 
+             < V A T I d e n t i f i e r _ V a t A m o u n t L i n e _ L b l   E l e m e n t T y p e = " C o l u m n "   E l e m e n t I d = " 8 6 4 5 0 4 5 0 "   D a t a T y p e = " S t r i n g " > V A T I d e n t i f i e r _ V a t A m o u n t L i n e _ L b l < / V A T I d e n t i f i e r _ V a t A m o u n t L i n e _ L b l > + 
+             < V A T P c t _ V a t A m o u n t L i n e   E l e m e n t T y p e = " C o l u m n "   E l e m e n t I d = " 1 4 5 3 5 4 2 7 7 7 "   D a t a T y p e = " D e c i m a l " > V A T P c t _ V a t A m o u n t L i n e < / V A T P c t _ V a t A m o u n t L i n e > + 
+             < V A T P c t _ V a t A m o u n t L i n e _ L b l   E l e m e n t T y p e = " C o l u m n "   E l e m e n t I d = " 6 7 6 3 2 3 7 8 "   D a t a T y p e = " S t r i n g " > V A T P c t _ V a t A m o u n t L i n e _ L b l < / V A T P c t _ V a t A m o u n t L i n e _ L b l >   
          < / V A T A m o u n t L i n e >   
-         < V A T C l a u s e L i n e > - 
-             < C o d e _ V A T C l a u s e L i n e > C o d e _ V A T C l a u s e L i n e < / C o d e _ V A T C l a u s e L i n e > - 
-             < C o d e _ V A T C l a u s e L i n e _ L b l > C o d e _ V A T C l a u s e L i n e _ L b l < / C o d e _ V A T C l a u s e L i n e _ L b l > - 
-             < D e s c r i p t i o n _ V A T C l a u s e L i n e > D e s c r i p t i o n _ V A T C l a u s e L i n e < / D e s c r i p t i o n _ V A T C l a u s e L i n e > - 
-             < D e s c r i p t i o n 2 _ V A T C l a u s e L i n e > D e s c r i p t i o n 2 _ V A T C l a u s e L i n e < / D e s c r i p t i o n 2 _ V A T C l a u s e L i n e > - 
-             < N o O f V A T C l a u s e s > N o O f V A T C l a u s e s < / N o O f V A T C l a u s e s > - 
-             < V A T A m o u n t _ V A T C l a u s e L i n e > V A T A m o u n t _ V A T C l a u s e L i n e < / V A T A m o u n t _ V A T C l a u s e L i n e > - 
-             < V A T C l a u s e s H e a d e r > V A T C l a u s e s H e a d e r < / V A T C l a u s e s H e a d e r > - 
-             < V A T I d e n t i f i e r _ V A T C l a u s e L i n e > V A T I d e n t i f i e r _ V A T C l a u s e L i n e < / V A T I d e n t i f i e r _ V A T C l a u s e L i n e > +         < V A T C l a u s e L i n e   E l e m e n t T y p e = " D a t a I t e m "   E l e m e n t I d = " 1 6 6 5 5 0 0 1 6 3 " > + 
+             < C o d e _ V A T C l a u s e L i n e   E l e m e n t T y p e = " C o l u m n "   E l e m e n t I d = " 1 8 2 4 5 8 9 8 4 7 "   D a t a T y p e = " C o d e " > C o d e _ V A T C l a u s e L i n e < / C o d e _ V A T C l a u s e L i n e > + 
+             < C o d e _ V A T C l a u s e L i n e _ L b l   E l e m e n t T y p e = " C o l u m n "   E l e m e n t I d = " 4 6 1 5 3 3 0 2 "   D a t a T y p e = " S t r i n g " > C o d e _ V A T C l a u s e L i n e _ L b l < / C o d e _ V A T C l a u s e L i n e _ L b l > + 
+             < D e s c r i p t i o n _ V A T C l a u s e L i n e   E l e m e n t T y p e = " C o l u m n "   E l e m e n t I d = " 1 3 0 5 5 4 5 9 2 4 "   D a t a T y p e = " T e x t " > D e s c r i p t i o n _ V A T C l a u s e L i n e < / D e s c r i p t i o n _ V A T C l a u s e L i n e > + 
+             < D e s c r i p t i o n 2 _ V A T C l a u s e L i n e   E l e m e n t T y p e = " C o l u m n "   E l e m e n t I d = " 1 3 7 9 6 6 7 4 7 0 "   D a t a T y p e = " T e x t " > D e s c r i p t i o n 2 _ V A T C l a u s e L i n e < / D e s c r i p t i o n 2 _ V A T C l a u s e L i n e > + 
+             < N o O f V A T C l a u s e s   E l e m e n t T y p e = " C o l u m n "   E l e m e n t I d = " 7 5 6 4 1 7 3 9 2 "   D a t a T y p e = " I n t e g e r " > N o O f V A T C l a u s e s < / N o O f V A T C l a u s e s > + 
+             < V A T A m o u n t _ V A T C l a u s e L i n e   E l e m e n t T y p e = " C o l u m n "   E l e m e n t I d = " 2 2 2 4 6 9 0 5 9 "   D a t a T y p e = " D e c i m a l " > V A T A m o u n t _ V A T C l a u s e L i n e < / V A T A m o u n t _ V A T C l a u s e L i n e > + 
+             < V A T C l a u s e s H e a d e r   E l e m e n t T y p e = " C o l u m n "   E l e m e n t I d = " 1 9 7 2 4 0 9 9 2 9 "   D a t a T y p e = " T e x t " > V A T C l a u s e s H e a d e r < / V A T C l a u s e s H e a d e r > + 
+             < V A T I d e n t i f i e r _ V A T C l a u s e L i n e   E l e m e n t T y p e = " C o l u m n "   E l e m e n t I d = " 1 4 6 4 4 7 2 4 7 8 "   D a t a T y p e = " C o d e " > V A T I d e n t i f i e r _ V A T C l a u s e L i n e < / V A T I d e n t i f i e r _ V A T C l a u s e L i n e >   
          < / V A T C l a u s e L i n e >   
-         < R e p o r t T o t a l s L i n e > - 
-             < A m o u n t _ R e p o r t T o t a l s L i n e > A m o u n t _ R e p o r t T o t a l s L i n e < / A m o u n t _ R e p o r t T o t a l s L i n e > - 
-             < A m o u n t F o r m a t t e d _ R e p o r t T o t a l s L i n e > A m o u n t F o r m a t t e d _ R e p o r t T o t a l s L i n e < / A m o u n t F o r m a t t e d _ R e p o r t T o t a l s L i n e > - 
-             < D e s c r i p t i o n _ R e p o r t T o t a l s L i n e > D e s c r i p t i o n _ R e p o r t T o t a l s L i n e < / D e s c r i p t i o n _ R e p o r t T o t a l s L i n e > - 
-             < F o n t B o l d _ R e p o r t T o t a l s L i n e > F o n t B o l d _ R e p o r t T o t a l s L i n e < / F o n t B o l d _ R e p o r t T o t a l s L i n e > - 
-             < F o n t U n d e r l i n e _ R e p o r t T o t a l s L i n e > F o n t U n d e r l i n e _ R e p o r t T o t a l s L i n e < / F o n t U n d e r l i n e _ R e p o r t T o t a l s L i n e > +         < R e p o r t T o t a l s L i n e   E l e m e n t T y p e = " D a t a I t e m "   E l e m e n t I d = " 2 1 2 2 5 4 9 8 3 6 " > + 
+             < A m o u n t _ R e p o r t T o t a l s L i n e   E l e m e n t T y p e = " C o l u m n "   E l e m e n t I d = " 4 1 9 9 1 8 3 6 9 "   D a t a T y p e = " D e c i m a l " > A m o u n t _ R e p o r t T o t a l s L i n e < / A m o u n t _ R e p o r t T o t a l s L i n e > + 
+             < A m o u n t F o r m a t t e d _ R e p o r t T o t a l s L i n e   E l e m e n t T y p e = " C o l u m n "   E l e m e n t I d = " 1 5 0 6 1 3 6 8 2 5 "   D a t a T y p e = " T e x t " > A m o u n t F o r m a t t e d _ R e p o r t T o t a l s L i n e < / A m o u n t F o r m a t t e d _ R e p o r t T o t a l s L i n e > + 
+             < D e s c r i p t i o n _ R e p o r t T o t a l s L i n e   E l e m e n t T y p e = " C o l u m n "   E l e m e n t I d = " 5 8 1 9 9 6 0 6 7 "   D a t a T y p e = " T e x t " > D e s c r i p t i o n _ R e p o r t T o t a l s L i n e < / D e s c r i p t i o n _ R e p o r t T o t a l s L i n e > + 
+             < F o n t B o l d _ R e p o r t T o t a l s L i n e   E l e m e n t T y p e = " C o l u m n "   E l e m e n t I d = " 9 4 6 5 4 0 5 4 9 "   D a t a T y p e = " B o o l e a n " > F o n t B o l d _ R e p o r t T o t a l s L i n e < / F o n t B o l d _ R e p o r t T o t a l s L i n e > + 
+             < F o n t U n d e r l i n e _ R e p o r t T o t a l s L i n e   E l e m e n t T y p e = " C o l u m n "   E l e m e n t I d = " 2 0 2 1 5 3 3 6 9 4 "   D a t a T y p e = " B o o l e a n " > F o n t U n d e r l i n e _ R e p o r t T o t a l s L i n e < / F o n t U n d e r l i n e _ R e p o r t T o t a l s L i n e >   
          < / R e p o r t T o t a l s L i n e >   
-         < P a y m e n t R e p o r t i n g A r g u m e n t > - 
-             < P a y m e n t S e r v i c e L o g o / > - 
-             < P a y m e n t S e r v i c e L o g o _ U r l > P a y m e n t S e r v i c e L o g o _ U r l < / P a y m e n t S e r v i c e L o g o _ U r l > - 
-             < P a y m e n t S e r v i c e L o g o _ U r l T e x t > P a y m e n t S e r v i c e L o g o _ U r l T e x t < / P a y m e n t S e r v i c e L o g o _ U r l T e x t > - 
-             < P a y m e n t S e r v i c e T e x t _ U r l > P a y m e n t S e r v i c e T e x t _ U r l < / P a y m e n t S e r v i c e T e x t _ U r l > - 
-             < P a y m e n t S e r v i c e T e x t _ U r l T e x t > P a y m e n t S e r v i c e T e x t _ U r l T e x t < / P a y m e n t S e r v i c e T e x t _ U r l T e x t > +         < P a y m e n t R e p o r t i n g A r g u m e n t   E l e m e n t T y p e = " D a t a I t e m "   E l e m e n t I d = " 3 1 3 7 4 4 1 9 4 " > + 
+             < P a y m e n t S e r v i c e L o g o   E l e m e n t T y p e = " C o l u m n "   E l e m e n t I d = " 4 1 6 7 9 0 7 6 7 "   D a t a T y p e = " B L O B " / > + 
+             < P a y m e n t S e r v i c e L o g o _ U r l   E l e m e n t T y p e = " C o l u m n "   E l e m e n t I d = " 6 4 4 9 7 5 1 3 9 "   D a t a T y p e = " T e x t " > P a y m e n t S e r v i c e L o g o _ U r l < / P a y m e n t S e r v i c e L o g o _ U r l > + 
+             < P a y m e n t S e r v i c e L o g o _ U r l T e x t   E l e m e n t T y p e = " C o l u m n "   E l e m e n t I d = " 1 4 1 1 7 0 3 9 7 6 "   D a t a T y p e = " T e x t " > P a y m e n t S e r v i c e L o g o _ U r l T e x t < / P a y m e n t S e r v i c e L o g o _ U r l T e x t > + 
+             < P a y m e n t S e r v i c e T e x t _ U r l   E l e m e n t T y p e = " C o l u m n "   E l e m e n t I d = " 1 7 4 2 3 3 4 7 "   D a t a T y p e = " T e x t " > P a y m e n t S e r v i c e T e x t _ U r l < / P a y m e n t S e r v i c e T e x t _ U r l > + 
+             < P a y m e n t S e r v i c e T e x t _ U r l T e x t   E l e m e n t T y p e = " C o l u m n "   E l e m e n t I d = " 1 6 3 6 7 7 2 9 3 4 "   D a t a T y p e = " T e x t " > P a y m e n t S e r v i c e T e x t _ U r l T e x t < / P a y m e n t S e r v i c e T e x t _ U r l T e x t >   
          < / P a y m e n t R e p o r t i n g A r g u m e n t >   
-         < L e t t e r T e x t > - 
-             < B o d y T e x t > B o d y T e x t < / B o d y T e x t > - 
-             < C l o s i n g T e x t > C l o s i n g T e x t < / C l o s i n g T e x t > - 
-             < G r e e t i n g T e x t > G r e e t i n g T e x t < / G r e e t i n g T e x t > - 
-             < P m t D i s c T e x t > P m t D i s c T e x t < / P m t D i s c T e x t > +         < L e t t e r T e x t   E l e m e n t T y p e = " D a t a I t e m "   E l e m e n t I d = " 1 5 1 0 3 5 3 8 3 4 " > + 
+             < B o d y T e x t   E l e m e n t T y p e = " C o l u m n "   E l e m e n t I d = " 1 4 9 7 5 9 8 0 8 "   D a t a T y p e = " T e x t " > B o d y T e x t < / B o d y T e x t > + 
+             < C l o s i n g T e x t   E l e m e n t T y p e = " C o l u m n "   E l e m e n t I d = " 5 1 2 1 3 5 9 0 9 "   D a t a T y p e = " T e x t C o n s t " > C l o s i n g T e x t < / C l o s i n g T e x t > + 
+             < G r e e t i n g T e x t   E l e m e n t T y p e = " C o l u m n "   E l e m e n t I d = " 1 1 7 5 2 7 9 2 8 9 "   D a t a T y p e = " T e x t C o n s t " > G r e e t i n g T e x t < / G r e e t i n g T e x t > + 
+             < P m t D i s c T e x t   E l e m e n t T y p e = " C o l u m n "   E l e m e n t I d = " 2 0 1 3 8 4 9 9 4 8 "   D a t a T y p e = " T e x t " > P m t D i s c T e x t < / P m t D i s c T e x t >   
          < / L e t t e r T e x t >   
-         < T o t a l s > - 
-             < T o t a l A m o u n t I n c l u d i n g V A T > T o t a l A m o u n t I n c l u d i n g V A T < / T o t a l A m o u n t I n c l u d i n g V A T > - 
-             < T o t a l E x c l u d i n g V A T T e x t > T o t a l E x c l u d i n g V A T T e x t < / T o t a l E x c l u d i n g V A T T e x t > - 
-             < T o t a l I n c l u d i n g V A T T e x t > T o t a l I n c l u d i n g V A T T e x t < / T o t a l I n c l u d i n g V A T T e x t > - 
-             < T o t a l I n v o i c e D i s c o u n t A m o u n t > T o t a l I n v o i c e D i s c o u n t A m o u n t < / T o t a l I n v o i c e D i s c o u n t A m o u n t > - 
-             < T o t a l N e t A m o u n t > T o t a l N e t A m o u n t < / T o t a l N e t A m o u n t > - 
-             < T o t a l P a y m e n t D i s c o u n t O n V A T > T o t a l P a y m e n t D i s c o u n t O n V A T < / T o t a l P a y m e n t D i s c o u n t O n V A T > - 
-             < T o t a l S u b T o t a l > T o t a l S u b T o t a l < / T o t a l S u b T o t a l > - 
-             < T o t a l S u b T o t a l M i n u s I n v o i c e D i s c o u n t > T o t a l S u b T o t a l M i n u s I n v o i c e D i s c o u n t < / T o t a l S u b T o t a l M i n u s I n v o i c e D i s c o u n t > - 
-             < T o t a l T e x t > T o t a l T e x t < / T o t a l T e x t > - 
-             < T o t a l V A T A m o u n t > T o t a l V A T A m o u n t < / T o t a l V A T A m o u n t > - 
-             < T o t a l V A T A m o u n t L C Y > T o t a l V A T A m o u n t L C Y < / T o t a l V A T A m o u n t L C Y > - 
-             < T o t a l V A T A m o u n t T e x t > T o t a l V A T A m o u n t T e x t < / T o t a l V A T A m o u n t T e x t > - 
-             < T o t a l V A T B a s e L C Y > T o t a l V A T B a s e L C Y < / T o t a l V A T B a s e L C Y > +         < T o t a l s   E l e m e n t T y p e = " D a t a I t e m "   E l e m e n t I d = " 1 8 2 3 9 5 0 0 4 4 " > + 
+             < T o t a l A m o u n t I n c l u d i n g V A T   E l e m e n t T y p e = " C o l u m n "   E l e m e n t I d = " 9 1 0 5 1 1 5 7 5 "   D a t a T y p e = " D e c i m a l " > T o t a l A m o u n t I n c l u d i n g V A T < / T o t a l A m o u n t I n c l u d i n g V A T > + 
+             < T o t a l E x c l u d i n g V A T T e x t   E l e m e n t T y p e = " C o l u m n "   E l e m e n t I d = " 1 9 2 2 9 4 6 3 1 0 "   D a t a T y p e = " T e x t " > T o t a l E x c l u d i n g V A T T e x t < / T o t a l E x c l u d i n g V A T T e x t > + 
+             < T o t a l I n c l u d i n g V A T T e x t   E l e m e n t T y p e = " C o l u m n "   E l e m e n t I d = " 1 2 0 4 0 1 6 3 5 2 "   D a t a T y p e = " T e x t " > T o t a l I n c l u d i n g V A T T e x t < / T o t a l I n c l u d i n g V A T T e x t > + 
+             < T o t a l I n v o i c e D i s c o u n t A m o u n t   E l e m e n t T y p e = " C o l u m n "   E l e m e n t I d = " 4 0 2 1 7 7 5 1 "   D a t a T y p e = " D e c i m a l " > T o t a l I n v o i c e D i s c o u n t A m o u n t < / T o t a l I n v o i c e D i s c o u n t A m o u n t > + 
+             < T o t a l N e t A m o u n t   E l e m e n t T y p e = " C o l u m n "   E l e m e n t I d = " 4 8 3 1 9 3 3 7 2 "   D a t a T y p e = " D e c i m a l " > T o t a l N e t A m o u n t < / T o t a l N e t A m o u n t > + 
+             < T o t a l P a y m e n t D i s c o u n t O n V A T   E l e m e n t T y p e = " C o l u m n "   E l e m e n t I d = " 7 3 6 0 4 1 8 8 6 "   D a t a T y p e = " D e c i m a l " > T o t a l P a y m e n t D i s c o u n t O n V A T < / T o t a l P a y m e n t D i s c o u n t O n V A T > + 
+             < T o t a l S u b T o t a l   E l e m e n t T y p e = " C o l u m n "   E l e m e n t I d = " 2 0 9 7 8 7 6 8 0 1 "   D a t a T y p e = " D e c i m a l " > T o t a l S u b T o t a l < / T o t a l S u b T o t a l > + 
+             < T o t a l S u b T o t a l M i n u s I n v o i c e D i s c o u n t   E l e m e n t T y p e = " C o l u m n "   E l e m e n t I d = " 7 6 9 4 3 1 8 8 7 "   D a t a T y p e = " D e c i m a l " > T o t a l S u b T o t a l M i n u s I n v o i c e D i s c o u n t < / T o t a l S u b T o t a l M i n u s I n v o i c e D i s c o u n t > + 
+             < T o t a l T e x t   E l e m e n t T y p e = " C o l u m n "   E l e m e n t I d = " 2 3 1 9 1 0 5 1 8 "   D a t a T y p e = " T e x t " > T o t a l T e x t < / T o t a l T e x t > + 
+             < T o t a l V A T A m o u n t   E l e m e n t T y p e = " C o l u m n "   E l e m e n t I d = " 1 6 2 7 1 0 2 3 2 8 "   D a t a T y p e = " D e c i m a l " > T o t a l V A T A m o u n t < / T o t a l V A T A m o u n t > + 
+             < T o t a l V A T A m o u n t L C Y   E l e m e n t T y p e = " C o l u m n "   E l e m e n t I d = " 1 5 0 6 5 7 0 2 1 8 "   D a t a T y p e = " D e c i m a l " > T o t a l V A T A m o u n t L C Y < / T o t a l V A T A m o u n t L C Y > + 
+             < T o t a l V A T A m o u n t T e x t   E l e m e n t T y p e = " C o l u m n "   E l e m e n t I d = " 9 7 3 6 6 6 3 3 9 "   D a t a T y p e = " T e x t " > T o t a l V A T A m o u n t T e x t < / T o t a l V A T A m o u n t T e x t > + 
+             < T o t a l V A T B a s e L C Y   E l e m e n t T y p e = " C o l u m n "   E l e m e n t I d = " 8 3 4 4 5 0 5 2 1 "   D a t a T y p e = " D e c i m a l " > T o t a l V A T B a s e L C Y < / T o t a l V A T B a s e L C Y >   
          < / T o t a l s >   
@@ -6341,7 +6119,7 @@
  < / N a v W o r d R e p o r t X m l P a r t > 
 </file>
 
-<file path=customXml/item2.xml>��< ? x m l   v e r s i o n = " 1 . 0 "   e n c o d i n g = " u t f - 1 6 " ? > < N a v W o r d R e p o r t X m l P a r t   x m l n s = " u r n : m i c r o s o f t - d y n a m i c s - b u s i n e s s c e n t r a l / i n t e r n a l / e x t e n d e d / r e p o r t s / S t a n d a r d _ S a l e s _ D r a f t _ I n v o i c e / 1 3 0 3 / " > +<file path=customXml/item2.xml>��< ? x m l   v e r s i o n = " 1 . 0 "   e n c o d i n g = " u t f - 1 6 " ? > < N a v W o r d R e p o r t X m l P a r t   x m l n s = " u r n : m i c r o s o f t - d y n a m i c s - n a v / r e p o r t s / S t a n d a r d _ S a l e s _ D r a f t _ I n v o i c e / 1 3 0 3 / " >   
      < B C R e p o r t I n f o r m a t i o n >   
@@ -6407,477 +6185,475 @@
  
      < / B C R e p o r t I n f o r m a t i o n >   
-     < T o o l t i p s / > - 
-     < H e a d e r   E l e m e n t T y p e = " D a t a I t e m "   E l e m e n t I d = " 1 2 4 0 3 7 3 8 8 6 " > - 
-         < B i l l e d T o _ L b l   E l e m e n t T y p e = " C o l u m n "   E l e m e n t I d = " 1 7 4 5 4 4 9 0 7 9 "   D a t a T y p e = " T e x t C o n s t " > B i l l e d T o _ L b l < / B i l l e d T o _ L b l > - 
-         < B i l l T o C o n t a c t E m a i l   E l e m e n t T y p e = " C o l u m n "   E l e m e n t I d = " 3 3 5 8 2 7 8 9 5 "   D a t a T y p e = " T e x t " > B i l l T o C o n t a c t E m a i l < / B i l l T o C o n t a c t E m a i l > - 
-         < B i l l T o C o n t a c t E m a i l L b l   E l e m e n t T y p e = " C o l u m n "   E l e m e n t I d = " 2 9 6 4 7 8 3 6 5 "   D a t a T y p e = " T e x t C o n s t " > B i l l T o C o n t a c t E m a i l L b l < / B i l l T o C o n t a c t E m a i l L b l > - 
-         < B i l l T o C o n t a c t M o b i l e P h o n e N o   E l e m e n t T y p e = " C o l u m n "   E l e m e n t I d = " 2 4 8 4 8 8 6 9 6 "   D a t a T y p e = " T e x t " > B i l l T o C o n t a c t M o b i l e P h o n e N o < / B i l l T o C o n t a c t M o b i l e P h o n e N o > - 
-         < B i l l T o C o n t a c t M o b i l e P h o n e N o L b l   E l e m e n t T y p e = " C o l u m n "   E l e m e n t I d = " 2 7 6 3 1 1 3 3 8 "   D a t a T y p e = " T e x t C o n s t " > B i l l T o C o n t a c t M o b i l e P h o n e N o L b l < / B i l l T o C o n t a c t M o b i l e P h o n e N o L b l > - 
-         < B i l l T o C o n t a c t P h o n e N o   E l e m e n t T y p e = " C o l u m n "   E l e m e n t I d = " 3 6 2 4 7 7 4 8 8 "   D a t a T y p e = " T e x t " > B i l l T o C o n t a c t P h o n e N o < / B i l l T o C o n t a c t P h o n e N o > - 
-         < B i l l T o C o n t a c t P h o n e N o L b l   E l e m e n t T y p e = " C o l u m n "   E l e m e n t I d = " 2 1 2 3 3 4 5 9 6 6 "   D a t a T y p e = " T e x t C o n s t " > B i l l T o C o n t a c t P h o n e N o L b l < / B i l l T o C o n t a c t P h o n e N o L b l > - 
-         < B i l l t o C u s t o m e r N o _ L b l   E l e m e n t T y p e = " C o l u m n "   E l e m e n t I d = " 3 6 9 3 0 7 8 1 3 "   D a t a T y p e = " S t r i n g " > B i l l t o C u s t o m e r N o _ L b l < / B i l l t o C u s t o m e r N o _ L b l > - 
-         < B i l l t o C u s t u m e r N o   E l e m e n t T y p e = " C o l u m n "   E l e m e n t I d = " 2 8 0 4 7 3 0 5 8 "   D a t a T y p e = " C o d e " > B i l l t o C u s t u m e r N o < / B i l l t o C u s t u m e r N o > - 
-         < C h e c k s P a y a b l e _ L b l   E l e m e n t T y p e = " C o l u m n "   E l e m e n t I d = " 1 0 5 3 1 5 6 0 6 5 "   D a t a T y p e = " T e x t " > C h e c k s P a y a b l e _ L b l < / C h e c k s P a y a b l e _ L b l > - 
-         < C o m p a n y A d d r e s s 1   E l e m e n t T y p e = " C o l u m n "   E l e m e n t I d = " 1 8 8 4 1 6 4 3 2 3 "   D a t a T y p e = " T e x t " > C o m p a n y A d d r e s s 1 < / C o m p a n y A d d r e s s 1 > - 
-         < C o m p a n y A d d r e s s 2   E l e m e n t T y p e = " C o l u m n "   E l e m e n t I d = " 1 2 4 6 4 6 7 7 0 6 "   D a t a T y p e = " T e x t " > C o m p a n y A d d r e s s 2 < / C o m p a n y A d d r e s s 2 > - 
-         < C o m p a n y A d d r e s s 3   E l e m e n t T y p e = " C o l u m n "   E l e m e n t I d = " 6 0 8 7 7 1 0 8 9 "   D a t a T y p e = " T e x t " > C o m p a n y A d d r e s s 3 < / C o m p a n y A d d r e s s 3 > - 
-         < C o m p a n y A d d r e s s 4   E l e m e n t T y p e = " C o l u m n "   E l e m e n t I d = " 7 7 7 6 8 0 1 1 2 "   D a t a T y p e = " T e x t " > C o m p a n y A d d r e s s 4 < / C o m p a n y A d d r e s s 4 > - 
-         < C o m p a n y A d d r e s s 5   E l e m e n t T y p e = " C o l u m n "   E l e m e n t I d = " 1 3 9 9 8 3 4 9 5 "   D a t a T y p e = " T e x t " > C o m p a n y A d d r e s s 5 < / C o m p a n y A d d r e s s 5 > - 
-         < C o m p a n y A d d r e s s 6   E l e m e n t T y p e = " C o l u m n "   E l e m e n t I d = " 4 9 7 7 1 3 1 2 2 "   D a t a T y p e = " T e x t " > C o m p a n y A d d r e s s 6 < / C o m p a n y A d d r e s s 6 > - 
-         < C o m p a n y A d d r e s s 7   E l e m e n t T y p e = " C o l u m n "   E l e m e n t I d = " 1 1 3 5 4 0 9 7 3 9 "   D a t a T y p e = " T e x t " > C o m p a n y A d d r e s s 7 < / C o m p a n y A d d r e s s 7 > - 
-         < C o m p a n y A d d r e s s 8   E l e m e n t T y p e = " C o l u m n "   E l e m e n t I d = " 1 7 1 5 2 5 5 3 0 0 "   D a t a T y p e = " T e x t " > C o m p a n y A d d r e s s 8 < / C o m p a n y A d d r e s s 8 > - 
-         < C o m p a n y B a n k A c c o u n t N o   E l e m e n t T y p e = " C o l u m n "   E l e m e n t I d = " 3 0 1 4 0 2 0 4 "   D a t a T y p e = " T e x t " > C o m p a n y B a n k A c c o u n t N o < / C o m p a n y B a n k A c c o u n t N o > - 
-         < C o m p a n y B a n k A c c o u n t N o _ L b l   E l e m e n t T y p e = " C o l u m n "   E l e m e n t I d = " 1 0 9 7 7 4 3 3 4 5 "   D a t a T y p e = " T e x t C o n s t " > C o m p a n y B a n k A c c o u n t N o _ L b l < / C o m p a n y B a n k A c c o u n t N o _ L b l > - 
-         < C o m p a n y B a n k B r a n c h N o   E l e m e n t T y p e = " C o l u m n "   E l e m e n t I d = " 7 9 3 1 3 3 0 5 7 "   D a t a T y p e = " T e x t " > C o m p a n y B a n k B r a n c h N o < / C o m p a n y B a n k B r a n c h N o > - 
-         < C o m p a n y B a n k B r a n c h N o _ L b l   E l e m e n t T y p e = " C o l u m n "   E l e m e n t I d = " 3 2 7 9 0 6 6 9 2 "   D a t a T y p e = " S t r i n g " > C o m p a n y B a n k B r a n c h N o _ L b l < / C o m p a n y B a n k B r a n c h N o _ L b l > - 
-         < C o m p a n y B a n k N a m e   E l e m e n t T y p e = " C o l u m n "   E l e m e n t I d = " 1 5 3 4 9 0 5 6 0 5 "   D a t a T y p e = " T e x t " > C o m p a n y B a n k N a m e < / C o m p a n y B a n k N a m e > - 
-         < C o m p a n y B a n k N a m e _ L b l   E l e m e n t T y p e = " C o l u m n "   E l e m e n t I d = " 1 2 0 4 3 0 7 0 1 4 "   D a t a T y p e = " T e x t C o n s t " > C o m p a n y B a n k N a m e _ L b l < / C o m p a n y B a n k N a m e _ L b l > - 
-         < C o m p a n y C u s t o m G i r o   E l e m e n t T y p e = " C o l u m n "   E l e m e n t I d = " 1 6 7 0 4 7 5 7 9 8 "   D a t a T y p e = " T e x t " > C o m p a n y C u s t o m G i r o < / C o m p a n y C u s t o m G i r o > - 
-         < C o m p a n y C u s t o m G i r o _ L b l   E l e m e n t T y p e = " C o l u m n "   E l e m e n t I d = " 8 9 1 4 3 9 6 2 5 "   D a t a T y p e = " T e x t " > C o m p a n y C u s t o m G i r o _ L b l < / C o m p a n y C u s t o m G i r o _ L b l > - 
-         < C o m p a n y E M a i l   E l e m e n t T y p e = " C o l u m n "   E l e m e n t I d = " 1 6 7 7 0 7 4 0 5 8 "   D a t a T y p e = " T e x t " > C o m p a n y E M a i l < / C o m p a n y E M a i l > - 
-         < C o m p a n y G i r o N o   E l e m e n t T y p e = " C o l u m n "   E l e m e n t I d = " 1 3 6 0 1 9 6 3 2 0 "   D a t a T y p e = " T e x t " > C o m p a n y G i r o N o < / C o m p a n y G i r o N o > - 
-         < C o m p a n y G i r o N o _ L b l   E l e m e n t T y p e = " C o l u m n "   E l e m e n t I d = " 8 6 1 6 0 2 1 1 5 "   D a t a T y p e = " T e x t C o n s t " > C o m p a n y G i r o N o _ L b l < / C o m p a n y G i r o N o _ L b l > - 
-         < C o m p a n y H o m e P a g e   E l e m e n t T y p e = " C o l u m n "   E l e m e n t I d = " 1 9 8 9 1 8 8 7 0 "   D a t a T y p e = " T e x t " > C o m p a n y H o m e P a g e < / C o m p a n y H o m e P a g e > - 
-         < C o m p a n y I B A N   E l e m e n t T y p e = " C o l u m n "   E l e m e n t I d = " 9 0 6 5 4 9 1 8 2 "   D a t a T y p e = " C o d e " > C o m p a n y I B A N < / C o m p a n y I B A N > - 
-         < C o m p a n y I B A N _ L b l   E l e m e n t T y p e = " C o l u m n "   E l e m e n t I d = " 1 2 6 7 9 5 2 2 2 7 "   D a t a T y p e = " S t r i n g " > C o m p a n y I B A N _ L b l < / C o m p a n y I B A N _ L b l > - 
-         < C o m p a n y L e g a l O f f i c e   E l e m e n t T y p e = " C o l u m n "   E l e m e n t I d = " 7 1 4 2 5 8 1 1 1 "   D a t a T y p e = " T e x t " > C o m p a n y L e g a l O f f i c e < / C o m p a n y L e g a l O f f i c e > - 
-         < C o m p a n y L e g a l O f f i c e _ L b l   E l e m e n t T y p e = " C o l u m n "   E l e m e n t I d = " 1 5 3 3 1 7 5 1 0 8 "   D a t a T y p e = " T e x t " > C o m p a n y L e g a l O f f i c e _ L b l < / C o m p a n y L e g a l O f f i c e _ L b l > - 
-         < C o m p a n y L e g a l S t a t e m e n t   E l e m e n t T y p e = " C o l u m n "   E l e m e n t I d = " 4 4 8 3 5 8 8 7 6 "   D a t a T y p e = " T e x t " > C o m p a n y L e g a l S t a t e m e n t < / C o m p a n y L e g a l S t a t e m e n t > - 
-         < C o m p a n y L o g o P o s i t i o n   E l e m e n t T y p e = " C o l u m n "   E l e m e n t I d = " 1 4 2 5 2 6 6 6 8 8 "   D a t a T y p e = " I n t e g e r " > C o m p a n y L o g o P o s i t i o n < / C o m p a n y L o g o P o s i t i o n > - 
-         < C o m p a n y P h o n e N o   E l e m e n t T y p e = " C o l u m n "   E l e m e n t I d = " 2 5 0 4 4 0 6 5 5 "   D a t a T y p e = " T e x t " > C o m p a n y P h o n e N o < / C o m p a n y P h o n e N o > - 
-         < C o m p a n y P h o n e N o _ L b l   E l e m e n t T y p e = " C o l u m n "   E l e m e n t I d = " 5 5 8 5 9 3 5 8 6 "   D a t a T y p e = " T e x t C o n s t " > C o m p a n y P h o n e N o _ L b l < / C o m p a n y P h o n e N o _ L b l > - 
-         < C o m p a n y P i c t u r e   E l e m e n t T y p e = " C o l u m n "   E l e m e n t I d = " 1 3 9 7 4 1 1 0 7 4 "   D a t a T y p e = " B L O B " / > - 
-         < C o m p a n y R e g i s t r a t i o n N u m b e r   E l e m e n t T y p e = " C o l u m n "   E l e m e n t I d = " 2 0 2 3 6 3 9 4 2 4 "   D a t a T y p e = " T e x t " > C o m p a n y R e g i s t r a t i o n N u m b e r < / C o m p a n y R e g i s t r a t i o n N u m b e r > - 
-         < C o m p a n y R e g i s t r a t i o n N u m b e r _ L b l   E l e m e n t T y p e = " C o l u m n "   E l e m e n t I d = " 1 8 3 3 1 0 6 6 5 3 "   D a t a T y p e = " T e x t " > C o m p a n y R e g i s t r a t i o n N u m b e r _ L b l < / C o m p a n y R e g i s t r a t i o n N u m b e r _ L b l > - 
-         < C o m p a n y S W I F T   E l e m e n t T y p e = " C o l u m n "   E l e m e n t I d = " 6 6 8 2 5 0 2 4 5 "   D a t a T y p e = " C o d e " > C o m p a n y S W I F T < / C o m p a n y S W I F T > - 
-         < C o m p a n y S W I F T _ L b l   E l e m e n t T y p e = " C o l u m n "   E l e m e n t I d = " 2 0 2 9 5 9 7 3 8 4 "   D a t a T y p e = " S t r i n g " > C o m p a n y S W I F T _ L b l < / C o m p a n y S W I F T _ L b l > - 
-         < C o m p a n y V A T R e g i s t r a t i o n N o   E l e m e n t T y p e = " C o l u m n "   E l e m e n t I d = " 1 9 1 4 0 1 3 6 4 9 "   D a t a T y p e = " T e x t " > C o m p a n y V A T R e g i s t r a t i o n N o < / C o m p a n y V A T R e g i s t r a t i o n N o > - 
-         < C o m p a n y V A T R e g i s t r a t i o n N o _ L b l   E l e m e n t T y p e = " C o l u m n "   E l e m e n t I d = " 9 2 4 5 0 3 1 2 4 "   D a t a T y p e = " T e x t " > C o m p a n y V A T R e g i s t r a t i o n N o _ L b l < / C o m p a n y V A T R e g i s t r a t i o n N o _ L b l > - 
-         < C o m p a n y V A T R e g N o   E l e m e n t T y p e = " C o l u m n "   E l e m e n t I d = " 1 7 1 4 3 1 9 3 6 "   D a t a T y p e = " T e x t " > C o m p a n y V A T R e g N o < / C o m p a n y V A T R e g N o > - 
-         < C o m p a n y V A T R e g N o _ L b l   E l e m e n t T y p e = " C o l u m n "   E l e m e n t I d = " 7 7 3 2 0 1 5 0 1 "   D a t a T y p e = " T e x t " > C o m p a n y V A T R e g N o _ L b l < / C o m p a n y V A T R e g N o _ L b l > - 
-         < C o n t a c t _ L b l   E l e m e n t T y p e = " C o l u m n "   E l e m e n t I d = " 1 1 5 5 0 9 4 7 5 2 "   D a t a T y p e = " T e x t " > C o n t a c t _ L b l < / C o n t a c t _ L b l > - 
-         < C o p y _ L b l   E l e m e n t T y p e = " C o l u m n "   E l e m e n t I d = " 6 0 4 7 8 2 7 8 1 "   D a t a T y p e = " T e x t C o n s t " > C o p y _ L b l < / C o p y _ L b l > - 
-         < C u s t o m e r A d d r e s s 1   E l e m e n t T y p e = " C o l u m n "   E l e m e n t I d = " 1 8 0 1 9 6 6 4 5 4 "   D a t a T y p e = " T e x t " > C u s t o m e r A d d r e s s 1 < / C u s t o m e r A d d r e s s 1 > - 
-         < C u s t o m e r A d d r e s s 2   E l e m e n t T y p e = " C o l u m n "   E l e m e n t I d = " 1 1 6 4 2 6 9 8 3 7 "   D a t a T y p e = " T e x t " > C u s t o m e r A d d r e s s 2 < / C u s t o m e r A d d r e s s 2 > - 
-         < C u s t o m e r A d d r e s s 3   E l e m e n t T y p e = " C o l u m n "   E l e m e n t I d = " 5 2 6 5 7 3 2 2 0 "   D a t a T y p e = " T e x t " > C u s t o m e r A d d r e s s 3 < / C u s t o m e r A d d r e s s 3 > - 
-         < C u s t o m e r A d d r e s s 4   E l e m e n t T y p e = " C o l u m n "   E l e m e n t I d = " 1 1 1 1 2 3 3 9 7 "   D a t a T y p e = " T e x t " > C u s t o m e r A d d r e s s 4 < / C u s t o m e r A d d r e s s 4 > - 
-         < C u s t o m e r A d d r e s s 5   E l e m e n t T y p e = " C o l u m n "   E l e m e n t I d = " 7 4 8 8 2 0 0 1 4 "   D a t a T y p e = " T e x t " > C u s t o m e r A d d r e s s 5 < / C u s t o m e r A d d r e s s 5 > - 
-         < C u s t o m e r A d d r e s s 6   E l e m e n t T y p e = " C o l u m n "   E l e m e n t I d = " 1 3 8 6 5 1 6 6 3 1 "   D a t a T y p e = " T e x t " > C u s t o m e r A d d r e s s 6 < / C u s t o m e r A d d r e s s 6 > - 
-         < C u s t o m e r A d d r e s s 7   E l e m e n t T y p e = " C o l u m n "   E l e m e n t I d = " 2 0 2 4 2 1 3 2 4 8 "   D a t a T y p e = " T e x t " > C u s t o m e r A d d r e s s 7 < / C u s t o m e r A d d r e s s 7 > - 
-         < C u s t o m e r A d d r e s s 8   E l e m e n t T y p e = " C o l u m n "   E l e m e n t I d = " 1 0 4 8 6 9 8 5 8 5 "   D a t a T y p e = " T e x t " > C u s t o m e r A d d r e s s 8 < / C u s t o m e r A d d r e s s 8 > - 
-         < C u s t o m e r P o s t a l B a r C o d e   E l e m e n t T y p e = " C o l u m n "   E l e m e n t I d = " 3 9 8 5 8 0 6 8 8 "   D a t a T y p e = " T e x t " > C u s t o m e r P o s t a l B a r C o d e < / C u s t o m e r P o s t a l B a r C o d e > - 
-         < D o c u m e n t D a t e   E l e m e n t T y p e = " C o l u m n "   E l e m e n t I d = " 5 5 2 8 7 1 9 1 4 "   D a t a T y p e = " S t r i n g " > D o c u m e n t D a t e < / D o c u m e n t D a t e > - 
-         < D o c u m e n t D a t e _ L b l   E l e m e n t T y p e = " C o l u m n "   E l e m e n t I d = " 1 0 2 6 4 9 4 8 3 "   D a t a T y p e = " S t r i n g " > D o c u m e n t D a t e _ L b l < / D o c u m e n t D a t e _ L b l > - 
-         < D o c u m e n t N o   E l e m e n t T y p e = " C o l u m n "   E l e m e n t I d = " 9 7 0 3 5 0 5 3 9 "   D a t a T y p e = " C o d e " > D o c u m e n t N o < / D o c u m e n t N o > - 
-         < D o c u m e n t N o _ L b l   E l e m e n t T y p e = " C o l u m n "   E l e m e n t I d = " 7 8 9 7 9 5 9 7 8 "   D a t a T y p e = " T e x t " > D o c u m e n t N o _ L b l < / D o c u m e n t N o _ L b l > - 
-         < D o c u m e n t T i t l e _ L b l   E l e m e n t T y p e = " C o l u m n "   E l e m e n t I d = " 8 5 8 4 2 3 9 2 9 "   D a t a T y p e = " T e x t " > D o c u m e n t T i t l e _ L b l < / D o c u m e n t T i t l e _ L b l > - 
-         < D u e D a t e   E l e m e n t T y p e = " C o l u m n "   E l e m e n t I d = " 7 4 5 1 7 0 2 0 3 "   D a t a T y p e = " S t r i n g " > D u e D a t e < / D u e D a t e > - 
-         < D u e D a t e _ L b l   E l e m e n t T y p e = " C o l u m n "   E l e m e n t I d = " 1 6 4 8 2 8 4 6 4 8 "   D a t a T y p e = " S t r i n g " > D u e D a t e _ L b l < / D u e D a t e _ L b l > - 
-         < E M a i l _ L b l   E l e m e n t T y p e = " C o l u m n "   E l e m e n t I d = " 1 4 3 8 8 6 8 0 1 2 "   D a t a T y p e = " T e x t C o n s t " > E M a i l _ L b l < / E M a i l _ L b l > - 
-         < E x c h a n g e R a t e A s T e x t   E l e m e n t T y p e = " C o l u m n "   E l e m e n t I d = " 5 9 2 9 5 5 8 4 5 "   D a t a T y p e = " T e x t " > E x c h a n g e R a t e A s T e x t < / E x c h a n g e R a t e A s T e x t > - 
-         < E x t e r n a l D o c u m e n t N o   E l e m e n t T y p e = " C o l u m n "   E l e m e n t I d = " 7 3 3 9 5 3 9 6 6 "   D a t a T y p e = " C o d e " > E x t e r n a l D o c u m e n t N o < / E x t e r n a l D o c u m e n t N o > - 
-         < E x t e r n a l D o c u m e n t N o _ _ L b l   E l e m e n t T y p e = " C o l u m n "   E l e m e n t I d = " 2 2 3 4 3 3 3 2 "   D a t a T y p e = " S t r i n g " > E x t e r n a l D o c u m e n t N o _ _ L b l < / E x t e r n a l D o c u m e n t N o _ _ L b l > - 
-         < F r o m _ L b l   E l e m e n t T y p e = " C o l u m n "   E l e m e n t I d = " 4 8 5 4 2 6 1 3 8 "   D a t a T y p e = " T e x t C o n s t " > F r o m _ L b l < / F r o m _ L b l > - 
-         < H o m e P a g e _ L b l   E l e m e n t T y p e = " C o l u m n "   E l e m e n t I d = " 1 4 3 3 5 9 2 3 0 0 "   D a t a T y p e = " T e x t C o n s t " > H o m e P a g e _ L b l < / H o m e P a g e _ L b l > - 
-         < I n v o i c e D i s c o u n t A m o u n t _ L b l   E l e m e n t T y p e = " C o l u m n "   E l e m e n t I d = " 1 5 9 3 0 1 2 7 3 6 "   D a t a T y p e = " T e x t C o n s t " > I n v o i c e D i s c o u n t A m o u n t _ L b l < / I n v o i c e D i s c o u n t A m o u n t _ L b l > - 
-         < I n v o i c e D i s c o u n t B a s e A m o u n t _ L b l   E l e m e n t T y p e = " C o l u m n "   E l e m e n t I d = " 2 0 2 9 2 6 6 8 7 5 "   D a t a T y p e = " T e x t C o n s t " > I n v o i c e D i s c o u n t B a s e A m o u n t _ L b l < / I n v o i c e D i s c o u n t B a s e A m o u n t _ L b l > - 
-         < I n v o i c e N o P o s i t i o n _ L b l   E l e m e n t T y p e = " C o l u m n "   E l e m e n t I d = " 1 4 5 8 4 6 7 4 4 1 "   D a t a T y p e = " T e x t " > I n v o i c e N o P o s i t i o n _ L b l < / I n v o i c e N o P o s i t i o n _ L b l > - 
-         < L e g a l E n t i t y T y p e   E l e m e n t T y p e = " C o l u m n "   E l e m e n t I d = " 2 0 5 1 8 7 3 5 6 3 "   D a t a T y p e = " T e x t " > L e g a l E n t i t y T y p e < / L e g a l E n t i t y T y p e > - 
-         < L e g a l E n t i t y T y p e _ L b l   E l e m e n t T y p e = " C o l u m n "   E l e m e n t I d = " 2 0 8 0 2 2 4 7 9 2 "   D a t a T y p e = " T e x t " > L e g a l E n t i t y T y p e _ L b l < / L e g a l E n t i t y T y p e _ L b l > - 
-         < L i n e A m o u n t A f t e r I n v o i c e D i s c o u n t _ L b l   E l e m e n t T y p e = " C o l u m n "   E l e m e n t I d = " 6 7 3 7 2 1 0 9 4 "   D a t a T y p e = " T e x t C o n s t " > L i n e A m o u n t A f t e r I n v o i c e D i s c o u n t _ L b l < / L i n e A m o u n t A f t e r I n v o i c e D i s c o u n t _ L b l > - 
-         < L o c a l C u r r e n c y _ L b l   E l e m e n t T y p e = " C o l u m n "   E l e m e n t I d = " 1 5 5 9 6 9 3 4 2 2 "   D a t a T y p e = " T e x t C o n s t " > L o c a l C u r r e n c y _ L b l < / L o c a l C u r r e n c y _ L b l > - 
-         < P a g e _ L b l   E l e m e n t T y p e = " C o l u m n "   E l e m e n t I d = " 6 8 0 6 4 8 0 9 1 "   D a t a T y p e = " T e x t C o n s t " > P a g e _ L b l < / P a g e _ L b l > - 
-         < P a y m e n t I n s t r u c t i o n s _ T x t   E l e m e n t T y p e = " C o l u m n "   E l e m e n t I d = " 1 8 7 2 0 8 8 3 "   D a t a T y p e = " T e x t " > P a y m e n t I n s t r u c t i o n s _ T x t < / P a y m e n t I n s t r u c t i o n s _ T x t > - 
-         < P a y m e n t M e t h o d D e s c r i p t i o n   E l e m e n t T y p e = " C o l u m n "   E l e m e n t I d = " 5 8 5 7 5 7 9 7 4 "   D a t a T y p e = " T e x t " > P a y m e n t M e t h o d D e s c r i p t i o n < / P a y m e n t M e t h o d D e s c r i p t i o n > - 
-         < P a y m e n t M e t h o d D e s c r i p t i o n _ L b l   E l e m e n t T y p e = " C o l u m n "   E l e m e n t I d = " 7 9 7 1 1 7 3 2 3 "   D a t a T y p e = " T e x t C o n s t " > P a y m e n t M e t h o d D e s c r i p t i o n _ L b l < / P a y m e n t M e t h o d D e s c r i p t i o n _ L b l > - 
-         < P a y m e n t T e r m s D e s c r i p t i o n   E l e m e n t T y p e = " C o l u m n "   E l e m e n t I d = " 2 0 3 8 7 4 2 7 0 0 "   D a t a T y p e = " T e x t " > P a y m e n t T e r m s D e s c r i p t i o n < / P a y m e n t T e r m s D e s c r i p t i o n > - 
-         < P a y m e n t T e r m s D e s c r i p t i o n _ L b l   E l e m e n t T y p e = " C o l u m n "   E l e m e n t I d = " 1 8 7 4 4 9 4 3 2 1 "   D a t a T y p e = " T e x t C o n s t " > P a y m e n t T e r m s D e s c r i p t i o n _ L b l < / P a y m e n t T e r m s D e s c r i p t i o n _ L b l > - 
-         < P r i c e s I n c l u d i n g V A T   E l e m e n t T y p e = " C o l u m n "   E l e m e n t I d = " 5 1 8 8 1 7 1 6 7 "   D a t a T y p e = " B o o l e a n " > P r i c e s I n c l u d i n g V A T < / P r i c e s I n c l u d i n g V A T > - 
-         < P r i c e s I n c l u d i n g V A T _ L b l   E l e m e n t T y p e = " C o l u m n "   E l e m e n t I d = " 1 3 7 7 9 7 9 4 4 4 "   D a t a T y p e = " S t r i n g " > P r i c e s I n c l u d i n g V A T _ L b l < / P r i c e s I n c l u d i n g V A T _ L b l > - 
-         < P r i c e s I n c l u d i n g V A T Y e s N o   E l e m e n t T y p e = " C o l u m n "   E l e m e n t I d = " 1 4 1 1 1 4 7 5 9 9 "   D a t a T y p e = " S t r i n g " > P r i c e s I n c l u d i n g V A T Y e s N o < / P r i c e s I n c l u d i n g V A T Y e s N o > - 
-         < Q u e s t i o n s _ L b l   E l e m e n t T y p e = " C o l u m n "   E l e m e n t I d = " 2 0 7 0 8 9 0 0 1 9 "   D a t a T y p e = " T e x t C o n s t " > Q u e s t i o n s _ L b l < / Q u e s t i o n s _ L b l > - 
-         < S a l e s I n v o i c e L i n e D i s c o u n t _ L b l   E l e m e n t T y p e = " C o l u m n "   E l e m e n t I d = " 6 6 4 6 0 1 5 8 2 "   D a t a T y p e = " T e x t C o n s t " > S a l e s I n v o i c e L i n e D i s c o u n t _ L b l < / S a l e s I n v o i c e L i n e D i s c o u n t _ L b l > - 
-         < S a l e s P e r s o n _ L b l   E l e m e n t T y p e = " C o l u m n "   E l e m e n t I d = " 1 5 6 4 1 9 6 3 6 5 "   D a t a T y p e = " T e x t C o n s t " > S a l e s P e r s o n _ L b l < / S a l e s P e r s o n _ L b l > - 
-         < S a l e s P e r s o n B l a n k _ L b l   E l e m e n t T y p e = " C o l u m n "   E l e m e n t I d = " 6 5 4 6 2 4 6 0 1 "   D a t a T y p e = " T e x t " > S a l e s P e r s o n B l a n k _ L b l < / S a l e s P e r s o n B l a n k _ L b l > - 
-         < S a l e s P e r s o n N a m e   E l e m e n t T y p e = " C o l u m n "   E l e m e n t I d = " 8 7 1 4 9 2 9 8 3 "   D a t a T y p e = " T e x t " > S a l e s P e r s o n N a m e < / S a l e s P e r s o n N a m e > - 
-         < S e l l T o C o n t a c t E m a i l   E l e m e n t T y p e = " C o l u m n "   E l e m e n t I d = " 2 6 2 8 2 4 5 6 4 "   D a t a T y p e = " T e x t " > S e l l T o C o n t a c t E m a i l < / S e l l T o C o n t a c t E m a i l > - 
-         < S e l l T o C o n t a c t E m a i l L b l   E l e m e n t T y p e = " C o l u m n "   E l e m e n t I d = " 3 7 0 9 2 0 3 7 4 "   D a t a T y p e = " T e x t C o n s t " > S e l l T o C o n t a c t E m a i l L b l < / S e l l T o C o n t a c t E m a i l L b l > - 
-         < S e l l T o C o n t a c t M o b i l e P h o n e N o   E l e m e n t T y p e = " C o l u m n "   E l e m e n t I d = " 1 8 4 3 5 8 7 4 7 "   D a t a T y p e = " T e x t " > S e l l T o C o n t a c t M o b i l e P h o n e N o < / S e l l T o C o n t a c t M o b i l e P h o n e N o > - 
-         < S e l l T o C o n t a c t M o b i l e P h o n e N o L b l   E l e m e n t T y p e = " C o l u m n "   E l e m e n t I d = " 1 4 5 7 5 2 8 4 1 7 "   D a t a T y p e = " T e x t C o n s t " > S e l l T o C o n t a c t M o b i l e P h o n e N o L b l < / S e l l T o C o n t a c t M o b i l e P h o n e N o L b l > - 
-         < S e l l T o C o n t a c t P h o n e N o   E l e m e n t T y p e = " C o l u m n "   E l e m e n t I d = " 1 6 1 3 8 2 2 4 8 3 "   D a t a T y p e = " T e x t " > S e l l T o C o n t a c t P h o n e N o < / S e l l T o C o n t a c t P h o n e N o > - 
-         < S e l l T o C o n t a c t P h o n e N o L b l   E l e m e n t T y p e = " C o l u m n "   E l e m e n t I d = " 1 0 5 0 6 8 6 8 0 9 "   D a t a T y p e = " T e x t C o n s t " > S e l l T o C o n t a c t P h o n e N o L b l < / S e l l T o C o n t a c t P h o n e N o L b l > - 
-         < S e l l t o C u s t o m e r N o   E l e m e n t T y p e = " C o l u m n "   E l e m e n t I d = " 2 0 5 0 6 4 7 3 4 9 "   D a t a T y p e = " C o d e " > S e l l t o C u s t o m e r N o < / S e l l t o C u s t o m e r N o > - 
-         < S e l l t o C u s t o m e r N o _ L b l   E l e m e n t T y p e = " C o l u m n "   E l e m e n t I d = " 2 9 8 3 8 1 5 1 2 "   D a t a T y p e = " S t r i n g " > S e l l t o C u s t o m e r N o _ L b l < / S e l l t o C u s t o m e r N o _ L b l > - 
-         < S h i p m e n t _ L b l   E l e m e n t T y p e = " C o l u m n "   E l e m e n t I d = " 2 0 8 5 7 6 7 1 2 0 "   D a t a T y p e = " T e x t C o n s t " > S h i p m e n t _ L b l < / S h i p m e n t _ L b l > - 
-         < S h i p m e n t M e t h o d D e s c r i p t i o n   E l e m e n t T y p e = " C o l u m n "   E l e m e n t I d = " 2 0 5 9 4 0 3 2 6 0 "   D a t a T y p e = " T e x t " > S h i p m e n t M e t h o d D e s c r i p t i o n < / S h i p m e n t M e t h o d D e s c r i p t i o n > - 
-         < S h i p m e n t M e t h o d D e s c r i p t i o n _ L b l   E l e m e n t T y p e = " C o l u m n "   E l e m e n t I d = " 1 1 7 9 9 7 8 4 6 5 "   D a t a T y p e = " T e x t C o n s t " > S h i p m e n t M e t h o d D e s c r i p t i o n _ L b l < / S h i p m e n t M e t h o d D e s c r i p t i o n _ L b l > - 
-         < S h i p T o A d d r e s s _ L b l   E l e m e n t T y p e = " C o l u m n "   E l e m e n t I d = " 1 6 5 0 5 0 5 0 1 7 "   D a t a T y p e = " T e x t C o n s t " > S h i p T o A d d r e s s _ L b l < / S h i p T o A d d r e s s _ L b l > - 
-         < S h i p T o A d d r e s s 1   E l e m e n t T y p e = " C o l u m n "   E l e m e n t I d = " 1 3 5 7 6 7 2 8 6 1 "   D a t a T y p e = " T e x t " > S h i p T o A d d r e s s 1 < / S h i p T o A d d r e s s 1 > - 
-         < S h i p T o A d d r e s s 2   E l e m e n t T y p e = " C o l u m n "   E l e m e n t I d = " 1 0 2 4 2 0 4 5 8 4 "   D a t a T y p e = " T e x t " > S h i p T o A d d r e s s 2 < / S h i p T o A d d r e s s 2 > - 
-         < S h i p T o A d d r e s s 3   E l e m e n t T y p e = " C o l u m n "   E l e m e n t I d = " 1 6 6 1 9 0 1 2 0 1 "   D a t a T y p e = " T e x t " > S h i p T o A d d r e s s 3 < / S h i p T o A d d r e s s 3 > - 
-         < S h i p T o A d d r e s s 4   E l e m e n t T y p e = " C o l u m n "   E l e m e n t I d = " 5 5 5 4 1 6 9 9 0 "   D a t a T y p e = " T e x t " > S h i p T o A d d r e s s 4 < / S h i p T o A d d r e s s 4 > - 
-         < S h i p T o A d d r e s s 5   E l e m e n t T y p e = " C o l u m n "   E l e m e n t I d = " 1 1 9 3 1 1 3 6 0 7 "   D a t a T y p e = " T e x t " > S h i p T o A d d r e s s 5 < / S h i p T o A d d r e s s 5 > - 
-         < S h i p T o A d d r e s s 6   E l e m e n t T y p e = " C o l u m n "   E l e m e n t I d = " 7 1 9 9 7 6 2 4 4 "   D a t a T y p e = " T e x t " > S h i p T o A d d r e s s 6 < / S h i p T o A d d r e s s 6 > - 
-         < S h i p T o A d d r e s s 7   E l e m e n t T y p e = " C o l u m n "   E l e m e n t I d = " 8 2 2 7 9 6 2 7 "   D a t a T y p e = " T e x t " > S h i p T o A d d r e s s 7 < / S h i p T o A d d r e s s 7 > - 
-         < S h i p T o A d d r e s s 8   E l e m e n t T y p e = " C o l u m n "   E l e m e n t I d = " 1 4 9 2 9 9 2 1 7 8 "   D a t a T y p e = " T e x t " > S h i p T o A d d r e s s 8 < / S h i p T o A d d r e s s 8 > - 
-         < S h i p T o P h o n e N o   E l e m e n t T y p e = " C o l u m n "   E l e m e n t I d = " 3 6 9 7 0 2 2 5 5 "   D a t a T y p e = " T e x t " > S h i p T o P h o n e N o < / S h i p T o P h o n e N o > - 
-         < S h o w S h i p p i n g A d d r e s s   E l e m e n t T y p e = " C o l u m n "   E l e m e n t I d = " 1 1 2 0 0 7 1 2 6 6 "   D a t a T y p e = " B o o l e a n " > S h o w S h i p p i n g A d d r e s s < / S h o w S h i p p i n g A d d r e s s > - 
-         < S h o w W o r k D e s c r i p t i o n   E l e m e n t T y p e = " C o l u m n "   E l e m e n t I d = " 7 8 5 4 6 8 8 6 5 "   D a t a T y p e = " B o o l e a n " > S h o w W o r k D e s c r i p t i o n < / S h o w W o r k D e s c r i p t i o n > - 
-         < S u b t o t a l _ L b l   E l e m e n t T y p e = " C o l u m n "   E l e m e n t I d = " 1 9 6 7 7 9 5 1 4 2 "   D a t a T y p e = " T e x t C o n s t " > S u b t o t a l _ L b l < / S u b t o t a l _ L b l > - 
-         < T h a n k s _ L b l   E l e m e n t T y p e = " C o l u m n "   E l e m e n t I d = " 2 1 0 3 3 0 5 5 2 5 "   D a t a T y p e = " T e x t C o n s t " > T h a n k s _ L b l < / T h a n k s _ L b l > - 
-         < T o t a l _ L b l   E l e m e n t T y p e = " C o l u m n "   E l e m e n t I d = " 1 2 1 0 1 0 0 8 7 8 "   D a t a T y p e = " T e x t C o n s t " > T o t a l _ L b l < / T o t a l _ L b l > - 
-         < V A T A m o u n t _ L b l   E l e m e n t T y p e = " C o l u m n "   E l e m e n t I d = " 1 0 9 4 6 5 7 2 9 "   D a t a T y p e = " T e x t C o n s t " > V A T A m o u n t _ L b l < / V A T A m o u n t _ L b l > - 
-         < V A T A m o u n t S p e c i f i c a t i o n _ L b l   E l e m e n t T y p e = " C o l u m n "   E l e m e n t I d = " 8 7 8 7 0 6 8 4 6 "   D a t a T y p e = " T e x t C o n s t " > V A T A m o u n t S p e c i f i c a t i o n _ L b l < / V A T A m o u n t S p e c i f i c a t i o n _ L b l > - 
-         < V A T B a s e _ L b l   E l e m e n t T y p e = " C o l u m n "   E l e m e n t I d = " 1 8 6 6 1 5 8 2 7 8 "   D a t a T y p e = " T e x t C o n s t " > V A T B a s e _ L b l < / V A T B a s e _ L b l > - 
-         < V A T C l a u s e _ L b l   E l e m e n t T y p e = " C o l u m n "   E l e m e n t I d = " 1 5 7 0 4 9 5 4 9 0 "   D a t a T y p e = " S t r i n g " > V A T C l a u s e _ L b l < / V A T C l a u s e _ L b l > - 
-         < V A T C l a u s e s _ L b l   E l e m e n t T y p e = " C o l u m n "   E l e m e n t I d = " 1 3 8 3 9 2 0 0 1 9 "   D a t a T y p e = " T e x t C o n s t " > V A T C l a u s e s _ L b l < / V A T C l a u s e s _ L b l > - 
-         < V A T I d e n t i f i e r _ L b l   E l e m e n t T y p e = " C o l u m n "   E l e m e n t I d = " 1 6 8 6 6 2 3 9 8 4 "   D a t a T y p e = " T e x t C o n s t " > V A T I d e n t i f i e r _ L b l < / V A T I d e n t i f i e r _ L b l > - 
-         < V A T P e r c e n t a g e _ L b l   E l e m e n t T y p e = " C o l u m n "   E l e m e n t I d = " 6 7 6 6 5 4 5 6 5 "   D a t a T y p e = " T e x t C o n s t " > V A T P e r c e n t a g e _ L b l < / V A T P e r c e n t a g e _ L b l > - 
-         < V A T R e g i s t r a t i o n N o   E l e m e n t T y p e = " C o l u m n "   E l e m e n t I d = " 1 8 8 9 1 9 5 4 0 2 "   D a t a T y p e = " T e x t " > V A T R e g i s t r a t i o n N o < / V A T R e g i s t r a t i o n N o > - 
-         < V A T R e g i s t r a t i o n N o _ L b l   E l e m e n t T y p e = " C o l u m n "   E l e m e n t I d = " 1 4 2 4 6 1 6 0 8 5 "   D a t a T y p e = " T e x t " > V A T R e g i s t r a t i o n N o _ L b l < / V A T R e g i s t r a t i o n N o _ L b l > - 
-         < Y o u r D o c u m e n t T i t l e _ L b l   E l e m e n t T y p e = " C o l u m n "   E l e m e n t I d = " 1 8 2 1 7 1 6 9 3 4 "   D a t a T y p e = " T e x t " > Y o u r D o c u m e n t T i t l e _ L b l < / Y o u r D o c u m e n t T i t l e _ L b l > - 
-         < Y o u r R e f e r e n c e   E l e m e n t T y p e = " C o l u m n "   E l e m e n t I d = " 1 1 0 3 9 9 5 1 "   D a t a T y p e = " T e x t " > Y o u r R e f e r e n c e < / Y o u r R e f e r e n c e > - 
-         < Y o u r R e f e r e n c e _ _ L b l   E l e m e n t T y p e = " C o l u m n "   E l e m e n t I d = " 1 1 2 6 2 8 0 3 7 1 "   D a t a T y p e = " S t r i n g " > Y o u r R e f e r e n c e _ _ L b l < / Y o u r R e f e r e n c e _ _ L b l > - 
-         < L i n e   E l e m e n t T y p e = " D a t a I t e m "   E l e m e n t I d = " 4 1 1 9 7 6 1 3 3 " > - 
-             < A m o u n t E x c l u d i n g V A T _ L i n e   E l e m e n t T y p e = " C o l u m n "   E l e m e n t I d = " 1 0 6 2 4 6 0 0 4 0 "   D a t a T y p e = " D e c i m a l " > A m o u n t E x c l u d i n g V A T _ L i n e < / A m o u n t E x c l u d i n g V A T _ L i n e > - 
-             < A m o u n t E x c l u d i n g V A T _ L i n e _ L b l   E l e m e n t T y p e = " C o l u m n "   E l e m e n t I d = " 2 0 0 2 8 7 4 4 7 5 "   D a t a T y p e = " S t r i n g " > A m o u n t E x c l u d i n g V A T _ L i n e _ L b l < / A m o u n t E x c l u d i n g V A T _ L i n e _ L b l > - 
-             < A m o u n t I n c l u d i n g V A T _ L i n e   E l e m e n t T y p e = " C o l u m n "   E l e m e n t I d = " 7 7 0 9 2 8 4 0 2 "   D a t a T y p e = " D e c i m a l " > A m o u n t I n c l u d i n g V A T _ L i n e < / A m o u n t I n c l u d i n g V A T _ L i n e > - 
-             < A m o u n t I n c l u d i n g V A T _ L i n e _ L b l   E l e m e n t T y p e = " C o l u m n "   E l e m e n t I d = " 9 3 0 7 4 7 3 1 3 "   D a t a T y p e = " S t r i n g " > A m o u n t I n c l u d i n g V A T _ L i n e _ L b l < / A m o u n t I n c l u d i n g V A T _ L i n e _ L b l > - 
-             < D e s c r i p t i o n _ L i n e   E l e m e n t T y p e = " C o l u m n "   E l e m e n t I d = " 1 4 0 6 8 2 2 3 1 0 "   D a t a T y p e = " T e x t " > D e s c r i p t i o n _ L i n e < / D e s c r i p t i o n _ L i n e > - 
-             < D e s c r i p t i o n _ L i n e _ L b l   E l e m e n t T y p e = " C o l u m n "   E l e m e n t I d = " 2 1 1 8 9 5 1 4 9 5 "   D a t a T y p e = " S t r i n g " > D e s c r i p t i o n _ L i n e _ L b l < / D e s c r i p t i o n _ L i n e _ L b l > - 
-             < I t e m N o _ L i n e   E l e m e n t T y p e = " C o l u m n "   E l e m e n t I d = " 1 9 1 0 2 9 6 2 8 8 "   D a t a T y p e = " C o d e " > I t e m N o _ L i n e < / I t e m N o _ L i n e > - 
-             < I t e m N o _ L i n e _ L b l   E l e m e n t T y p e = " C o l u m n "   E l e m e n t I d = " 1 3 4 0 0 7 9 6 1 3 "   D a t a T y p e = " S t r i n g " > I t e m N o _ L i n e _ L b l < / I t e m N o _ L i n e _ L b l > - 
-             < I t e m R e f e r e n c e N o _ L i n e   E l e m e n t T y p e = " C o l u m n "   E l e m e n t I d = " 9 2 7 2 3 5 7 "   D a t a T y p e = " C o d e " > I t e m R e f e r e n c e N o _ L i n e < / I t e m R e f e r e n c e N o _ L i n e > - 
-             < I t e m R e f e r e n c e N o _ L i n e _ L b l   E l e m e n t T y p e = " C o l u m n "   E l e m e n t I d = " 1 9 8 0 6 3 1 1 3 0 "   D a t a T y p e = " S t r i n g " > I t e m R e f e r e n c e N o _ L i n e _ L b l < / I t e m R e f e r e n c e N o _ L i n e _ L b l > - 
-             < L i n e A m o u n t _ L i n e   E l e m e n t T y p e = " C o l u m n "   E l e m e n t I d = " 2 6 8 9 3 7 1 6 2 "   D a t a T y p e = " T e x t " > L i n e A m o u n t _ L i n e < / L i n e A m o u n t _ L i n e > - 
-             < L i n e A m o u n t _ L i n e _ L b l   E l e m e n t T y p e = " C o l u m n "   E l e m e n t I d = " 9 9 2 9 0 1 8 4 5 "   D a t a T y p e = " S t r i n g " > L i n e A m o u n t _ L i n e _ L b l < / L i n e A m o u n t _ L i n e _ L b l > - 
-             < L i n e D i s c o u n t P e r c e n t _ L i n e   E l e m e n t T y p e = " C o l u m n "   E l e m e n t I d = " 9 0 7 8 2 7 4 3 6 "   D a t a T y p e = " D e c i m a l " > L i n e D i s c o u n t P e r c e n t _ L i n e < / L i n e D i s c o u n t P e r c e n t _ L i n e > - 
-             < L i n e D i s c o u n t P e r c e n t T e x t _ L i n e   E l e m e n t T y p e = " C o l u m n "   E l e m e n t I d = " 6 1 3 1 3 5 1 9 "   D a t a T y p e = " T e x t " > L i n e D i s c o u n t P e r c e n t T e x t _ L i n e < / L i n e D i s c o u n t P e r c e n t T e x t _ L i n e > - 
-             < L i n e N o _ L i n e   E l e m e n t T y p e = " C o l u m n "   E l e m e n t I d = " 6 9 8 9 8 5 9 7 9 "   D a t a T y p e = " I n t e g e r " > L i n e N o _ L i n e < / L i n e N o _ L i n e > - 
-             < P r i c e _ L b l   E l e m e n t T y p e = " C o l u m n "   E l e m e n t I d = " 2 1 2 6 7 6 4 9 2 5 "   D a t a T y p e = " T e x t C o n s t " > P r i c e _ L b l < / P r i c e _ L b l > - 
-             < P r i c e P e r _ L b l   E l e m e n t T y p e = " C o l u m n "   E l e m e n t I d = " 9 7 3 2 8 0 1 3 4 "   D a t a T y p e = " T e x t C o n s t " > P r i c e P e r _ L b l < / P r i c e P e r _ L b l > - 
-             < Q t y _ L b l   E l e m e n t T y p e = " C o l u m n "   E l e m e n t I d = " 2 6 3 6 7 3 7 6 4 "   D a t a T y p e = " T e x t C o n s t " > Q t y _ L b l < / Q t y _ L b l > - 
-             < Q u a n t i t y _ L i n e   E l e m e n t T y p e = " C o l u m n "   E l e m e n t I d = " 1 0 6 8 5 4 3 5 3 7 "   D a t a T y p e = " T e x t " > Q u a n t i t y _ L i n e < / Q u a n t i t y _ L i n e > - 
-             < Q u a n t i t y _ L i n e _ L b l   E l e m e n t T y p e = " C o l u m n "   E l e m e n t I d = " 2 0 3 4 5 0 6 8 0 2 "   D a t a T y p e = " S t r i n g " > Q u a n t i t y _ L i n e _ L b l < / Q u a n t i t y _ L i n e _ L b l > - 
-             < S h i p m e n t D a t e _ L b l   E l e m e n t T y p e = " C o l u m n "   E l e m e n t I d = " 6 1 4 4 0 0 3 6 4 "   D a t a T y p e = " T e x t C o n s t " > S h i p m e n t D a t e _ L b l < / S h i p m e n t D a t e _ L b l > - 
-             < S h i p m e n t D a t e _ L i n e   E l e m e n t T y p e = " C o l u m n "   E l e m e n t I d = " 1 6 7 3 3 7 5 4 1 6 "   D a t a T y p e = " S t r i n g " > S h i p m e n t D a t e _ L i n e < / S h i p m e n t D a t e _ L i n e > - 
-             < T r a n s H e a d e r A m o u n t   E l e m e n t T y p e = " C o l u m n "   E l e m e n t I d = " 2 0 2 8 3 0 6 2 7 6 "   D a t a T y p e = " D e c i m a l " > T r a n s H e a d e r A m o u n t < / T r a n s H e a d e r A m o u n t > - 
-             < T y p e _ L i n e   E l e m e n t T y p e = " C o l u m n "   E l e m e n t I d = " 2 7 2 8 0 4 9 2 4 "   D a t a T y p e = " S t r i n g " > T y p e _ L i n e < / T y p e _ L i n e > - 
-             < U n i t _ L b l   E l e m e n t T y p e = " C o l u m n "   E l e m e n t I d = " 8 1 4 3 6 4 3 1 8 "   D a t a T y p e = " T e x t C o n s t " > U n i t _ L b l < / U n i t _ L b l > - 
-             < U n i t O f M e a s u r e   E l e m e n t T y p e = " C o l u m n "   E l e m e n t I d = " 1 8 0 8 2 2 8 0 1 8 "   D a t a T y p e = " T e x t " > U n i t O f M e a s u r e < / U n i t O f M e a s u r e > - 
-             < U n i t O f M e a s u r e _ L b l   E l e m e n t T y p e = " C o l u m n "   E l e m e n t I d = " 9 8 1 9 5 1 2 4 9 "   D a t a T y p e = " S t r i n g " > U n i t O f M e a s u r e _ L b l < / U n i t O f M e a s u r e _ L b l > - 
-             < U n i t P r i c e   E l e m e n t T y p e = " C o l u m n "   E l e m e n t I d = " 1 4 7 8 2 2 1 5 2 6 "   D a t a T y p e = " T e x t " > U n i t P r i c e < / U n i t P r i c e > - 
-             < U n i t P r i c e _ L b l   E l e m e n t T y p e = " C o l u m n "   E l e m e n t I d = " 1 1 6 3 9 2 6 6 0 3 "   D a t a T y p e = " S t r i n g " > U n i t P r i c e _ L b l < / U n i t P r i c e _ L b l > - 
-             < V A T I d e n t i f i e r _ L i n e   E l e m e n t T y p e = " C o l u m n "   E l e m e n t I d = " 1 7 7 3 6 2 2 4 1 2 "   D a t a T y p e = " C o d e " > V A T I d e n t i f i e r _ L i n e < / V A T I d e n t i f i e r _ L i n e > - 
-             < V A T I d e n t i f i e r _ L i n e _ L b l   E l e m e n t T y p e = " C o l u m n "   E l e m e n t I d = " 5 3 3 7 8 2 7 0 3 "   D a t a T y p e = " S t r i n g " > V A T I d e n t i f i e r _ L i n e _ L b l < / V A T I d e n t i f i e r _ L i n e _ L b l > - 
-             < V A T P c t _ L i n e   E l e m e n t T y p e = " C o l u m n "   E l e m e n t I d = " 1 9 7 4 0 0 1 9 4 4 "   D a t a T y p e = " T e x t " > V A T P c t _ L i n e < / V A T P c t _ L i n e > - 
-             < V A T P c t _ L i n e _ L b l   E l e m e n t T y p e = " C o l u m n "   E l e m e n t I d = " 1 2 0 7 5 2 9 9 1 5 "   D a t a T y p e = " S t r i n g " > V A T P c t _ L i n e _ L b l < / V A T P c t _ L i n e _ L b l > +     < H e a d e r > + 
+         < B i l l e d T o _ L b l > B i l l e d T o _ L b l < / B i l l e d T o _ L b l > + 
+         < B i l l T o C o n t a c t E m a i l > B i l l T o C o n t a c t E m a i l < / B i l l T o C o n t a c t E m a i l > + 
+         < B i l l T o C o n t a c t E m a i l L b l > B i l l T o C o n t a c t E m a i l L b l < / B i l l T o C o n t a c t E m a i l L b l > + 
+         < B i l l T o C o n t a c t M o b i l e P h o n e N o > B i l l T o C o n t a c t M o b i l e P h o n e N o < / B i l l T o C o n t a c t M o b i l e P h o n e N o > + 
+         < B i l l T o C o n t a c t M o b i l e P h o n e N o L b l > B i l l T o C o n t a c t M o b i l e P h o n e N o L b l < / B i l l T o C o n t a c t M o b i l e P h o n e N o L b l > + 
+         < B i l l T o C o n t a c t P h o n e N o > B i l l T o C o n t a c t P h o n e N o < / B i l l T o C o n t a c t P h o n e N o > + 
+         < B i l l T o C o n t a c t P h o n e N o L b l > B i l l T o C o n t a c t P h o n e N o L b l < / B i l l T o C o n t a c t P h o n e N o L b l > + 
+         < B i l l t o C u s t o m e r N o _ L b l > B i l l t o C u s t o m e r N o _ L b l < / B i l l t o C u s t o m e r N o _ L b l > + 
+         < B i l l t o C u s t u m e r N o > B i l l t o C u s t u m e r N o < / B i l l t o C u s t u m e r N o > + 
+         < C h e c k s P a y a b l e _ L b l > C h e c k s P a y a b l e _ L b l < / C h e c k s P a y a b l e _ L b l > + 
+         < C o m p a n y A d d r e s s 1 > C o m p a n y A d d r e s s 1 < / C o m p a n y A d d r e s s 1 > + 
+         < C o m p a n y A d d r e s s 2 > C o m p a n y A d d r e s s 2 < / C o m p a n y A d d r e s s 2 > + 
+         < C o m p a n y A d d r e s s 3 > C o m p a n y A d d r e s s 3 < / C o m p a n y A d d r e s s 3 > + 
+         < C o m p a n y A d d r e s s 4 > C o m p a n y A d d r e s s 4 < / C o m p a n y A d d r e s s 4 > + 
+         < C o m p a n y A d d r e s s 5 > C o m p a n y A d d r e s s 5 < / C o m p a n y A d d r e s s 5 > + 
+         < C o m p a n y A d d r e s s 6 > C o m p a n y A d d r e s s 6 < / C o m p a n y A d d r e s s 6 > + 
+         < C o m p a n y A d d r e s s 7 > C o m p a n y A d d r e s s 7 < / C o m p a n y A d d r e s s 7 > + 
+         < C o m p a n y A d d r e s s 8 > C o m p a n y A d d r e s s 8 < / C o m p a n y A d d r e s s 8 > + 
+         < C o m p a n y B a n k A c c o u n t N o > C o m p a n y B a n k A c c o u n t N o < / C o m p a n y B a n k A c c o u n t N o > + 
+         < C o m p a n y B a n k A c c o u n t N o _ L b l > C o m p a n y B a n k A c c o u n t N o _ L b l < / C o m p a n y B a n k A c c o u n t N o _ L b l > + 
+         < C o m p a n y B a n k B r a n c h N o > C o m p a n y B a n k B r a n c h N o < / C o m p a n y B a n k B r a n c h N o > + 
+         < C o m p a n y B a n k B r a n c h N o _ L b l > C o m p a n y B a n k B r a n c h N o _ L b l < / C o m p a n y B a n k B r a n c h N o _ L b l > + 
+         < C o m p a n y B a n k N a m e > C o m p a n y B a n k N a m e < / C o m p a n y B a n k N a m e > + 
+         < C o m p a n y B a n k N a m e _ L b l > C o m p a n y B a n k N a m e _ L b l < / C o m p a n y B a n k N a m e _ L b l > + 
+         < C o m p a n y C u s t o m G i r o > C o m p a n y C u s t o m G i r o < / C o m p a n y C u s t o m G i r o > + 
+         < C o m p a n y C u s t o m G i r o _ L b l > C o m p a n y C u s t o m G i r o _ L b l < / C o m p a n y C u s t o m G i r o _ L b l > + 
+         < C o m p a n y E M a i l > C o m p a n y E M a i l < / C o m p a n y E M a i l > + 
+         < C o m p a n y G i r o N o > C o m p a n y G i r o N o < / C o m p a n y G i r o N o > + 
+         < C o m p a n y G i r o N o _ L b l > C o m p a n y G i r o N o _ L b l < / C o m p a n y G i r o N o _ L b l > + 
+         < C o m p a n y H o m e P a g e > C o m p a n y H o m e P a g e < / C o m p a n y H o m e P a g e > + 
+         < C o m p a n y I B A N > C o m p a n y I B A N < / C o m p a n y I B A N > + 
+         < C o m p a n y I B A N _ L b l > C o m p a n y I B A N _ L b l < / C o m p a n y I B A N _ L b l > + 
+         < C o m p a n y L e g a l O f f i c e > C o m p a n y L e g a l O f f i c e < / C o m p a n y L e g a l O f f i c e > + 
+         < C o m p a n y L e g a l O f f i c e _ L b l > C o m p a n y L e g a l O f f i c e _ L b l < / C o m p a n y L e g a l O f f i c e _ L b l > + 
+         < C o m p a n y L e g a l S t a t e m e n t > C o m p a n y L e g a l S t a t e m e n t < / C o m p a n y L e g a l S t a t e m e n t > + 
+         < C o m p a n y L o g o P o s i t i o n > C o m p a n y L o g o P o s i t i o n < / C o m p a n y L o g o P o s i t i o n > + 
+         < C o m p a n y P h o n e N o > C o m p a n y P h o n e N o < / C o m p a n y P h o n e N o > + 
+         < C o m p a n y P h o n e N o _ L b l > C o m p a n y P h o n e N o _ L b l < / C o m p a n y P h o n e N o _ L b l > + 
+         < C o m p a n y P i c t u r e / > + 
+         < C o m p a n y R e g i s t r a t i o n N u m b e r > C o m p a n y R e g i s t r a t i o n N u m b e r < / C o m p a n y R e g i s t r a t i o n N u m b e r > + 
+         < C o m p a n y R e g i s t r a t i o n N u m b e r _ L b l > C o m p a n y R e g i s t r a t i o n N u m b e r _ L b l < / C o m p a n y R e g i s t r a t i o n N u m b e r _ L b l > + 
+         < C o m p a n y S W I F T > C o m p a n y S W I F T < / C o m p a n y S W I F T > + 
+         < C o m p a n y S W I F T _ L b l > C o m p a n y S W I F T _ L b l < / C o m p a n y S W I F T _ L b l > + 
+         < C o m p a n y V A T R e g i s t r a t i o n N o > C o m p a n y V A T R e g i s t r a t i o n N o < / C o m p a n y V A T R e g i s t r a t i o n N o > + 
+         < C o m p a n y V A T R e g i s t r a t i o n N o _ L b l > C o m p a n y V A T R e g i s t r a t i o n N o _ L b l < / C o m p a n y V A T R e g i s t r a t i o n N o _ L b l > + 
+         < C o m p a n y V A T R e g N o > C o m p a n y V A T R e g N o < / C o m p a n y V A T R e g N o > + 
+         < C o m p a n y V A T R e g N o _ L b l > C o m p a n y V A T R e g N o _ L b l < / C o m p a n y V A T R e g N o _ L b l > + 
+         < C o n t a c t _ L b l > C o n t a c t _ L b l < / C o n t a c t _ L b l > + 
+         < C o p y _ L b l > C o p y _ L b l < / C o p y _ L b l > + 
+         < C u s t o m e r A d d r e s s 1 > C u s t o m e r A d d r e s s 1 < / C u s t o m e r A d d r e s s 1 > + 
+         < C u s t o m e r A d d r e s s 2 > C u s t o m e r A d d r e s s 2 < / C u s t o m e r A d d r e s s 2 > + 
+         < C u s t o m e r A d d r e s s 3 > C u s t o m e r A d d r e s s 3 < / C u s t o m e r A d d r e s s 3 > + 
+         < C u s t o m e r A d d r e s s 4 > C u s t o m e r A d d r e s s 4 < / C u s t o m e r A d d r e s s 4 > + 
+         < C u s t o m e r A d d r e s s 5 > C u s t o m e r A d d r e s s 5 < / C u s t o m e r A d d r e s s 5 > + 
+         < C u s t o m e r A d d r e s s 6 > C u s t o m e r A d d r e s s 6 < / C u s t o m e r A d d r e s s 6 > + 
+         < C u s t o m e r A d d r e s s 7 > C u s t o m e r A d d r e s s 7 < / C u s t o m e r A d d r e s s 7 > + 
+         < C u s t o m e r A d d r e s s 8 > C u s t o m e r A d d r e s s 8 < / C u s t o m e r A d d r e s s 8 > + 
+         < C u s t o m e r P o s t a l B a r C o d e > C u s t o m e r P o s t a l B a r C o d e < / C u s t o m e r P o s t a l B a r C o d e > + 
+         < D o c u m e n t D a t e > D o c u m e n t D a t e < / D o c u m e n t D a t e > + 
+         < D o c u m e n t D a t e _ L b l > D o c u m e n t D a t e _ L b l < / D o c u m e n t D a t e _ L b l > + 
+         < D o c u m e n t N o > D o c u m e n t N o < / D o c u m e n t N o > + 
+         < D o c u m e n t N o _ L b l > D o c u m e n t N o _ L b l < / D o c u m e n t N o _ L b l > + 
+         < D o c u m e n t T i t l e _ L b l > D o c u m e n t T i t l e _ L b l < / D o c u m e n t T i t l e _ L b l > + 
+         < D u e D a t e > D u e D a t e < / D u e D a t e > + 
+         < D u e D a t e _ L b l > D u e D a t e _ L b l < / D u e D a t e _ L b l > + 
+         < E M a i l _ L b l > E M a i l _ L b l < / E M a i l _ L b l > + 
+         < E x c h a n g e R a t e A s T e x t > E x c h a n g e R a t e A s T e x t < / E x c h a n g e R a t e A s T e x t > + 
+         < E x t e r n a l D o c u m e n t N o > E x t e r n a l D o c u m e n t N o < / E x t e r n a l D o c u m e n t N o > + 
+         < E x t e r n a l D o c u m e n t N o _ _ L b l > E x t e r n a l D o c u m e n t N o _ _ L b l < / E x t e r n a l D o c u m e n t N o _ _ L b l > + 
+         < F r o m _ L b l > F r o m _ L b l < / F r o m _ L b l > + 
+         < H o m e P a g e _ L b l > H o m e P a g e _ L b l < / H o m e P a g e _ L b l > + 
+         < I n v o i c e D i s c o u n t A m o u n t _ L b l > I n v o i c e D i s c o u n t A m o u n t _ L b l < / I n v o i c e D i s c o u n t A m o u n t _ L b l > + 
+         < I n v o i c e D i s c o u n t B a s e A m o u n t _ L b l > I n v o i c e D i s c o u n t B a s e A m o u n t _ L b l < / I n v o i c e D i s c o u n t B a s e A m o u n t _ L b l > + 
+         < I n v o i c e N o P o s i t i o n _ L b l > I n v o i c e N o P o s i t i o n _ L b l < / I n v o i c e N o P o s i t i o n _ L b l > + 
+         < L e g a l E n t i t y T y p e > L e g a l E n t i t y T y p e < / L e g a l E n t i t y T y p e > + 
+         < L e g a l E n t i t y T y p e _ L b l > L e g a l E n t i t y T y p e _ L b l < / L e g a l E n t i t y T y p e _ L b l > + 
+         < L i n e A m o u n t A f t e r I n v o i c e D i s c o u n t _ L b l > L i n e A m o u n t A f t e r I n v o i c e D i s c o u n t _ L b l < / L i n e A m o u n t A f t e r I n v o i c e D i s c o u n t _ L b l > + 
+         < L o c a l C u r r e n c y _ L b l > L o c a l C u r r e n c y _ L b l < / L o c a l C u r r e n c y _ L b l > + 
+         < P a g e _ L b l > P a g e _ L b l < / P a g e _ L b l > + 
+         < P a y m e n t I n s t r u c t i o n s _ T x t > P a y m e n t I n s t r u c t i o n s _ T x t < / P a y m e n t I n s t r u c t i o n s _ T x t > + 
+         < P a y m e n t M e t h o d D e s c r i p t i o n > P a y m e n t M e t h o d D e s c r i p t i o n < / P a y m e n t M e t h o d D e s c r i p t i o n > + 
+         < P a y m e n t M e t h o d D e s c r i p t i o n _ L b l > P a y m e n t M e t h o d D e s c r i p t i o n _ L b l < / P a y m e n t M e t h o d D e s c r i p t i o n _ L b l > + 
+         < P a y m e n t T e r m s D e s c r i p t i o n > P a y m e n t T e r m s D e s c r i p t i o n < / P a y m e n t T e r m s D e s c r i p t i o n > + 
+         < P a y m e n t T e r m s D e s c r i p t i o n _ L b l > P a y m e n t T e r m s D e s c r i p t i o n _ L b l < / P a y m e n t T e r m s D e s c r i p t i o n _ L b l > + 
+         < P r i c e s I n c l u d i n g V A T > P r i c e s I n c l u d i n g V A T < / P r i c e s I n c l u d i n g V A T > + 
+         < P r i c e s I n c l u d i n g V A T _ L b l > P r i c e s I n c l u d i n g V A T _ L b l < / P r i c e s I n c l u d i n g V A T _ L b l > + 
+         < P r i c e s I n c l u d i n g V A T Y e s N o > P r i c e s I n c l u d i n g V A T Y e s N o < / P r i c e s I n c l u d i n g V A T Y e s N o > + 
+         < Q u e s t i o n s _ L b l > Q u e s t i o n s _ L b l < / Q u e s t i o n s _ L b l > + 
+         < S a l e s I n v o i c e L i n e D i s c o u n t _ L b l > S a l e s I n v o i c e L i n e D i s c o u n t _ L b l < / S a l e s I n v o i c e L i n e D i s c o u n t _ L b l > + 
+         < S a l e s P e r s o n _ L b l > S a l e s P e r s o n _ L b l < / S a l e s P e r s o n _ L b l > + 
+         < S a l e s P e r s o n B l a n k _ L b l > S a l e s P e r s o n B l a n k _ L b l < / S a l e s P e r s o n B l a n k _ L b l > + 
+         < S a l e s P e r s o n N a m e > S a l e s P e r s o n N a m e < / S a l e s P e r s o n N a m e > + 
+         < S e l l T o C o n t a c t E m a i l > S e l l T o C o n t a c t E m a i l < / S e l l T o C o n t a c t E m a i l > + 
+         < S e l l T o C o n t a c t E m a i l L b l > S e l l T o C o n t a c t E m a i l L b l < / S e l l T o C o n t a c t E m a i l L b l > + 
+         < S e l l T o C o n t a c t M o b i l e P h o n e N o > S e l l T o C o n t a c t M o b i l e P h o n e N o < / S e l l T o C o n t a c t M o b i l e P h o n e N o > + 
+         < S e l l T o C o n t a c t M o b i l e P h o n e N o L b l > S e l l T o C o n t a c t M o b i l e P h o n e N o L b l < / S e l l T o C o n t a c t M o b i l e P h o n e N o L b l > + 
+         < S e l l T o C o n t a c t P h o n e N o > S e l l T o C o n t a c t P h o n e N o < / S e l l T o C o n t a c t P h o n e N o > + 
+         < S e l l T o C o n t a c t P h o n e N o L b l > S e l l T o C o n t a c t P h o n e N o L b l < / S e l l T o C o n t a c t P h o n e N o L b l > + 
+         < S e l l t o C u s t o m e r N o > S e l l t o C u s t o m e r N o < / S e l l t o C u s t o m e r N o > + 
+         < S e l l t o C u s t o m e r N o _ L b l > S e l l t o C u s t o m e r N o _ L b l < / S e l l t o C u s t o m e r N o _ L b l > + 
+         < S h i p m e n t _ L b l > S h i p m e n t _ L b l < / S h i p m e n t _ L b l > + 
+         < S h i p m e n t M e t h o d D e s c r i p t i o n > S h i p m e n t M e t h o d D e s c r i p t i o n < / S h i p m e n t M e t h o d D e s c r i p t i o n > + 
+         < S h i p m e n t M e t h o d D e s c r i p t i o n _ L b l > S h i p m e n t M e t h o d D e s c r i p t i o n _ L b l < / S h i p m e n t M e t h o d D e s c r i p t i o n _ L b l > + 
+         < S h i p T o A d d r e s s _ L b l > S h i p T o A d d r e s s _ L b l < / S h i p T o A d d r e s s _ L b l > + 
+         < S h i p T o A d d r e s s 1 > S h i p T o A d d r e s s 1 < / S h i p T o A d d r e s s 1 > + 
+         < S h i p T o A d d r e s s 2 > S h i p T o A d d r e s s 2 < / S h i p T o A d d r e s s 2 > + 
+         < S h i p T o A d d r e s s 3 > S h i p T o A d d r e s s 3 < / S h i p T o A d d r e s s 3 > + 
+         < S h i p T o A d d r e s s 4 > S h i p T o A d d r e s s 4 < / S h i p T o A d d r e s s 4 > + 
+         < S h i p T o A d d r e s s 5 > S h i p T o A d d r e s s 5 < / S h i p T o A d d r e s s 5 > + 
+         < S h i p T o A d d r e s s 6 > S h i p T o A d d r e s s 6 < / S h i p T o A d d r e s s 6 > + 
+         < S h i p T o A d d r e s s 7 > S h i p T o A d d r e s s 7 < / S h i p T o A d d r e s s 7 > + 
+         < S h i p T o A d d r e s s 8 > S h i p T o A d d r e s s 8 < / S h i p T o A d d r e s s 8 > + 
+         < S h i p T o P h o n e N o > S h i p T o P h o n e N o < / S h i p T o P h o n e N o > + 
+         < S h o w S h i p p i n g A d d r e s s > S h o w S h i p p i n g A d d r e s s < / S h o w S h i p p i n g A d d r e s s > + 
+         < S h o w W o r k D e s c r i p t i o n > S h o w W o r k D e s c r i p t i o n < / S h o w W o r k D e s c r i p t i o n > + 
+         < S u b t o t a l _ L b l > S u b t o t a l _ L b l < / S u b t o t a l _ L b l > + 
+         < T h a n k s _ L b l > T h a n k s _ L b l < / T h a n k s _ L b l > + 
+         < T o t a l _ L b l > T o t a l _ L b l < / T o t a l _ L b l > + 
+         < V A T A m o u n t _ L b l > V A T A m o u n t _ L b l < / V A T A m o u n t _ L b l > + 
+         < V A T A m o u n t S p e c i f i c a t i o n _ L b l > V A T A m o u n t S p e c i f i c a t i o n _ L b l < / V A T A m o u n t S p e c i f i c a t i o n _ L b l > + 
+         < V A T B a s e _ L b l > V A T B a s e _ L b l < / V A T B a s e _ L b l > + 
+         < V A T C l a u s e _ L b l > V A T C l a u s e _ L b l < / V A T C l a u s e _ L b l > + 
+         < V A T C l a u s e s _ L b l > V A T C l a u s e s _ L b l < / V A T C l a u s e s _ L b l > + 
+         < V A T I d e n t i f i e r _ L b l > V A T I d e n t i f i e r _ L b l < / V A T I d e n t i f i e r _ L b l > + 
+         < V A T P e r c e n t a g e _ L b l > V A T P e r c e n t a g e _ L b l < / V A T P e r c e n t a g e _ L b l > + 
+         < V A T R e g i s t r a t i o n N o > V A T R e g i s t r a t i o n N o < / V A T R e g i s t r a t i o n N o > + 
+         < V A T R e g i s t r a t i o n N o _ L b l > V A T R e g i s t r a t i o n N o _ L b l < / V A T R e g i s t r a t i o n N o _ L b l > + 
+         < Y o u r D o c u m e n t T i t l e _ L b l > Y o u r D o c u m e n t T i t l e _ L b l < / Y o u r D o c u m e n t T i t l e _ L b l > + 
+         < Y o u r R e f e r e n c e > Y o u r R e f e r e n c e < / Y o u r R e f e r e n c e > + 
+         < Y o u r R e f e r e n c e _ _ L b l > Y o u r R e f e r e n c e _ _ L b l < / Y o u r R e f e r e n c e _ _ L b l > + 
+         < L i n e > + 
+             < A m o u n t E x c l u d i n g V A T _ L i n e > A m o u n t E x c l u d i n g V A T _ L i n e < / A m o u n t E x c l u d i n g V A T _ L i n e > + 
+             < A m o u n t E x c l u d i n g V A T _ L i n e _ L b l > A m o u n t E x c l u d i n g V A T _ L i n e _ L b l < / A m o u n t E x c l u d i n g V A T _ L i n e _ L b l > + 
+             < A m o u n t I n c l u d i n g V A T _ L i n e > A m o u n t I n c l u d i n g V A T _ L i n e < / A m o u n t I n c l u d i n g V A T _ L i n e > + 
+             < A m o u n t I n c l u d i n g V A T _ L i n e _ L b l > A m o u n t I n c l u d i n g V A T _ L i n e _ L b l < / A m o u n t I n c l u d i n g V A T _ L i n e _ L b l > + 
+             < D e s c r i p t i o n _ L i n e > D e s c r i p t i o n _ L i n e < / D e s c r i p t i o n _ L i n e > + 
+             < D e s c r i p t i o n _ L i n e _ L b l > D e s c r i p t i o n _ L i n e _ L b l < / D e s c r i p t i o n _ L i n e _ L b l > + 
+             < I t e m N o _ L i n e > I t e m N o _ L i n e < / I t e m N o _ L i n e > + 
+             < I t e m N o _ L i n e _ L b l > I t e m N o _ L i n e _ L b l < / I t e m N o _ L i n e _ L b l > + 
+             < I t e m R e f e r e n c e N o _ L i n e > I t e m R e f e r e n c e N o _ L i n e < / I t e m R e f e r e n c e N o _ L i n e > + 
+             < I t e m R e f e r e n c e N o _ L i n e _ L b l > I t e m R e f e r e n c e N o _ L i n e _ L b l < / I t e m R e f e r e n c e N o _ L i n e _ L b l > + 
+             < L i n e A m o u n t _ L i n e > L i n e A m o u n t _ L i n e < / L i n e A m o u n t _ L i n e > + 
+             < L i n e A m o u n t _ L i n e _ L b l > L i n e A m o u n t _ L i n e _ L b l < / L i n e A m o u n t _ L i n e _ L b l > + 
+             < L i n e D i s c o u n t P e r c e n t _ L i n e > L i n e D i s c o u n t P e r c e n t _ L i n e < / L i n e D i s c o u n t P e r c e n t _ L i n e > + 
+             < L i n e D i s c o u n t P e r c e n t T e x t _ L i n e > L i n e D i s c o u n t P e r c e n t T e x t _ L i n e < / L i n e D i s c o u n t P e r c e n t T e x t _ L i n e > + 
+             < L i n e N o _ L i n e > L i n e N o _ L i n e < / L i n e N o _ L i n e > + 
+             < P r i c e _ L b l > P r i c e _ L b l < / P r i c e _ L b l > + 
+             < P r i c e P e r _ L b l > P r i c e P e r _ L b l < / P r i c e P e r _ L b l > + 
+             < Q t y _ L b l > Q t y _ L b l < / Q t y _ L b l > + 
+             < Q u a n t i t y _ L i n e > Q u a n t i t y _ L i n e < / Q u a n t i t y _ L i n e > + 
+             < Q u a n t i t y _ L i n e _ L b l > Q u a n t i t y _ L i n e _ L b l < / Q u a n t i t y _ L i n e _ L b l > + 
+             < S h i p m e n t D a t e _ L b l > S h i p m e n t D a t e _ L b l < / S h i p m e n t D a t e _ L b l > + 
+             < S h i p m e n t D a t e _ L i n e > S h i p m e n t D a t e _ L i n e < / S h i p m e n t D a t e _ L i n e > + 
+             < T r a n s H e a d e r A m o u n t > T r a n s H e a d e r A m o u n t < / T r a n s H e a d e r A m o u n t > + 
+             < T y p e _ L i n e > T y p e _ L i n e < / T y p e _ L i n e > + 
+             < U n i t _ L b l > U n i t _ L b l < / U n i t _ L b l > + 
+             < U n i t O f M e a s u r e > U n i t O f M e a s u r e < / U n i t O f M e a s u r e > + 
+             < U n i t O f M e a s u r e _ L b l > U n i t O f M e a s u r e _ L b l < / U n i t O f M e a s u r e _ L b l > + 
+             < U n i t P r i c e > U n i t P r i c e < / U n i t P r i c e > + 
+             < U n i t P r i c e _ L b l > U n i t P r i c e _ L b l < / U n i t P r i c e _ L b l > + 
+             < V A T I d e n t i f i e r _ L i n e > V A T I d e n t i f i e r _ L i n e < / V A T I d e n t i f i e r _ L i n e > + 
+             < V A T I d e n t i f i e r _ L i n e _ L b l > V A T I d e n t i f i e r _ L i n e _ L b l < / V A T I d e n t i f i e r _ L i n e _ L b l > + 
+             < V A T P c t _ L i n e > V A T P c t _ L i n e < / V A T P c t _ L i n e > + 
+             < V A T P c t _ L i n e _ L b l > V A T P c t _ L i n e _ L b l < / V A T P c t _ L i n e _ L b l >   
          < / L i n e >   
-         < W o r k D e s c r i p t i o n L i n e s   E l e m e n t T y p e = " D a t a I t e m "   E l e m e n t I d = " 2 7 6 8 1 9 4 4 7 " > - 
-             < W o r k D e s c r i p t i o n L i n e   E l e m e n t T y p e = " C o l u m n "   E l e m e n t I d = " 1 9 4 7 6 2 1 6 7 6 "   D a t a T y p e = " T e x t " > W o r k D e s c r i p t i o n L i n e < / W o r k D e s c r i p t i o n L i n e > - 
-             < W o r k D e s c r i p t i o n L i n e N u m b e r   E l e m e n t T y p e = " C o l u m n "   E l e m e n t I d = " 7 9 7 3 0 7 2 2 3 "   D a t a T y p e = " I n t e g e r " > W o r k D e s c r i p t i o n L i n e N u m b e r < / W o r k D e s c r i p t i o n L i n e N u m b e r > +         < W o r k D e s c r i p t i o n L i n e s > + 
+             < W o r k D e s c r i p t i o n L i n e > W o r k D e s c r i p t i o n L i n e < / W o r k D e s c r i p t i o n L i n e > + 
+             < W o r k D e s c r i p t i o n L i n e N u m b e r > W o r k D e s c r i p t i o n L i n e N u m b e r < / W o r k D e s c r i p t i o n L i n e N u m b e r >   
          < / W o r k D e s c r i p t i o n L i n e s >   
-         < V A T A m o u n t L i n e   E l e m e n t T y p e = " D a t a I t e m "   E l e m e n t I d = " 8 2 7 5 3 4 3 4 8 " > - 
-             < I n v o i c e D i s c o u n t A m o u n t _ V A T A m o u n t L i n e   E l e m e n t T y p e = " C o l u m n "   E l e m e n t I d = " 8 2 4 7 3 0 1 4 1 "   D a t a T y p e = " D e c i m a l " > I n v o i c e D i s c o u n t A m o u n t _ V A T A m o u n t L i n e < / I n v o i c e D i s c o u n t A m o u n t _ V A T A m o u n t L i n e > - 
-             < I n v o i c e D i s c o u n t A m o u n t _ V A T A m o u n t L i n e _ L b l   E l e m e n t T y p e = " C o l u m n "   E l e m e n t I d = " 1 5 6 2 2 0 0 0 3 4 "   D a t a T y p e = " S t r i n g " > I n v o i c e D i s c o u n t A m o u n t _ V A T A m o u n t L i n e _ L b l < / I n v o i c e D i s c o u n t A m o u n t _ V A T A m o u n t L i n e _ L b l > - 
-             < I n v o i c e D i s c o u n t B a s e A m o u n t _ V A T A m o u n t L i n e   E l e m e n t T y p e = " C o l u m n "   E l e m e n t I d = " 2 0 4 0 3 3 2 2 6 6 "   D a t a T y p e = " D e c i m a l " > I n v o i c e D i s c o u n t B a s e A m o u n t _ V A T A m o u n t L i n e < / I n v o i c e D i s c o u n t B a s e A m o u n t _ V A T A m o u n t L i n e > - 
-             < I n v o i c e D i s c o u n t B a s e A m o u n t _ V A T A m o u n t L i n e _ L b l   E l e m e n t T y p e = " C o l u m n "   E l e m e n t I d = " 4 0 5 9 6 0 3 3 1 "   D a t a T y p e = " S t r i n g " > I n v o i c e D i s c o u n t B a s e A m o u n t _ V A T A m o u n t L i n e _ L b l < / I n v o i c e D i s c o u n t B a s e A m o u n t _ V A T A m o u n t L i n e _ L b l > - 
-             < L i n e A m o u n t _ V a t A m o u n t L i n e   E l e m e n t T y p e = " C o l u m n "   E l e m e n t I d = " 2 1 4 6 5 4 0 1 "   D a t a T y p e = " D e c i m a l " > L i n e A m o u n t _ V a t A m o u n t L i n e < / L i n e A m o u n t _ V a t A m o u n t L i n e > - 
-             < L i n e A m o u n t _ V a t A m o u n t L i n e _ L b l   E l e m e n t T y p e = " C o l u m n "   E l e m e n t I d = " 1 1 1 0 9 1 2 1 2 4 "   D a t a T y p e = " S t r i n g " > L i n e A m o u n t _ V a t A m o u n t L i n e _ L b l < / L i n e A m o u n t _ V a t A m o u n t L i n e _ L b l > - 
-             < N o O f V A T I d e n t i f i e r s   E l e m e n t T y p e = " C o l u m n "   E l e m e n t I d = " 1 1 5 3 2 6 3 0 2 6 "   D a t a T y p e = " I n t e g e r " > N o O f V A T I d e n t i f i e r s < / N o O f V A T I d e n t i f i e r s > - 
-             < V A T A m o u n t _ V a t A m o u n t L i n e   E l e m e n t T y p e = " C o l u m n "   E l e m e n t I d = " 1 8 9 1 8 2 0 6 2 0 "   D a t a T y p e = " D e c i m a l " > V A T A m o u n t _ V a t A m o u n t L i n e < / V A T A m o u n t _ V a t A m o u n t L i n e > - 
-             < V A T A m o u n t _ V a t A m o u n t L i n e _ L b l   E l e m e n t T y p e = " C o l u m n "   E l e m e n t I d = " 1 5 1 3 5 5 5 4 7 3 "   D a t a T y p e = " S t r i n g " > V A T A m o u n t _ V a t A m o u n t L i n e _ L b l < / V A T A m o u n t _ V a t A m o u n t L i n e _ L b l > - 
-             < V A T A m o u n t L C Y _ V A T A m o u n t L i n e   E l e m e n t T y p e = " C o l u m n "   E l e m e n t I d = " 1 5 8 1 9 9 4 3 5 0 "   D a t a T y p e = " D e c i m a l " > V A T A m o u n t L C Y _ V A T A m o u n t L i n e < / V A T A m o u n t L C Y _ V A T A m o u n t L i n e > - 
-             < V A T A m o u n t L C Y _ V A T A m o u n t L i n e _ L b l   E l e m e n t T y p e = " C o l u m n "   E l e m e n t I d = " 9 2 3 0 0 3 3 7 "   D a t a T y p e = " T e x t C o n s t " > V A T A m o u n t L C Y _ V A T A m o u n t L i n e _ L b l < / V A T A m o u n t L C Y _ V A T A m o u n t L i n e _ L b l > - 
-             < V A T B a s e _ V a t A m o u n t L i n e   E l e m e n t T y p e = " C o l u m n "   E l e m e n t I d = " 1 4 5 8 9 3 7 8 1 9 "   D a t a T y p e = " D e c i m a l " > V A T B a s e _ V a t A m o u n t L i n e < / V A T B a s e _ V a t A m o u n t L i n e > - 
-             < V A T B a s e _ V a t A m o u n t L i n e _ L b l   E l e m e n t T y p e = " C o l u m n "   E l e m e n t I d = " 1 6 9 1 3 0 2 4 8 8 "   D a t a T y p e = " S t r i n g " > V A T B a s e _ V a t A m o u n t L i n e _ L b l < / V A T B a s e _ V a t A m o u n t L i n e _ L b l > - 
-             < V A T B a s e L C Y _ V A T A m o u n t L i n e   E l e m e n t T y p e = " C o l u m n "   E l e m e n t I d = " 1 8 6 0 9 4 5 6 3 5 "   D a t a T y p e = " D e c i m a l " > V A T B a s e L C Y _ V A T A m o u n t L i n e < / V A T B a s e L C Y _ V A T A m o u n t L i n e > - 
-             < V A T B a s e L C Y _ V A T A m o u n t L i n e _ L b l   E l e m e n t T y p e = " C o l u m n "   E l e m e n t I d = " 1 2 3 6 4 6 7 9 9 8 "   D a t a T y p e = " T e x t C o n s t " > V A T B a s e L C Y _ V A T A m o u n t L i n e _ L b l < / V A T B a s e L C Y _ V A T A m o u n t L i n e _ L b l > - 
-             < V A T I d e n t i f i e r _ V a t A m o u n t L i n e   E l e m e n t T y p e = " C o l u m n "   E l e m e n t I d = " 1 1 4 2 0 7 0 0 3 5 "   D a t a T y p e = " C o d e " > V A T I d e n t i f i e r _ V a t A m o u n t L i n e < / V A T I d e n t i f i e r _ V a t A m o u n t L i n e > - 
-             < V A T I d e n t i f i e r _ V a t A m o u n t L i n e _ L b l   E l e m e n t T y p e = " C o l u m n "   E l e m e n t I d = " 8 6 4 5 0 4 5 0 "   D a t a T y p e = " S t r i n g " > V A T I d e n t i f i e r _ V a t A m o u n t L i n e _ L b l < / V A T I d e n t i f i e r _ V a t A m o u n t L i n e _ L b l > - 
-             < V A T P c t _ V a t A m o u n t L i n e   E l e m e n t T y p e = " C o l u m n "   E l e m e n t I d = " 1 4 5 3 5 4 2 7 7 7 "   D a t a T y p e = " D e c i m a l " > V A T P c t _ V a t A m o u n t L i n e < / V A T P c t _ V a t A m o u n t L i n e > - 
-             < V A T P c t _ V a t A m o u n t L i n e _ L b l   E l e m e n t T y p e = " C o l u m n "   E l e m e n t I d = " 6 7 6 3 2 3 7 8 "   D a t a T y p e = " S t r i n g " > V A T P c t _ V a t A m o u n t L i n e _ L b l < / V A T P c t _ V a t A m o u n t L i n e _ L b l > +         < V A T A m o u n t L i n e > + 
+             < I n v o i c e D i s c o u n t A m o u n t _ V A T A m o u n t L i n e > I n v o i c e D i s c o u n t A m o u n t _ V A T A m o u n t L i n e < / I n v o i c e D i s c o u n t A m o u n t _ V A T A m o u n t L i n e > + 
+             < I n v o i c e D i s c o u n t A m o u n t _ V A T A m o u n t L i n e _ L b l > I n v o i c e D i s c o u n t A m o u n t _ V A T A m o u n t L i n e _ L b l < / I n v o i c e D i s c o u n t A m o u n t _ V A T A m o u n t L i n e _ L b l > + 
+             < I n v o i c e D i s c o u n t B a s e A m o u n t _ V A T A m o u n t L i n e > I n v o i c e D i s c o u n t B a s e A m o u n t _ V A T A m o u n t L i n e < / I n v o i c e D i s c o u n t B a s e A m o u n t _ V A T A m o u n t L i n e > + 
+             < I n v o i c e D i s c o u n t B a s e A m o u n t _ V A T A m o u n t L i n e _ L b l > I n v o i c e D i s c o u n t B a s e A m o u n t _ V A T A m o u n t L i n e _ L b l < / I n v o i c e D i s c o u n t B a s e A m o u n t _ V A T A m o u n t L i n e _ L b l > + 
+             < L i n e A m o u n t _ V a t A m o u n t L i n e > L i n e A m o u n t _ V a t A m o u n t L i n e < / L i n e A m o u n t _ V a t A m o u n t L i n e > + 
+             < L i n e A m o u n t _ V a t A m o u n t L i n e _ L b l > L i n e A m o u n t _ V a t A m o u n t L i n e _ L b l < / L i n e A m o u n t _ V a t A m o u n t L i n e _ L b l > + 
+             < N o O f V A T I d e n t i f i e r s > N o O f V A T I d e n t i f i e r s < / N o O f V A T I d e n t i f i e r s > + 
+             < V A T A m o u n t _ V a t A m o u n t L i n e > V A T A m o u n t _ V a t A m o u n t L i n e < / V A T A m o u n t _ V a t A m o u n t L i n e > + 
+             < V A T A m o u n t _ V a t A m o u n t L i n e _ L b l > V A T A m o u n t _ V a t A m o u n t L i n e _ L b l < / V A T A m o u n t _ V a t A m o u n t L i n e _ L b l > + 
+             < V A T A m o u n t L C Y _ V A T A m o u n t L i n e > V A T A m o u n t L C Y _ V A T A m o u n t L i n e < / V A T A m o u n t L C Y _ V A T A m o u n t L i n e > + 
+             < V A T A m o u n t L C Y _ V A T A m o u n t L i n e _ L b l > V A T A m o u n t L C Y _ V A T A m o u n t L i n e _ L b l < / V A T A m o u n t L C Y _ V A T A m o u n t L i n e _ L b l > + 
+             < V A T B a s e _ V a t A m o u n t L i n e > V A T B a s e _ V a t A m o u n t L i n e < / V A T B a s e _ V a t A m o u n t L i n e > + 
+             < V A T B a s e _ V a t A m o u n t L i n e _ L b l > V A T B a s e _ V a t A m o u n t L i n e _ L b l < / V A T B a s e _ V a t A m o u n t L i n e _ L b l > + 
+             < V A T B a s e L C Y _ V A T A m o u n t L i n e > V A T B a s e L C Y _ V A T A m o u n t L i n e < / V A T B a s e L C Y _ V A T A m o u n t L i n e > + 
+             < V A T B a s e L C Y _ V A T A m o u n t L i n e _ L b l > V A T B a s e L C Y _ V A T A m o u n t L i n e _ L b l < / V A T B a s e L C Y _ V A T A m o u n t L i n e _ L b l > + 
+             < V A T I d e n t i f i e r _ V a t A m o u n t L i n e > V A T I d e n t i f i e r _ V a t A m o u n t L i n e < / V A T I d e n t i f i e r _ V a t A m o u n t L i n e > + 
+             < V A T I d e n t i f i e r _ V a t A m o u n t L i n e _ L b l > V A T I d e n t i f i e r _ V a t A m o u n t L i n e _ L b l < / V A T I d e n t i f i e r _ V a t A m o u n t L i n e _ L b l > + 
+             < V A T P c t _ V a t A m o u n t L i n e > V A T P c t _ V a t A m o u n t L i n e < / V A T P c t _ V a t A m o u n t L i n e > + 
+             < V A T P c t _ V a t A m o u n t L i n e _ L b l > V A T P c t _ V a t A m o u n t L i n e _ L b l < / V A T P c t _ V a t A m o u n t L i n e _ L b l >   
          < / V A T A m o u n t L i n e >   
-         < V A T C l a u s e L i n e   E l e m e n t T y p e = " D a t a I t e m "   E l e m e n t I d = " 1 6 6 5 5 0 0 1 6 3 " > - 
-             < C o d e _ V A T C l a u s e L i n e   E l e m e n t T y p e = " C o l u m n "   E l e m e n t I d = " 1 8 2 4 5 8 9 8 4 7 "   D a t a T y p e = " C o d e " > C o d e _ V A T C l a u s e L i n e < / C o d e _ V A T C l a u s e L i n e > - 
-             < C o d e _ V A T C l a u s e L i n e _ L b l   E l e m e n t T y p e = " C o l u m n "   E l e m e n t I d = " 4 6 1 5 3 3 0 2 "   D a t a T y p e = " S t r i n g " > C o d e _ V A T C l a u s e L i n e _ L b l < / C o d e _ V A T C l a u s e L i n e _ L b l > - 
-             < D e s c r i p t i o n _ V A T C l a u s e L i n e   E l e m e n t T y p e = " C o l u m n "   E l e m e n t I d = " 1 3 0 5 5 4 5 9 2 4 "   D a t a T y p e = " T e x t " > D e s c r i p t i o n _ V A T C l a u s e L i n e < / D e s c r i p t i o n _ V A T C l a u s e L i n e > - 
-             < D e s c r i p t i o n 2 _ V A T C l a u s e L i n e   E l e m e n t T y p e = " C o l u m n "   E l e m e n t I d = " 1 3 7 9 6 6 7 4 7 0 "   D a t a T y p e = " T e x t " > D e s c r i p t i o n 2 _ V A T C l a u s e L i n e < / D e s c r i p t i o n 2 _ V A T C l a u s e L i n e > - 
-             < N o O f V A T C l a u s e s   E l e m e n t T y p e = " C o l u m n "   E l e m e n t I d = " 7 5 6 4 1 7 3 9 2 "   D a t a T y p e = " I n t e g e r " > N o O f V A T C l a u s e s < / N o O f V A T C l a u s e s > - 
-             < V A T A m o u n t _ V A T C l a u s e L i n e   E l e m e n t T y p e = " C o l u m n "   E l e m e n t I d = " 2 2 2 4 6 9 0 5 9 "   D a t a T y p e = " D e c i m a l " > V A T A m o u n t _ V A T C l a u s e L i n e < / V A T A m o u n t _ V A T C l a u s e L i n e > - 
-             < V A T C l a u s e s H e a d e r   E l e m e n t T y p e = " C o l u m n "   E l e m e n t I d = " 1 9 7 2 4 0 9 9 2 9 "   D a t a T y p e = " T e x t " > V A T C l a u s e s H e a d e r < / V A T C l a u s e s H e a d e r > - 
-             < V A T I d e n t i f i e r _ V A T C l a u s e L i n e   E l e m e n t T y p e = " C o l u m n "   E l e m e n t I d = " 1 4 6 4 4 7 2 4 7 8 "   D a t a T y p e = " C o d e " > V A T I d e n t i f i e r _ V A T C l a u s e L i n e < / V A T I d e n t i f i e r _ V A T C l a u s e L i n e > +         < V A T C l a u s e L i n e > + 
+             < C o d e _ V A T C l a u s e L i n e > C o d e _ V A T C l a u s e L i n e < / C o d e _ V A T C l a u s e L i n e > + 
+             < C o d e _ V A T C l a u s e L i n e _ L b l > C o d e _ V A T C l a u s e L i n e _ L b l < / C o d e _ V A T C l a u s e L i n e _ L b l > + 
+             < D e s c r i p t i o n _ V A T C l a u s e L i n e > D e s c r i p t i o n _ V A T C l a u s e L i n e < / D e s c r i p t i o n _ V A T C l a u s e L i n e > + 
+             < D e s c r i p t i o n 2 _ V A T C l a u s e L i n e > D e s c r i p t i o n 2 _ V A T C l a u s e L i n e < / D e s c r i p t i o n 2 _ V A T C l a u s e L i n e > + 
+             < N o O f V A T C l a u s e s > N o O f V A T C l a u s e s < / N o O f V A T C l a u s e s > + 
+             < V A T A m o u n t _ V A T C l a u s e L i n e > V A T A m o u n t _ V A T C l a u s e L i n e < / V A T A m o u n t _ V A T C l a u s e L i n e > + 
+             < V A T C l a u s e s H e a d e r > V A T C l a u s e s H e a d e r < / V A T C l a u s e s H e a d e r > + 
+             < V A T I d e n t i f i e r _ V A T C l a u s e L i n e > V A T I d e n t i f i e r _ V A T C l a u s e L i n e < / V A T I d e n t i f i e r _ V A T C l a u s e L i n e >   
          < / V A T C l a u s e L i n e >   
-         < R e p o r t T o t a l s L i n e   E l e m e n t T y p e = " D a t a I t e m "   E l e m e n t I d = " 2 1 2 2 5 4 9 8 3 6 " > - 
-             < A m o u n t _ R e p o r t T o t a l s L i n e   E l e m e n t T y p e = " C o l u m n "   E l e m e n t I d = " 4 1 9 9 1 8 3 6 9 "   D a t a T y p e = " D e c i m a l " > A m o u n t _ R e p o r t T o t a l s L i n e < / A m o u n t _ R e p o r t T o t a l s L i n e > - 
-             < A m o u n t F o r m a t t e d _ R e p o r t T o t a l s L i n e   E l e m e n t T y p e = " C o l u m n "   E l e m e n t I d = " 1 5 0 6 1 3 6 8 2 5 "   D a t a T y p e = " T e x t " > A m o u n t F o r m a t t e d _ R e p o r t T o t a l s L i n e < / A m o u n t F o r m a t t e d _ R e p o r t T o t a l s L i n e > - 
-             < D e s c r i p t i o n _ R e p o r t T o t a l s L i n e   E l e m e n t T y p e = " C o l u m n "   E l e m e n t I d = " 5 8 1 9 9 6 0 6 7 "   D a t a T y p e = " T e x t " > D e s c r i p t i o n _ R e p o r t T o t a l s L i n e < / D e s c r i p t i o n _ R e p o r t T o t a l s L i n e > - 
-             < F o n t B o l d _ R e p o r t T o t a l s L i n e   E l e m e n t T y p e = " C o l u m n "   E l e m e n t I d = " 9 4 6 5 4 0 5 4 9 "   D a t a T y p e = " B o o l e a n " > F o n t B o l d _ R e p o r t T o t a l s L i n e < / F o n t B o l d _ R e p o r t T o t a l s L i n e > - 
-             < F o n t U n d e r l i n e _ R e p o r t T o t a l s L i n e   E l e m e n t T y p e = " C o l u m n "   E l e m e n t I d = " 2 0 2 1 5 3 3 6 9 4 "   D a t a T y p e = " B o o l e a n " > F o n t U n d e r l i n e _ R e p o r t T o t a l s L i n e < / F o n t U n d e r l i n e _ R e p o r t T o t a l s L i n e > +         < R e p o r t T o t a l s L i n e > + 
+             < A m o u n t _ R e p o r t T o t a l s L i n e > A m o u n t _ R e p o r t T o t a l s L i n e < / A m o u n t _ R e p o r t T o t a l s L i n e > + 
+             < A m o u n t F o r m a t t e d _ R e p o r t T o t a l s L i n e > A m o u n t F o r m a t t e d _ R e p o r t T o t a l s L i n e < / A m o u n t F o r m a t t e d _ R e p o r t T o t a l s L i n e > + 
+             < D e s c r i p t i o n _ R e p o r t T o t a l s L i n e > D e s c r i p t i o n _ R e p o r t T o t a l s L i n e < / D e s c r i p t i o n _ R e p o r t T o t a l s L i n e > + 
+             < F o n t B o l d _ R e p o r t T o t a l s L i n e > F o n t B o l d _ R e p o r t T o t a l s L i n e < / F o n t B o l d _ R e p o r t T o t a l s L i n e > + 
+             < F o n t U n d e r l i n e _ R e p o r t T o t a l s L i n e > F o n t U n d e r l i n e _ R e p o r t T o t a l s L i n e < / F o n t U n d e r l i n e _ R e p o r t T o t a l s L i n e >   
          < / R e p o r t T o t a l s L i n e >   
-         < P a y m e n t R e p o r t i n g A r g u m e n t   E l e m e n t T y p e = " D a t a I t e m "   E l e m e n t I d = " 3 1 3 7 4 4 1 9 4 " > - 
-             < P a y m e n t S e r v i c e L o g o   E l e m e n t T y p e = " C o l u m n "   E l e m e n t I d = " 4 1 6 7 9 0 7 6 7 "   D a t a T y p e = " B L O B " / > - 
-             < P a y m e n t S e r v i c e L o g o _ U r l   E l e m e n t T y p e = " C o l u m n "   E l e m e n t I d = " 6 4 4 9 7 5 1 3 9 "   D a t a T y p e = " T e x t " > P a y m e n t S e r v i c e L o g o _ U r l < / P a y m e n t S e r v i c e L o g o _ U r l > - 
-             < P a y m e n t S e r v i c e L o g o _ U r l T e x t   E l e m e n t T y p e = " C o l u m n "   E l e m e n t I d = " 1 4 1 1 7 0 3 9 7 6 "   D a t a T y p e = " T e x t " > P a y m e n t S e r v i c e L o g o _ U r l T e x t < / P a y m e n t S e r v i c e L o g o _ U r l T e x t > - 
-             < P a y m e n t S e r v i c e T e x t _ U r l   E l e m e n t T y p e = " C o l u m n "   E l e m e n t I d = " 1 7 4 2 3 3 4 7 "   D a t a T y p e = " T e x t " > P a y m e n t S e r v i c e T e x t _ U r l < / P a y m e n t S e r v i c e T e x t _ U r l > - 
-             < P a y m e n t S e r v i c e T e x t _ U r l T e x t   E l e m e n t T y p e = " C o l u m n "   E l e m e n t I d = " 1 6 3 6 7 7 2 9 3 4 "   D a t a T y p e = " T e x t " > P a y m e n t S e r v i c e T e x t _ U r l T e x t < / P a y m e n t S e r v i c e T e x t _ U r l T e x t > +         < P a y m e n t R e p o r t i n g A r g u m e n t > + 
+             < P a y m e n t S e r v i c e L o g o / > + 
+             < P a y m e n t S e r v i c e L o g o _ U r l > P a y m e n t S e r v i c e L o g o _ U r l < / P a y m e n t S e r v i c e L o g o _ U r l > + 
+             < P a y m e n t S e r v i c e L o g o _ U r l T e x t > P a y m e n t S e r v i c e L o g o _ U r l T e x t < / P a y m e n t S e r v i c e L o g o _ U r l T e x t > + 
+             < P a y m e n t S e r v i c e T e x t _ U r l > P a y m e n t S e r v i c e T e x t _ U r l < / P a y m e n t S e r v i c e T e x t _ U r l > + 
+             < P a y m e n t S e r v i c e T e x t _ U r l T e x t > P a y m e n t S e r v i c e T e x t _ U r l T e x t < / P a y m e n t S e r v i c e T e x t _ U r l T e x t >   
          < / P a y m e n t R e p o r t i n g A r g u m e n t >   
-         < L e t t e r T e x t   E l e m e n t T y p e = " D a t a I t e m "   E l e m e n t I d = " 1 5 1 0 3 5 3 8 3 4 " > - 
-             < B o d y T e x t   E l e m e n t T y p e = " C o l u m n "   E l e m e n t I d = " 1 4 9 7 5 9 8 0 8 "   D a t a T y p e = " T e x t " > B o d y T e x t < / B o d y T e x t > - 
-             < C l o s i n g T e x t   E l e m e n t T y p e = " C o l u m n "   E l e m e n t I d = " 5 1 2 1 3 5 9 0 9 "   D a t a T y p e = " T e x t C o n s t " > C l o s i n g T e x t < / C l o s i n g T e x t > - 
-             < G r e e t i n g T e x t   E l e m e n t T y p e = " C o l u m n "   E l e m e n t I d = " 1 1 7 5 2 7 9 2 8 9 "   D a t a T y p e = " T e x t C o n s t " > G r e e t i n g T e x t < / G r e e t i n g T e x t > - 
-             < P m t D i s c T e x t   E l e m e n t T y p e = " C o l u m n "   E l e m e n t I d = " 2 0 1 3 8 4 9 9 4 8 "   D a t a T y p e = " T e x t " > P m t D i s c T e x t < / P m t D i s c T e x t > +         < L e t t e r T e x t > + 
+             < B o d y T e x t > B o d y T e x t < / B o d y T e x t > + 
+             < C l o s i n g T e x t > C l o s i n g T e x t < / C l o s i n g T e x t > + 
+             < G r e e t i n g T e x t > G r e e t i n g T e x t < / G r e e t i n g T e x t > + 
+             < P m t D i s c T e x t > P m t D i s c T e x t < / P m t D i s c T e x t >   
          < / L e t t e r T e x t >   
-         < T o t a l s   E l e m e n t T y p e = " D a t a I t e m "   E l e m e n t I d = " 1 8 2 3 9 5 0 0 4 4 " > - 
-             < T o t a l A m o u n t I n c l u d i n g V A T   E l e m e n t T y p e = " C o l u m n "   E l e m e n t I d = " 9 1 0 5 1 1 5 7 5 "   D a t a T y p e = " D e c i m a l " > T o t a l A m o u n t I n c l u d i n g V A T < / T o t a l A m o u n t I n c l u d i n g V A T > - 
-             < T o t a l E x c l u d i n g V A T T e x t   E l e m e n t T y p e = " C o l u m n "   E l e m e n t I d = " 1 9 2 2 9 4 6 3 1 0 "   D a t a T y p e = " T e x t " > T o t a l E x c l u d i n g V A T T e x t < / T o t a l E x c l u d i n g V A T T e x t > - 
-             < T o t a l I n c l u d i n g V A T T e x t   E l e m e n t T y p e = " C o l u m n "   E l e m e n t I d = " 1 2 0 4 0 1 6 3 5 2 "   D a t a T y p e = " T e x t " > T o t a l I n c l u d i n g V A T T e x t < / T o t a l I n c l u d i n g V A T T e x t > - 
-             < T o t a l I n v o i c e D i s c o u n t A m o u n t   E l e m e n t T y p e = " C o l u m n "   E l e m e n t I d = " 4 0 2 1 7 7 5 1 "   D a t a T y p e = " D e c i m a l " > T o t a l I n v o i c e D i s c o u n t A m o u n t < / T o t a l I n v o i c e D i s c o u n t A m o u n t > - 
-             < T o t a l N e t A m o u n t   E l e m e n t T y p e = " C o l u m n "   E l e m e n t I d = " 4 8 3 1 9 3 3 7 2 "   D a t a T y p e = " D e c i m a l " > T o t a l N e t A m o u n t < / T o t a l N e t A m o u n t > - 
-             < T o t a l P a y m e n t D i s c o u n t O n V A T   E l e m e n t T y p e = " C o l u m n "   E l e m e n t I d = " 7 3 6 0 4 1 8 8 6 "   D a t a T y p e = " D e c i m a l " > T o t a l P a y m e n t D i s c o u n t O n V A T < / T o t a l P a y m e n t D i s c o u n t O n V A T > - 
-             < T o t a l S u b T o t a l   E l e m e n t T y p e = " C o l u m n "   E l e m e n t I d = " 2 0 9 7 8 7 6 8 0 1 "   D a t a T y p e = " D e c i m a l " > T o t a l S u b T o t a l < / T o t a l S u b T o t a l > - 
-             < T o t a l S u b T o t a l M i n u s I n v o i c e D i s c o u n t   E l e m e n t T y p e = " C o l u m n "   E l e m e n t I d = " 7 6 9 4 3 1 8 8 7 "   D a t a T y p e = " D e c i m a l " > T o t a l S u b T o t a l M i n u s I n v o i c e D i s c o u n t < / T o t a l S u b T o t a l M i n u s I n v o i c e D i s c o u n t > - 
-             < T o t a l T e x t   E l e m e n t T y p e = " C o l u m n "   E l e m e n t I d = " 2 3 1 9 1 0 5 1 8 "   D a t a T y p e = " T e x t " > T o t a l T e x t < / T o t a l T e x t > - 
-             < T o t a l V A T A m o u n t   E l e m e n t T y p e = " C o l u m n "   E l e m e n t I d = " 1 6 2 7 1 0 2 3 2 8 "   D a t a T y p e = " D e c i m a l " > T o t a l V A T A m o u n t < / T o t a l V A T A m o u n t > - 
-             < T o t a l V A T A m o u n t L C Y   E l e m e n t T y p e = " C o l u m n "   E l e m e n t I d = " 1 5 0 6 5 7 0 2 1 8 "   D a t a T y p e = " D e c i m a l " > T o t a l V A T A m o u n t L C Y < / T o t a l V A T A m o u n t L C Y > - 
-             < T o t a l V A T A m o u n t T e x t   E l e m e n t T y p e = " C o l u m n "   E l e m e n t I d = " 9 7 3 6 6 6 3 3 9 "   D a t a T y p e = " T e x t " > T o t a l V A T A m o u n t T e x t < / T o t a l V A T A m o u n t T e x t > - 
-             < T o t a l V A T B a s e L C Y   E l e m e n t T y p e = " C o l u m n "   E l e m e n t I d = " 8 3 4 4 5 0 5 2 1 "   D a t a T y p e = " D e c i m a l " > T o t a l V A T B a s e L C Y < / T o t a l V A T B a s e L C Y > +         < T o t a l s > + 
+             < T o t a l A m o u n t I n c l u d i n g V A T > T o t a l A m o u n t I n c l u d i n g V A T < / T o t a l A m o u n t I n c l u d i n g V A T > + 
+             < T o t a l E x c l u d i n g V A T T e x t > T o t a l E x c l u d i n g V A T T e x t < / T o t a l E x c l u d i n g V A T T e x t > + 
+             < T o t a l I n c l u d i n g V A T T e x t > T o t a l I n c l u d i n g V A T T e x t < / T o t a l I n c l u d i n g V A T T e x t > + 
+             < T o t a l I n v o i c e D i s c o u n t A m o u n t > T o t a l I n v o i c e D i s c o u n t A m o u n t < / T o t a l I n v o i c e D i s c o u n t A m o u n t > + 
+             < T o t a l N e t A m o u n t > T o t a l N e t A m o u n t < / T o t a l N e t A m o u n t > + 
+             < T o t a l P a y m e n t D i s c o u n t O n V A T > T o t a l P a y m e n t D i s c o u n t O n V A T < / T o t a l P a y m e n t D i s c o u n t O n V A T > + 
+             < T o t a l S u b T o t a l > T o t a l S u b T o t a l < / T o t a l S u b T o t a l > + 
+             < T o t a l S u b T o t a l M i n u s I n v o i c e D i s c o u n t > T o t a l S u b T o t a l M i n u s I n v o i c e D i s c o u n t < / T o t a l S u b T o t a l M i n u s I n v o i c e D i s c o u n t > + 
+             < T o t a l T e x t > T o t a l T e x t < / T o t a l T e x t > + 
+             < T o t a l V A T A m o u n t > T o t a l V A T A m o u n t < / T o t a l V A T A m o u n t > + 
+             < T o t a l V A T A m o u n t L C Y > T o t a l V A T A m o u n t L C Y < / T o t a l V A T A m o u n t L C Y > + 
+             < T o t a l V A T A m o u n t T e x t > T o t a l V A T A m o u n t T e x t < / T o t a l V A T A m o u n t T e x t > + 
+             < T o t a l V A T B a s e L C Y > T o t a l V A T B a s e L C Y < / T o t a l V A T B a s e L C Y >   
          < / T o t a l s >   
@@ -6887,17 +6663,17 @@
 </file>
 
 <file path=customXml/itemProps1.xml><?xml version="1.0" encoding="utf-8"?>
+<ds:datastoreItem xmlns:ds="http://schemas.openxmlformats.org/officeDocument/2006/customXml" ds:itemID="{7DE1DA69-D3B5-4C46-ACB4-3B0026CB5FCC}">
+  <ds:schemaRefs>
+    <ds:schemaRef ds:uri="urn:microsoft-dynamics-businesscentral/internal/extended/reports/Standard_Sales_Draft_Invoice/1303/"/>
+  </ds:schemaRefs>
+</ds:datastoreItem>
+</file>
+
+<file path=customXml/itemProps2.xml><?xml version="1.0" encoding="utf-8"?>
 <ds:datastoreItem xmlns:ds="http://schemas.openxmlformats.org/officeDocument/2006/customXml" ds:itemID="{B94AAC4D-3F85-4057-98CF-6EDFBEDE9061}">
   <ds:schemaRefs>
     <ds:schemaRef ds:uri="urn:microsoft-dynamics-nav/reports/Standard_Sales_Draft_Invoice/1303/"/>
   </ds:schemaRefs>
 </ds:datastoreItem>
-</file>
-
-<file path=customXml/itemProps2.xml><?xml version="1.0" encoding="utf-8"?>
-<ds:datastoreItem xmlns:ds="http://schemas.openxmlformats.org/officeDocument/2006/customXml" ds:itemID="{7DE1DA69-D3B5-4C46-ACB4-3B0026CB5FCC}">
-  <ds:schemaRefs>
-    <ds:schemaRef ds:uri="urn:microsoft-dynamics-businesscentral/internal/extended/reports/Standard_Sales_Draft_Invoice/1303/"/>
-  </ds:schemaRefs>
-</ds:datastoreItem>
 </file>